--- a/eng/docx/36.content.docx
+++ b/eng/docx/36.content.docx
@@ -292,6 +292,20 @@
       </w:r>
       <w:r>
         <w:rPr>
+          <w:lang w:val="en_US" w:bidi="en_US"/>
+        </w:rPr>
+        <w:t>דְּבַר־יְהוָ֣ה ׀ אֲשֶׁ֣ר הָיָ֗ה אֶל־צְפַנְיָה֙</w:t>
+      </w:r>
+    </w:p>
+    <w:p>
+      <w:pPr/>
+      <w:r>
+        <w:rPr>
+          <w:lang w:val="en_US" w:bidi="en_US"/>
+        </w:rPr>
+      </w:r>
+      <w:r>
+        <w:rPr>
           <w:b/>
           <w:lang w:val="en_US" w:bidi="en_US"/>
         </w:rPr>
@@ -388,6 +402,20 @@
       </w:r>
       <w:r>
         <w:rPr>
+          <w:lang w:val="en_US" w:bidi="en_US"/>
+        </w:rPr>
+        <w:t>בֶּן־כּוּשִׁ֣י בֶן־גְּדַלְיָ֔ה בֶּן־אֲמַרְיָ֖ה בֶּן־חִזְקִיָּ֑ה</w:t>
+      </w:r>
+    </w:p>
+    <w:p>
+      <w:pPr/>
+      <w:r>
+        <w:rPr>
+          <w:lang w:val="en_US" w:bidi="en_US"/>
+        </w:rPr>
+      </w:r>
+      <w:r>
+        <w:rPr>
           <w:b/>
           <w:lang w:val="en_US" w:bidi="en_US"/>
         </w:rPr>
@@ -484,6 +512,20 @@
       </w:r>
       <w:r>
         <w:rPr>
+          <w:lang w:val="en_US" w:bidi="en_US"/>
+        </w:rPr>
+        <w:t>צְפַנְיָה֙ &amp; כּוּשִׁ֣י &amp; גְּדַלְיָ֔ה &amp; אֲמַרְיָ֖ה &amp; חִזְקִיָּ֑ה &amp; יֹאשִׁיָּ֥הוּ &amp; אָמ֖וֹן</w:t>
+      </w:r>
+    </w:p>
+    <w:p>
+      <w:pPr/>
+      <w:r>
+        <w:rPr>
+          <w:lang w:val="en_US" w:bidi="en_US"/>
+        </w:rPr>
+      </w:r>
+      <w:r>
+        <w:rPr>
           <w:b/>
           <w:lang w:val="en_US" w:bidi="en_US"/>
         </w:rPr>
@@ -736,6 +778,20 @@
       </w:r>
       <w:r>
         <w:rPr>
+          <w:lang w:val="en_US" w:bidi="en_US"/>
+        </w:rPr>
+        <w:t>בִּ⁠ימֵ֛י יֹאשִׁיָּ֥הוּ בֶן־אָמ֖וֹן מֶ֥לֶךְ יְהוּדָֽה</w:t>
+      </w:r>
+    </w:p>
+    <w:p>
+      <w:pPr/>
+      <w:r>
+        <w:rPr>
+          <w:lang w:val="en_US" w:bidi="en_US"/>
+        </w:rPr>
+      </w:r>
+      <w:r>
+        <w:rPr>
           <w:b/>
           <w:lang w:val="en_US" w:bidi="en_US"/>
         </w:rPr>
@@ -858,6 +914,20 @@
       </w:r>
       <w:r>
         <w:rPr>
+          <w:lang w:val="en_US" w:bidi="en_US"/>
+        </w:rPr>
+        <w:t>אָסֹ֨ף אָסֵ֜ף כֹּ֗ל מֵ⁠עַ֛ל פְּנֵ֥י הָ⁠אֲדָמָ֖ה נְאֻם־יְהוָֽה</w:t>
+      </w:r>
+    </w:p>
+    <w:p>
+      <w:pPr/>
+      <w:r>
+        <w:rPr>
+          <w:lang w:val="en_US" w:bidi="en_US"/>
+        </w:rPr>
+      </w:r>
+      <w:r>
+        <w:rPr>
           <w:b/>
           <w:lang w:val="en_US" w:bidi="en_US"/>
         </w:rPr>
@@ -954,6 +1024,20 @@
       </w:r>
       <w:r>
         <w:rPr>
+          <w:lang w:val="en_US" w:bidi="en_US"/>
+        </w:rPr>
+        <w:t>אָסֹ֨ף אָסֵ֜ף כֹּ֗ל מֵ⁠עַ֛ל פְּנֵ֥י הָ⁠אֲדָמָ֖ה</w:t>
+      </w:r>
+    </w:p>
+    <w:p>
+      <w:pPr/>
+      <w:r>
+        <w:rPr>
+          <w:lang w:val="en_US" w:bidi="en_US"/>
+        </w:rPr>
+      </w:r>
+      <w:r>
+        <w:rPr>
           <w:b/>
           <w:lang w:val="en_US" w:bidi="en_US"/>
         </w:rPr>
@@ -1050,6 +1134,20 @@
       </w:r>
       <w:r>
         <w:rPr>
+          <w:lang w:val="en_US" w:bidi="en_US"/>
+        </w:rPr>
+        <w:t>אָסֹ֨ף אָסֵ֜ף כֹּ֗ל</w:t>
+      </w:r>
+    </w:p>
+    <w:p>
+      <w:pPr/>
+      <w:r>
+        <w:rPr>
+          <w:lang w:val="en_US" w:bidi="en_US"/>
+        </w:rPr>
+      </w:r>
+      <w:r>
+        <w:rPr>
           <w:b/>
           <w:lang w:val="en_US" w:bidi="en_US"/>
         </w:rPr>
@@ -1133,6 +1231,20 @@
       </w:r>
       <w:r>
         <w:rPr>
+          <w:lang w:val="en_US" w:bidi="en_US"/>
+        </w:rPr>
+        <w:t>פְּנֵ֥י הָ⁠אֲדָמָ֖ה</w:t>
+      </w:r>
+    </w:p>
+    <w:p>
+      <w:pPr/>
+      <w:r>
+        <w:rPr>
+          <w:lang w:val="en_US" w:bidi="en_US"/>
+        </w:rPr>
+      </w:r>
+      <w:r>
+        <w:rPr>
           <w:b/>
           <w:lang w:val="en_US" w:bidi="en_US"/>
         </w:rPr>
@@ -1229,6 +1341,20 @@
       </w:r>
       <w:r>
         <w:rPr>
+          <w:lang w:val="en_US" w:bidi="en_US"/>
+        </w:rPr>
+        <w:t>נְאֻם־יְהוָֽה</w:t>
+      </w:r>
+    </w:p>
+    <w:p>
+      <w:pPr/>
+      <w:r>
+        <w:rPr>
+          <w:lang w:val="en_US" w:bidi="en_US"/>
+        </w:rPr>
+      </w:r>
+      <w:r>
+        <w:rPr>
           <w:b/>
           <w:lang w:val="en_US" w:bidi="en_US"/>
         </w:rPr>
@@ -1325,6 +1451,20 @@
       </w:r>
       <w:r>
         <w:rPr>
+          <w:lang w:val="en_US" w:bidi="en_US"/>
+        </w:rPr>
+        <w:t>אָסֵ֨ף אָדָ֜ם וּ⁠בְהֵמָ֗ה אָסֵ֤ף עוֹף־הַ⁠שָּׁמַ֨יִם֙ וּ⁠דְגֵ֣י הַ⁠יָּ֔ם</w:t>
+      </w:r>
+    </w:p>
+    <w:p>
+      <w:pPr/>
+      <w:r>
+        <w:rPr>
+          <w:lang w:val="en_US" w:bidi="en_US"/>
+        </w:rPr>
+      </w:r>
+      <w:r>
+        <w:rPr>
           <w:b/>
           <w:lang w:val="en_US" w:bidi="en_US"/>
         </w:rPr>
@@ -1421,6 +1561,20 @@
       </w:r>
       <w:r>
         <w:rPr>
+          <w:lang w:val="en_US" w:bidi="en_US"/>
+        </w:rPr>
+        <w:t>אָדָ֜ם וּ⁠בְהֵמָ֗ה &amp; אֶת־הָ⁠אָדָ֗ם</w:t>
+      </w:r>
+    </w:p>
+    <w:p>
+      <w:pPr/>
+      <w:r>
+        <w:rPr>
+          <w:lang w:val="en_US" w:bidi="en_US"/>
+        </w:rPr>
+      </w:r>
+      <w:r>
+        <w:rPr>
           <w:b/>
           <w:lang w:val="en_US" w:bidi="en_US"/>
         </w:rPr>
@@ -1517,6 +1671,20 @@
       </w:r>
       <w:r>
         <w:rPr>
+          <w:lang w:val="en_US" w:bidi="en_US"/>
+        </w:rPr>
+        <w:t>אָדָ֜ם וּ⁠בְהֵמָ֗ה</w:t>
+      </w:r>
+    </w:p>
+    <w:p>
+      <w:pPr/>
+      <w:r>
+        <w:rPr>
+          <w:lang w:val="en_US" w:bidi="en_US"/>
+        </w:rPr>
+      </w:r>
+      <w:r>
+        <w:rPr>
           <w:b/>
           <w:lang w:val="en_US" w:bidi="en_US"/>
         </w:rPr>
@@ -1626,6 +1794,20 @@
       </w:r>
       <w:r>
         <w:rPr>
+          <w:lang w:val="en_US" w:bidi="en_US"/>
+        </w:rPr>
+        <w:t>וְ⁠הַ⁠מַּכְשֵׁל֖וֹת אֶת־הָ⁠רְשָׁעִ֑ים</w:t>
+      </w:r>
+    </w:p>
+    <w:p>
+      <w:pPr/>
+      <w:r>
+        <w:rPr>
+          <w:lang w:val="en_US" w:bidi="en_US"/>
+        </w:rPr>
+      </w:r>
+      <w:r>
+        <w:rPr>
           <w:b/>
           <w:lang w:val="en_US" w:bidi="en_US"/>
         </w:rPr>
@@ -1722,6 +1904,20 @@
       </w:r>
       <w:r>
         <w:rPr>
+          <w:lang w:val="en_US" w:bidi="en_US"/>
+        </w:rPr>
+        <w:t>וְ⁠הַ⁠מַּכְשֵׁל֖וֹת</w:t>
+      </w:r>
+    </w:p>
+    <w:p>
+      <w:pPr/>
+      <w:r>
+        <w:rPr>
+          <w:lang w:val="en_US" w:bidi="en_US"/>
+        </w:rPr>
+      </w:r>
+      <w:r>
+        <w:rPr>
           <w:b/>
           <w:lang w:val="en_US" w:bidi="en_US"/>
         </w:rPr>
@@ -1818,6 +2014,20 @@
       </w:r>
       <w:r>
         <w:rPr>
+          <w:lang w:val="en_US" w:bidi="en_US"/>
+        </w:rPr>
+        <w:t>אֶת־הָ⁠רְשָׁעִ֑ים</w:t>
+      </w:r>
+    </w:p>
+    <w:p>
+      <w:pPr/>
+      <w:r>
+        <w:rPr>
+          <w:lang w:val="en_US" w:bidi="en_US"/>
+        </w:rPr>
+      </w:r>
+      <w:r>
+        <w:rPr>
           <w:b/>
           <w:lang w:val="en_US" w:bidi="en_US"/>
         </w:rPr>
@@ -1914,6 +2124,20 @@
       </w:r>
       <w:r>
         <w:rPr>
+          <w:lang w:val="en_US" w:bidi="en_US"/>
+        </w:rPr>
+        <w:t>וְ⁠הִכְרַתִּ֣י אֶת־הָ⁠אָדָ֗ם מֵ⁠עַ֛ל פְּנֵ֥י הָ⁠אֲדָמָ֖ה</w:t>
+      </w:r>
+    </w:p>
+    <w:p>
+      <w:pPr/>
+      <w:r>
+        <w:rPr>
+          <w:lang w:val="en_US" w:bidi="en_US"/>
+        </w:rPr>
+      </w:r>
+      <w:r>
+        <w:rPr>
           <w:b/>
           <w:lang w:val="en_US" w:bidi="en_US"/>
         </w:rPr>
@@ -1997,6 +2221,20 @@
       </w:r>
       <w:r>
         <w:rPr>
+          <w:lang w:val="en_US" w:bidi="en_US"/>
+        </w:rPr>
+        <w:t>וְ⁠הִכְרַתִּ֣י אֶת־הָ⁠אָדָ֗ם</w:t>
+      </w:r>
+    </w:p>
+    <w:p>
+      <w:pPr/>
+      <w:r>
+        <w:rPr>
+          <w:lang w:val="en_US" w:bidi="en_US"/>
+        </w:rPr>
+      </w:r>
+      <w:r>
+        <w:rPr>
           <w:b/>
           <w:lang w:val="en_US" w:bidi="en_US"/>
         </w:rPr>
@@ -2093,6 +2331,20 @@
       </w:r>
       <w:r>
         <w:rPr>
+          <w:lang w:val="en_US" w:bidi="en_US"/>
+        </w:rPr>
+        <w:t>וְ⁠הִכְרַתִּ֣י אֶת־הָ⁠אָדָ֗ם</w:t>
+      </w:r>
+    </w:p>
+    <w:p>
+      <w:pPr/>
+      <w:r>
+        <w:rPr>
+          <w:lang w:val="en_US" w:bidi="en_US"/>
+        </w:rPr>
+      </w:r>
+      <w:r>
+        <w:rPr>
           <w:b/>
           <w:lang w:val="en_US" w:bidi="en_US"/>
         </w:rPr>
@@ -2189,6 +2441,20 @@
       </w:r>
       <w:r>
         <w:rPr>
+          <w:lang w:val="en_US" w:bidi="en_US"/>
+        </w:rPr>
+        <w:t>פְּנֵ֥י הָ⁠אֲדָמָ֖ה</w:t>
+      </w:r>
+    </w:p>
+    <w:p>
+      <w:pPr/>
+      <w:r>
+        <w:rPr>
+          <w:lang w:val="en_US" w:bidi="en_US"/>
+        </w:rPr>
+      </w:r>
+      <w:r>
+        <w:rPr>
           <w:b/>
           <w:lang w:val="en_US" w:bidi="en_US"/>
         </w:rPr>
@@ -2272,6 +2538,20 @@
       </w:r>
       <w:r>
         <w:rPr>
+          <w:lang w:val="en_US" w:bidi="en_US"/>
+        </w:rPr>
+        <w:t>וְ⁠נָטִ֤יתִי יָדִ⁠י֙</w:t>
+      </w:r>
+    </w:p>
+    <w:p>
+      <w:pPr/>
+      <w:r>
+        <w:rPr>
+          <w:lang w:val="en_US" w:bidi="en_US"/>
+        </w:rPr>
+      </w:r>
+      <w:r>
+        <w:rPr>
           <w:b/>
           <w:lang w:val="en_US" w:bidi="en_US"/>
         </w:rPr>
@@ -2368,6 +2648,20 @@
       </w:r>
       <w:r>
         <w:rPr>
+          <w:lang w:val="en_US" w:bidi="en_US"/>
+        </w:rPr>
+        <w:t>וְ⁠הִכְרַתִּ֞י מִן־הַ⁠מָּק֤וֹם הַ⁠זֶּה֙</w:t>
+      </w:r>
+    </w:p>
+    <w:p>
+      <w:pPr/>
+      <w:r>
+        <w:rPr>
+          <w:lang w:val="en_US" w:bidi="en_US"/>
+        </w:rPr>
+      </w:r>
+      <w:r>
+        <w:rPr>
           <w:b/>
           <w:lang w:val="en_US" w:bidi="en_US"/>
         </w:rPr>
@@ -2464,6 +2758,20 @@
       </w:r>
       <w:r>
         <w:rPr>
+          <w:lang w:val="en_US" w:bidi="en_US"/>
+        </w:rPr>
+        <w:t>וְ⁠הִכְרַתִּ֞י מִן־הַ⁠מָּק֤וֹם הַ⁠זֶּה֙</w:t>
+      </w:r>
+    </w:p>
+    <w:p>
+      <w:pPr/>
+      <w:r>
+        <w:rPr>
+          <w:lang w:val="en_US" w:bidi="en_US"/>
+        </w:rPr>
+      </w:r>
+      <w:r>
+        <w:rPr>
           <w:b/>
           <w:lang w:val="en_US" w:bidi="en_US"/>
         </w:rPr>
@@ -2547,6 +2855,20 @@
       </w:r>
       <w:r>
         <w:rPr>
+          <w:lang w:val="en_US" w:bidi="en_US"/>
+        </w:rPr>
+        <w:t>אֶת־שְׁאָ֣ר הַ⁠בַּ֔עַל</w:t>
+      </w:r>
+    </w:p>
+    <w:p>
+      <w:pPr/>
+      <w:r>
+        <w:rPr>
+          <w:lang w:val="en_US" w:bidi="en_US"/>
+        </w:rPr>
+      </w:r>
+      <w:r>
+        <w:rPr>
           <w:b/>
           <w:lang w:val="en_US" w:bidi="en_US"/>
         </w:rPr>
@@ -2643,6 +2965,20 @@
       </w:r>
       <w:r>
         <w:rPr>
+          <w:lang w:val="en_US" w:bidi="en_US"/>
+        </w:rPr>
+        <w:t>אֶת־שְׁאָ֣ר הַ⁠בַּ֔עַל</w:t>
+      </w:r>
+    </w:p>
+    <w:p>
+      <w:pPr/>
+      <w:r>
+        <w:rPr>
+          <w:lang w:val="en_US" w:bidi="en_US"/>
+        </w:rPr>
+      </w:r>
+      <w:r>
+        <w:rPr>
           <w:b/>
           <w:lang w:val="en_US" w:bidi="en_US"/>
         </w:rPr>
@@ -2752,6 +3088,20 @@
       </w:r>
       <w:r>
         <w:rPr>
+          <w:lang w:val="en_US" w:bidi="en_US"/>
+        </w:rPr>
+        <w:t>אֶת־שֵׁ֥ם הַ⁠כְּמָרִ֖ים עִם־הַ⁠כֹּהֲנִֽים</w:t>
+      </w:r>
+    </w:p>
+    <w:p>
+      <w:pPr/>
+      <w:r>
+        <w:rPr>
+          <w:lang w:val="en_US" w:bidi="en_US"/>
+        </w:rPr>
+      </w:r>
+      <w:r>
+        <w:rPr>
           <w:b/>
           <w:lang w:val="en_US" w:bidi="en_US"/>
         </w:rPr>
@@ -2835,6 +3185,20 @@
       </w:r>
       <w:r>
         <w:rPr>
+          <w:lang w:val="en_US" w:bidi="en_US"/>
+        </w:rPr>
+        <w:t>אֶת־שֵׁ֥ם</w:t>
+      </w:r>
+    </w:p>
+    <w:p>
+      <w:pPr/>
+      <w:r>
+        <w:rPr>
+          <w:lang w:val="en_US" w:bidi="en_US"/>
+        </w:rPr>
+      </w:r>
+      <w:r>
+        <w:rPr>
           <w:b/>
           <w:lang w:val="en_US" w:bidi="en_US"/>
         </w:rPr>
@@ -2933,6 +3297,20 @@
         <w:rPr>
           <w:lang w:val="en_US" w:bidi="en_US"/>
         </w:rPr>
+      </w:r>
+    </w:p>
+    <w:p>
+      <w:pPr/>
+      <w:r>
+        <w:rPr>
+          <w:lang w:val="en_US" w:bidi="en_US"/>
+        </w:rPr>
+      </w:r>
+      <w:r>
+        <w:rPr>
+          <w:lang w:val="en_US" w:bidi="en_US"/>
+        </w:rPr>
+        <w:t>עִם־הַ⁠כֹּהֲנִֽים</w:t>
       </w:r>
     </w:p>
     <w:p>
@@ -3058,6 +3436,20 @@
       </w:r>
       <w:r>
         <w:rPr>
+          <w:lang w:val="en_US" w:bidi="en_US"/>
+        </w:rPr>
+        <w:t>וְ⁠אֶת־הַ⁠מִּשְׁתַּחֲוִ֥ים עַל־הַ⁠גַּגּ֖וֹת לִ⁠צְבָ֣א הַ⁠שָּׁמָ֑יִם וְ⁠אֶת־הַ⁠מִּֽשְׁתַּחֲוִים֙ הַ⁠נִּשְׁבָּעִ֣ים לַֽ⁠יהוָ֔ה וְ⁠הַ⁠נִּשְׁבָּעִ֖ים בְּ⁠מַלְכָּֽ⁠ם</w:t>
+      </w:r>
+    </w:p>
+    <w:p>
+      <w:pPr/>
+      <w:r>
+        <w:rPr>
+          <w:lang w:val="en_US" w:bidi="en_US"/>
+        </w:rPr>
+      </w:r>
+      <w:r>
+        <w:rPr>
           <w:b/>
           <w:lang w:val="en_US" w:bidi="en_US"/>
         </w:rPr>
@@ -3141,6 +3533,20 @@
       </w:r>
       <w:r>
         <w:rPr>
+          <w:lang w:val="en_US" w:bidi="en_US"/>
+        </w:rPr>
+        <w:t>וְ⁠אֶת־הַ⁠מִּשְׁתַּחֲוִ֥ים עַל־הַ⁠גַּגּ֖וֹת לִ⁠צְבָ֣א</w:t>
+      </w:r>
+    </w:p>
+    <w:p>
+      <w:pPr/>
+      <w:r>
+        <w:rPr>
+          <w:lang w:val="en_US" w:bidi="en_US"/>
+        </w:rPr>
+      </w:r>
+      <w:r>
+        <w:rPr>
           <w:b/>
           <w:lang w:val="en_US" w:bidi="en_US"/>
         </w:rPr>
@@ -3237,6 +3643,20 @@
       </w:r>
       <w:r>
         <w:rPr>
+          <w:lang w:val="en_US" w:bidi="en_US"/>
+        </w:rPr>
+        <w:t>לִ⁠צְבָ֣א הַ⁠שָּׁמָ֑יִם</w:t>
+      </w:r>
+    </w:p>
+    <w:p>
+      <w:pPr/>
+      <w:r>
+        <w:rPr>
+          <w:lang w:val="en_US" w:bidi="en_US"/>
+        </w:rPr>
+      </w:r>
+      <w:r>
+        <w:rPr>
           <w:b/>
           <w:lang w:val="en_US" w:bidi="en_US"/>
         </w:rPr>
@@ -3346,6 +3766,20 @@
       </w:r>
       <w:r>
         <w:rPr>
+          <w:lang w:val="en_US" w:bidi="en_US"/>
+        </w:rPr>
+        <w:t>וְ⁠אֶת־הַ⁠מִּֽשְׁתַּחֲוִים֙ הַ⁠נִּשְׁבָּעִ֣ים לַֽ⁠יהוָ֔ה</w:t>
+      </w:r>
+    </w:p>
+    <w:p>
+      <w:pPr/>
+      <w:r>
+        <w:rPr>
+          <w:lang w:val="en_US" w:bidi="en_US"/>
+        </w:rPr>
+      </w:r>
+      <w:r>
+        <w:rPr>
           <w:b/>
           <w:lang w:val="en_US" w:bidi="en_US"/>
         </w:rPr>
@@ -3429,6 +3863,20 @@
       </w:r>
       <w:r>
         <w:rPr>
+          <w:lang w:val="en_US" w:bidi="en_US"/>
+        </w:rPr>
+        <w:t>וְ⁠אֶת־הַ⁠מִּֽשְׁתַּחֲוִים֙ הַ⁠נִּשְׁבָּעִ֣ים לַֽ⁠יהוָ֔ה</w:t>
+      </w:r>
+    </w:p>
+    <w:p>
+      <w:pPr/>
+      <w:r>
+        <w:rPr>
+          <w:lang w:val="en_US" w:bidi="en_US"/>
+        </w:rPr>
+      </w:r>
+      <w:r>
+        <w:rPr>
           <w:b/>
           <w:lang w:val="en_US" w:bidi="en_US"/>
         </w:rPr>
@@ -3564,6 +4012,20 @@
       </w:r>
       <w:r>
         <w:rPr>
+          <w:lang w:val="en_US" w:bidi="en_US"/>
+        </w:rPr>
+        <w:t>הַ⁠נִּשְׁבָּעִ֣ים לַֽ⁠יהוָ֔ה וְ⁠הַ⁠נִּשְׁבָּעִ֖ים בְּ⁠מַלְכָּֽ⁠ם</w:t>
+      </w:r>
+    </w:p>
+    <w:p>
+      <w:pPr/>
+      <w:r>
+        <w:rPr>
+          <w:lang w:val="en_US" w:bidi="en_US"/>
+        </w:rPr>
+      </w:r>
+      <w:r>
+        <w:rPr>
           <w:b/>
           <w:lang w:val="en_US" w:bidi="en_US"/>
         </w:rPr>
@@ -3660,6 +4122,20 @@
       </w:r>
       <w:r>
         <w:rPr>
+          <w:lang w:val="en_US" w:bidi="en_US"/>
+        </w:rPr>
+        <w:t>הַ⁠נִּשְׁבָּעִ֣ים לַֽ⁠יהוָ֔ה וְ⁠הַ⁠נִּשְׁבָּעִ֖ים בְּ⁠מַלְכָּֽ⁠ם</w:t>
+      </w:r>
+    </w:p>
+    <w:p>
+      <w:pPr/>
+      <w:r>
+        <w:rPr>
+          <w:lang w:val="en_US" w:bidi="en_US"/>
+        </w:rPr>
+      </w:r>
+      <w:r>
+        <w:rPr>
           <w:b/>
           <w:lang w:val="en_US" w:bidi="en_US"/>
         </w:rPr>
@@ -3795,6 +4271,20 @@
       </w:r>
       <w:r>
         <w:rPr>
+          <w:lang w:val="en_US" w:bidi="en_US"/>
+        </w:rPr>
+        <w:t>וְ⁠אֶת־הַ⁠נְּסוֹגִ֖ים מֵ⁠אַחֲרֵ֣י יְהוָ֑ה וַ⁠אֲשֶׁ֛ר לֹֽא־בִקְשׁ֥וּ אֶת־יְהוָ֖ה וְ⁠לֹ֥א דְרָשֻֽׁ⁠הוּ</w:t>
+      </w:r>
+    </w:p>
+    <w:p>
+      <w:pPr/>
+      <w:r>
+        <w:rPr>
+          <w:lang w:val="en_US" w:bidi="en_US"/>
+        </w:rPr>
+      </w:r>
+      <w:r>
+        <w:rPr>
           <w:b/>
           <w:lang w:val="en_US" w:bidi="en_US"/>
         </w:rPr>
@@ -3878,6 +4368,20 @@
       </w:r>
       <w:r>
         <w:rPr>
+          <w:lang w:val="en_US" w:bidi="en_US"/>
+        </w:rPr>
+        <w:t>וְ⁠אֶת־הַ⁠נְּסוֹגִ֖ים מֵ⁠אַחֲרֵ֣י יְהוָ֑ה וַ⁠אֲשֶׁ֛ר לֹֽא־בִקְשׁ֥וּ אֶת־יְהוָ֖ה וְ⁠לֹ֥א דְרָשֻֽׁ⁠הוּ</w:t>
+      </w:r>
+    </w:p>
+    <w:p>
+      <w:pPr/>
+      <w:r>
+        <w:rPr>
+          <w:lang w:val="en_US" w:bidi="en_US"/>
+        </w:rPr>
+      </w:r>
+      <w:r>
+        <w:rPr>
           <w:b/>
           <w:lang w:val="en_US" w:bidi="en_US"/>
         </w:rPr>
@@ -3961,6 +4465,20 @@
       </w:r>
       <w:r>
         <w:rPr>
+          <w:lang w:val="en_US" w:bidi="en_US"/>
+        </w:rPr>
+        <w:t>וְ⁠אֶת־הַ⁠נְּסוֹגִ֖ים מֵ⁠אַחֲרֵ֣י יְהוָ֑ה</w:t>
+      </w:r>
+    </w:p>
+    <w:p>
+      <w:pPr/>
+      <w:r>
+        <w:rPr>
+          <w:lang w:val="en_US" w:bidi="en_US"/>
+        </w:rPr>
+      </w:r>
+      <w:r>
+        <w:rPr>
           <w:b/>
           <w:lang w:val="en_US" w:bidi="en_US"/>
         </w:rPr>
@@ -4057,6 +4575,20 @@
       </w:r>
       <w:r>
         <w:rPr>
+          <w:lang w:val="en_US" w:bidi="en_US"/>
+        </w:rPr>
+        <w:t>וַ⁠אֲשֶׁ֛ר לֹֽא־בִקְשׁ֥וּ אֶת־יְהוָ֖ה וְ⁠לֹ֥א דְרָשֻֽׁ⁠הוּ</w:t>
+      </w:r>
+    </w:p>
+    <w:p>
+      <w:pPr/>
+      <w:r>
+        <w:rPr>
+          <w:lang w:val="en_US" w:bidi="en_US"/>
+        </w:rPr>
+      </w:r>
+      <w:r>
+        <w:rPr>
           <w:b/>
           <w:lang w:val="en_US" w:bidi="en_US"/>
         </w:rPr>
@@ -4192,6 +4724,20 @@
       </w:r>
       <w:r>
         <w:rPr>
+          <w:lang w:val="en_US" w:bidi="en_US"/>
+        </w:rPr>
+        <w:t>הַ֕ס מִ⁠פְּנֵ֖י אֲדֹנָ֣⁠י יְהוִ֑ה</w:t>
+      </w:r>
+    </w:p>
+    <w:p>
+      <w:pPr/>
+      <w:r>
+        <w:rPr>
+          <w:lang w:val="en_US" w:bidi="en_US"/>
+        </w:rPr>
+      </w:r>
+      <w:r>
+        <w:rPr>
           <w:b/>
           <w:lang w:val="en_US" w:bidi="en_US"/>
         </w:rPr>
@@ -4288,6 +4834,20 @@
       </w:r>
       <w:r>
         <w:rPr>
+          <w:lang w:val="en_US" w:bidi="en_US"/>
+        </w:rPr>
+        <w:t>הַ֕ס מִ⁠פְּנֵ֖י אֲדֹנָ֣⁠י יְהוִ֑ה</w:t>
+      </w:r>
+    </w:p>
+    <w:p>
+      <w:pPr/>
+      <w:r>
+        <w:rPr>
+          <w:lang w:val="en_US" w:bidi="en_US"/>
+        </w:rPr>
+      </w:r>
+      <w:r>
+        <w:rPr>
           <w:b/>
           <w:lang w:val="en_US" w:bidi="en_US"/>
         </w:rPr>
@@ -4384,6 +4944,20 @@
       </w:r>
       <w:r>
         <w:rPr>
+          <w:lang w:val="en_US" w:bidi="en_US"/>
+        </w:rPr>
+        <w:t>קָרוֹב֙ י֣וֹם יְהוָ֔ה</w:t>
+      </w:r>
+    </w:p>
+    <w:p>
+      <w:pPr/>
+      <w:r>
+        <w:rPr>
+          <w:lang w:val="en_US" w:bidi="en_US"/>
+        </w:rPr>
+      </w:r>
+      <w:r>
+        <w:rPr>
           <w:b/>
           <w:lang w:val="en_US" w:bidi="en_US"/>
         </w:rPr>
@@ -4480,6 +5054,20 @@
       </w:r>
       <w:r>
         <w:rPr>
+          <w:lang w:val="en_US" w:bidi="en_US"/>
+        </w:rPr>
+        <w:t>הֵכִ֧ין יְהוָ֛ה זֶ֖בַח הִקְדִּ֥ישׁ קְרֻאָֽי⁠ו</w:t>
+      </w:r>
+    </w:p>
+    <w:p>
+      <w:pPr/>
+      <w:r>
+        <w:rPr>
+          <w:lang w:val="en_US" w:bidi="en_US"/>
+        </w:rPr>
+      </w:r>
+      <w:r>
+        <w:rPr>
           <w:b/>
           <w:lang w:val="en_US" w:bidi="en_US"/>
         </w:rPr>
@@ -4602,6 +5190,20 @@
       </w:r>
       <w:r>
         <w:rPr>
+          <w:lang w:val="en_US" w:bidi="en_US"/>
+        </w:rPr>
+        <w:t>קְרֻאָֽי⁠ו</w:t>
+      </w:r>
+    </w:p>
+    <w:p>
+      <w:pPr/>
+      <w:r>
+        <w:rPr>
+          <w:lang w:val="en_US" w:bidi="en_US"/>
+        </w:rPr>
+      </w:r>
+      <w:r>
+        <w:rPr>
           <w:b/>
           <w:lang w:val="en_US" w:bidi="en_US"/>
         </w:rPr>
@@ -4685,6 +5287,20 @@
       </w:r>
       <w:r>
         <w:rPr>
+          <w:lang w:val="en_US" w:bidi="en_US"/>
+        </w:rPr>
+        <w:t>וְ⁠הָיָ֗ה בְּ⁠יוֹם֙ זֶ֣בַח יְהוָ֔ה</w:t>
+      </w:r>
+    </w:p>
+    <w:p>
+      <w:pPr/>
+      <w:r>
+        <w:rPr>
+          <w:lang w:val="en_US" w:bidi="en_US"/>
+        </w:rPr>
+      </w:r>
+      <w:r>
+        <w:rPr>
           <w:b/>
           <w:lang w:val="en_US" w:bidi="en_US"/>
         </w:rPr>
@@ -4768,6 +5384,20 @@
       </w:r>
       <w:r>
         <w:rPr>
+          <w:lang w:val="en_US" w:bidi="en_US"/>
+        </w:rPr>
+        <w:t>בְּ⁠יוֹם֙ זֶ֣בַח יְהוָ֔ה</w:t>
+      </w:r>
+    </w:p>
+    <w:p>
+      <w:pPr/>
+      <w:r>
+        <w:rPr>
+          <w:lang w:val="en_US" w:bidi="en_US"/>
+        </w:rPr>
+      </w:r>
+      <w:r>
+        <w:rPr>
           <w:b/>
           <w:lang w:val="en_US" w:bidi="en_US"/>
         </w:rPr>
@@ -4851,6 +5481,20 @@
       </w:r>
       <w:r>
         <w:rPr>
+          <w:lang w:val="en_US" w:bidi="en_US"/>
+        </w:rPr>
+        <w:t>בְּ⁠יוֹם֙ זֶ֣בַח יְהוָ֔ה</w:t>
+      </w:r>
+    </w:p>
+    <w:p>
+      <w:pPr/>
+      <w:r>
+        <w:rPr>
+          <w:lang w:val="en_US" w:bidi="en_US"/>
+        </w:rPr>
+      </w:r>
+      <w:r>
+        <w:rPr>
           <w:b/>
           <w:lang w:val="en_US" w:bidi="en_US"/>
         </w:rPr>
@@ -4934,6 +5578,20 @@
       </w:r>
       <w:r>
         <w:rPr>
+          <w:lang w:val="en_US" w:bidi="en_US"/>
+        </w:rPr>
+        <w:t>בְּ⁠יוֹם֙ זֶ֣בַח יְהוָ֔ה</w:t>
+      </w:r>
+    </w:p>
+    <w:p>
+      <w:pPr/>
+      <w:r>
+        <w:rPr>
+          <w:lang w:val="en_US" w:bidi="en_US"/>
+        </w:rPr>
+      </w:r>
+      <w:r>
+        <w:rPr>
           <w:b/>
           <w:lang w:val="en_US" w:bidi="en_US"/>
         </w:rPr>
@@ -5017,6 +5675,20 @@
       </w:r>
       <w:r>
         <w:rPr>
+          <w:lang w:val="en_US" w:bidi="en_US"/>
+        </w:rPr>
+        <w:t>וּ⁠פָקַדְתִּ֥י עַל־הַ⁠שָּׂרִ֖ים וְ⁠עַל־בְּנֵ֣י הַ⁠מֶּ֑לֶךְ וְ⁠עַ֥ל כָּל־הַ⁠לֹּבְשִׁ֖ים מַלְבּ֥וּשׁ נָכְרִֽי</w:t>
+      </w:r>
+    </w:p>
+    <w:p>
+      <w:pPr/>
+      <w:r>
+        <w:rPr>
+          <w:lang w:val="en_US" w:bidi="en_US"/>
+        </w:rPr>
+      </w:r>
+      <w:r>
+        <w:rPr>
           <w:b/>
           <w:lang w:val="en_US" w:bidi="en_US"/>
         </w:rPr>
@@ -5113,6 +5785,20 @@
       </w:r>
       <w:r>
         <w:rPr>
+          <w:lang w:val="en_US" w:bidi="en_US"/>
+        </w:rPr>
+        <w:t>הַ⁠שָּׂרִ֖ים</w:t>
+      </w:r>
+    </w:p>
+    <w:p>
+      <w:pPr/>
+      <w:r>
+        <w:rPr>
+          <w:lang w:val="en_US" w:bidi="en_US"/>
+        </w:rPr>
+      </w:r>
+      <w:r>
+        <w:rPr>
           <w:b/>
           <w:lang w:val="en_US" w:bidi="en_US"/>
         </w:rPr>
@@ -5209,6 +5895,20 @@
       </w:r>
       <w:r>
         <w:rPr>
+          <w:lang w:val="en_US" w:bidi="en_US"/>
+        </w:rPr>
+        <w:t>בְּנֵ֣י הַ⁠מֶּ֑לֶךְ</w:t>
+      </w:r>
+    </w:p>
+    <w:p>
+      <w:pPr/>
+      <w:r>
+        <w:rPr>
+          <w:lang w:val="en_US" w:bidi="en_US"/>
+        </w:rPr>
+      </w:r>
+      <w:r>
+        <w:rPr>
           <w:b/>
           <w:lang w:val="en_US" w:bidi="en_US"/>
         </w:rPr>
@@ -5305,6 +6005,20 @@
       </w:r>
       <w:r>
         <w:rPr>
+          <w:lang w:val="en_US" w:bidi="en_US"/>
+        </w:rPr>
+        <w:t>כָּל־הַ⁠לֹּבְשִׁ֖ים מַלְבּ֥וּשׁ נָכְרִֽי</w:t>
+      </w:r>
+    </w:p>
+    <w:p>
+      <w:pPr/>
+      <w:r>
+        <w:rPr>
+          <w:lang w:val="en_US" w:bidi="en_US"/>
+        </w:rPr>
+      </w:r>
+      <w:r>
+        <w:rPr>
           <w:b/>
           <w:lang w:val="en_US" w:bidi="en_US"/>
         </w:rPr>
@@ -5401,6 +6115,20 @@
       </w:r>
       <w:r>
         <w:rPr>
+          <w:lang w:val="en_US" w:bidi="en_US"/>
+        </w:rPr>
+        <w:t>וּ⁠פָקַדְתִּ֗י עַ֧ל &amp; בַּ⁠יּ֣וֹם הַ⁠ה֑וּא</w:t>
+      </w:r>
+    </w:p>
+    <w:p>
+      <w:pPr/>
+      <w:r>
+        <w:rPr>
+          <w:lang w:val="en_US" w:bidi="en_US"/>
+        </w:rPr>
+      </w:r>
+      <w:r>
+        <w:rPr>
           <w:b/>
           <w:lang w:val="en_US" w:bidi="en_US"/>
         </w:rPr>
@@ -5484,6 +6212,20 @@
       </w:r>
       <w:r>
         <w:rPr>
+          <w:lang w:val="en_US" w:bidi="en_US"/>
+        </w:rPr>
+        <w:t>כָּל־הַ⁠דּוֹלֵ֛ג עַל־הַ⁠מִּפְתָּ֖ן</w:t>
+      </w:r>
+    </w:p>
+    <w:p>
+      <w:pPr/>
+      <w:r>
+        <w:rPr>
+          <w:lang w:val="en_US" w:bidi="en_US"/>
+        </w:rPr>
+      </w:r>
+      <w:r>
+        <w:rPr>
           <w:b/>
           <w:lang w:val="en_US" w:bidi="en_US"/>
         </w:rPr>
@@ -5606,6 +6348,20 @@
       </w:r>
       <w:r>
         <w:rPr>
+          <w:lang w:val="en_US" w:bidi="en_US"/>
+        </w:rPr>
+        <w:t>הַֽ⁠מְמַלְאִ֛ים בֵּ֥ית אֲדֹנֵי⁠הֶ֖ם חָמָ֥ס וּ⁠מִרְמָֽה</w:t>
+      </w:r>
+    </w:p>
+    <w:p>
+      <w:pPr/>
+      <w:r>
+        <w:rPr>
+          <w:lang w:val="en_US" w:bidi="en_US"/>
+        </w:rPr>
+      </w:r>
+      <w:r>
+        <w:rPr>
           <w:b/>
           <w:lang w:val="en_US" w:bidi="en_US"/>
         </w:rPr>
@@ -5702,6 +6458,20 @@
       </w:r>
       <w:r>
         <w:rPr>
+          <w:lang w:val="en_US" w:bidi="en_US"/>
+        </w:rPr>
+        <w:t>חָמָ֥ס וּ⁠מִרְמָֽה</w:t>
+      </w:r>
+    </w:p>
+    <w:p>
+      <w:pPr/>
+      <w:r>
+        <w:rPr>
+          <w:lang w:val="en_US" w:bidi="en_US"/>
+        </w:rPr>
+      </w:r>
+      <w:r>
+        <w:rPr>
           <w:b/>
           <w:lang w:val="en_US" w:bidi="en_US"/>
         </w:rPr>
@@ -5811,6 +6581,20 @@
       </w:r>
       <w:r>
         <w:rPr>
+          <w:lang w:val="en_US" w:bidi="en_US"/>
+        </w:rPr>
+        <w:t>וְ⁠הָיָה֩ בַ⁠יּ֨וֹם הַ⁠ה֜וּא נְאֻם־יְהוָ֗ה ק֤וֹל</w:t>
+      </w:r>
+    </w:p>
+    <w:p>
+      <w:pPr/>
+      <w:r>
+        <w:rPr>
+          <w:lang w:val="en_US" w:bidi="en_US"/>
+        </w:rPr>
+      </w:r>
+      <w:r>
+        <w:rPr>
           <w:b/>
           <w:lang w:val="en_US" w:bidi="en_US"/>
         </w:rPr>
@@ -5907,6 +6691,20 @@
       </w:r>
       <w:r>
         <w:rPr>
+          <w:lang w:val="en_US" w:bidi="en_US"/>
+        </w:rPr>
+        <w:t>בַ⁠יּ֨וֹם הַ⁠ה֜וּא</w:t>
+      </w:r>
+    </w:p>
+    <w:p>
+      <w:pPr/>
+      <w:r>
+        <w:rPr>
+          <w:lang w:val="en_US" w:bidi="en_US"/>
+        </w:rPr>
+      </w:r>
+      <w:r>
+        <w:rPr>
           <w:b/>
           <w:lang w:val="en_US" w:bidi="en_US"/>
         </w:rPr>
@@ -5990,6 +6788,20 @@
       </w:r>
       <w:r>
         <w:rPr>
+          <w:lang w:val="en_US" w:bidi="en_US"/>
+        </w:rPr>
+        <w:t>ק֤וֹל</w:t>
+      </w:r>
+    </w:p>
+    <w:p>
+      <w:pPr/>
+      <w:r>
+        <w:rPr>
+          <w:lang w:val="en_US" w:bidi="en_US"/>
+        </w:rPr>
+      </w:r>
+      <w:r>
+        <w:rPr>
           <w:b/>
           <w:lang w:val="en_US" w:bidi="en_US"/>
         </w:rPr>
@@ -6073,6 +6885,20 @@
       </w:r>
       <w:r>
         <w:rPr>
+          <w:lang w:val="en_US" w:bidi="en_US"/>
+        </w:rPr>
+        <w:t>מִ⁠שַּׁ֣עַר הַ⁠דָּגִ֔ים</w:t>
+      </w:r>
+    </w:p>
+    <w:p>
+      <w:pPr/>
+      <w:r>
+        <w:rPr>
+          <w:lang w:val="en_US" w:bidi="en_US"/>
+        </w:rPr>
+      </w:r>
+      <w:r>
+        <w:rPr>
           <w:b/>
           <w:lang w:val="en_US" w:bidi="en_US"/>
         </w:rPr>
@@ -6169,6 +6995,20 @@
       </w:r>
       <w:r>
         <w:rPr>
+          <w:lang w:val="en_US" w:bidi="en_US"/>
+        </w:rPr>
+        <w:t>הַ⁠מִּשְׁנֶ֑ה</w:t>
+      </w:r>
+    </w:p>
+    <w:p>
+      <w:pPr/>
+      <w:r>
+        <w:rPr>
+          <w:lang w:val="en_US" w:bidi="en_US"/>
+        </w:rPr>
+      </w:r>
+      <w:r>
+        <w:rPr>
           <w:b/>
           <w:lang w:val="en_US" w:bidi="en_US"/>
         </w:rPr>
@@ -6278,6 +7118,20 @@
       </w:r>
       <w:r>
         <w:rPr>
+          <w:lang w:val="en_US" w:bidi="en_US"/>
+        </w:rPr>
+        <w:t>מֵ⁠הַ⁠גְּבָעֽוֹת</w:t>
+      </w:r>
+    </w:p>
+    <w:p>
+      <w:pPr/>
+      <w:r>
+        <w:rPr>
+          <w:lang w:val="en_US" w:bidi="en_US"/>
+        </w:rPr>
+      </w:r>
+      <w:r>
+        <w:rPr>
           <w:b/>
           <w:lang w:val="en_US" w:bidi="en_US"/>
         </w:rPr>
@@ -6374,6 +7228,20 @@
       </w:r>
       <w:r>
         <w:rPr>
+          <w:lang w:val="en_US" w:bidi="en_US"/>
+        </w:rPr>
+        <w:t>הַ⁠מַּכְתֵּ֑שׁ</w:t>
+      </w:r>
+    </w:p>
+    <w:p>
+      <w:pPr/>
+      <w:r>
+        <w:rPr>
+          <w:lang w:val="en_US" w:bidi="en_US"/>
+        </w:rPr>
+      </w:r>
+      <w:r>
+        <w:rPr>
           <w:b/>
           <w:lang w:val="en_US" w:bidi="en_US"/>
         </w:rPr>
@@ -6470,6 +7338,20 @@
       </w:r>
       <w:r>
         <w:rPr>
+          <w:lang w:val="en_US" w:bidi="en_US"/>
+        </w:rPr>
+        <w:t>נִדְמָה֙ כָּל־עַ֣ם כְּנַ֔עַן נִכְרְת֖וּ כָּל־נְטִ֥ילֵי כָֽסֶף</w:t>
+      </w:r>
+    </w:p>
+    <w:p>
+      <w:pPr/>
+      <w:r>
+        <w:rPr>
+          <w:lang w:val="en_US" w:bidi="en_US"/>
+        </w:rPr>
+      </w:r>
+      <w:r>
+        <w:rPr>
           <w:b/>
           <w:lang w:val="en_US" w:bidi="en_US"/>
         </w:rPr>
@@ -6553,6 +7435,20 @@
       </w:r>
       <w:r>
         <w:rPr>
+          <w:lang w:val="en_US" w:bidi="en_US"/>
+        </w:rPr>
+        <w:t>נִדְמָה֙ כָּל־עַ֣ם כְּנַ֔עַן נִכְרְת֖וּ כָּל־נְטִ֥ילֵי כָֽסֶף</w:t>
+      </w:r>
+    </w:p>
+    <w:p>
+      <w:pPr/>
+      <w:r>
+        <w:rPr>
+          <w:lang w:val="en_US" w:bidi="en_US"/>
+        </w:rPr>
+      </w:r>
+      <w:r>
+        <w:rPr>
           <w:b/>
           <w:lang w:val="en_US" w:bidi="en_US"/>
         </w:rPr>
@@ -6636,6 +7532,20 @@
       </w:r>
       <w:r>
         <w:rPr>
+          <w:lang w:val="en_US" w:bidi="en_US"/>
+        </w:rPr>
+        <w:t>עַ֣ם כְּנַ֔עַן</w:t>
+      </w:r>
+    </w:p>
+    <w:p>
+      <w:pPr/>
+      <w:r>
+        <w:rPr>
+          <w:lang w:val="en_US" w:bidi="en_US"/>
+        </w:rPr>
+      </w:r>
+      <w:r>
+        <w:rPr>
           <w:b/>
           <w:lang w:val="en_US" w:bidi="en_US"/>
         </w:rPr>
@@ -6732,6 +7642,20 @@
       </w:r>
       <w:r>
         <w:rPr>
+          <w:lang w:val="en_US" w:bidi="en_US"/>
+        </w:rPr>
+        <w:t>נְטִ֥ילֵי כָֽסֶף</w:t>
+      </w:r>
+    </w:p>
+    <w:p>
+      <w:pPr/>
+      <w:r>
+        <w:rPr>
+          <w:lang w:val="en_US" w:bidi="en_US"/>
+        </w:rPr>
+      </w:r>
+      <w:r>
+        <w:rPr>
           <w:b/>
           <w:lang w:val="en_US" w:bidi="en_US"/>
         </w:rPr>
@@ -6828,6 +7752,20 @@
       </w:r>
       <w:r>
         <w:rPr>
+          <w:lang w:val="en_US" w:bidi="en_US"/>
+        </w:rPr>
+        <w:t>נִכְרְת֖וּ</w:t>
+      </w:r>
+    </w:p>
+    <w:p>
+      <w:pPr/>
+      <w:r>
+        <w:rPr>
+          <w:lang w:val="en_US" w:bidi="en_US"/>
+        </w:rPr>
+      </w:r>
+      <w:r>
+        <w:rPr>
           <w:b/>
           <w:lang w:val="en_US" w:bidi="en_US"/>
         </w:rPr>
@@ -6911,6 +7849,20 @@
       </w:r>
       <w:r>
         <w:rPr>
+          <w:lang w:val="en_US" w:bidi="en_US"/>
+        </w:rPr>
+        <w:t>בַּ⁠נֵּר֑וֹת</w:t>
+      </w:r>
+    </w:p>
+    <w:p>
+      <w:pPr/>
+      <w:r>
+        <w:rPr>
+          <w:lang w:val="en_US" w:bidi="en_US"/>
+        </w:rPr>
+      </w:r>
+      <w:r>
+        <w:rPr>
           <w:b/>
           <w:lang w:val="en_US" w:bidi="en_US"/>
         </w:rPr>
@@ -7020,6 +7972,20 @@
       </w:r>
       <w:r>
         <w:rPr>
+          <w:lang w:val="en_US" w:bidi="en_US"/>
+        </w:rPr>
+        <w:t>וּ⁠פָקַדְתִּ֣י עַל</w:t>
+      </w:r>
+    </w:p>
+    <w:p>
+      <w:pPr/>
+      <w:r>
+        <w:rPr>
+          <w:lang w:val="en_US" w:bidi="en_US"/>
+        </w:rPr>
+      </w:r>
+      <w:r>
+        <w:rPr>
           <w:b/>
           <w:lang w:val="en_US" w:bidi="en_US"/>
         </w:rPr>
@@ -7103,6 +8069,20 @@
       </w:r>
       <w:r>
         <w:rPr>
+          <w:lang w:val="en_US" w:bidi="en_US"/>
+        </w:rPr>
+        <w:t>הָ⁠אֲנָשִׁ֗ים הַ⁠קֹּֽפְאִים֙ עַל־שִׁמְרֵי⁠הֶ֔ם</w:t>
+      </w:r>
+    </w:p>
+    <w:p>
+      <w:pPr/>
+      <w:r>
+        <w:rPr>
+          <w:lang w:val="en_US" w:bidi="en_US"/>
+        </w:rPr>
+      </w:r>
+      <w:r>
+        <w:rPr>
           <w:b/>
           <w:lang w:val="en_US" w:bidi="en_US"/>
         </w:rPr>
@@ -7199,6 +8179,20 @@
       </w:r>
       <w:r>
         <w:rPr>
+          <w:lang w:val="en_US" w:bidi="en_US"/>
+        </w:rPr>
+        <w:t>הָ⁠אֲנָשִׁ֗ים הַ⁠קֹּֽפְאִים֙ עַל־שִׁמְרֵי⁠הֶ֔ם</w:t>
+      </w:r>
+    </w:p>
+    <w:p>
+      <w:pPr/>
+      <w:r>
+        <w:rPr>
+          <w:lang w:val="en_US" w:bidi="en_US"/>
+        </w:rPr>
+      </w:r>
+      <w:r>
+        <w:rPr>
           <w:b/>
           <w:lang w:val="en_US" w:bidi="en_US"/>
         </w:rPr>
@@ -7308,6 +8302,20 @@
       </w:r>
       <w:r>
         <w:rPr>
+          <w:lang w:val="en_US" w:bidi="en_US"/>
+        </w:rPr>
+        <w:t>הָ⁠אֹֽמְרִים֙ בִּ⁠לְבָבָ֔⁠ם לֹֽא־יֵיטִ֥יב יְהוָ֖ה וְ⁠לֹ֥א יָרֵֽעַ</w:t>
+      </w:r>
+    </w:p>
+    <w:p>
+      <w:pPr/>
+      <w:r>
+        <w:rPr>
+          <w:lang w:val="en_US" w:bidi="en_US"/>
+        </w:rPr>
+      </w:r>
+      <w:r>
+        <w:rPr>
           <w:b/>
           <w:lang w:val="en_US" w:bidi="en_US"/>
         </w:rPr>
@@ -7391,6 +8399,20 @@
       </w:r>
       <w:r>
         <w:rPr>
+          <w:lang w:val="en_US" w:bidi="en_US"/>
+        </w:rPr>
+        <w:t>הָ⁠אֹֽמְרִים֙ בִּ⁠לְבָבָ֔⁠ם לֹֽא־יֵיטִ֥יב יְהוָ֖ה וְ⁠לֹ֥א יָרֵֽעַ</w:t>
+      </w:r>
+    </w:p>
+    <w:p>
+      <w:pPr/>
+      <w:r>
+        <w:rPr>
+          <w:lang w:val="en_US" w:bidi="en_US"/>
+        </w:rPr>
+      </w:r>
+      <w:r>
+        <w:rPr>
           <w:b/>
           <w:lang w:val="en_US" w:bidi="en_US"/>
         </w:rPr>
@@ -7474,6 +8496,20 @@
       </w:r>
       <w:r>
         <w:rPr>
+          <w:lang w:val="en_US" w:bidi="en_US"/>
+        </w:rPr>
+        <w:t>בִּ⁠לְבָבָ֔⁠ם</w:t>
+      </w:r>
+    </w:p>
+    <w:p>
+      <w:pPr/>
+      <w:r>
+        <w:rPr>
+          <w:lang w:val="en_US" w:bidi="en_US"/>
+        </w:rPr>
+      </w:r>
+      <w:r>
+        <w:rPr>
           <w:b/>
           <w:lang w:val="en_US" w:bidi="en_US"/>
         </w:rPr>
@@ -7570,6 +8606,20 @@
       </w:r>
       <w:r>
         <w:rPr>
+          <w:lang w:val="en_US" w:bidi="en_US"/>
+        </w:rPr>
+        <w:t>בִּ⁠לְבָבָ֔⁠ם</w:t>
+      </w:r>
+    </w:p>
+    <w:p>
+      <w:pPr/>
+      <w:r>
+        <w:rPr>
+          <w:lang w:val="en_US" w:bidi="en_US"/>
+        </w:rPr>
+      </w:r>
+      <w:r>
+        <w:rPr>
           <w:b/>
           <w:lang w:val="en_US" w:bidi="en_US"/>
         </w:rPr>
@@ -7666,6 +8716,20 @@
       </w:r>
       <w:r>
         <w:rPr>
+          <w:lang w:val="en_US" w:bidi="en_US"/>
+        </w:rPr>
+        <w:t>לֹֽא־יֵיטִ֥יב יְהוָ֖ה וְ⁠לֹ֥א יָרֵֽעַ</w:t>
+      </w:r>
+    </w:p>
+    <w:p>
+      <w:pPr/>
+      <w:r>
+        <w:rPr>
+          <w:lang w:val="en_US" w:bidi="en_US"/>
+        </w:rPr>
+      </w:r>
+      <w:r>
+        <w:rPr>
           <w:b/>
           <w:lang w:val="en_US" w:bidi="en_US"/>
         </w:rPr>
@@ -7775,6 +8839,20 @@
       </w:r>
       <w:r>
         <w:rPr>
+          <w:lang w:val="en_US" w:bidi="en_US"/>
+        </w:rPr>
+        <w:t>וְ⁠הָיָ֤ה חֵילָ⁠ם֙ לִ⁠מְשִׁסָּ֔ה וּ⁠בָתֵּי⁠הֶ֖ם לִ⁠שְׁמָמָ֑ה</w:t>
+      </w:r>
+    </w:p>
+    <w:p>
+      <w:pPr/>
+      <w:r>
+        <w:rPr>
+          <w:lang w:val="en_US" w:bidi="en_US"/>
+        </w:rPr>
+      </w:r>
+      <w:r>
+        <w:rPr>
           <w:b/>
           <w:lang w:val="en_US" w:bidi="en_US"/>
         </w:rPr>
@@ -7847,6 +8925,20 @@
         <w:rPr>
           <w:lang w:val="en_US" w:bidi="en_US"/>
         </w:rPr>
+      </w:r>
+    </w:p>
+    <w:p>
+      <w:pPr/>
+      <w:r>
+        <w:rPr>
+          <w:lang w:val="en_US" w:bidi="en_US"/>
+        </w:rPr>
+      </w:r>
+      <w:r>
+        <w:rPr>
+          <w:lang w:val="en_US" w:bidi="en_US"/>
+        </w:rPr>
+        <w:t>וְ⁠הָיָ֤ה חֵילָ⁠ם֙ לִ⁠מְשִׁסָּ֔ה וּ⁠בָתֵּי⁠הֶ֖ם לִ⁠שְׁמָמָ֑ה</w:t>
       </w:r>
     </w:p>
     <w:p>
@@ -8042,6 +9134,20 @@
       </w:r>
       <w:r>
         <w:rPr>
+          <w:lang w:val="en_US" w:bidi="en_US"/>
+        </w:rPr>
+        <w:t>יוֹם־יְהוָה֙ הַ⁠גָּד֔וֹל &amp; י֣וֹם יְהוָ֔ה</w:t>
+      </w:r>
+    </w:p>
+    <w:p>
+      <w:pPr/>
+      <w:r>
+        <w:rPr>
+          <w:lang w:val="en_US" w:bidi="en_US"/>
+        </w:rPr>
+      </w:r>
+      <w:r>
+        <w:rPr>
           <w:b/>
           <w:lang w:val="en_US" w:bidi="en_US"/>
         </w:rPr>
@@ -8138,6 +9244,20 @@
       </w:r>
       <w:r>
         <w:rPr>
+          <w:lang w:val="en_US" w:bidi="en_US"/>
+        </w:rPr>
+        <w:t>יוֹם־יְהוָה֙ הַ⁠גָּד֔וֹל &amp; י֣וֹם יְהוָ֔ה</w:t>
+      </w:r>
+    </w:p>
+    <w:p>
+      <w:pPr/>
+      <w:r>
+        <w:rPr>
+          <w:lang w:val="en_US" w:bidi="en_US"/>
+        </w:rPr>
+      </w:r>
+      <w:r>
+        <w:rPr>
           <w:b/>
           <w:lang w:val="en_US" w:bidi="en_US"/>
         </w:rPr>
@@ -8234,6 +9354,20 @@
       </w:r>
       <w:r>
         <w:rPr>
+          <w:lang w:val="en_US" w:bidi="en_US"/>
+        </w:rPr>
+        <w:t>קָר֤וֹב &amp; קָר֖וֹב וּ⁠מַהֵ֣ר מְאֹ֑ד</w:t>
+      </w:r>
+    </w:p>
+    <w:p>
+      <w:pPr/>
+      <w:r>
+        <w:rPr>
+          <w:lang w:val="en_US" w:bidi="en_US"/>
+        </w:rPr>
+      </w:r>
+      <w:r>
+        <w:rPr>
           <w:b/>
           <w:lang w:val="en_US" w:bidi="en_US"/>
         </w:rPr>
@@ -8330,6 +9464,20 @@
       </w:r>
       <w:r>
         <w:rPr>
+          <w:lang w:val="en_US" w:bidi="en_US"/>
+        </w:rPr>
+        <w:t>קָר֤וֹב &amp; קָר֖וֹב וּ⁠מַהֵ֣ר מְאֹ֑ד</w:t>
+      </w:r>
+    </w:p>
+    <w:p>
+      <w:pPr/>
+      <w:r>
+        <w:rPr>
+          <w:lang w:val="en_US" w:bidi="en_US"/>
+        </w:rPr>
+      </w:r>
+      <w:r>
+        <w:rPr>
           <w:b/>
           <w:lang w:val="en_US" w:bidi="en_US"/>
         </w:rPr>
@@ -8439,6 +9587,20 @@
       </w:r>
       <w:r>
         <w:rPr>
+          <w:lang w:val="en_US" w:bidi="en_US"/>
+        </w:rPr>
+        <w:t>ק֚וֹל י֣וֹם יְהוָ֔ה מַ֥ר</w:t>
+      </w:r>
+    </w:p>
+    <w:p>
+      <w:pPr/>
+      <w:r>
+        <w:rPr>
+          <w:lang w:val="en_US" w:bidi="en_US"/>
+        </w:rPr>
+      </w:r>
+      <w:r>
+        <w:rPr>
           <w:b/>
           <w:lang w:val="en_US" w:bidi="en_US"/>
         </w:rPr>
@@ -8548,6 +9710,20 @@
       </w:r>
       <w:r>
         <w:rPr>
+          <w:lang w:val="en_US" w:bidi="en_US"/>
+        </w:rPr>
+        <w:t>צֹרֵ֖חַ &amp; גִּבּֽוֹר</w:t>
+      </w:r>
+    </w:p>
+    <w:p>
+      <w:pPr/>
+      <w:r>
+        <w:rPr>
+          <w:lang w:val="en_US" w:bidi="en_US"/>
+        </w:rPr>
+      </w:r>
+      <w:r>
+        <w:rPr>
           <w:b/>
           <w:lang w:val="en_US" w:bidi="en_US"/>
         </w:rPr>
@@ -8644,6 +9820,20 @@
       </w:r>
       <w:r>
         <w:rPr>
+          <w:lang w:val="en_US" w:bidi="en_US"/>
+        </w:rPr>
+        <w:t>הַ⁠יּ֣וֹם הַ⁠ה֑וּא</w:t>
+      </w:r>
+    </w:p>
+    <w:p>
+      <w:pPr/>
+      <w:r>
+        <w:rPr>
+          <w:lang w:val="en_US" w:bidi="en_US"/>
+        </w:rPr>
+      </w:r>
+      <w:r>
+        <w:rPr>
           <w:b/>
           <w:lang w:val="en_US" w:bidi="en_US"/>
         </w:rPr>
@@ -8740,6 +9930,20 @@
       </w:r>
       <w:r>
         <w:rPr>
+          <w:lang w:val="en_US" w:bidi="en_US"/>
+        </w:rPr>
+        <w:t>י֧וֹם צָרָ֣ה וּ⁠מְצוּקָ֗ה י֤וֹם שֹׁאָה֙ וּ⁠מְשׁוֹאָ֔ה י֥וֹם חֹ֨שֶׁךְ֙ וַ⁠אֲפֵלָ֔ה י֥וֹם עָנָ֖ן וַ⁠עֲרָפֶֽל</w:t>
+      </w:r>
+    </w:p>
+    <w:p>
+      <w:pPr/>
+      <w:r>
+        <w:rPr>
+          <w:lang w:val="en_US" w:bidi="en_US"/>
+        </w:rPr>
+      </w:r>
+      <w:r>
+        <w:rPr>
           <w:b/>
           <w:lang w:val="en_US" w:bidi="en_US"/>
         </w:rPr>
@@ -8823,6 +10027,20 @@
       </w:r>
       <w:r>
         <w:rPr>
+          <w:lang w:val="en_US" w:bidi="en_US"/>
+        </w:rPr>
+        <w:t>י֥וֹם חֹ֨שֶׁךְ֙ וַ⁠אֲפֵלָ֔ה י֥וֹם עָנָ֖ן וַ⁠עֲרָפֶֽל</w:t>
+      </w:r>
+    </w:p>
+    <w:p>
+      <w:pPr/>
+      <w:r>
+        <w:rPr>
+          <w:lang w:val="en_US" w:bidi="en_US"/>
+        </w:rPr>
+      </w:r>
+      <w:r>
+        <w:rPr>
           <w:b/>
           <w:lang w:val="en_US" w:bidi="en_US"/>
         </w:rPr>
@@ -8906,6 +10124,20 @@
       </w:r>
       <w:r>
         <w:rPr>
+          <w:lang w:val="en_US" w:bidi="en_US"/>
+        </w:rPr>
+        <w:t>י֥וֹם</w:t>
+      </w:r>
+    </w:p>
+    <w:p>
+      <w:pPr/>
+      <w:r>
+        <w:rPr>
+          <w:lang w:val="en_US" w:bidi="en_US"/>
+        </w:rPr>
+      </w:r>
+      <w:r>
+        <w:rPr>
           <w:b/>
           <w:lang w:val="en_US" w:bidi="en_US"/>
         </w:rPr>
@@ -9002,6 +10234,20 @@
       </w:r>
       <w:r>
         <w:rPr>
+          <w:lang w:val="en_US" w:bidi="en_US"/>
+        </w:rPr>
+        <w:t>שׁוֹפָ֖ר וּ⁠תְרוּעָ֑ה</w:t>
+      </w:r>
+    </w:p>
+    <w:p>
+      <w:pPr/>
+      <w:r>
+        <w:rPr>
+          <w:lang w:val="en_US" w:bidi="en_US"/>
+        </w:rPr>
+      </w:r>
+      <w:r>
+        <w:rPr>
           <w:b/>
           <w:lang w:val="en_US" w:bidi="en_US"/>
         </w:rPr>
@@ -9098,6 +10344,20 @@
       </w:r>
       <w:r>
         <w:rPr>
+          <w:lang w:val="en_US" w:bidi="en_US"/>
+        </w:rPr>
+        <w:t>עַ֚ל הֶ⁠עָרִ֣ים הַ⁠בְּצֻר֔וֹת וְ⁠עַ֖ל הַ⁠פִּנּ֥וֹת הַ⁠גְּבֹהֽוֹת</w:t>
+      </w:r>
+    </w:p>
+    <w:p>
+      <w:pPr/>
+      <w:r>
+        <w:rPr>
+          <w:lang w:val="en_US" w:bidi="en_US"/>
+        </w:rPr>
+      </w:r>
+      <w:r>
+        <w:rPr>
           <w:b/>
           <w:lang w:val="en_US" w:bidi="en_US"/>
         </w:rPr>
@@ -9194,6 +10454,20 @@
       </w:r>
       <w:r>
         <w:rPr>
+          <w:lang w:val="en_US" w:bidi="en_US"/>
+        </w:rPr>
+        <w:t>עַ֚ל הֶ⁠עָרִ֣ים הַ⁠בְּצֻר֔וֹת וְ⁠עַ֖ל הַ⁠פִּנּ֥וֹת הַ⁠גְּבֹהֽוֹת</w:t>
+      </w:r>
+    </w:p>
+    <w:p>
+      <w:pPr/>
+      <w:r>
+        <w:rPr>
+          <w:lang w:val="en_US" w:bidi="en_US"/>
+        </w:rPr>
+      </w:r>
+      <w:r>
+        <w:rPr>
           <w:b/>
           <w:lang w:val="en_US" w:bidi="en_US"/>
         </w:rPr>
@@ -9292,6 +10566,20 @@
         <w:rPr>
           <w:lang w:val="en_US" w:bidi="en_US"/>
         </w:rPr>
+      </w:r>
+    </w:p>
+    <w:p>
+      <w:pPr/>
+      <w:r>
+        <w:rPr>
+          <w:lang w:val="en_US" w:bidi="en_US"/>
+        </w:rPr>
+      </w:r>
+      <w:r>
+        <w:rPr>
+          <w:lang w:val="en_US" w:bidi="en_US"/>
+        </w:rPr>
+        <w:t>לָ⁠אָדָ֗ם</w:t>
       </w:r>
     </w:p>
     <w:p>
@@ -9500,6 +10788,20 @@
       </w:r>
       <w:r>
         <w:rPr>
+          <w:lang w:val="en_US" w:bidi="en_US"/>
+        </w:rPr>
+        <w:t>וְ⁠הָֽלְכוּ֙ כַּֽ⁠עִוְרִ֔ים</w:t>
+      </w:r>
+    </w:p>
+    <w:p>
+      <w:pPr/>
+      <w:r>
+        <w:rPr>
+          <w:lang w:val="en_US" w:bidi="en_US"/>
+        </w:rPr>
+      </w:r>
+      <w:r>
+        <w:rPr>
           <w:b/>
           <w:lang w:val="en_US" w:bidi="en_US"/>
         </w:rPr>
@@ -9609,6 +10911,20 @@
       </w:r>
       <w:r>
         <w:rPr>
+          <w:lang w:val="en_US" w:bidi="en_US"/>
+        </w:rPr>
+        <w:t>כַּֽ⁠עִוְרִ֔ים</w:t>
+      </w:r>
+    </w:p>
+    <w:p>
+      <w:pPr/>
+      <w:r>
+        <w:rPr>
+          <w:lang w:val="en_US" w:bidi="en_US"/>
+        </w:rPr>
+      </w:r>
+      <w:r>
+        <w:rPr>
           <w:b/>
           <w:lang w:val="en_US" w:bidi="en_US"/>
         </w:rPr>
@@ -9705,6 +11021,20 @@
       </w:r>
       <w:r>
         <w:rPr>
+          <w:lang w:val="en_US" w:bidi="en_US"/>
+        </w:rPr>
+        <w:t>וְ⁠שֻׁפַּ֤ךְ דָּמָ⁠ם֙ כֶּֽ⁠עָפָ֔ר וּ⁠לְחֻמָ֖⁠ם כַּ⁠גְּלָלִֽים</w:t>
+      </w:r>
+    </w:p>
+    <w:p>
+      <w:pPr/>
+      <w:r>
+        <w:rPr>
+          <w:lang w:val="en_US" w:bidi="en_US"/>
+        </w:rPr>
+      </w:r>
+      <w:r>
+        <w:rPr>
           <w:b/>
           <w:lang w:val="en_US" w:bidi="en_US"/>
         </w:rPr>
@@ -9788,6 +11118,20 @@
       </w:r>
       <w:r>
         <w:rPr>
+          <w:lang w:val="en_US" w:bidi="en_US"/>
+        </w:rPr>
+        <w:t>וְ⁠שֻׁפַּ֤ךְ דָּמָ⁠ם֙ כֶּֽ⁠עָפָ֔ר וּ⁠לְחֻמָ֖⁠ם כַּ⁠גְּלָלִֽים</w:t>
+      </w:r>
+    </w:p>
+    <w:p>
+      <w:pPr/>
+      <w:r>
+        <w:rPr>
+          <w:lang w:val="en_US" w:bidi="en_US"/>
+        </w:rPr>
+      </w:r>
+      <w:r>
+        <w:rPr>
           <w:b/>
           <w:lang w:val="en_US" w:bidi="en_US"/>
         </w:rPr>
@@ -9871,6 +11215,20 @@
       </w:r>
       <w:r>
         <w:rPr>
+          <w:lang w:val="en_US" w:bidi="en_US"/>
+        </w:rPr>
+        <w:t>וְ⁠שֻׁפַּ֤ךְ דָּמָ⁠ם֙ כֶּֽ⁠עָפָ֔ר וּ⁠לְחֻמָ֖⁠ם כַּ⁠גְּלָלִֽים</w:t>
+      </w:r>
+    </w:p>
+    <w:p>
+      <w:pPr/>
+      <w:r>
+        <w:rPr>
+          <w:lang w:val="en_US" w:bidi="en_US"/>
+        </w:rPr>
+      </w:r>
+      <w:r>
+        <w:rPr>
           <w:b/>
           <w:lang w:val="en_US" w:bidi="en_US"/>
         </w:rPr>
@@ -10019,6 +11377,20 @@
       </w:r>
       <w:r>
         <w:rPr>
+          <w:lang w:val="en_US" w:bidi="en_US"/>
+        </w:rPr>
+        <w:t>גַּם־כַּסְפָּ֨⁠ם גַּם־זְהָבָ֜⁠ם לֹֽא־יוּכַ֣ל לְ⁠הַצִּילָ֗⁠ם</w:t>
+      </w:r>
+    </w:p>
+    <w:p>
+      <w:pPr/>
+      <w:r>
+        <w:rPr>
+          <w:lang w:val="en_US" w:bidi="en_US"/>
+        </w:rPr>
+      </w:r>
+      <w:r>
+        <w:rPr>
           <w:b/>
           <w:lang w:val="en_US" w:bidi="en_US"/>
         </w:rPr>
@@ -10141,6 +11513,20 @@
       </w:r>
       <w:r>
         <w:rPr>
+          <w:lang w:val="en_US" w:bidi="en_US"/>
+        </w:rPr>
+        <w:t>וּ⁠בְ⁠אֵשׁ֙ קִנְאָת֔⁠וֹ תֵּאָכֵ֖ל כָּל־הָ⁠אָ֑רֶץ</w:t>
+      </w:r>
+    </w:p>
+    <w:p>
+      <w:pPr/>
+      <w:r>
+        <w:rPr>
+          <w:lang w:val="en_US" w:bidi="en_US"/>
+        </w:rPr>
+      </w:r>
+      <w:r>
+        <w:rPr>
           <w:b/>
           <w:lang w:val="en_US" w:bidi="en_US"/>
         </w:rPr>
@@ -10224,6 +11610,20 @@
       </w:r>
       <w:r>
         <w:rPr>
+          <w:lang w:val="en_US" w:bidi="en_US"/>
+        </w:rPr>
+        <w:t>וּ⁠בְ⁠אֵשׁ֙ קִנְאָת֔⁠וֹ תֵּאָכֵ֖ל כָּל־הָ⁠אָ֑רֶץ</w:t>
+      </w:r>
+    </w:p>
+    <w:p>
+      <w:pPr/>
+      <w:r>
+        <w:rPr>
+          <w:lang w:val="en_US" w:bidi="en_US"/>
+        </w:rPr>
+      </w:r>
+      <w:r>
+        <w:rPr>
           <w:b/>
           <w:lang w:val="en_US" w:bidi="en_US"/>
         </w:rPr>
@@ -10346,6 +11746,20 @@
       </w:r>
       <w:r>
         <w:rPr>
+          <w:lang w:val="en_US" w:bidi="en_US"/>
+        </w:rPr>
+        <w:t>וּ⁠בְ⁠אֵשׁ֙ קִנְאָת֔⁠וֹ תֵּאָכֵ֖ל כָּל־הָ⁠אָ֑רֶץ</w:t>
+      </w:r>
+    </w:p>
+    <w:p>
+      <w:pPr/>
+      <w:r>
+        <w:rPr>
+          <w:lang w:val="en_US" w:bidi="en_US"/>
+        </w:rPr>
+      </w:r>
+      <w:r>
+        <w:rPr>
           <w:b/>
           <w:lang w:val="en_US" w:bidi="en_US"/>
         </w:rPr>
@@ -10442,6 +11856,20 @@
       </w:r>
       <w:r>
         <w:rPr>
+          <w:lang w:val="en_US" w:bidi="en_US"/>
+        </w:rPr>
+        <w:t>כָלָ֤ה אַךְ־נִבְהָלָה֙ יַֽעֲשֶׂ֔ה אֵ֥ת כָּל־יֹשְׁבֵ֖י הָ⁠אָֽרֶץ</w:t>
+      </w:r>
+    </w:p>
+    <w:p>
+      <w:pPr/>
+      <w:r>
+        <w:rPr>
+          <w:lang w:val="en_US" w:bidi="en_US"/>
+        </w:rPr>
+      </w:r>
+      <w:r>
+        <w:rPr>
           <w:b/>
           <w:lang w:val="en_US" w:bidi="en_US"/>
         </w:rPr>
@@ -10538,6 +11966,20 @@
       </w:r>
       <w:r>
         <w:rPr>
+          <w:lang w:val="en_US" w:bidi="en_US"/>
+        </w:rPr>
+        <w:t>אֵ֥ת כָּל־יֹשְׁבֵ֖י הָ⁠אָֽרֶץ</w:t>
+      </w:r>
+    </w:p>
+    <w:p>
+      <w:pPr/>
+      <w:r>
+        <w:rPr>
+          <w:lang w:val="en_US" w:bidi="en_US"/>
+        </w:rPr>
+      </w:r>
+      <w:r>
+        <w:rPr>
           <w:b/>
           <w:lang w:val="en_US" w:bidi="en_US"/>
         </w:rPr>
@@ -10647,6 +12089,20 @@
       </w:r>
       <w:r>
         <w:rPr>
+          <w:lang w:val="en_US" w:bidi="en_US"/>
+        </w:rPr>
+        <w:t>נִבְהָלָה֙</w:t>
+      </w:r>
+    </w:p>
+    <w:p>
+      <w:pPr/>
+      <w:r>
+        <w:rPr>
+          <w:lang w:val="en_US" w:bidi="en_US"/>
+        </w:rPr>
+      </w:r>
+      <w:r>
+        <w:rPr>
           <w:b/>
           <w:lang w:val="en_US" w:bidi="en_US"/>
         </w:rPr>
@@ -10743,6 +12199,20 @@
       </w:r>
       <w:r>
         <w:rPr>
+          <w:lang w:val="en_US" w:bidi="en_US"/>
+        </w:rPr>
+        <w:t>הִֽתְקוֹשְׁשׁ֖וּ וָ⁠ק֑וֹשּׁוּ</w:t>
+      </w:r>
+    </w:p>
+    <w:p>
+      <w:pPr/>
+      <w:r>
+        <w:rPr>
+          <w:lang w:val="en_US" w:bidi="en_US"/>
+        </w:rPr>
+      </w:r>
+      <w:r>
+        <w:rPr>
           <w:b/>
           <w:lang w:val="en_US" w:bidi="en_US"/>
         </w:rPr>
@@ -10839,6 +12309,20 @@
       </w:r>
       <w:r>
         <w:rPr>
+          <w:lang w:val="en_US" w:bidi="en_US"/>
+        </w:rPr>
+        <w:t>הִֽתְקוֹשְׁשׁ֖וּ וָ⁠ק֑וֹשּׁוּ</w:t>
+      </w:r>
+    </w:p>
+    <w:p>
+      <w:pPr/>
+      <w:r>
+        <w:rPr>
+          <w:lang w:val="en_US" w:bidi="en_US"/>
+        </w:rPr>
+      </w:r>
+      <w:r>
+        <w:rPr>
           <w:b/>
           <w:lang w:val="en_US" w:bidi="en_US"/>
         </w:rPr>
@@ -10935,6 +12419,20 @@
       </w:r>
       <w:r>
         <w:rPr>
+          <w:lang w:val="en_US" w:bidi="en_US"/>
+        </w:rPr>
+        <w:t>הִֽתְקוֹשְׁשׁ֖וּ</w:t>
+      </w:r>
+    </w:p>
+    <w:p>
+      <w:pPr/>
+      <w:r>
+        <w:rPr>
+          <w:lang w:val="en_US" w:bidi="en_US"/>
+        </w:rPr>
+      </w:r>
+      <w:r>
+        <w:rPr>
           <w:b/>
           <w:lang w:val="en_US" w:bidi="en_US"/>
         </w:rPr>
@@ -11031,6 +12529,20 @@
       </w:r>
       <w:r>
         <w:rPr>
+          <w:lang w:val="en_US" w:bidi="en_US"/>
+        </w:rPr>
+        <w:t>הַ⁠גּ֖וֹי לֹ֥א נִכְסָֽף</w:t>
+      </w:r>
+    </w:p>
+    <w:p>
+      <w:pPr/>
+      <w:r>
+        <w:rPr>
+          <w:lang w:val="en_US" w:bidi="en_US"/>
+        </w:rPr>
+      </w:r>
+      <w:r>
+        <w:rPr>
           <w:b/>
           <w:lang w:val="en_US" w:bidi="en_US"/>
         </w:rPr>
@@ -11127,6 +12639,20 @@
       </w:r>
       <w:r>
         <w:rPr>
+          <w:lang w:val="en_US" w:bidi="en_US"/>
+        </w:rPr>
+        <w:t>הַ⁠גּ֖וֹי לֹ֥א נִכְסָֽף</w:t>
+      </w:r>
+    </w:p>
+    <w:p>
+      <w:pPr/>
+      <w:r>
+        <w:rPr>
+          <w:lang w:val="en_US" w:bidi="en_US"/>
+        </w:rPr>
+      </w:r>
+      <w:r>
+        <w:rPr>
           <w:b/>
           <w:lang w:val="en_US" w:bidi="en_US"/>
         </w:rPr>
@@ -11223,6 +12749,20 @@
       </w:r>
       <w:r>
         <w:rPr>
+          <w:lang w:val="en_US" w:bidi="en_US"/>
+        </w:rPr>
+        <w:t>בְּ⁠טֶ֨רֶם֙ לֶ֣דֶת חֹ֔ק</w:t>
+      </w:r>
+    </w:p>
+    <w:p>
+      <w:pPr/>
+      <w:r>
+        <w:rPr>
+          <w:lang w:val="en_US" w:bidi="en_US"/>
+        </w:rPr>
+      </w:r>
+      <w:r>
+        <w:rPr>
           <w:b/>
           <w:lang w:val="en_US" w:bidi="en_US"/>
         </w:rPr>
@@ -11358,6 +12898,20 @@
       </w:r>
       <w:r>
         <w:rPr>
+          <w:lang w:val="en_US" w:bidi="en_US"/>
+        </w:rPr>
+        <w:t>בְּ⁠טֶ֨רֶם֙ לֶ֣דֶת חֹ֔ק</w:t>
+      </w:r>
+    </w:p>
+    <w:p>
+      <w:pPr/>
+      <w:r>
+        <w:rPr>
+          <w:lang w:val="en_US" w:bidi="en_US"/>
+        </w:rPr>
+      </w:r>
+      <w:r>
+        <w:rPr>
           <w:b/>
           <w:lang w:val="en_US" w:bidi="en_US"/>
         </w:rPr>
@@ -11454,6 +13008,20 @@
       </w:r>
       <w:r>
         <w:rPr>
+          <w:lang w:val="en_US" w:bidi="en_US"/>
+        </w:rPr>
+        <w:t>י֑וֹם</w:t>
+      </w:r>
+    </w:p>
+    <w:p>
+      <w:pPr/>
+      <w:r>
+        <w:rPr>
+          <w:lang w:val="en_US" w:bidi="en_US"/>
+        </w:rPr>
+      </w:r>
+      <w:r>
+        <w:rPr>
           <w:b/>
           <w:lang w:val="en_US" w:bidi="en_US"/>
         </w:rPr>
@@ -11550,6 +13118,20 @@
       </w:r>
       <w:r>
         <w:rPr>
+          <w:lang w:val="en_US" w:bidi="en_US"/>
+        </w:rPr>
+        <w:t>כְּ⁠מֹ֖ץ עָ֣בַר</w:t>
+      </w:r>
+    </w:p>
+    <w:p>
+      <w:pPr/>
+      <w:r>
+        <w:rPr>
+          <w:lang w:val="en_US" w:bidi="en_US"/>
+        </w:rPr>
+      </w:r>
+      <w:r>
+        <w:rPr>
           <w:b/>
           <w:lang w:val="en_US" w:bidi="en_US"/>
         </w:rPr>
@@ -11672,6 +13254,20 @@
       </w:r>
       <w:r>
         <w:rPr>
+          <w:lang w:val="en_US" w:bidi="en_US"/>
+        </w:rPr>
+        <w:t>בְּ⁠טֶ֣רֶם ׀ לֹא־יָב֣וֹא עֲלֵי⁠כֶ֗ם חֲרוֹן֙ אַף־יְהוָ֔ה בְּ⁠טֶ֨רֶם֙ לֹא־יָב֣וֹא עֲלֵי⁠כֶ֔ם י֖וֹם אַף־יְהוָֽה</w:t>
+      </w:r>
+    </w:p>
+    <w:p>
+      <w:pPr/>
+      <w:r>
+        <w:rPr>
+          <w:lang w:val="en_US" w:bidi="en_US"/>
+        </w:rPr>
+      </w:r>
+      <w:r>
+        <w:rPr>
           <w:b/>
           <w:lang w:val="en_US" w:bidi="en_US"/>
         </w:rPr>
@@ -11755,6 +13351,20 @@
       </w:r>
       <w:r>
         <w:rPr>
+          <w:lang w:val="en_US" w:bidi="en_US"/>
+        </w:rPr>
+        <w:t>בְּ⁠טֶ֣רֶם ׀ לֹא־יָב֣וֹא עֲלֵי⁠כֶ֗ם חֲרוֹן֙ אַף־יְהוָ֔ה</w:t>
+      </w:r>
+    </w:p>
+    <w:p>
+      <w:pPr/>
+      <w:r>
+        <w:rPr>
+          <w:lang w:val="en_US" w:bidi="en_US"/>
+        </w:rPr>
+      </w:r>
+      <w:r>
+        <w:rPr>
           <w:b/>
           <w:lang w:val="en_US" w:bidi="en_US"/>
         </w:rPr>
@@ -11838,6 +13448,20 @@
       </w:r>
       <w:r>
         <w:rPr>
+          <w:lang w:val="en_US" w:bidi="en_US"/>
+        </w:rPr>
+        <w:t>בְּ⁠טֶ֣רֶם ׀ לֹא־יָב֣וֹא עֲלֵי⁠כֶ֗ם חֲרוֹן֙ אַף־יְהוָ֔ה</w:t>
+      </w:r>
+    </w:p>
+    <w:p>
+      <w:pPr/>
+      <w:r>
+        <w:rPr>
+          <w:lang w:val="en_US" w:bidi="en_US"/>
+        </w:rPr>
+      </w:r>
+      <w:r>
+        <w:rPr>
           <w:b/>
           <w:lang w:val="en_US" w:bidi="en_US"/>
         </w:rPr>
@@ -11960,6 +13584,20 @@
       </w:r>
       <w:r>
         <w:rPr>
+          <w:lang w:val="en_US" w:bidi="en_US"/>
+        </w:rPr>
+        <w:t>בְּ⁠טֶ֣רֶם ׀ לֹא־יָב֣וֹא עֲלֵי⁠כֶ֗ם חֲרוֹן֙ אַף־יְהוָ֔ה</w:t>
+      </w:r>
+    </w:p>
+    <w:p>
+      <w:pPr/>
+      <w:r>
+        <w:rPr>
+          <w:lang w:val="en_US" w:bidi="en_US"/>
+        </w:rPr>
+      </w:r>
+      <w:r>
+        <w:rPr>
           <w:b/>
           <w:lang w:val="en_US" w:bidi="en_US"/>
         </w:rPr>
@@ -12069,6 +13707,20 @@
       </w:r>
       <w:r>
         <w:rPr>
+          <w:lang w:val="en_US" w:bidi="en_US"/>
+        </w:rPr>
+        <w:t>בְּ⁠טֶ֨רֶם֙ לֹא־יָב֣וֹא עֲלֵי⁠כֶ֔ם י֖וֹם אַף־יְהוָֽה</w:t>
+      </w:r>
+    </w:p>
+    <w:p>
+      <w:pPr/>
+      <w:r>
+        <w:rPr>
+          <w:lang w:val="en_US" w:bidi="en_US"/>
+        </w:rPr>
+      </w:r>
+      <w:r>
+        <w:rPr>
           <w:b/>
           <w:lang w:val="en_US" w:bidi="en_US"/>
         </w:rPr>
@@ -12154,6 +13806,20 @@
         <w:rPr>
           <w:lang w:val="en_US" w:bidi="en_US"/>
         </w:rPr>
+      </w:r>
+    </w:p>
+    <w:p>
+      <w:pPr/>
+      <w:r>
+        <w:rPr>
+          <w:lang w:val="en_US" w:bidi="en_US"/>
+        </w:rPr>
+      </w:r>
+      <w:r>
+        <w:rPr>
+          <w:lang w:val="en_US" w:bidi="en_US"/>
+        </w:rPr>
+        <w:t>בַּקְּשׁ֤וּ אֶת־יְהוָה֙</w:t>
       </w:r>
     </w:p>
     <w:p>
@@ -12279,6 +13945,20 @@
       </w:r>
       <w:r>
         <w:rPr>
+          <w:lang w:val="en_US" w:bidi="en_US"/>
+        </w:rPr>
+        <w:t>כָּל־עַנְוֵ֣י הָ⁠אָ֔רֶץ</w:t>
+      </w:r>
+    </w:p>
+    <w:p>
+      <w:pPr/>
+      <w:r>
+        <w:rPr>
+          <w:lang w:val="en_US" w:bidi="en_US"/>
+        </w:rPr>
+      </w:r>
+      <w:r>
+        <w:rPr>
           <w:b/>
           <w:lang w:val="en_US" w:bidi="en_US"/>
         </w:rPr>
@@ -12364,6 +14044,20 @@
         <w:rPr>
           <w:lang w:val="en_US" w:bidi="en_US"/>
         </w:rPr>
+      </w:r>
+    </w:p>
+    <w:p>
+      <w:pPr/>
+      <w:r>
+        <w:rPr>
+          <w:lang w:val="en_US" w:bidi="en_US"/>
+        </w:rPr>
+      </w:r>
+      <w:r>
+        <w:rPr>
+          <w:lang w:val="en_US" w:bidi="en_US"/>
+        </w:rPr>
+        <w:t>כָּל־עַנְוֵ֣י הָ⁠אָ֔רֶץ</w:t>
       </w:r>
     </w:p>
     <w:p>
@@ -12489,6 +14183,20 @@
       </w:r>
       <w:r>
         <w:rPr>
+          <w:lang w:val="en_US" w:bidi="en_US"/>
+        </w:rPr>
+        <w:t>אֲשֶׁ֥ר מִשְׁפָּט֖⁠וֹ פָּעָ֑לוּ</w:t>
+      </w:r>
+    </w:p>
+    <w:p>
+      <w:pPr/>
+      <w:r>
+        <w:rPr>
+          <w:lang w:val="en_US" w:bidi="en_US"/>
+        </w:rPr>
+      </w:r>
+      <w:r>
+        <w:rPr>
           <w:b/>
           <w:lang w:val="en_US" w:bidi="en_US"/>
         </w:rPr>
@@ -12574,6 +14282,20 @@
         <w:rPr>
           <w:lang w:val="en_US" w:bidi="en_US"/>
         </w:rPr>
+      </w:r>
+    </w:p>
+    <w:p>
+      <w:pPr/>
+      <w:r>
+        <w:rPr>
+          <w:lang w:val="en_US" w:bidi="en_US"/>
+        </w:rPr>
+      </w:r>
+      <w:r>
+        <w:rPr>
+          <w:lang w:val="en_US" w:bidi="en_US"/>
+        </w:rPr>
+        <w:t>בַּקְּשׁוּ־צֶ֨דֶק֙ בַּקְּשׁ֣וּ עֲנָוָ֔ה</w:t>
       </w:r>
     </w:p>
     <w:p>
@@ -12725,6 +14447,20 @@
       </w:r>
       <w:r>
         <w:rPr>
+          <w:lang w:val="en_US" w:bidi="en_US"/>
+        </w:rPr>
+        <w:t>בַּקְּשׁוּ־צֶ֨דֶק֙ בַּקְּשׁ֣וּ עֲנָוָ֔ה</w:t>
+      </w:r>
+    </w:p>
+    <w:p>
+      <w:pPr/>
+      <w:r>
+        <w:rPr>
+          <w:lang w:val="en_US" w:bidi="en_US"/>
+        </w:rPr>
+      </w:r>
+      <w:r>
+        <w:rPr>
           <w:b/>
           <w:lang w:val="en_US" w:bidi="en_US"/>
         </w:rPr>
@@ -12834,6 +14570,20 @@
       </w:r>
       <w:r>
         <w:rPr>
+          <w:lang w:val="en_US" w:bidi="en_US"/>
+        </w:rPr>
+        <w:t>תִּסָּ֣תְר֔וּ</w:t>
+      </w:r>
+    </w:p>
+    <w:p>
+      <w:pPr/>
+      <w:r>
+        <w:rPr>
+          <w:lang w:val="en_US" w:bidi="en_US"/>
+        </w:rPr>
+      </w:r>
+      <w:r>
+        <w:rPr>
           <w:b/>
           <w:lang w:val="en_US" w:bidi="en_US"/>
         </w:rPr>
@@ -12917,6 +14667,20 @@
       </w:r>
       <w:r>
         <w:rPr>
+          <w:lang w:val="en_US" w:bidi="en_US"/>
+        </w:rPr>
+        <w:t>תִּסָּ֣תְר֔וּ</w:t>
+      </w:r>
+    </w:p>
+    <w:p>
+      <w:pPr/>
+      <w:r>
+        <w:rPr>
+          <w:lang w:val="en_US" w:bidi="en_US"/>
+        </w:rPr>
+      </w:r>
+      <w:r>
+        <w:rPr>
           <w:b/>
           <w:lang w:val="en_US" w:bidi="en_US"/>
         </w:rPr>
@@ -13013,6 +14777,20 @@
       </w:r>
       <w:r>
         <w:rPr>
+          <w:lang w:val="en_US" w:bidi="en_US"/>
+        </w:rPr>
+        <w:t>בְּ⁠י֖וֹם אַף־יְהוָֽה</w:t>
+      </w:r>
+    </w:p>
+    <w:p>
+      <w:pPr/>
+      <w:r>
+        <w:rPr>
+          <w:lang w:val="en_US" w:bidi="en_US"/>
+        </w:rPr>
+      </w:r>
+      <w:r>
+        <w:rPr>
           <w:b/>
           <w:lang w:val="en_US" w:bidi="en_US"/>
         </w:rPr>
@@ -13096,6 +14874,20 @@
       </w:r>
       <w:r>
         <w:rPr>
+          <w:lang w:val="en_US" w:bidi="en_US"/>
+        </w:rPr>
+        <w:t>עַזָּה֙ עֲזוּבָ֣ה תִֽהְיֶ֔ה &amp; וְ⁠עֶקְר֖וֹן תֵּעָקֵֽר</w:t>
+      </w:r>
+    </w:p>
+    <w:p>
+      <w:pPr/>
+      <w:r>
+        <w:rPr>
+          <w:lang w:val="en_US" w:bidi="en_US"/>
+        </w:rPr>
+      </w:r>
+      <w:r>
+        <w:rPr>
           <w:b/>
           <w:lang w:val="en_US" w:bidi="en_US"/>
         </w:rPr>
@@ -13179,6 +14971,20 @@
       </w:r>
       <w:r>
         <w:rPr>
+          <w:lang w:val="en_US" w:bidi="en_US"/>
+        </w:rPr>
+        <w:t>עַזָּה֙ עֲזוּבָ֣ה תִֽהְיֶ֔ה</w:t>
+      </w:r>
+    </w:p>
+    <w:p>
+      <w:pPr/>
+      <w:r>
+        <w:rPr>
+          <w:lang w:val="en_US" w:bidi="en_US"/>
+        </w:rPr>
+      </w:r>
+      <w:r>
+        <w:rPr>
           <w:b/>
           <w:lang w:val="en_US" w:bidi="en_US"/>
         </w:rPr>
@@ -13262,6 +15068,20 @@
       </w:r>
       <w:r>
         <w:rPr>
+          <w:lang w:val="en_US" w:bidi="en_US"/>
+        </w:rPr>
+        <w:t>וְ⁠אַשְׁקְל֖וֹן לִ⁠שְׁמָמָ֑ה</w:t>
+      </w:r>
+    </w:p>
+    <w:p>
+      <w:pPr/>
+      <w:r>
+        <w:rPr>
+          <w:lang w:val="en_US" w:bidi="en_US"/>
+        </w:rPr>
+      </w:r>
+      <w:r>
+        <w:rPr>
           <w:b/>
           <w:lang w:val="en_US" w:bidi="en_US"/>
         </w:rPr>
@@ -13345,6 +15165,20 @@
       </w:r>
       <w:r>
         <w:rPr>
+          <w:lang w:val="en_US" w:bidi="en_US"/>
+        </w:rPr>
+        <w:t>אַשְׁדּ֗וֹד &amp; יְגָ֣רְשׁ֔וּ⁠הָ</w:t>
+      </w:r>
+    </w:p>
+    <w:p>
+      <w:pPr/>
+      <w:r>
+        <w:rPr>
+          <w:lang w:val="en_US" w:bidi="en_US"/>
+        </w:rPr>
+      </w:r>
+      <w:r>
+        <w:rPr>
           <w:b/>
           <w:lang w:val="en_US" w:bidi="en_US"/>
         </w:rPr>
@@ -13454,6 +15288,20 @@
       </w:r>
       <w:r>
         <w:rPr>
+          <w:lang w:val="en_US" w:bidi="en_US"/>
+        </w:rPr>
+        <w:t>אַשְׁדּ֗וֹד &amp; יְגָ֣רְשׁ֔וּ⁠הָ</w:t>
+      </w:r>
+    </w:p>
+    <w:p>
+      <w:pPr/>
+      <w:r>
+        <w:rPr>
+          <w:lang w:val="en_US" w:bidi="en_US"/>
+        </w:rPr>
+      </w:r>
+      <w:r>
+        <w:rPr>
           <w:b/>
           <w:lang w:val="en_US" w:bidi="en_US"/>
         </w:rPr>
@@ -13550,6 +15398,20 @@
       </w:r>
       <w:r>
         <w:rPr>
+          <w:lang w:val="en_US" w:bidi="en_US"/>
+        </w:rPr>
+        <w:t>בַּֽ⁠צָּהֳרַ֨יִם֙</w:t>
+      </w:r>
+    </w:p>
+    <w:p>
+      <w:pPr/>
+      <w:r>
+        <w:rPr>
+          <w:lang w:val="en_US" w:bidi="en_US"/>
+        </w:rPr>
+      </w:r>
+      <w:r>
+        <w:rPr>
           <w:b/>
           <w:lang w:val="en_US" w:bidi="en_US"/>
         </w:rPr>
@@ -13646,6 +15508,20 @@
       </w:r>
       <w:r>
         <w:rPr>
+          <w:lang w:val="en_US" w:bidi="en_US"/>
+        </w:rPr>
+        <w:t>וְ⁠עֶקְר֖וֹן תֵּעָקֵֽר</w:t>
+      </w:r>
+    </w:p>
+    <w:p>
+      <w:pPr/>
+      <w:r>
+        <w:rPr>
+          <w:lang w:val="en_US" w:bidi="en_US"/>
+        </w:rPr>
+      </w:r>
+      <w:r>
+        <w:rPr>
           <w:b/>
           <w:lang w:val="en_US" w:bidi="en_US"/>
         </w:rPr>
@@ -13755,6 +15631,20 @@
       </w:r>
       <w:r>
         <w:rPr>
+          <w:lang w:val="en_US" w:bidi="en_US"/>
+        </w:rPr>
+        <w:t>וְ⁠עֶקְר֖וֹן תֵּעָקֵֽר</w:t>
+      </w:r>
+    </w:p>
+    <w:p>
+      <w:pPr/>
+      <w:r>
+        <w:rPr>
+          <w:lang w:val="en_US" w:bidi="en_US"/>
+        </w:rPr>
+      </w:r>
+      <w:r>
+        <w:rPr>
           <w:b/>
           <w:lang w:val="en_US" w:bidi="en_US"/>
         </w:rPr>
@@ -13838,6 +15728,20 @@
       </w:r>
       <w:r>
         <w:rPr>
+          <w:lang w:val="en_US" w:bidi="en_US"/>
+        </w:rPr>
+        <w:t>חֶ֥בֶל הַ⁠יָּ֖ם</w:t>
+      </w:r>
+    </w:p>
+    <w:p>
+      <w:pPr/>
+      <w:r>
+        <w:rPr>
+          <w:lang w:val="en_US" w:bidi="en_US"/>
+        </w:rPr>
+      </w:r>
+      <w:r>
+        <w:rPr>
           <w:b/>
           <w:lang w:val="en_US" w:bidi="en_US"/>
         </w:rPr>
@@ -13947,6 +15851,20 @@
       </w:r>
       <w:r>
         <w:rPr>
+          <w:lang w:val="en_US" w:bidi="en_US"/>
+        </w:rPr>
+        <w:t>כְּרֵתִ֑ים</w:t>
+      </w:r>
+    </w:p>
+    <w:p>
+      <w:pPr/>
+      <w:r>
+        <w:rPr>
+          <w:lang w:val="en_US" w:bidi="en_US"/>
+        </w:rPr>
+      </w:r>
+      <w:r>
+        <w:rPr>
           <w:b/>
           <w:lang w:val="en_US" w:bidi="en_US"/>
         </w:rPr>
@@ -14056,6 +15974,20 @@
       </w:r>
       <w:r>
         <w:rPr>
+          <w:lang w:val="en_US" w:bidi="en_US"/>
+        </w:rPr>
+        <w:t>דְּבַר־יְהוָ֣ה עֲלֵי⁠כֶ֗ם</w:t>
+      </w:r>
+    </w:p>
+    <w:p>
+      <w:pPr/>
+      <w:r>
+        <w:rPr>
+          <w:lang w:val="en_US" w:bidi="en_US"/>
+        </w:rPr>
+      </w:r>
+      <w:r>
+        <w:rPr>
           <w:b/>
           <w:lang w:val="en_US" w:bidi="en_US"/>
         </w:rPr>
@@ -14152,6 +16084,20 @@
       </w:r>
       <w:r>
         <w:rPr>
+          <w:lang w:val="en_US" w:bidi="en_US"/>
+        </w:rPr>
+        <w:t>עֲלֵי⁠כֶ֗ם כְּנַ֨עַן֙ אֶ֣רֶץ פְּלִשְׁתִּ֔ים</w:t>
+      </w:r>
+    </w:p>
+    <w:p>
+      <w:pPr/>
+      <w:r>
+        <w:rPr>
+          <w:lang w:val="en_US" w:bidi="en_US"/>
+        </w:rPr>
+      </w:r>
+      <w:r>
+        <w:rPr>
           <w:b/>
           <w:lang w:val="en_US" w:bidi="en_US"/>
         </w:rPr>
@@ -14248,6 +16194,20 @@
       </w:r>
       <w:r>
         <w:rPr>
+          <w:lang w:val="en_US" w:bidi="en_US"/>
+        </w:rPr>
+        <w:t>עֲלֵי⁠כֶ֗ם</w:t>
+      </w:r>
+    </w:p>
+    <w:p>
+      <w:pPr/>
+      <w:r>
+        <w:rPr>
+          <w:lang w:val="en_US" w:bidi="en_US"/>
+        </w:rPr>
+      </w:r>
+      <w:r>
+        <w:rPr>
           <w:b/>
           <w:lang w:val="en_US" w:bidi="en_US"/>
         </w:rPr>
@@ -14370,6 +16330,20 @@
       </w:r>
       <w:r>
         <w:rPr>
+          <w:lang w:val="en_US" w:bidi="en_US"/>
+        </w:rPr>
+        <w:t>וְ⁠הַאֲבַדְתִּ֖י⁠ךְ מֵ⁠אֵ֥ין יוֹשֵֽׁב</w:t>
+      </w:r>
+    </w:p>
+    <w:p>
+      <w:pPr/>
+      <w:r>
+        <w:rPr>
+          <w:lang w:val="en_US" w:bidi="en_US"/>
+        </w:rPr>
+      </w:r>
+      <w:r>
+        <w:rPr>
           <w:b/>
           <w:lang w:val="en_US" w:bidi="en_US"/>
         </w:rPr>
@@ -14453,6 +16427,20 @@
       </w:r>
       <w:r>
         <w:rPr>
+          <w:lang w:val="en_US" w:bidi="en_US"/>
+        </w:rPr>
+        <w:t>וְ⁠הַאֲבַדְתִּ֖י⁠ךְ מֵ⁠אֵ֥ין יוֹשֵֽׁב</w:t>
+      </w:r>
+    </w:p>
+    <w:p>
+      <w:pPr/>
+      <w:r>
+        <w:rPr>
+          <w:lang w:val="en_US" w:bidi="en_US"/>
+        </w:rPr>
+      </w:r>
+      <w:r>
+        <w:rPr>
           <w:b/>
           <w:lang w:val="en_US" w:bidi="en_US"/>
         </w:rPr>
@@ -14549,6 +16537,20 @@
       </w:r>
       <w:r>
         <w:rPr>
+          <w:lang w:val="en_US" w:bidi="en_US"/>
+        </w:rPr>
+        <w:t>חֶ֣בֶל הַ⁠יָּ֗ם</w:t>
+      </w:r>
+    </w:p>
+    <w:p>
+      <w:pPr/>
+      <w:r>
+        <w:rPr>
+          <w:lang w:val="en_US" w:bidi="en_US"/>
+        </w:rPr>
+      </w:r>
+      <w:r>
+        <w:rPr>
           <w:b/>
           <w:lang w:val="en_US" w:bidi="en_US"/>
         </w:rPr>
@@ -14632,6 +16634,20 @@
       </w:r>
       <w:r>
         <w:rPr>
+          <w:lang w:val="en_US" w:bidi="en_US"/>
+        </w:rPr>
+        <w:t>נְוֺ֛ת כְּרֹ֥ת רֹעִ֖ים וְ⁠גִדְר֥וֹת צֹֽאן</w:t>
+      </w:r>
+    </w:p>
+    <w:p>
+      <w:pPr/>
+      <w:r>
+        <w:rPr>
+          <w:lang w:val="en_US" w:bidi="en_US"/>
+        </w:rPr>
+      </w:r>
+      <w:r>
+        <w:rPr>
           <w:b/>
           <w:lang w:val="en_US" w:bidi="en_US"/>
         </w:rPr>
@@ -14754,6 +16770,20 @@
       </w:r>
       <w:r>
         <w:rPr>
+          <w:lang w:val="en_US" w:bidi="en_US"/>
+        </w:rPr>
+        <w:t>בֵּ֥ית יְהוּדָ֖ה</w:t>
+      </w:r>
+    </w:p>
+    <w:p>
+      <w:pPr/>
+      <w:r>
+        <w:rPr>
+          <w:lang w:val="en_US" w:bidi="en_US"/>
+        </w:rPr>
+      </w:r>
+      <w:r>
+        <w:rPr>
           <w:b/>
           <w:lang w:val="en_US" w:bidi="en_US"/>
         </w:rPr>
@@ -14850,6 +16880,20 @@
       </w:r>
       <w:r>
         <w:rPr>
+          <w:lang w:val="en_US" w:bidi="en_US"/>
+        </w:rPr>
+        <w:t>בְּ⁠בָתֵּ֣י אַשְׁקְל֗וֹן בָּ⁠עֶ֨רֶב֙ יִרְבָּצ֔וּ⁠ן</w:t>
+      </w:r>
+    </w:p>
+    <w:p>
+      <w:pPr/>
+      <w:r>
+        <w:rPr>
+          <w:lang w:val="en_US" w:bidi="en_US"/>
+        </w:rPr>
+      </w:r>
+      <w:r>
+        <w:rPr>
           <w:b/>
           <w:lang w:val="en_US" w:bidi="en_US"/>
         </w:rPr>
@@ -14922,6 +16966,20 @@
         <w:rPr>
           <w:lang w:val="en_US" w:bidi="en_US"/>
         </w:rPr>
+      </w:r>
+    </w:p>
+    <w:p>
+      <w:pPr/>
+      <w:r>
+        <w:rPr>
+          <w:lang w:val="en_US" w:bidi="en_US"/>
+        </w:rPr>
+      </w:r>
+      <w:r>
+        <w:rPr>
+          <w:lang w:val="en_US" w:bidi="en_US"/>
+        </w:rPr>
+        <w:t>יִפְקְדֵ֛⁠ם</w:t>
       </w:r>
     </w:p>
     <w:p>
@@ -15083,6 +17141,20 @@
       </w:r>
       <w:r>
         <w:rPr>
+          <w:lang w:val="en_US" w:bidi="en_US"/>
+        </w:rPr>
+        <w:t>שָׁמַ֨עְתִּי֙ חֶרְפַּ֣ת</w:t>
+      </w:r>
+    </w:p>
+    <w:p>
+      <w:pPr/>
+      <w:r>
+        <w:rPr>
+          <w:lang w:val="en_US" w:bidi="en_US"/>
+        </w:rPr>
+      </w:r>
+      <w:r>
+        <w:rPr>
           <w:b/>
           <w:lang w:val="en_US" w:bidi="en_US"/>
         </w:rPr>
@@ -15202,6 +17274,20 @@
       </w:r>
       <w:r>
         <w:rPr>
+          <w:lang w:val="en_US" w:bidi="en_US"/>
+        </w:rPr>
+        <w:t>מוֹאָ֔ב</w:t>
+      </w:r>
+    </w:p>
+    <w:p>
+      <w:pPr/>
+      <w:r>
+        <w:rPr>
+          <w:lang w:val="en_US" w:bidi="en_US"/>
+        </w:rPr>
+      </w:r>
+      <w:r>
+        <w:rPr>
           <w:b/>
           <w:lang w:val="en_US" w:bidi="en_US"/>
         </w:rPr>
@@ -15311,6 +17397,20 @@
       </w:r>
       <w:r>
         <w:rPr>
+          <w:lang w:val="en_US" w:bidi="en_US"/>
+        </w:rPr>
+        <w:t>בְּנֵ֣י עַמּ֑וֹן</w:t>
+      </w:r>
+    </w:p>
+    <w:p>
+      <w:pPr/>
+      <w:r>
+        <w:rPr>
+          <w:lang w:val="en_US" w:bidi="en_US"/>
+        </w:rPr>
+      </w:r>
+      <w:r>
+        <w:rPr>
           <w:b/>
           <w:lang w:val="en_US" w:bidi="en_US"/>
         </w:rPr>
@@ -15420,6 +17520,20 @@
       </w:r>
       <w:r>
         <w:rPr>
+          <w:lang w:val="en_US" w:bidi="en_US"/>
+        </w:rPr>
+        <w:t>וַ⁠יַּגְדִּ֖ילוּ עַל־גְּבוּלָֽ⁠ם</w:t>
+      </w:r>
+    </w:p>
+    <w:p>
+      <w:pPr/>
+      <w:r>
+        <w:rPr>
+          <w:lang w:val="en_US" w:bidi="en_US"/>
+        </w:rPr>
+      </w:r>
+      <w:r>
+        <w:rPr>
           <w:b/>
           <w:lang w:val="en_US" w:bidi="en_US"/>
         </w:rPr>
@@ -15503,6 +17617,20 @@
       </w:r>
       <w:r>
         <w:rPr>
+          <w:lang w:val="en_US" w:bidi="en_US"/>
+        </w:rPr>
+        <w:t>לָ⁠כֵ֣ן חַי־אָ֡נִי &amp; כִּֽי</w:t>
+      </w:r>
+    </w:p>
+    <w:p>
+      <w:pPr/>
+      <w:r>
+        <w:rPr>
+          <w:lang w:val="en_US" w:bidi="en_US"/>
+        </w:rPr>
+      </w:r>
+      <w:r>
+        <w:rPr>
           <w:b/>
           <w:lang w:val="en_US" w:bidi="en_US"/>
         </w:rPr>
@@ -15612,6 +17740,20 @@
       </w:r>
       <w:r>
         <w:rPr>
+          <w:lang w:val="en_US" w:bidi="en_US"/>
+        </w:rPr>
+        <w:t>נְאֻם֩ יְהוָ֨ה צְבָא֜וֹת אֱלֹהֵ֣י יִשְׂרָאֵ֗ל</w:t>
+      </w:r>
+    </w:p>
+    <w:p>
+      <w:pPr/>
+      <w:r>
+        <w:rPr>
+          <w:lang w:val="en_US" w:bidi="en_US"/>
+        </w:rPr>
+      </w:r>
+      <w:r>
+        <w:rPr>
           <w:b/>
           <w:lang w:val="en_US" w:bidi="en_US"/>
         </w:rPr>
@@ -15695,6 +17837,20 @@
       </w:r>
       <w:r>
         <w:rPr>
+          <w:lang w:val="en_US" w:bidi="en_US"/>
+        </w:rPr>
+        <w:t>יְהוָ֨ה צְבָא֜וֹת</w:t>
+      </w:r>
+    </w:p>
+    <w:p>
+      <w:pPr/>
+      <w:r>
+        <w:rPr>
+          <w:lang w:val="en_US" w:bidi="en_US"/>
+        </w:rPr>
+      </w:r>
+      <w:r>
+        <w:rPr>
           <w:b/>
           <w:lang w:val="en_US" w:bidi="en_US"/>
         </w:rPr>
@@ -15780,6 +17936,20 @@
         <w:rPr>
           <w:lang w:val="en_US" w:bidi="en_US"/>
         </w:rPr>
+      </w:r>
+    </w:p>
+    <w:p>
+      <w:pPr/>
+      <w:r>
+        <w:rPr>
+          <w:lang w:val="en_US" w:bidi="en_US"/>
+        </w:rPr>
+      </w:r>
+      <w:r>
+        <w:rPr>
+          <w:lang w:val="en_US" w:bidi="en_US"/>
+        </w:rPr>
+        <w:t>מוֹאָ֞ב כִּ⁠סְדֹ֤ם תִּֽהְיֶה֙ וּ⁠בְנֵ֤י עַמּוֹן֙ כַּֽ⁠עֲמֹרָ֔ה</w:t>
       </w:r>
     </w:p>
     <w:p>
@@ -15944,6 +18114,20 @@
       </w:r>
       <w:r>
         <w:rPr>
+          <w:lang w:val="en_US" w:bidi="en_US"/>
+        </w:rPr>
+        <w:t>מִמְשַׁ֥ק חָר֛וּל וּ⁠מִכְרֵה־מֶ֥לַח וּ⁠שְׁמָמָ֖ה עַד־עוֹלָ֑ם</w:t>
+      </w:r>
+    </w:p>
+    <w:p>
+      <w:pPr/>
+      <w:r>
+        <w:rPr>
+          <w:lang w:val="en_US" w:bidi="en_US"/>
+        </w:rPr>
+      </w:r>
+      <w:r>
+        <w:rPr>
           <w:b/>
           <w:lang w:val="en_US" w:bidi="en_US"/>
         </w:rPr>
@@ -16027,6 +18211,20 @@
       </w:r>
       <w:r>
         <w:rPr>
+          <w:lang w:val="en_US" w:bidi="en_US"/>
+        </w:rPr>
+        <w:t>מִמְשַׁ֥ק חָר֛וּל וּ⁠מִכְרֵה־מֶ֥לַח וּ⁠שְׁמָמָ֖ה עַד־עוֹלָ֑ם</w:t>
+      </w:r>
+    </w:p>
+    <w:p>
+      <w:pPr/>
+      <w:r>
+        <w:rPr>
+          <w:lang w:val="en_US" w:bidi="en_US"/>
+        </w:rPr>
+      </w:r>
+      <w:r>
+        <w:rPr>
           <w:b/>
           <w:lang w:val="en_US" w:bidi="en_US"/>
         </w:rPr>
@@ -16136,6 +18334,20 @@
       </w:r>
       <w:r>
         <w:rPr>
+          <w:lang w:val="en_US" w:bidi="en_US"/>
+        </w:rPr>
+        <w:t>מִמְשַׁ֥ק חָר֛וּל וּ⁠מִכְרֵה־מֶ֥לַח וּ⁠שְׁמָמָ֖ה עַד־עוֹלָ֑ם</w:t>
+      </w:r>
+    </w:p>
+    <w:p>
+      <w:pPr/>
+      <w:r>
+        <w:rPr>
+          <w:lang w:val="en_US" w:bidi="en_US"/>
+        </w:rPr>
+      </w:r>
+      <w:r>
+        <w:rPr>
           <w:b/>
           <w:lang w:val="en_US" w:bidi="en_US"/>
         </w:rPr>
@@ -16219,6 +18431,20 @@
       </w:r>
       <w:r>
         <w:rPr>
+          <w:lang w:val="en_US" w:bidi="en_US"/>
+        </w:rPr>
+        <w:t>שְׁאֵרִ֤ית עַמִּ⁠י֙ יְבָזּ֔וּ⁠ם וְ⁠יֶ֥תֶר גּוֹיִ֖י יִנְחָלֽוּ⁠ם</w:t>
+      </w:r>
+    </w:p>
+    <w:p>
+      <w:pPr/>
+      <w:r>
+        <w:rPr>
+          <w:lang w:val="en_US" w:bidi="en_US"/>
+        </w:rPr>
+      </w:r>
+      <w:r>
+        <w:rPr>
           <w:b/>
           <w:lang w:val="en_US" w:bidi="en_US"/>
         </w:rPr>
@@ -16315,6 +18541,20 @@
       </w:r>
       <w:r>
         <w:rPr>
+          <w:lang w:val="en_US" w:bidi="en_US"/>
+        </w:rPr>
+        <w:t>זֹ֥את לָ⁠הֶ֖ם תַּ֣חַת גְּאוֹנָ֑⁠ם כִּ֤י חֵֽרְפוּ֙ וַ⁠יַּגְדִּ֔לוּ עַל־עַ֖ם יְהוָ֥ה צְבָאֽוֹת</w:t>
+      </w:r>
+    </w:p>
+    <w:p>
+      <w:pPr/>
+      <w:r>
+        <w:rPr>
+          <w:lang w:val="en_US" w:bidi="en_US"/>
+        </w:rPr>
+      </w:r>
+      <w:r>
+        <w:rPr>
           <w:b/>
           <w:lang w:val="en_US" w:bidi="en_US"/>
         </w:rPr>
@@ -16398,6 +18638,20 @@
       </w:r>
       <w:r>
         <w:rPr>
+          <w:lang w:val="en_US" w:bidi="en_US"/>
+        </w:rPr>
+        <w:t>זֹ֥את לָ⁠הֶ֖ם תַּ֣חַת גְּאוֹנָ֑⁠ם</w:t>
+      </w:r>
+    </w:p>
+    <w:p>
+      <w:pPr/>
+      <w:r>
+        <w:rPr>
+          <w:lang w:val="en_US" w:bidi="en_US"/>
+        </w:rPr>
+      </w:r>
+      <w:r>
+        <w:rPr>
           <w:b/>
           <w:lang w:val="en_US" w:bidi="en_US"/>
         </w:rPr>
@@ -16483,6 +18737,20 @@
         <w:rPr>
           <w:lang w:val="en_US" w:bidi="en_US"/>
         </w:rPr>
+      </w:r>
+    </w:p>
+    <w:p>
+      <w:pPr/>
+      <w:r>
+        <w:rPr>
+          <w:lang w:val="en_US" w:bidi="en_US"/>
+        </w:rPr>
+      </w:r>
+      <w:r>
+        <w:rPr>
+          <w:lang w:val="en_US" w:bidi="en_US"/>
+        </w:rPr>
+        <w:t>וַ⁠יַּגְדִּ֔לוּ עַל</w:t>
       </w:r>
     </w:p>
     <w:p>
@@ -16595,6 +18863,20 @@
       </w:r>
       <w:r>
         <w:rPr>
+          <w:lang w:val="en_US" w:bidi="en_US"/>
+        </w:rPr>
+        <w:t>יְהוָ֥ה צְבָאֽוֹת</w:t>
+      </w:r>
+    </w:p>
+    <w:p>
+      <w:pPr/>
+      <w:r>
+        <w:rPr>
+          <w:lang w:val="en_US" w:bidi="en_US"/>
+        </w:rPr>
+      </w:r>
+      <w:r>
+        <w:rPr>
           <w:b/>
           <w:lang w:val="en_US" w:bidi="en_US"/>
         </w:rPr>
@@ -16678,6 +18960,20 @@
       </w:r>
       <w:r>
         <w:rPr>
+          <w:lang w:val="en_US" w:bidi="en_US"/>
+        </w:rPr>
+        <w:t>רָזָ֔ה אֵ֖ת כָּל־אֱלֹהֵ֣י הָ⁠אָ֑רֶץ</w:t>
+      </w:r>
+    </w:p>
+    <w:p>
+      <w:pPr/>
+      <w:r>
+        <w:rPr>
+          <w:lang w:val="en_US" w:bidi="en_US"/>
+        </w:rPr>
+      </w:r>
+      <w:r>
+        <w:rPr>
           <w:b/>
           <w:lang w:val="en_US" w:bidi="en_US"/>
         </w:rPr>
@@ -16787,6 +19083,20 @@
       </w:r>
       <w:r>
         <w:rPr>
+          <w:lang w:val="en_US" w:bidi="en_US"/>
+        </w:rPr>
+        <w:t>וְ⁠יִשְׁתַּֽחֲווּ־ל⁠וֹ֙ &amp; כֹּ֖ל אִיֵּ֥י הַ⁠גּוֹיִֽם</w:t>
+      </w:r>
+    </w:p>
+    <w:p>
+      <w:pPr/>
+      <w:r>
+        <w:rPr>
+          <w:lang w:val="en_US" w:bidi="en_US"/>
+        </w:rPr>
+      </w:r>
+      <w:r>
+        <w:rPr>
           <w:b/>
           <w:lang w:val="en_US" w:bidi="en_US"/>
         </w:rPr>
@@ -16909,6 +19219,20 @@
       </w:r>
       <w:r>
         <w:rPr>
+          <w:lang w:val="en_US" w:bidi="en_US"/>
+        </w:rPr>
+        <w:t>וְ⁠יִשְׁתַּֽחֲווּ־ל⁠וֹ֙ &amp; כֹּ֖ל אִיֵּ֥י הַ⁠גּוֹיִֽם</w:t>
+      </w:r>
+    </w:p>
+    <w:p>
+      <w:pPr/>
+      <w:r>
+        <w:rPr>
+          <w:lang w:val="en_US" w:bidi="en_US"/>
+        </w:rPr>
+      </w:r>
+      <w:r>
+        <w:rPr>
           <w:b/>
           <w:lang w:val="en_US" w:bidi="en_US"/>
         </w:rPr>
@@ -17018,6 +19342,20 @@
       </w:r>
       <w:r>
         <w:rPr>
+          <w:lang w:val="en_US" w:bidi="en_US"/>
+        </w:rPr>
+        <w:t>אִ֣ישׁ מִ⁠מְּקוֹמ֔⁠וֹ</w:t>
+      </w:r>
+    </w:p>
+    <w:p>
+      <w:pPr/>
+      <w:r>
+        <w:rPr>
+          <w:lang w:val="en_US" w:bidi="en_US"/>
+        </w:rPr>
+      </w:r>
+      <w:r>
+        <w:rPr>
           <w:b/>
           <w:lang w:val="en_US" w:bidi="en_US"/>
         </w:rPr>
@@ -17114,6 +19452,20 @@
       </w:r>
       <w:r>
         <w:rPr>
+          <w:lang w:val="en_US" w:bidi="en_US"/>
+        </w:rPr>
+        <w:t>גַּם־אַתֶּ֣ם כּוּשִׁ֔ים</w:t>
+      </w:r>
+    </w:p>
+    <w:p>
+      <w:pPr/>
+      <w:r>
+        <w:rPr>
+          <w:lang w:val="en_US" w:bidi="en_US"/>
+        </w:rPr>
+      </w:r>
+      <w:r>
+        <w:rPr>
           <w:b/>
           <w:lang w:val="en_US" w:bidi="en_US"/>
         </w:rPr>
@@ -17197,6 +19549,20 @@
       </w:r>
       <w:r>
         <w:rPr>
+          <w:lang w:val="en_US" w:bidi="en_US"/>
+        </w:rPr>
+        <w:t>חַֽלְלֵ֥י חַרְבִּ֖⁠י הֵֽמָּה</w:t>
+      </w:r>
+    </w:p>
+    <w:p>
+      <w:pPr/>
+      <w:r>
+        <w:rPr>
+          <w:lang w:val="en_US" w:bidi="en_US"/>
+        </w:rPr>
+      </w:r>
+      <w:r>
+        <w:rPr>
           <w:b/>
           <w:lang w:val="en_US" w:bidi="en_US"/>
         </w:rPr>
@@ -17280,6 +19646,20 @@
       </w:r>
       <w:r>
         <w:rPr>
+          <w:lang w:val="en_US" w:bidi="en_US"/>
+        </w:rPr>
+        <w:t>חַֽלְלֵ֥י חַרְבִּ֖⁠י הֵֽמָּה</w:t>
+      </w:r>
+    </w:p>
+    <w:p>
+      <w:pPr/>
+      <w:r>
+        <w:rPr>
+          <w:lang w:val="en_US" w:bidi="en_US"/>
+        </w:rPr>
+      </w:r>
+      <w:r>
+        <w:rPr>
           <w:b/>
           <w:lang w:val="en_US" w:bidi="en_US"/>
         </w:rPr>
@@ -17363,6 +19743,20 @@
       </w:r>
       <w:r>
         <w:rPr>
+          <w:lang w:val="en_US" w:bidi="en_US"/>
+        </w:rPr>
+        <w:t>חַֽלְלֵ֥י חַרְבִּ֖⁠י הֵֽמָּה</w:t>
+      </w:r>
+    </w:p>
+    <w:p>
+      <w:pPr/>
+      <w:r>
+        <w:rPr>
+          <w:lang w:val="en_US" w:bidi="en_US"/>
+        </w:rPr>
+      </w:r>
+      <w:r>
+        <w:rPr>
           <w:b/>
           <w:lang w:val="en_US" w:bidi="en_US"/>
         </w:rPr>
@@ -17459,6 +19853,20 @@
       </w:r>
       <w:r>
         <w:rPr>
+          <w:lang w:val="en_US" w:bidi="en_US"/>
+        </w:rPr>
+        <w:t>וְ⁠יֵ֤ט יָד⁠וֹ֙ עַל־צָפ֔וֹן וִֽ⁠יאַבֵּ֖ד אֶת־אַשּׁ֑וּר</w:t>
+      </w:r>
+    </w:p>
+    <w:p>
+      <w:pPr/>
+      <w:r>
+        <w:rPr>
+          <w:lang w:val="en_US" w:bidi="en_US"/>
+        </w:rPr>
+      </w:r>
+      <w:r>
+        <w:rPr>
           <w:b/>
           <w:lang w:val="en_US" w:bidi="en_US"/>
         </w:rPr>
@@ -17544,6 +19952,20 @@
         <w:rPr>
           <w:lang w:val="en_US" w:bidi="en_US"/>
         </w:rPr>
+      </w:r>
+    </w:p>
+    <w:p>
+      <w:pPr/>
+      <w:r>
+        <w:rPr>
+          <w:lang w:val="en_US" w:bidi="en_US"/>
+        </w:rPr>
+      </w:r>
+      <w:r>
+        <w:rPr>
+          <w:lang w:val="en_US" w:bidi="en_US"/>
+        </w:rPr>
+        <w:t>וְ⁠יֵ֤ט יָד⁠וֹ֙</w:t>
       </w:r>
     </w:p>
     <w:p>
@@ -17656,6 +20078,20 @@
       </w:r>
       <w:r>
         <w:rPr>
+          <w:lang w:val="en_US" w:bidi="en_US"/>
+        </w:rPr>
+        <w:t>צָפ֔וֹן</w:t>
+      </w:r>
+    </w:p>
+    <w:p>
+      <w:pPr/>
+      <w:r>
+        <w:rPr>
+          <w:lang w:val="en_US" w:bidi="en_US"/>
+        </w:rPr>
+      </w:r>
+      <w:r>
+        <w:rPr>
           <w:b/>
           <w:lang w:val="en_US" w:bidi="en_US"/>
         </w:rPr>
@@ -17765,6 +20201,20 @@
       </w:r>
       <w:r>
         <w:rPr>
+          <w:lang w:val="en_US" w:bidi="en_US"/>
+        </w:rPr>
+        <w:t>בְ⁠תוֹכָ֤⁠הּ</w:t>
+      </w:r>
+    </w:p>
+    <w:p>
+      <w:pPr/>
+      <w:r>
+        <w:rPr>
+          <w:lang w:val="en_US" w:bidi="en_US"/>
+        </w:rPr>
+      </w:r>
+      <w:r>
+        <w:rPr>
           <w:b/>
           <w:lang w:val="en_US" w:bidi="en_US"/>
         </w:rPr>
@@ -17861,6 +20311,20 @@
       </w:r>
       <w:r>
         <w:rPr>
+          <w:lang w:val="en_US" w:bidi="en_US"/>
+        </w:rPr>
+        <w:t>כָּל־חַיְת⁠וֹ־ג֔וֹי</w:t>
+      </w:r>
+    </w:p>
+    <w:p>
+      <w:pPr/>
+      <w:r>
+        <w:rPr>
+          <w:lang w:val="en_US" w:bidi="en_US"/>
+        </w:rPr>
+      </w:r>
+      <w:r>
+        <w:rPr>
           <w:b/>
           <w:lang w:val="en_US" w:bidi="en_US"/>
         </w:rPr>
@@ -17970,6 +20434,20 @@
       </w:r>
       <w:r>
         <w:rPr>
+          <w:lang w:val="en_US" w:bidi="en_US"/>
+        </w:rPr>
+        <w:t>גַּם־קָאַת֙ גַּם־קִפֹּ֔ד</w:t>
+      </w:r>
+    </w:p>
+    <w:p>
+      <w:pPr/>
+      <w:r>
+        <w:rPr>
+          <w:lang w:val="en_US" w:bidi="en_US"/>
+        </w:rPr>
+      </w:r>
+      <w:r>
+        <w:rPr>
           <w:b/>
           <w:lang w:val="en_US" w:bidi="en_US"/>
         </w:rPr>
@@ -18079,6 +20557,20 @@
       </w:r>
       <w:r>
         <w:rPr>
+          <w:lang w:val="en_US" w:bidi="en_US"/>
+        </w:rPr>
+        <w:t>בְּ⁠כַפְתֹּרֶ֖י⁠הָ יָלִ֑ינוּ</w:t>
+      </w:r>
+    </w:p>
+    <w:p>
+      <w:pPr/>
+      <w:r>
+        <w:rPr>
+          <w:lang w:val="en_US" w:bidi="en_US"/>
+        </w:rPr>
+      </w:r>
+      <w:r>
+        <w:rPr>
           <w:b/>
           <w:lang w:val="en_US" w:bidi="en_US"/>
         </w:rPr>
@@ -18175,6 +20667,20 @@
       </w:r>
       <w:r>
         <w:rPr>
+          <w:lang w:val="en_US" w:bidi="en_US"/>
+        </w:rPr>
+        <w:t>ק֠וֹל יְשׁוֹרֵ֤ר בַּֽ⁠חַלּוֹן֙ חֹ֣רֶב בַּ⁠סַּ֔ף כִּ֥י אַרְזָ֖ה עֵרָֽה</w:t>
+      </w:r>
+    </w:p>
+    <w:p>
+      <w:pPr/>
+      <w:r>
+        <w:rPr>
+          <w:lang w:val="en_US" w:bidi="en_US"/>
+        </w:rPr>
+      </w:r>
+      <w:r>
+        <w:rPr>
           <w:b/>
           <w:lang w:val="en_US" w:bidi="en_US"/>
         </w:rPr>
@@ -18271,6 +20777,20 @@
       </w:r>
       <w:r>
         <w:rPr>
+          <w:lang w:val="en_US" w:bidi="en_US"/>
+        </w:rPr>
+        <w:t>ק֠וֹל יְשׁוֹרֵ֤ר בַּֽ⁠חַלּוֹן֙</w:t>
+      </w:r>
+    </w:p>
+    <w:p>
+      <w:pPr/>
+      <w:r>
+        <w:rPr>
+          <w:lang w:val="en_US" w:bidi="en_US"/>
+        </w:rPr>
+      </w:r>
+      <w:r>
+        <w:rPr>
           <w:b/>
           <w:lang w:val="en_US" w:bidi="en_US"/>
         </w:rPr>
@@ -18380,6 +20900,20 @@
       </w:r>
       <w:r>
         <w:rPr>
+          <w:lang w:val="en_US" w:bidi="en_US"/>
+        </w:rPr>
+        <w:t>חֹ֣רֶב בַּ⁠סַּ֔ף</w:t>
+      </w:r>
+    </w:p>
+    <w:p>
+      <w:pPr/>
+      <w:r>
+        <w:rPr>
+          <w:lang w:val="en_US" w:bidi="en_US"/>
+        </w:rPr>
+      </w:r>
+      <w:r>
+        <w:rPr>
           <w:b/>
           <w:lang w:val="en_US" w:bidi="en_US"/>
         </w:rPr>
@@ -18476,6 +21010,20 @@
       </w:r>
       <w:r>
         <w:rPr>
+          <w:lang w:val="en_US" w:bidi="en_US"/>
+        </w:rPr>
+        <w:t>זֹ֞֠את הָ⁠עִ֤יר הָ⁠עַלִּיזָה֙ הַ⁠יּוֹשֶׁ֣בֶת לָ⁠בֶ֔טַח הָ⁠אֹֽמְרָה֙ בִּ⁠לְבָבָ֔⁠הּ אֲנִ֖י וְ⁠אַפְסִ֣⁠י ע֑וֹד</w:t>
+      </w:r>
+    </w:p>
+    <w:p>
+      <w:pPr/>
+      <w:r>
+        <w:rPr>
+          <w:lang w:val="en_US" w:bidi="en_US"/>
+        </w:rPr>
+      </w:r>
+      <w:r>
+        <w:rPr>
           <w:b/>
           <w:lang w:val="en_US" w:bidi="en_US"/>
         </w:rPr>
@@ -18585,6 +21133,20 @@
       </w:r>
       <w:r>
         <w:rPr>
+          <w:lang w:val="en_US" w:bidi="en_US"/>
+        </w:rPr>
+        <w:t>הָ⁠אֹֽמְרָה֙ בִּ⁠לְבָבָ֔⁠הּ אֲנִ֖י וְ⁠אַפְסִ֣⁠י ע֑וֹד</w:t>
+      </w:r>
+    </w:p>
+    <w:p>
+      <w:pPr/>
+      <w:r>
+        <w:rPr>
+          <w:lang w:val="en_US" w:bidi="en_US"/>
+        </w:rPr>
+      </w:r>
+      <w:r>
+        <w:rPr>
           <w:b/>
           <w:lang w:val="en_US" w:bidi="en_US"/>
         </w:rPr>
@@ -18681,6 +21243,20 @@
       </w:r>
       <w:r>
         <w:rPr>
+          <w:lang w:val="en_US" w:bidi="en_US"/>
+        </w:rPr>
+        <w:t>הָ⁠אֹֽמְרָה֙ בִּ⁠לְבָבָ֔⁠הּ אֲנִ֖י וְ⁠אַפְסִ֣⁠י ע֑וֹד</w:t>
+      </w:r>
+    </w:p>
+    <w:p>
+      <w:pPr/>
+      <w:r>
+        <w:rPr>
+          <w:lang w:val="en_US" w:bidi="en_US"/>
+        </w:rPr>
+      </w:r>
+      <w:r>
+        <w:rPr>
           <w:b/>
           <w:lang w:val="en_US" w:bidi="en_US"/>
         </w:rPr>
@@ -18764,6 +21340,20 @@
       </w:r>
       <w:r>
         <w:rPr>
+          <w:lang w:val="en_US" w:bidi="en_US"/>
+        </w:rPr>
+        <w:t>הָ⁠אֹֽמְרָה֙ בִּ⁠לְבָבָ֔⁠הּ אֲנִ֖י וְ⁠אַפְסִ֣⁠י ע֑וֹד</w:t>
+      </w:r>
+    </w:p>
+    <w:p>
+      <w:pPr/>
+      <w:r>
+        <w:rPr>
+          <w:lang w:val="en_US" w:bidi="en_US"/>
+        </w:rPr>
+      </w:r>
+      <w:r>
+        <w:rPr>
           <w:b/>
           <w:lang w:val="en_US" w:bidi="en_US"/>
         </w:rPr>
@@ -18847,6 +21437,20 @@
       </w:r>
       <w:r>
         <w:rPr>
+          <w:lang w:val="en_US" w:bidi="en_US"/>
+        </w:rPr>
+        <w:t>אֵ֣יךְ ׀ הָיְתָ֣ה לְ⁠שַׁמָּ֗ה</w:t>
+      </w:r>
+    </w:p>
+    <w:p>
+      <w:pPr/>
+      <w:r>
+        <w:rPr>
+          <w:lang w:val="en_US" w:bidi="en_US"/>
+        </w:rPr>
+      </w:r>
+      <w:r>
+        <w:rPr>
           <w:b/>
           <w:lang w:val="en_US" w:bidi="en_US"/>
         </w:rPr>
@@ -18930,6 +21534,20 @@
       </w:r>
       <w:r>
         <w:rPr>
+          <w:lang w:val="en_US" w:bidi="en_US"/>
+        </w:rPr>
+        <w:t>מַרְבֵּץ֙ לַֽ⁠חַיָּ֔ה</w:t>
+      </w:r>
+    </w:p>
+    <w:p>
+      <w:pPr/>
+      <w:r>
+        <w:rPr>
+          <w:lang w:val="en_US" w:bidi="en_US"/>
+        </w:rPr>
+      </w:r>
+      <w:r>
+        <w:rPr>
           <w:b/>
           <w:lang w:val="en_US" w:bidi="en_US"/>
         </w:rPr>
@@ -19026,6 +21644,20 @@
       </w:r>
       <w:r>
         <w:rPr>
+          <w:lang w:val="en_US" w:bidi="en_US"/>
+        </w:rPr>
+        <w:t>כֹּ֚ל עוֹבֵ֣ר עָלֶ֔י⁠הָ יִשְׁרֹ֖ק יָנִ֥יעַ יָדֽ⁠וֹ</w:t>
+      </w:r>
+    </w:p>
+    <w:p>
+      <w:pPr/>
+      <w:r>
+        <w:rPr>
+          <w:lang w:val="en_US" w:bidi="en_US"/>
+        </w:rPr>
+      </w:r>
+      <w:r>
+        <w:rPr>
           <w:b/>
           <w:lang w:val="en_US" w:bidi="en_US"/>
         </w:rPr>
@@ -19122,6 +21754,20 @@
       </w:r>
       <w:r>
         <w:rPr>
+          <w:lang w:val="en_US" w:bidi="en_US"/>
+        </w:rPr>
+        <w:t>ה֥וֹי מֹרְאָ֖ה וְ⁠נִגְאָלָ֑ה הָ⁠עִ֖יר הַ⁠יּוֹנָֽה</w:t>
+      </w:r>
+    </w:p>
+    <w:p>
+      <w:pPr/>
+      <w:r>
+        <w:rPr>
+          <w:lang w:val="en_US" w:bidi="en_US"/>
+        </w:rPr>
+      </w:r>
+      <w:r>
+        <w:rPr>
           <w:b/>
           <w:lang w:val="en_US" w:bidi="en_US"/>
         </w:rPr>
@@ -19218,6 +21864,20 @@
       </w:r>
       <w:r>
         <w:rPr>
+          <w:lang w:val="en_US" w:bidi="en_US"/>
+        </w:rPr>
+        <w:t>מֹרְאָ֖ה וְ⁠נִגְאָלָ֑ה הָ⁠עִ֖יר הַ⁠יּוֹנָֽה</w:t>
+      </w:r>
+    </w:p>
+    <w:p>
+      <w:pPr/>
+      <w:r>
+        <w:rPr>
+          <w:lang w:val="en_US" w:bidi="en_US"/>
+        </w:rPr>
+      </w:r>
+      <w:r>
+        <w:rPr>
           <w:b/>
           <w:lang w:val="en_US" w:bidi="en_US"/>
         </w:rPr>
@@ -19353,6 +22013,20 @@
       </w:r>
       <w:r>
         <w:rPr>
+          <w:lang w:val="en_US" w:bidi="en_US"/>
+        </w:rPr>
+        <w:t>מֹרְאָ֖ה וְ⁠נִגְאָלָ֑ה הָ⁠עִ֖יר הַ⁠יּוֹנָֽה</w:t>
+      </w:r>
+    </w:p>
+    <w:p>
+      <w:pPr/>
+      <w:r>
+        <w:rPr>
+          <w:lang w:val="en_US" w:bidi="en_US"/>
+        </w:rPr>
+      </w:r>
+      <w:r>
+        <w:rPr>
           <w:b/>
           <w:lang w:val="en_US" w:bidi="en_US"/>
         </w:rPr>
@@ -19449,6 +22123,20 @@
       </w:r>
       <w:r>
         <w:rPr>
+          <w:lang w:val="en_US" w:bidi="en_US"/>
+        </w:rPr>
+        <w:t>מֹרְאָ֖ה וְ⁠נִגְאָלָ֑ה</w:t>
+      </w:r>
+    </w:p>
+    <w:p>
+      <w:pPr/>
+      <w:r>
+        <w:rPr>
+          <w:lang w:val="en_US" w:bidi="en_US"/>
+        </w:rPr>
+      </w:r>
+      <w:r>
+        <w:rPr>
           <w:b/>
           <w:lang w:val="en_US" w:bidi="en_US"/>
         </w:rPr>
@@ -19532,6 +22220,20 @@
       </w:r>
       <w:r>
         <w:rPr>
+          <w:lang w:val="en_US" w:bidi="en_US"/>
+        </w:rPr>
+        <w:t>לֹ֤א שָֽׁמְעָה֙ בְּ⁠ק֔וֹל</w:t>
+      </w:r>
+    </w:p>
+    <w:p>
+      <w:pPr/>
+      <w:r>
+        <w:rPr>
+          <w:lang w:val="en_US" w:bidi="en_US"/>
+        </w:rPr>
+      </w:r>
+      <w:r>
+        <w:rPr>
           <w:b/>
           <w:lang w:val="en_US" w:bidi="en_US"/>
         </w:rPr>
@@ -19628,6 +22330,20 @@
       </w:r>
       <w:r>
         <w:rPr>
+          <w:lang w:val="en_US" w:bidi="en_US"/>
+        </w:rPr>
+        <w:t>לֹ֤א שָֽׁמְעָה֙ בְּ⁠ק֔וֹל</w:t>
+      </w:r>
+    </w:p>
+    <w:p>
+      <w:pPr/>
+      <w:r>
+        <w:rPr>
+          <w:lang w:val="en_US" w:bidi="en_US"/>
+        </w:rPr>
+      </w:r>
+      <w:r>
+        <w:rPr>
           <w:b/>
           <w:lang w:val="en_US" w:bidi="en_US"/>
         </w:rPr>
@@ -19724,6 +22440,20 @@
       </w:r>
       <w:r>
         <w:rPr>
+          <w:lang w:val="en_US" w:bidi="en_US"/>
+        </w:rPr>
+        <w:t>אֶל־אֱלֹהֶ֖י⁠הָ לֹ֥א קָרֵֽבָה</w:t>
+      </w:r>
+    </w:p>
+    <w:p>
+      <w:pPr/>
+      <w:r>
+        <w:rPr>
+          <w:lang w:val="en_US" w:bidi="en_US"/>
+        </w:rPr>
+      </w:r>
+      <w:r>
+        <w:rPr>
           <w:b/>
           <w:lang w:val="en_US" w:bidi="en_US"/>
         </w:rPr>
@@ -19822,6 +22552,20 @@
         <w:rPr>
           <w:lang w:val="en_US" w:bidi="en_US"/>
         </w:rPr>
+      </w:r>
+    </w:p>
+    <w:p>
+      <w:pPr/>
+      <w:r>
+        <w:rPr>
+          <w:lang w:val="en_US" w:bidi="en_US"/>
+        </w:rPr>
+      </w:r>
+      <w:r>
+        <w:rPr>
+          <w:lang w:val="en_US" w:bidi="en_US"/>
+        </w:rPr>
+        <w:t>שָׂרֶ֣י⁠הָ</w:t>
       </w:r>
     </w:p>
     <w:p>
@@ -19934,6 +22678,20 @@
       </w:r>
       <w:r>
         <w:rPr>
+          <w:lang w:val="en_US" w:bidi="en_US"/>
+        </w:rPr>
+        <w:t>בְ⁠קִרְבָּ֔⁠הּ אֲרָי֖וֹת שֹֽׁאֲגִ֑ים</w:t>
+      </w:r>
+    </w:p>
+    <w:p>
+      <w:pPr/>
+      <w:r>
+        <w:rPr>
+          <w:lang w:val="en_US" w:bidi="en_US"/>
+        </w:rPr>
+      </w:r>
+      <w:r>
+        <w:rPr>
           <w:b/>
           <w:lang w:val="en_US" w:bidi="en_US"/>
         </w:rPr>
@@ -20043,6 +22801,20 @@
       </w:r>
       <w:r>
         <w:rPr>
+          <w:lang w:val="en_US" w:bidi="en_US"/>
+        </w:rPr>
+        <w:t>זְאֵ֣בֵי עֶ֔רֶב</w:t>
+      </w:r>
+    </w:p>
+    <w:p>
+      <w:pPr/>
+      <w:r>
+        <w:rPr>
+          <w:lang w:val="en_US" w:bidi="en_US"/>
+        </w:rPr>
+      </w:r>
+      <w:r>
+        <w:rPr>
           <w:b/>
           <w:lang w:val="en_US" w:bidi="en_US"/>
         </w:rPr>
@@ -20165,6 +22937,20 @@
       </w:r>
       <w:r>
         <w:rPr>
+          <w:lang w:val="en_US" w:bidi="en_US"/>
+        </w:rPr>
+        <w:t>לֹ֥א גָרְמ֖וּ לַ⁠בֹּֽקֶר</w:t>
+      </w:r>
+    </w:p>
+    <w:p>
+      <w:pPr/>
+      <w:r>
+        <w:rPr>
+          <w:lang w:val="en_US" w:bidi="en_US"/>
+        </w:rPr>
+      </w:r>
+      <w:r>
+        <w:rPr>
           <w:b/>
           <w:lang w:val="en_US" w:bidi="en_US"/>
         </w:rPr>
@@ -20287,6 +23073,20 @@
       </w:r>
       <w:r>
         <w:rPr>
+          <w:lang w:val="en_US" w:bidi="en_US"/>
+        </w:rPr>
+        <w:t>פֹּֽחֲזִ֔ים</w:t>
+      </w:r>
+    </w:p>
+    <w:p>
+      <w:pPr/>
+      <w:r>
+        <w:rPr>
+          <w:lang w:val="en_US" w:bidi="en_US"/>
+        </w:rPr>
+      </w:r>
+      <w:r>
+        <w:rPr>
           <w:b/>
           <w:lang w:val="en_US" w:bidi="en_US"/>
         </w:rPr>
@@ -20396,6 +23196,20 @@
       </w:r>
       <w:r>
         <w:rPr>
+          <w:lang w:val="en_US" w:bidi="en_US"/>
+        </w:rPr>
+        <w:t>אַנְשֵׁ֖י בֹּֽגְד֑וֹת</w:t>
+      </w:r>
+    </w:p>
+    <w:p>
+      <w:pPr/>
+      <w:r>
+        <w:rPr>
+          <w:lang w:val="en_US" w:bidi="en_US"/>
+        </w:rPr>
+      </w:r>
+      <w:r>
+        <w:rPr>
           <w:b/>
           <w:lang w:val="en_US" w:bidi="en_US"/>
         </w:rPr>
@@ -20505,6 +23319,20 @@
       </w:r>
       <w:r>
         <w:rPr>
+          <w:lang w:val="en_US" w:bidi="en_US"/>
+        </w:rPr>
+        <w:t>אַנְשֵׁ֖י בֹּֽגְד֑וֹת</w:t>
+      </w:r>
+    </w:p>
+    <w:p>
+      <w:pPr/>
+      <w:r>
+        <w:rPr>
+          <w:lang w:val="en_US" w:bidi="en_US"/>
+        </w:rPr>
+      </w:r>
+      <w:r>
+        <w:rPr>
           <w:b/>
           <w:lang w:val="en_US" w:bidi="en_US"/>
         </w:rPr>
@@ -20614,6 +23442,20 @@
       </w:r>
       <w:r>
         <w:rPr>
+          <w:lang w:val="en_US" w:bidi="en_US"/>
+        </w:rPr>
+        <w:t>חִלְּלוּ־קֹ֔דֶשׁ</w:t>
+      </w:r>
+    </w:p>
+    <w:p>
+      <w:pPr/>
+      <w:r>
+        <w:rPr>
+          <w:lang w:val="en_US" w:bidi="en_US"/>
+        </w:rPr>
+      </w:r>
+      <w:r>
+        <w:rPr>
           <w:b/>
           <w:lang w:val="en_US" w:bidi="en_US"/>
         </w:rPr>
@@ -20723,6 +23565,20 @@
       </w:r>
       <w:r>
         <w:rPr>
+          <w:lang w:val="en_US" w:bidi="en_US"/>
+        </w:rPr>
+        <w:t>לֹ֥א יַעֲשֶׂ֖ה עַוְלָ֑ה</w:t>
+      </w:r>
+    </w:p>
+    <w:p>
+      <w:pPr/>
+      <w:r>
+        <w:rPr>
+          <w:lang w:val="en_US" w:bidi="en_US"/>
+        </w:rPr>
+      </w:r>
+      <w:r>
+        <w:rPr>
           <w:b/>
           <w:lang w:val="en_US" w:bidi="en_US"/>
         </w:rPr>
@@ -20832,6 +23688,20 @@
       </w:r>
       <w:r>
         <w:rPr>
+          <w:lang w:val="en_US" w:bidi="en_US"/>
+        </w:rPr>
+        <w:t>בַּ⁠בֹּ֨קֶר בַּ⁠בֹּ֜קֶר מִשְׁפָּט֨⁠וֹ יִתֵּ֤ן לָ⁠אוֹר֙ לֹ֣א נֶעְדָּ֔ר</w:t>
+      </w:r>
+    </w:p>
+    <w:p>
+      <w:pPr/>
+      <w:r>
+        <w:rPr>
+          <w:lang w:val="en_US" w:bidi="en_US"/>
+        </w:rPr>
+      </w:r>
+      <w:r>
+        <w:rPr>
           <w:b/>
           <w:lang w:val="en_US" w:bidi="en_US"/>
         </w:rPr>
@@ -20954,6 +23824,20 @@
       </w:r>
       <w:r>
         <w:rPr>
+          <w:lang w:val="en_US" w:bidi="en_US"/>
+        </w:rPr>
+        <w:t>בַּ⁠בֹּ֨קֶר בַּ⁠בֹּ֜קֶר</w:t>
+      </w:r>
+    </w:p>
+    <w:p>
+      <w:pPr/>
+      <w:r>
+        <w:rPr>
+          <w:lang w:val="en_US" w:bidi="en_US"/>
+        </w:rPr>
+      </w:r>
+      <w:r>
+        <w:rPr>
           <w:b/>
           <w:lang w:val="en_US" w:bidi="en_US"/>
         </w:rPr>
@@ -21050,6 +23934,20 @@
       </w:r>
       <w:r>
         <w:rPr>
+          <w:lang w:val="en_US" w:bidi="en_US"/>
+        </w:rPr>
+        <w:t>בַּ⁠בֹּ֨קֶר בַּ⁠בֹּ֜קֶר</w:t>
+      </w:r>
+    </w:p>
+    <w:p>
+      <w:pPr/>
+      <w:r>
+        <w:rPr>
+          <w:lang w:val="en_US" w:bidi="en_US"/>
+        </w:rPr>
+      </w:r>
+      <w:r>
+        <w:rPr>
           <w:b/>
           <w:lang w:val="en_US" w:bidi="en_US"/>
         </w:rPr>
@@ -21146,6 +24044,20 @@
       </w:r>
       <w:r>
         <w:rPr>
+          <w:lang w:val="en_US" w:bidi="en_US"/>
+        </w:rPr>
+        <w:t>מִשְׁפָּט֨⁠וֹ יִתֵּ֤ן</w:t>
+      </w:r>
+    </w:p>
+    <w:p>
+      <w:pPr/>
+      <w:r>
+        <w:rPr>
+          <w:lang w:val="en_US" w:bidi="en_US"/>
+        </w:rPr>
+      </w:r>
+      <w:r>
+        <w:rPr>
           <w:b/>
           <w:lang w:val="en_US" w:bidi="en_US"/>
         </w:rPr>
@@ -21242,6 +24154,20 @@
       </w:r>
       <w:r>
         <w:rPr>
+          <w:lang w:val="en_US" w:bidi="en_US"/>
+        </w:rPr>
+        <w:t>לֹ֣א נֶעְדָּ֔ר</w:t>
+      </w:r>
+    </w:p>
+    <w:p>
+      <w:pPr/>
+      <w:r>
+        <w:rPr>
+          <w:lang w:val="en_US" w:bidi="en_US"/>
+        </w:rPr>
+      </w:r>
+      <w:r>
+        <w:rPr>
           <w:b/>
           <w:lang w:val="en_US" w:bidi="en_US"/>
         </w:rPr>
@@ -21325,6 +24251,20 @@
       </w:r>
       <w:r>
         <w:rPr>
+          <w:lang w:val="en_US" w:bidi="en_US"/>
+        </w:rPr>
+        <w:t>לֹ֣א נֶעְדָּ֔ר</w:t>
+      </w:r>
+    </w:p>
+    <w:p>
+      <w:pPr/>
+      <w:r>
+        <w:rPr>
+          <w:lang w:val="en_US" w:bidi="en_US"/>
+        </w:rPr>
+      </w:r>
+      <w:r>
+        <w:rPr>
           <w:b/>
           <w:lang w:val="en_US" w:bidi="en_US"/>
         </w:rPr>
@@ -21434,6 +24374,20 @@
       </w:r>
       <w:r>
         <w:rPr>
+          <w:lang w:val="en_US" w:bidi="en_US"/>
+        </w:rPr>
+        <w:t>וְ⁠לֹֽא־יוֹדֵ֥עַ עַוָּ֖ל בֹּֽשֶׁת</w:t>
+      </w:r>
+    </w:p>
+    <w:p>
+      <w:pPr/>
+      <w:r>
+        <w:rPr>
+          <w:lang w:val="en_US" w:bidi="en_US"/>
+        </w:rPr>
+      </w:r>
+      <w:r>
+        <w:rPr>
           <w:b/>
           <w:lang w:val="en_US" w:bidi="en_US"/>
         </w:rPr>
@@ -21530,6 +24484,20 @@
       </w:r>
       <w:r>
         <w:rPr>
+          <w:lang w:val="en_US" w:bidi="en_US"/>
+        </w:rPr>
+        <w:t>וְ⁠לֹֽא־יוֹדֵ֥עַ עַוָּ֖ל בֹּֽשֶׁת</w:t>
+      </w:r>
+    </w:p>
+    <w:p>
+      <w:pPr/>
+      <w:r>
+        <w:rPr>
+          <w:lang w:val="en_US" w:bidi="en_US"/>
+        </w:rPr>
+      </w:r>
+      <w:r>
+        <w:rPr>
           <w:b/>
           <w:lang w:val="en_US" w:bidi="en_US"/>
         </w:rPr>
@@ -21626,6 +24594,20 @@
       </w:r>
       <w:r>
         <w:rPr>
+          <w:lang w:val="en_US" w:bidi="en_US"/>
+        </w:rPr>
+        <w:t>הִכְרַ֣תִּי גוֹיִ֗ם נָשַׁ֨מּוּ֙ פִּנּוֹתָ֔⁠ם הֶחֱרַ֥בְתִּי חֽוּצוֹתָ֖⁠ם</w:t>
+      </w:r>
+    </w:p>
+    <w:p>
+      <w:pPr/>
+      <w:r>
+        <w:rPr>
+          <w:lang w:val="en_US" w:bidi="en_US"/>
+        </w:rPr>
+      </w:r>
+      <w:r>
+        <w:rPr>
           <w:b/>
           <w:lang w:val="en_US" w:bidi="en_US"/>
         </w:rPr>
@@ -21709,6 +24691,20 @@
       </w:r>
       <w:r>
         <w:rPr>
+          <w:lang w:val="en_US" w:bidi="en_US"/>
+        </w:rPr>
+        <w:t>הִכְרַ֣תִּי גוֹיִ֗ם נָשַׁ֨מּוּ֙ פִּנּוֹתָ֔⁠ם הֶחֱרַ֥בְתִּי חֽוּצוֹתָ֖⁠ם</w:t>
+      </w:r>
+    </w:p>
+    <w:p>
+      <w:pPr/>
+      <w:r>
+        <w:rPr>
+          <w:lang w:val="en_US" w:bidi="en_US"/>
+        </w:rPr>
+      </w:r>
+      <w:r>
+        <w:rPr>
           <w:b/>
           <w:lang w:val="en_US" w:bidi="en_US"/>
         </w:rPr>
@@ -21781,6 +24777,20 @@
         <w:rPr>
           <w:lang w:val="en_US" w:bidi="en_US"/>
         </w:rPr>
+      </w:r>
+    </w:p>
+    <w:p>
+      <w:pPr/>
+      <w:r>
+        <w:rPr>
+          <w:lang w:val="en_US" w:bidi="en_US"/>
+        </w:rPr>
+      </w:r>
+      <w:r>
+        <w:rPr>
+          <w:lang w:val="en_US" w:bidi="en_US"/>
+        </w:rPr>
+        <w:t>הִכְרַ֣תִּי</w:t>
       </w:r>
     </w:p>
     <w:p>
@@ -21893,6 +24903,20 @@
       </w:r>
       <w:r>
         <w:rPr>
+          <w:lang w:val="en_US" w:bidi="en_US"/>
+        </w:rPr>
+        <w:t>נָשַׁ֨מּוּ֙ פִּנּוֹתָ֔⁠ם</w:t>
+      </w:r>
+    </w:p>
+    <w:p>
+      <w:pPr/>
+      <w:r>
+        <w:rPr>
+          <w:lang w:val="en_US" w:bidi="en_US"/>
+        </w:rPr>
+      </w:r>
+      <w:r>
+        <w:rPr>
           <w:b/>
           <w:lang w:val="en_US" w:bidi="en_US"/>
         </w:rPr>
@@ -21965,6 +24989,20 @@
         <w:rPr>
           <w:lang w:val="en_US" w:bidi="en_US"/>
         </w:rPr>
+      </w:r>
+    </w:p>
+    <w:p>
+      <w:pPr/>
+      <w:r>
+        <w:rPr>
+          <w:lang w:val="en_US" w:bidi="en_US"/>
+        </w:rPr>
+      </w:r>
+      <w:r>
+        <w:rPr>
+          <w:lang w:val="en_US" w:bidi="en_US"/>
+        </w:rPr>
+        <w:t>פִּנּוֹתָ֔⁠ם</w:t>
       </w:r>
     </w:p>
     <w:p>
@@ -22090,6 +25128,20 @@
       </w:r>
       <w:r>
         <w:rPr>
+          <w:lang w:val="en_US" w:bidi="en_US"/>
+        </w:rPr>
+        <w:t>נִצְדּ֧וּ עָרֵי⁠הֶ֛ם</w:t>
+      </w:r>
+    </w:p>
+    <w:p>
+      <w:pPr/>
+      <w:r>
+        <w:rPr>
+          <w:lang w:val="en_US" w:bidi="en_US"/>
+        </w:rPr>
+      </w:r>
+      <w:r>
+        <w:rPr>
           <w:b/>
           <w:lang w:val="en_US" w:bidi="en_US"/>
         </w:rPr>
@@ -22173,6 +25225,20 @@
       </w:r>
       <w:r>
         <w:rPr>
+          <w:lang w:val="en_US" w:bidi="en_US"/>
+        </w:rPr>
+        <w:t>מִ⁠בְּלִי־אִ֖ישׁ מֵ⁠אֵ֥ין יוֹשֵֽׁב</w:t>
+      </w:r>
+    </w:p>
+    <w:p>
+      <w:pPr/>
+      <w:r>
+        <w:rPr>
+          <w:lang w:val="en_US" w:bidi="en_US"/>
+        </w:rPr>
+      </w:r>
+      <w:r>
+        <w:rPr>
           <w:b/>
           <w:lang w:val="en_US" w:bidi="en_US"/>
         </w:rPr>
@@ -22256,6 +25322,20 @@
       </w:r>
       <w:r>
         <w:rPr>
+          <w:lang w:val="en_US" w:bidi="en_US"/>
+        </w:rPr>
+        <w:t>אָמַ֜רְתִּי אַךְ־תִּירְאִ֤י אוֹתִ⁠י֙ תִּקְחִ֣י מוּסָ֔ר וְ⁠לֹֽא־יִכָּרֵ֣ת מְעוֹנָ֔⁠הּ כֹּ֥ל אֲשֶׁר־פָּקַ֖דְתִּי עָלֶ֑י⁠הָ</w:t>
+      </w:r>
+    </w:p>
+    <w:p>
+      <w:pPr/>
+      <w:r>
+        <w:rPr>
+          <w:lang w:val="en_US" w:bidi="en_US"/>
+        </w:rPr>
+      </w:r>
+      <w:r>
+        <w:rPr>
           <w:b/>
           <w:lang w:val="en_US" w:bidi="en_US"/>
         </w:rPr>
@@ -22339,6 +25419,20 @@
       </w:r>
       <w:r>
         <w:rPr>
+          <w:lang w:val="en_US" w:bidi="en_US"/>
+        </w:rPr>
+        <w:t>אָמַ֜רְתִּי אַךְ־תִּירְאִ֤י אוֹתִ⁠י֙ תִּקְחִ֣י מוּסָ֔ר וְ⁠לֹֽא־יִכָּרֵ֣ת מְעוֹנָ֔⁠הּ כֹּ֥ל אֲשֶׁר־פָּקַ֖דְתִּי עָלֶ֑י⁠הָ</w:t>
+      </w:r>
+    </w:p>
+    <w:p>
+      <w:pPr/>
+      <w:r>
+        <w:rPr>
+          <w:lang w:val="en_US" w:bidi="en_US"/>
+        </w:rPr>
+      </w:r>
+      <w:r>
+        <w:rPr>
           <w:b/>
           <w:lang w:val="en_US" w:bidi="en_US"/>
         </w:rPr>
@@ -22411,6 +25505,20 @@
         <w:rPr>
           <w:lang w:val="en_US" w:bidi="en_US"/>
         </w:rPr>
+      </w:r>
+    </w:p>
+    <w:p>
+      <w:pPr/>
+      <w:r>
+        <w:rPr>
+          <w:lang w:val="en_US" w:bidi="en_US"/>
+        </w:rPr>
+      </w:r>
+      <w:r>
+        <w:rPr>
+          <w:lang w:val="en_US" w:bidi="en_US"/>
+        </w:rPr>
+        <w:t>אָמַ֜רְתִּי אַךְ־תִּירְאִ֤י אוֹתִ⁠י֙ תִּקְחִ֣י מוּסָ֔ר וְ⁠לֹֽא־יִכָּרֵ֣ת מְעוֹנָ֔⁠הּ כֹּ֥ל אֲשֶׁר־פָּקַ֖דְתִּי עָלֶ֑י⁠הָ</w:t>
       </w:r>
     </w:p>
     <w:p>
@@ -22549,6 +25657,20 @@
       </w:r>
       <w:r>
         <w:rPr>
+          <w:lang w:val="en_US" w:bidi="en_US"/>
+        </w:rPr>
+        <w:t>כֹּ֥ל אֲשֶׁר־פָּקַ֖דְתִּי עָלֶ֑י⁠הָ</w:t>
+      </w:r>
+    </w:p>
+    <w:p>
+      <w:pPr/>
+      <w:r>
+        <w:rPr>
+          <w:lang w:val="en_US" w:bidi="en_US"/>
+        </w:rPr>
+      </w:r>
+      <w:r>
+        <w:rPr>
           <w:b/>
           <w:lang w:val="en_US" w:bidi="en_US"/>
         </w:rPr>
@@ -22650,6 +25772,20 @@
       </w:r>
       <w:r>
         <w:rPr>
+          <w:lang w:val="en_US" w:bidi="en_US"/>
+        </w:rPr>
+        <w:t>הִשְׁכִּ֣ימוּ הִשְׁחִ֔יתוּ כֹּ֖ל עֲלִילוֹתָֽ⁠ם</w:t>
+      </w:r>
+    </w:p>
+    <w:p>
+      <w:pPr/>
+      <w:r>
+        <w:rPr>
+          <w:lang w:val="en_US" w:bidi="en_US"/>
+        </w:rPr>
+      </w:r>
+      <w:r>
+        <w:rPr>
           <w:b/>
           <w:lang w:val="en_US" w:bidi="en_US"/>
         </w:rPr>
@@ -22735,6 +25871,20 @@
         <w:rPr>
           <w:lang w:val="en_US" w:bidi="en_US"/>
         </w:rPr>
+      </w:r>
+    </w:p>
+    <w:p>
+      <w:pPr/>
+      <w:r>
+        <w:rPr>
+          <w:lang w:val="en_US" w:bidi="en_US"/>
+        </w:rPr>
+      </w:r>
+      <w:r>
+        <w:rPr>
+          <w:lang w:val="en_US" w:bidi="en_US"/>
+        </w:rPr>
+        <w:t>הִשְׁכִּ֣ימוּ הִשְׁחִ֔יתוּ כֹּ֖ל עֲלִילוֹתָֽ⁠ם</w:t>
       </w:r>
     </w:p>
     <w:p>
@@ -22984,6 +26134,20 @@
       </w:r>
       <w:r>
         <w:rPr>
+          <w:lang w:val="en_US" w:bidi="en_US"/>
+        </w:rPr>
+        <w:t>לָ⁠כֵ֤ן חַכּוּ־לִ⁠י֙ נְאֻם־יְהוָ֔ה לְ⁠י֖וֹם קוּמִ֣⁠י לְ⁠עַ֑ד</w:t>
+      </w:r>
+    </w:p>
+    <w:p>
+      <w:pPr/>
+      <w:r>
+        <w:rPr>
+          <w:lang w:val="en_US" w:bidi="en_US"/>
+        </w:rPr>
+      </w:r>
+      <w:r>
+        <w:rPr>
           <w:b/>
           <w:lang w:val="en_US" w:bidi="en_US"/>
         </w:rPr>
@@ -23124,6 +26288,20 @@
       </w:r>
       <w:r>
         <w:rPr>
+          <w:lang w:val="en_US" w:bidi="en_US"/>
+        </w:rPr>
+        <w:t>לְ⁠י֖וֹם קוּמִ֣⁠י</w:t>
+      </w:r>
+    </w:p>
+    <w:p>
+      <w:pPr/>
+      <w:r>
+        <w:rPr>
+          <w:lang w:val="en_US" w:bidi="en_US"/>
+        </w:rPr>
+      </w:r>
+      <w:r>
+        <w:rPr>
           <w:b/>
           <w:lang w:val="en_US" w:bidi="en_US"/>
         </w:rPr>
@@ -23209,6 +26387,20 @@
         <w:rPr>
           <w:lang w:val="en_US" w:bidi="en_US"/>
         </w:rPr>
+      </w:r>
+    </w:p>
+    <w:p>
+      <w:pPr/>
+      <w:r>
+        <w:rPr>
+          <w:lang w:val="en_US" w:bidi="en_US"/>
+        </w:rPr>
+      </w:r>
+      <w:r>
+        <w:rPr>
+          <w:lang w:val="en_US" w:bidi="en_US"/>
+        </w:rPr>
+        <w:t>לְ⁠עַ֑ד</w:t>
       </w:r>
     </w:p>
     <w:p>
@@ -23360,6 +26552,20 @@
       </w:r>
       <w:r>
         <w:rPr>
+          <w:lang w:val="en_US" w:bidi="en_US"/>
+        </w:rPr>
+        <w:t>לְ⁠עַ֑ד</w:t>
+      </w:r>
+    </w:p>
+    <w:p>
+      <w:pPr/>
+      <w:r>
+        <w:rPr>
+          <w:lang w:val="en_US" w:bidi="en_US"/>
+        </w:rPr>
+      </w:r>
+      <w:r>
+        <w:rPr>
           <w:b/>
           <w:lang w:val="en_US" w:bidi="en_US"/>
         </w:rPr>
@@ -23469,6 +26675,20 @@
       </w:r>
       <w:r>
         <w:rPr>
+          <w:lang w:val="en_US" w:bidi="en_US"/>
+        </w:rPr>
+        <w:t>לִ⁠שְׁפֹּ֨ךְ עֲלֵי⁠הֶ֤ם זַעְמִ⁠י֙</w:t>
+      </w:r>
+    </w:p>
+    <w:p>
+      <w:pPr/>
+      <w:r>
+        <w:rPr>
+          <w:lang w:val="en_US" w:bidi="en_US"/>
+        </w:rPr>
+      </w:r>
+      <w:r>
+        <w:rPr>
           <w:b/>
           <w:lang w:val="en_US" w:bidi="en_US"/>
         </w:rPr>
@@ -23567,6 +26787,20 @@
         <w:rPr>
           <w:lang w:val="en_US" w:bidi="en_US"/>
         </w:rPr>
+      </w:r>
+    </w:p>
+    <w:p>
+      <w:pPr/>
+      <w:r>
+        <w:rPr>
+          <w:lang w:val="en_US" w:bidi="en_US"/>
+        </w:rPr>
+      </w:r>
+      <w:r>
+        <w:rPr>
+          <w:lang w:val="en_US" w:bidi="en_US"/>
+        </w:rPr>
+        <w:t>כֹּ֚ל חֲר֣וֹן אַפִּ֔⁠י</w:t>
       </w:r>
     </w:p>
     <w:p>
@@ -23705,6 +26939,20 @@
       </w:r>
       <w:r>
         <w:rPr>
+          <w:lang w:val="en_US" w:bidi="en_US"/>
+        </w:rPr>
+        <w:t>בְּ⁠אֵ֣שׁ קִנְאָתִ֔⁠י תֵּאָכֵ֖ל כָּל־הָ⁠אָֽרֶץ</w:t>
+      </w:r>
+    </w:p>
+    <w:p>
+      <w:pPr/>
+      <w:r>
+        <w:rPr>
+          <w:lang w:val="en_US" w:bidi="en_US"/>
+        </w:rPr>
+      </w:r>
+      <w:r>
+        <w:rPr>
           <w:b/>
           <w:lang w:val="en_US" w:bidi="en_US"/>
         </w:rPr>
@@ -23806,6 +27054,20 @@
       </w:r>
       <w:r>
         <w:rPr>
+          <w:lang w:val="en_US" w:bidi="en_US"/>
+        </w:rPr>
+        <w:t>כִּֽי &amp; אֶהְפֹּ֥ךְ אֶל־עַמִּ֖ים שָׂפָ֣ה בְרוּרָ֑ה לִ⁠קְרֹ֤א כֻלָּ⁠ם֙ בְּ⁠שֵׁ֣ם יְהוָ֔ה</w:t>
+      </w:r>
+    </w:p>
+    <w:p>
+      <w:pPr/>
+      <w:r>
+        <w:rPr>
+          <w:lang w:val="en_US" w:bidi="en_US"/>
+        </w:rPr>
+      </w:r>
+      <w:r>
+        <w:rPr>
           <w:b/>
           <w:lang w:val="en_US" w:bidi="en_US"/>
         </w:rPr>
@@ -23920,6 +27182,20 @@
       </w:r>
       <w:r>
         <w:rPr>
+          <w:lang w:val="en_US" w:bidi="en_US"/>
+        </w:rPr>
+        <w:t>כִּֽי &amp; אֶהְפֹּ֥ךְ אֶל־עַמִּ֖ים שָׂפָ֣ה בְרוּרָ֑ה</w:t>
+      </w:r>
+    </w:p>
+    <w:p>
+      <w:pPr/>
+      <w:r>
+        <w:rPr>
+          <w:lang w:val="en_US" w:bidi="en_US"/>
+        </w:rPr>
+      </w:r>
+      <w:r>
+        <w:rPr>
           <w:b/>
           <w:lang w:val="en_US" w:bidi="en_US"/>
         </w:rPr>
@@ -24029,6 +27305,20 @@
       </w:r>
       <w:r>
         <w:rPr>
+          <w:lang w:val="en_US" w:bidi="en_US"/>
+        </w:rPr>
+        <w:t>לִ⁠קְרֹ֤א כֻלָּ⁠ם֙ בְּ⁠שֵׁ֣ם יְהוָ֔ה</w:t>
+      </w:r>
+    </w:p>
+    <w:p>
+      <w:pPr/>
+      <w:r>
+        <w:rPr>
+          <w:lang w:val="en_US" w:bidi="en_US"/>
+        </w:rPr>
+      </w:r>
+      <w:r>
+        <w:rPr>
           <w:b/>
           <w:lang w:val="en_US" w:bidi="en_US"/>
         </w:rPr>
@@ -24125,6 +27415,20 @@
       </w:r>
       <w:r>
         <w:rPr>
+          <w:lang w:val="en_US" w:bidi="en_US"/>
+        </w:rPr>
+        <w:t>בְּ⁠שֵׁ֣ם יְהוָ֔ה לְ⁠עָבְד֖⁠וֹ</w:t>
+      </w:r>
+    </w:p>
+    <w:p>
+      <w:pPr/>
+      <w:r>
+        <w:rPr>
+          <w:lang w:val="en_US" w:bidi="en_US"/>
+        </w:rPr>
+      </w:r>
+      <w:r>
+        <w:rPr>
           <w:b/>
           <w:lang w:val="en_US" w:bidi="en_US"/>
         </w:rPr>
@@ -24208,6 +27512,20 @@
       </w:r>
       <w:r>
         <w:rPr>
+          <w:lang w:val="en_US" w:bidi="en_US"/>
+        </w:rPr>
+        <w:t>שְׁכֶ֥ם אֶחָֽד</w:t>
+      </w:r>
+    </w:p>
+    <w:p>
+      <w:pPr/>
+      <w:r>
+        <w:rPr>
+          <w:lang w:val="en_US" w:bidi="en_US"/>
+        </w:rPr>
+      </w:r>
+      <w:r>
+        <w:rPr>
           <w:b/>
           <w:lang w:val="en_US" w:bidi="en_US"/>
         </w:rPr>
@@ -24291,6 +27609,20 @@
       </w:r>
       <w:r>
         <w:rPr>
+          <w:lang w:val="en_US" w:bidi="en_US"/>
+        </w:rPr>
+        <w:t>מֵ⁠עֵ֖בֶר לְ⁠נַֽהֲרֵי־כ֑וּשׁ</w:t>
+      </w:r>
+    </w:p>
+    <w:p>
+      <w:pPr/>
+      <w:r>
+        <w:rPr>
+          <w:lang w:val="en_US" w:bidi="en_US"/>
+        </w:rPr>
+      </w:r>
+      <w:r>
+        <w:rPr>
           <w:b/>
           <w:lang w:val="en_US" w:bidi="en_US"/>
         </w:rPr>
@@ -24387,6 +27719,20 @@
       </w:r>
       <w:r>
         <w:rPr>
+          <w:lang w:val="en_US" w:bidi="en_US"/>
+        </w:rPr>
+        <w:t>בַּת־פוּצַ֔⁠י</w:t>
+      </w:r>
+    </w:p>
+    <w:p>
+      <w:pPr/>
+      <w:r>
+        <w:rPr>
+          <w:lang w:val="en_US" w:bidi="en_US"/>
+        </w:rPr>
+      </w:r>
+      <w:r>
+        <w:rPr>
           <w:b/>
           <w:lang w:val="en_US" w:bidi="en_US"/>
         </w:rPr>
@@ -24496,6 +27842,20 @@
       </w:r>
       <w:r>
         <w:rPr>
+          <w:lang w:val="en_US" w:bidi="en_US"/>
+        </w:rPr>
+        <w:t>בַּת־פוּצַ֔⁠י</w:t>
+      </w:r>
+    </w:p>
+    <w:p>
+      <w:pPr/>
+      <w:r>
+        <w:rPr>
+          <w:lang w:val="en_US" w:bidi="en_US"/>
+        </w:rPr>
+      </w:r>
+      <w:r>
+        <w:rPr>
           <w:b/>
           <w:lang w:val="en_US" w:bidi="en_US"/>
         </w:rPr>
@@ -24579,6 +27939,20 @@
       </w:r>
       <w:r>
         <w:rPr>
+          <w:lang w:val="en_US" w:bidi="en_US"/>
+        </w:rPr>
+        <w:t>יוֹבִל֖וּ⁠ן מִנְחָתִֽ⁠י</w:t>
+      </w:r>
+    </w:p>
+    <w:p>
+      <w:pPr/>
+      <w:r>
+        <w:rPr>
+          <w:lang w:val="en_US" w:bidi="en_US"/>
+        </w:rPr>
+      </w:r>
+      <w:r>
+        <w:rPr>
           <w:b/>
           <w:lang w:val="en_US" w:bidi="en_US"/>
         </w:rPr>
@@ -24677,6 +28051,20 @@
         <w:rPr>
           <w:lang w:val="en_US" w:bidi="en_US"/>
         </w:rPr>
+      </w:r>
+    </w:p>
+    <w:p>
+      <w:pPr/>
+      <w:r>
+        <w:rPr>
+          <w:lang w:val="en_US" w:bidi="en_US"/>
+        </w:rPr>
+      </w:r>
+      <w:r>
+        <w:rPr>
+          <w:lang w:val="en_US" w:bidi="en_US"/>
+        </w:rPr>
+        <w:t>לֹ֤א תֵב֨וֹשִׁי֙ &amp; עֲלִילֹתַ֔יִ⁠ךְ</w:t>
       </w:r>
     </w:p>
     <w:p>
@@ -24828,6 +28216,20 @@
       </w:r>
       <w:r>
         <w:rPr>
+          <w:lang w:val="en_US" w:bidi="en_US"/>
+        </w:rPr>
+        <w:t>עַלִּיזֵי֙ גַּאֲוָתֵ֔⁠ךְ</w:t>
+      </w:r>
+    </w:p>
+    <w:p>
+      <w:pPr/>
+      <w:r>
+        <w:rPr>
+          <w:lang w:val="en_US" w:bidi="en_US"/>
+        </w:rPr>
+      </w:r>
+      <w:r>
+        <w:rPr>
           <w:b/>
           <w:lang w:val="en_US" w:bidi="en_US"/>
         </w:rPr>
@@ -24924,6 +28326,20 @@
       </w:r>
       <w:r>
         <w:rPr>
+          <w:lang w:val="en_US" w:bidi="en_US"/>
+        </w:rPr>
+        <w:t>בְ⁠קִרְבֵּ֔⁠ךְ</w:t>
+      </w:r>
+    </w:p>
+    <w:p>
+      <w:pPr/>
+      <w:r>
+        <w:rPr>
+          <w:lang w:val="en_US" w:bidi="en_US"/>
+        </w:rPr>
+      </w:r>
+      <w:r>
+        <w:rPr>
           <w:b/>
           <w:lang w:val="en_US" w:bidi="en_US"/>
         </w:rPr>
@@ -25007,6 +28423,20 @@
       </w:r>
       <w:r>
         <w:rPr>
+          <w:lang w:val="en_US" w:bidi="en_US"/>
+        </w:rPr>
+        <w:t>עַ֥ם עָנִ֖י וָ⁠דָ֑ל</w:t>
+      </w:r>
+    </w:p>
+    <w:p>
+      <w:pPr/>
+      <w:r>
+        <w:rPr>
+          <w:lang w:val="en_US" w:bidi="en_US"/>
+        </w:rPr>
+      </w:r>
+      <w:r>
+        <w:rPr>
           <w:b/>
           <w:lang w:val="en_US" w:bidi="en_US"/>
         </w:rPr>
@@ -25116,6 +28546,20 @@
       </w:r>
       <w:r>
         <w:rPr>
+          <w:lang w:val="en_US" w:bidi="en_US"/>
+        </w:rPr>
+        <w:t>וְ⁠חָס֖וּ בְּ⁠שֵׁ֥ם יְהוָֽה</w:t>
+      </w:r>
+    </w:p>
+    <w:p>
+      <w:pPr/>
+      <w:r>
+        <w:rPr>
+          <w:lang w:val="en_US" w:bidi="en_US"/>
+        </w:rPr>
+      </w:r>
+      <w:r>
+        <w:rPr>
           <w:b/>
           <w:lang w:val="en_US" w:bidi="en_US"/>
         </w:rPr>
@@ -25199,6 +28643,20 @@
       </w:r>
       <w:r>
         <w:rPr>
+          <w:lang w:val="en_US" w:bidi="en_US"/>
+        </w:rPr>
+        <w:t>וְ⁠חָס֖וּ בְּ⁠שֵׁ֥ם יְהוָֽה</w:t>
+      </w:r>
+    </w:p>
+    <w:p>
+      <w:pPr/>
+      <w:r>
+        <w:rPr>
+          <w:lang w:val="en_US" w:bidi="en_US"/>
+        </w:rPr>
+      </w:r>
+      <w:r>
+        <w:rPr>
           <w:b/>
           <w:lang w:val="en_US" w:bidi="en_US"/>
         </w:rPr>
@@ -25295,6 +28753,20 @@
       </w:r>
       <w:r>
         <w:rPr>
+          <w:lang w:val="en_US" w:bidi="en_US"/>
+        </w:rPr>
+        <w:t>וְ⁠לֹא־יְדַבְּר֣וּ כָזָ֔ב וְ⁠לֹֽא־יִמָּצֵ֥א בְּ⁠פִי⁠הֶ֖ם לְשׁ֣וֹן תַּרְמִ֑ית</w:t>
+      </w:r>
+    </w:p>
+    <w:p>
+      <w:pPr/>
+      <w:r>
+        <w:rPr>
+          <w:lang w:val="en_US" w:bidi="en_US"/>
+        </w:rPr>
+      </w:r>
+      <w:r>
+        <w:rPr>
           <w:b/>
           <w:lang w:val="en_US" w:bidi="en_US"/>
         </w:rPr>
@@ -25378,6 +28850,20 @@
       </w:r>
       <w:r>
         <w:rPr>
+          <w:lang w:val="en_US" w:bidi="en_US"/>
+        </w:rPr>
+        <w:t>וְ⁠לֹא־יְדַבְּר֣וּ כָזָ֔ב וְ⁠לֹֽא־יִמָּצֵ֥א בְּ⁠פִי⁠הֶ֖ם לְשׁ֣וֹן תַּרְמִ֑ית</w:t>
+      </w:r>
+    </w:p>
+    <w:p>
+      <w:pPr/>
+      <w:r>
+        <w:rPr>
+          <w:lang w:val="en_US" w:bidi="en_US"/>
+        </w:rPr>
+      </w:r>
+      <w:r>
+        <w:rPr>
           <w:b/>
           <w:lang w:val="en_US" w:bidi="en_US"/>
         </w:rPr>
@@ -25474,6 +28960,20 @@
       </w:r>
       <w:r>
         <w:rPr>
+          <w:lang w:val="en_US" w:bidi="en_US"/>
+        </w:rPr>
+        <w:t>וְ⁠לֹֽא־יִמָּצֵ֥א בְּ⁠פִי⁠הֶ֖ם לְשׁ֣וֹן תַּרְמִ֑ית</w:t>
+      </w:r>
+    </w:p>
+    <w:p>
+      <w:pPr/>
+      <w:r>
+        <w:rPr>
+          <w:lang w:val="en_US" w:bidi="en_US"/>
+        </w:rPr>
+      </w:r>
+      <w:r>
+        <w:rPr>
           <w:b/>
           <w:lang w:val="en_US" w:bidi="en_US"/>
         </w:rPr>
@@ -25557,6 +29057,20 @@
       </w:r>
       <w:r>
         <w:rPr>
+          <w:lang w:val="en_US" w:bidi="en_US"/>
+        </w:rPr>
+        <w:t>וְ⁠לֹֽא־יִמָּצֵ֥א בְּ⁠פִי⁠הֶ֖ם לְשׁ֣וֹן תַּרְמִ֑ית</w:t>
+      </w:r>
+    </w:p>
+    <w:p>
+      <w:pPr/>
+      <w:r>
+        <w:rPr>
+          <w:lang w:val="en_US" w:bidi="en_US"/>
+        </w:rPr>
+      </w:r>
+      <w:r>
+        <w:rPr>
           <w:b/>
           <w:lang w:val="en_US" w:bidi="en_US"/>
         </w:rPr>
@@ -25653,6 +29167,20 @@
       </w:r>
       <w:r>
         <w:rPr>
+          <w:lang w:val="en_US" w:bidi="en_US"/>
+        </w:rPr>
+        <w:t>וְ⁠לֹֽא־יִמָּצֵ֥א בְּ⁠פִי⁠הֶ֖ם לְשׁ֣וֹן תַּרְמִ֑ית</w:t>
+      </w:r>
+    </w:p>
+    <w:p>
+      <w:pPr/>
+      <w:r>
+        <w:rPr>
+          <w:lang w:val="en_US" w:bidi="en_US"/>
+        </w:rPr>
+      </w:r>
+      <w:r>
+        <w:rPr>
           <w:b/>
           <w:lang w:val="en_US" w:bidi="en_US"/>
         </w:rPr>
@@ -25762,6 +29290,20 @@
       </w:r>
       <w:r>
         <w:rPr>
+          <w:lang w:val="en_US" w:bidi="en_US"/>
+        </w:rPr>
+        <w:t>כִּֽי־הֵ֛מָּה יִרְע֥וּ וְ⁠רָבְצ֖וּ וְ⁠אֵ֥ין מַחֲרִֽיד</w:t>
+      </w:r>
+    </w:p>
+    <w:p>
+      <w:pPr/>
+      <w:r>
+        <w:rPr>
+          <w:lang w:val="en_US" w:bidi="en_US"/>
+        </w:rPr>
+      </w:r>
+      <w:r>
+        <w:rPr>
           <w:b/>
           <w:lang w:val="en_US" w:bidi="en_US"/>
         </w:rPr>
@@ -25845,6 +29387,20 @@
       </w:r>
       <w:r>
         <w:rPr>
+          <w:lang w:val="en_US" w:bidi="en_US"/>
+        </w:rPr>
+        <w:t>כִּֽי־הֵ֛מָּה יִרְע֥וּ וְ⁠רָבְצ֖וּ וְ⁠אֵ֥ין מַחֲרִֽיד</w:t>
+      </w:r>
+    </w:p>
+    <w:p>
+      <w:pPr/>
+      <w:r>
+        <w:rPr>
+          <w:lang w:val="en_US" w:bidi="en_US"/>
+        </w:rPr>
+      </w:r>
+      <w:r>
+        <w:rPr>
           <w:b/>
           <w:lang w:val="en_US" w:bidi="en_US"/>
         </w:rPr>
@@ -25954,6 +29510,20 @@
       </w:r>
       <w:r>
         <w:rPr>
+          <w:lang w:val="en_US" w:bidi="en_US"/>
+        </w:rPr>
+        <w:t>רָנִּי֙ &amp; הָרִ֖יעוּ &amp; שִׂמְחִ֤י וְ⁠עָלְזִי֙</w:t>
+      </w:r>
+    </w:p>
+    <w:p>
+      <w:pPr/>
+      <w:r>
+        <w:rPr>
+          <w:lang w:val="en_US" w:bidi="en_US"/>
+        </w:rPr>
+      </w:r>
+      <w:r>
+        <w:rPr>
           <w:b/>
           <w:lang w:val="en_US" w:bidi="en_US"/>
         </w:rPr>
@@ -26104,6 +29674,20 @@
         <w:rPr>
           <w:lang w:val="en_US" w:bidi="en_US"/>
         </w:rPr>
+      </w:r>
+    </w:p>
+    <w:p>
+      <w:pPr/>
+      <w:r>
+        <w:rPr>
+          <w:lang w:val="en_US" w:bidi="en_US"/>
+        </w:rPr>
+      </w:r>
+      <w:r>
+        <w:rPr>
+          <w:lang w:val="en_US" w:bidi="en_US"/>
+        </w:rPr>
+        <w:t>בַּת־צִיּ֔וֹן</w:t>
       </w:r>
     </w:p>
     <w:p>
@@ -26229,6 +29813,20 @@
       </w:r>
       <w:r>
         <w:rPr>
+          <w:lang w:val="en_US" w:bidi="en_US"/>
+        </w:rPr>
+        <w:t>בַּת־צִיּ֔וֹן</w:t>
+      </w:r>
+    </w:p>
+    <w:p>
+      <w:pPr/>
+      <w:r>
+        <w:rPr>
+          <w:lang w:val="en_US" w:bidi="en_US"/>
+        </w:rPr>
+      </w:r>
+      <w:r>
+        <w:rPr>
           <w:b/>
           <w:lang w:val="en_US" w:bidi="en_US"/>
         </w:rPr>
@@ -26325,6 +29923,20 @@
       </w:r>
       <w:r>
         <w:rPr>
+          <w:lang w:val="en_US" w:bidi="en_US"/>
+        </w:rPr>
+        <w:t>יִשְׂרָאֵ֑ל</w:t>
+      </w:r>
+    </w:p>
+    <w:p>
+      <w:pPr/>
+      <w:r>
+        <w:rPr>
+          <w:lang w:val="en_US" w:bidi="en_US"/>
+        </w:rPr>
+      </w:r>
+      <w:r>
+        <w:rPr>
           <w:b/>
           <w:lang w:val="en_US" w:bidi="en_US"/>
         </w:rPr>
@@ -26421,6 +30033,20 @@
       </w:r>
       <w:r>
         <w:rPr>
+          <w:lang w:val="en_US" w:bidi="en_US"/>
+        </w:rPr>
+        <w:t>שִׂמְחִ֤י וְ⁠עָלְזִי֙</w:t>
+      </w:r>
+    </w:p>
+    <w:p>
+      <w:pPr/>
+      <w:r>
+        <w:rPr>
+          <w:lang w:val="en_US" w:bidi="en_US"/>
+        </w:rPr>
+      </w:r>
+      <w:r>
+        <w:rPr>
           <w:b/>
           <w:lang w:val="en_US" w:bidi="en_US"/>
         </w:rPr>
@@ -26530,6 +30156,20 @@
       </w:r>
       <w:r>
         <w:rPr>
+          <w:lang w:val="en_US" w:bidi="en_US"/>
+        </w:rPr>
+        <w:t>בְּ⁠כָל־לֵ֔ב</w:t>
+      </w:r>
+    </w:p>
+    <w:p>
+      <w:pPr/>
+      <w:r>
+        <w:rPr>
+          <w:lang w:val="en_US" w:bidi="en_US"/>
+        </w:rPr>
+      </w:r>
+      <w:r>
+        <w:rPr>
           <w:b/>
           <w:lang w:val="en_US" w:bidi="en_US"/>
         </w:rPr>
@@ -26626,6 +30266,20 @@
       </w:r>
       <w:r>
         <w:rPr>
+          <w:lang w:val="en_US" w:bidi="en_US"/>
+        </w:rPr>
+        <w:t>בַּ֖ת יְרוּשָׁלִָֽם</w:t>
+      </w:r>
+    </w:p>
+    <w:p>
+      <w:pPr/>
+      <w:r>
+        <w:rPr>
+          <w:lang w:val="en_US" w:bidi="en_US"/>
+        </w:rPr>
+      </w:r>
+      <w:r>
+        <w:rPr>
           <w:b/>
           <w:lang w:val="en_US" w:bidi="en_US"/>
         </w:rPr>
@@ -26722,6 +30376,20 @@
       </w:r>
       <w:r>
         <w:rPr>
+          <w:lang w:val="en_US" w:bidi="en_US"/>
+        </w:rPr>
+        <w:t>מִשְׁפָּטַ֔יִ⁠ךְ &amp; לֹא־תִֽירְאִ֥י</w:t>
+      </w:r>
+    </w:p>
+    <w:p>
+      <w:pPr/>
+      <w:r>
+        <w:rPr>
+          <w:lang w:val="en_US" w:bidi="en_US"/>
+        </w:rPr>
+      </w:r>
+      <w:r>
+        <w:rPr>
           <w:b/>
           <w:lang w:val="en_US" w:bidi="en_US"/>
         </w:rPr>
@@ -26805,6 +30473,20 @@
       </w:r>
       <w:r>
         <w:rPr>
+          <w:lang w:val="en_US" w:bidi="en_US"/>
+        </w:rPr>
+        <w:t>מִשְׁפָּטַ֔יִ⁠ךְ</w:t>
+      </w:r>
+    </w:p>
+    <w:p>
+      <w:pPr/>
+      <w:r>
+        <w:rPr>
+          <w:lang w:val="en_US" w:bidi="en_US"/>
+        </w:rPr>
+      </w:r>
+      <w:r>
+        <w:rPr>
           <w:b/>
           <w:lang w:val="en_US" w:bidi="en_US"/>
         </w:rPr>
@@ -26914,6 +30596,20 @@
       </w:r>
       <w:r>
         <w:rPr>
+          <w:lang w:val="en_US" w:bidi="en_US"/>
+        </w:rPr>
+        <w:t>מֶ֣לֶךְ יִשְׂרָאֵ֤ל</w:t>
+      </w:r>
+    </w:p>
+    <w:p>
+      <w:pPr/>
+      <w:r>
+        <w:rPr>
+          <w:lang w:val="en_US" w:bidi="en_US"/>
+        </w:rPr>
+      </w:r>
+      <w:r>
+        <w:rPr>
           <w:b/>
           <w:lang w:val="en_US" w:bidi="en_US"/>
         </w:rPr>
@@ -27036,6 +30732,20 @@
       </w:r>
       <w:r>
         <w:rPr>
+          <w:lang w:val="en_US" w:bidi="en_US"/>
+        </w:rPr>
+        <w:t>בַּ⁠יּ֣וֹם הַ⁠ה֔וּא</w:t>
+      </w:r>
+    </w:p>
+    <w:p>
+      <w:pPr/>
+      <w:r>
+        <w:rPr>
+          <w:lang w:val="en_US" w:bidi="en_US"/>
+        </w:rPr>
+      </w:r>
+      <w:r>
+        <w:rPr>
           <w:b/>
           <w:lang w:val="en_US" w:bidi="en_US"/>
         </w:rPr>
@@ -27132,6 +30842,20 @@
       </w:r>
       <w:r>
         <w:rPr>
+          <w:lang w:val="en_US" w:bidi="en_US"/>
+        </w:rPr>
+        <w:t>יֵאָמֵ֥ר</w:t>
+      </w:r>
+    </w:p>
+    <w:p>
+      <w:pPr/>
+      <w:r>
+        <w:rPr>
+          <w:lang w:val="en_US" w:bidi="en_US"/>
+        </w:rPr>
+      </w:r>
+      <w:r>
+        <w:rPr>
           <w:b/>
           <w:lang w:val="en_US" w:bidi="en_US"/>
         </w:rPr>
@@ -27215,6 +30939,20 @@
       </w:r>
       <w:r>
         <w:rPr>
+          <w:lang w:val="en_US" w:bidi="en_US"/>
+        </w:rPr>
+        <w:t>לִירֽוּשָׁלִַ֖ם אַל־תִּירָ֑אִי צִיּ֖וֹן אַל־יִרְפּ֥וּ יָדָֽיִ⁠ךְ</w:t>
+      </w:r>
+    </w:p>
+    <w:p>
+      <w:pPr/>
+      <w:r>
+        <w:rPr>
+          <w:lang w:val="en_US" w:bidi="en_US"/>
+        </w:rPr>
+      </w:r>
+      <w:r>
+        <w:rPr>
           <w:b/>
           <w:lang w:val="en_US" w:bidi="en_US"/>
         </w:rPr>
@@ -27350,6 +31088,20 @@
       </w:r>
       <w:r>
         <w:rPr>
+          <w:lang w:val="en_US" w:bidi="en_US"/>
+        </w:rPr>
+        <w:t>אַל־תִּירָ֑אִי צִיּ֖וֹן אַל־יִרְפּ֥וּ יָדָֽיִ⁠ךְ</w:t>
+      </w:r>
+    </w:p>
+    <w:p>
+      <w:pPr/>
+      <w:r>
+        <w:rPr>
+          <w:lang w:val="en_US" w:bidi="en_US"/>
+        </w:rPr>
+      </w:r>
+      <w:r>
+        <w:rPr>
           <w:b/>
           <w:lang w:val="en_US" w:bidi="en_US"/>
         </w:rPr>
@@ -27446,6 +31198,20 @@
       </w:r>
       <w:r>
         <w:rPr>
+          <w:lang w:val="en_US" w:bidi="en_US"/>
+        </w:rPr>
+        <w:t>יַחֲרִישׁ֙ בְּ⁠אַ֣הֲבָת֔⁠וֹ</w:t>
+      </w:r>
+    </w:p>
+    <w:p>
+      <w:pPr/>
+      <w:r>
+        <w:rPr>
+          <w:lang w:val="en_US" w:bidi="en_US"/>
+        </w:rPr>
+      </w:r>
+      <w:r>
+        <w:rPr>
           <w:b/>
           <w:lang w:val="en_US" w:bidi="en_US"/>
         </w:rPr>
@@ -27568,6 +31334,20 @@
       </w:r>
       <w:r>
         <w:rPr>
+          <w:lang w:val="en_US" w:bidi="en_US"/>
+        </w:rPr>
+        <w:t>נוּגֵ֧י מִ⁠מּוֹעֵ֛ד אָסַ֖פְתִּי מִמֵּ֣⁠ךְ הָי֑וּ מַשְׂאֵ֥ת עָלֶ֖י⁠הָ חֶרְפָּֽה</w:t>
+      </w:r>
+    </w:p>
+    <w:p>
+      <w:pPr/>
+      <w:r>
+        <w:rPr>
+          <w:lang w:val="en_US" w:bidi="en_US"/>
+        </w:rPr>
+      </w:r>
+      <w:r>
+        <w:rPr>
           <w:b/>
           <w:lang w:val="en_US" w:bidi="en_US"/>
         </w:rPr>
@@ -27651,6 +31431,20 @@
       </w:r>
       <w:r>
         <w:rPr>
+          <w:lang w:val="en_US" w:bidi="en_US"/>
+        </w:rPr>
+        <w:t>נוּגֵ֧י מִ⁠מּוֹעֵ֛ד אָסַ֖פְתִּי מִמֵּ֣⁠ךְ הָי֑וּ</w:t>
+      </w:r>
+    </w:p>
+    <w:p>
+      <w:pPr/>
+      <w:r>
+        <w:rPr>
+          <w:lang w:val="en_US" w:bidi="en_US"/>
+        </w:rPr>
+      </w:r>
+      <w:r>
+        <w:rPr>
           <w:b/>
           <w:lang w:val="en_US" w:bidi="en_US"/>
         </w:rPr>
@@ -27773,6 +31567,20 @@
       </w:r>
       <w:r>
         <w:rPr>
+          <w:lang w:val="en_US" w:bidi="en_US"/>
+        </w:rPr>
+        <w:t>אָסַ֖פְתִּי</w:t>
+      </w:r>
+    </w:p>
+    <w:p>
+      <w:pPr/>
+      <w:r>
+        <w:rPr>
+          <w:lang w:val="en_US" w:bidi="en_US"/>
+        </w:rPr>
+      </w:r>
+      <w:r>
+        <w:rPr>
           <w:b/>
           <w:lang w:val="en_US" w:bidi="en_US"/>
         </w:rPr>
@@ -27856,6 +31664,20 @@
       </w:r>
       <w:r>
         <w:rPr>
+          <w:lang w:val="en_US" w:bidi="en_US"/>
+        </w:rPr>
+        <w:t>מַשְׂאֵ֥ת עָלֶ֖י⁠הָ חֶרְפָּֽה</w:t>
+      </w:r>
+    </w:p>
+    <w:p>
+      <w:pPr/>
+      <w:r>
+        <w:rPr>
+          <w:lang w:val="en_US" w:bidi="en_US"/>
+        </w:rPr>
+      </w:r>
+      <w:r>
+        <w:rPr>
           <w:b/>
           <w:lang w:val="en_US" w:bidi="en_US"/>
         </w:rPr>
@@ -27965,6 +31787,20 @@
       </w:r>
       <w:r>
         <w:rPr>
+          <w:lang w:val="en_US" w:bidi="en_US"/>
+        </w:rPr>
+        <w:t>וְ⁠הוֹשַׁעְתִּ֣י אֶת־הַ⁠צֹּלֵעָ֗ה וְ⁠הַ⁠נִּדָּחָה֙ אֲקַבֵּ֔ץ</w:t>
+      </w:r>
+    </w:p>
+    <w:p>
+      <w:pPr/>
+      <w:r>
+        <w:rPr>
+          <w:lang w:val="en_US" w:bidi="en_US"/>
+        </w:rPr>
+      </w:r>
+      <w:r>
+        <w:rPr>
           <w:b/>
           <w:lang w:val="en_US" w:bidi="en_US"/>
         </w:rPr>
@@ -28100,6 +31936,20 @@
       </w:r>
       <w:r>
         <w:rPr>
+          <w:lang w:val="en_US" w:bidi="en_US"/>
+        </w:rPr>
+        <w:t>אֶת־הַ⁠צֹּלֵעָ֗ה</w:t>
+      </w:r>
+    </w:p>
+    <w:p>
+      <w:pPr/>
+      <w:r>
+        <w:rPr>
+          <w:lang w:val="en_US" w:bidi="en_US"/>
+        </w:rPr>
+      </w:r>
+      <w:r>
+        <w:rPr>
           <w:b/>
           <w:lang w:val="en_US" w:bidi="en_US"/>
         </w:rPr>
@@ -28196,6 +32046,20 @@
       </w:r>
       <w:r>
         <w:rPr>
+          <w:lang w:val="en_US" w:bidi="en_US"/>
+        </w:rPr>
+        <w:t>וְ⁠הַ⁠נִּדָּחָה֙</w:t>
+      </w:r>
+    </w:p>
+    <w:p>
+      <w:pPr/>
+      <w:r>
+        <w:rPr>
+          <w:lang w:val="en_US" w:bidi="en_US"/>
+        </w:rPr>
+      </w:r>
+      <w:r>
+        <w:rPr>
           <w:b/>
           <w:lang w:val="en_US" w:bidi="en_US"/>
         </w:rPr>
@@ -28279,6 +32143,20 @@
       </w:r>
       <w:r>
         <w:rPr>
+          <w:lang w:val="en_US" w:bidi="en_US"/>
+        </w:rPr>
+        <w:t>וְ⁠שַׂמְתִּי⁠ם֙ לִ⁠תְהִלָּ֣ה וּ⁠לְ⁠שֵׁ֔ם בְּ⁠כָל־הָ⁠אָ֖רֶץ בָּשְׁתָּֽ⁠ם</w:t>
+      </w:r>
+    </w:p>
+    <w:p>
+      <w:pPr/>
+      <w:r>
+        <w:rPr>
+          <w:lang w:val="en_US" w:bidi="en_US"/>
+        </w:rPr>
+      </w:r>
+      <w:r>
+        <w:rPr>
           <w:b/>
           <w:lang w:val="en_US" w:bidi="en_US"/>
         </w:rPr>
@@ -28362,6 +32240,20 @@
       </w:r>
       <w:r>
         <w:rPr>
+          <w:lang w:val="en_US" w:bidi="en_US"/>
+        </w:rPr>
+        <w:t>וְ⁠שַׂמְתִּי⁠ם֙ לִ⁠תְהִלָּ֣ה</w:t>
+      </w:r>
+    </w:p>
+    <w:p>
+      <w:pPr/>
+      <w:r>
+        <w:rPr>
+          <w:lang w:val="en_US" w:bidi="en_US"/>
+        </w:rPr>
+      </w:r>
+      <w:r>
+        <w:rPr>
           <w:b/>
           <w:lang w:val="en_US" w:bidi="en_US"/>
         </w:rPr>
@@ -28471,6 +32363,20 @@
       </w:r>
       <w:r>
         <w:rPr>
+          <w:lang w:val="en_US" w:bidi="en_US"/>
+        </w:rPr>
+        <w:t>וּ⁠לְ⁠שֵׁ֔ם בְּ⁠כָל־הָ⁠אָ֖רֶץ בָּשְׁתָּֽ⁠ם</w:t>
+      </w:r>
+    </w:p>
+    <w:p>
+      <w:pPr/>
+      <w:r>
+        <w:rPr>
+          <w:lang w:val="en_US" w:bidi="en_US"/>
+        </w:rPr>
+      </w:r>
+      <w:r>
+        <w:rPr>
           <w:b/>
           <w:lang w:val="en_US" w:bidi="en_US"/>
         </w:rPr>
@@ -28567,6 +32473,20 @@
       </w:r>
       <w:r>
         <w:rPr>
+          <w:lang w:val="en_US" w:bidi="en_US"/>
+        </w:rPr>
+        <w:t>אָבִ֣יא אֶתְ⁠כֶ֔ם</w:t>
+      </w:r>
+    </w:p>
+    <w:p>
+      <w:pPr/>
+      <w:r>
+        <w:rPr>
+          <w:lang w:val="en_US" w:bidi="en_US"/>
+        </w:rPr>
+      </w:r>
+      <w:r>
+        <w:rPr>
           <w:b/>
           <w:lang w:val="en_US" w:bidi="en_US"/>
         </w:rPr>
@@ -28676,6 +32596,20 @@
       </w:r>
       <w:r>
         <w:rPr>
+          <w:lang w:val="en_US" w:bidi="en_US"/>
+        </w:rPr>
+        <w:t>אֶתֵּ֨ן אֶתְ⁠כֶ֜ם לְ⁠שֵׁ֣ם וְ⁠לִ⁠תְהִלָּ֗ה בְּ⁠כֹל֙ עַמֵּ֣י הָ⁠אָ֔רֶץ</w:t>
+      </w:r>
+    </w:p>
+    <w:p>
+      <w:pPr/>
+      <w:r>
+        <w:rPr>
+          <w:lang w:val="en_US" w:bidi="en_US"/>
+        </w:rPr>
+      </w:r>
+      <w:r>
+        <w:rPr>
           <w:b/>
           <w:lang w:val="en_US" w:bidi="en_US"/>
         </w:rPr>
@@ -28772,6 +32706,20 @@
       </w:r>
       <w:r>
         <w:rPr>
+          <w:lang w:val="en_US" w:bidi="en_US"/>
+        </w:rPr>
+        <w:t>בְּ⁠שׁוּבִ֧⁠י אֶת־שְׁבוּתֵי⁠כֶ֛ם לְ⁠עֵינֵי⁠כֶ֖ם</w:t>
+      </w:r>
+    </w:p>
+    <w:p>
+      <w:pPr/>
+      <w:r>
+        <w:rPr>
+          <w:lang w:val="en_US" w:bidi="en_US"/>
+        </w:rPr>
+      </w:r>
+      <w:r>
+        <w:rPr>
           <w:b/>
           <w:lang w:val="en_US" w:bidi="en_US"/>
         </w:rPr>
@@ -28857,6 +32805,20 @@
         <w:rPr>
           <w:lang w:val="en_US" w:bidi="en_US"/>
         </w:rPr>
+      </w:r>
+    </w:p>
+    <w:p>
+      <w:pPr/>
+      <w:r>
+        <w:rPr>
+          <w:lang w:val="en_US" w:bidi="en_US"/>
+        </w:rPr>
+      </w:r>
+      <w:r>
+        <w:rPr>
+          <w:lang w:val="en_US" w:bidi="en_US"/>
+        </w:rPr>
+        <w:t>אָמַ֥ר יְהוָֽה</w:t>
       </w:r>
     </w:p>
     <w:p>

--- a/eng/docx/36.content.docx
+++ b/eng/docx/36.content.docx
@@ -28,49 +28,15 @@
       </w:r>
     </w:p>
     <w:p>
-      <w:pPr>
-        <w:pStyle w:val="Heading2"/>
-      </w:pPr>
-      <w:r>
-        <w:rPr>
-          <w:lang w:val="en_US" w:bidi="en_US"/>
-        </w:rPr>
-        <w:t>License Information</w:t>
-      </w:r>
-      <w:r>
-        <w:rPr>
-          <w:lang w:val="en_US" w:bidi="en_US"/>
-        </w:rPr>
-      </w:r>
-    </w:p>
-    <w:p>
-      <w:pPr/>
-      <w:r>
-        <w:rPr>
-          <w:lang w:val="en_US" w:bidi="en_US"/>
-        </w:rPr>
-      </w:r>
-      <w:r>
-        <w:rPr>
-          <w:b/>
-          <w:lang w:val="en_US" w:bidi="en_US"/>
-        </w:rPr>
-        <w:t>Translation Notes (unfoldingWord)</w:t>
-      </w:r>
-      <w:r>
-        <w:rPr>
-          <w:lang w:val="en_US" w:bidi="en_US"/>
-        </w:rPr>
-        <w:t xml:space="preserve"> is based on</w:t>
-      </w:r>
-      <w:r>
-        <w:rPr>
-          <w:lang w:val="en_US" w:bidi="en_US"/>
-        </w:rPr>
-        <w:t xml:space="preserve">: </w:t>
-      </w:r>
-      <w:r>
-        <w:rPr>
+      <w:pPr/>
+      <w:r>
+        <w:rPr>
+          <w:lang w:val="en_US" w:bidi="en_US"/>
+        </w:rPr>
+      </w:r>
+      <w:r>
+        <w:rPr>
+          <w:b/>
           <w:lang w:val="en_US" w:bidi="en_US"/>
         </w:rPr>
         <w:t>unfoldingWord® Translation Notes</w:t>
@@ -79,62 +45,31 @@
         <w:rPr>
           <w:lang w:val="en_US" w:bidi="en_US"/>
         </w:rPr>
-        <w:t xml:space="preserve">, </w:t>
-      </w:r>
-      <w:hyperlink r:id="rId13">
-        <w:r>
-          <w:rPr>
-            <w:lang w:val="en_US" w:bidi="en_US"/>
-          </w:rPr>
-          <w:rPr>
-            <w:color w:val="0000EE"/>
-            <w:u w:val="single"/>
-          </w:rPr>
-          <w:t>unfoldingWord</w:t>
-        </w:r>
-      </w:hyperlink>
-      <w:r>
-        <w:rPr>
-          <w:lang w:val="en_US" w:bidi="en_US"/>
-        </w:rPr>
-        <w:t xml:space="preserve">, 2022, which is licensed under a </w:t>
-      </w:r>
-      <w:hyperlink r:id="rId14">
-        <w:r>
-          <w:rPr>
-            <w:lang w:val="en_US" w:bidi="en_US"/>
-          </w:rPr>
-          <w:rPr>
-            <w:color w:val="0000EE"/>
-            <w:u w:val="single"/>
-          </w:rPr>
-          <w:t>CC BY-SA 4.0 license</w:t>
-        </w:r>
-      </w:hyperlink>
-      <w:r>
-        <w:rPr>
-          <w:lang w:val="en_US" w:bidi="en_US"/>
-        </w:rPr>
-        <w:t>.</w:t>
-      </w:r>
-      <w:r>
-        <w:rPr>
-          <w:lang w:val="en_US" w:bidi="en_US"/>
-        </w:rPr>
-      </w:r>
-    </w:p>
-    <w:p>
-      <w:pPr/>
-      <w:r>
-        <w:rPr>
-          <w:lang w:val="en_US" w:bidi="en_US"/>
-        </w:rPr>
-      </w:r>
-      <w:r>
-        <w:rPr>
-          <w:lang w:val="en_US" w:bidi="en_US"/>
-        </w:rPr>
-        <w:t>This PDF version is provided under the same license.</w:t>
+        <w:t xml:space="preserve"> © 2022 unfoldingWord. Released under CC BY-SA 4.0 license. </w:t>
+      </w:r>
+      <w:r>
+        <w:rPr>
+          <w:lang w:val="en_US" w:bidi="en_US"/>
+        </w:rPr>
+        <w:t>unfoldingWord® Translation Notes</w:t>
+      </w:r>
+      <w:r>
+        <w:rPr>
+          <w:lang w:val="en_US" w:bidi="en_US"/>
+        </w:rPr>
+        <w:t xml:space="preserve"> has been adapted in the following languages: Tok Pisin, Arabic (عربي), French (Français), Hindi (हिंदी), Indonesian (Bahasa Indonesia), Portuguese (Português), Russian (Русский), Spanish (Español), Swahili (Kiswahili), and Simplified Chinese (简体中文) from </w:t>
+      </w:r>
+      <w:r>
+        <w:rPr>
+          <w:lang w:val="en_US" w:bidi="en_US"/>
+        </w:rPr>
+        <w:t>unfoldingWord® Translation Notes</w:t>
+      </w:r>
+      <w:r>
+        <w:rPr>
+          <w:lang w:val="en_US" w:bidi="en_US"/>
+        </w:rPr>
+        <w:t xml:space="preserve"> © 2022 unfoldingWord. Released under CC BY-SA 4.0 license by Mission Mutual</w:t>
       </w:r>
       <w:r>
         <w:rPr>
@@ -292,20 +227,6 @@
       </w:r>
       <w:r>
         <w:rPr>
-          <w:lang w:val="en_US" w:bidi="en_US"/>
-        </w:rPr>
-        <w:t>דְּבַר־יְהוָ֣ה ׀ אֲשֶׁ֣ר הָיָ֗ה אֶל־צְפַנְיָה֙</w:t>
-      </w:r>
-    </w:p>
-    <w:p>
-      <w:pPr/>
-      <w:r>
-        <w:rPr>
-          <w:lang w:val="en_US" w:bidi="en_US"/>
-        </w:rPr>
-      </w:r>
-      <w:r>
-        <w:rPr>
           <w:b/>
           <w:lang w:val="en_US" w:bidi="en_US"/>
         </w:rPr>
@@ -402,20 +323,6 @@
       </w:r>
       <w:r>
         <w:rPr>
-          <w:lang w:val="en_US" w:bidi="en_US"/>
-        </w:rPr>
-        <w:t>בֶּן־כּוּשִׁ֣י בֶן־גְּדַלְיָ֔ה בֶּן־אֲמַרְיָ֖ה בֶּן־חִזְקִיָּ֑ה</w:t>
-      </w:r>
-    </w:p>
-    <w:p>
-      <w:pPr/>
-      <w:r>
-        <w:rPr>
-          <w:lang w:val="en_US" w:bidi="en_US"/>
-        </w:rPr>
-      </w:r>
-      <w:r>
-        <w:rPr>
           <w:b/>
           <w:lang w:val="en_US" w:bidi="en_US"/>
         </w:rPr>
@@ -512,20 +419,6 @@
       </w:r>
       <w:r>
         <w:rPr>
-          <w:lang w:val="en_US" w:bidi="en_US"/>
-        </w:rPr>
-        <w:t>צְפַנְיָה֙ &amp; כּוּשִׁ֣י &amp; גְּדַלְיָ֔ה &amp; אֲמַרְיָ֖ה &amp; חִזְקִיָּ֑ה &amp; יֹאשִׁיָּ֥הוּ &amp; אָמ֖וֹן</w:t>
-      </w:r>
-    </w:p>
-    <w:p>
-      <w:pPr/>
-      <w:r>
-        <w:rPr>
-          <w:lang w:val="en_US" w:bidi="en_US"/>
-        </w:rPr>
-      </w:r>
-      <w:r>
-        <w:rPr>
           <w:b/>
           <w:lang w:val="en_US" w:bidi="en_US"/>
         </w:rPr>
@@ -778,20 +671,6 @@
       </w:r>
       <w:r>
         <w:rPr>
-          <w:lang w:val="en_US" w:bidi="en_US"/>
-        </w:rPr>
-        <w:t>בִּ⁠ימֵ֛י יֹאשִׁיָּ֥הוּ בֶן־אָמ֖וֹן מֶ֥לֶךְ יְהוּדָֽה</w:t>
-      </w:r>
-    </w:p>
-    <w:p>
-      <w:pPr/>
-      <w:r>
-        <w:rPr>
-          <w:lang w:val="en_US" w:bidi="en_US"/>
-        </w:rPr>
-      </w:r>
-      <w:r>
-        <w:rPr>
           <w:b/>
           <w:lang w:val="en_US" w:bidi="en_US"/>
         </w:rPr>
@@ -914,20 +793,6 @@
       </w:r>
       <w:r>
         <w:rPr>
-          <w:lang w:val="en_US" w:bidi="en_US"/>
-        </w:rPr>
-        <w:t>אָסֹ֨ף אָסֵ֜ף כֹּ֗ל מֵ⁠עַ֛ל פְּנֵ֥י הָ⁠אֲדָמָ֖ה נְאֻם־יְהוָֽה</w:t>
-      </w:r>
-    </w:p>
-    <w:p>
-      <w:pPr/>
-      <w:r>
-        <w:rPr>
-          <w:lang w:val="en_US" w:bidi="en_US"/>
-        </w:rPr>
-      </w:r>
-      <w:r>
-        <w:rPr>
           <w:b/>
           <w:lang w:val="en_US" w:bidi="en_US"/>
         </w:rPr>
@@ -1024,20 +889,6 @@
       </w:r>
       <w:r>
         <w:rPr>
-          <w:lang w:val="en_US" w:bidi="en_US"/>
-        </w:rPr>
-        <w:t>אָסֹ֨ף אָסֵ֜ף כֹּ֗ל מֵ⁠עַ֛ל פְּנֵ֥י הָ⁠אֲדָמָ֖ה</w:t>
-      </w:r>
-    </w:p>
-    <w:p>
-      <w:pPr/>
-      <w:r>
-        <w:rPr>
-          <w:lang w:val="en_US" w:bidi="en_US"/>
-        </w:rPr>
-      </w:r>
-      <w:r>
-        <w:rPr>
           <w:b/>
           <w:lang w:val="en_US" w:bidi="en_US"/>
         </w:rPr>
@@ -1134,20 +985,6 @@
       </w:r>
       <w:r>
         <w:rPr>
-          <w:lang w:val="en_US" w:bidi="en_US"/>
-        </w:rPr>
-        <w:t>אָסֹ֨ף אָסֵ֜ף כֹּ֗ל</w:t>
-      </w:r>
-    </w:p>
-    <w:p>
-      <w:pPr/>
-      <w:r>
-        <w:rPr>
-          <w:lang w:val="en_US" w:bidi="en_US"/>
-        </w:rPr>
-      </w:r>
-      <w:r>
-        <w:rPr>
           <w:b/>
           <w:lang w:val="en_US" w:bidi="en_US"/>
         </w:rPr>
@@ -1231,20 +1068,6 @@
       </w:r>
       <w:r>
         <w:rPr>
-          <w:lang w:val="en_US" w:bidi="en_US"/>
-        </w:rPr>
-        <w:t>פְּנֵ֥י הָ⁠אֲדָמָ֖ה</w:t>
-      </w:r>
-    </w:p>
-    <w:p>
-      <w:pPr/>
-      <w:r>
-        <w:rPr>
-          <w:lang w:val="en_US" w:bidi="en_US"/>
-        </w:rPr>
-      </w:r>
-      <w:r>
-        <w:rPr>
           <w:b/>
           <w:lang w:val="en_US" w:bidi="en_US"/>
         </w:rPr>
@@ -1341,20 +1164,6 @@
       </w:r>
       <w:r>
         <w:rPr>
-          <w:lang w:val="en_US" w:bidi="en_US"/>
-        </w:rPr>
-        <w:t>נְאֻם־יְהוָֽה</w:t>
-      </w:r>
-    </w:p>
-    <w:p>
-      <w:pPr/>
-      <w:r>
-        <w:rPr>
-          <w:lang w:val="en_US" w:bidi="en_US"/>
-        </w:rPr>
-      </w:r>
-      <w:r>
-        <w:rPr>
           <w:b/>
           <w:lang w:val="en_US" w:bidi="en_US"/>
         </w:rPr>
@@ -1451,20 +1260,6 @@
       </w:r>
       <w:r>
         <w:rPr>
-          <w:lang w:val="en_US" w:bidi="en_US"/>
-        </w:rPr>
-        <w:t>אָסֵ֨ף אָדָ֜ם וּ⁠בְהֵמָ֗ה אָסֵ֤ף עוֹף־הַ⁠שָּׁמַ֨יִם֙ וּ⁠דְגֵ֣י הַ⁠יָּ֔ם</w:t>
-      </w:r>
-    </w:p>
-    <w:p>
-      <w:pPr/>
-      <w:r>
-        <w:rPr>
-          <w:lang w:val="en_US" w:bidi="en_US"/>
-        </w:rPr>
-      </w:r>
-      <w:r>
-        <w:rPr>
           <w:b/>
           <w:lang w:val="en_US" w:bidi="en_US"/>
         </w:rPr>
@@ -1561,20 +1356,6 @@
       </w:r>
       <w:r>
         <w:rPr>
-          <w:lang w:val="en_US" w:bidi="en_US"/>
-        </w:rPr>
-        <w:t>אָדָ֜ם וּ⁠בְהֵמָ֗ה &amp; אֶת־הָ⁠אָדָ֗ם</w:t>
-      </w:r>
-    </w:p>
-    <w:p>
-      <w:pPr/>
-      <w:r>
-        <w:rPr>
-          <w:lang w:val="en_US" w:bidi="en_US"/>
-        </w:rPr>
-      </w:r>
-      <w:r>
-        <w:rPr>
           <w:b/>
           <w:lang w:val="en_US" w:bidi="en_US"/>
         </w:rPr>
@@ -1671,20 +1452,6 @@
       </w:r>
       <w:r>
         <w:rPr>
-          <w:lang w:val="en_US" w:bidi="en_US"/>
-        </w:rPr>
-        <w:t>אָדָ֜ם וּ⁠בְהֵמָ֗ה</w:t>
-      </w:r>
-    </w:p>
-    <w:p>
-      <w:pPr/>
-      <w:r>
-        <w:rPr>
-          <w:lang w:val="en_US" w:bidi="en_US"/>
-        </w:rPr>
-      </w:r>
-      <w:r>
-        <w:rPr>
           <w:b/>
           <w:lang w:val="en_US" w:bidi="en_US"/>
         </w:rPr>
@@ -1794,20 +1561,6 @@
       </w:r>
       <w:r>
         <w:rPr>
-          <w:lang w:val="en_US" w:bidi="en_US"/>
-        </w:rPr>
-        <w:t>וְ⁠הַ⁠מַּכְשֵׁל֖וֹת אֶת־הָ⁠רְשָׁעִ֑ים</w:t>
-      </w:r>
-    </w:p>
-    <w:p>
-      <w:pPr/>
-      <w:r>
-        <w:rPr>
-          <w:lang w:val="en_US" w:bidi="en_US"/>
-        </w:rPr>
-      </w:r>
-      <w:r>
-        <w:rPr>
           <w:b/>
           <w:lang w:val="en_US" w:bidi="en_US"/>
         </w:rPr>
@@ -1904,20 +1657,6 @@
       </w:r>
       <w:r>
         <w:rPr>
-          <w:lang w:val="en_US" w:bidi="en_US"/>
-        </w:rPr>
-        <w:t>וְ⁠הַ⁠מַּכְשֵׁל֖וֹת</w:t>
-      </w:r>
-    </w:p>
-    <w:p>
-      <w:pPr/>
-      <w:r>
-        <w:rPr>
-          <w:lang w:val="en_US" w:bidi="en_US"/>
-        </w:rPr>
-      </w:r>
-      <w:r>
-        <w:rPr>
           <w:b/>
           <w:lang w:val="en_US" w:bidi="en_US"/>
         </w:rPr>
@@ -2014,20 +1753,6 @@
       </w:r>
       <w:r>
         <w:rPr>
-          <w:lang w:val="en_US" w:bidi="en_US"/>
-        </w:rPr>
-        <w:t>אֶת־הָ⁠רְשָׁעִ֑ים</w:t>
-      </w:r>
-    </w:p>
-    <w:p>
-      <w:pPr/>
-      <w:r>
-        <w:rPr>
-          <w:lang w:val="en_US" w:bidi="en_US"/>
-        </w:rPr>
-      </w:r>
-      <w:r>
-        <w:rPr>
           <w:b/>
           <w:lang w:val="en_US" w:bidi="en_US"/>
         </w:rPr>
@@ -2124,20 +1849,6 @@
       </w:r>
       <w:r>
         <w:rPr>
-          <w:lang w:val="en_US" w:bidi="en_US"/>
-        </w:rPr>
-        <w:t>וְ⁠הִכְרַתִּ֣י אֶת־הָ⁠אָדָ֗ם מֵ⁠עַ֛ל פְּנֵ֥י הָ⁠אֲדָמָ֖ה</w:t>
-      </w:r>
-    </w:p>
-    <w:p>
-      <w:pPr/>
-      <w:r>
-        <w:rPr>
-          <w:lang w:val="en_US" w:bidi="en_US"/>
-        </w:rPr>
-      </w:r>
-      <w:r>
-        <w:rPr>
           <w:b/>
           <w:lang w:val="en_US" w:bidi="en_US"/>
         </w:rPr>
@@ -2221,20 +1932,6 @@
       </w:r>
       <w:r>
         <w:rPr>
-          <w:lang w:val="en_US" w:bidi="en_US"/>
-        </w:rPr>
-        <w:t>וְ⁠הִכְרַתִּ֣י אֶת־הָ⁠אָדָ֗ם</w:t>
-      </w:r>
-    </w:p>
-    <w:p>
-      <w:pPr/>
-      <w:r>
-        <w:rPr>
-          <w:lang w:val="en_US" w:bidi="en_US"/>
-        </w:rPr>
-      </w:r>
-      <w:r>
-        <w:rPr>
           <w:b/>
           <w:lang w:val="en_US" w:bidi="en_US"/>
         </w:rPr>
@@ -2331,20 +2028,6 @@
       </w:r>
       <w:r>
         <w:rPr>
-          <w:lang w:val="en_US" w:bidi="en_US"/>
-        </w:rPr>
-        <w:t>וְ⁠הִכְרַתִּ֣י אֶת־הָ⁠אָדָ֗ם</w:t>
-      </w:r>
-    </w:p>
-    <w:p>
-      <w:pPr/>
-      <w:r>
-        <w:rPr>
-          <w:lang w:val="en_US" w:bidi="en_US"/>
-        </w:rPr>
-      </w:r>
-      <w:r>
-        <w:rPr>
           <w:b/>
           <w:lang w:val="en_US" w:bidi="en_US"/>
         </w:rPr>
@@ -2441,20 +2124,6 @@
       </w:r>
       <w:r>
         <w:rPr>
-          <w:lang w:val="en_US" w:bidi="en_US"/>
-        </w:rPr>
-        <w:t>פְּנֵ֥י הָ⁠אֲדָמָ֖ה</w:t>
-      </w:r>
-    </w:p>
-    <w:p>
-      <w:pPr/>
-      <w:r>
-        <w:rPr>
-          <w:lang w:val="en_US" w:bidi="en_US"/>
-        </w:rPr>
-      </w:r>
-      <w:r>
-        <w:rPr>
           <w:b/>
           <w:lang w:val="en_US" w:bidi="en_US"/>
         </w:rPr>
@@ -2538,20 +2207,6 @@
       </w:r>
       <w:r>
         <w:rPr>
-          <w:lang w:val="en_US" w:bidi="en_US"/>
-        </w:rPr>
-        <w:t>וְ⁠נָטִ֤יתִי יָדִ⁠י֙</w:t>
-      </w:r>
-    </w:p>
-    <w:p>
-      <w:pPr/>
-      <w:r>
-        <w:rPr>
-          <w:lang w:val="en_US" w:bidi="en_US"/>
-        </w:rPr>
-      </w:r>
-      <w:r>
-        <w:rPr>
           <w:b/>
           <w:lang w:val="en_US" w:bidi="en_US"/>
         </w:rPr>
@@ -2648,20 +2303,6 @@
       </w:r>
       <w:r>
         <w:rPr>
-          <w:lang w:val="en_US" w:bidi="en_US"/>
-        </w:rPr>
-        <w:t>וְ⁠הִכְרַתִּ֞י מִן־הַ⁠מָּק֤וֹם הַ⁠זֶּה֙</w:t>
-      </w:r>
-    </w:p>
-    <w:p>
-      <w:pPr/>
-      <w:r>
-        <w:rPr>
-          <w:lang w:val="en_US" w:bidi="en_US"/>
-        </w:rPr>
-      </w:r>
-      <w:r>
-        <w:rPr>
           <w:b/>
           <w:lang w:val="en_US" w:bidi="en_US"/>
         </w:rPr>
@@ -2758,20 +2399,6 @@
       </w:r>
       <w:r>
         <w:rPr>
-          <w:lang w:val="en_US" w:bidi="en_US"/>
-        </w:rPr>
-        <w:t>וְ⁠הִכְרַתִּ֞י מִן־הַ⁠מָּק֤וֹם הַ⁠זֶּה֙</w:t>
-      </w:r>
-    </w:p>
-    <w:p>
-      <w:pPr/>
-      <w:r>
-        <w:rPr>
-          <w:lang w:val="en_US" w:bidi="en_US"/>
-        </w:rPr>
-      </w:r>
-      <w:r>
-        <w:rPr>
           <w:b/>
           <w:lang w:val="en_US" w:bidi="en_US"/>
         </w:rPr>
@@ -2855,20 +2482,6 @@
       </w:r>
       <w:r>
         <w:rPr>
-          <w:lang w:val="en_US" w:bidi="en_US"/>
-        </w:rPr>
-        <w:t>אֶת־שְׁאָ֣ר הַ⁠בַּ֔עַל</w:t>
-      </w:r>
-    </w:p>
-    <w:p>
-      <w:pPr/>
-      <w:r>
-        <w:rPr>
-          <w:lang w:val="en_US" w:bidi="en_US"/>
-        </w:rPr>
-      </w:r>
-      <w:r>
-        <w:rPr>
           <w:b/>
           <w:lang w:val="en_US" w:bidi="en_US"/>
         </w:rPr>
@@ -2965,20 +2578,6 @@
       </w:r>
       <w:r>
         <w:rPr>
-          <w:lang w:val="en_US" w:bidi="en_US"/>
-        </w:rPr>
-        <w:t>אֶת־שְׁאָ֣ר הַ⁠בַּ֔עַל</w:t>
-      </w:r>
-    </w:p>
-    <w:p>
-      <w:pPr/>
-      <w:r>
-        <w:rPr>
-          <w:lang w:val="en_US" w:bidi="en_US"/>
-        </w:rPr>
-      </w:r>
-      <w:r>
-        <w:rPr>
           <w:b/>
           <w:lang w:val="en_US" w:bidi="en_US"/>
         </w:rPr>
@@ -3088,20 +2687,6 @@
       </w:r>
       <w:r>
         <w:rPr>
-          <w:lang w:val="en_US" w:bidi="en_US"/>
-        </w:rPr>
-        <w:t>אֶת־שֵׁ֥ם הַ⁠כְּמָרִ֖ים עִם־הַ⁠כֹּהֲנִֽים</w:t>
-      </w:r>
-    </w:p>
-    <w:p>
-      <w:pPr/>
-      <w:r>
-        <w:rPr>
-          <w:lang w:val="en_US" w:bidi="en_US"/>
-        </w:rPr>
-      </w:r>
-      <w:r>
-        <w:rPr>
           <w:b/>
           <w:lang w:val="en_US" w:bidi="en_US"/>
         </w:rPr>
@@ -3185,20 +2770,6 @@
       </w:r>
       <w:r>
         <w:rPr>
-          <w:lang w:val="en_US" w:bidi="en_US"/>
-        </w:rPr>
-        <w:t>אֶת־שֵׁ֥ם</w:t>
-      </w:r>
-    </w:p>
-    <w:p>
-      <w:pPr/>
-      <w:r>
-        <w:rPr>
-          <w:lang w:val="en_US" w:bidi="en_US"/>
-        </w:rPr>
-      </w:r>
-      <w:r>
-        <w:rPr>
           <w:b/>
           <w:lang w:val="en_US" w:bidi="en_US"/>
         </w:rPr>
@@ -3308,20 +2879,6 @@
       </w:r>
       <w:r>
         <w:rPr>
-          <w:lang w:val="en_US" w:bidi="en_US"/>
-        </w:rPr>
-        <w:t>עִם־הַ⁠כֹּהֲנִֽים</w:t>
-      </w:r>
-    </w:p>
-    <w:p>
-      <w:pPr/>
-      <w:r>
-        <w:rPr>
-          <w:lang w:val="en_US" w:bidi="en_US"/>
-        </w:rPr>
-      </w:r>
-      <w:r>
-        <w:rPr>
           <w:b/>
           <w:lang w:val="en_US" w:bidi="en_US"/>
         </w:rPr>
@@ -3354,7 +2911,7 @@
         </w:rPr>
         <w:t xml:space="preserve"> probably refers to the priests descended from Aaron who were supposed to lead the Israelites in the worship of Yahweh. Unfortunately, at this time they were not serving Yahweh faithfully, as Zephaniah says in </w:t>
       </w:r>
-      <w:hyperlink r:id="rId15">
+      <w:hyperlink r:id="rId13">
         <w:r>
           <w:rPr>
             <w:lang w:val="en_US" w:bidi="en_US"/>
@@ -3436,20 +2993,6 @@
       </w:r>
       <w:r>
         <w:rPr>
-          <w:lang w:val="en_US" w:bidi="en_US"/>
-        </w:rPr>
-        <w:t>וְ⁠אֶת־הַ⁠מִּשְׁתַּחֲוִ֥ים עַל־הַ⁠גַּגּ֖וֹת לִ⁠צְבָ֣א הַ⁠שָּׁמָ֑יִם וְ⁠אֶת־הַ⁠מִּֽשְׁתַּחֲוִים֙ הַ⁠נִּשְׁבָּעִ֣ים לַֽ⁠יהוָ֔ה וְ⁠הַ⁠נִּשְׁבָּעִ֖ים בְּ⁠מַלְכָּֽ⁠ם</w:t>
-      </w:r>
-    </w:p>
-    <w:p>
-      <w:pPr/>
-      <w:r>
-        <w:rPr>
-          <w:lang w:val="en_US" w:bidi="en_US"/>
-        </w:rPr>
-      </w:r>
-      <w:r>
-        <w:rPr>
           <w:b/>
           <w:lang w:val="en_US" w:bidi="en_US"/>
         </w:rPr>
@@ -3533,20 +3076,6 @@
       </w:r>
       <w:r>
         <w:rPr>
-          <w:lang w:val="en_US" w:bidi="en_US"/>
-        </w:rPr>
-        <w:t>וְ⁠אֶת־הַ⁠מִּשְׁתַּחֲוִ֥ים עַל־הַ⁠גַּגּ֖וֹת לִ⁠צְבָ֣א</w:t>
-      </w:r>
-    </w:p>
-    <w:p>
-      <w:pPr/>
-      <w:r>
-        <w:rPr>
-          <w:lang w:val="en_US" w:bidi="en_US"/>
-        </w:rPr>
-      </w:r>
-      <w:r>
-        <w:rPr>
           <w:b/>
           <w:lang w:val="en_US" w:bidi="en_US"/>
         </w:rPr>
@@ -3643,20 +3172,6 @@
       </w:r>
       <w:r>
         <w:rPr>
-          <w:lang w:val="en_US" w:bidi="en_US"/>
-        </w:rPr>
-        <w:t>לִ⁠צְבָ֣א הַ⁠שָּׁמָ֑יִם</w:t>
-      </w:r>
-    </w:p>
-    <w:p>
-      <w:pPr/>
-      <w:r>
-        <w:rPr>
-          <w:lang w:val="en_US" w:bidi="en_US"/>
-        </w:rPr>
-      </w:r>
-      <w:r>
-        <w:rPr>
           <w:b/>
           <w:lang w:val="en_US" w:bidi="en_US"/>
         </w:rPr>
@@ -3766,20 +3281,6 @@
       </w:r>
       <w:r>
         <w:rPr>
-          <w:lang w:val="en_US" w:bidi="en_US"/>
-        </w:rPr>
-        <w:t>וְ⁠אֶת־הַ⁠מִּֽשְׁתַּחֲוִים֙ הַ⁠נִּשְׁבָּעִ֣ים לַֽ⁠יהוָ֔ה</w:t>
-      </w:r>
-    </w:p>
-    <w:p>
-      <w:pPr/>
-      <w:r>
-        <w:rPr>
-          <w:lang w:val="en_US" w:bidi="en_US"/>
-        </w:rPr>
-      </w:r>
-      <w:r>
-        <w:rPr>
           <w:b/>
           <w:lang w:val="en_US" w:bidi="en_US"/>
         </w:rPr>
@@ -3863,20 +3364,6 @@
       </w:r>
       <w:r>
         <w:rPr>
-          <w:lang w:val="en_US" w:bidi="en_US"/>
-        </w:rPr>
-        <w:t>וְ⁠אֶת־הַ⁠מִּֽשְׁתַּחֲוִים֙ הַ⁠נִּשְׁבָּעִ֣ים לַֽ⁠יהוָ֔ה</w:t>
-      </w:r>
-    </w:p>
-    <w:p>
-      <w:pPr/>
-      <w:r>
-        <w:rPr>
-          <w:lang w:val="en_US" w:bidi="en_US"/>
-        </w:rPr>
-      </w:r>
-      <w:r>
-        <w:rPr>
           <w:b/>
           <w:lang w:val="en_US" w:bidi="en_US"/>
         </w:rPr>
@@ -4012,20 +3499,6 @@
       </w:r>
       <w:r>
         <w:rPr>
-          <w:lang w:val="en_US" w:bidi="en_US"/>
-        </w:rPr>
-        <w:t>הַ⁠נִּשְׁבָּעִ֣ים לַֽ⁠יהוָ֔ה וְ⁠הַ⁠נִּשְׁבָּעִ֖ים בְּ⁠מַלְכָּֽ⁠ם</w:t>
-      </w:r>
-    </w:p>
-    <w:p>
-      <w:pPr/>
-      <w:r>
-        <w:rPr>
-          <w:lang w:val="en_US" w:bidi="en_US"/>
-        </w:rPr>
-      </w:r>
-      <w:r>
-        <w:rPr>
           <w:b/>
           <w:lang w:val="en_US" w:bidi="en_US"/>
         </w:rPr>
@@ -4122,20 +3595,6 @@
       </w:r>
       <w:r>
         <w:rPr>
-          <w:lang w:val="en_US" w:bidi="en_US"/>
-        </w:rPr>
-        <w:t>הַ⁠נִּשְׁבָּעִ֣ים לַֽ⁠יהוָ֔ה וְ⁠הַ⁠נִּשְׁבָּעִ֖ים בְּ⁠מַלְכָּֽ⁠ם</w:t>
-      </w:r>
-    </w:p>
-    <w:p>
-      <w:pPr/>
-      <w:r>
-        <w:rPr>
-          <w:lang w:val="en_US" w:bidi="en_US"/>
-        </w:rPr>
-      </w:r>
-      <w:r>
-        <w:rPr>
           <w:b/>
           <w:lang w:val="en_US" w:bidi="en_US"/>
         </w:rPr>
@@ -4271,20 +3730,6 @@
       </w:r>
       <w:r>
         <w:rPr>
-          <w:lang w:val="en_US" w:bidi="en_US"/>
-        </w:rPr>
-        <w:t>וְ⁠אֶת־הַ⁠נְּסוֹגִ֖ים מֵ⁠אַחֲרֵ֣י יְהוָ֑ה וַ⁠אֲשֶׁ֛ר לֹֽא־בִקְשׁ֥וּ אֶת־יְהוָ֖ה וְ⁠לֹ֥א דְרָשֻֽׁ⁠הוּ</w:t>
-      </w:r>
-    </w:p>
-    <w:p>
-      <w:pPr/>
-      <w:r>
-        <w:rPr>
-          <w:lang w:val="en_US" w:bidi="en_US"/>
-        </w:rPr>
-      </w:r>
-      <w:r>
-        <w:rPr>
           <w:b/>
           <w:lang w:val="en_US" w:bidi="en_US"/>
         </w:rPr>
@@ -4368,20 +3813,6 @@
       </w:r>
       <w:r>
         <w:rPr>
-          <w:lang w:val="en_US" w:bidi="en_US"/>
-        </w:rPr>
-        <w:t>וְ⁠אֶת־הַ⁠נְּסוֹגִ֖ים מֵ⁠אַחֲרֵ֣י יְהוָ֑ה וַ⁠אֲשֶׁ֛ר לֹֽא־בִקְשׁ֥וּ אֶת־יְהוָ֖ה וְ⁠לֹ֥א דְרָשֻֽׁ⁠הוּ</w:t>
-      </w:r>
-    </w:p>
-    <w:p>
-      <w:pPr/>
-      <w:r>
-        <w:rPr>
-          <w:lang w:val="en_US" w:bidi="en_US"/>
-        </w:rPr>
-      </w:r>
-      <w:r>
-        <w:rPr>
           <w:b/>
           <w:lang w:val="en_US" w:bidi="en_US"/>
         </w:rPr>
@@ -4465,20 +3896,6 @@
       </w:r>
       <w:r>
         <w:rPr>
-          <w:lang w:val="en_US" w:bidi="en_US"/>
-        </w:rPr>
-        <w:t>וְ⁠אֶת־הַ⁠נְּסוֹגִ֖ים מֵ⁠אַחֲרֵ֣י יְהוָ֑ה</w:t>
-      </w:r>
-    </w:p>
-    <w:p>
-      <w:pPr/>
-      <w:r>
-        <w:rPr>
-          <w:lang w:val="en_US" w:bidi="en_US"/>
-        </w:rPr>
-      </w:r>
-      <w:r>
-        <w:rPr>
           <w:b/>
           <w:lang w:val="en_US" w:bidi="en_US"/>
         </w:rPr>
@@ -4575,20 +3992,6 @@
       </w:r>
       <w:r>
         <w:rPr>
-          <w:lang w:val="en_US" w:bidi="en_US"/>
-        </w:rPr>
-        <w:t>וַ⁠אֲשֶׁ֛ר לֹֽא־בִקְשׁ֥וּ אֶת־יְהוָ֖ה וְ⁠לֹ֥א דְרָשֻֽׁ⁠הוּ</w:t>
-      </w:r>
-    </w:p>
-    <w:p>
-      <w:pPr/>
-      <w:r>
-        <w:rPr>
-          <w:lang w:val="en_US" w:bidi="en_US"/>
-        </w:rPr>
-      </w:r>
-      <w:r>
-        <w:rPr>
           <w:b/>
           <w:lang w:val="en_US" w:bidi="en_US"/>
         </w:rPr>
@@ -4724,20 +4127,6 @@
       </w:r>
       <w:r>
         <w:rPr>
-          <w:lang w:val="en_US" w:bidi="en_US"/>
-        </w:rPr>
-        <w:t>הַ֕ס מִ⁠פְּנֵ֖י אֲדֹנָ֣⁠י יְהוִ֑ה</w:t>
-      </w:r>
-    </w:p>
-    <w:p>
-      <w:pPr/>
-      <w:r>
-        <w:rPr>
-          <w:lang w:val="en_US" w:bidi="en_US"/>
-        </w:rPr>
-      </w:r>
-      <w:r>
-        <w:rPr>
           <w:b/>
           <w:lang w:val="en_US" w:bidi="en_US"/>
         </w:rPr>
@@ -4834,20 +4223,6 @@
       </w:r>
       <w:r>
         <w:rPr>
-          <w:lang w:val="en_US" w:bidi="en_US"/>
-        </w:rPr>
-        <w:t>הַ֕ס מִ⁠פְּנֵ֖י אֲדֹנָ֣⁠י יְהוִ֑ה</w:t>
-      </w:r>
-    </w:p>
-    <w:p>
-      <w:pPr/>
-      <w:r>
-        <w:rPr>
-          <w:lang w:val="en_US" w:bidi="en_US"/>
-        </w:rPr>
-      </w:r>
-      <w:r>
-        <w:rPr>
           <w:b/>
           <w:lang w:val="en_US" w:bidi="en_US"/>
         </w:rPr>
@@ -4944,20 +4319,6 @@
       </w:r>
       <w:r>
         <w:rPr>
-          <w:lang w:val="en_US" w:bidi="en_US"/>
-        </w:rPr>
-        <w:t>קָרוֹב֙ י֣וֹם יְהוָ֔ה</w:t>
-      </w:r>
-    </w:p>
-    <w:p>
-      <w:pPr/>
-      <w:r>
-        <w:rPr>
-          <w:lang w:val="en_US" w:bidi="en_US"/>
-        </w:rPr>
-      </w:r>
-      <w:r>
-        <w:rPr>
           <w:b/>
           <w:lang w:val="en_US" w:bidi="en_US"/>
         </w:rPr>
@@ -5054,20 +4415,6 @@
       </w:r>
       <w:r>
         <w:rPr>
-          <w:lang w:val="en_US" w:bidi="en_US"/>
-        </w:rPr>
-        <w:t>הֵכִ֧ין יְהוָ֛ה זֶ֖בַח הִקְדִּ֥ישׁ קְרֻאָֽי⁠ו</w:t>
-      </w:r>
-    </w:p>
-    <w:p>
-      <w:pPr/>
-      <w:r>
-        <w:rPr>
-          <w:lang w:val="en_US" w:bidi="en_US"/>
-        </w:rPr>
-      </w:r>
-      <w:r>
-        <w:rPr>
           <w:b/>
           <w:lang w:val="en_US" w:bidi="en_US"/>
         </w:rPr>
@@ -5190,20 +4537,6 @@
       </w:r>
       <w:r>
         <w:rPr>
-          <w:lang w:val="en_US" w:bidi="en_US"/>
-        </w:rPr>
-        <w:t>קְרֻאָֽי⁠ו</w:t>
-      </w:r>
-    </w:p>
-    <w:p>
-      <w:pPr/>
-      <w:r>
-        <w:rPr>
-          <w:lang w:val="en_US" w:bidi="en_US"/>
-        </w:rPr>
-      </w:r>
-      <w:r>
-        <w:rPr>
           <w:b/>
           <w:lang w:val="en_US" w:bidi="en_US"/>
         </w:rPr>
@@ -5287,20 +4620,6 @@
       </w:r>
       <w:r>
         <w:rPr>
-          <w:lang w:val="en_US" w:bidi="en_US"/>
-        </w:rPr>
-        <w:t>וְ⁠הָיָ֗ה בְּ⁠יוֹם֙ זֶ֣בַח יְהוָ֔ה</w:t>
-      </w:r>
-    </w:p>
-    <w:p>
-      <w:pPr/>
-      <w:r>
-        <w:rPr>
-          <w:lang w:val="en_US" w:bidi="en_US"/>
-        </w:rPr>
-      </w:r>
-      <w:r>
-        <w:rPr>
           <w:b/>
           <w:lang w:val="en_US" w:bidi="en_US"/>
         </w:rPr>
@@ -5384,20 +4703,6 @@
       </w:r>
       <w:r>
         <w:rPr>
-          <w:lang w:val="en_US" w:bidi="en_US"/>
-        </w:rPr>
-        <w:t>בְּ⁠יוֹם֙ זֶ֣בַח יְהוָ֔ה</w:t>
-      </w:r>
-    </w:p>
-    <w:p>
-      <w:pPr/>
-      <w:r>
-        <w:rPr>
-          <w:lang w:val="en_US" w:bidi="en_US"/>
-        </w:rPr>
-      </w:r>
-      <w:r>
-        <w:rPr>
           <w:b/>
           <w:lang w:val="en_US" w:bidi="en_US"/>
         </w:rPr>
@@ -5481,20 +4786,6 @@
       </w:r>
       <w:r>
         <w:rPr>
-          <w:lang w:val="en_US" w:bidi="en_US"/>
-        </w:rPr>
-        <w:t>בְּ⁠יוֹם֙ זֶ֣בַח יְהוָ֔ה</w:t>
-      </w:r>
-    </w:p>
-    <w:p>
-      <w:pPr/>
-      <w:r>
-        <w:rPr>
-          <w:lang w:val="en_US" w:bidi="en_US"/>
-        </w:rPr>
-      </w:r>
-      <w:r>
-        <w:rPr>
           <w:b/>
           <w:lang w:val="en_US" w:bidi="en_US"/>
         </w:rPr>
@@ -5578,20 +4869,6 @@
       </w:r>
       <w:r>
         <w:rPr>
-          <w:lang w:val="en_US" w:bidi="en_US"/>
-        </w:rPr>
-        <w:t>בְּ⁠יוֹם֙ זֶ֣בַח יְהוָ֔ה</w:t>
-      </w:r>
-    </w:p>
-    <w:p>
-      <w:pPr/>
-      <w:r>
-        <w:rPr>
-          <w:lang w:val="en_US" w:bidi="en_US"/>
-        </w:rPr>
-      </w:r>
-      <w:r>
-        <w:rPr>
           <w:b/>
           <w:lang w:val="en_US" w:bidi="en_US"/>
         </w:rPr>
@@ -5675,20 +4952,6 @@
       </w:r>
       <w:r>
         <w:rPr>
-          <w:lang w:val="en_US" w:bidi="en_US"/>
-        </w:rPr>
-        <w:t>וּ⁠פָקַדְתִּ֥י עַל־הַ⁠שָּׂרִ֖ים וְ⁠עַל־בְּנֵ֣י הַ⁠מֶּ֑לֶךְ וְ⁠עַ֥ל כָּל־הַ⁠לֹּבְשִׁ֖ים מַלְבּ֥וּשׁ נָכְרִֽי</w:t>
-      </w:r>
-    </w:p>
-    <w:p>
-      <w:pPr/>
-      <w:r>
-        <w:rPr>
-          <w:lang w:val="en_US" w:bidi="en_US"/>
-        </w:rPr>
-      </w:r>
-      <w:r>
-        <w:rPr>
           <w:b/>
           <w:lang w:val="en_US" w:bidi="en_US"/>
         </w:rPr>
@@ -5785,20 +5048,6 @@
       </w:r>
       <w:r>
         <w:rPr>
-          <w:lang w:val="en_US" w:bidi="en_US"/>
-        </w:rPr>
-        <w:t>הַ⁠שָּׂרִ֖ים</w:t>
-      </w:r>
-    </w:p>
-    <w:p>
-      <w:pPr/>
-      <w:r>
-        <w:rPr>
-          <w:lang w:val="en_US" w:bidi="en_US"/>
-        </w:rPr>
-      </w:r>
-      <w:r>
-        <w:rPr>
           <w:b/>
           <w:lang w:val="en_US" w:bidi="en_US"/>
         </w:rPr>
@@ -5895,20 +5144,6 @@
       </w:r>
       <w:r>
         <w:rPr>
-          <w:lang w:val="en_US" w:bidi="en_US"/>
-        </w:rPr>
-        <w:t>בְּנֵ֣י הַ⁠מֶּ֑לֶךְ</w:t>
-      </w:r>
-    </w:p>
-    <w:p>
-      <w:pPr/>
-      <w:r>
-        <w:rPr>
-          <w:lang w:val="en_US" w:bidi="en_US"/>
-        </w:rPr>
-      </w:r>
-      <w:r>
-        <w:rPr>
           <w:b/>
           <w:lang w:val="en_US" w:bidi="en_US"/>
         </w:rPr>
@@ -6005,20 +5240,6 @@
       </w:r>
       <w:r>
         <w:rPr>
-          <w:lang w:val="en_US" w:bidi="en_US"/>
-        </w:rPr>
-        <w:t>כָּל־הַ⁠לֹּבְשִׁ֖ים מַלְבּ֥וּשׁ נָכְרִֽי</w:t>
-      </w:r>
-    </w:p>
-    <w:p>
-      <w:pPr/>
-      <w:r>
-        <w:rPr>
-          <w:lang w:val="en_US" w:bidi="en_US"/>
-        </w:rPr>
-      </w:r>
-      <w:r>
-        <w:rPr>
           <w:b/>
           <w:lang w:val="en_US" w:bidi="en_US"/>
         </w:rPr>
@@ -6115,20 +5336,6 @@
       </w:r>
       <w:r>
         <w:rPr>
-          <w:lang w:val="en_US" w:bidi="en_US"/>
-        </w:rPr>
-        <w:t>וּ⁠פָקַדְתִּ֗י עַ֧ל &amp; בַּ⁠יּ֣וֹם הַ⁠ה֑וּא</w:t>
-      </w:r>
-    </w:p>
-    <w:p>
-      <w:pPr/>
-      <w:r>
-        <w:rPr>
-          <w:lang w:val="en_US" w:bidi="en_US"/>
-        </w:rPr>
-      </w:r>
-      <w:r>
-        <w:rPr>
           <w:b/>
           <w:lang w:val="en_US" w:bidi="en_US"/>
         </w:rPr>
@@ -6212,20 +5419,6 @@
       </w:r>
       <w:r>
         <w:rPr>
-          <w:lang w:val="en_US" w:bidi="en_US"/>
-        </w:rPr>
-        <w:t>כָּל־הַ⁠דּוֹלֵ֛ג עַל־הַ⁠מִּפְתָּ֖ן</w:t>
-      </w:r>
-    </w:p>
-    <w:p>
-      <w:pPr/>
-      <w:r>
-        <w:rPr>
-          <w:lang w:val="en_US" w:bidi="en_US"/>
-        </w:rPr>
-      </w:r>
-      <w:r>
-        <w:rPr>
           <w:b/>
           <w:lang w:val="en_US" w:bidi="en_US"/>
         </w:rPr>
@@ -6348,20 +5541,6 @@
       </w:r>
       <w:r>
         <w:rPr>
-          <w:lang w:val="en_US" w:bidi="en_US"/>
-        </w:rPr>
-        <w:t>הַֽ⁠מְמַלְאִ֛ים בֵּ֥ית אֲדֹנֵי⁠הֶ֖ם חָמָ֥ס וּ⁠מִרְמָֽה</w:t>
-      </w:r>
-    </w:p>
-    <w:p>
-      <w:pPr/>
-      <w:r>
-        <w:rPr>
-          <w:lang w:val="en_US" w:bidi="en_US"/>
-        </w:rPr>
-      </w:r>
-      <w:r>
-        <w:rPr>
           <w:b/>
           <w:lang w:val="en_US" w:bidi="en_US"/>
         </w:rPr>
@@ -6458,20 +5637,6 @@
       </w:r>
       <w:r>
         <w:rPr>
-          <w:lang w:val="en_US" w:bidi="en_US"/>
-        </w:rPr>
-        <w:t>חָמָ֥ס וּ⁠מִרְמָֽה</w:t>
-      </w:r>
-    </w:p>
-    <w:p>
-      <w:pPr/>
-      <w:r>
-        <w:rPr>
-          <w:lang w:val="en_US" w:bidi="en_US"/>
-        </w:rPr>
-      </w:r>
-      <w:r>
-        <w:rPr>
           <w:b/>
           <w:lang w:val="en_US" w:bidi="en_US"/>
         </w:rPr>
@@ -6581,20 +5746,6 @@
       </w:r>
       <w:r>
         <w:rPr>
-          <w:lang w:val="en_US" w:bidi="en_US"/>
-        </w:rPr>
-        <w:t>וְ⁠הָיָה֩ בַ⁠יּ֨וֹם הַ⁠ה֜וּא נְאֻם־יְהוָ֗ה ק֤וֹל</w:t>
-      </w:r>
-    </w:p>
-    <w:p>
-      <w:pPr/>
-      <w:r>
-        <w:rPr>
-          <w:lang w:val="en_US" w:bidi="en_US"/>
-        </w:rPr>
-      </w:r>
-      <w:r>
-        <w:rPr>
           <w:b/>
           <w:lang w:val="en_US" w:bidi="en_US"/>
         </w:rPr>
@@ -6691,20 +5842,6 @@
       </w:r>
       <w:r>
         <w:rPr>
-          <w:lang w:val="en_US" w:bidi="en_US"/>
-        </w:rPr>
-        <w:t>בַ⁠יּ֨וֹם הַ⁠ה֜וּא</w:t>
-      </w:r>
-    </w:p>
-    <w:p>
-      <w:pPr/>
-      <w:r>
-        <w:rPr>
-          <w:lang w:val="en_US" w:bidi="en_US"/>
-        </w:rPr>
-      </w:r>
-      <w:r>
-        <w:rPr>
           <w:b/>
           <w:lang w:val="en_US" w:bidi="en_US"/>
         </w:rPr>
@@ -6788,20 +5925,6 @@
       </w:r>
       <w:r>
         <w:rPr>
-          <w:lang w:val="en_US" w:bidi="en_US"/>
-        </w:rPr>
-        <w:t>ק֤וֹל</w:t>
-      </w:r>
-    </w:p>
-    <w:p>
-      <w:pPr/>
-      <w:r>
-        <w:rPr>
-          <w:lang w:val="en_US" w:bidi="en_US"/>
-        </w:rPr>
-      </w:r>
-      <w:r>
-        <w:rPr>
           <w:b/>
           <w:lang w:val="en_US" w:bidi="en_US"/>
         </w:rPr>
@@ -6885,20 +6008,6 @@
       </w:r>
       <w:r>
         <w:rPr>
-          <w:lang w:val="en_US" w:bidi="en_US"/>
-        </w:rPr>
-        <w:t>מִ⁠שַּׁ֣עַר הַ⁠דָּגִ֔ים</w:t>
-      </w:r>
-    </w:p>
-    <w:p>
-      <w:pPr/>
-      <w:r>
-        <w:rPr>
-          <w:lang w:val="en_US" w:bidi="en_US"/>
-        </w:rPr>
-      </w:r>
-      <w:r>
-        <w:rPr>
           <w:b/>
           <w:lang w:val="en_US" w:bidi="en_US"/>
         </w:rPr>
@@ -6995,20 +6104,6 @@
       </w:r>
       <w:r>
         <w:rPr>
-          <w:lang w:val="en_US" w:bidi="en_US"/>
-        </w:rPr>
-        <w:t>הַ⁠מִּשְׁנֶ֑ה</w:t>
-      </w:r>
-    </w:p>
-    <w:p>
-      <w:pPr/>
-      <w:r>
-        <w:rPr>
-          <w:lang w:val="en_US" w:bidi="en_US"/>
-        </w:rPr>
-      </w:r>
-      <w:r>
-        <w:rPr>
           <w:b/>
           <w:lang w:val="en_US" w:bidi="en_US"/>
         </w:rPr>
@@ -7118,20 +6213,6 @@
       </w:r>
       <w:r>
         <w:rPr>
-          <w:lang w:val="en_US" w:bidi="en_US"/>
-        </w:rPr>
-        <w:t>מֵ⁠הַ⁠גְּבָעֽוֹת</w:t>
-      </w:r>
-    </w:p>
-    <w:p>
-      <w:pPr/>
-      <w:r>
-        <w:rPr>
-          <w:lang w:val="en_US" w:bidi="en_US"/>
-        </w:rPr>
-      </w:r>
-      <w:r>
-        <w:rPr>
           <w:b/>
           <w:lang w:val="en_US" w:bidi="en_US"/>
         </w:rPr>
@@ -7228,20 +6309,6 @@
       </w:r>
       <w:r>
         <w:rPr>
-          <w:lang w:val="en_US" w:bidi="en_US"/>
-        </w:rPr>
-        <w:t>הַ⁠מַּכְתֵּ֑שׁ</w:t>
-      </w:r>
-    </w:p>
-    <w:p>
-      <w:pPr/>
-      <w:r>
-        <w:rPr>
-          <w:lang w:val="en_US" w:bidi="en_US"/>
-        </w:rPr>
-      </w:r>
-      <w:r>
-        <w:rPr>
           <w:b/>
           <w:lang w:val="en_US" w:bidi="en_US"/>
         </w:rPr>
@@ -7338,20 +6405,6 @@
       </w:r>
       <w:r>
         <w:rPr>
-          <w:lang w:val="en_US" w:bidi="en_US"/>
-        </w:rPr>
-        <w:t>נִדְמָה֙ כָּל־עַ֣ם כְּנַ֔עַן נִכְרְת֖וּ כָּל־נְטִ֥ילֵי כָֽסֶף</w:t>
-      </w:r>
-    </w:p>
-    <w:p>
-      <w:pPr/>
-      <w:r>
-        <w:rPr>
-          <w:lang w:val="en_US" w:bidi="en_US"/>
-        </w:rPr>
-      </w:r>
-      <w:r>
-        <w:rPr>
           <w:b/>
           <w:lang w:val="en_US" w:bidi="en_US"/>
         </w:rPr>
@@ -7435,20 +6488,6 @@
       </w:r>
       <w:r>
         <w:rPr>
-          <w:lang w:val="en_US" w:bidi="en_US"/>
-        </w:rPr>
-        <w:t>נִדְמָה֙ כָּל־עַ֣ם כְּנַ֔עַן נִכְרְת֖וּ כָּל־נְטִ֥ילֵי כָֽסֶף</w:t>
-      </w:r>
-    </w:p>
-    <w:p>
-      <w:pPr/>
-      <w:r>
-        <w:rPr>
-          <w:lang w:val="en_US" w:bidi="en_US"/>
-        </w:rPr>
-      </w:r>
-      <w:r>
-        <w:rPr>
           <w:b/>
           <w:lang w:val="en_US" w:bidi="en_US"/>
         </w:rPr>
@@ -7532,20 +6571,6 @@
       </w:r>
       <w:r>
         <w:rPr>
-          <w:lang w:val="en_US" w:bidi="en_US"/>
-        </w:rPr>
-        <w:t>עַ֣ם כְּנַ֔עַן</w:t>
-      </w:r>
-    </w:p>
-    <w:p>
-      <w:pPr/>
-      <w:r>
-        <w:rPr>
-          <w:lang w:val="en_US" w:bidi="en_US"/>
-        </w:rPr>
-      </w:r>
-      <w:r>
-        <w:rPr>
           <w:b/>
           <w:lang w:val="en_US" w:bidi="en_US"/>
         </w:rPr>
@@ -7642,20 +6667,6 @@
       </w:r>
       <w:r>
         <w:rPr>
-          <w:lang w:val="en_US" w:bidi="en_US"/>
-        </w:rPr>
-        <w:t>נְטִ֥ילֵי כָֽסֶף</w:t>
-      </w:r>
-    </w:p>
-    <w:p>
-      <w:pPr/>
-      <w:r>
-        <w:rPr>
-          <w:lang w:val="en_US" w:bidi="en_US"/>
-        </w:rPr>
-      </w:r>
-      <w:r>
-        <w:rPr>
           <w:b/>
           <w:lang w:val="en_US" w:bidi="en_US"/>
         </w:rPr>
@@ -7752,20 +6763,6 @@
       </w:r>
       <w:r>
         <w:rPr>
-          <w:lang w:val="en_US" w:bidi="en_US"/>
-        </w:rPr>
-        <w:t>נִכְרְת֖וּ</w:t>
-      </w:r>
-    </w:p>
-    <w:p>
-      <w:pPr/>
-      <w:r>
-        <w:rPr>
-          <w:lang w:val="en_US" w:bidi="en_US"/>
-        </w:rPr>
-      </w:r>
-      <w:r>
-        <w:rPr>
           <w:b/>
           <w:lang w:val="en_US" w:bidi="en_US"/>
         </w:rPr>
@@ -7849,20 +6846,6 @@
       </w:r>
       <w:r>
         <w:rPr>
-          <w:lang w:val="en_US" w:bidi="en_US"/>
-        </w:rPr>
-        <w:t>בַּ⁠נֵּר֑וֹת</w:t>
-      </w:r>
-    </w:p>
-    <w:p>
-      <w:pPr/>
-      <w:r>
-        <w:rPr>
-          <w:lang w:val="en_US" w:bidi="en_US"/>
-        </w:rPr>
-      </w:r>
-      <w:r>
-        <w:rPr>
           <w:b/>
           <w:lang w:val="en_US" w:bidi="en_US"/>
         </w:rPr>
@@ -7972,20 +6955,6 @@
       </w:r>
       <w:r>
         <w:rPr>
-          <w:lang w:val="en_US" w:bidi="en_US"/>
-        </w:rPr>
-        <w:t>וּ⁠פָקַדְתִּ֣י עַל</w:t>
-      </w:r>
-    </w:p>
-    <w:p>
-      <w:pPr/>
-      <w:r>
-        <w:rPr>
-          <w:lang w:val="en_US" w:bidi="en_US"/>
-        </w:rPr>
-      </w:r>
-      <w:r>
-        <w:rPr>
           <w:b/>
           <w:lang w:val="en_US" w:bidi="en_US"/>
         </w:rPr>
@@ -8069,20 +7038,6 @@
       </w:r>
       <w:r>
         <w:rPr>
-          <w:lang w:val="en_US" w:bidi="en_US"/>
-        </w:rPr>
-        <w:t>הָ⁠אֲנָשִׁ֗ים הַ⁠קֹּֽפְאִים֙ עַל־שִׁמְרֵי⁠הֶ֔ם</w:t>
-      </w:r>
-    </w:p>
-    <w:p>
-      <w:pPr/>
-      <w:r>
-        <w:rPr>
-          <w:lang w:val="en_US" w:bidi="en_US"/>
-        </w:rPr>
-      </w:r>
-      <w:r>
-        <w:rPr>
           <w:b/>
           <w:lang w:val="en_US" w:bidi="en_US"/>
         </w:rPr>
@@ -8179,20 +7134,6 @@
       </w:r>
       <w:r>
         <w:rPr>
-          <w:lang w:val="en_US" w:bidi="en_US"/>
-        </w:rPr>
-        <w:t>הָ⁠אֲנָשִׁ֗ים הַ⁠קֹּֽפְאִים֙ עַל־שִׁמְרֵי⁠הֶ֔ם</w:t>
-      </w:r>
-    </w:p>
-    <w:p>
-      <w:pPr/>
-      <w:r>
-        <w:rPr>
-          <w:lang w:val="en_US" w:bidi="en_US"/>
-        </w:rPr>
-      </w:r>
-      <w:r>
-        <w:rPr>
           <w:b/>
           <w:lang w:val="en_US" w:bidi="en_US"/>
         </w:rPr>
@@ -8302,20 +7243,6 @@
       </w:r>
       <w:r>
         <w:rPr>
-          <w:lang w:val="en_US" w:bidi="en_US"/>
-        </w:rPr>
-        <w:t>הָ⁠אֹֽמְרִים֙ בִּ⁠לְבָבָ֔⁠ם לֹֽא־יֵיטִ֥יב יְהוָ֖ה וְ⁠לֹ֥א יָרֵֽעַ</w:t>
-      </w:r>
-    </w:p>
-    <w:p>
-      <w:pPr/>
-      <w:r>
-        <w:rPr>
-          <w:lang w:val="en_US" w:bidi="en_US"/>
-        </w:rPr>
-      </w:r>
-      <w:r>
-        <w:rPr>
           <w:b/>
           <w:lang w:val="en_US" w:bidi="en_US"/>
         </w:rPr>
@@ -8399,20 +7326,6 @@
       </w:r>
       <w:r>
         <w:rPr>
-          <w:lang w:val="en_US" w:bidi="en_US"/>
-        </w:rPr>
-        <w:t>הָ⁠אֹֽמְרִים֙ בִּ⁠לְבָבָ֔⁠ם לֹֽא־יֵיטִ֥יב יְהוָ֖ה וְ⁠לֹ֥א יָרֵֽעַ</w:t>
-      </w:r>
-    </w:p>
-    <w:p>
-      <w:pPr/>
-      <w:r>
-        <w:rPr>
-          <w:lang w:val="en_US" w:bidi="en_US"/>
-        </w:rPr>
-      </w:r>
-      <w:r>
-        <w:rPr>
           <w:b/>
           <w:lang w:val="en_US" w:bidi="en_US"/>
         </w:rPr>
@@ -8496,20 +7409,6 @@
       </w:r>
       <w:r>
         <w:rPr>
-          <w:lang w:val="en_US" w:bidi="en_US"/>
-        </w:rPr>
-        <w:t>בִּ⁠לְבָבָ֔⁠ם</w:t>
-      </w:r>
-    </w:p>
-    <w:p>
-      <w:pPr/>
-      <w:r>
-        <w:rPr>
-          <w:lang w:val="en_US" w:bidi="en_US"/>
-        </w:rPr>
-      </w:r>
-      <w:r>
-        <w:rPr>
           <w:b/>
           <w:lang w:val="en_US" w:bidi="en_US"/>
         </w:rPr>
@@ -8606,20 +7505,6 @@
       </w:r>
       <w:r>
         <w:rPr>
-          <w:lang w:val="en_US" w:bidi="en_US"/>
-        </w:rPr>
-        <w:t>בִּ⁠לְבָבָ֔⁠ם</w:t>
-      </w:r>
-    </w:p>
-    <w:p>
-      <w:pPr/>
-      <w:r>
-        <w:rPr>
-          <w:lang w:val="en_US" w:bidi="en_US"/>
-        </w:rPr>
-      </w:r>
-      <w:r>
-        <w:rPr>
           <w:b/>
           <w:lang w:val="en_US" w:bidi="en_US"/>
         </w:rPr>
@@ -8716,20 +7601,6 @@
       </w:r>
       <w:r>
         <w:rPr>
-          <w:lang w:val="en_US" w:bidi="en_US"/>
-        </w:rPr>
-        <w:t>לֹֽא־יֵיטִ֥יב יְהוָ֖ה וְ⁠לֹ֥א יָרֵֽעַ</w:t>
-      </w:r>
-    </w:p>
-    <w:p>
-      <w:pPr/>
-      <w:r>
-        <w:rPr>
-          <w:lang w:val="en_US" w:bidi="en_US"/>
-        </w:rPr>
-      </w:r>
-      <w:r>
-        <w:rPr>
           <w:b/>
           <w:lang w:val="en_US" w:bidi="en_US"/>
         </w:rPr>
@@ -8839,20 +7710,6 @@
       </w:r>
       <w:r>
         <w:rPr>
-          <w:lang w:val="en_US" w:bidi="en_US"/>
-        </w:rPr>
-        <w:t>וְ⁠הָיָ֤ה חֵילָ⁠ם֙ לִ⁠מְשִׁסָּ֔ה וּ⁠בָתֵּי⁠הֶ֖ם לִ⁠שְׁמָמָ֑ה</w:t>
-      </w:r>
-    </w:p>
-    <w:p>
-      <w:pPr/>
-      <w:r>
-        <w:rPr>
-          <w:lang w:val="en_US" w:bidi="en_US"/>
-        </w:rPr>
-      </w:r>
-      <w:r>
-        <w:rPr>
           <w:b/>
           <w:lang w:val="en_US" w:bidi="en_US"/>
         </w:rPr>
@@ -8936,20 +7793,6 @@
       </w:r>
       <w:r>
         <w:rPr>
-          <w:lang w:val="en_US" w:bidi="en_US"/>
-        </w:rPr>
-        <w:t>וְ⁠הָיָ֤ה חֵילָ⁠ם֙ לִ⁠מְשִׁסָּ֔ה וּ⁠בָתֵּי⁠הֶ֖ם לִ⁠שְׁמָמָ֑ה</w:t>
-      </w:r>
-    </w:p>
-    <w:p>
-      <w:pPr/>
-      <w:r>
-        <w:rPr>
-          <w:lang w:val="en_US" w:bidi="en_US"/>
-        </w:rPr>
-      </w:r>
-      <w:r>
-        <w:rPr>
           <w:b/>
           <w:lang w:val="en_US" w:bidi="en_US"/>
         </w:rPr>
@@ -9052,7 +7895,7 @@
         </w:rPr>
         <w:t>Yahweh is alluding to what he told the Israelites would happen if they disobeyed him and worshiped false gods. When the Israelites first left Egypt, he told them through Moses that if they did those things, “You shall build a house but not live in it; you shall plant a vineyard but not use it” (</w:t>
       </w:r>
-      <w:hyperlink r:id="rId16">
+      <w:hyperlink r:id="rId14">
         <w:r>
           <w:rPr>
             <w:lang w:val="en_US" w:bidi="en_US"/>
@@ -9134,20 +7977,6 @@
       </w:r>
       <w:r>
         <w:rPr>
-          <w:lang w:val="en_US" w:bidi="en_US"/>
-        </w:rPr>
-        <w:t>יוֹם־יְהוָה֙ הַ⁠גָּד֔וֹל &amp; י֣וֹם יְהוָ֔ה</w:t>
-      </w:r>
-    </w:p>
-    <w:p>
-      <w:pPr/>
-      <w:r>
-        <w:rPr>
-          <w:lang w:val="en_US" w:bidi="en_US"/>
-        </w:rPr>
-      </w:r>
-      <w:r>
-        <w:rPr>
           <w:b/>
           <w:lang w:val="en_US" w:bidi="en_US"/>
         </w:rPr>
@@ -9244,20 +8073,6 @@
       </w:r>
       <w:r>
         <w:rPr>
-          <w:lang w:val="en_US" w:bidi="en_US"/>
-        </w:rPr>
-        <w:t>יוֹם־יְהוָה֙ הַ⁠גָּד֔וֹל &amp; י֣וֹם יְהוָ֔ה</w:t>
-      </w:r>
-    </w:p>
-    <w:p>
-      <w:pPr/>
-      <w:r>
-        <w:rPr>
-          <w:lang w:val="en_US" w:bidi="en_US"/>
-        </w:rPr>
-      </w:r>
-      <w:r>
-        <w:rPr>
           <w:b/>
           <w:lang w:val="en_US" w:bidi="en_US"/>
         </w:rPr>
@@ -9354,20 +8169,6 @@
       </w:r>
       <w:r>
         <w:rPr>
-          <w:lang w:val="en_US" w:bidi="en_US"/>
-        </w:rPr>
-        <w:t>קָר֤וֹב &amp; קָר֖וֹב וּ⁠מַהֵ֣ר מְאֹ֑ד</w:t>
-      </w:r>
-    </w:p>
-    <w:p>
-      <w:pPr/>
-      <w:r>
-        <w:rPr>
-          <w:lang w:val="en_US" w:bidi="en_US"/>
-        </w:rPr>
-      </w:r>
-      <w:r>
-        <w:rPr>
           <w:b/>
           <w:lang w:val="en_US" w:bidi="en_US"/>
         </w:rPr>
@@ -9464,20 +8265,6 @@
       </w:r>
       <w:r>
         <w:rPr>
-          <w:lang w:val="en_US" w:bidi="en_US"/>
-        </w:rPr>
-        <w:t>קָר֤וֹב &amp; קָר֖וֹב וּ⁠מַהֵ֣ר מְאֹ֑ד</w:t>
-      </w:r>
-    </w:p>
-    <w:p>
-      <w:pPr/>
-      <w:r>
-        <w:rPr>
-          <w:lang w:val="en_US" w:bidi="en_US"/>
-        </w:rPr>
-      </w:r>
-      <w:r>
-        <w:rPr>
           <w:b/>
           <w:lang w:val="en_US" w:bidi="en_US"/>
         </w:rPr>
@@ -9587,20 +8374,6 @@
       </w:r>
       <w:r>
         <w:rPr>
-          <w:lang w:val="en_US" w:bidi="en_US"/>
-        </w:rPr>
-        <w:t>ק֚וֹל י֣וֹם יְהוָ֔ה מַ֥ר</w:t>
-      </w:r>
-    </w:p>
-    <w:p>
-      <w:pPr/>
-      <w:r>
-        <w:rPr>
-          <w:lang w:val="en_US" w:bidi="en_US"/>
-        </w:rPr>
-      </w:r>
-      <w:r>
-        <w:rPr>
           <w:b/>
           <w:lang w:val="en_US" w:bidi="en_US"/>
         </w:rPr>
@@ -9710,20 +8483,6 @@
       </w:r>
       <w:r>
         <w:rPr>
-          <w:lang w:val="en_US" w:bidi="en_US"/>
-        </w:rPr>
-        <w:t>צֹרֵ֖חַ &amp; גִּבּֽוֹר</w:t>
-      </w:r>
-    </w:p>
-    <w:p>
-      <w:pPr/>
-      <w:r>
-        <w:rPr>
-          <w:lang w:val="en_US" w:bidi="en_US"/>
-        </w:rPr>
-      </w:r>
-      <w:r>
-        <w:rPr>
           <w:b/>
           <w:lang w:val="en_US" w:bidi="en_US"/>
         </w:rPr>
@@ -9820,20 +8579,6 @@
       </w:r>
       <w:r>
         <w:rPr>
-          <w:lang w:val="en_US" w:bidi="en_US"/>
-        </w:rPr>
-        <w:t>הַ⁠יּ֣וֹם הַ⁠ה֑וּא</w:t>
-      </w:r>
-    </w:p>
-    <w:p>
-      <w:pPr/>
-      <w:r>
-        <w:rPr>
-          <w:lang w:val="en_US" w:bidi="en_US"/>
-        </w:rPr>
-      </w:r>
-      <w:r>
-        <w:rPr>
           <w:b/>
           <w:lang w:val="en_US" w:bidi="en_US"/>
         </w:rPr>
@@ -9930,20 +8675,6 @@
       </w:r>
       <w:r>
         <w:rPr>
-          <w:lang w:val="en_US" w:bidi="en_US"/>
-        </w:rPr>
-        <w:t>י֧וֹם צָרָ֣ה וּ⁠מְצוּקָ֗ה י֤וֹם שֹׁאָה֙ וּ⁠מְשׁוֹאָ֔ה י֥וֹם חֹ֨שֶׁךְ֙ וַ⁠אֲפֵלָ֔ה י֥וֹם עָנָ֖ן וַ⁠עֲרָפֶֽל</w:t>
-      </w:r>
-    </w:p>
-    <w:p>
-      <w:pPr/>
-      <w:r>
-        <w:rPr>
-          <w:lang w:val="en_US" w:bidi="en_US"/>
-        </w:rPr>
-      </w:r>
-      <w:r>
-        <w:rPr>
           <w:b/>
           <w:lang w:val="en_US" w:bidi="en_US"/>
         </w:rPr>
@@ -10027,20 +8758,6 @@
       </w:r>
       <w:r>
         <w:rPr>
-          <w:lang w:val="en_US" w:bidi="en_US"/>
-        </w:rPr>
-        <w:t>י֥וֹם חֹ֨שֶׁךְ֙ וַ⁠אֲפֵלָ֔ה י֥וֹם עָנָ֖ן וַ⁠עֲרָפֶֽל</w:t>
-      </w:r>
-    </w:p>
-    <w:p>
-      <w:pPr/>
-      <w:r>
-        <w:rPr>
-          <w:lang w:val="en_US" w:bidi="en_US"/>
-        </w:rPr>
-      </w:r>
-      <w:r>
-        <w:rPr>
           <w:b/>
           <w:lang w:val="en_US" w:bidi="en_US"/>
         </w:rPr>
@@ -10124,20 +8841,6 @@
       </w:r>
       <w:r>
         <w:rPr>
-          <w:lang w:val="en_US" w:bidi="en_US"/>
-        </w:rPr>
-        <w:t>י֥וֹם</w:t>
-      </w:r>
-    </w:p>
-    <w:p>
-      <w:pPr/>
-      <w:r>
-        <w:rPr>
-          <w:lang w:val="en_US" w:bidi="en_US"/>
-        </w:rPr>
-      </w:r>
-      <w:r>
-        <w:rPr>
           <w:b/>
           <w:lang w:val="en_US" w:bidi="en_US"/>
         </w:rPr>
@@ -10234,20 +8937,6 @@
       </w:r>
       <w:r>
         <w:rPr>
-          <w:lang w:val="en_US" w:bidi="en_US"/>
-        </w:rPr>
-        <w:t>שׁוֹפָ֖ר וּ⁠תְרוּעָ֑ה</w:t>
-      </w:r>
-    </w:p>
-    <w:p>
-      <w:pPr/>
-      <w:r>
-        <w:rPr>
-          <w:lang w:val="en_US" w:bidi="en_US"/>
-        </w:rPr>
-      </w:r>
-      <w:r>
-        <w:rPr>
           <w:b/>
           <w:lang w:val="en_US" w:bidi="en_US"/>
         </w:rPr>
@@ -10344,20 +9033,6 @@
       </w:r>
       <w:r>
         <w:rPr>
-          <w:lang w:val="en_US" w:bidi="en_US"/>
-        </w:rPr>
-        <w:t>עַ֚ל הֶ⁠עָרִ֣ים הַ⁠בְּצֻר֔וֹת וְ⁠עַ֖ל הַ⁠פִּנּ֥וֹת הַ⁠גְּבֹהֽוֹת</w:t>
-      </w:r>
-    </w:p>
-    <w:p>
-      <w:pPr/>
-      <w:r>
-        <w:rPr>
-          <w:lang w:val="en_US" w:bidi="en_US"/>
-        </w:rPr>
-      </w:r>
-      <w:r>
-        <w:rPr>
           <w:b/>
           <w:lang w:val="en_US" w:bidi="en_US"/>
         </w:rPr>
@@ -10454,20 +9129,6 @@
       </w:r>
       <w:r>
         <w:rPr>
-          <w:lang w:val="en_US" w:bidi="en_US"/>
-        </w:rPr>
-        <w:t>עַ֚ל הֶ⁠עָרִ֣ים הַ⁠בְּצֻר֔וֹת וְ⁠עַ֖ל הַ⁠פִּנּ֥וֹת הַ⁠גְּבֹהֽוֹת</w:t>
-      </w:r>
-    </w:p>
-    <w:p>
-      <w:pPr/>
-      <w:r>
-        <w:rPr>
-          <w:lang w:val="en_US" w:bidi="en_US"/>
-        </w:rPr>
-      </w:r>
-      <w:r>
-        <w:rPr>
           <w:b/>
           <w:lang w:val="en_US" w:bidi="en_US"/>
         </w:rPr>
@@ -10577,20 +9238,6 @@
       </w:r>
       <w:r>
         <w:rPr>
-          <w:lang w:val="en_US" w:bidi="en_US"/>
-        </w:rPr>
-        <w:t>לָ⁠אָדָ֗ם</w:t>
-      </w:r>
-    </w:p>
-    <w:p>
-      <w:pPr/>
-      <w:r>
-        <w:rPr>
-          <w:lang w:val="en_US" w:bidi="en_US"/>
-        </w:rPr>
-      </w:r>
-      <w:r>
-        <w:rPr>
           <w:b/>
           <w:lang w:val="en_US" w:bidi="en_US"/>
         </w:rPr>
@@ -10706,7 +9353,7 @@
         </w:rPr>
         <w:t xml:space="preserve">This is a further allusion to what Yahweh told the Israelites when they first left Egypt, like the allusion in verse 13. In </w:t>
       </w:r>
-      <w:hyperlink r:id="rId17">
+      <w:hyperlink r:id="rId15">
         <w:r>
           <w:rPr>
             <w:lang w:val="en_US" w:bidi="en_US"/>
@@ -10788,20 +9435,6 @@
       </w:r>
       <w:r>
         <w:rPr>
-          <w:lang w:val="en_US" w:bidi="en_US"/>
-        </w:rPr>
-        <w:t>וְ⁠הָֽלְכוּ֙ כַּֽ⁠עִוְרִ֔ים</w:t>
-      </w:r>
-    </w:p>
-    <w:p>
-      <w:pPr/>
-      <w:r>
-        <w:rPr>
-          <w:lang w:val="en_US" w:bidi="en_US"/>
-        </w:rPr>
-      </w:r>
-      <w:r>
-        <w:rPr>
           <w:b/>
           <w:lang w:val="en_US" w:bidi="en_US"/>
         </w:rPr>
@@ -10911,20 +9544,6 @@
       </w:r>
       <w:r>
         <w:rPr>
-          <w:lang w:val="en_US" w:bidi="en_US"/>
-        </w:rPr>
-        <w:t>כַּֽ⁠עִוְרִ֔ים</w:t>
-      </w:r>
-    </w:p>
-    <w:p>
-      <w:pPr/>
-      <w:r>
-        <w:rPr>
-          <w:lang w:val="en_US" w:bidi="en_US"/>
-        </w:rPr>
-      </w:r>
-      <w:r>
-        <w:rPr>
           <w:b/>
           <w:lang w:val="en_US" w:bidi="en_US"/>
         </w:rPr>
@@ -11021,20 +9640,6 @@
       </w:r>
       <w:r>
         <w:rPr>
-          <w:lang w:val="en_US" w:bidi="en_US"/>
-        </w:rPr>
-        <w:t>וְ⁠שֻׁפַּ֤ךְ דָּמָ⁠ם֙ כֶּֽ⁠עָפָ֔ר וּ⁠לְחֻמָ֖⁠ם כַּ⁠גְּלָלִֽים</w:t>
-      </w:r>
-    </w:p>
-    <w:p>
-      <w:pPr/>
-      <w:r>
-        <w:rPr>
-          <w:lang w:val="en_US" w:bidi="en_US"/>
-        </w:rPr>
-      </w:r>
-      <w:r>
-        <w:rPr>
           <w:b/>
           <w:lang w:val="en_US" w:bidi="en_US"/>
         </w:rPr>
@@ -11118,20 +9723,6 @@
       </w:r>
       <w:r>
         <w:rPr>
-          <w:lang w:val="en_US" w:bidi="en_US"/>
-        </w:rPr>
-        <w:t>וְ⁠שֻׁפַּ֤ךְ דָּמָ⁠ם֙ כֶּֽ⁠עָפָ֔ר וּ⁠לְחֻמָ֖⁠ם כַּ⁠גְּלָלִֽים</w:t>
-      </w:r>
-    </w:p>
-    <w:p>
-      <w:pPr/>
-      <w:r>
-        <w:rPr>
-          <w:lang w:val="en_US" w:bidi="en_US"/>
-        </w:rPr>
-      </w:r>
-      <w:r>
-        <w:rPr>
           <w:b/>
           <w:lang w:val="en_US" w:bidi="en_US"/>
         </w:rPr>
@@ -11215,20 +9806,6 @@
       </w:r>
       <w:r>
         <w:rPr>
-          <w:lang w:val="en_US" w:bidi="en_US"/>
-        </w:rPr>
-        <w:t>וְ⁠שֻׁפַּ֤ךְ דָּמָ⁠ם֙ כֶּֽ⁠עָפָ֔ר וּ⁠לְחֻמָ֖⁠ם כַּ⁠גְּלָלִֽים</w:t>
-      </w:r>
-    </w:p>
-    <w:p>
-      <w:pPr/>
-      <w:r>
-        <w:rPr>
-          <w:lang w:val="en_US" w:bidi="en_US"/>
-        </w:rPr>
-      </w:r>
-      <w:r>
-        <w:rPr>
           <w:b/>
           <w:lang w:val="en_US" w:bidi="en_US"/>
         </w:rPr>
@@ -11377,20 +9954,6 @@
       </w:r>
       <w:r>
         <w:rPr>
-          <w:lang w:val="en_US" w:bidi="en_US"/>
-        </w:rPr>
-        <w:t>גַּם־כַּסְפָּ֨⁠ם גַּם־זְהָבָ֜⁠ם לֹֽא־יוּכַ֣ל לְ⁠הַצִּילָ֗⁠ם</w:t>
-      </w:r>
-    </w:p>
-    <w:p>
-      <w:pPr/>
-      <w:r>
-        <w:rPr>
-          <w:lang w:val="en_US" w:bidi="en_US"/>
-        </w:rPr>
-      </w:r>
-      <w:r>
-        <w:rPr>
           <w:b/>
           <w:lang w:val="en_US" w:bidi="en_US"/>
         </w:rPr>
@@ -11513,20 +10076,6 @@
       </w:r>
       <w:r>
         <w:rPr>
-          <w:lang w:val="en_US" w:bidi="en_US"/>
-        </w:rPr>
-        <w:t>וּ⁠בְ⁠אֵשׁ֙ קִנְאָת֔⁠וֹ תֵּאָכֵ֖ל כָּל־הָ⁠אָ֑רֶץ</w:t>
-      </w:r>
-    </w:p>
-    <w:p>
-      <w:pPr/>
-      <w:r>
-        <w:rPr>
-          <w:lang w:val="en_US" w:bidi="en_US"/>
-        </w:rPr>
-      </w:r>
-      <w:r>
-        <w:rPr>
           <w:b/>
           <w:lang w:val="en_US" w:bidi="en_US"/>
         </w:rPr>
@@ -11610,20 +10159,6 @@
       </w:r>
       <w:r>
         <w:rPr>
-          <w:lang w:val="en_US" w:bidi="en_US"/>
-        </w:rPr>
-        <w:t>וּ⁠בְ⁠אֵשׁ֙ קִנְאָת֔⁠וֹ תֵּאָכֵ֖ל כָּל־הָ⁠אָ֑רֶץ</w:t>
-      </w:r>
-    </w:p>
-    <w:p>
-      <w:pPr/>
-      <w:r>
-        <w:rPr>
-          <w:lang w:val="en_US" w:bidi="en_US"/>
-        </w:rPr>
-      </w:r>
-      <w:r>
-        <w:rPr>
           <w:b/>
           <w:lang w:val="en_US" w:bidi="en_US"/>
         </w:rPr>
@@ -11746,20 +10281,6 @@
       </w:r>
       <w:r>
         <w:rPr>
-          <w:lang w:val="en_US" w:bidi="en_US"/>
-        </w:rPr>
-        <w:t>וּ⁠בְ⁠אֵשׁ֙ קִנְאָת֔⁠וֹ תֵּאָכֵ֖ל כָּל־הָ⁠אָ֑רֶץ</w:t>
-      </w:r>
-    </w:p>
-    <w:p>
-      <w:pPr/>
-      <w:r>
-        <w:rPr>
-          <w:lang w:val="en_US" w:bidi="en_US"/>
-        </w:rPr>
-      </w:r>
-      <w:r>
-        <w:rPr>
           <w:b/>
           <w:lang w:val="en_US" w:bidi="en_US"/>
         </w:rPr>
@@ -11856,20 +10377,6 @@
       </w:r>
       <w:r>
         <w:rPr>
-          <w:lang w:val="en_US" w:bidi="en_US"/>
-        </w:rPr>
-        <w:t>כָלָ֤ה אַךְ־נִבְהָלָה֙ יַֽעֲשֶׂ֔ה אֵ֥ת כָּל־יֹשְׁבֵ֖י הָ⁠אָֽרֶץ</w:t>
-      </w:r>
-    </w:p>
-    <w:p>
-      <w:pPr/>
-      <w:r>
-        <w:rPr>
-          <w:lang w:val="en_US" w:bidi="en_US"/>
-        </w:rPr>
-      </w:r>
-      <w:r>
-        <w:rPr>
           <w:b/>
           <w:lang w:val="en_US" w:bidi="en_US"/>
         </w:rPr>
@@ -11966,20 +10473,6 @@
       </w:r>
       <w:r>
         <w:rPr>
-          <w:lang w:val="en_US" w:bidi="en_US"/>
-        </w:rPr>
-        <w:t>אֵ֥ת כָּל־יֹשְׁבֵ֖י הָ⁠אָֽרֶץ</w:t>
-      </w:r>
-    </w:p>
-    <w:p>
-      <w:pPr/>
-      <w:r>
-        <w:rPr>
-          <w:lang w:val="en_US" w:bidi="en_US"/>
-        </w:rPr>
-      </w:r>
-      <w:r>
-        <w:rPr>
           <w:b/>
           <w:lang w:val="en_US" w:bidi="en_US"/>
         </w:rPr>
@@ -12089,20 +10582,6 @@
       </w:r>
       <w:r>
         <w:rPr>
-          <w:lang w:val="en_US" w:bidi="en_US"/>
-        </w:rPr>
-        <w:t>נִבְהָלָה֙</w:t>
-      </w:r>
-    </w:p>
-    <w:p>
-      <w:pPr/>
-      <w:r>
-        <w:rPr>
-          <w:lang w:val="en_US" w:bidi="en_US"/>
-        </w:rPr>
-      </w:r>
-      <w:r>
-        <w:rPr>
           <w:b/>
           <w:lang w:val="en_US" w:bidi="en_US"/>
         </w:rPr>
@@ -12199,20 +10678,6 @@
       </w:r>
       <w:r>
         <w:rPr>
-          <w:lang w:val="en_US" w:bidi="en_US"/>
-        </w:rPr>
-        <w:t>הִֽתְקוֹשְׁשׁ֖וּ וָ⁠ק֑וֹשּׁוּ</w:t>
-      </w:r>
-    </w:p>
-    <w:p>
-      <w:pPr/>
-      <w:r>
-        <w:rPr>
-          <w:lang w:val="en_US" w:bidi="en_US"/>
-        </w:rPr>
-      </w:r>
-      <w:r>
-        <w:rPr>
           <w:b/>
           <w:lang w:val="en_US" w:bidi="en_US"/>
         </w:rPr>
@@ -12309,20 +10774,6 @@
       </w:r>
       <w:r>
         <w:rPr>
-          <w:lang w:val="en_US" w:bidi="en_US"/>
-        </w:rPr>
-        <w:t>הִֽתְקוֹשְׁשׁ֖וּ וָ⁠ק֑וֹשּׁוּ</w:t>
-      </w:r>
-    </w:p>
-    <w:p>
-      <w:pPr/>
-      <w:r>
-        <w:rPr>
-          <w:lang w:val="en_US" w:bidi="en_US"/>
-        </w:rPr>
-      </w:r>
-      <w:r>
-        <w:rPr>
           <w:b/>
           <w:lang w:val="en_US" w:bidi="en_US"/>
         </w:rPr>
@@ -12419,20 +10870,6 @@
       </w:r>
       <w:r>
         <w:rPr>
-          <w:lang w:val="en_US" w:bidi="en_US"/>
-        </w:rPr>
-        <w:t>הִֽתְקוֹשְׁשׁ֖וּ</w:t>
-      </w:r>
-    </w:p>
-    <w:p>
-      <w:pPr/>
-      <w:r>
-        <w:rPr>
-          <w:lang w:val="en_US" w:bidi="en_US"/>
-        </w:rPr>
-      </w:r>
-      <w:r>
-        <w:rPr>
           <w:b/>
           <w:lang w:val="en_US" w:bidi="en_US"/>
         </w:rPr>
@@ -12529,20 +10966,6 @@
       </w:r>
       <w:r>
         <w:rPr>
-          <w:lang w:val="en_US" w:bidi="en_US"/>
-        </w:rPr>
-        <w:t>הַ⁠גּ֖וֹי לֹ֥א נִכְסָֽף</w:t>
-      </w:r>
-    </w:p>
-    <w:p>
-      <w:pPr/>
-      <w:r>
-        <w:rPr>
-          <w:lang w:val="en_US" w:bidi="en_US"/>
-        </w:rPr>
-      </w:r>
-      <w:r>
-        <w:rPr>
           <w:b/>
           <w:lang w:val="en_US" w:bidi="en_US"/>
         </w:rPr>
@@ -12639,20 +11062,6 @@
       </w:r>
       <w:r>
         <w:rPr>
-          <w:lang w:val="en_US" w:bidi="en_US"/>
-        </w:rPr>
-        <w:t>הַ⁠גּ֖וֹי לֹ֥א נִכְסָֽף</w:t>
-      </w:r>
-    </w:p>
-    <w:p>
-      <w:pPr/>
-      <w:r>
-        <w:rPr>
-          <w:lang w:val="en_US" w:bidi="en_US"/>
-        </w:rPr>
-      </w:r>
-      <w:r>
-        <w:rPr>
           <w:b/>
           <w:lang w:val="en_US" w:bidi="en_US"/>
         </w:rPr>
@@ -12749,20 +11158,6 @@
       </w:r>
       <w:r>
         <w:rPr>
-          <w:lang w:val="en_US" w:bidi="en_US"/>
-        </w:rPr>
-        <w:t>בְּ⁠טֶ֨רֶם֙ לֶ֣דֶת חֹ֔ק</w:t>
-      </w:r>
-    </w:p>
-    <w:p>
-      <w:pPr/>
-      <w:r>
-        <w:rPr>
-          <w:lang w:val="en_US" w:bidi="en_US"/>
-        </w:rPr>
-      </w:r>
-      <w:r>
-        <w:rPr>
           <w:b/>
           <w:lang w:val="en_US" w:bidi="en_US"/>
         </w:rPr>
@@ -12898,20 +11293,6 @@
       </w:r>
       <w:r>
         <w:rPr>
-          <w:lang w:val="en_US" w:bidi="en_US"/>
-        </w:rPr>
-        <w:t>בְּ⁠טֶ֨רֶם֙ לֶ֣דֶת חֹ֔ק</w:t>
-      </w:r>
-    </w:p>
-    <w:p>
-      <w:pPr/>
-      <w:r>
-        <w:rPr>
-          <w:lang w:val="en_US" w:bidi="en_US"/>
-        </w:rPr>
-      </w:r>
-      <w:r>
-        <w:rPr>
           <w:b/>
           <w:lang w:val="en_US" w:bidi="en_US"/>
         </w:rPr>
@@ -13008,20 +11389,6 @@
       </w:r>
       <w:r>
         <w:rPr>
-          <w:lang w:val="en_US" w:bidi="en_US"/>
-        </w:rPr>
-        <w:t>י֑וֹם</w:t>
-      </w:r>
-    </w:p>
-    <w:p>
-      <w:pPr/>
-      <w:r>
-        <w:rPr>
-          <w:lang w:val="en_US" w:bidi="en_US"/>
-        </w:rPr>
-      </w:r>
-      <w:r>
-        <w:rPr>
           <w:b/>
           <w:lang w:val="en_US" w:bidi="en_US"/>
         </w:rPr>
@@ -13118,20 +11485,6 @@
       </w:r>
       <w:r>
         <w:rPr>
-          <w:lang w:val="en_US" w:bidi="en_US"/>
-        </w:rPr>
-        <w:t>כְּ⁠מֹ֖ץ עָ֣בַר</w:t>
-      </w:r>
-    </w:p>
-    <w:p>
-      <w:pPr/>
-      <w:r>
-        <w:rPr>
-          <w:lang w:val="en_US" w:bidi="en_US"/>
-        </w:rPr>
-      </w:r>
-      <w:r>
-        <w:rPr>
           <w:b/>
           <w:lang w:val="en_US" w:bidi="en_US"/>
         </w:rPr>
@@ -13254,20 +11607,6 @@
       </w:r>
       <w:r>
         <w:rPr>
-          <w:lang w:val="en_US" w:bidi="en_US"/>
-        </w:rPr>
-        <w:t>בְּ⁠טֶ֣רֶם ׀ לֹא־יָב֣וֹא עֲלֵי⁠כֶ֗ם חֲרוֹן֙ אַף־יְהוָ֔ה בְּ⁠טֶ֨רֶם֙ לֹא־יָב֣וֹא עֲלֵי⁠כֶ֔ם י֖וֹם אַף־יְהוָֽה</w:t>
-      </w:r>
-    </w:p>
-    <w:p>
-      <w:pPr/>
-      <w:r>
-        <w:rPr>
-          <w:lang w:val="en_US" w:bidi="en_US"/>
-        </w:rPr>
-      </w:r>
-      <w:r>
-        <w:rPr>
           <w:b/>
           <w:lang w:val="en_US" w:bidi="en_US"/>
         </w:rPr>
@@ -13351,20 +11690,6 @@
       </w:r>
       <w:r>
         <w:rPr>
-          <w:lang w:val="en_US" w:bidi="en_US"/>
-        </w:rPr>
-        <w:t>בְּ⁠טֶ֣רֶם ׀ לֹא־יָב֣וֹא עֲלֵי⁠כֶ֗ם חֲרוֹן֙ אַף־יְהוָ֔ה</w:t>
-      </w:r>
-    </w:p>
-    <w:p>
-      <w:pPr/>
-      <w:r>
-        <w:rPr>
-          <w:lang w:val="en_US" w:bidi="en_US"/>
-        </w:rPr>
-      </w:r>
-      <w:r>
-        <w:rPr>
           <w:b/>
           <w:lang w:val="en_US" w:bidi="en_US"/>
         </w:rPr>
@@ -13448,20 +11773,6 @@
       </w:r>
       <w:r>
         <w:rPr>
-          <w:lang w:val="en_US" w:bidi="en_US"/>
-        </w:rPr>
-        <w:t>בְּ⁠טֶ֣רֶם ׀ לֹא־יָב֣וֹא עֲלֵי⁠כֶ֗ם חֲרוֹן֙ אַף־יְהוָ֔ה</w:t>
-      </w:r>
-    </w:p>
-    <w:p>
-      <w:pPr/>
-      <w:r>
-        <w:rPr>
-          <w:lang w:val="en_US" w:bidi="en_US"/>
-        </w:rPr>
-      </w:r>
-      <w:r>
-        <w:rPr>
           <w:b/>
           <w:lang w:val="en_US" w:bidi="en_US"/>
         </w:rPr>
@@ -13584,20 +11895,6 @@
       </w:r>
       <w:r>
         <w:rPr>
-          <w:lang w:val="en_US" w:bidi="en_US"/>
-        </w:rPr>
-        <w:t>בְּ⁠טֶ֣רֶם ׀ לֹא־יָב֣וֹא עֲלֵי⁠כֶ֗ם חֲרוֹן֙ אַף־יְהוָ֔ה</w:t>
-      </w:r>
-    </w:p>
-    <w:p>
-      <w:pPr/>
-      <w:r>
-        <w:rPr>
-          <w:lang w:val="en_US" w:bidi="en_US"/>
-        </w:rPr>
-      </w:r>
-      <w:r>
-        <w:rPr>
           <w:b/>
           <w:lang w:val="en_US" w:bidi="en_US"/>
         </w:rPr>
@@ -13707,20 +12004,6 @@
       </w:r>
       <w:r>
         <w:rPr>
-          <w:lang w:val="en_US" w:bidi="en_US"/>
-        </w:rPr>
-        <w:t>בְּ⁠טֶ֨רֶם֙ לֹא־יָב֣וֹא עֲלֵי⁠כֶ֔ם י֖וֹם אַף־יְהוָֽה</w:t>
-      </w:r>
-    </w:p>
-    <w:p>
-      <w:pPr/>
-      <w:r>
-        <w:rPr>
-          <w:lang w:val="en_US" w:bidi="en_US"/>
-        </w:rPr>
-      </w:r>
-      <w:r>
-        <w:rPr>
           <w:b/>
           <w:lang w:val="en_US" w:bidi="en_US"/>
         </w:rPr>
@@ -13817,20 +12100,6 @@
       </w:r>
       <w:r>
         <w:rPr>
-          <w:lang w:val="en_US" w:bidi="en_US"/>
-        </w:rPr>
-        <w:t>בַּקְּשׁ֤וּ אֶת־יְהוָה֙</w:t>
-      </w:r>
-    </w:p>
-    <w:p>
-      <w:pPr/>
-      <w:r>
-        <w:rPr>
-          <w:lang w:val="en_US" w:bidi="en_US"/>
-        </w:rPr>
-      </w:r>
-      <w:r>
-        <w:rPr>
           <w:b/>
           <w:lang w:val="en_US" w:bidi="en_US"/>
         </w:rPr>
@@ -13863,7 +12132,7 @@
         </w:rPr>
         <w:t xml:space="preserve"> or look for Yahweh. If it would be clearer in your language, you could state the meaning plainly. See how you translated the similar expression in </w:t>
       </w:r>
-      <w:hyperlink r:id="rId18">
+      <w:hyperlink r:id="rId16">
         <w:r>
           <w:rPr>
             <w:lang w:val="en_US" w:bidi="en_US"/>
@@ -13945,20 +12214,6 @@
       </w:r>
       <w:r>
         <w:rPr>
-          <w:lang w:val="en_US" w:bidi="en_US"/>
-        </w:rPr>
-        <w:t>כָּל־עַנְוֵ֣י הָ⁠אָ֔רֶץ</w:t>
-      </w:r>
-    </w:p>
-    <w:p>
-      <w:pPr/>
-      <w:r>
-        <w:rPr>
-          <w:lang w:val="en_US" w:bidi="en_US"/>
-        </w:rPr>
-      </w:r>
-      <w:r>
-        <w:rPr>
           <w:b/>
           <w:lang w:val="en_US" w:bidi="en_US"/>
         </w:rPr>
@@ -14055,20 +12310,6 @@
       </w:r>
       <w:r>
         <w:rPr>
-          <w:lang w:val="en_US" w:bidi="en_US"/>
-        </w:rPr>
-        <w:t>כָּל־עַנְוֵ֣י הָ⁠אָ֔רֶץ</w:t>
-      </w:r>
-    </w:p>
-    <w:p>
-      <w:pPr/>
-      <w:r>
-        <w:rPr>
-          <w:lang w:val="en_US" w:bidi="en_US"/>
-        </w:rPr>
-      </w:r>
-      <w:r>
-        <w:rPr>
           <w:b/>
           <w:lang w:val="en_US" w:bidi="en_US"/>
         </w:rPr>
@@ -14101,7 +12342,7 @@
         </w:rPr>
         <w:t xml:space="preserve"> could mean: (1) the land of Judah, since Zephaniah is addressing a specific “nation,” the nation of Judah, in verses 1–3. Alternate translation: “all you humble people of the land” or “all you Judeans who are willing to humble yourselves” (2) the entire world, since that is what the term means in </w:t>
       </w:r>
-      <w:hyperlink r:id="rId19">
+      <w:hyperlink r:id="rId17">
         <w:r>
           <w:rPr>
             <w:lang w:val="en_US" w:bidi="en_US"/>
@@ -14183,20 +12424,6 @@
       </w:r>
       <w:r>
         <w:rPr>
-          <w:lang w:val="en_US" w:bidi="en_US"/>
-        </w:rPr>
-        <w:t>אֲשֶׁ֥ר מִשְׁפָּט֖⁠וֹ פָּעָ֑לוּ</w:t>
-      </w:r>
-    </w:p>
-    <w:p>
-      <w:pPr/>
-      <w:r>
-        <w:rPr>
-          <w:lang w:val="en_US" w:bidi="en_US"/>
-        </w:rPr>
-      </w:r>
-      <w:r>
-        <w:rPr>
           <w:b/>
           <w:lang w:val="en_US" w:bidi="en_US"/>
         </w:rPr>
@@ -14293,20 +12520,6 @@
       </w:r>
       <w:r>
         <w:rPr>
-          <w:lang w:val="en_US" w:bidi="en_US"/>
-        </w:rPr>
-        <w:t>בַּקְּשׁוּ־צֶ֨דֶק֙ בַּקְּשׁ֣וּ עֲנָוָ֔ה</w:t>
-      </w:r>
-    </w:p>
-    <w:p>
-      <w:pPr/>
-      <w:r>
-        <w:rPr>
-          <w:lang w:val="en_US" w:bidi="en_US"/>
-        </w:rPr>
-      </w:r>
-      <w:r>
-        <w:rPr>
           <w:b/>
           <w:lang w:val="en_US" w:bidi="en_US"/>
         </w:rPr>
@@ -14365,7 +12578,7 @@
         </w:rPr>
         <w:t xml:space="preserve">. If it would be clearer in your language, you could state the meaning plainly. The meaning of this image is slightly different from its meaning in </w:t>
       </w:r>
-      <w:hyperlink r:id="rId18">
+      <w:hyperlink r:id="rId16">
         <w:r>
           <w:rPr>
             <w:lang w:val="en_US" w:bidi="en_US"/>
@@ -14447,20 +12660,6 @@
       </w:r>
       <w:r>
         <w:rPr>
-          <w:lang w:val="en_US" w:bidi="en_US"/>
-        </w:rPr>
-        <w:t>בַּקְּשׁוּ־צֶ֨דֶק֙ בַּקְּשׁ֣וּ עֲנָוָ֔ה</w:t>
-      </w:r>
-    </w:p>
-    <w:p>
-      <w:pPr/>
-      <w:r>
-        <w:rPr>
-          <w:lang w:val="en_US" w:bidi="en_US"/>
-        </w:rPr>
-      </w:r>
-      <w:r>
-        <w:rPr>
           <w:b/>
           <w:lang w:val="en_US" w:bidi="en_US"/>
         </w:rPr>
@@ -14570,20 +12769,6 @@
       </w:r>
       <w:r>
         <w:rPr>
-          <w:lang w:val="en_US" w:bidi="en_US"/>
-        </w:rPr>
-        <w:t>תִּסָּ֣תְר֔וּ</w:t>
-      </w:r>
-    </w:p>
-    <w:p>
-      <w:pPr/>
-      <w:r>
-        <w:rPr>
-          <w:lang w:val="en_US" w:bidi="en_US"/>
-        </w:rPr>
-      </w:r>
-      <w:r>
-        <w:rPr>
           <w:b/>
           <w:lang w:val="en_US" w:bidi="en_US"/>
         </w:rPr>
@@ -14667,20 +12852,6 @@
       </w:r>
       <w:r>
         <w:rPr>
-          <w:lang w:val="en_US" w:bidi="en_US"/>
-        </w:rPr>
-        <w:t>תִּסָּ֣תְר֔וּ</w:t>
-      </w:r>
-    </w:p>
-    <w:p>
-      <w:pPr/>
-      <w:r>
-        <w:rPr>
-          <w:lang w:val="en_US" w:bidi="en_US"/>
-        </w:rPr>
-      </w:r>
-      <w:r>
-        <w:rPr>
           <w:b/>
           <w:lang w:val="en_US" w:bidi="en_US"/>
         </w:rPr>
@@ -14777,20 +12948,6 @@
       </w:r>
       <w:r>
         <w:rPr>
-          <w:lang w:val="en_US" w:bidi="en_US"/>
-        </w:rPr>
-        <w:t>בְּ⁠י֖וֹם אַף־יְהוָֽה</w:t>
-      </w:r>
-    </w:p>
-    <w:p>
-      <w:pPr/>
-      <w:r>
-        <w:rPr>
-          <w:lang w:val="en_US" w:bidi="en_US"/>
-        </w:rPr>
-      </w:r>
-      <w:r>
-        <w:rPr>
           <w:b/>
           <w:lang w:val="en_US" w:bidi="en_US"/>
         </w:rPr>
@@ -14874,20 +13031,6 @@
       </w:r>
       <w:r>
         <w:rPr>
-          <w:lang w:val="en_US" w:bidi="en_US"/>
-        </w:rPr>
-        <w:t>עַזָּה֙ עֲזוּבָ֣ה תִֽהְיֶ֔ה &amp; וְ⁠עֶקְר֖וֹן תֵּעָקֵֽר</w:t>
-      </w:r>
-    </w:p>
-    <w:p>
-      <w:pPr/>
-      <w:r>
-        <w:rPr>
-          <w:lang w:val="en_US" w:bidi="en_US"/>
-        </w:rPr>
-      </w:r>
-      <w:r>
-        <w:rPr>
           <w:b/>
           <w:lang w:val="en_US" w:bidi="en_US"/>
         </w:rPr>
@@ -14971,20 +13114,6 @@
       </w:r>
       <w:r>
         <w:rPr>
-          <w:lang w:val="en_US" w:bidi="en_US"/>
-        </w:rPr>
-        <w:t>עַזָּה֙ עֲזוּבָ֣ה תִֽהְיֶ֔ה</w:t>
-      </w:r>
-    </w:p>
-    <w:p>
-      <w:pPr/>
-      <w:r>
-        <w:rPr>
-          <w:lang w:val="en_US" w:bidi="en_US"/>
-        </w:rPr>
-      </w:r>
-      <w:r>
-        <w:rPr>
           <w:b/>
           <w:lang w:val="en_US" w:bidi="en_US"/>
         </w:rPr>
@@ -15068,20 +13197,6 @@
       </w:r>
       <w:r>
         <w:rPr>
-          <w:lang w:val="en_US" w:bidi="en_US"/>
-        </w:rPr>
-        <w:t>וְ⁠אַשְׁקְל֖וֹן לִ⁠שְׁמָמָ֑ה</w:t>
-      </w:r>
-    </w:p>
-    <w:p>
-      <w:pPr/>
-      <w:r>
-        <w:rPr>
-          <w:lang w:val="en_US" w:bidi="en_US"/>
-        </w:rPr>
-      </w:r>
-      <w:r>
-        <w:rPr>
           <w:b/>
           <w:lang w:val="en_US" w:bidi="en_US"/>
         </w:rPr>
@@ -15165,20 +13280,6 @@
       </w:r>
       <w:r>
         <w:rPr>
-          <w:lang w:val="en_US" w:bidi="en_US"/>
-        </w:rPr>
-        <w:t>אַשְׁדּ֗וֹד &amp; יְגָ֣רְשׁ֔וּ⁠הָ</w:t>
-      </w:r>
-    </w:p>
-    <w:p>
-      <w:pPr/>
-      <w:r>
-        <w:rPr>
-          <w:lang w:val="en_US" w:bidi="en_US"/>
-        </w:rPr>
-      </w:r>
-      <w:r>
-        <w:rPr>
           <w:b/>
           <w:lang w:val="en_US" w:bidi="en_US"/>
         </w:rPr>
@@ -15288,20 +13389,6 @@
       </w:r>
       <w:r>
         <w:rPr>
-          <w:lang w:val="en_US" w:bidi="en_US"/>
-        </w:rPr>
-        <w:t>אַשְׁדּ֗וֹד &amp; יְגָ֣רְשׁ֔וּ⁠הָ</w:t>
-      </w:r>
-    </w:p>
-    <w:p>
-      <w:pPr/>
-      <w:r>
-        <w:rPr>
-          <w:lang w:val="en_US" w:bidi="en_US"/>
-        </w:rPr>
-      </w:r>
-      <w:r>
-        <w:rPr>
           <w:b/>
           <w:lang w:val="en_US" w:bidi="en_US"/>
         </w:rPr>
@@ -15398,20 +13485,6 @@
       </w:r>
       <w:r>
         <w:rPr>
-          <w:lang w:val="en_US" w:bidi="en_US"/>
-        </w:rPr>
-        <w:t>בַּֽ⁠צָּהֳרַ֨יִם֙</w:t>
-      </w:r>
-    </w:p>
-    <w:p>
-      <w:pPr/>
-      <w:r>
-        <w:rPr>
-          <w:lang w:val="en_US" w:bidi="en_US"/>
-        </w:rPr>
-      </w:r>
-      <w:r>
-        <w:rPr>
           <w:b/>
           <w:lang w:val="en_US" w:bidi="en_US"/>
         </w:rPr>
@@ -15508,20 +13581,6 @@
       </w:r>
       <w:r>
         <w:rPr>
-          <w:lang w:val="en_US" w:bidi="en_US"/>
-        </w:rPr>
-        <w:t>וְ⁠עֶקְר֖וֹן תֵּעָקֵֽר</w:t>
-      </w:r>
-    </w:p>
-    <w:p>
-      <w:pPr/>
-      <w:r>
-        <w:rPr>
-          <w:lang w:val="en_US" w:bidi="en_US"/>
-        </w:rPr>
-      </w:r>
-      <w:r>
-        <w:rPr>
           <w:b/>
           <w:lang w:val="en_US" w:bidi="en_US"/>
         </w:rPr>
@@ -15631,20 +13690,6 @@
       </w:r>
       <w:r>
         <w:rPr>
-          <w:lang w:val="en_US" w:bidi="en_US"/>
-        </w:rPr>
-        <w:t>וְ⁠עֶקְר֖וֹן תֵּעָקֵֽר</w:t>
-      </w:r>
-    </w:p>
-    <w:p>
-      <w:pPr/>
-      <w:r>
-        <w:rPr>
-          <w:lang w:val="en_US" w:bidi="en_US"/>
-        </w:rPr>
-      </w:r>
-      <w:r>
-        <w:rPr>
           <w:b/>
           <w:lang w:val="en_US" w:bidi="en_US"/>
         </w:rPr>
@@ -15728,20 +13773,6 @@
       </w:r>
       <w:r>
         <w:rPr>
-          <w:lang w:val="en_US" w:bidi="en_US"/>
-        </w:rPr>
-        <w:t>חֶ֥בֶל הַ⁠יָּ֖ם</w:t>
-      </w:r>
-    </w:p>
-    <w:p>
-      <w:pPr/>
-      <w:r>
-        <w:rPr>
-          <w:lang w:val="en_US" w:bidi="en_US"/>
-        </w:rPr>
-      </w:r>
-      <w:r>
-        <w:rPr>
           <w:b/>
           <w:lang w:val="en_US" w:bidi="en_US"/>
         </w:rPr>
@@ -15851,20 +13882,6 @@
       </w:r>
       <w:r>
         <w:rPr>
-          <w:lang w:val="en_US" w:bidi="en_US"/>
-        </w:rPr>
-        <w:t>כְּרֵתִ֑ים</w:t>
-      </w:r>
-    </w:p>
-    <w:p>
-      <w:pPr/>
-      <w:r>
-        <w:rPr>
-          <w:lang w:val="en_US" w:bidi="en_US"/>
-        </w:rPr>
-      </w:r>
-      <w:r>
-        <w:rPr>
           <w:b/>
           <w:lang w:val="en_US" w:bidi="en_US"/>
         </w:rPr>
@@ -15974,20 +13991,6 @@
       </w:r>
       <w:r>
         <w:rPr>
-          <w:lang w:val="en_US" w:bidi="en_US"/>
-        </w:rPr>
-        <w:t>דְּבַר־יְהוָ֣ה עֲלֵי⁠כֶ֗ם</w:t>
-      </w:r>
-    </w:p>
-    <w:p>
-      <w:pPr/>
-      <w:r>
-        <w:rPr>
-          <w:lang w:val="en_US" w:bidi="en_US"/>
-        </w:rPr>
-      </w:r>
-      <w:r>
-        <w:rPr>
           <w:b/>
           <w:lang w:val="en_US" w:bidi="en_US"/>
         </w:rPr>
@@ -16084,20 +14087,6 @@
       </w:r>
       <w:r>
         <w:rPr>
-          <w:lang w:val="en_US" w:bidi="en_US"/>
-        </w:rPr>
-        <w:t>עֲלֵי⁠כֶ֗ם כְּנַ֨עַן֙ אֶ֣רֶץ פְּלִשְׁתִּ֔ים</w:t>
-      </w:r>
-    </w:p>
-    <w:p>
-      <w:pPr/>
-      <w:r>
-        <w:rPr>
-          <w:lang w:val="en_US" w:bidi="en_US"/>
-        </w:rPr>
-      </w:r>
-      <w:r>
-        <w:rPr>
           <w:b/>
           <w:lang w:val="en_US" w:bidi="en_US"/>
         </w:rPr>
@@ -16194,20 +14183,6 @@
       </w:r>
       <w:r>
         <w:rPr>
-          <w:lang w:val="en_US" w:bidi="en_US"/>
-        </w:rPr>
-        <w:t>עֲלֵי⁠כֶ֗ם</w:t>
-      </w:r>
-    </w:p>
-    <w:p>
-      <w:pPr/>
-      <w:r>
-        <w:rPr>
-          <w:lang w:val="en_US" w:bidi="en_US"/>
-        </w:rPr>
-      </w:r>
-      <w:r>
-        <w:rPr>
           <w:b/>
           <w:lang w:val="en_US" w:bidi="en_US"/>
         </w:rPr>
@@ -16330,20 +14305,6 @@
       </w:r>
       <w:r>
         <w:rPr>
-          <w:lang w:val="en_US" w:bidi="en_US"/>
-        </w:rPr>
-        <w:t>וְ⁠הַאֲבַדְתִּ֖י⁠ךְ מֵ⁠אֵ֥ין יוֹשֵֽׁב</w:t>
-      </w:r>
-    </w:p>
-    <w:p>
-      <w:pPr/>
-      <w:r>
-        <w:rPr>
-          <w:lang w:val="en_US" w:bidi="en_US"/>
-        </w:rPr>
-      </w:r>
-      <w:r>
-        <w:rPr>
           <w:b/>
           <w:lang w:val="en_US" w:bidi="en_US"/>
         </w:rPr>
@@ -16427,20 +14388,6 @@
       </w:r>
       <w:r>
         <w:rPr>
-          <w:lang w:val="en_US" w:bidi="en_US"/>
-        </w:rPr>
-        <w:t>וְ⁠הַאֲבַדְתִּ֖י⁠ךְ מֵ⁠אֵ֥ין יוֹשֵֽׁב</w:t>
-      </w:r>
-    </w:p>
-    <w:p>
-      <w:pPr/>
-      <w:r>
-        <w:rPr>
-          <w:lang w:val="en_US" w:bidi="en_US"/>
-        </w:rPr>
-      </w:r>
-      <w:r>
-        <w:rPr>
           <w:b/>
           <w:lang w:val="en_US" w:bidi="en_US"/>
         </w:rPr>
@@ -16537,20 +14484,6 @@
       </w:r>
       <w:r>
         <w:rPr>
-          <w:lang w:val="en_US" w:bidi="en_US"/>
-        </w:rPr>
-        <w:t>חֶ֣בֶל הַ⁠יָּ֗ם</w:t>
-      </w:r>
-    </w:p>
-    <w:p>
-      <w:pPr/>
-      <w:r>
-        <w:rPr>
-          <w:lang w:val="en_US" w:bidi="en_US"/>
-        </w:rPr>
-      </w:r>
-      <w:r>
-        <w:rPr>
           <w:b/>
           <w:lang w:val="en_US" w:bidi="en_US"/>
         </w:rPr>
@@ -16634,20 +14567,6 @@
       </w:r>
       <w:r>
         <w:rPr>
-          <w:lang w:val="en_US" w:bidi="en_US"/>
-        </w:rPr>
-        <w:t>נְוֺ֛ת כְּרֹ֥ת רֹעִ֖ים וְ⁠גִדְר֥וֹת צֹֽאן</w:t>
-      </w:r>
-    </w:p>
-    <w:p>
-      <w:pPr/>
-      <w:r>
-        <w:rPr>
-          <w:lang w:val="en_US" w:bidi="en_US"/>
-        </w:rPr>
-      </w:r>
-      <w:r>
-        <w:rPr>
           <w:b/>
           <w:lang w:val="en_US" w:bidi="en_US"/>
         </w:rPr>
@@ -16770,20 +14689,6 @@
       </w:r>
       <w:r>
         <w:rPr>
-          <w:lang w:val="en_US" w:bidi="en_US"/>
-        </w:rPr>
-        <w:t>בֵּ֥ית יְהוּדָ֖ה</w:t>
-      </w:r>
-    </w:p>
-    <w:p>
-      <w:pPr/>
-      <w:r>
-        <w:rPr>
-          <w:lang w:val="en_US" w:bidi="en_US"/>
-        </w:rPr>
-      </w:r>
-      <w:r>
-        <w:rPr>
           <w:b/>
           <w:lang w:val="en_US" w:bidi="en_US"/>
         </w:rPr>
@@ -16880,20 +14785,6 @@
       </w:r>
       <w:r>
         <w:rPr>
-          <w:lang w:val="en_US" w:bidi="en_US"/>
-        </w:rPr>
-        <w:t>בְּ⁠בָתֵּ֣י אַשְׁקְל֗וֹן בָּ⁠עֶ֨רֶב֙ יִרְבָּצ֔וּ⁠ן</w:t>
-      </w:r>
-    </w:p>
-    <w:p>
-      <w:pPr/>
-      <w:r>
-        <w:rPr>
-          <w:lang w:val="en_US" w:bidi="en_US"/>
-        </w:rPr>
-      </w:r>
-      <w:r>
-        <w:rPr>
           <w:b/>
           <w:lang w:val="en_US" w:bidi="en_US"/>
         </w:rPr>
@@ -16977,20 +14868,6 @@
       </w:r>
       <w:r>
         <w:rPr>
-          <w:lang w:val="en_US" w:bidi="en_US"/>
-        </w:rPr>
-        <w:t>יִפְקְדֵ֛⁠ם</w:t>
-      </w:r>
-    </w:p>
-    <w:p>
-      <w:pPr/>
-      <w:r>
-        <w:rPr>
-          <w:lang w:val="en_US" w:bidi="en_US"/>
-        </w:rPr>
-      </w:r>
-      <w:r>
-        <w:rPr>
           <w:b/>
           <w:lang w:val="en_US" w:bidi="en_US"/>
         </w:rPr>
@@ -17023,7 +14900,7 @@
         </w:rPr>
         <w:t xml:space="preserve"> in a specific sense to mean taking action in regard to someone. In </w:t>
       </w:r>
-      <w:hyperlink r:id="rId20">
+      <w:hyperlink r:id="rId18">
         <w:r>
           <w:rPr>
             <w:lang w:val="en_US" w:bidi="en_US"/>
@@ -17041,7 +14918,7 @@
         </w:rPr>
         <w:t xml:space="preserve">, </w:t>
       </w:r>
-      <w:hyperlink r:id="rId21">
+      <w:hyperlink r:id="rId19">
         <w:r>
           <w:rPr>
             <w:lang w:val="en_US" w:bidi="en_US"/>
@@ -17059,7 +14936,7 @@
         </w:rPr>
         <w:t xml:space="preserve">, and </w:t>
       </w:r>
-      <w:hyperlink r:id="rId22">
+      <w:hyperlink r:id="rId20">
         <w:r>
           <w:rPr>
             <w:lang w:val="en_US" w:bidi="en_US"/>
@@ -17141,20 +15018,6 @@
       </w:r>
       <w:r>
         <w:rPr>
-          <w:lang w:val="en_US" w:bidi="en_US"/>
-        </w:rPr>
-        <w:t>שָׁמַ֨עְתִּי֙ חֶרְפַּ֣ת</w:t>
-      </w:r>
-    </w:p>
-    <w:p>
-      <w:pPr/>
-      <w:r>
-        <w:rPr>
-          <w:lang w:val="en_US" w:bidi="en_US"/>
-        </w:rPr>
-      </w:r>
-      <w:r>
-        <w:rPr>
           <w:b/>
           <w:lang w:val="en_US" w:bidi="en_US"/>
         </w:rPr>
@@ -17174,7 +15037,7 @@
         </w:rPr>
         <w:t xml:space="preserve">This is the beginning of a direct quotation from Yahweh, as the phrase “the declaration of Yahweh of armies, the God of Israel” in the next verse indicates. See how you translated the phrase “the declaration of Yahweh” in </w:t>
       </w:r>
-      <w:hyperlink r:id="rId23">
+      <w:hyperlink r:id="rId21">
         <w:r>
           <w:rPr>
             <w:lang w:val="en_US" w:bidi="en_US"/>
@@ -17192,7 +15055,7 @@
         </w:rPr>
         <w:t xml:space="preserve">. If you used it to introduce the quotation there, you may wish to use the comparable phrase from </w:t>
       </w:r>
-      <w:hyperlink r:id="rId24">
+      <w:hyperlink r:id="rId22">
         <w:r>
           <w:rPr>
             <w:lang w:val="en_US" w:bidi="en_US"/>
@@ -17274,20 +15137,6 @@
       </w:r>
       <w:r>
         <w:rPr>
-          <w:lang w:val="en_US" w:bidi="en_US"/>
-        </w:rPr>
-        <w:t>מוֹאָ֔ב</w:t>
-      </w:r>
-    </w:p>
-    <w:p>
-      <w:pPr/>
-      <w:r>
-        <w:rPr>
-          <w:lang w:val="en_US" w:bidi="en_US"/>
-        </w:rPr>
-      </w:r>
-      <w:r>
-        <w:rPr>
           <w:b/>
           <w:lang w:val="en_US" w:bidi="en_US"/>
         </w:rPr>
@@ -17397,20 +15246,6 @@
       </w:r>
       <w:r>
         <w:rPr>
-          <w:lang w:val="en_US" w:bidi="en_US"/>
-        </w:rPr>
-        <w:t>בְּנֵ֣י עַמּ֑וֹן</w:t>
-      </w:r>
-    </w:p>
-    <w:p>
-      <w:pPr/>
-      <w:r>
-        <w:rPr>
-          <w:lang w:val="en_US" w:bidi="en_US"/>
-        </w:rPr>
-      </w:r>
-      <w:r>
-        <w:rPr>
           <w:b/>
           <w:lang w:val="en_US" w:bidi="en_US"/>
         </w:rPr>
@@ -17520,20 +15355,6 @@
       </w:r>
       <w:r>
         <w:rPr>
-          <w:lang w:val="en_US" w:bidi="en_US"/>
-        </w:rPr>
-        <w:t>וַ⁠יַּגְדִּ֖ילוּ עַל־גְּבוּלָֽ⁠ם</w:t>
-      </w:r>
-    </w:p>
-    <w:p>
-      <w:pPr/>
-      <w:r>
-        <w:rPr>
-          <w:lang w:val="en_US" w:bidi="en_US"/>
-        </w:rPr>
-      </w:r>
-      <w:r>
-        <w:rPr>
           <w:b/>
           <w:lang w:val="en_US" w:bidi="en_US"/>
         </w:rPr>
@@ -17617,20 +15438,6 @@
       </w:r>
       <w:r>
         <w:rPr>
-          <w:lang w:val="en_US" w:bidi="en_US"/>
-        </w:rPr>
-        <w:t>לָ⁠כֵ֣ן חַי־אָ֡נִי &amp; כִּֽי</w:t>
-      </w:r>
-    </w:p>
-    <w:p>
-      <w:pPr/>
-      <w:r>
-        <w:rPr>
-          <w:lang w:val="en_US" w:bidi="en_US"/>
-        </w:rPr>
-      </w:r>
-      <w:r>
-        <w:rPr>
           <w:b/>
           <w:lang w:val="en_US" w:bidi="en_US"/>
         </w:rPr>
@@ -17740,20 +15547,6 @@
       </w:r>
       <w:r>
         <w:rPr>
-          <w:lang w:val="en_US" w:bidi="en_US"/>
-        </w:rPr>
-        <w:t>נְאֻם֩ יְהוָ֨ה צְבָא֜וֹת אֱלֹהֵ֣י יִשְׂרָאֵ֗ל</w:t>
-      </w:r>
-    </w:p>
-    <w:p>
-      <w:pPr/>
-      <w:r>
-        <w:rPr>
-          <w:lang w:val="en_US" w:bidi="en_US"/>
-        </w:rPr>
-      </w:r>
-      <w:r>
-        <w:rPr>
           <w:b/>
           <w:lang w:val="en_US" w:bidi="en_US"/>
         </w:rPr>
@@ -17837,20 +15630,6 @@
       </w:r>
       <w:r>
         <w:rPr>
-          <w:lang w:val="en_US" w:bidi="en_US"/>
-        </w:rPr>
-        <w:t>יְהוָ֨ה צְבָא֜וֹת</w:t>
-      </w:r>
-    </w:p>
-    <w:p>
-      <w:pPr/>
-      <w:r>
-        <w:rPr>
-          <w:lang w:val="en_US" w:bidi="en_US"/>
-        </w:rPr>
-      </w:r>
-      <w:r>
-        <w:rPr>
           <w:b/>
           <w:lang w:val="en_US" w:bidi="en_US"/>
         </w:rPr>
@@ -17947,20 +15726,6 @@
       </w:r>
       <w:r>
         <w:rPr>
-          <w:lang w:val="en_US" w:bidi="en_US"/>
-        </w:rPr>
-        <w:t>מוֹאָ֞ב כִּ⁠סְדֹ֤ם תִּֽהְיֶה֙ וּ⁠בְנֵ֤י עַמּוֹן֙ כַּֽ⁠עֲמֹרָ֔ה</w:t>
-      </w:r>
-    </w:p>
-    <w:p>
-      <w:pPr/>
-      <w:r>
-        <w:rPr>
-          <w:lang w:val="en_US" w:bidi="en_US"/>
-        </w:rPr>
-      </w:r>
-      <w:r>
-        <w:rPr>
           <w:b/>
           <w:lang w:val="en_US" w:bidi="en_US"/>
         </w:rPr>
@@ -18006,7 +15771,7 @@
         </w:rPr>
         <w:t xml:space="preserve"> were completely destroyed (see </w:t>
       </w:r>
-      <w:hyperlink r:id="rId25">
+      <w:hyperlink r:id="rId23">
         <w:r>
           <w:rPr>
             <w:lang w:val="en_US" w:bidi="en_US"/>
@@ -18114,20 +15879,6 @@
       </w:r>
       <w:r>
         <w:rPr>
-          <w:lang w:val="en_US" w:bidi="en_US"/>
-        </w:rPr>
-        <w:t>מִמְשַׁ֥ק חָר֛וּל וּ⁠מִכְרֵה־מֶ֥לַח וּ⁠שְׁמָמָ֖ה עַד־עוֹלָ֑ם</w:t>
-      </w:r>
-    </w:p>
-    <w:p>
-      <w:pPr/>
-      <w:r>
-        <w:rPr>
-          <w:lang w:val="en_US" w:bidi="en_US"/>
-        </w:rPr>
-      </w:r>
-      <w:r>
-        <w:rPr>
           <w:b/>
           <w:lang w:val="en_US" w:bidi="en_US"/>
         </w:rPr>
@@ -18211,20 +15962,6 @@
       </w:r>
       <w:r>
         <w:rPr>
-          <w:lang w:val="en_US" w:bidi="en_US"/>
-        </w:rPr>
-        <w:t>מִמְשַׁ֥ק חָר֛וּל וּ⁠מִכְרֵה־מֶ֥לַח וּ⁠שְׁמָמָ֖ה עַד־עוֹלָ֑ם</w:t>
-      </w:r>
-    </w:p>
-    <w:p>
-      <w:pPr/>
-      <w:r>
-        <w:rPr>
-          <w:lang w:val="en_US" w:bidi="en_US"/>
-        </w:rPr>
-      </w:r>
-      <w:r>
-        <w:rPr>
           <w:b/>
           <w:lang w:val="en_US" w:bidi="en_US"/>
         </w:rPr>
@@ -18334,20 +16071,6 @@
       </w:r>
       <w:r>
         <w:rPr>
-          <w:lang w:val="en_US" w:bidi="en_US"/>
-        </w:rPr>
-        <w:t>מִמְשַׁ֥ק חָר֛וּל וּ⁠מִכְרֵה־מֶ֥לַח וּ⁠שְׁמָמָ֖ה עַד־עוֹלָ֑ם</w:t>
-      </w:r>
-    </w:p>
-    <w:p>
-      <w:pPr/>
-      <w:r>
-        <w:rPr>
-          <w:lang w:val="en_US" w:bidi="en_US"/>
-        </w:rPr>
-      </w:r>
-      <w:r>
-        <w:rPr>
           <w:b/>
           <w:lang w:val="en_US" w:bidi="en_US"/>
         </w:rPr>
@@ -18431,20 +16154,6 @@
       </w:r>
       <w:r>
         <w:rPr>
-          <w:lang w:val="en_US" w:bidi="en_US"/>
-        </w:rPr>
-        <w:t>שְׁאֵרִ֤ית עַמִּ⁠י֙ יְבָזּ֔וּ⁠ם וְ⁠יֶ֥תֶר גּוֹיִ֖י יִנְחָלֽוּ⁠ם</w:t>
-      </w:r>
-    </w:p>
-    <w:p>
-      <w:pPr/>
-      <w:r>
-        <w:rPr>
-          <w:lang w:val="en_US" w:bidi="en_US"/>
-        </w:rPr>
-      </w:r>
-      <w:r>
-        <w:rPr>
           <w:b/>
           <w:lang w:val="en_US" w:bidi="en_US"/>
         </w:rPr>
@@ -18541,20 +16250,6 @@
       </w:r>
       <w:r>
         <w:rPr>
-          <w:lang w:val="en_US" w:bidi="en_US"/>
-        </w:rPr>
-        <w:t>זֹ֥את לָ⁠הֶ֖ם תַּ֣חַת גְּאוֹנָ֑⁠ם כִּ֤י חֵֽרְפוּ֙ וַ⁠יַּגְדִּ֔לוּ עַל־עַ֖ם יְהוָ֥ה צְבָאֽוֹת</w:t>
-      </w:r>
-    </w:p>
-    <w:p>
-      <w:pPr/>
-      <w:r>
-        <w:rPr>
-          <w:lang w:val="en_US" w:bidi="en_US"/>
-        </w:rPr>
-      </w:r>
-      <w:r>
-        <w:rPr>
           <w:b/>
           <w:lang w:val="en_US" w:bidi="en_US"/>
         </w:rPr>
@@ -18638,20 +16333,6 @@
       </w:r>
       <w:r>
         <w:rPr>
-          <w:lang w:val="en_US" w:bidi="en_US"/>
-        </w:rPr>
-        <w:t>זֹ֥את לָ⁠הֶ֖ם תַּ֣חַת גְּאוֹנָ֑⁠ם</w:t>
-      </w:r>
-    </w:p>
-    <w:p>
-      <w:pPr/>
-      <w:r>
-        <w:rPr>
-          <w:lang w:val="en_US" w:bidi="en_US"/>
-        </w:rPr>
-      </w:r>
-      <w:r>
-        <w:rPr>
           <w:b/>
           <w:lang w:val="en_US" w:bidi="en_US"/>
         </w:rPr>
@@ -18748,20 +16429,6 @@
       </w:r>
       <w:r>
         <w:rPr>
-          <w:lang w:val="en_US" w:bidi="en_US"/>
-        </w:rPr>
-        <w:t>וַ⁠יַּגְדִּ֔לוּ עַל</w:t>
-      </w:r>
-    </w:p>
-    <w:p>
-      <w:pPr/>
-      <w:r>
-        <w:rPr>
-          <w:lang w:val="en_US" w:bidi="en_US"/>
-        </w:rPr>
-      </w:r>
-      <w:r>
-        <w:rPr>
           <w:b/>
           <w:lang w:val="en_US" w:bidi="en_US"/>
         </w:rPr>
@@ -18781,7 +16448,7 @@
         </w:rPr>
         <w:t xml:space="preserve">See how you translated the expression “made themselves great” in </w:t>
       </w:r>
-      <w:hyperlink r:id="rId26">
+      <w:hyperlink r:id="rId24">
         <w:r>
           <w:rPr>
             <w:lang w:val="en_US" w:bidi="en_US"/>
@@ -18863,20 +16530,6 @@
       </w:r>
       <w:r>
         <w:rPr>
-          <w:lang w:val="en_US" w:bidi="en_US"/>
-        </w:rPr>
-        <w:t>יְהוָ֥ה צְבָאֽוֹת</w:t>
-      </w:r>
-    </w:p>
-    <w:p>
-      <w:pPr/>
-      <w:r>
-        <w:rPr>
-          <w:lang w:val="en_US" w:bidi="en_US"/>
-        </w:rPr>
-      </w:r>
-      <w:r>
-        <w:rPr>
           <w:b/>
           <w:lang w:val="en_US" w:bidi="en_US"/>
         </w:rPr>
@@ -18960,20 +16613,6 @@
       </w:r>
       <w:r>
         <w:rPr>
-          <w:lang w:val="en_US" w:bidi="en_US"/>
-        </w:rPr>
-        <w:t>רָזָ֔ה אֵ֖ת כָּל־אֱלֹהֵ֣י הָ⁠אָ֑רֶץ</w:t>
-      </w:r>
-    </w:p>
-    <w:p>
-      <w:pPr/>
-      <w:r>
-        <w:rPr>
-          <w:lang w:val="en_US" w:bidi="en_US"/>
-        </w:rPr>
-      </w:r>
-      <w:r>
-        <w:rPr>
           <w:b/>
           <w:lang w:val="en_US" w:bidi="en_US"/>
         </w:rPr>
@@ -19083,20 +16722,6 @@
       </w:r>
       <w:r>
         <w:rPr>
-          <w:lang w:val="en_US" w:bidi="en_US"/>
-        </w:rPr>
-        <w:t>וְ⁠יִשְׁתַּֽחֲווּ־ל⁠וֹ֙ &amp; כֹּ֖ל אִיֵּ֥י הַ⁠גּוֹיִֽם</w:t>
-      </w:r>
-    </w:p>
-    <w:p>
-      <w:pPr/>
-      <w:r>
-        <w:rPr>
-          <w:lang w:val="en_US" w:bidi="en_US"/>
-        </w:rPr>
-      </w:r>
-      <w:r>
-        <w:rPr>
           <w:b/>
           <w:lang w:val="en_US" w:bidi="en_US"/>
         </w:rPr>
@@ -19219,20 +16844,6 @@
       </w:r>
       <w:r>
         <w:rPr>
-          <w:lang w:val="en_US" w:bidi="en_US"/>
-        </w:rPr>
-        <w:t>וְ⁠יִשְׁתַּֽחֲווּ־ל⁠וֹ֙ &amp; כֹּ֖ל אִיֵּ֥י הַ⁠גּוֹיִֽם</w:t>
-      </w:r>
-    </w:p>
-    <w:p>
-      <w:pPr/>
-      <w:r>
-        <w:rPr>
-          <w:lang w:val="en_US" w:bidi="en_US"/>
-        </w:rPr>
-      </w:r>
-      <w:r>
-        <w:rPr>
           <w:b/>
           <w:lang w:val="en_US" w:bidi="en_US"/>
         </w:rPr>
@@ -19342,20 +16953,6 @@
       </w:r>
       <w:r>
         <w:rPr>
-          <w:lang w:val="en_US" w:bidi="en_US"/>
-        </w:rPr>
-        <w:t>אִ֣ישׁ מִ⁠מְּקוֹמ֔⁠וֹ</w:t>
-      </w:r>
-    </w:p>
-    <w:p>
-      <w:pPr/>
-      <w:r>
-        <w:rPr>
-          <w:lang w:val="en_US" w:bidi="en_US"/>
-        </w:rPr>
-      </w:r>
-      <w:r>
-        <w:rPr>
           <w:b/>
           <w:lang w:val="en_US" w:bidi="en_US"/>
         </w:rPr>
@@ -19452,20 +17049,6 @@
       </w:r>
       <w:r>
         <w:rPr>
-          <w:lang w:val="en_US" w:bidi="en_US"/>
-        </w:rPr>
-        <w:t>גַּם־אַתֶּ֣ם כּוּשִׁ֔ים</w:t>
-      </w:r>
-    </w:p>
-    <w:p>
-      <w:pPr/>
-      <w:r>
-        <w:rPr>
-          <w:lang w:val="en_US" w:bidi="en_US"/>
-        </w:rPr>
-      </w:r>
-      <w:r>
-        <w:rPr>
           <w:b/>
           <w:lang w:val="en_US" w:bidi="en_US"/>
         </w:rPr>
@@ -19549,20 +17132,6 @@
       </w:r>
       <w:r>
         <w:rPr>
-          <w:lang w:val="en_US" w:bidi="en_US"/>
-        </w:rPr>
-        <w:t>חַֽלְלֵ֥י חַרְבִּ֖⁠י הֵֽמָּה</w:t>
-      </w:r>
-    </w:p>
-    <w:p>
-      <w:pPr/>
-      <w:r>
-        <w:rPr>
-          <w:lang w:val="en_US" w:bidi="en_US"/>
-        </w:rPr>
-      </w:r>
-      <w:r>
-        <w:rPr>
           <w:b/>
           <w:lang w:val="en_US" w:bidi="en_US"/>
         </w:rPr>
@@ -19646,20 +17215,6 @@
       </w:r>
       <w:r>
         <w:rPr>
-          <w:lang w:val="en_US" w:bidi="en_US"/>
-        </w:rPr>
-        <w:t>חַֽלְלֵ֥י חַרְבִּ֖⁠י הֵֽמָּה</w:t>
-      </w:r>
-    </w:p>
-    <w:p>
-      <w:pPr/>
-      <w:r>
-        <w:rPr>
-          <w:lang w:val="en_US" w:bidi="en_US"/>
-        </w:rPr>
-      </w:r>
-      <w:r>
-        <w:rPr>
           <w:b/>
           <w:lang w:val="en_US" w:bidi="en_US"/>
         </w:rPr>
@@ -19743,20 +17298,6 @@
       </w:r>
       <w:r>
         <w:rPr>
-          <w:lang w:val="en_US" w:bidi="en_US"/>
-        </w:rPr>
-        <w:t>חַֽלְלֵ֥י חַרְבִּ֖⁠י הֵֽמָּה</w:t>
-      </w:r>
-    </w:p>
-    <w:p>
-      <w:pPr/>
-      <w:r>
-        <w:rPr>
-          <w:lang w:val="en_US" w:bidi="en_US"/>
-        </w:rPr>
-      </w:r>
-      <w:r>
-        <w:rPr>
           <w:b/>
           <w:lang w:val="en_US" w:bidi="en_US"/>
         </w:rPr>
@@ -19853,20 +17394,6 @@
       </w:r>
       <w:r>
         <w:rPr>
-          <w:lang w:val="en_US" w:bidi="en_US"/>
-        </w:rPr>
-        <w:t>וְ⁠יֵ֤ט יָד⁠וֹ֙ עַל־צָפ֔וֹן וִֽ⁠יאַבֵּ֖ד אֶת־אַשּׁ֑וּר</w:t>
-      </w:r>
-    </w:p>
-    <w:p>
-      <w:pPr/>
-      <w:r>
-        <w:rPr>
-          <w:lang w:val="en_US" w:bidi="en_US"/>
-        </w:rPr>
-      </w:r>
-      <w:r>
-        <w:rPr>
           <w:b/>
           <w:lang w:val="en_US" w:bidi="en_US"/>
         </w:rPr>
@@ -19963,20 +17490,6 @@
       </w:r>
       <w:r>
         <w:rPr>
-          <w:lang w:val="en_US" w:bidi="en_US"/>
-        </w:rPr>
-        <w:t>וְ⁠יֵ֤ט יָד⁠וֹ֙</w:t>
-      </w:r>
-    </w:p>
-    <w:p>
-      <w:pPr/>
-      <w:r>
-        <w:rPr>
-          <w:lang w:val="en_US" w:bidi="en_US"/>
-        </w:rPr>
-      </w:r>
-      <w:r>
-        <w:rPr>
           <w:b/>
           <w:lang w:val="en_US" w:bidi="en_US"/>
         </w:rPr>
@@ -19996,7 +17509,7 @@
         </w:rPr>
         <w:t xml:space="preserve">See how you translated the expression “I will stretch out my hand” in </w:t>
       </w:r>
-      <w:hyperlink r:id="rId27">
+      <w:hyperlink r:id="rId25">
         <w:r>
           <w:rPr>
             <w:lang w:val="en_US" w:bidi="en_US"/>
@@ -20078,20 +17591,6 @@
       </w:r>
       <w:r>
         <w:rPr>
-          <w:lang w:val="en_US" w:bidi="en_US"/>
-        </w:rPr>
-        <w:t>צָפ֔וֹן</w:t>
-      </w:r>
-    </w:p>
-    <w:p>
-      <w:pPr/>
-      <w:r>
-        <w:rPr>
-          <w:lang w:val="en_US" w:bidi="en_US"/>
-        </w:rPr>
-      </w:r>
-      <w:r>
-        <w:rPr>
           <w:b/>
           <w:lang w:val="en_US" w:bidi="en_US"/>
         </w:rPr>
@@ -20201,20 +17700,6 @@
       </w:r>
       <w:r>
         <w:rPr>
-          <w:lang w:val="en_US" w:bidi="en_US"/>
-        </w:rPr>
-        <w:t>בְ⁠תוֹכָ֤⁠הּ</w:t>
-      </w:r>
-    </w:p>
-    <w:p>
-      <w:pPr/>
-      <w:r>
-        <w:rPr>
-          <w:lang w:val="en_US" w:bidi="en_US"/>
-        </w:rPr>
-      </w:r>
-      <w:r>
-        <w:rPr>
           <w:b/>
           <w:lang w:val="en_US" w:bidi="en_US"/>
         </w:rPr>
@@ -20311,20 +17796,6 @@
       </w:r>
       <w:r>
         <w:rPr>
-          <w:lang w:val="en_US" w:bidi="en_US"/>
-        </w:rPr>
-        <w:t>כָּל־חַיְת⁠וֹ־ג֔וֹי</w:t>
-      </w:r>
-    </w:p>
-    <w:p>
-      <w:pPr/>
-      <w:r>
-        <w:rPr>
-          <w:lang w:val="en_US" w:bidi="en_US"/>
-        </w:rPr>
-      </w:r>
-      <w:r>
-        <w:rPr>
           <w:b/>
           <w:lang w:val="en_US" w:bidi="en_US"/>
         </w:rPr>
@@ -20434,20 +17905,6 @@
       </w:r>
       <w:r>
         <w:rPr>
-          <w:lang w:val="en_US" w:bidi="en_US"/>
-        </w:rPr>
-        <w:t>גַּם־קָאַת֙ גַּם־קִפֹּ֔ד</w:t>
-      </w:r>
-    </w:p>
-    <w:p>
-      <w:pPr/>
-      <w:r>
-        <w:rPr>
-          <w:lang w:val="en_US" w:bidi="en_US"/>
-        </w:rPr>
-      </w:r>
-      <w:r>
-        <w:rPr>
           <w:b/>
           <w:lang w:val="en_US" w:bidi="en_US"/>
         </w:rPr>
@@ -20557,20 +18014,6 @@
       </w:r>
       <w:r>
         <w:rPr>
-          <w:lang w:val="en_US" w:bidi="en_US"/>
-        </w:rPr>
-        <w:t>בְּ⁠כַפְתֹּרֶ֖י⁠הָ יָלִ֑ינוּ</w:t>
-      </w:r>
-    </w:p>
-    <w:p>
-      <w:pPr/>
-      <w:r>
-        <w:rPr>
-          <w:lang w:val="en_US" w:bidi="en_US"/>
-        </w:rPr>
-      </w:r>
-      <w:r>
-        <w:rPr>
           <w:b/>
           <w:lang w:val="en_US" w:bidi="en_US"/>
         </w:rPr>
@@ -20667,20 +18110,6 @@
       </w:r>
       <w:r>
         <w:rPr>
-          <w:lang w:val="en_US" w:bidi="en_US"/>
-        </w:rPr>
-        <w:t>ק֠וֹל יְשׁוֹרֵ֤ר בַּֽ⁠חַלּוֹן֙ חֹ֣רֶב בַּ⁠סַּ֔ף כִּ֥י אַרְזָ֖ה עֵרָֽה</w:t>
-      </w:r>
-    </w:p>
-    <w:p>
-      <w:pPr/>
-      <w:r>
-        <w:rPr>
-          <w:lang w:val="en_US" w:bidi="en_US"/>
-        </w:rPr>
-      </w:r>
-      <w:r>
-        <w:rPr>
           <w:b/>
           <w:lang w:val="en_US" w:bidi="en_US"/>
         </w:rPr>
@@ -20777,20 +18206,6 @@
       </w:r>
       <w:r>
         <w:rPr>
-          <w:lang w:val="en_US" w:bidi="en_US"/>
-        </w:rPr>
-        <w:t>ק֠וֹל יְשׁוֹרֵ֤ר בַּֽ⁠חַלּוֹן֙</w:t>
-      </w:r>
-    </w:p>
-    <w:p>
-      <w:pPr/>
-      <w:r>
-        <w:rPr>
-          <w:lang w:val="en_US" w:bidi="en_US"/>
-        </w:rPr>
-      </w:r>
-      <w:r>
-        <w:rPr>
           <w:b/>
           <w:lang w:val="en_US" w:bidi="en_US"/>
         </w:rPr>
@@ -20900,20 +18315,6 @@
       </w:r>
       <w:r>
         <w:rPr>
-          <w:lang w:val="en_US" w:bidi="en_US"/>
-        </w:rPr>
-        <w:t>חֹ֣רֶב בַּ⁠סַּ֔ף</w:t>
-      </w:r>
-    </w:p>
-    <w:p>
-      <w:pPr/>
-      <w:r>
-        <w:rPr>
-          <w:lang w:val="en_US" w:bidi="en_US"/>
-        </w:rPr>
-      </w:r>
-      <w:r>
-        <w:rPr>
           <w:b/>
           <w:lang w:val="en_US" w:bidi="en_US"/>
         </w:rPr>
@@ -21010,20 +18411,6 @@
       </w:r>
       <w:r>
         <w:rPr>
-          <w:lang w:val="en_US" w:bidi="en_US"/>
-        </w:rPr>
-        <w:t>זֹ֞֠את הָ⁠עִ֤יר הָ⁠עַלִּיזָה֙ הַ⁠יּוֹשֶׁ֣בֶת לָ⁠בֶ֔טַח הָ⁠אֹֽמְרָה֙ בִּ⁠לְבָבָ֔⁠הּ אֲנִ֖י וְ⁠אַפְסִ֣⁠י ע֑וֹד</w:t>
-      </w:r>
-    </w:p>
-    <w:p>
-      <w:pPr/>
-      <w:r>
-        <w:rPr>
-          <w:lang w:val="en_US" w:bidi="en_US"/>
-        </w:rPr>
-      </w:r>
-      <w:r>
-        <w:rPr>
           <w:b/>
           <w:lang w:val="en_US" w:bidi="en_US"/>
         </w:rPr>
@@ -21133,20 +18520,6 @@
       </w:r>
       <w:r>
         <w:rPr>
-          <w:lang w:val="en_US" w:bidi="en_US"/>
-        </w:rPr>
-        <w:t>הָ⁠אֹֽמְרָה֙ בִּ⁠לְבָבָ֔⁠הּ אֲנִ֖י וְ⁠אַפְסִ֣⁠י ע֑וֹד</w:t>
-      </w:r>
-    </w:p>
-    <w:p>
-      <w:pPr/>
-      <w:r>
-        <w:rPr>
-          <w:lang w:val="en_US" w:bidi="en_US"/>
-        </w:rPr>
-      </w:r>
-      <w:r>
-        <w:rPr>
           <w:b/>
           <w:lang w:val="en_US" w:bidi="en_US"/>
         </w:rPr>
@@ -21243,20 +18616,6 @@
       </w:r>
       <w:r>
         <w:rPr>
-          <w:lang w:val="en_US" w:bidi="en_US"/>
-        </w:rPr>
-        <w:t>הָ⁠אֹֽמְרָה֙ בִּ⁠לְבָבָ֔⁠הּ אֲנִ֖י וְ⁠אַפְסִ֣⁠י ע֑וֹד</w:t>
-      </w:r>
-    </w:p>
-    <w:p>
-      <w:pPr/>
-      <w:r>
-        <w:rPr>
-          <w:lang w:val="en_US" w:bidi="en_US"/>
-        </w:rPr>
-      </w:r>
-      <w:r>
-        <w:rPr>
           <w:b/>
           <w:lang w:val="en_US" w:bidi="en_US"/>
         </w:rPr>
@@ -21340,20 +18699,6 @@
       </w:r>
       <w:r>
         <w:rPr>
-          <w:lang w:val="en_US" w:bidi="en_US"/>
-        </w:rPr>
-        <w:t>הָ⁠אֹֽמְרָה֙ בִּ⁠לְבָבָ֔⁠הּ אֲנִ֖י וְ⁠אַפְסִ֣⁠י ע֑וֹד</w:t>
-      </w:r>
-    </w:p>
-    <w:p>
-      <w:pPr/>
-      <w:r>
-        <w:rPr>
-          <w:lang w:val="en_US" w:bidi="en_US"/>
-        </w:rPr>
-      </w:r>
-      <w:r>
-        <w:rPr>
           <w:b/>
           <w:lang w:val="en_US" w:bidi="en_US"/>
         </w:rPr>
@@ -21437,20 +18782,6 @@
       </w:r>
       <w:r>
         <w:rPr>
-          <w:lang w:val="en_US" w:bidi="en_US"/>
-        </w:rPr>
-        <w:t>אֵ֣יךְ ׀ הָיְתָ֣ה לְ⁠שַׁמָּ֗ה</w:t>
-      </w:r>
-    </w:p>
-    <w:p>
-      <w:pPr/>
-      <w:r>
-        <w:rPr>
-          <w:lang w:val="en_US" w:bidi="en_US"/>
-        </w:rPr>
-      </w:r>
-      <w:r>
-        <w:rPr>
           <w:b/>
           <w:lang w:val="en_US" w:bidi="en_US"/>
         </w:rPr>
@@ -21534,20 +18865,6 @@
       </w:r>
       <w:r>
         <w:rPr>
-          <w:lang w:val="en_US" w:bidi="en_US"/>
-        </w:rPr>
-        <w:t>מַרְבֵּץ֙ לַֽ⁠חַיָּ֔ה</w:t>
-      </w:r>
-    </w:p>
-    <w:p>
-      <w:pPr/>
-      <w:r>
-        <w:rPr>
-          <w:lang w:val="en_US" w:bidi="en_US"/>
-        </w:rPr>
-      </w:r>
-      <w:r>
-        <w:rPr>
           <w:b/>
           <w:lang w:val="en_US" w:bidi="en_US"/>
         </w:rPr>
@@ -21644,20 +18961,6 @@
       </w:r>
       <w:r>
         <w:rPr>
-          <w:lang w:val="en_US" w:bidi="en_US"/>
-        </w:rPr>
-        <w:t>כֹּ֚ל עוֹבֵ֣ר עָלֶ֔י⁠הָ יִשְׁרֹ֖ק יָנִ֥יעַ יָדֽ⁠וֹ</w:t>
-      </w:r>
-    </w:p>
-    <w:p>
-      <w:pPr/>
-      <w:r>
-        <w:rPr>
-          <w:lang w:val="en_US" w:bidi="en_US"/>
-        </w:rPr>
-      </w:r>
-      <w:r>
-        <w:rPr>
           <w:b/>
           <w:lang w:val="en_US" w:bidi="en_US"/>
         </w:rPr>
@@ -21754,20 +19057,6 @@
       </w:r>
       <w:r>
         <w:rPr>
-          <w:lang w:val="en_US" w:bidi="en_US"/>
-        </w:rPr>
-        <w:t>ה֥וֹי מֹרְאָ֖ה וְ⁠נִגְאָלָ֑ה הָ⁠עִ֖יר הַ⁠יּוֹנָֽה</w:t>
-      </w:r>
-    </w:p>
-    <w:p>
-      <w:pPr/>
-      <w:r>
-        <w:rPr>
-          <w:lang w:val="en_US" w:bidi="en_US"/>
-        </w:rPr>
-      </w:r>
-      <w:r>
-        <w:rPr>
           <w:b/>
           <w:lang w:val="en_US" w:bidi="en_US"/>
         </w:rPr>
@@ -21864,20 +19153,6 @@
       </w:r>
       <w:r>
         <w:rPr>
-          <w:lang w:val="en_US" w:bidi="en_US"/>
-        </w:rPr>
-        <w:t>מֹרְאָ֖ה וְ⁠נִגְאָלָ֑ה הָ⁠עִ֖יר הַ⁠יּוֹנָֽה</w:t>
-      </w:r>
-    </w:p>
-    <w:p>
-      <w:pPr/>
-      <w:r>
-        <w:rPr>
-          <w:lang w:val="en_US" w:bidi="en_US"/>
-        </w:rPr>
-      </w:r>
-      <w:r>
-        <w:rPr>
           <w:b/>
           <w:lang w:val="en_US" w:bidi="en_US"/>
         </w:rPr>
@@ -22013,20 +19288,6 @@
       </w:r>
       <w:r>
         <w:rPr>
-          <w:lang w:val="en_US" w:bidi="en_US"/>
-        </w:rPr>
-        <w:t>מֹרְאָ֖ה וְ⁠נִגְאָלָ֑ה הָ⁠עִ֖יר הַ⁠יּוֹנָֽה</w:t>
-      </w:r>
-    </w:p>
-    <w:p>
-      <w:pPr/>
-      <w:r>
-        <w:rPr>
-          <w:lang w:val="en_US" w:bidi="en_US"/>
-        </w:rPr>
-      </w:r>
-      <w:r>
-        <w:rPr>
           <w:b/>
           <w:lang w:val="en_US" w:bidi="en_US"/>
         </w:rPr>
@@ -22123,20 +19384,6 @@
       </w:r>
       <w:r>
         <w:rPr>
-          <w:lang w:val="en_US" w:bidi="en_US"/>
-        </w:rPr>
-        <w:t>מֹרְאָ֖ה וְ⁠נִגְאָלָ֑ה</w:t>
-      </w:r>
-    </w:p>
-    <w:p>
-      <w:pPr/>
-      <w:r>
-        <w:rPr>
-          <w:lang w:val="en_US" w:bidi="en_US"/>
-        </w:rPr>
-      </w:r>
-      <w:r>
-        <w:rPr>
           <w:b/>
           <w:lang w:val="en_US" w:bidi="en_US"/>
         </w:rPr>
@@ -22220,20 +19467,6 @@
       </w:r>
       <w:r>
         <w:rPr>
-          <w:lang w:val="en_US" w:bidi="en_US"/>
-        </w:rPr>
-        <w:t>לֹ֤א שָֽׁמְעָה֙ בְּ⁠ק֔וֹל</w:t>
-      </w:r>
-    </w:p>
-    <w:p>
-      <w:pPr/>
-      <w:r>
-        <w:rPr>
-          <w:lang w:val="en_US" w:bidi="en_US"/>
-        </w:rPr>
-      </w:r>
-      <w:r>
-        <w:rPr>
           <w:b/>
           <w:lang w:val="en_US" w:bidi="en_US"/>
         </w:rPr>
@@ -22330,20 +19563,6 @@
       </w:r>
       <w:r>
         <w:rPr>
-          <w:lang w:val="en_US" w:bidi="en_US"/>
-        </w:rPr>
-        <w:t>לֹ֤א שָֽׁמְעָה֙ בְּ⁠ק֔וֹל</w:t>
-      </w:r>
-    </w:p>
-    <w:p>
-      <w:pPr/>
-      <w:r>
-        <w:rPr>
-          <w:lang w:val="en_US" w:bidi="en_US"/>
-        </w:rPr>
-      </w:r>
-      <w:r>
-        <w:rPr>
           <w:b/>
           <w:lang w:val="en_US" w:bidi="en_US"/>
         </w:rPr>
@@ -22440,20 +19659,6 @@
       </w:r>
       <w:r>
         <w:rPr>
-          <w:lang w:val="en_US" w:bidi="en_US"/>
-        </w:rPr>
-        <w:t>אֶל־אֱלֹהֶ֖י⁠הָ לֹ֥א קָרֵֽבָה</w:t>
-      </w:r>
-    </w:p>
-    <w:p>
-      <w:pPr/>
-      <w:r>
-        <w:rPr>
-          <w:lang w:val="en_US" w:bidi="en_US"/>
-        </w:rPr>
-      </w:r>
-      <w:r>
-        <w:rPr>
           <w:b/>
           <w:lang w:val="en_US" w:bidi="en_US"/>
         </w:rPr>
@@ -22563,20 +19768,6 @@
       </w:r>
       <w:r>
         <w:rPr>
-          <w:lang w:val="en_US" w:bidi="en_US"/>
-        </w:rPr>
-        <w:t>שָׂרֶ֣י⁠הָ</w:t>
-      </w:r>
-    </w:p>
-    <w:p>
-      <w:pPr/>
-      <w:r>
-        <w:rPr>
-          <w:lang w:val="en_US" w:bidi="en_US"/>
-        </w:rPr>
-      </w:r>
-      <w:r>
-        <w:rPr>
           <w:b/>
           <w:lang w:val="en_US" w:bidi="en_US"/>
         </w:rPr>
@@ -22596,7 +19787,7 @@
         </w:rPr>
         <w:t xml:space="preserve">See how you translated the term “princes” in </w:t>
       </w:r>
-      <w:hyperlink r:id="rId20">
+      <w:hyperlink r:id="rId18">
         <w:r>
           <w:rPr>
             <w:lang w:val="en_US" w:bidi="en_US"/>
@@ -22678,20 +19869,6 @@
       </w:r>
       <w:r>
         <w:rPr>
-          <w:lang w:val="en_US" w:bidi="en_US"/>
-        </w:rPr>
-        <w:t>בְ⁠קִרְבָּ֔⁠הּ אֲרָי֖וֹת שֹֽׁאֲגִ֑ים</w:t>
-      </w:r>
-    </w:p>
-    <w:p>
-      <w:pPr/>
-      <w:r>
-        <w:rPr>
-          <w:lang w:val="en_US" w:bidi="en_US"/>
-        </w:rPr>
-      </w:r>
-      <w:r>
-        <w:rPr>
           <w:b/>
           <w:lang w:val="en_US" w:bidi="en_US"/>
         </w:rPr>
@@ -22801,20 +19978,6 @@
       </w:r>
       <w:r>
         <w:rPr>
-          <w:lang w:val="en_US" w:bidi="en_US"/>
-        </w:rPr>
-        <w:t>זְאֵ֣בֵי עֶ֔רֶב</w:t>
-      </w:r>
-    </w:p>
-    <w:p>
-      <w:pPr/>
-      <w:r>
-        <w:rPr>
-          <w:lang w:val="en_US" w:bidi="en_US"/>
-        </w:rPr>
-      </w:r>
-      <w:r>
-        <w:rPr>
           <w:b/>
           <w:lang w:val="en_US" w:bidi="en_US"/>
         </w:rPr>
@@ -22937,20 +20100,6 @@
       </w:r>
       <w:r>
         <w:rPr>
-          <w:lang w:val="en_US" w:bidi="en_US"/>
-        </w:rPr>
-        <w:t>לֹ֥א גָרְמ֖וּ לַ⁠בֹּֽקֶר</w:t>
-      </w:r>
-    </w:p>
-    <w:p>
-      <w:pPr/>
-      <w:r>
-        <w:rPr>
-          <w:lang w:val="en_US" w:bidi="en_US"/>
-        </w:rPr>
-      </w:r>
-      <w:r>
-        <w:rPr>
           <w:b/>
           <w:lang w:val="en_US" w:bidi="en_US"/>
         </w:rPr>
@@ -23073,20 +20222,6 @@
       </w:r>
       <w:r>
         <w:rPr>
-          <w:lang w:val="en_US" w:bidi="en_US"/>
-        </w:rPr>
-        <w:t>פֹּֽחֲזִ֔ים</w:t>
-      </w:r>
-    </w:p>
-    <w:p>
-      <w:pPr/>
-      <w:r>
-        <w:rPr>
-          <w:lang w:val="en_US" w:bidi="en_US"/>
-        </w:rPr>
-      </w:r>
-      <w:r>
-        <w:rPr>
           <w:b/>
           <w:lang w:val="en_US" w:bidi="en_US"/>
         </w:rPr>
@@ -23196,20 +20331,6 @@
       </w:r>
       <w:r>
         <w:rPr>
-          <w:lang w:val="en_US" w:bidi="en_US"/>
-        </w:rPr>
-        <w:t>אַנְשֵׁ֖י בֹּֽגְד֑וֹת</w:t>
-      </w:r>
-    </w:p>
-    <w:p>
-      <w:pPr/>
-      <w:r>
-        <w:rPr>
-          <w:lang w:val="en_US" w:bidi="en_US"/>
-        </w:rPr>
-      </w:r>
-      <w:r>
-        <w:rPr>
           <w:b/>
           <w:lang w:val="en_US" w:bidi="en_US"/>
         </w:rPr>
@@ -23319,20 +20440,6 @@
       </w:r>
       <w:r>
         <w:rPr>
-          <w:lang w:val="en_US" w:bidi="en_US"/>
-        </w:rPr>
-        <w:t>אַנְשֵׁ֖י בֹּֽגְד֑וֹת</w:t>
-      </w:r>
-    </w:p>
-    <w:p>
-      <w:pPr/>
-      <w:r>
-        <w:rPr>
-          <w:lang w:val="en_US" w:bidi="en_US"/>
-        </w:rPr>
-      </w:r>
-      <w:r>
-        <w:rPr>
           <w:b/>
           <w:lang w:val="en_US" w:bidi="en_US"/>
         </w:rPr>
@@ -23442,20 +20549,6 @@
       </w:r>
       <w:r>
         <w:rPr>
-          <w:lang w:val="en_US" w:bidi="en_US"/>
-        </w:rPr>
-        <w:t>חִלְּלוּ־קֹ֔דֶשׁ</w:t>
-      </w:r>
-    </w:p>
-    <w:p>
-      <w:pPr/>
-      <w:r>
-        <w:rPr>
-          <w:lang w:val="en_US" w:bidi="en_US"/>
-        </w:rPr>
-      </w:r>
-      <w:r>
-        <w:rPr>
           <w:b/>
           <w:lang w:val="en_US" w:bidi="en_US"/>
         </w:rPr>
@@ -23565,20 +20658,6 @@
       </w:r>
       <w:r>
         <w:rPr>
-          <w:lang w:val="en_US" w:bidi="en_US"/>
-        </w:rPr>
-        <w:t>לֹ֥א יַעֲשֶׂ֖ה עַוְלָ֑ה</w:t>
-      </w:r>
-    </w:p>
-    <w:p>
-      <w:pPr/>
-      <w:r>
-        <w:rPr>
-          <w:lang w:val="en_US" w:bidi="en_US"/>
-        </w:rPr>
-      </w:r>
-      <w:r>
-        <w:rPr>
           <w:b/>
           <w:lang w:val="en_US" w:bidi="en_US"/>
         </w:rPr>
@@ -23688,20 +20767,6 @@
       </w:r>
       <w:r>
         <w:rPr>
-          <w:lang w:val="en_US" w:bidi="en_US"/>
-        </w:rPr>
-        <w:t>בַּ⁠בֹּ֨קֶר בַּ⁠בֹּ֜קֶר מִשְׁפָּט֨⁠וֹ יִתֵּ֤ן לָ⁠אוֹר֙ לֹ֣א נֶעְדָּ֔ר</w:t>
-      </w:r>
-    </w:p>
-    <w:p>
-      <w:pPr/>
-      <w:r>
-        <w:rPr>
-          <w:lang w:val="en_US" w:bidi="en_US"/>
-        </w:rPr>
-      </w:r>
-      <w:r>
-        <w:rPr>
           <w:b/>
           <w:lang w:val="en_US" w:bidi="en_US"/>
         </w:rPr>
@@ -23824,20 +20889,6 @@
       </w:r>
       <w:r>
         <w:rPr>
-          <w:lang w:val="en_US" w:bidi="en_US"/>
-        </w:rPr>
-        <w:t>בַּ⁠בֹּ֨קֶר בַּ⁠בֹּ֜קֶר</w:t>
-      </w:r>
-    </w:p>
-    <w:p>
-      <w:pPr/>
-      <w:r>
-        <w:rPr>
-          <w:lang w:val="en_US" w:bidi="en_US"/>
-        </w:rPr>
-      </w:r>
-      <w:r>
-        <w:rPr>
           <w:b/>
           <w:lang w:val="en_US" w:bidi="en_US"/>
         </w:rPr>
@@ -23934,20 +20985,6 @@
       </w:r>
       <w:r>
         <w:rPr>
-          <w:lang w:val="en_US" w:bidi="en_US"/>
-        </w:rPr>
-        <w:t>בַּ⁠בֹּ֨קֶר בַּ⁠בֹּ֜קֶר</w:t>
-      </w:r>
-    </w:p>
-    <w:p>
-      <w:pPr/>
-      <w:r>
-        <w:rPr>
-          <w:lang w:val="en_US" w:bidi="en_US"/>
-        </w:rPr>
-      </w:r>
-      <w:r>
-        <w:rPr>
           <w:b/>
           <w:lang w:val="en_US" w:bidi="en_US"/>
         </w:rPr>
@@ -24044,20 +21081,6 @@
       </w:r>
       <w:r>
         <w:rPr>
-          <w:lang w:val="en_US" w:bidi="en_US"/>
-        </w:rPr>
-        <w:t>מִשְׁפָּט֨⁠וֹ יִתֵּ֤ן</w:t>
-      </w:r>
-    </w:p>
-    <w:p>
-      <w:pPr/>
-      <w:r>
-        <w:rPr>
-          <w:lang w:val="en_US" w:bidi="en_US"/>
-        </w:rPr>
-      </w:r>
-      <w:r>
-        <w:rPr>
           <w:b/>
           <w:lang w:val="en_US" w:bidi="en_US"/>
         </w:rPr>
@@ -24154,20 +21177,6 @@
       </w:r>
       <w:r>
         <w:rPr>
-          <w:lang w:val="en_US" w:bidi="en_US"/>
-        </w:rPr>
-        <w:t>לֹ֣א נֶעְדָּ֔ר</w:t>
-      </w:r>
-    </w:p>
-    <w:p>
-      <w:pPr/>
-      <w:r>
-        <w:rPr>
-          <w:lang w:val="en_US" w:bidi="en_US"/>
-        </w:rPr>
-      </w:r>
-      <w:r>
-        <w:rPr>
           <w:b/>
           <w:lang w:val="en_US" w:bidi="en_US"/>
         </w:rPr>
@@ -24251,20 +21260,6 @@
       </w:r>
       <w:r>
         <w:rPr>
-          <w:lang w:val="en_US" w:bidi="en_US"/>
-        </w:rPr>
-        <w:t>לֹ֣א נֶעְדָּ֔ר</w:t>
-      </w:r>
-    </w:p>
-    <w:p>
-      <w:pPr/>
-      <w:r>
-        <w:rPr>
-          <w:lang w:val="en_US" w:bidi="en_US"/>
-        </w:rPr>
-      </w:r>
-      <w:r>
-        <w:rPr>
           <w:b/>
           <w:lang w:val="en_US" w:bidi="en_US"/>
         </w:rPr>
@@ -24374,20 +21369,6 @@
       </w:r>
       <w:r>
         <w:rPr>
-          <w:lang w:val="en_US" w:bidi="en_US"/>
-        </w:rPr>
-        <w:t>וְ⁠לֹֽא־יוֹדֵ֥עַ עַוָּ֖ל בֹּֽשֶׁת</w:t>
-      </w:r>
-    </w:p>
-    <w:p>
-      <w:pPr/>
-      <w:r>
-        <w:rPr>
-          <w:lang w:val="en_US" w:bidi="en_US"/>
-        </w:rPr>
-      </w:r>
-      <w:r>
-        <w:rPr>
           <w:b/>
           <w:lang w:val="en_US" w:bidi="en_US"/>
         </w:rPr>
@@ -24484,20 +21465,6 @@
       </w:r>
       <w:r>
         <w:rPr>
-          <w:lang w:val="en_US" w:bidi="en_US"/>
-        </w:rPr>
-        <w:t>וְ⁠לֹֽא־יוֹדֵ֥עַ עַוָּ֖ל בֹּֽשֶׁת</w:t>
-      </w:r>
-    </w:p>
-    <w:p>
-      <w:pPr/>
-      <w:r>
-        <w:rPr>
-          <w:lang w:val="en_US" w:bidi="en_US"/>
-        </w:rPr>
-      </w:r>
-      <w:r>
-        <w:rPr>
           <w:b/>
           <w:lang w:val="en_US" w:bidi="en_US"/>
         </w:rPr>
@@ -24594,20 +21561,6 @@
       </w:r>
       <w:r>
         <w:rPr>
-          <w:lang w:val="en_US" w:bidi="en_US"/>
-        </w:rPr>
-        <w:t>הִכְרַ֣תִּי גוֹיִ֗ם נָשַׁ֨מּוּ֙ פִּנּוֹתָ֔⁠ם הֶחֱרַ֥בְתִּי חֽוּצוֹתָ֖⁠ם</w:t>
-      </w:r>
-    </w:p>
-    <w:p>
-      <w:pPr/>
-      <w:r>
-        <w:rPr>
-          <w:lang w:val="en_US" w:bidi="en_US"/>
-        </w:rPr>
-      </w:r>
-      <w:r>
-        <w:rPr>
           <w:b/>
           <w:lang w:val="en_US" w:bidi="en_US"/>
         </w:rPr>
@@ -24691,20 +21644,6 @@
       </w:r>
       <w:r>
         <w:rPr>
-          <w:lang w:val="en_US" w:bidi="en_US"/>
-        </w:rPr>
-        <w:t>הִכְרַ֣תִּי גוֹיִ֗ם נָשַׁ֨מּוּ֙ פִּנּוֹתָ֔⁠ם הֶחֱרַ֥בְתִּי חֽוּצוֹתָ֖⁠ם</w:t>
-      </w:r>
-    </w:p>
-    <w:p>
-      <w:pPr/>
-      <w:r>
-        <w:rPr>
-          <w:lang w:val="en_US" w:bidi="en_US"/>
-        </w:rPr>
-      </w:r>
-      <w:r>
-        <w:rPr>
           <w:b/>
           <w:lang w:val="en_US" w:bidi="en_US"/>
         </w:rPr>
@@ -24788,20 +21727,6 @@
       </w:r>
       <w:r>
         <w:rPr>
-          <w:lang w:val="en_US" w:bidi="en_US"/>
-        </w:rPr>
-        <w:t>הִכְרַ֣תִּי</w:t>
-      </w:r>
-    </w:p>
-    <w:p>
-      <w:pPr/>
-      <w:r>
-        <w:rPr>
-          <w:lang w:val="en_US" w:bidi="en_US"/>
-        </w:rPr>
-      </w:r>
-      <w:r>
-        <w:rPr>
           <w:b/>
           <w:lang w:val="en_US" w:bidi="en_US"/>
         </w:rPr>
@@ -24821,7 +21746,7 @@
         </w:rPr>
         <w:t xml:space="preserve">See how you translated the expression “cut off” in </w:t>
       </w:r>
-      <w:hyperlink r:id="rId28">
+      <w:hyperlink r:id="rId26">
         <w:r>
           <w:rPr>
             <w:lang w:val="en_US" w:bidi="en_US"/>
@@ -24903,20 +21828,6 @@
       </w:r>
       <w:r>
         <w:rPr>
-          <w:lang w:val="en_US" w:bidi="en_US"/>
-        </w:rPr>
-        <w:t>נָשַׁ֨מּוּ֙ פִּנּוֹתָ֔⁠ם</w:t>
-      </w:r>
-    </w:p>
-    <w:p>
-      <w:pPr/>
-      <w:r>
-        <w:rPr>
-          <w:lang w:val="en_US" w:bidi="en_US"/>
-        </w:rPr>
-      </w:r>
-      <w:r>
-        <w:rPr>
           <w:b/>
           <w:lang w:val="en_US" w:bidi="en_US"/>
         </w:rPr>
@@ -25000,20 +21911,6 @@
       </w:r>
       <w:r>
         <w:rPr>
-          <w:lang w:val="en_US" w:bidi="en_US"/>
-        </w:rPr>
-        <w:t>פִּנּוֹתָ֔⁠ם</w:t>
-      </w:r>
-    </w:p>
-    <w:p>
-      <w:pPr/>
-      <w:r>
-        <w:rPr>
-          <w:lang w:val="en_US" w:bidi="en_US"/>
-        </w:rPr>
-      </w:r>
-      <w:r>
-        <w:rPr>
           <w:b/>
           <w:lang w:val="en_US" w:bidi="en_US"/>
         </w:rPr>
@@ -25046,7 +21943,7 @@
         </w:rPr>
         <w:t xml:space="preserve"> in </w:t>
       </w:r>
-      <w:hyperlink r:id="rId29">
+      <w:hyperlink r:id="rId27">
         <w:r>
           <w:rPr>
             <w:lang w:val="en_US" w:bidi="en_US"/>
@@ -25128,20 +22025,6 @@
       </w:r>
       <w:r>
         <w:rPr>
-          <w:lang w:val="en_US" w:bidi="en_US"/>
-        </w:rPr>
-        <w:t>נִצְדּ֧וּ עָרֵי⁠הֶ֛ם</w:t>
-      </w:r>
-    </w:p>
-    <w:p>
-      <w:pPr/>
-      <w:r>
-        <w:rPr>
-          <w:lang w:val="en_US" w:bidi="en_US"/>
-        </w:rPr>
-      </w:r>
-      <w:r>
-        <w:rPr>
           <w:b/>
           <w:lang w:val="en_US" w:bidi="en_US"/>
         </w:rPr>
@@ -25225,20 +22108,6 @@
       </w:r>
       <w:r>
         <w:rPr>
-          <w:lang w:val="en_US" w:bidi="en_US"/>
-        </w:rPr>
-        <w:t>מִ⁠בְּלִי־אִ֖ישׁ מֵ⁠אֵ֥ין יוֹשֵֽׁב</w:t>
-      </w:r>
-    </w:p>
-    <w:p>
-      <w:pPr/>
-      <w:r>
-        <w:rPr>
-          <w:lang w:val="en_US" w:bidi="en_US"/>
-        </w:rPr>
-      </w:r>
-      <w:r>
-        <w:rPr>
           <w:b/>
           <w:lang w:val="en_US" w:bidi="en_US"/>
         </w:rPr>
@@ -25322,20 +22191,6 @@
       </w:r>
       <w:r>
         <w:rPr>
-          <w:lang w:val="en_US" w:bidi="en_US"/>
-        </w:rPr>
-        <w:t>אָמַ֜רְתִּי אַךְ־תִּירְאִ֤י אוֹתִ⁠י֙ תִּקְחִ֣י מוּסָ֔ר וְ⁠לֹֽא־יִכָּרֵ֣ת מְעוֹנָ֔⁠הּ כֹּ֥ל אֲשֶׁר־פָּקַ֖דְתִּי עָלֶ֑י⁠הָ</w:t>
-      </w:r>
-    </w:p>
-    <w:p>
-      <w:pPr/>
-      <w:r>
-        <w:rPr>
-          <w:lang w:val="en_US" w:bidi="en_US"/>
-        </w:rPr>
-      </w:r>
-      <w:r>
-        <w:rPr>
           <w:b/>
           <w:lang w:val="en_US" w:bidi="en_US"/>
         </w:rPr>
@@ -25419,20 +22274,6 @@
       </w:r>
       <w:r>
         <w:rPr>
-          <w:lang w:val="en_US" w:bidi="en_US"/>
-        </w:rPr>
-        <w:t>אָמַ֜רְתִּי אַךְ־תִּירְאִ֤י אוֹתִ⁠י֙ תִּקְחִ֣י מוּסָ֔ר וְ⁠לֹֽא־יִכָּרֵ֣ת מְעוֹנָ֔⁠הּ כֹּ֥ל אֲשֶׁר־פָּקַ֖דְתִּי עָלֶ֑י⁠הָ</w:t>
-      </w:r>
-    </w:p>
-    <w:p>
-      <w:pPr/>
-      <w:r>
-        <w:rPr>
-          <w:lang w:val="en_US" w:bidi="en_US"/>
-        </w:rPr>
-      </w:r>
-      <w:r>
-        <w:rPr>
           <w:b/>
           <w:lang w:val="en_US" w:bidi="en_US"/>
         </w:rPr>
@@ -25516,20 +22357,6 @@
       </w:r>
       <w:r>
         <w:rPr>
-          <w:lang w:val="en_US" w:bidi="en_US"/>
-        </w:rPr>
-        <w:t>אָמַ֜רְתִּי אַךְ־תִּירְאִ֤י אוֹתִ⁠י֙ תִּקְחִ֣י מוּסָ֔ר וְ⁠לֹֽא־יִכָּרֵ֣ת מְעוֹנָ֔⁠הּ כֹּ֥ל אֲשֶׁר־פָּקַ֖דְתִּי עָלֶ֑י⁠הָ</w:t>
-      </w:r>
-    </w:p>
-    <w:p>
-      <w:pPr/>
-      <w:r>
-        <w:rPr>
-          <w:lang w:val="en_US" w:bidi="en_US"/>
-        </w:rPr>
-      </w:r>
-      <w:r>
-        <w:rPr>
           <w:b/>
           <w:lang w:val="en_US" w:bidi="en_US"/>
         </w:rPr>
@@ -25575,7 +22402,7 @@
         </w:rPr>
         <w:t xml:space="preserve">. He is actually speaking to and about the people who live in Jerusalem. If it would be helpful in your language, you could state the meaning plainly. See what you did in </w:t>
       </w:r>
-      <w:hyperlink r:id="rId30">
+      <w:hyperlink r:id="rId28">
         <w:r>
           <w:rPr>
             <w:lang w:val="en_US" w:bidi="en_US"/>
@@ -25657,20 +22484,6 @@
       </w:r>
       <w:r>
         <w:rPr>
-          <w:lang w:val="en_US" w:bidi="en_US"/>
-        </w:rPr>
-        <w:t>כֹּ֥ל אֲשֶׁר־פָּקַ֖דְתִּי עָלֶ֑י⁠הָ</w:t>
-      </w:r>
-    </w:p>
-    <w:p>
-      <w:pPr/>
-      <w:r>
-        <w:rPr>
-          <w:lang w:val="en_US" w:bidi="en_US"/>
-        </w:rPr>
-      </w:r>
-      <w:r>
-        <w:rPr>
           <w:b/>
           <w:lang w:val="en_US" w:bidi="en_US"/>
         </w:rPr>
@@ -25690,7 +22503,7 @@
         </w:rPr>
         <w:t xml:space="preserve">See how you translated the expression “visit upon” in </w:t>
       </w:r>
-      <w:hyperlink r:id="rId20">
+      <w:hyperlink r:id="rId18">
         <w:r>
           <w:rPr>
             <w:lang w:val="en_US" w:bidi="en_US"/>
@@ -25772,20 +22585,6 @@
       </w:r>
       <w:r>
         <w:rPr>
-          <w:lang w:val="en_US" w:bidi="en_US"/>
-        </w:rPr>
-        <w:t>הִשְׁכִּ֣ימוּ הִשְׁחִ֔יתוּ כֹּ֖ל עֲלִילוֹתָֽ⁠ם</w:t>
-      </w:r>
-    </w:p>
-    <w:p>
-      <w:pPr/>
-      <w:r>
-        <w:rPr>
-          <w:lang w:val="en_US" w:bidi="en_US"/>
-        </w:rPr>
-      </w:r>
-      <w:r>
-        <w:rPr>
           <w:b/>
           <w:lang w:val="en_US" w:bidi="en_US"/>
         </w:rPr>
@@ -25882,20 +22681,6 @@
       </w:r>
       <w:r>
         <w:rPr>
-          <w:lang w:val="en_US" w:bidi="en_US"/>
-        </w:rPr>
-        <w:t>הִשְׁכִּ֣ימוּ הִשְׁחִ֔יתוּ כֹּ֖ל עֲלִילוֹתָֽ⁠ם</w:t>
-      </w:r>
-    </w:p>
-    <w:p>
-      <w:pPr/>
-      <w:r>
-        <w:rPr>
-          <w:lang w:val="en_US" w:bidi="en_US"/>
-        </w:rPr>
-      </w:r>
-      <w:r>
-        <w:rPr>
           <w:b/>
           <w:lang w:val="en_US" w:bidi="en_US"/>
         </w:rPr>
@@ -25998,7 +22783,7 @@
         </w:rPr>
         <w:t xml:space="preserve">See how you translated the phrase “the declaration of Yahweh” in </w:t>
       </w:r>
-      <w:hyperlink r:id="rId23">
+      <w:hyperlink r:id="rId21">
         <w:r>
           <w:rPr>
             <w:lang w:val="en_US" w:bidi="en_US"/>
@@ -26016,7 +22801,7 @@
         </w:rPr>
         <w:t xml:space="preserve">, </w:t>
       </w:r>
-      <w:hyperlink r:id="rId28">
+      <w:hyperlink r:id="rId26">
         <w:r>
           <w:rPr>
             <w:lang w:val="en_US" w:bidi="en_US"/>
@@ -26034,7 +22819,7 @@
         </w:rPr>
         <w:t xml:space="preserve">, </w:t>
       </w:r>
-      <w:hyperlink r:id="rId31">
+      <w:hyperlink r:id="rId29">
         <w:r>
           <w:rPr>
             <w:lang w:val="en_US" w:bidi="en_US"/>
@@ -26052,7 +22837,7 @@
         </w:rPr>
         <w:t xml:space="preserve">, and </w:t>
       </w:r>
-      <w:hyperlink r:id="rId24">
+      <w:hyperlink r:id="rId22">
         <w:r>
           <w:rPr>
             <w:lang w:val="en_US" w:bidi="en_US"/>
@@ -26134,20 +22919,6 @@
       </w:r>
       <w:r>
         <w:rPr>
-          <w:lang w:val="en_US" w:bidi="en_US"/>
-        </w:rPr>
-        <w:t>לָ⁠כֵ֤ן חַכּוּ־לִ⁠י֙ נְאֻם־יְהוָ֔ה לְ⁠י֖וֹם קוּמִ֣⁠י לְ⁠עַ֑ד</w:t>
-      </w:r>
-    </w:p>
-    <w:p>
-      <w:pPr/>
-      <w:r>
-        <w:rPr>
-          <w:lang w:val="en_US" w:bidi="en_US"/>
-        </w:rPr>
-      </w:r>
-      <w:r>
-        <w:rPr>
           <w:b/>
           <w:lang w:val="en_US" w:bidi="en_US"/>
         </w:rPr>
@@ -26193,7 +22964,7 @@
         </w:rPr>
         <w:t xml:space="preserve"> to indicate that he is certainly going to do what he describes. Your language may use the term “wait” in this same sense. If not, you could use plain language. Alternate translation: “‘Therefore, you sinful Judeans, just wait!’—the declaration of Yahweh—‘One day soon I will arise to the prey’” or “‘Therefore you can be certain, you sinful Judeans’—the declaration of Yahweh—‘that one day soon I will arise to the prey’” (2) the “humble of the earth” whom Zephaniah mentions in </w:t>
       </w:r>
-      <w:hyperlink r:id="rId32">
+      <w:hyperlink r:id="rId30">
         <w:r>
           <w:rPr>
             <w:lang w:val="en_US" w:bidi="en_US"/>
@@ -26288,20 +23059,6 @@
       </w:r>
       <w:r>
         <w:rPr>
-          <w:lang w:val="en_US" w:bidi="en_US"/>
-        </w:rPr>
-        <w:t>לְ⁠י֖וֹם קוּמִ֣⁠י</w:t>
-      </w:r>
-    </w:p>
-    <w:p>
-      <w:pPr/>
-      <w:r>
-        <w:rPr>
-          <w:lang w:val="en_US" w:bidi="en_US"/>
-        </w:rPr>
-      </w:r>
-      <w:r>
-        <w:rPr>
           <w:b/>
           <w:lang w:val="en_US" w:bidi="en_US"/>
         </w:rPr>
@@ -26398,20 +23155,6 @@
       </w:r>
       <w:r>
         <w:rPr>
-          <w:lang w:val="en_US" w:bidi="en_US"/>
-        </w:rPr>
-        <w:t>לְ⁠עַ֑ד</w:t>
-      </w:r>
-    </w:p>
-    <w:p>
-      <w:pPr/>
-      <w:r>
-        <w:rPr>
-          <w:lang w:val="en_US" w:bidi="en_US"/>
-        </w:rPr>
-      </w:r>
-      <w:r>
-        <w:rPr>
           <w:b/>
           <w:lang w:val="en_US" w:bidi="en_US"/>
         </w:rPr>
@@ -26470,7 +23213,7 @@
         </w:rPr>
         <w:t xml:space="preserve"> that he was going to pounce on. (This could be an allusion to the description of Jerusalem’s “princes” as “lions” and its “judges” as “wolves” in </w:t>
       </w:r>
-      <w:hyperlink r:id="rId33">
+      <w:hyperlink r:id="rId31">
         <w:r>
           <w:rPr>
             <w:lang w:val="en_US" w:bidi="en_US"/>
@@ -26552,20 +23295,6 @@
       </w:r>
       <w:r>
         <w:rPr>
-          <w:lang w:val="en_US" w:bidi="en_US"/>
-        </w:rPr>
-        <w:t>לְ⁠עַ֑ד</w:t>
-      </w:r>
-    </w:p>
-    <w:p>
-      <w:pPr/>
-      <w:r>
-        <w:rPr>
-          <w:lang w:val="en_US" w:bidi="en_US"/>
-        </w:rPr>
-      </w:r>
-      <w:r>
-        <w:rPr>
           <w:b/>
           <w:lang w:val="en_US" w:bidi="en_US"/>
         </w:rPr>
@@ -26675,20 +23404,6 @@
       </w:r>
       <w:r>
         <w:rPr>
-          <w:lang w:val="en_US" w:bidi="en_US"/>
-        </w:rPr>
-        <w:t>לִ⁠שְׁפֹּ֨ךְ עֲלֵי⁠הֶ֤ם זַעְמִ⁠י֙</w:t>
-      </w:r>
-    </w:p>
-    <w:p>
-      <w:pPr/>
-      <w:r>
-        <w:rPr>
-          <w:lang w:val="en_US" w:bidi="en_US"/>
-        </w:rPr>
-      </w:r>
-      <w:r>
-        <w:rPr>
           <w:b/>
           <w:lang w:val="en_US" w:bidi="en_US"/>
         </w:rPr>
@@ -26798,20 +23513,6 @@
       </w:r>
       <w:r>
         <w:rPr>
-          <w:lang w:val="en_US" w:bidi="en_US"/>
-        </w:rPr>
-        <w:t>כֹּ֚ל חֲר֣וֹן אַפִּ֔⁠י</w:t>
-      </w:r>
-    </w:p>
-    <w:p>
-      <w:pPr/>
-      <w:r>
-        <w:rPr>
-          <w:lang w:val="en_US" w:bidi="en_US"/>
-        </w:rPr>
-      </w:r>
-      <w:r>
-        <w:rPr>
           <w:b/>
           <w:lang w:val="en_US" w:bidi="en_US"/>
         </w:rPr>
@@ -26857,7 +23558,7 @@
         </w:rPr>
         <w:t xml:space="preserve">. See how you translated the similar expression in </w:t>
       </w:r>
-      <w:hyperlink r:id="rId34">
+      <w:hyperlink r:id="rId32">
         <w:r>
           <w:rPr>
             <w:lang w:val="en_US" w:bidi="en_US"/>
@@ -26939,20 +23640,6 @@
       </w:r>
       <w:r>
         <w:rPr>
-          <w:lang w:val="en_US" w:bidi="en_US"/>
-        </w:rPr>
-        <w:t>בְּ⁠אֵ֣שׁ קִנְאָתִ֔⁠י תֵּאָכֵ֖ל כָּל־הָ⁠אָֽרֶץ</w:t>
-      </w:r>
-    </w:p>
-    <w:p>
-      <w:pPr/>
-      <w:r>
-        <w:rPr>
-          <w:lang w:val="en_US" w:bidi="en_US"/>
-        </w:rPr>
-      </w:r>
-      <w:r>
-        <w:rPr>
           <w:b/>
           <w:lang w:val="en_US" w:bidi="en_US"/>
         </w:rPr>
@@ -26972,7 +23659,7 @@
         </w:rPr>
         <w:t xml:space="preserve">See how you translated the similar expression in </w:t>
       </w:r>
-      <w:hyperlink r:id="rId19">
+      <w:hyperlink r:id="rId17">
         <w:r>
           <w:rPr>
             <w:lang w:val="en_US" w:bidi="en_US"/>
@@ -27054,20 +23741,6 @@
       </w:r>
       <w:r>
         <w:rPr>
-          <w:lang w:val="en_US" w:bidi="en_US"/>
-        </w:rPr>
-        <w:t>כִּֽי &amp; אֶהְפֹּ֥ךְ אֶל־עַמִּ֖ים שָׂפָ֣ה בְרוּרָ֑ה לִ⁠קְרֹ֤א כֻלָּ⁠ם֙ בְּ⁠שֵׁ֣ם יְהוָ֔ה</w:t>
-      </w:r>
-    </w:p>
-    <w:p>
-      <w:pPr/>
-      <w:r>
-        <w:rPr>
-          <w:lang w:val="en_US" w:bidi="en_US"/>
-        </w:rPr>
-      </w:r>
-      <w:r>
-        <w:rPr>
           <w:b/>
           <w:lang w:val="en_US" w:bidi="en_US"/>
         </w:rPr>
@@ -27100,7 +23773,7 @@
         </w:rPr>
         <w:t xml:space="preserve"> by association to mean the capacity to speak. He could mean: (1) the peoples were saying wicked things because their character was wicked, but he will purify their character so that they will say pure things. Alternate translation: “I will surely give the peoples righteous character so that they will say pure things; then they will pray to me acceptably” (2) that by invoking the names of other gods (as described in </w:t>
       </w:r>
-      <w:hyperlink r:id="rId35">
+      <w:hyperlink r:id="rId33">
         <w:r>
           <w:rPr>
             <w:lang w:val="en_US" w:bidi="en_US"/>
@@ -27182,20 +23855,6 @@
       </w:r>
       <w:r>
         <w:rPr>
-          <w:lang w:val="en_US" w:bidi="en_US"/>
-        </w:rPr>
-        <w:t>כִּֽי &amp; אֶהְפֹּ֥ךְ אֶל־עַמִּ֖ים שָׂפָ֣ה בְרוּרָ֑ה</w:t>
-      </w:r>
-    </w:p>
-    <w:p>
-      <w:pPr/>
-      <w:r>
-        <w:rPr>
-          <w:lang w:val="en_US" w:bidi="en_US"/>
-        </w:rPr>
-      </w:r>
-      <w:r>
-        <w:rPr>
           <w:b/>
           <w:lang w:val="en_US" w:bidi="en_US"/>
         </w:rPr>
@@ -27305,20 +23964,6 @@
       </w:r>
       <w:r>
         <w:rPr>
-          <w:lang w:val="en_US" w:bidi="en_US"/>
-        </w:rPr>
-        <w:t>לִ⁠קְרֹ֤א כֻלָּ⁠ם֙ בְּ⁠שֵׁ֣ם יְהוָ֔ה</w:t>
-      </w:r>
-    </w:p>
-    <w:p>
-      <w:pPr/>
-      <w:r>
-        <w:rPr>
-          <w:lang w:val="en_US" w:bidi="en_US"/>
-        </w:rPr>
-      </w:r>
-      <w:r>
-        <w:rPr>
           <w:b/>
           <w:lang w:val="en_US" w:bidi="en_US"/>
         </w:rPr>
@@ -27415,20 +24060,6 @@
       </w:r>
       <w:r>
         <w:rPr>
-          <w:lang w:val="en_US" w:bidi="en_US"/>
-        </w:rPr>
-        <w:t>בְּ⁠שֵׁ֣ם יְהוָ֔ה לְ⁠עָבְד֖⁠וֹ</w:t>
-      </w:r>
-    </w:p>
-    <w:p>
-      <w:pPr/>
-      <w:r>
-        <w:rPr>
-          <w:lang w:val="en_US" w:bidi="en_US"/>
-        </w:rPr>
-      </w:r>
-      <w:r>
-        <w:rPr>
           <w:b/>
           <w:lang w:val="en_US" w:bidi="en_US"/>
         </w:rPr>
@@ -27512,20 +24143,6 @@
       </w:r>
       <w:r>
         <w:rPr>
-          <w:lang w:val="en_US" w:bidi="en_US"/>
-        </w:rPr>
-        <w:t>שְׁכֶ֥ם אֶחָֽד</w:t>
-      </w:r>
-    </w:p>
-    <w:p>
-      <w:pPr/>
-      <w:r>
-        <w:rPr>
-          <w:lang w:val="en_US" w:bidi="en_US"/>
-        </w:rPr>
-      </w:r>
-      <w:r>
-        <w:rPr>
           <w:b/>
           <w:lang w:val="en_US" w:bidi="en_US"/>
         </w:rPr>
@@ -27609,20 +24226,6 @@
       </w:r>
       <w:r>
         <w:rPr>
-          <w:lang w:val="en_US" w:bidi="en_US"/>
-        </w:rPr>
-        <w:t>מֵ⁠עֵ֖בֶר לְ⁠נַֽהֲרֵי־כ֑וּשׁ</w:t>
-      </w:r>
-    </w:p>
-    <w:p>
-      <w:pPr/>
-      <w:r>
-        <w:rPr>
-          <w:lang w:val="en_US" w:bidi="en_US"/>
-        </w:rPr>
-      </w:r>
-      <w:r>
-        <w:rPr>
           <w:b/>
           <w:lang w:val="en_US" w:bidi="en_US"/>
         </w:rPr>
@@ -27719,20 +24322,6 @@
       </w:r>
       <w:r>
         <w:rPr>
-          <w:lang w:val="en_US" w:bidi="en_US"/>
-        </w:rPr>
-        <w:t>בַּת־פוּצַ֔⁠י</w:t>
-      </w:r>
-    </w:p>
-    <w:p>
-      <w:pPr/>
-      <w:r>
-        <w:rPr>
-          <w:lang w:val="en_US" w:bidi="en_US"/>
-        </w:rPr>
-      </w:r>
-      <w:r>
-        <w:rPr>
           <w:b/>
           <w:lang w:val="en_US" w:bidi="en_US"/>
         </w:rPr>
@@ -27842,20 +24431,6 @@
       </w:r>
       <w:r>
         <w:rPr>
-          <w:lang w:val="en_US" w:bidi="en_US"/>
-        </w:rPr>
-        <w:t>בַּת־פוּצַ֔⁠י</w:t>
-      </w:r>
-    </w:p>
-    <w:p>
-      <w:pPr/>
-      <w:r>
-        <w:rPr>
-          <w:lang w:val="en_US" w:bidi="en_US"/>
-        </w:rPr>
-      </w:r>
-      <w:r>
-        <w:rPr>
           <w:b/>
           <w:lang w:val="en_US" w:bidi="en_US"/>
         </w:rPr>
@@ -27939,20 +24514,6 @@
       </w:r>
       <w:r>
         <w:rPr>
-          <w:lang w:val="en_US" w:bidi="en_US"/>
-        </w:rPr>
-        <w:t>יוֹבִל֖וּ⁠ן מִנְחָתִֽ⁠י</w:t>
-      </w:r>
-    </w:p>
-    <w:p>
-      <w:pPr/>
-      <w:r>
-        <w:rPr>
-          <w:lang w:val="en_US" w:bidi="en_US"/>
-        </w:rPr>
-      </w:r>
-      <w:r>
-        <w:rPr>
           <w:b/>
           <w:lang w:val="en_US" w:bidi="en_US"/>
         </w:rPr>
@@ -28062,20 +24623,6 @@
       </w:r>
       <w:r>
         <w:rPr>
-          <w:lang w:val="en_US" w:bidi="en_US"/>
-        </w:rPr>
-        <w:t>לֹ֤א תֵב֨וֹשִׁי֙ &amp; עֲלִילֹתַ֔יִ⁠ךְ</w:t>
-      </w:r>
-    </w:p>
-    <w:p>
-      <w:pPr/>
-      <w:r>
-        <w:rPr>
-          <w:lang w:val="en_US" w:bidi="en_US"/>
-        </w:rPr>
-      </w:r>
-      <w:r>
-        <w:rPr>
           <w:b/>
           <w:lang w:val="en_US" w:bidi="en_US"/>
         </w:rPr>
@@ -28134,7 +24681,7 @@
         </w:rPr>
         <w:t xml:space="preserve"> are singular throughout this verse because Yahweh is speaking to the city of Jerusalem as if it were a person, as he did in </w:t>
       </w:r>
-      <w:hyperlink r:id="rId36">
+      <w:hyperlink r:id="rId34">
         <w:r>
           <w:rPr>
             <w:lang w:val="en_US" w:bidi="en_US"/>
@@ -28216,20 +24763,6 @@
       </w:r>
       <w:r>
         <w:rPr>
-          <w:lang w:val="en_US" w:bidi="en_US"/>
-        </w:rPr>
-        <w:t>עַלִּיזֵי֙ גַּאֲוָתֵ֔⁠ךְ</w:t>
-      </w:r>
-    </w:p>
-    <w:p>
-      <w:pPr/>
-      <w:r>
-        <w:rPr>
-          <w:lang w:val="en_US" w:bidi="en_US"/>
-        </w:rPr>
-      </w:r>
-      <w:r>
-        <w:rPr>
           <w:b/>
           <w:lang w:val="en_US" w:bidi="en_US"/>
         </w:rPr>
@@ -28326,20 +24859,6 @@
       </w:r>
       <w:r>
         <w:rPr>
-          <w:lang w:val="en_US" w:bidi="en_US"/>
-        </w:rPr>
-        <w:t>בְ⁠קִרְבֵּ֔⁠ךְ</w:t>
-      </w:r>
-    </w:p>
-    <w:p>
-      <w:pPr/>
-      <w:r>
-        <w:rPr>
-          <w:lang w:val="en_US" w:bidi="en_US"/>
-        </w:rPr>
-      </w:r>
-      <w:r>
-        <w:rPr>
           <w:b/>
           <w:lang w:val="en_US" w:bidi="en_US"/>
         </w:rPr>
@@ -28423,20 +24942,6 @@
       </w:r>
       <w:r>
         <w:rPr>
-          <w:lang w:val="en_US" w:bidi="en_US"/>
-        </w:rPr>
-        <w:t>עַ֥ם עָנִ֖י וָ⁠דָ֑ל</w:t>
-      </w:r>
-    </w:p>
-    <w:p>
-      <w:pPr/>
-      <w:r>
-        <w:rPr>
-          <w:lang w:val="en_US" w:bidi="en_US"/>
-        </w:rPr>
-      </w:r>
-      <w:r>
-        <w:rPr>
           <w:b/>
           <w:lang w:val="en_US" w:bidi="en_US"/>
         </w:rPr>
@@ -28546,20 +25051,6 @@
       </w:r>
       <w:r>
         <w:rPr>
-          <w:lang w:val="en_US" w:bidi="en_US"/>
-        </w:rPr>
-        <w:t>וְ⁠חָס֖וּ בְּ⁠שֵׁ֥ם יְהוָֽה</w:t>
-      </w:r>
-    </w:p>
-    <w:p>
-      <w:pPr/>
-      <w:r>
-        <w:rPr>
-          <w:lang w:val="en_US" w:bidi="en_US"/>
-        </w:rPr>
-      </w:r>
-      <w:r>
-        <w:rPr>
           <w:b/>
           <w:lang w:val="en_US" w:bidi="en_US"/>
         </w:rPr>
@@ -28643,20 +25134,6 @@
       </w:r>
       <w:r>
         <w:rPr>
-          <w:lang w:val="en_US" w:bidi="en_US"/>
-        </w:rPr>
-        <w:t>וְ⁠חָס֖וּ בְּ⁠שֵׁ֥ם יְהוָֽה</w:t>
-      </w:r>
-    </w:p>
-    <w:p>
-      <w:pPr/>
-      <w:r>
-        <w:rPr>
-          <w:lang w:val="en_US" w:bidi="en_US"/>
-        </w:rPr>
-      </w:r>
-      <w:r>
-        <w:rPr>
           <w:b/>
           <w:lang w:val="en_US" w:bidi="en_US"/>
         </w:rPr>
@@ -28753,20 +25230,6 @@
       </w:r>
       <w:r>
         <w:rPr>
-          <w:lang w:val="en_US" w:bidi="en_US"/>
-        </w:rPr>
-        <w:t>וְ⁠לֹא־יְדַבְּר֣וּ כָזָ֔ב וְ⁠לֹֽא־יִמָּצֵ֥א בְּ⁠פִי⁠הֶ֖ם לְשׁ֣וֹן תַּרְמִ֑ית</w:t>
-      </w:r>
-    </w:p>
-    <w:p>
-      <w:pPr/>
-      <w:r>
-        <w:rPr>
-          <w:lang w:val="en_US" w:bidi="en_US"/>
-        </w:rPr>
-      </w:r>
-      <w:r>
-        <w:rPr>
           <w:b/>
           <w:lang w:val="en_US" w:bidi="en_US"/>
         </w:rPr>
@@ -28850,20 +25313,6 @@
       </w:r>
       <w:r>
         <w:rPr>
-          <w:lang w:val="en_US" w:bidi="en_US"/>
-        </w:rPr>
-        <w:t>וְ⁠לֹא־יְדַבְּר֣וּ כָזָ֔ב וְ⁠לֹֽא־יִמָּצֵ֥א בְּ⁠פִי⁠הֶ֖ם לְשׁ֣וֹן תַּרְמִ֑ית</w:t>
-      </w:r>
-    </w:p>
-    <w:p>
-      <w:pPr/>
-      <w:r>
-        <w:rPr>
-          <w:lang w:val="en_US" w:bidi="en_US"/>
-        </w:rPr>
-      </w:r>
-      <w:r>
-        <w:rPr>
           <w:b/>
           <w:lang w:val="en_US" w:bidi="en_US"/>
         </w:rPr>
@@ -28960,20 +25409,6 @@
       </w:r>
       <w:r>
         <w:rPr>
-          <w:lang w:val="en_US" w:bidi="en_US"/>
-        </w:rPr>
-        <w:t>וְ⁠לֹֽא־יִמָּצֵ֥א בְּ⁠פִי⁠הֶ֖ם לְשׁ֣וֹן תַּרְמִ֑ית</w:t>
-      </w:r>
-    </w:p>
-    <w:p>
-      <w:pPr/>
-      <w:r>
-        <w:rPr>
-          <w:lang w:val="en_US" w:bidi="en_US"/>
-        </w:rPr>
-      </w:r>
-      <w:r>
-        <w:rPr>
           <w:b/>
           <w:lang w:val="en_US" w:bidi="en_US"/>
         </w:rPr>
@@ -29057,20 +25492,6 @@
       </w:r>
       <w:r>
         <w:rPr>
-          <w:lang w:val="en_US" w:bidi="en_US"/>
-        </w:rPr>
-        <w:t>וְ⁠לֹֽא־יִמָּצֵ֥א בְּ⁠פִי⁠הֶ֖ם לְשׁ֣וֹן תַּרְמִ֑ית</w:t>
-      </w:r>
-    </w:p>
-    <w:p>
-      <w:pPr/>
-      <w:r>
-        <w:rPr>
-          <w:lang w:val="en_US" w:bidi="en_US"/>
-        </w:rPr>
-      </w:r>
-      <w:r>
-        <w:rPr>
           <w:b/>
           <w:lang w:val="en_US" w:bidi="en_US"/>
         </w:rPr>
@@ -29167,20 +25588,6 @@
       </w:r>
       <w:r>
         <w:rPr>
-          <w:lang w:val="en_US" w:bidi="en_US"/>
-        </w:rPr>
-        <w:t>וְ⁠לֹֽא־יִמָּצֵ֥א בְּ⁠פִי⁠הֶ֖ם לְשׁ֣וֹן תַּרְמִ֑ית</w:t>
-      </w:r>
-    </w:p>
-    <w:p>
-      <w:pPr/>
-      <w:r>
-        <w:rPr>
-          <w:lang w:val="en_US" w:bidi="en_US"/>
-        </w:rPr>
-      </w:r>
-      <w:r>
-        <w:rPr>
           <w:b/>
           <w:lang w:val="en_US" w:bidi="en_US"/>
         </w:rPr>
@@ -29290,20 +25697,6 @@
       </w:r>
       <w:r>
         <w:rPr>
-          <w:lang w:val="en_US" w:bidi="en_US"/>
-        </w:rPr>
-        <w:t>כִּֽי־הֵ֛מָּה יִרְע֥וּ וְ⁠רָבְצ֖וּ וְ⁠אֵ֥ין מַחֲרִֽיד</w:t>
-      </w:r>
-    </w:p>
-    <w:p>
-      <w:pPr/>
-      <w:r>
-        <w:rPr>
-          <w:lang w:val="en_US" w:bidi="en_US"/>
-        </w:rPr>
-      </w:r>
-      <w:r>
-        <w:rPr>
           <w:b/>
           <w:lang w:val="en_US" w:bidi="en_US"/>
         </w:rPr>
@@ -29387,20 +25780,6 @@
       </w:r>
       <w:r>
         <w:rPr>
-          <w:lang w:val="en_US" w:bidi="en_US"/>
-        </w:rPr>
-        <w:t>כִּֽי־הֵ֛מָּה יִרְע֥וּ וְ⁠רָבְצ֖וּ וְ⁠אֵ֥ין מַחֲרִֽיד</w:t>
-      </w:r>
-    </w:p>
-    <w:p>
-      <w:pPr/>
-      <w:r>
-        <w:rPr>
-          <w:lang w:val="en_US" w:bidi="en_US"/>
-        </w:rPr>
-      </w:r>
-      <w:r>
-        <w:rPr>
           <w:b/>
           <w:lang w:val="en_US" w:bidi="en_US"/>
         </w:rPr>
@@ -29510,20 +25889,6 @@
       </w:r>
       <w:r>
         <w:rPr>
-          <w:lang w:val="en_US" w:bidi="en_US"/>
-        </w:rPr>
-        <w:t>רָנִּי֙ &amp; הָרִ֖יעוּ &amp; שִׂמְחִ֤י וְ⁠עָלְזִי֙</w:t>
-      </w:r>
-    </w:p>
-    <w:p>
-      <w:pPr/>
-      <w:r>
-        <w:rPr>
-          <w:lang w:val="en_US" w:bidi="en_US"/>
-        </w:rPr>
-      </w:r>
-      <w:r>
-        <w:rPr>
           <w:b/>
           <w:lang w:val="en_US" w:bidi="en_US"/>
         </w:rPr>
@@ -29685,20 +26050,6 @@
       </w:r>
       <w:r>
         <w:rPr>
-          <w:lang w:val="en_US" w:bidi="en_US"/>
-        </w:rPr>
-        <w:t>בַּת־צִיּ֔וֹן</w:t>
-      </w:r>
-    </w:p>
-    <w:p>
-      <w:pPr/>
-      <w:r>
-        <w:rPr>
-          <w:lang w:val="en_US" w:bidi="en_US"/>
-        </w:rPr>
-      </w:r>
-      <w:r>
-        <w:rPr>
           <w:b/>
           <w:lang w:val="en_US" w:bidi="en_US"/>
         </w:rPr>
@@ -29731,7 +26082,7 @@
         </w:rPr>
         <w:t xml:space="preserve"> in </w:t>
       </w:r>
-      <w:hyperlink r:id="rId37">
+      <w:hyperlink r:id="rId35">
         <w:r>
           <w:rPr>
             <w:lang w:val="en_US" w:bidi="en_US"/>
@@ -29813,20 +26164,6 @@
       </w:r>
       <w:r>
         <w:rPr>
-          <w:lang w:val="en_US" w:bidi="en_US"/>
-        </w:rPr>
-        <w:t>בַּת־צִיּ֔וֹן</w:t>
-      </w:r>
-    </w:p>
-    <w:p>
-      <w:pPr/>
-      <w:r>
-        <w:rPr>
-          <w:lang w:val="en_US" w:bidi="en_US"/>
-        </w:rPr>
-      </w:r>
-      <w:r>
-        <w:rPr>
           <w:b/>
           <w:lang w:val="en_US" w:bidi="en_US"/>
         </w:rPr>
@@ -29923,20 +26260,6 @@
       </w:r>
       <w:r>
         <w:rPr>
-          <w:lang w:val="en_US" w:bidi="en_US"/>
-        </w:rPr>
-        <w:t>יִשְׂרָאֵ֑ל</w:t>
-      </w:r>
-    </w:p>
-    <w:p>
-      <w:pPr/>
-      <w:r>
-        <w:rPr>
-          <w:lang w:val="en_US" w:bidi="en_US"/>
-        </w:rPr>
-      </w:r>
-      <w:r>
-        <w:rPr>
           <w:b/>
           <w:lang w:val="en_US" w:bidi="en_US"/>
         </w:rPr>
@@ -30033,20 +26356,6 @@
       </w:r>
       <w:r>
         <w:rPr>
-          <w:lang w:val="en_US" w:bidi="en_US"/>
-        </w:rPr>
-        <w:t>שִׂמְחִ֤י וְ⁠עָלְזִי֙</w:t>
-      </w:r>
-    </w:p>
-    <w:p>
-      <w:pPr/>
-      <w:r>
-        <w:rPr>
-          <w:lang w:val="en_US" w:bidi="en_US"/>
-        </w:rPr>
-      </w:r>
-      <w:r>
-        <w:rPr>
           <w:b/>
           <w:lang w:val="en_US" w:bidi="en_US"/>
         </w:rPr>
@@ -30156,20 +26465,6 @@
       </w:r>
       <w:r>
         <w:rPr>
-          <w:lang w:val="en_US" w:bidi="en_US"/>
-        </w:rPr>
-        <w:t>בְּ⁠כָל־לֵ֔ב</w:t>
-      </w:r>
-    </w:p>
-    <w:p>
-      <w:pPr/>
-      <w:r>
-        <w:rPr>
-          <w:lang w:val="en_US" w:bidi="en_US"/>
-        </w:rPr>
-      </w:r>
-      <w:r>
-        <w:rPr>
           <w:b/>
           <w:lang w:val="en_US" w:bidi="en_US"/>
         </w:rPr>
@@ -30266,20 +26561,6 @@
       </w:r>
       <w:r>
         <w:rPr>
-          <w:lang w:val="en_US" w:bidi="en_US"/>
-        </w:rPr>
-        <w:t>בַּ֖ת יְרוּשָׁלִָֽם</w:t>
-      </w:r>
-    </w:p>
-    <w:p>
-      <w:pPr/>
-      <w:r>
-        <w:rPr>
-          <w:lang w:val="en_US" w:bidi="en_US"/>
-        </w:rPr>
-      </w:r>
-      <w:r>
-        <w:rPr>
           <w:b/>
           <w:lang w:val="en_US" w:bidi="en_US"/>
         </w:rPr>
@@ -30376,20 +26657,6 @@
       </w:r>
       <w:r>
         <w:rPr>
-          <w:lang w:val="en_US" w:bidi="en_US"/>
-        </w:rPr>
-        <w:t>מִשְׁפָּטַ֔יִ⁠ךְ &amp; לֹא־תִֽירְאִ֥י</w:t>
-      </w:r>
-    </w:p>
-    <w:p>
-      <w:pPr/>
-      <w:r>
-        <w:rPr>
-          <w:lang w:val="en_US" w:bidi="en_US"/>
-        </w:rPr>
-      </w:r>
-      <w:r>
-        <w:rPr>
           <w:b/>
           <w:lang w:val="en_US" w:bidi="en_US"/>
         </w:rPr>
@@ -30473,20 +26740,6 @@
       </w:r>
       <w:r>
         <w:rPr>
-          <w:lang w:val="en_US" w:bidi="en_US"/>
-        </w:rPr>
-        <w:t>מִשְׁפָּטַ֔יִ⁠ךְ</w:t>
-      </w:r>
-    </w:p>
-    <w:p>
-      <w:pPr/>
-      <w:r>
-        <w:rPr>
-          <w:lang w:val="en_US" w:bidi="en_US"/>
-        </w:rPr>
-      </w:r>
-      <w:r>
-        <w:rPr>
           <w:b/>
           <w:lang w:val="en_US" w:bidi="en_US"/>
         </w:rPr>
@@ -30596,20 +26849,6 @@
       </w:r>
       <w:r>
         <w:rPr>
-          <w:lang w:val="en_US" w:bidi="en_US"/>
-        </w:rPr>
-        <w:t>מֶ֣לֶךְ יִשְׂרָאֵ֤ל</w:t>
-      </w:r>
-    </w:p>
-    <w:p>
-      <w:pPr/>
-      <w:r>
-        <w:rPr>
-          <w:lang w:val="en_US" w:bidi="en_US"/>
-        </w:rPr>
-      </w:r>
-      <w:r>
-        <w:rPr>
           <w:b/>
           <w:lang w:val="en_US" w:bidi="en_US"/>
         </w:rPr>
@@ -30732,20 +26971,6 @@
       </w:r>
       <w:r>
         <w:rPr>
-          <w:lang w:val="en_US" w:bidi="en_US"/>
-        </w:rPr>
-        <w:t>בַּ⁠יּ֣וֹם הַ⁠ה֔וּא</w:t>
-      </w:r>
-    </w:p>
-    <w:p>
-      <w:pPr/>
-      <w:r>
-        <w:rPr>
-          <w:lang w:val="en_US" w:bidi="en_US"/>
-        </w:rPr>
-      </w:r>
-      <w:r>
-        <w:rPr>
           <w:b/>
           <w:lang w:val="en_US" w:bidi="en_US"/>
         </w:rPr>
@@ -30842,20 +27067,6 @@
       </w:r>
       <w:r>
         <w:rPr>
-          <w:lang w:val="en_US" w:bidi="en_US"/>
-        </w:rPr>
-        <w:t>יֵאָמֵ֥ר</w:t>
-      </w:r>
-    </w:p>
-    <w:p>
-      <w:pPr/>
-      <w:r>
-        <w:rPr>
-          <w:lang w:val="en_US" w:bidi="en_US"/>
-        </w:rPr>
-      </w:r>
-      <w:r>
-        <w:rPr>
           <w:b/>
           <w:lang w:val="en_US" w:bidi="en_US"/>
         </w:rPr>
@@ -30939,20 +27150,6 @@
       </w:r>
       <w:r>
         <w:rPr>
-          <w:lang w:val="en_US" w:bidi="en_US"/>
-        </w:rPr>
-        <w:t>לִירֽוּשָׁלִַ֖ם אַל־תִּירָ֑אִי צִיּ֖וֹן אַל־יִרְפּ֥וּ יָדָֽיִ⁠ךְ</w:t>
-      </w:r>
-    </w:p>
-    <w:p>
-      <w:pPr/>
-      <w:r>
-        <w:rPr>
-          <w:lang w:val="en_US" w:bidi="en_US"/>
-        </w:rPr>
-      </w:r>
-      <w:r>
-        <w:rPr>
           <w:b/>
           <w:lang w:val="en_US" w:bidi="en_US"/>
         </w:rPr>
@@ -31088,20 +27285,6 @@
       </w:r>
       <w:r>
         <w:rPr>
-          <w:lang w:val="en_US" w:bidi="en_US"/>
-        </w:rPr>
-        <w:t>אַל־תִּירָ֑אִי צִיּ֖וֹן אַל־יִרְפּ֥וּ יָדָֽיִ⁠ךְ</w:t>
-      </w:r>
-    </w:p>
-    <w:p>
-      <w:pPr/>
-      <w:r>
-        <w:rPr>
-          <w:lang w:val="en_US" w:bidi="en_US"/>
-        </w:rPr>
-      </w:r>
-      <w:r>
-        <w:rPr>
           <w:b/>
           <w:lang w:val="en_US" w:bidi="en_US"/>
         </w:rPr>
@@ -31198,20 +27381,6 @@
       </w:r>
       <w:r>
         <w:rPr>
-          <w:lang w:val="en_US" w:bidi="en_US"/>
-        </w:rPr>
-        <w:t>יַחֲרִישׁ֙ בְּ⁠אַ֣הֲבָת֔⁠וֹ</w:t>
-      </w:r>
-    </w:p>
-    <w:p>
-      <w:pPr/>
-      <w:r>
-        <w:rPr>
-          <w:lang w:val="en_US" w:bidi="en_US"/>
-        </w:rPr>
-      </w:r>
-      <w:r>
-        <w:rPr>
           <w:b/>
           <w:lang w:val="en_US" w:bidi="en_US"/>
         </w:rPr>
@@ -31334,20 +27503,6 @@
       </w:r>
       <w:r>
         <w:rPr>
-          <w:lang w:val="en_US" w:bidi="en_US"/>
-        </w:rPr>
-        <w:t>נוּגֵ֧י מִ⁠מּוֹעֵ֛ד אָסַ֖פְתִּי מִמֵּ֣⁠ךְ הָי֑וּ מַשְׂאֵ֥ת עָלֶ֖י⁠הָ חֶרְפָּֽה</w:t>
-      </w:r>
-    </w:p>
-    <w:p>
-      <w:pPr/>
-      <w:r>
-        <w:rPr>
-          <w:lang w:val="en_US" w:bidi="en_US"/>
-        </w:rPr>
-      </w:r>
-      <w:r>
-        <w:rPr>
           <w:b/>
           <w:lang w:val="en_US" w:bidi="en_US"/>
         </w:rPr>
@@ -31431,20 +27586,6 @@
       </w:r>
       <w:r>
         <w:rPr>
-          <w:lang w:val="en_US" w:bidi="en_US"/>
-        </w:rPr>
-        <w:t>נוּגֵ֧י מִ⁠מּוֹעֵ֛ד אָסַ֖פְתִּי מִמֵּ֣⁠ךְ הָי֑וּ</w:t>
-      </w:r>
-    </w:p>
-    <w:p>
-      <w:pPr/>
-      <w:r>
-        <w:rPr>
-          <w:lang w:val="en_US" w:bidi="en_US"/>
-        </w:rPr>
-      </w:r>
-      <w:r>
-        <w:rPr>
           <w:b/>
           <w:lang w:val="en_US" w:bidi="en_US"/>
         </w:rPr>
@@ -31567,20 +27708,6 @@
       </w:r>
       <w:r>
         <w:rPr>
-          <w:lang w:val="en_US" w:bidi="en_US"/>
-        </w:rPr>
-        <w:t>אָסַ֖פְתִּי</w:t>
-      </w:r>
-    </w:p>
-    <w:p>
-      <w:pPr/>
-      <w:r>
-        <w:rPr>
-          <w:lang w:val="en_US" w:bidi="en_US"/>
-        </w:rPr>
-      </w:r>
-      <w:r>
-        <w:rPr>
           <w:b/>
           <w:lang w:val="en_US" w:bidi="en_US"/>
         </w:rPr>
@@ -31664,20 +27791,6 @@
       </w:r>
       <w:r>
         <w:rPr>
-          <w:lang w:val="en_US" w:bidi="en_US"/>
-        </w:rPr>
-        <w:t>מַשְׂאֵ֥ת עָלֶ֖י⁠הָ חֶרְפָּֽה</w:t>
-      </w:r>
-    </w:p>
-    <w:p>
-      <w:pPr/>
-      <w:r>
-        <w:rPr>
-          <w:lang w:val="en_US" w:bidi="en_US"/>
-        </w:rPr>
-      </w:r>
-      <w:r>
-        <w:rPr>
           <w:b/>
           <w:lang w:val="en_US" w:bidi="en_US"/>
         </w:rPr>
@@ -31787,20 +27900,6 @@
       </w:r>
       <w:r>
         <w:rPr>
-          <w:lang w:val="en_US" w:bidi="en_US"/>
-        </w:rPr>
-        <w:t>וְ⁠הוֹשַׁעְתִּ֣י אֶת־הַ⁠צֹּלֵעָ֗ה וְ⁠הַ⁠נִּדָּחָה֙ אֲקַבֵּ֔ץ</w:t>
-      </w:r>
-    </w:p>
-    <w:p>
-      <w:pPr/>
-      <w:r>
-        <w:rPr>
-          <w:lang w:val="en_US" w:bidi="en_US"/>
-        </w:rPr>
-      </w:r>
-      <w:r>
-        <w:rPr>
           <w:b/>
           <w:lang w:val="en_US" w:bidi="en_US"/>
         </w:rPr>
@@ -31936,20 +28035,6 @@
       </w:r>
       <w:r>
         <w:rPr>
-          <w:lang w:val="en_US" w:bidi="en_US"/>
-        </w:rPr>
-        <w:t>אֶת־הַ⁠צֹּלֵעָ֗ה</w:t>
-      </w:r>
-    </w:p>
-    <w:p>
-      <w:pPr/>
-      <w:r>
-        <w:rPr>
-          <w:lang w:val="en_US" w:bidi="en_US"/>
-        </w:rPr>
-      </w:r>
-      <w:r>
-        <w:rPr>
           <w:b/>
           <w:lang w:val="en_US" w:bidi="en_US"/>
         </w:rPr>
@@ -32046,20 +28131,6 @@
       </w:r>
       <w:r>
         <w:rPr>
-          <w:lang w:val="en_US" w:bidi="en_US"/>
-        </w:rPr>
-        <w:t>וְ⁠הַ⁠נִּדָּחָה֙</w:t>
-      </w:r>
-    </w:p>
-    <w:p>
-      <w:pPr/>
-      <w:r>
-        <w:rPr>
-          <w:lang w:val="en_US" w:bidi="en_US"/>
-        </w:rPr>
-      </w:r>
-      <w:r>
-        <w:rPr>
           <w:b/>
           <w:lang w:val="en_US" w:bidi="en_US"/>
         </w:rPr>
@@ -32143,20 +28214,6 @@
       </w:r>
       <w:r>
         <w:rPr>
-          <w:lang w:val="en_US" w:bidi="en_US"/>
-        </w:rPr>
-        <w:t>וְ⁠שַׂמְתִּי⁠ם֙ לִ⁠תְהִלָּ֣ה וּ⁠לְ⁠שֵׁ֔ם בְּ⁠כָל־הָ⁠אָ֖רֶץ בָּשְׁתָּֽ⁠ם</w:t>
-      </w:r>
-    </w:p>
-    <w:p>
-      <w:pPr/>
-      <w:r>
-        <w:rPr>
-          <w:lang w:val="en_US" w:bidi="en_US"/>
-        </w:rPr>
-      </w:r>
-      <w:r>
-        <w:rPr>
           <w:b/>
           <w:lang w:val="en_US" w:bidi="en_US"/>
         </w:rPr>
@@ -32240,20 +28297,6 @@
       </w:r>
       <w:r>
         <w:rPr>
-          <w:lang w:val="en_US" w:bidi="en_US"/>
-        </w:rPr>
-        <w:t>וְ⁠שַׂמְתִּי⁠ם֙ לִ⁠תְהִלָּ֣ה</w:t>
-      </w:r>
-    </w:p>
-    <w:p>
-      <w:pPr/>
-      <w:r>
-        <w:rPr>
-          <w:lang w:val="en_US" w:bidi="en_US"/>
-        </w:rPr>
-      </w:r>
-      <w:r>
-        <w:rPr>
           <w:b/>
           <w:lang w:val="en_US" w:bidi="en_US"/>
         </w:rPr>
@@ -32363,20 +28406,6 @@
       </w:r>
       <w:r>
         <w:rPr>
-          <w:lang w:val="en_US" w:bidi="en_US"/>
-        </w:rPr>
-        <w:t>וּ⁠לְ⁠שֵׁ֔ם בְּ⁠כָל־הָ⁠אָ֖רֶץ בָּשְׁתָּֽ⁠ם</w:t>
-      </w:r>
-    </w:p>
-    <w:p>
-      <w:pPr/>
-      <w:r>
-        <w:rPr>
-          <w:lang w:val="en_US" w:bidi="en_US"/>
-        </w:rPr>
-      </w:r>
-      <w:r>
-        <w:rPr>
           <w:b/>
           <w:lang w:val="en_US" w:bidi="en_US"/>
         </w:rPr>
@@ -32473,20 +28502,6 @@
       </w:r>
       <w:r>
         <w:rPr>
-          <w:lang w:val="en_US" w:bidi="en_US"/>
-        </w:rPr>
-        <w:t>אָבִ֣יא אֶתְ⁠כֶ֔ם</w:t>
-      </w:r>
-    </w:p>
-    <w:p>
-      <w:pPr/>
-      <w:r>
-        <w:rPr>
-          <w:lang w:val="en_US" w:bidi="en_US"/>
-        </w:rPr>
-      </w:r>
-      <w:r>
-        <w:rPr>
           <w:b/>
           <w:lang w:val="en_US" w:bidi="en_US"/>
         </w:rPr>
@@ -32596,20 +28611,6 @@
       </w:r>
       <w:r>
         <w:rPr>
-          <w:lang w:val="en_US" w:bidi="en_US"/>
-        </w:rPr>
-        <w:t>אֶתֵּ֨ן אֶתְ⁠כֶ֜ם לְ⁠שֵׁ֣ם וְ⁠לִ⁠תְהִלָּ֗ה בְּ⁠כֹל֙ עַמֵּ֣י הָ⁠אָ֔רֶץ</w:t>
-      </w:r>
-    </w:p>
-    <w:p>
-      <w:pPr/>
-      <w:r>
-        <w:rPr>
-          <w:lang w:val="en_US" w:bidi="en_US"/>
-        </w:rPr>
-      </w:r>
-      <w:r>
-        <w:rPr>
           <w:b/>
           <w:lang w:val="en_US" w:bidi="en_US"/>
         </w:rPr>
@@ -32706,20 +28707,6 @@
       </w:r>
       <w:r>
         <w:rPr>
-          <w:lang w:val="en_US" w:bidi="en_US"/>
-        </w:rPr>
-        <w:t>בְּ⁠שׁוּבִ֧⁠י אֶת־שְׁבוּתֵי⁠כֶ֛ם לְ⁠עֵינֵי⁠כֶ֖ם</w:t>
-      </w:r>
-    </w:p>
-    <w:p>
-      <w:pPr/>
-      <w:r>
-        <w:rPr>
-          <w:lang w:val="en_US" w:bidi="en_US"/>
-        </w:rPr>
-      </w:r>
-      <w:r>
-        <w:rPr>
           <w:b/>
           <w:lang w:val="en_US" w:bidi="en_US"/>
         </w:rPr>
@@ -32805,20 +28792,6 @@
         <w:rPr>
           <w:lang w:val="en_US" w:bidi="en_US"/>
         </w:rPr>
-      </w:r>
-    </w:p>
-    <w:p>
-      <w:pPr/>
-      <w:r>
-        <w:rPr>
-          <w:lang w:val="en_US" w:bidi="en_US"/>
-        </w:rPr>
-      </w:r>
-      <w:r>
-        <w:rPr>
-          <w:lang w:val="en_US" w:bidi="en_US"/>
-        </w:rPr>
-        <w:t>אָמַ֥ר יְהוָֽה</w:t>
       </w:r>
     </w:p>
     <w:p>

--- a/eng/docx/36.content.docx
+++ b/eng/docx/36.content.docx
@@ -28,15 +28,49 @@
       </w:r>
     </w:p>
     <w:p>
-      <w:pPr/>
-      <w:r>
-        <w:rPr>
-          <w:lang w:val="en_US" w:bidi="en_US"/>
-        </w:rPr>
-      </w:r>
-      <w:r>
-        <w:rPr>
-          <w:b/>
+      <w:pPr>
+        <w:pStyle w:val="Heading2"/>
+      </w:pPr>
+      <w:r>
+        <w:rPr>
+          <w:lang w:val="en_US" w:bidi="en_US"/>
+        </w:rPr>
+        <w:t>License Information</w:t>
+      </w:r>
+      <w:r>
+        <w:rPr>
+          <w:lang w:val="en_US" w:bidi="en_US"/>
+        </w:rPr>
+      </w:r>
+    </w:p>
+    <w:p>
+      <w:pPr/>
+      <w:r>
+        <w:rPr>
+          <w:lang w:val="en_US" w:bidi="en_US"/>
+        </w:rPr>
+      </w:r>
+      <w:r>
+        <w:rPr>
+          <w:b/>
+          <w:lang w:val="en_US" w:bidi="en_US"/>
+        </w:rPr>
+        <w:t>Translation Notes (unfoldingWord)</w:t>
+      </w:r>
+      <w:r>
+        <w:rPr>
+          <w:lang w:val="en_US" w:bidi="en_US"/>
+        </w:rPr>
+        <w:t xml:space="preserve"> is based on</w:t>
+      </w:r>
+      <w:r>
+        <w:rPr>
+          <w:lang w:val="en_US" w:bidi="en_US"/>
+        </w:rPr>
+        <w:t xml:space="preserve">: </w:t>
+      </w:r>
+      <w:r>
+        <w:rPr>
           <w:lang w:val="en_US" w:bidi="en_US"/>
         </w:rPr>
         <w:t>unfoldingWord® Translation Notes</w:t>
@@ -45,31 +79,62 @@
         <w:rPr>
           <w:lang w:val="en_US" w:bidi="en_US"/>
         </w:rPr>
-        <w:t xml:space="preserve"> © 2022 unfoldingWord. Released under CC BY-SA 4.0 license. </w:t>
-      </w:r>
-      <w:r>
-        <w:rPr>
-          <w:lang w:val="en_US" w:bidi="en_US"/>
-        </w:rPr>
-        <w:t>unfoldingWord® Translation Notes</w:t>
-      </w:r>
-      <w:r>
-        <w:rPr>
-          <w:lang w:val="en_US" w:bidi="en_US"/>
-        </w:rPr>
-        <w:t xml:space="preserve"> has been adapted in the following languages: Tok Pisin, Arabic (عربي), French (Français), Hindi (हिंदी), Indonesian (Bahasa Indonesia), Portuguese (Português), Russian (Русский), Spanish (Español), Swahili (Kiswahili), and Simplified Chinese (简体中文) from </w:t>
-      </w:r>
-      <w:r>
-        <w:rPr>
-          <w:lang w:val="en_US" w:bidi="en_US"/>
-        </w:rPr>
-        <w:t>unfoldingWord® Translation Notes</w:t>
-      </w:r>
-      <w:r>
-        <w:rPr>
-          <w:lang w:val="en_US" w:bidi="en_US"/>
-        </w:rPr>
-        <w:t xml:space="preserve"> © 2022 unfoldingWord. Released under CC BY-SA 4.0 license by Mission Mutual</w:t>
+        <w:t xml:space="preserve">, </w:t>
+      </w:r>
+      <w:hyperlink r:id="rId13">
+        <w:r>
+          <w:rPr>
+            <w:lang w:val="en_US" w:bidi="en_US"/>
+          </w:rPr>
+          <w:rPr>
+            <w:color w:val="0000EE"/>
+            <w:u w:val="single"/>
+          </w:rPr>
+          <w:t>unfoldingWord</w:t>
+        </w:r>
+      </w:hyperlink>
+      <w:r>
+        <w:rPr>
+          <w:lang w:val="en_US" w:bidi="en_US"/>
+        </w:rPr>
+        <w:t xml:space="preserve">, 2022, which is licensed under a </w:t>
+      </w:r>
+      <w:hyperlink r:id="rId14">
+        <w:r>
+          <w:rPr>
+            <w:lang w:val="en_US" w:bidi="en_US"/>
+          </w:rPr>
+          <w:rPr>
+            <w:color w:val="0000EE"/>
+            <w:u w:val="single"/>
+          </w:rPr>
+          <w:t>CC BY-SA 4.0 license</w:t>
+        </w:r>
+      </w:hyperlink>
+      <w:r>
+        <w:rPr>
+          <w:lang w:val="en_US" w:bidi="en_US"/>
+        </w:rPr>
+        <w:t>.</w:t>
+      </w:r>
+      <w:r>
+        <w:rPr>
+          <w:lang w:val="en_US" w:bidi="en_US"/>
+        </w:rPr>
+      </w:r>
+    </w:p>
+    <w:p>
+      <w:pPr/>
+      <w:r>
+        <w:rPr>
+          <w:lang w:val="en_US" w:bidi="en_US"/>
+        </w:rPr>
+      </w:r>
+      <w:r>
+        <w:rPr>
+          <w:lang w:val="en_US" w:bidi="en_US"/>
+        </w:rPr>
+        <w:t>This PDF version is provided under the same license.</w:t>
       </w:r>
       <w:r>
         <w:rPr>
@@ -227,6 +292,20 @@
       </w:r>
       <w:r>
         <w:rPr>
+          <w:lang w:val="en_US" w:bidi="en_US"/>
+        </w:rPr>
+        <w:t>דְּבַר־יְהוָ֣ה ׀ אֲשֶׁ֣ר הָיָ֗ה אֶל־צְפַנְיָה֙</w:t>
+      </w:r>
+    </w:p>
+    <w:p>
+      <w:pPr/>
+      <w:r>
+        <w:rPr>
+          <w:lang w:val="en_US" w:bidi="en_US"/>
+        </w:rPr>
+      </w:r>
+      <w:r>
+        <w:rPr>
           <w:b/>
           <w:lang w:val="en_US" w:bidi="en_US"/>
         </w:rPr>
@@ -323,6 +402,20 @@
       </w:r>
       <w:r>
         <w:rPr>
+          <w:lang w:val="en_US" w:bidi="en_US"/>
+        </w:rPr>
+        <w:t>בֶּן־כּוּשִׁ֣י בֶן־גְּדַלְיָ֔ה בֶּן־אֲמַרְיָ֖ה בֶּן־חִזְקִיָּ֑ה</w:t>
+      </w:r>
+    </w:p>
+    <w:p>
+      <w:pPr/>
+      <w:r>
+        <w:rPr>
+          <w:lang w:val="en_US" w:bidi="en_US"/>
+        </w:rPr>
+      </w:r>
+      <w:r>
+        <w:rPr>
           <w:b/>
           <w:lang w:val="en_US" w:bidi="en_US"/>
         </w:rPr>
@@ -419,6 +512,20 @@
       </w:r>
       <w:r>
         <w:rPr>
+          <w:lang w:val="en_US" w:bidi="en_US"/>
+        </w:rPr>
+        <w:t>צְפַנְיָה֙ &amp; כּוּשִׁ֣י &amp; גְּדַלְיָ֔ה &amp; אֲמַרְיָ֖ה &amp; חִזְקִיָּ֑ה &amp; יֹאשִׁיָּ֥הוּ &amp; אָמ֖וֹן</w:t>
+      </w:r>
+    </w:p>
+    <w:p>
+      <w:pPr/>
+      <w:r>
+        <w:rPr>
+          <w:lang w:val="en_US" w:bidi="en_US"/>
+        </w:rPr>
+      </w:r>
+      <w:r>
+        <w:rPr>
           <w:b/>
           <w:lang w:val="en_US" w:bidi="en_US"/>
         </w:rPr>
@@ -671,6 +778,20 @@
       </w:r>
       <w:r>
         <w:rPr>
+          <w:lang w:val="en_US" w:bidi="en_US"/>
+        </w:rPr>
+        <w:t>בִּ⁠ימֵ֛י יֹאשִׁיָּ֥הוּ בֶן־אָמ֖וֹן מֶ֥לֶךְ יְהוּדָֽה</w:t>
+      </w:r>
+    </w:p>
+    <w:p>
+      <w:pPr/>
+      <w:r>
+        <w:rPr>
+          <w:lang w:val="en_US" w:bidi="en_US"/>
+        </w:rPr>
+      </w:r>
+      <w:r>
+        <w:rPr>
           <w:b/>
           <w:lang w:val="en_US" w:bidi="en_US"/>
         </w:rPr>
@@ -793,6 +914,20 @@
       </w:r>
       <w:r>
         <w:rPr>
+          <w:lang w:val="en_US" w:bidi="en_US"/>
+        </w:rPr>
+        <w:t>אָסֹ֨ף אָסֵ֜ף כֹּ֗ל מֵ⁠עַ֛ל פְּנֵ֥י הָ⁠אֲדָמָ֖ה נְאֻם־יְהוָֽה</w:t>
+      </w:r>
+    </w:p>
+    <w:p>
+      <w:pPr/>
+      <w:r>
+        <w:rPr>
+          <w:lang w:val="en_US" w:bidi="en_US"/>
+        </w:rPr>
+      </w:r>
+      <w:r>
+        <w:rPr>
           <w:b/>
           <w:lang w:val="en_US" w:bidi="en_US"/>
         </w:rPr>
@@ -889,6 +1024,20 @@
       </w:r>
       <w:r>
         <w:rPr>
+          <w:lang w:val="en_US" w:bidi="en_US"/>
+        </w:rPr>
+        <w:t>אָסֹ֨ף אָסֵ֜ף כֹּ֗ל מֵ⁠עַ֛ל פְּנֵ֥י הָ⁠אֲדָמָ֖ה</w:t>
+      </w:r>
+    </w:p>
+    <w:p>
+      <w:pPr/>
+      <w:r>
+        <w:rPr>
+          <w:lang w:val="en_US" w:bidi="en_US"/>
+        </w:rPr>
+      </w:r>
+      <w:r>
+        <w:rPr>
           <w:b/>
           <w:lang w:val="en_US" w:bidi="en_US"/>
         </w:rPr>
@@ -985,6 +1134,20 @@
       </w:r>
       <w:r>
         <w:rPr>
+          <w:lang w:val="en_US" w:bidi="en_US"/>
+        </w:rPr>
+        <w:t>אָסֹ֨ף אָסֵ֜ף כֹּ֗ל</w:t>
+      </w:r>
+    </w:p>
+    <w:p>
+      <w:pPr/>
+      <w:r>
+        <w:rPr>
+          <w:lang w:val="en_US" w:bidi="en_US"/>
+        </w:rPr>
+      </w:r>
+      <w:r>
+        <w:rPr>
           <w:b/>
           <w:lang w:val="en_US" w:bidi="en_US"/>
         </w:rPr>
@@ -1068,6 +1231,20 @@
       </w:r>
       <w:r>
         <w:rPr>
+          <w:lang w:val="en_US" w:bidi="en_US"/>
+        </w:rPr>
+        <w:t>פְּנֵ֥י הָ⁠אֲדָמָ֖ה</w:t>
+      </w:r>
+    </w:p>
+    <w:p>
+      <w:pPr/>
+      <w:r>
+        <w:rPr>
+          <w:lang w:val="en_US" w:bidi="en_US"/>
+        </w:rPr>
+      </w:r>
+      <w:r>
+        <w:rPr>
           <w:b/>
           <w:lang w:val="en_US" w:bidi="en_US"/>
         </w:rPr>
@@ -1164,6 +1341,20 @@
       </w:r>
       <w:r>
         <w:rPr>
+          <w:lang w:val="en_US" w:bidi="en_US"/>
+        </w:rPr>
+        <w:t>נְאֻם־יְהוָֽה</w:t>
+      </w:r>
+    </w:p>
+    <w:p>
+      <w:pPr/>
+      <w:r>
+        <w:rPr>
+          <w:lang w:val="en_US" w:bidi="en_US"/>
+        </w:rPr>
+      </w:r>
+      <w:r>
+        <w:rPr>
           <w:b/>
           <w:lang w:val="en_US" w:bidi="en_US"/>
         </w:rPr>
@@ -1260,6 +1451,20 @@
       </w:r>
       <w:r>
         <w:rPr>
+          <w:lang w:val="en_US" w:bidi="en_US"/>
+        </w:rPr>
+        <w:t>אָסֵ֨ף אָדָ֜ם וּ⁠בְהֵמָ֗ה אָסֵ֤ף עוֹף־הַ⁠שָּׁמַ֨יִם֙ וּ⁠דְגֵ֣י הַ⁠יָּ֔ם</w:t>
+      </w:r>
+    </w:p>
+    <w:p>
+      <w:pPr/>
+      <w:r>
+        <w:rPr>
+          <w:lang w:val="en_US" w:bidi="en_US"/>
+        </w:rPr>
+      </w:r>
+      <w:r>
+        <w:rPr>
           <w:b/>
           <w:lang w:val="en_US" w:bidi="en_US"/>
         </w:rPr>
@@ -1356,6 +1561,20 @@
       </w:r>
       <w:r>
         <w:rPr>
+          <w:lang w:val="en_US" w:bidi="en_US"/>
+        </w:rPr>
+        <w:t>אָדָ֜ם וּ⁠בְהֵמָ֗ה &amp; אֶת־הָ⁠אָדָ֗ם</w:t>
+      </w:r>
+    </w:p>
+    <w:p>
+      <w:pPr/>
+      <w:r>
+        <w:rPr>
+          <w:lang w:val="en_US" w:bidi="en_US"/>
+        </w:rPr>
+      </w:r>
+      <w:r>
+        <w:rPr>
           <w:b/>
           <w:lang w:val="en_US" w:bidi="en_US"/>
         </w:rPr>
@@ -1452,6 +1671,20 @@
       </w:r>
       <w:r>
         <w:rPr>
+          <w:lang w:val="en_US" w:bidi="en_US"/>
+        </w:rPr>
+        <w:t>אָדָ֜ם וּ⁠בְהֵמָ֗ה</w:t>
+      </w:r>
+    </w:p>
+    <w:p>
+      <w:pPr/>
+      <w:r>
+        <w:rPr>
+          <w:lang w:val="en_US" w:bidi="en_US"/>
+        </w:rPr>
+      </w:r>
+      <w:r>
+        <w:rPr>
           <w:b/>
           <w:lang w:val="en_US" w:bidi="en_US"/>
         </w:rPr>
@@ -1561,6 +1794,20 @@
       </w:r>
       <w:r>
         <w:rPr>
+          <w:lang w:val="en_US" w:bidi="en_US"/>
+        </w:rPr>
+        <w:t>וְ⁠הַ⁠מַּכְשֵׁל֖וֹת אֶת־הָ⁠רְשָׁעִ֑ים</w:t>
+      </w:r>
+    </w:p>
+    <w:p>
+      <w:pPr/>
+      <w:r>
+        <w:rPr>
+          <w:lang w:val="en_US" w:bidi="en_US"/>
+        </w:rPr>
+      </w:r>
+      <w:r>
+        <w:rPr>
           <w:b/>
           <w:lang w:val="en_US" w:bidi="en_US"/>
         </w:rPr>
@@ -1657,6 +1904,20 @@
       </w:r>
       <w:r>
         <w:rPr>
+          <w:lang w:val="en_US" w:bidi="en_US"/>
+        </w:rPr>
+        <w:t>וְ⁠הַ⁠מַּכְשֵׁל֖וֹת</w:t>
+      </w:r>
+    </w:p>
+    <w:p>
+      <w:pPr/>
+      <w:r>
+        <w:rPr>
+          <w:lang w:val="en_US" w:bidi="en_US"/>
+        </w:rPr>
+      </w:r>
+      <w:r>
+        <w:rPr>
           <w:b/>
           <w:lang w:val="en_US" w:bidi="en_US"/>
         </w:rPr>
@@ -1753,6 +2014,20 @@
       </w:r>
       <w:r>
         <w:rPr>
+          <w:lang w:val="en_US" w:bidi="en_US"/>
+        </w:rPr>
+        <w:t>אֶת־הָ⁠רְשָׁעִ֑ים</w:t>
+      </w:r>
+    </w:p>
+    <w:p>
+      <w:pPr/>
+      <w:r>
+        <w:rPr>
+          <w:lang w:val="en_US" w:bidi="en_US"/>
+        </w:rPr>
+      </w:r>
+      <w:r>
+        <w:rPr>
           <w:b/>
           <w:lang w:val="en_US" w:bidi="en_US"/>
         </w:rPr>
@@ -1849,6 +2124,20 @@
       </w:r>
       <w:r>
         <w:rPr>
+          <w:lang w:val="en_US" w:bidi="en_US"/>
+        </w:rPr>
+        <w:t>וְ⁠הִכְרַתִּ֣י אֶת־הָ⁠אָדָ֗ם מֵ⁠עַ֛ל פְּנֵ֥י הָ⁠אֲדָמָ֖ה</w:t>
+      </w:r>
+    </w:p>
+    <w:p>
+      <w:pPr/>
+      <w:r>
+        <w:rPr>
+          <w:lang w:val="en_US" w:bidi="en_US"/>
+        </w:rPr>
+      </w:r>
+      <w:r>
+        <w:rPr>
           <w:b/>
           <w:lang w:val="en_US" w:bidi="en_US"/>
         </w:rPr>
@@ -1932,6 +2221,20 @@
       </w:r>
       <w:r>
         <w:rPr>
+          <w:lang w:val="en_US" w:bidi="en_US"/>
+        </w:rPr>
+        <w:t>וְ⁠הִכְרַתִּ֣י אֶת־הָ⁠אָדָ֗ם</w:t>
+      </w:r>
+    </w:p>
+    <w:p>
+      <w:pPr/>
+      <w:r>
+        <w:rPr>
+          <w:lang w:val="en_US" w:bidi="en_US"/>
+        </w:rPr>
+      </w:r>
+      <w:r>
+        <w:rPr>
           <w:b/>
           <w:lang w:val="en_US" w:bidi="en_US"/>
         </w:rPr>
@@ -2028,6 +2331,20 @@
       </w:r>
       <w:r>
         <w:rPr>
+          <w:lang w:val="en_US" w:bidi="en_US"/>
+        </w:rPr>
+        <w:t>וְ⁠הִכְרַתִּ֣י אֶת־הָ⁠אָדָ֗ם</w:t>
+      </w:r>
+    </w:p>
+    <w:p>
+      <w:pPr/>
+      <w:r>
+        <w:rPr>
+          <w:lang w:val="en_US" w:bidi="en_US"/>
+        </w:rPr>
+      </w:r>
+      <w:r>
+        <w:rPr>
           <w:b/>
           <w:lang w:val="en_US" w:bidi="en_US"/>
         </w:rPr>
@@ -2124,6 +2441,20 @@
       </w:r>
       <w:r>
         <w:rPr>
+          <w:lang w:val="en_US" w:bidi="en_US"/>
+        </w:rPr>
+        <w:t>פְּנֵ֥י הָ⁠אֲדָמָ֖ה</w:t>
+      </w:r>
+    </w:p>
+    <w:p>
+      <w:pPr/>
+      <w:r>
+        <w:rPr>
+          <w:lang w:val="en_US" w:bidi="en_US"/>
+        </w:rPr>
+      </w:r>
+      <w:r>
+        <w:rPr>
           <w:b/>
           <w:lang w:val="en_US" w:bidi="en_US"/>
         </w:rPr>
@@ -2207,6 +2538,20 @@
       </w:r>
       <w:r>
         <w:rPr>
+          <w:lang w:val="en_US" w:bidi="en_US"/>
+        </w:rPr>
+        <w:t>וְ⁠נָטִ֤יתִי יָדִ⁠י֙</w:t>
+      </w:r>
+    </w:p>
+    <w:p>
+      <w:pPr/>
+      <w:r>
+        <w:rPr>
+          <w:lang w:val="en_US" w:bidi="en_US"/>
+        </w:rPr>
+      </w:r>
+      <w:r>
+        <w:rPr>
           <w:b/>
           <w:lang w:val="en_US" w:bidi="en_US"/>
         </w:rPr>
@@ -2303,6 +2648,20 @@
       </w:r>
       <w:r>
         <w:rPr>
+          <w:lang w:val="en_US" w:bidi="en_US"/>
+        </w:rPr>
+        <w:t>וְ⁠הִכְרַתִּ֞י מִן־הַ⁠מָּק֤וֹם הַ⁠זֶּה֙</w:t>
+      </w:r>
+    </w:p>
+    <w:p>
+      <w:pPr/>
+      <w:r>
+        <w:rPr>
+          <w:lang w:val="en_US" w:bidi="en_US"/>
+        </w:rPr>
+      </w:r>
+      <w:r>
+        <w:rPr>
           <w:b/>
           <w:lang w:val="en_US" w:bidi="en_US"/>
         </w:rPr>
@@ -2399,6 +2758,20 @@
       </w:r>
       <w:r>
         <w:rPr>
+          <w:lang w:val="en_US" w:bidi="en_US"/>
+        </w:rPr>
+        <w:t>וְ⁠הִכְרַתִּ֞י מִן־הַ⁠מָּק֤וֹם הַ⁠זֶּה֙</w:t>
+      </w:r>
+    </w:p>
+    <w:p>
+      <w:pPr/>
+      <w:r>
+        <w:rPr>
+          <w:lang w:val="en_US" w:bidi="en_US"/>
+        </w:rPr>
+      </w:r>
+      <w:r>
+        <w:rPr>
           <w:b/>
           <w:lang w:val="en_US" w:bidi="en_US"/>
         </w:rPr>
@@ -2482,6 +2855,20 @@
       </w:r>
       <w:r>
         <w:rPr>
+          <w:lang w:val="en_US" w:bidi="en_US"/>
+        </w:rPr>
+        <w:t>אֶת־שְׁאָ֣ר הַ⁠בַּ֔עַל</w:t>
+      </w:r>
+    </w:p>
+    <w:p>
+      <w:pPr/>
+      <w:r>
+        <w:rPr>
+          <w:lang w:val="en_US" w:bidi="en_US"/>
+        </w:rPr>
+      </w:r>
+      <w:r>
+        <w:rPr>
           <w:b/>
           <w:lang w:val="en_US" w:bidi="en_US"/>
         </w:rPr>
@@ -2578,6 +2965,20 @@
       </w:r>
       <w:r>
         <w:rPr>
+          <w:lang w:val="en_US" w:bidi="en_US"/>
+        </w:rPr>
+        <w:t>אֶת־שְׁאָ֣ר הַ⁠בַּ֔עַל</w:t>
+      </w:r>
+    </w:p>
+    <w:p>
+      <w:pPr/>
+      <w:r>
+        <w:rPr>
+          <w:lang w:val="en_US" w:bidi="en_US"/>
+        </w:rPr>
+      </w:r>
+      <w:r>
+        <w:rPr>
           <w:b/>
           <w:lang w:val="en_US" w:bidi="en_US"/>
         </w:rPr>
@@ -2687,6 +3088,20 @@
       </w:r>
       <w:r>
         <w:rPr>
+          <w:lang w:val="en_US" w:bidi="en_US"/>
+        </w:rPr>
+        <w:t>אֶת־שֵׁ֥ם הַ⁠כְּמָרִ֖ים עִם־הַ⁠כֹּהֲנִֽים</w:t>
+      </w:r>
+    </w:p>
+    <w:p>
+      <w:pPr/>
+      <w:r>
+        <w:rPr>
+          <w:lang w:val="en_US" w:bidi="en_US"/>
+        </w:rPr>
+      </w:r>
+      <w:r>
+        <w:rPr>
           <w:b/>
           <w:lang w:val="en_US" w:bidi="en_US"/>
         </w:rPr>
@@ -2770,6 +3185,20 @@
       </w:r>
       <w:r>
         <w:rPr>
+          <w:lang w:val="en_US" w:bidi="en_US"/>
+        </w:rPr>
+        <w:t>אֶת־שֵׁ֥ם</w:t>
+      </w:r>
+    </w:p>
+    <w:p>
+      <w:pPr/>
+      <w:r>
+        <w:rPr>
+          <w:lang w:val="en_US" w:bidi="en_US"/>
+        </w:rPr>
+      </w:r>
+      <w:r>
+        <w:rPr>
           <w:b/>
           <w:lang w:val="en_US" w:bidi="en_US"/>
         </w:rPr>
@@ -2879,6 +3308,20 @@
       </w:r>
       <w:r>
         <w:rPr>
+          <w:lang w:val="en_US" w:bidi="en_US"/>
+        </w:rPr>
+        <w:t>עִם־הַ⁠כֹּהֲנִֽים</w:t>
+      </w:r>
+    </w:p>
+    <w:p>
+      <w:pPr/>
+      <w:r>
+        <w:rPr>
+          <w:lang w:val="en_US" w:bidi="en_US"/>
+        </w:rPr>
+      </w:r>
+      <w:r>
+        <w:rPr>
           <w:b/>
           <w:lang w:val="en_US" w:bidi="en_US"/>
         </w:rPr>
@@ -2911,7 +3354,7 @@
         </w:rPr>
         <w:t xml:space="preserve"> probably refers to the priests descended from Aaron who were supposed to lead the Israelites in the worship of Yahweh. Unfortunately, at this time they were not serving Yahweh faithfully, as Zephaniah says in </w:t>
       </w:r>
-      <w:hyperlink r:id="rId13">
+      <w:hyperlink r:id="rId15">
         <w:r>
           <w:rPr>
             <w:lang w:val="en_US" w:bidi="en_US"/>
@@ -2993,6 +3436,20 @@
       </w:r>
       <w:r>
         <w:rPr>
+          <w:lang w:val="en_US" w:bidi="en_US"/>
+        </w:rPr>
+        <w:t>וְ⁠אֶת־הַ⁠מִּשְׁתַּחֲוִ֥ים עַל־הַ⁠גַּגּ֖וֹת לִ⁠צְבָ֣א הַ⁠שָּׁמָ֑יִם וְ⁠אֶת־הַ⁠מִּֽשְׁתַּחֲוִים֙ הַ⁠נִּשְׁבָּעִ֣ים לַֽ⁠יהוָ֔ה וְ⁠הַ⁠נִּשְׁבָּעִ֖ים בְּ⁠מַלְכָּֽ⁠ם</w:t>
+      </w:r>
+    </w:p>
+    <w:p>
+      <w:pPr/>
+      <w:r>
+        <w:rPr>
+          <w:lang w:val="en_US" w:bidi="en_US"/>
+        </w:rPr>
+      </w:r>
+      <w:r>
+        <w:rPr>
           <w:b/>
           <w:lang w:val="en_US" w:bidi="en_US"/>
         </w:rPr>
@@ -3076,6 +3533,20 @@
       </w:r>
       <w:r>
         <w:rPr>
+          <w:lang w:val="en_US" w:bidi="en_US"/>
+        </w:rPr>
+        <w:t>וְ⁠אֶת־הַ⁠מִּשְׁתַּחֲוִ֥ים עַל־הַ⁠גַּגּ֖וֹת לִ⁠צְבָ֣א</w:t>
+      </w:r>
+    </w:p>
+    <w:p>
+      <w:pPr/>
+      <w:r>
+        <w:rPr>
+          <w:lang w:val="en_US" w:bidi="en_US"/>
+        </w:rPr>
+      </w:r>
+      <w:r>
+        <w:rPr>
           <w:b/>
           <w:lang w:val="en_US" w:bidi="en_US"/>
         </w:rPr>
@@ -3172,6 +3643,20 @@
       </w:r>
       <w:r>
         <w:rPr>
+          <w:lang w:val="en_US" w:bidi="en_US"/>
+        </w:rPr>
+        <w:t>לִ⁠צְבָ֣א הַ⁠שָּׁמָ֑יִם</w:t>
+      </w:r>
+    </w:p>
+    <w:p>
+      <w:pPr/>
+      <w:r>
+        <w:rPr>
+          <w:lang w:val="en_US" w:bidi="en_US"/>
+        </w:rPr>
+      </w:r>
+      <w:r>
+        <w:rPr>
           <w:b/>
           <w:lang w:val="en_US" w:bidi="en_US"/>
         </w:rPr>
@@ -3281,6 +3766,20 @@
       </w:r>
       <w:r>
         <w:rPr>
+          <w:lang w:val="en_US" w:bidi="en_US"/>
+        </w:rPr>
+        <w:t>וְ⁠אֶת־הַ⁠מִּֽשְׁתַּחֲוִים֙ הַ⁠נִּשְׁבָּעִ֣ים לַֽ⁠יהוָ֔ה</w:t>
+      </w:r>
+    </w:p>
+    <w:p>
+      <w:pPr/>
+      <w:r>
+        <w:rPr>
+          <w:lang w:val="en_US" w:bidi="en_US"/>
+        </w:rPr>
+      </w:r>
+      <w:r>
+        <w:rPr>
           <w:b/>
           <w:lang w:val="en_US" w:bidi="en_US"/>
         </w:rPr>
@@ -3364,6 +3863,20 @@
       </w:r>
       <w:r>
         <w:rPr>
+          <w:lang w:val="en_US" w:bidi="en_US"/>
+        </w:rPr>
+        <w:t>וְ⁠אֶת־הַ⁠מִּֽשְׁתַּחֲוִים֙ הַ⁠נִּשְׁבָּעִ֣ים לַֽ⁠יהוָ֔ה</w:t>
+      </w:r>
+    </w:p>
+    <w:p>
+      <w:pPr/>
+      <w:r>
+        <w:rPr>
+          <w:lang w:val="en_US" w:bidi="en_US"/>
+        </w:rPr>
+      </w:r>
+      <w:r>
+        <w:rPr>
           <w:b/>
           <w:lang w:val="en_US" w:bidi="en_US"/>
         </w:rPr>
@@ -3499,6 +4012,20 @@
       </w:r>
       <w:r>
         <w:rPr>
+          <w:lang w:val="en_US" w:bidi="en_US"/>
+        </w:rPr>
+        <w:t>הַ⁠נִּשְׁבָּעִ֣ים לַֽ⁠יהוָ֔ה וְ⁠הַ⁠נִּשְׁבָּעִ֖ים בְּ⁠מַלְכָּֽ⁠ם</w:t>
+      </w:r>
+    </w:p>
+    <w:p>
+      <w:pPr/>
+      <w:r>
+        <w:rPr>
+          <w:lang w:val="en_US" w:bidi="en_US"/>
+        </w:rPr>
+      </w:r>
+      <w:r>
+        <w:rPr>
           <w:b/>
           <w:lang w:val="en_US" w:bidi="en_US"/>
         </w:rPr>
@@ -3595,6 +4122,20 @@
       </w:r>
       <w:r>
         <w:rPr>
+          <w:lang w:val="en_US" w:bidi="en_US"/>
+        </w:rPr>
+        <w:t>הַ⁠נִּשְׁבָּעִ֣ים לַֽ⁠יהוָ֔ה וְ⁠הַ⁠נִּשְׁבָּעִ֖ים בְּ⁠מַלְכָּֽ⁠ם</w:t>
+      </w:r>
+    </w:p>
+    <w:p>
+      <w:pPr/>
+      <w:r>
+        <w:rPr>
+          <w:lang w:val="en_US" w:bidi="en_US"/>
+        </w:rPr>
+      </w:r>
+      <w:r>
+        <w:rPr>
           <w:b/>
           <w:lang w:val="en_US" w:bidi="en_US"/>
         </w:rPr>
@@ -3730,6 +4271,20 @@
       </w:r>
       <w:r>
         <w:rPr>
+          <w:lang w:val="en_US" w:bidi="en_US"/>
+        </w:rPr>
+        <w:t>וְ⁠אֶת־הַ⁠נְּסוֹגִ֖ים מֵ⁠אַחֲרֵ֣י יְהוָ֑ה וַ⁠אֲשֶׁ֛ר לֹֽא־בִקְשׁ֥וּ אֶת־יְהוָ֖ה וְ⁠לֹ֥א דְרָשֻֽׁ⁠הוּ</w:t>
+      </w:r>
+    </w:p>
+    <w:p>
+      <w:pPr/>
+      <w:r>
+        <w:rPr>
+          <w:lang w:val="en_US" w:bidi="en_US"/>
+        </w:rPr>
+      </w:r>
+      <w:r>
+        <w:rPr>
           <w:b/>
           <w:lang w:val="en_US" w:bidi="en_US"/>
         </w:rPr>
@@ -3813,6 +4368,20 @@
       </w:r>
       <w:r>
         <w:rPr>
+          <w:lang w:val="en_US" w:bidi="en_US"/>
+        </w:rPr>
+        <w:t>וְ⁠אֶת־הַ⁠נְּסוֹגִ֖ים מֵ⁠אַחֲרֵ֣י יְהוָ֑ה וַ⁠אֲשֶׁ֛ר לֹֽא־בִקְשׁ֥וּ אֶת־יְהוָ֖ה וְ⁠לֹ֥א דְרָשֻֽׁ⁠הוּ</w:t>
+      </w:r>
+    </w:p>
+    <w:p>
+      <w:pPr/>
+      <w:r>
+        <w:rPr>
+          <w:lang w:val="en_US" w:bidi="en_US"/>
+        </w:rPr>
+      </w:r>
+      <w:r>
+        <w:rPr>
           <w:b/>
           <w:lang w:val="en_US" w:bidi="en_US"/>
         </w:rPr>
@@ -3896,6 +4465,20 @@
       </w:r>
       <w:r>
         <w:rPr>
+          <w:lang w:val="en_US" w:bidi="en_US"/>
+        </w:rPr>
+        <w:t>וְ⁠אֶת־הַ⁠נְּסוֹגִ֖ים מֵ⁠אַחֲרֵ֣י יְהוָ֑ה</w:t>
+      </w:r>
+    </w:p>
+    <w:p>
+      <w:pPr/>
+      <w:r>
+        <w:rPr>
+          <w:lang w:val="en_US" w:bidi="en_US"/>
+        </w:rPr>
+      </w:r>
+      <w:r>
+        <w:rPr>
           <w:b/>
           <w:lang w:val="en_US" w:bidi="en_US"/>
         </w:rPr>
@@ -3992,6 +4575,20 @@
       </w:r>
       <w:r>
         <w:rPr>
+          <w:lang w:val="en_US" w:bidi="en_US"/>
+        </w:rPr>
+        <w:t>וַ⁠אֲשֶׁ֛ר לֹֽא־בִקְשׁ֥וּ אֶת־יְהוָ֖ה וְ⁠לֹ֥א דְרָשֻֽׁ⁠הוּ</w:t>
+      </w:r>
+    </w:p>
+    <w:p>
+      <w:pPr/>
+      <w:r>
+        <w:rPr>
+          <w:lang w:val="en_US" w:bidi="en_US"/>
+        </w:rPr>
+      </w:r>
+      <w:r>
+        <w:rPr>
           <w:b/>
           <w:lang w:val="en_US" w:bidi="en_US"/>
         </w:rPr>
@@ -4127,6 +4724,20 @@
       </w:r>
       <w:r>
         <w:rPr>
+          <w:lang w:val="en_US" w:bidi="en_US"/>
+        </w:rPr>
+        <w:t>הַ֕ס מִ⁠פְּנֵ֖י אֲדֹנָ֣⁠י יְהוִ֑ה</w:t>
+      </w:r>
+    </w:p>
+    <w:p>
+      <w:pPr/>
+      <w:r>
+        <w:rPr>
+          <w:lang w:val="en_US" w:bidi="en_US"/>
+        </w:rPr>
+      </w:r>
+      <w:r>
+        <w:rPr>
           <w:b/>
           <w:lang w:val="en_US" w:bidi="en_US"/>
         </w:rPr>
@@ -4223,6 +4834,20 @@
       </w:r>
       <w:r>
         <w:rPr>
+          <w:lang w:val="en_US" w:bidi="en_US"/>
+        </w:rPr>
+        <w:t>הַ֕ס מִ⁠פְּנֵ֖י אֲדֹנָ֣⁠י יְהוִ֑ה</w:t>
+      </w:r>
+    </w:p>
+    <w:p>
+      <w:pPr/>
+      <w:r>
+        <w:rPr>
+          <w:lang w:val="en_US" w:bidi="en_US"/>
+        </w:rPr>
+      </w:r>
+      <w:r>
+        <w:rPr>
           <w:b/>
           <w:lang w:val="en_US" w:bidi="en_US"/>
         </w:rPr>
@@ -4319,6 +4944,20 @@
       </w:r>
       <w:r>
         <w:rPr>
+          <w:lang w:val="en_US" w:bidi="en_US"/>
+        </w:rPr>
+        <w:t>קָרוֹב֙ י֣וֹם יְהוָ֔ה</w:t>
+      </w:r>
+    </w:p>
+    <w:p>
+      <w:pPr/>
+      <w:r>
+        <w:rPr>
+          <w:lang w:val="en_US" w:bidi="en_US"/>
+        </w:rPr>
+      </w:r>
+      <w:r>
+        <w:rPr>
           <w:b/>
           <w:lang w:val="en_US" w:bidi="en_US"/>
         </w:rPr>
@@ -4415,6 +5054,20 @@
       </w:r>
       <w:r>
         <w:rPr>
+          <w:lang w:val="en_US" w:bidi="en_US"/>
+        </w:rPr>
+        <w:t>הֵכִ֧ין יְהוָ֛ה זֶ֖בַח הִקְדִּ֥ישׁ קְרֻאָֽי⁠ו</w:t>
+      </w:r>
+    </w:p>
+    <w:p>
+      <w:pPr/>
+      <w:r>
+        <w:rPr>
+          <w:lang w:val="en_US" w:bidi="en_US"/>
+        </w:rPr>
+      </w:r>
+      <w:r>
+        <w:rPr>
           <w:b/>
           <w:lang w:val="en_US" w:bidi="en_US"/>
         </w:rPr>
@@ -4537,6 +5190,20 @@
       </w:r>
       <w:r>
         <w:rPr>
+          <w:lang w:val="en_US" w:bidi="en_US"/>
+        </w:rPr>
+        <w:t>קְרֻאָֽי⁠ו</w:t>
+      </w:r>
+    </w:p>
+    <w:p>
+      <w:pPr/>
+      <w:r>
+        <w:rPr>
+          <w:lang w:val="en_US" w:bidi="en_US"/>
+        </w:rPr>
+      </w:r>
+      <w:r>
+        <w:rPr>
           <w:b/>
           <w:lang w:val="en_US" w:bidi="en_US"/>
         </w:rPr>
@@ -4620,6 +5287,20 @@
       </w:r>
       <w:r>
         <w:rPr>
+          <w:lang w:val="en_US" w:bidi="en_US"/>
+        </w:rPr>
+        <w:t>וְ⁠הָיָ֗ה בְּ⁠יוֹם֙ זֶ֣בַח יְהוָ֔ה</w:t>
+      </w:r>
+    </w:p>
+    <w:p>
+      <w:pPr/>
+      <w:r>
+        <w:rPr>
+          <w:lang w:val="en_US" w:bidi="en_US"/>
+        </w:rPr>
+      </w:r>
+      <w:r>
+        <w:rPr>
           <w:b/>
           <w:lang w:val="en_US" w:bidi="en_US"/>
         </w:rPr>
@@ -4703,6 +5384,20 @@
       </w:r>
       <w:r>
         <w:rPr>
+          <w:lang w:val="en_US" w:bidi="en_US"/>
+        </w:rPr>
+        <w:t>בְּ⁠יוֹם֙ זֶ֣בַח יְהוָ֔ה</w:t>
+      </w:r>
+    </w:p>
+    <w:p>
+      <w:pPr/>
+      <w:r>
+        <w:rPr>
+          <w:lang w:val="en_US" w:bidi="en_US"/>
+        </w:rPr>
+      </w:r>
+      <w:r>
+        <w:rPr>
           <w:b/>
           <w:lang w:val="en_US" w:bidi="en_US"/>
         </w:rPr>
@@ -4786,6 +5481,20 @@
       </w:r>
       <w:r>
         <w:rPr>
+          <w:lang w:val="en_US" w:bidi="en_US"/>
+        </w:rPr>
+        <w:t>בְּ⁠יוֹם֙ זֶ֣בַח יְהוָ֔ה</w:t>
+      </w:r>
+    </w:p>
+    <w:p>
+      <w:pPr/>
+      <w:r>
+        <w:rPr>
+          <w:lang w:val="en_US" w:bidi="en_US"/>
+        </w:rPr>
+      </w:r>
+      <w:r>
+        <w:rPr>
           <w:b/>
           <w:lang w:val="en_US" w:bidi="en_US"/>
         </w:rPr>
@@ -4869,6 +5578,20 @@
       </w:r>
       <w:r>
         <w:rPr>
+          <w:lang w:val="en_US" w:bidi="en_US"/>
+        </w:rPr>
+        <w:t>בְּ⁠יוֹם֙ זֶ֣בַח יְהוָ֔ה</w:t>
+      </w:r>
+    </w:p>
+    <w:p>
+      <w:pPr/>
+      <w:r>
+        <w:rPr>
+          <w:lang w:val="en_US" w:bidi="en_US"/>
+        </w:rPr>
+      </w:r>
+      <w:r>
+        <w:rPr>
           <w:b/>
           <w:lang w:val="en_US" w:bidi="en_US"/>
         </w:rPr>
@@ -4952,6 +5675,20 @@
       </w:r>
       <w:r>
         <w:rPr>
+          <w:lang w:val="en_US" w:bidi="en_US"/>
+        </w:rPr>
+        <w:t>וּ⁠פָקַדְתִּ֥י עַל־הַ⁠שָּׂרִ֖ים וְ⁠עַל־בְּנֵ֣י הַ⁠מֶּ֑לֶךְ וְ⁠עַ֥ל כָּל־הַ⁠לֹּבְשִׁ֖ים מַלְבּ֥וּשׁ נָכְרִֽי</w:t>
+      </w:r>
+    </w:p>
+    <w:p>
+      <w:pPr/>
+      <w:r>
+        <w:rPr>
+          <w:lang w:val="en_US" w:bidi="en_US"/>
+        </w:rPr>
+      </w:r>
+      <w:r>
+        <w:rPr>
           <w:b/>
           <w:lang w:val="en_US" w:bidi="en_US"/>
         </w:rPr>
@@ -5048,6 +5785,20 @@
       </w:r>
       <w:r>
         <w:rPr>
+          <w:lang w:val="en_US" w:bidi="en_US"/>
+        </w:rPr>
+        <w:t>הַ⁠שָּׂרִ֖ים</w:t>
+      </w:r>
+    </w:p>
+    <w:p>
+      <w:pPr/>
+      <w:r>
+        <w:rPr>
+          <w:lang w:val="en_US" w:bidi="en_US"/>
+        </w:rPr>
+      </w:r>
+      <w:r>
+        <w:rPr>
           <w:b/>
           <w:lang w:val="en_US" w:bidi="en_US"/>
         </w:rPr>
@@ -5144,6 +5895,20 @@
       </w:r>
       <w:r>
         <w:rPr>
+          <w:lang w:val="en_US" w:bidi="en_US"/>
+        </w:rPr>
+        <w:t>בְּנֵ֣י הַ⁠מֶּ֑לֶךְ</w:t>
+      </w:r>
+    </w:p>
+    <w:p>
+      <w:pPr/>
+      <w:r>
+        <w:rPr>
+          <w:lang w:val="en_US" w:bidi="en_US"/>
+        </w:rPr>
+      </w:r>
+      <w:r>
+        <w:rPr>
           <w:b/>
           <w:lang w:val="en_US" w:bidi="en_US"/>
         </w:rPr>
@@ -5240,6 +6005,20 @@
       </w:r>
       <w:r>
         <w:rPr>
+          <w:lang w:val="en_US" w:bidi="en_US"/>
+        </w:rPr>
+        <w:t>כָּל־הַ⁠לֹּבְשִׁ֖ים מַלְבּ֥וּשׁ נָכְרִֽי</w:t>
+      </w:r>
+    </w:p>
+    <w:p>
+      <w:pPr/>
+      <w:r>
+        <w:rPr>
+          <w:lang w:val="en_US" w:bidi="en_US"/>
+        </w:rPr>
+      </w:r>
+      <w:r>
+        <w:rPr>
           <w:b/>
           <w:lang w:val="en_US" w:bidi="en_US"/>
         </w:rPr>
@@ -5336,6 +6115,20 @@
       </w:r>
       <w:r>
         <w:rPr>
+          <w:lang w:val="en_US" w:bidi="en_US"/>
+        </w:rPr>
+        <w:t>וּ⁠פָקַדְתִּ֗י עַ֧ל &amp; בַּ⁠יּ֣וֹם הַ⁠ה֑וּא</w:t>
+      </w:r>
+    </w:p>
+    <w:p>
+      <w:pPr/>
+      <w:r>
+        <w:rPr>
+          <w:lang w:val="en_US" w:bidi="en_US"/>
+        </w:rPr>
+      </w:r>
+      <w:r>
+        <w:rPr>
           <w:b/>
           <w:lang w:val="en_US" w:bidi="en_US"/>
         </w:rPr>
@@ -5419,6 +6212,20 @@
       </w:r>
       <w:r>
         <w:rPr>
+          <w:lang w:val="en_US" w:bidi="en_US"/>
+        </w:rPr>
+        <w:t>כָּל־הַ⁠דּוֹלֵ֛ג עַל־הַ⁠מִּפְתָּ֖ן</w:t>
+      </w:r>
+    </w:p>
+    <w:p>
+      <w:pPr/>
+      <w:r>
+        <w:rPr>
+          <w:lang w:val="en_US" w:bidi="en_US"/>
+        </w:rPr>
+      </w:r>
+      <w:r>
+        <w:rPr>
           <w:b/>
           <w:lang w:val="en_US" w:bidi="en_US"/>
         </w:rPr>
@@ -5541,6 +6348,20 @@
       </w:r>
       <w:r>
         <w:rPr>
+          <w:lang w:val="en_US" w:bidi="en_US"/>
+        </w:rPr>
+        <w:t>הַֽ⁠מְמַלְאִ֛ים בֵּ֥ית אֲדֹנֵי⁠הֶ֖ם חָמָ֥ס וּ⁠מִרְמָֽה</w:t>
+      </w:r>
+    </w:p>
+    <w:p>
+      <w:pPr/>
+      <w:r>
+        <w:rPr>
+          <w:lang w:val="en_US" w:bidi="en_US"/>
+        </w:rPr>
+      </w:r>
+      <w:r>
+        <w:rPr>
           <w:b/>
           <w:lang w:val="en_US" w:bidi="en_US"/>
         </w:rPr>
@@ -5637,6 +6458,20 @@
       </w:r>
       <w:r>
         <w:rPr>
+          <w:lang w:val="en_US" w:bidi="en_US"/>
+        </w:rPr>
+        <w:t>חָמָ֥ס וּ⁠מִרְמָֽה</w:t>
+      </w:r>
+    </w:p>
+    <w:p>
+      <w:pPr/>
+      <w:r>
+        <w:rPr>
+          <w:lang w:val="en_US" w:bidi="en_US"/>
+        </w:rPr>
+      </w:r>
+      <w:r>
+        <w:rPr>
           <w:b/>
           <w:lang w:val="en_US" w:bidi="en_US"/>
         </w:rPr>
@@ -5746,6 +6581,20 @@
       </w:r>
       <w:r>
         <w:rPr>
+          <w:lang w:val="en_US" w:bidi="en_US"/>
+        </w:rPr>
+        <w:t>וְ⁠הָיָה֩ בַ⁠יּ֨וֹם הַ⁠ה֜וּא נְאֻם־יְהוָ֗ה ק֤וֹל</w:t>
+      </w:r>
+    </w:p>
+    <w:p>
+      <w:pPr/>
+      <w:r>
+        <w:rPr>
+          <w:lang w:val="en_US" w:bidi="en_US"/>
+        </w:rPr>
+      </w:r>
+      <w:r>
+        <w:rPr>
           <w:b/>
           <w:lang w:val="en_US" w:bidi="en_US"/>
         </w:rPr>
@@ -5842,6 +6691,20 @@
       </w:r>
       <w:r>
         <w:rPr>
+          <w:lang w:val="en_US" w:bidi="en_US"/>
+        </w:rPr>
+        <w:t>בַ⁠יּ֨וֹם הַ⁠ה֜וּא</w:t>
+      </w:r>
+    </w:p>
+    <w:p>
+      <w:pPr/>
+      <w:r>
+        <w:rPr>
+          <w:lang w:val="en_US" w:bidi="en_US"/>
+        </w:rPr>
+      </w:r>
+      <w:r>
+        <w:rPr>
           <w:b/>
           <w:lang w:val="en_US" w:bidi="en_US"/>
         </w:rPr>
@@ -5925,6 +6788,20 @@
       </w:r>
       <w:r>
         <w:rPr>
+          <w:lang w:val="en_US" w:bidi="en_US"/>
+        </w:rPr>
+        <w:t>ק֤וֹל</w:t>
+      </w:r>
+    </w:p>
+    <w:p>
+      <w:pPr/>
+      <w:r>
+        <w:rPr>
+          <w:lang w:val="en_US" w:bidi="en_US"/>
+        </w:rPr>
+      </w:r>
+      <w:r>
+        <w:rPr>
           <w:b/>
           <w:lang w:val="en_US" w:bidi="en_US"/>
         </w:rPr>
@@ -6008,6 +6885,20 @@
       </w:r>
       <w:r>
         <w:rPr>
+          <w:lang w:val="en_US" w:bidi="en_US"/>
+        </w:rPr>
+        <w:t>מִ⁠שַּׁ֣עַר הַ⁠דָּגִ֔ים</w:t>
+      </w:r>
+    </w:p>
+    <w:p>
+      <w:pPr/>
+      <w:r>
+        <w:rPr>
+          <w:lang w:val="en_US" w:bidi="en_US"/>
+        </w:rPr>
+      </w:r>
+      <w:r>
+        <w:rPr>
           <w:b/>
           <w:lang w:val="en_US" w:bidi="en_US"/>
         </w:rPr>
@@ -6104,6 +6995,20 @@
       </w:r>
       <w:r>
         <w:rPr>
+          <w:lang w:val="en_US" w:bidi="en_US"/>
+        </w:rPr>
+        <w:t>הַ⁠מִּשְׁנֶ֑ה</w:t>
+      </w:r>
+    </w:p>
+    <w:p>
+      <w:pPr/>
+      <w:r>
+        <w:rPr>
+          <w:lang w:val="en_US" w:bidi="en_US"/>
+        </w:rPr>
+      </w:r>
+      <w:r>
+        <w:rPr>
           <w:b/>
           <w:lang w:val="en_US" w:bidi="en_US"/>
         </w:rPr>
@@ -6213,6 +7118,20 @@
       </w:r>
       <w:r>
         <w:rPr>
+          <w:lang w:val="en_US" w:bidi="en_US"/>
+        </w:rPr>
+        <w:t>מֵ⁠הַ⁠גְּבָעֽוֹת</w:t>
+      </w:r>
+    </w:p>
+    <w:p>
+      <w:pPr/>
+      <w:r>
+        <w:rPr>
+          <w:lang w:val="en_US" w:bidi="en_US"/>
+        </w:rPr>
+      </w:r>
+      <w:r>
+        <w:rPr>
           <w:b/>
           <w:lang w:val="en_US" w:bidi="en_US"/>
         </w:rPr>
@@ -6309,6 +7228,20 @@
       </w:r>
       <w:r>
         <w:rPr>
+          <w:lang w:val="en_US" w:bidi="en_US"/>
+        </w:rPr>
+        <w:t>הַ⁠מַּכְתֵּ֑שׁ</w:t>
+      </w:r>
+    </w:p>
+    <w:p>
+      <w:pPr/>
+      <w:r>
+        <w:rPr>
+          <w:lang w:val="en_US" w:bidi="en_US"/>
+        </w:rPr>
+      </w:r>
+      <w:r>
+        <w:rPr>
           <w:b/>
           <w:lang w:val="en_US" w:bidi="en_US"/>
         </w:rPr>
@@ -6405,6 +7338,20 @@
       </w:r>
       <w:r>
         <w:rPr>
+          <w:lang w:val="en_US" w:bidi="en_US"/>
+        </w:rPr>
+        <w:t>נִדְמָה֙ כָּל־עַ֣ם כְּנַ֔עַן נִכְרְת֖וּ כָּל־נְטִ֥ילֵי כָֽסֶף</w:t>
+      </w:r>
+    </w:p>
+    <w:p>
+      <w:pPr/>
+      <w:r>
+        <w:rPr>
+          <w:lang w:val="en_US" w:bidi="en_US"/>
+        </w:rPr>
+      </w:r>
+      <w:r>
+        <w:rPr>
           <w:b/>
           <w:lang w:val="en_US" w:bidi="en_US"/>
         </w:rPr>
@@ -6488,6 +7435,20 @@
       </w:r>
       <w:r>
         <w:rPr>
+          <w:lang w:val="en_US" w:bidi="en_US"/>
+        </w:rPr>
+        <w:t>נִדְמָה֙ כָּל־עַ֣ם כְּנַ֔עַן נִכְרְת֖וּ כָּל־נְטִ֥ילֵי כָֽסֶף</w:t>
+      </w:r>
+    </w:p>
+    <w:p>
+      <w:pPr/>
+      <w:r>
+        <w:rPr>
+          <w:lang w:val="en_US" w:bidi="en_US"/>
+        </w:rPr>
+      </w:r>
+      <w:r>
+        <w:rPr>
           <w:b/>
           <w:lang w:val="en_US" w:bidi="en_US"/>
         </w:rPr>
@@ -6571,6 +7532,20 @@
       </w:r>
       <w:r>
         <w:rPr>
+          <w:lang w:val="en_US" w:bidi="en_US"/>
+        </w:rPr>
+        <w:t>עַ֣ם כְּנַ֔עַן</w:t>
+      </w:r>
+    </w:p>
+    <w:p>
+      <w:pPr/>
+      <w:r>
+        <w:rPr>
+          <w:lang w:val="en_US" w:bidi="en_US"/>
+        </w:rPr>
+      </w:r>
+      <w:r>
+        <w:rPr>
           <w:b/>
           <w:lang w:val="en_US" w:bidi="en_US"/>
         </w:rPr>
@@ -6667,6 +7642,20 @@
       </w:r>
       <w:r>
         <w:rPr>
+          <w:lang w:val="en_US" w:bidi="en_US"/>
+        </w:rPr>
+        <w:t>נְטִ֥ילֵי כָֽסֶף</w:t>
+      </w:r>
+    </w:p>
+    <w:p>
+      <w:pPr/>
+      <w:r>
+        <w:rPr>
+          <w:lang w:val="en_US" w:bidi="en_US"/>
+        </w:rPr>
+      </w:r>
+      <w:r>
+        <w:rPr>
           <w:b/>
           <w:lang w:val="en_US" w:bidi="en_US"/>
         </w:rPr>
@@ -6763,6 +7752,20 @@
       </w:r>
       <w:r>
         <w:rPr>
+          <w:lang w:val="en_US" w:bidi="en_US"/>
+        </w:rPr>
+        <w:t>נִכְרְת֖וּ</w:t>
+      </w:r>
+    </w:p>
+    <w:p>
+      <w:pPr/>
+      <w:r>
+        <w:rPr>
+          <w:lang w:val="en_US" w:bidi="en_US"/>
+        </w:rPr>
+      </w:r>
+      <w:r>
+        <w:rPr>
           <w:b/>
           <w:lang w:val="en_US" w:bidi="en_US"/>
         </w:rPr>
@@ -6846,6 +7849,20 @@
       </w:r>
       <w:r>
         <w:rPr>
+          <w:lang w:val="en_US" w:bidi="en_US"/>
+        </w:rPr>
+        <w:t>בַּ⁠נֵּר֑וֹת</w:t>
+      </w:r>
+    </w:p>
+    <w:p>
+      <w:pPr/>
+      <w:r>
+        <w:rPr>
+          <w:lang w:val="en_US" w:bidi="en_US"/>
+        </w:rPr>
+      </w:r>
+      <w:r>
+        <w:rPr>
           <w:b/>
           <w:lang w:val="en_US" w:bidi="en_US"/>
         </w:rPr>
@@ -6955,6 +7972,20 @@
       </w:r>
       <w:r>
         <w:rPr>
+          <w:lang w:val="en_US" w:bidi="en_US"/>
+        </w:rPr>
+        <w:t>וּ⁠פָקַדְתִּ֣י עַל</w:t>
+      </w:r>
+    </w:p>
+    <w:p>
+      <w:pPr/>
+      <w:r>
+        <w:rPr>
+          <w:lang w:val="en_US" w:bidi="en_US"/>
+        </w:rPr>
+      </w:r>
+      <w:r>
+        <w:rPr>
           <w:b/>
           <w:lang w:val="en_US" w:bidi="en_US"/>
         </w:rPr>
@@ -7038,6 +8069,20 @@
       </w:r>
       <w:r>
         <w:rPr>
+          <w:lang w:val="en_US" w:bidi="en_US"/>
+        </w:rPr>
+        <w:t>הָ⁠אֲנָשִׁ֗ים הַ⁠קֹּֽפְאִים֙ עַל־שִׁמְרֵי⁠הֶ֔ם</w:t>
+      </w:r>
+    </w:p>
+    <w:p>
+      <w:pPr/>
+      <w:r>
+        <w:rPr>
+          <w:lang w:val="en_US" w:bidi="en_US"/>
+        </w:rPr>
+      </w:r>
+      <w:r>
+        <w:rPr>
           <w:b/>
           <w:lang w:val="en_US" w:bidi="en_US"/>
         </w:rPr>
@@ -7134,6 +8179,20 @@
       </w:r>
       <w:r>
         <w:rPr>
+          <w:lang w:val="en_US" w:bidi="en_US"/>
+        </w:rPr>
+        <w:t>הָ⁠אֲנָשִׁ֗ים הַ⁠קֹּֽפְאִים֙ עַל־שִׁמְרֵי⁠הֶ֔ם</w:t>
+      </w:r>
+    </w:p>
+    <w:p>
+      <w:pPr/>
+      <w:r>
+        <w:rPr>
+          <w:lang w:val="en_US" w:bidi="en_US"/>
+        </w:rPr>
+      </w:r>
+      <w:r>
+        <w:rPr>
           <w:b/>
           <w:lang w:val="en_US" w:bidi="en_US"/>
         </w:rPr>
@@ -7243,6 +8302,20 @@
       </w:r>
       <w:r>
         <w:rPr>
+          <w:lang w:val="en_US" w:bidi="en_US"/>
+        </w:rPr>
+        <w:t>הָ⁠אֹֽמְרִים֙ בִּ⁠לְבָבָ֔⁠ם לֹֽא־יֵיטִ֥יב יְהוָ֖ה וְ⁠לֹ֥א יָרֵֽעַ</w:t>
+      </w:r>
+    </w:p>
+    <w:p>
+      <w:pPr/>
+      <w:r>
+        <w:rPr>
+          <w:lang w:val="en_US" w:bidi="en_US"/>
+        </w:rPr>
+      </w:r>
+      <w:r>
+        <w:rPr>
           <w:b/>
           <w:lang w:val="en_US" w:bidi="en_US"/>
         </w:rPr>
@@ -7326,6 +8399,20 @@
       </w:r>
       <w:r>
         <w:rPr>
+          <w:lang w:val="en_US" w:bidi="en_US"/>
+        </w:rPr>
+        <w:t>הָ⁠אֹֽמְרִים֙ בִּ⁠לְבָבָ֔⁠ם לֹֽא־יֵיטִ֥יב יְהוָ֖ה וְ⁠לֹ֥א יָרֵֽעַ</w:t>
+      </w:r>
+    </w:p>
+    <w:p>
+      <w:pPr/>
+      <w:r>
+        <w:rPr>
+          <w:lang w:val="en_US" w:bidi="en_US"/>
+        </w:rPr>
+      </w:r>
+      <w:r>
+        <w:rPr>
           <w:b/>
           <w:lang w:val="en_US" w:bidi="en_US"/>
         </w:rPr>
@@ -7409,6 +8496,20 @@
       </w:r>
       <w:r>
         <w:rPr>
+          <w:lang w:val="en_US" w:bidi="en_US"/>
+        </w:rPr>
+        <w:t>בִּ⁠לְבָבָ֔⁠ם</w:t>
+      </w:r>
+    </w:p>
+    <w:p>
+      <w:pPr/>
+      <w:r>
+        <w:rPr>
+          <w:lang w:val="en_US" w:bidi="en_US"/>
+        </w:rPr>
+      </w:r>
+      <w:r>
+        <w:rPr>
           <w:b/>
           <w:lang w:val="en_US" w:bidi="en_US"/>
         </w:rPr>
@@ -7505,6 +8606,20 @@
       </w:r>
       <w:r>
         <w:rPr>
+          <w:lang w:val="en_US" w:bidi="en_US"/>
+        </w:rPr>
+        <w:t>בִּ⁠לְבָבָ֔⁠ם</w:t>
+      </w:r>
+    </w:p>
+    <w:p>
+      <w:pPr/>
+      <w:r>
+        <w:rPr>
+          <w:lang w:val="en_US" w:bidi="en_US"/>
+        </w:rPr>
+      </w:r>
+      <w:r>
+        <w:rPr>
           <w:b/>
           <w:lang w:val="en_US" w:bidi="en_US"/>
         </w:rPr>
@@ -7601,6 +8716,20 @@
       </w:r>
       <w:r>
         <w:rPr>
+          <w:lang w:val="en_US" w:bidi="en_US"/>
+        </w:rPr>
+        <w:t>לֹֽא־יֵיטִ֥יב יְהוָ֖ה וְ⁠לֹ֥א יָרֵֽעַ</w:t>
+      </w:r>
+    </w:p>
+    <w:p>
+      <w:pPr/>
+      <w:r>
+        <w:rPr>
+          <w:lang w:val="en_US" w:bidi="en_US"/>
+        </w:rPr>
+      </w:r>
+      <w:r>
+        <w:rPr>
           <w:b/>
           <w:lang w:val="en_US" w:bidi="en_US"/>
         </w:rPr>
@@ -7710,6 +8839,20 @@
       </w:r>
       <w:r>
         <w:rPr>
+          <w:lang w:val="en_US" w:bidi="en_US"/>
+        </w:rPr>
+        <w:t>וְ⁠הָיָ֤ה חֵילָ⁠ם֙ לִ⁠מְשִׁסָּ֔ה וּ⁠בָתֵּי⁠הֶ֖ם לִ⁠שְׁמָמָ֑ה</w:t>
+      </w:r>
+    </w:p>
+    <w:p>
+      <w:pPr/>
+      <w:r>
+        <w:rPr>
+          <w:lang w:val="en_US" w:bidi="en_US"/>
+        </w:rPr>
+      </w:r>
+      <w:r>
+        <w:rPr>
           <w:b/>
           <w:lang w:val="en_US" w:bidi="en_US"/>
         </w:rPr>
@@ -7793,6 +8936,20 @@
       </w:r>
       <w:r>
         <w:rPr>
+          <w:lang w:val="en_US" w:bidi="en_US"/>
+        </w:rPr>
+        <w:t>וְ⁠הָיָ֤ה חֵילָ⁠ם֙ לִ⁠מְשִׁסָּ֔ה וּ⁠בָתֵּי⁠הֶ֖ם לִ⁠שְׁמָמָ֑ה</w:t>
+      </w:r>
+    </w:p>
+    <w:p>
+      <w:pPr/>
+      <w:r>
+        <w:rPr>
+          <w:lang w:val="en_US" w:bidi="en_US"/>
+        </w:rPr>
+      </w:r>
+      <w:r>
+        <w:rPr>
           <w:b/>
           <w:lang w:val="en_US" w:bidi="en_US"/>
         </w:rPr>
@@ -7895,7 +9052,7 @@
         </w:rPr>
         <w:t>Yahweh is alluding to what he told the Israelites would happen if they disobeyed him and worshiped false gods. When the Israelites first left Egypt, he told them through Moses that if they did those things, “You shall build a house but not live in it; you shall plant a vineyard but not use it” (</w:t>
       </w:r>
-      <w:hyperlink r:id="rId14">
+      <w:hyperlink r:id="rId16">
         <w:r>
           <w:rPr>
             <w:lang w:val="en_US" w:bidi="en_US"/>
@@ -7977,6 +9134,20 @@
       </w:r>
       <w:r>
         <w:rPr>
+          <w:lang w:val="en_US" w:bidi="en_US"/>
+        </w:rPr>
+        <w:t>יוֹם־יְהוָה֙ הַ⁠גָּד֔וֹל &amp; י֣וֹם יְהוָ֔ה</w:t>
+      </w:r>
+    </w:p>
+    <w:p>
+      <w:pPr/>
+      <w:r>
+        <w:rPr>
+          <w:lang w:val="en_US" w:bidi="en_US"/>
+        </w:rPr>
+      </w:r>
+      <w:r>
+        <w:rPr>
           <w:b/>
           <w:lang w:val="en_US" w:bidi="en_US"/>
         </w:rPr>
@@ -8073,6 +9244,20 @@
       </w:r>
       <w:r>
         <w:rPr>
+          <w:lang w:val="en_US" w:bidi="en_US"/>
+        </w:rPr>
+        <w:t>יוֹם־יְהוָה֙ הַ⁠גָּד֔וֹל &amp; י֣וֹם יְהוָ֔ה</w:t>
+      </w:r>
+    </w:p>
+    <w:p>
+      <w:pPr/>
+      <w:r>
+        <w:rPr>
+          <w:lang w:val="en_US" w:bidi="en_US"/>
+        </w:rPr>
+      </w:r>
+      <w:r>
+        <w:rPr>
           <w:b/>
           <w:lang w:val="en_US" w:bidi="en_US"/>
         </w:rPr>
@@ -8169,6 +9354,20 @@
       </w:r>
       <w:r>
         <w:rPr>
+          <w:lang w:val="en_US" w:bidi="en_US"/>
+        </w:rPr>
+        <w:t>קָר֤וֹב &amp; קָר֖וֹב וּ⁠מַהֵ֣ר מְאֹ֑ד</w:t>
+      </w:r>
+    </w:p>
+    <w:p>
+      <w:pPr/>
+      <w:r>
+        <w:rPr>
+          <w:lang w:val="en_US" w:bidi="en_US"/>
+        </w:rPr>
+      </w:r>
+      <w:r>
+        <w:rPr>
           <w:b/>
           <w:lang w:val="en_US" w:bidi="en_US"/>
         </w:rPr>
@@ -8265,6 +9464,20 @@
       </w:r>
       <w:r>
         <w:rPr>
+          <w:lang w:val="en_US" w:bidi="en_US"/>
+        </w:rPr>
+        <w:t>קָר֤וֹב &amp; קָר֖וֹב וּ⁠מַהֵ֣ר מְאֹ֑ד</w:t>
+      </w:r>
+    </w:p>
+    <w:p>
+      <w:pPr/>
+      <w:r>
+        <w:rPr>
+          <w:lang w:val="en_US" w:bidi="en_US"/>
+        </w:rPr>
+      </w:r>
+      <w:r>
+        <w:rPr>
           <w:b/>
           <w:lang w:val="en_US" w:bidi="en_US"/>
         </w:rPr>
@@ -8374,6 +9587,20 @@
       </w:r>
       <w:r>
         <w:rPr>
+          <w:lang w:val="en_US" w:bidi="en_US"/>
+        </w:rPr>
+        <w:t>ק֚וֹל י֣וֹם יְהוָ֔ה מַ֥ר</w:t>
+      </w:r>
+    </w:p>
+    <w:p>
+      <w:pPr/>
+      <w:r>
+        <w:rPr>
+          <w:lang w:val="en_US" w:bidi="en_US"/>
+        </w:rPr>
+      </w:r>
+      <w:r>
+        <w:rPr>
           <w:b/>
           <w:lang w:val="en_US" w:bidi="en_US"/>
         </w:rPr>
@@ -8483,6 +9710,20 @@
       </w:r>
       <w:r>
         <w:rPr>
+          <w:lang w:val="en_US" w:bidi="en_US"/>
+        </w:rPr>
+        <w:t>צֹרֵ֖חַ &amp; גִּבּֽוֹר</w:t>
+      </w:r>
+    </w:p>
+    <w:p>
+      <w:pPr/>
+      <w:r>
+        <w:rPr>
+          <w:lang w:val="en_US" w:bidi="en_US"/>
+        </w:rPr>
+      </w:r>
+      <w:r>
+        <w:rPr>
           <w:b/>
           <w:lang w:val="en_US" w:bidi="en_US"/>
         </w:rPr>
@@ -8579,6 +9820,20 @@
       </w:r>
       <w:r>
         <w:rPr>
+          <w:lang w:val="en_US" w:bidi="en_US"/>
+        </w:rPr>
+        <w:t>הַ⁠יּ֣וֹם הַ⁠ה֑וּא</w:t>
+      </w:r>
+    </w:p>
+    <w:p>
+      <w:pPr/>
+      <w:r>
+        <w:rPr>
+          <w:lang w:val="en_US" w:bidi="en_US"/>
+        </w:rPr>
+      </w:r>
+      <w:r>
+        <w:rPr>
           <w:b/>
           <w:lang w:val="en_US" w:bidi="en_US"/>
         </w:rPr>
@@ -8675,6 +9930,20 @@
       </w:r>
       <w:r>
         <w:rPr>
+          <w:lang w:val="en_US" w:bidi="en_US"/>
+        </w:rPr>
+        <w:t>י֧וֹם צָרָ֣ה וּ⁠מְצוּקָ֗ה י֤וֹם שֹׁאָה֙ וּ⁠מְשׁוֹאָ֔ה י֥וֹם חֹ֨שֶׁךְ֙ וַ⁠אֲפֵלָ֔ה י֥וֹם עָנָ֖ן וַ⁠עֲרָפֶֽל</w:t>
+      </w:r>
+    </w:p>
+    <w:p>
+      <w:pPr/>
+      <w:r>
+        <w:rPr>
+          <w:lang w:val="en_US" w:bidi="en_US"/>
+        </w:rPr>
+      </w:r>
+      <w:r>
+        <w:rPr>
           <w:b/>
           <w:lang w:val="en_US" w:bidi="en_US"/>
         </w:rPr>
@@ -8758,6 +10027,20 @@
       </w:r>
       <w:r>
         <w:rPr>
+          <w:lang w:val="en_US" w:bidi="en_US"/>
+        </w:rPr>
+        <w:t>י֥וֹם חֹ֨שֶׁךְ֙ וַ⁠אֲפֵלָ֔ה י֥וֹם עָנָ֖ן וַ⁠עֲרָפֶֽל</w:t>
+      </w:r>
+    </w:p>
+    <w:p>
+      <w:pPr/>
+      <w:r>
+        <w:rPr>
+          <w:lang w:val="en_US" w:bidi="en_US"/>
+        </w:rPr>
+      </w:r>
+      <w:r>
+        <w:rPr>
           <w:b/>
           <w:lang w:val="en_US" w:bidi="en_US"/>
         </w:rPr>
@@ -8841,6 +10124,20 @@
       </w:r>
       <w:r>
         <w:rPr>
+          <w:lang w:val="en_US" w:bidi="en_US"/>
+        </w:rPr>
+        <w:t>י֥וֹם</w:t>
+      </w:r>
+    </w:p>
+    <w:p>
+      <w:pPr/>
+      <w:r>
+        <w:rPr>
+          <w:lang w:val="en_US" w:bidi="en_US"/>
+        </w:rPr>
+      </w:r>
+      <w:r>
+        <w:rPr>
           <w:b/>
           <w:lang w:val="en_US" w:bidi="en_US"/>
         </w:rPr>
@@ -8937,6 +10234,20 @@
       </w:r>
       <w:r>
         <w:rPr>
+          <w:lang w:val="en_US" w:bidi="en_US"/>
+        </w:rPr>
+        <w:t>שׁוֹפָ֖ר וּ⁠תְרוּעָ֑ה</w:t>
+      </w:r>
+    </w:p>
+    <w:p>
+      <w:pPr/>
+      <w:r>
+        <w:rPr>
+          <w:lang w:val="en_US" w:bidi="en_US"/>
+        </w:rPr>
+      </w:r>
+      <w:r>
+        <w:rPr>
           <w:b/>
           <w:lang w:val="en_US" w:bidi="en_US"/>
         </w:rPr>
@@ -9033,6 +10344,20 @@
       </w:r>
       <w:r>
         <w:rPr>
+          <w:lang w:val="en_US" w:bidi="en_US"/>
+        </w:rPr>
+        <w:t>עַ֚ל הֶ⁠עָרִ֣ים הַ⁠בְּצֻר֔וֹת וְ⁠עַ֖ל הַ⁠פִּנּ֥וֹת הַ⁠גְּבֹהֽוֹת</w:t>
+      </w:r>
+    </w:p>
+    <w:p>
+      <w:pPr/>
+      <w:r>
+        <w:rPr>
+          <w:lang w:val="en_US" w:bidi="en_US"/>
+        </w:rPr>
+      </w:r>
+      <w:r>
+        <w:rPr>
           <w:b/>
           <w:lang w:val="en_US" w:bidi="en_US"/>
         </w:rPr>
@@ -9129,6 +10454,20 @@
       </w:r>
       <w:r>
         <w:rPr>
+          <w:lang w:val="en_US" w:bidi="en_US"/>
+        </w:rPr>
+        <w:t>עַ֚ל הֶ⁠עָרִ֣ים הַ⁠בְּצֻר֔וֹת וְ⁠עַ֖ל הַ⁠פִּנּ֥וֹת הַ⁠גְּבֹהֽוֹת</w:t>
+      </w:r>
+    </w:p>
+    <w:p>
+      <w:pPr/>
+      <w:r>
+        <w:rPr>
+          <w:lang w:val="en_US" w:bidi="en_US"/>
+        </w:rPr>
+      </w:r>
+      <w:r>
+        <w:rPr>
           <w:b/>
           <w:lang w:val="en_US" w:bidi="en_US"/>
         </w:rPr>
@@ -9238,6 +10577,20 @@
       </w:r>
       <w:r>
         <w:rPr>
+          <w:lang w:val="en_US" w:bidi="en_US"/>
+        </w:rPr>
+        <w:t>לָ⁠אָדָ֗ם</w:t>
+      </w:r>
+    </w:p>
+    <w:p>
+      <w:pPr/>
+      <w:r>
+        <w:rPr>
+          <w:lang w:val="en_US" w:bidi="en_US"/>
+        </w:rPr>
+      </w:r>
+      <w:r>
+        <w:rPr>
           <w:b/>
           <w:lang w:val="en_US" w:bidi="en_US"/>
         </w:rPr>
@@ -9353,7 +10706,7 @@
         </w:rPr>
         <w:t xml:space="preserve">This is a further allusion to what Yahweh told the Israelites when they first left Egypt, like the allusion in verse 13. In </w:t>
       </w:r>
-      <w:hyperlink r:id="rId15">
+      <w:hyperlink r:id="rId17">
         <w:r>
           <w:rPr>
             <w:lang w:val="en_US" w:bidi="en_US"/>
@@ -9435,6 +10788,20 @@
       </w:r>
       <w:r>
         <w:rPr>
+          <w:lang w:val="en_US" w:bidi="en_US"/>
+        </w:rPr>
+        <w:t>וְ⁠הָֽלְכוּ֙ כַּֽ⁠עִוְרִ֔ים</w:t>
+      </w:r>
+    </w:p>
+    <w:p>
+      <w:pPr/>
+      <w:r>
+        <w:rPr>
+          <w:lang w:val="en_US" w:bidi="en_US"/>
+        </w:rPr>
+      </w:r>
+      <w:r>
+        <w:rPr>
           <w:b/>
           <w:lang w:val="en_US" w:bidi="en_US"/>
         </w:rPr>
@@ -9544,6 +10911,20 @@
       </w:r>
       <w:r>
         <w:rPr>
+          <w:lang w:val="en_US" w:bidi="en_US"/>
+        </w:rPr>
+        <w:t>כַּֽ⁠עִוְרִ֔ים</w:t>
+      </w:r>
+    </w:p>
+    <w:p>
+      <w:pPr/>
+      <w:r>
+        <w:rPr>
+          <w:lang w:val="en_US" w:bidi="en_US"/>
+        </w:rPr>
+      </w:r>
+      <w:r>
+        <w:rPr>
           <w:b/>
           <w:lang w:val="en_US" w:bidi="en_US"/>
         </w:rPr>
@@ -9640,6 +11021,20 @@
       </w:r>
       <w:r>
         <w:rPr>
+          <w:lang w:val="en_US" w:bidi="en_US"/>
+        </w:rPr>
+        <w:t>וְ⁠שֻׁפַּ֤ךְ דָּמָ⁠ם֙ כֶּֽ⁠עָפָ֔ר וּ⁠לְחֻמָ֖⁠ם כַּ⁠גְּלָלִֽים</w:t>
+      </w:r>
+    </w:p>
+    <w:p>
+      <w:pPr/>
+      <w:r>
+        <w:rPr>
+          <w:lang w:val="en_US" w:bidi="en_US"/>
+        </w:rPr>
+      </w:r>
+      <w:r>
+        <w:rPr>
           <w:b/>
           <w:lang w:val="en_US" w:bidi="en_US"/>
         </w:rPr>
@@ -9723,6 +11118,20 @@
       </w:r>
       <w:r>
         <w:rPr>
+          <w:lang w:val="en_US" w:bidi="en_US"/>
+        </w:rPr>
+        <w:t>וְ⁠שֻׁפַּ֤ךְ דָּמָ⁠ם֙ כֶּֽ⁠עָפָ֔ר וּ⁠לְחֻמָ֖⁠ם כַּ⁠גְּלָלִֽים</w:t>
+      </w:r>
+    </w:p>
+    <w:p>
+      <w:pPr/>
+      <w:r>
+        <w:rPr>
+          <w:lang w:val="en_US" w:bidi="en_US"/>
+        </w:rPr>
+      </w:r>
+      <w:r>
+        <w:rPr>
           <w:b/>
           <w:lang w:val="en_US" w:bidi="en_US"/>
         </w:rPr>
@@ -9806,6 +11215,20 @@
       </w:r>
       <w:r>
         <w:rPr>
+          <w:lang w:val="en_US" w:bidi="en_US"/>
+        </w:rPr>
+        <w:t>וְ⁠שֻׁפַּ֤ךְ דָּמָ⁠ם֙ כֶּֽ⁠עָפָ֔ר וּ⁠לְחֻמָ֖⁠ם כַּ⁠גְּלָלִֽים</w:t>
+      </w:r>
+    </w:p>
+    <w:p>
+      <w:pPr/>
+      <w:r>
+        <w:rPr>
+          <w:lang w:val="en_US" w:bidi="en_US"/>
+        </w:rPr>
+      </w:r>
+      <w:r>
+        <w:rPr>
           <w:b/>
           <w:lang w:val="en_US" w:bidi="en_US"/>
         </w:rPr>
@@ -9954,6 +11377,20 @@
       </w:r>
       <w:r>
         <w:rPr>
+          <w:lang w:val="en_US" w:bidi="en_US"/>
+        </w:rPr>
+        <w:t>גַּם־כַּסְפָּ֨⁠ם גַּם־זְהָבָ֜⁠ם לֹֽא־יוּכַ֣ל לְ⁠הַצִּילָ֗⁠ם</w:t>
+      </w:r>
+    </w:p>
+    <w:p>
+      <w:pPr/>
+      <w:r>
+        <w:rPr>
+          <w:lang w:val="en_US" w:bidi="en_US"/>
+        </w:rPr>
+      </w:r>
+      <w:r>
+        <w:rPr>
           <w:b/>
           <w:lang w:val="en_US" w:bidi="en_US"/>
         </w:rPr>
@@ -10076,6 +11513,20 @@
       </w:r>
       <w:r>
         <w:rPr>
+          <w:lang w:val="en_US" w:bidi="en_US"/>
+        </w:rPr>
+        <w:t>וּ⁠בְ⁠אֵשׁ֙ קִנְאָת֔⁠וֹ תֵּאָכֵ֖ל כָּל־הָ⁠אָ֑רֶץ</w:t>
+      </w:r>
+    </w:p>
+    <w:p>
+      <w:pPr/>
+      <w:r>
+        <w:rPr>
+          <w:lang w:val="en_US" w:bidi="en_US"/>
+        </w:rPr>
+      </w:r>
+      <w:r>
+        <w:rPr>
           <w:b/>
           <w:lang w:val="en_US" w:bidi="en_US"/>
         </w:rPr>
@@ -10159,6 +11610,20 @@
       </w:r>
       <w:r>
         <w:rPr>
+          <w:lang w:val="en_US" w:bidi="en_US"/>
+        </w:rPr>
+        <w:t>וּ⁠בְ⁠אֵשׁ֙ קִנְאָת֔⁠וֹ תֵּאָכֵ֖ל כָּל־הָ⁠אָ֑רֶץ</w:t>
+      </w:r>
+    </w:p>
+    <w:p>
+      <w:pPr/>
+      <w:r>
+        <w:rPr>
+          <w:lang w:val="en_US" w:bidi="en_US"/>
+        </w:rPr>
+      </w:r>
+      <w:r>
+        <w:rPr>
           <w:b/>
           <w:lang w:val="en_US" w:bidi="en_US"/>
         </w:rPr>
@@ -10281,6 +11746,20 @@
       </w:r>
       <w:r>
         <w:rPr>
+          <w:lang w:val="en_US" w:bidi="en_US"/>
+        </w:rPr>
+        <w:t>וּ⁠בְ⁠אֵשׁ֙ קִנְאָת֔⁠וֹ תֵּאָכֵ֖ל כָּל־הָ⁠אָ֑רֶץ</w:t>
+      </w:r>
+    </w:p>
+    <w:p>
+      <w:pPr/>
+      <w:r>
+        <w:rPr>
+          <w:lang w:val="en_US" w:bidi="en_US"/>
+        </w:rPr>
+      </w:r>
+      <w:r>
+        <w:rPr>
           <w:b/>
           <w:lang w:val="en_US" w:bidi="en_US"/>
         </w:rPr>
@@ -10377,6 +11856,20 @@
       </w:r>
       <w:r>
         <w:rPr>
+          <w:lang w:val="en_US" w:bidi="en_US"/>
+        </w:rPr>
+        <w:t>כָלָ֤ה אַךְ־נִבְהָלָה֙ יַֽעֲשֶׂ֔ה אֵ֥ת כָּל־יֹשְׁבֵ֖י הָ⁠אָֽרֶץ</w:t>
+      </w:r>
+    </w:p>
+    <w:p>
+      <w:pPr/>
+      <w:r>
+        <w:rPr>
+          <w:lang w:val="en_US" w:bidi="en_US"/>
+        </w:rPr>
+      </w:r>
+      <w:r>
+        <w:rPr>
           <w:b/>
           <w:lang w:val="en_US" w:bidi="en_US"/>
         </w:rPr>
@@ -10473,6 +11966,20 @@
       </w:r>
       <w:r>
         <w:rPr>
+          <w:lang w:val="en_US" w:bidi="en_US"/>
+        </w:rPr>
+        <w:t>אֵ֥ת כָּל־יֹשְׁבֵ֖י הָ⁠אָֽרֶץ</w:t>
+      </w:r>
+    </w:p>
+    <w:p>
+      <w:pPr/>
+      <w:r>
+        <w:rPr>
+          <w:lang w:val="en_US" w:bidi="en_US"/>
+        </w:rPr>
+      </w:r>
+      <w:r>
+        <w:rPr>
           <w:b/>
           <w:lang w:val="en_US" w:bidi="en_US"/>
         </w:rPr>
@@ -10582,6 +12089,20 @@
       </w:r>
       <w:r>
         <w:rPr>
+          <w:lang w:val="en_US" w:bidi="en_US"/>
+        </w:rPr>
+        <w:t>נִבְהָלָה֙</w:t>
+      </w:r>
+    </w:p>
+    <w:p>
+      <w:pPr/>
+      <w:r>
+        <w:rPr>
+          <w:lang w:val="en_US" w:bidi="en_US"/>
+        </w:rPr>
+      </w:r>
+      <w:r>
+        <w:rPr>
           <w:b/>
           <w:lang w:val="en_US" w:bidi="en_US"/>
         </w:rPr>
@@ -10678,6 +12199,20 @@
       </w:r>
       <w:r>
         <w:rPr>
+          <w:lang w:val="en_US" w:bidi="en_US"/>
+        </w:rPr>
+        <w:t>הִֽתְקוֹשְׁשׁ֖וּ וָ⁠ק֑וֹשּׁוּ</w:t>
+      </w:r>
+    </w:p>
+    <w:p>
+      <w:pPr/>
+      <w:r>
+        <w:rPr>
+          <w:lang w:val="en_US" w:bidi="en_US"/>
+        </w:rPr>
+      </w:r>
+      <w:r>
+        <w:rPr>
           <w:b/>
           <w:lang w:val="en_US" w:bidi="en_US"/>
         </w:rPr>
@@ -10774,6 +12309,20 @@
       </w:r>
       <w:r>
         <w:rPr>
+          <w:lang w:val="en_US" w:bidi="en_US"/>
+        </w:rPr>
+        <w:t>הִֽתְקוֹשְׁשׁ֖וּ וָ⁠ק֑וֹשּׁוּ</w:t>
+      </w:r>
+    </w:p>
+    <w:p>
+      <w:pPr/>
+      <w:r>
+        <w:rPr>
+          <w:lang w:val="en_US" w:bidi="en_US"/>
+        </w:rPr>
+      </w:r>
+      <w:r>
+        <w:rPr>
           <w:b/>
           <w:lang w:val="en_US" w:bidi="en_US"/>
         </w:rPr>
@@ -10870,6 +12419,20 @@
       </w:r>
       <w:r>
         <w:rPr>
+          <w:lang w:val="en_US" w:bidi="en_US"/>
+        </w:rPr>
+        <w:t>הִֽתְקוֹשְׁשׁ֖וּ</w:t>
+      </w:r>
+    </w:p>
+    <w:p>
+      <w:pPr/>
+      <w:r>
+        <w:rPr>
+          <w:lang w:val="en_US" w:bidi="en_US"/>
+        </w:rPr>
+      </w:r>
+      <w:r>
+        <w:rPr>
           <w:b/>
           <w:lang w:val="en_US" w:bidi="en_US"/>
         </w:rPr>
@@ -10966,6 +12529,20 @@
       </w:r>
       <w:r>
         <w:rPr>
+          <w:lang w:val="en_US" w:bidi="en_US"/>
+        </w:rPr>
+        <w:t>הַ⁠גּ֖וֹי לֹ֥א נִכְסָֽף</w:t>
+      </w:r>
+    </w:p>
+    <w:p>
+      <w:pPr/>
+      <w:r>
+        <w:rPr>
+          <w:lang w:val="en_US" w:bidi="en_US"/>
+        </w:rPr>
+      </w:r>
+      <w:r>
+        <w:rPr>
           <w:b/>
           <w:lang w:val="en_US" w:bidi="en_US"/>
         </w:rPr>
@@ -11062,6 +12639,20 @@
       </w:r>
       <w:r>
         <w:rPr>
+          <w:lang w:val="en_US" w:bidi="en_US"/>
+        </w:rPr>
+        <w:t>הַ⁠גּ֖וֹי לֹ֥א נִכְסָֽף</w:t>
+      </w:r>
+    </w:p>
+    <w:p>
+      <w:pPr/>
+      <w:r>
+        <w:rPr>
+          <w:lang w:val="en_US" w:bidi="en_US"/>
+        </w:rPr>
+      </w:r>
+      <w:r>
+        <w:rPr>
           <w:b/>
           <w:lang w:val="en_US" w:bidi="en_US"/>
         </w:rPr>
@@ -11158,6 +12749,20 @@
       </w:r>
       <w:r>
         <w:rPr>
+          <w:lang w:val="en_US" w:bidi="en_US"/>
+        </w:rPr>
+        <w:t>בְּ⁠טֶ֨רֶם֙ לֶ֣דֶת חֹ֔ק</w:t>
+      </w:r>
+    </w:p>
+    <w:p>
+      <w:pPr/>
+      <w:r>
+        <w:rPr>
+          <w:lang w:val="en_US" w:bidi="en_US"/>
+        </w:rPr>
+      </w:r>
+      <w:r>
+        <w:rPr>
           <w:b/>
           <w:lang w:val="en_US" w:bidi="en_US"/>
         </w:rPr>
@@ -11293,6 +12898,20 @@
       </w:r>
       <w:r>
         <w:rPr>
+          <w:lang w:val="en_US" w:bidi="en_US"/>
+        </w:rPr>
+        <w:t>בְּ⁠טֶ֨רֶם֙ לֶ֣דֶת חֹ֔ק</w:t>
+      </w:r>
+    </w:p>
+    <w:p>
+      <w:pPr/>
+      <w:r>
+        <w:rPr>
+          <w:lang w:val="en_US" w:bidi="en_US"/>
+        </w:rPr>
+      </w:r>
+      <w:r>
+        <w:rPr>
           <w:b/>
           <w:lang w:val="en_US" w:bidi="en_US"/>
         </w:rPr>
@@ -11389,6 +13008,20 @@
       </w:r>
       <w:r>
         <w:rPr>
+          <w:lang w:val="en_US" w:bidi="en_US"/>
+        </w:rPr>
+        <w:t>י֑וֹם</w:t>
+      </w:r>
+    </w:p>
+    <w:p>
+      <w:pPr/>
+      <w:r>
+        <w:rPr>
+          <w:lang w:val="en_US" w:bidi="en_US"/>
+        </w:rPr>
+      </w:r>
+      <w:r>
+        <w:rPr>
           <w:b/>
           <w:lang w:val="en_US" w:bidi="en_US"/>
         </w:rPr>
@@ -11485,6 +13118,20 @@
       </w:r>
       <w:r>
         <w:rPr>
+          <w:lang w:val="en_US" w:bidi="en_US"/>
+        </w:rPr>
+        <w:t>כְּ⁠מֹ֖ץ עָ֣בַר</w:t>
+      </w:r>
+    </w:p>
+    <w:p>
+      <w:pPr/>
+      <w:r>
+        <w:rPr>
+          <w:lang w:val="en_US" w:bidi="en_US"/>
+        </w:rPr>
+      </w:r>
+      <w:r>
+        <w:rPr>
           <w:b/>
           <w:lang w:val="en_US" w:bidi="en_US"/>
         </w:rPr>
@@ -11607,6 +13254,20 @@
       </w:r>
       <w:r>
         <w:rPr>
+          <w:lang w:val="en_US" w:bidi="en_US"/>
+        </w:rPr>
+        <w:t>בְּ⁠טֶ֣רֶם ׀ לֹא־יָב֣וֹא עֲלֵי⁠כֶ֗ם חֲרוֹן֙ אַף־יְהוָ֔ה בְּ⁠טֶ֨רֶם֙ לֹא־יָב֣וֹא עֲלֵי⁠כֶ֔ם י֖וֹם אַף־יְהוָֽה</w:t>
+      </w:r>
+    </w:p>
+    <w:p>
+      <w:pPr/>
+      <w:r>
+        <w:rPr>
+          <w:lang w:val="en_US" w:bidi="en_US"/>
+        </w:rPr>
+      </w:r>
+      <w:r>
+        <w:rPr>
           <w:b/>
           <w:lang w:val="en_US" w:bidi="en_US"/>
         </w:rPr>
@@ -11690,6 +13351,20 @@
       </w:r>
       <w:r>
         <w:rPr>
+          <w:lang w:val="en_US" w:bidi="en_US"/>
+        </w:rPr>
+        <w:t>בְּ⁠טֶ֣רֶם ׀ לֹא־יָב֣וֹא עֲלֵי⁠כֶ֗ם חֲרוֹן֙ אַף־יְהוָ֔ה</w:t>
+      </w:r>
+    </w:p>
+    <w:p>
+      <w:pPr/>
+      <w:r>
+        <w:rPr>
+          <w:lang w:val="en_US" w:bidi="en_US"/>
+        </w:rPr>
+      </w:r>
+      <w:r>
+        <w:rPr>
           <w:b/>
           <w:lang w:val="en_US" w:bidi="en_US"/>
         </w:rPr>
@@ -11773,6 +13448,20 @@
       </w:r>
       <w:r>
         <w:rPr>
+          <w:lang w:val="en_US" w:bidi="en_US"/>
+        </w:rPr>
+        <w:t>בְּ⁠טֶ֣רֶם ׀ לֹא־יָב֣וֹא עֲלֵי⁠כֶ֗ם חֲרוֹן֙ אַף־יְהוָ֔ה</w:t>
+      </w:r>
+    </w:p>
+    <w:p>
+      <w:pPr/>
+      <w:r>
+        <w:rPr>
+          <w:lang w:val="en_US" w:bidi="en_US"/>
+        </w:rPr>
+      </w:r>
+      <w:r>
+        <w:rPr>
           <w:b/>
           <w:lang w:val="en_US" w:bidi="en_US"/>
         </w:rPr>
@@ -11895,6 +13584,20 @@
       </w:r>
       <w:r>
         <w:rPr>
+          <w:lang w:val="en_US" w:bidi="en_US"/>
+        </w:rPr>
+        <w:t>בְּ⁠טֶ֣רֶם ׀ לֹא־יָב֣וֹא עֲלֵי⁠כֶ֗ם חֲרוֹן֙ אַף־יְהוָ֔ה</w:t>
+      </w:r>
+    </w:p>
+    <w:p>
+      <w:pPr/>
+      <w:r>
+        <w:rPr>
+          <w:lang w:val="en_US" w:bidi="en_US"/>
+        </w:rPr>
+      </w:r>
+      <w:r>
+        <w:rPr>
           <w:b/>
           <w:lang w:val="en_US" w:bidi="en_US"/>
         </w:rPr>
@@ -12004,6 +13707,20 @@
       </w:r>
       <w:r>
         <w:rPr>
+          <w:lang w:val="en_US" w:bidi="en_US"/>
+        </w:rPr>
+        <w:t>בְּ⁠טֶ֨רֶם֙ לֹא־יָב֣וֹא עֲלֵי⁠כֶ֔ם י֖וֹם אַף־יְהוָֽה</w:t>
+      </w:r>
+    </w:p>
+    <w:p>
+      <w:pPr/>
+      <w:r>
+        <w:rPr>
+          <w:lang w:val="en_US" w:bidi="en_US"/>
+        </w:rPr>
+      </w:r>
+      <w:r>
+        <w:rPr>
           <w:b/>
           <w:lang w:val="en_US" w:bidi="en_US"/>
         </w:rPr>
@@ -12100,6 +13817,20 @@
       </w:r>
       <w:r>
         <w:rPr>
+          <w:lang w:val="en_US" w:bidi="en_US"/>
+        </w:rPr>
+        <w:t>בַּקְּשׁ֤וּ אֶת־יְהוָה֙</w:t>
+      </w:r>
+    </w:p>
+    <w:p>
+      <w:pPr/>
+      <w:r>
+        <w:rPr>
+          <w:lang w:val="en_US" w:bidi="en_US"/>
+        </w:rPr>
+      </w:r>
+      <w:r>
+        <w:rPr>
           <w:b/>
           <w:lang w:val="en_US" w:bidi="en_US"/>
         </w:rPr>
@@ -12132,7 +13863,7 @@
         </w:rPr>
         <w:t xml:space="preserve"> or look for Yahweh. If it would be clearer in your language, you could state the meaning plainly. See how you translated the similar expression in </w:t>
       </w:r>
-      <w:hyperlink r:id="rId16">
+      <w:hyperlink r:id="rId18">
         <w:r>
           <w:rPr>
             <w:lang w:val="en_US" w:bidi="en_US"/>
@@ -12214,6 +13945,20 @@
       </w:r>
       <w:r>
         <w:rPr>
+          <w:lang w:val="en_US" w:bidi="en_US"/>
+        </w:rPr>
+        <w:t>כָּל־עַנְוֵ֣י הָ⁠אָ֔רֶץ</w:t>
+      </w:r>
+    </w:p>
+    <w:p>
+      <w:pPr/>
+      <w:r>
+        <w:rPr>
+          <w:lang w:val="en_US" w:bidi="en_US"/>
+        </w:rPr>
+      </w:r>
+      <w:r>
+        <w:rPr>
           <w:b/>
           <w:lang w:val="en_US" w:bidi="en_US"/>
         </w:rPr>
@@ -12310,6 +14055,20 @@
       </w:r>
       <w:r>
         <w:rPr>
+          <w:lang w:val="en_US" w:bidi="en_US"/>
+        </w:rPr>
+        <w:t>כָּל־עַנְוֵ֣י הָ⁠אָ֔רֶץ</w:t>
+      </w:r>
+    </w:p>
+    <w:p>
+      <w:pPr/>
+      <w:r>
+        <w:rPr>
+          <w:lang w:val="en_US" w:bidi="en_US"/>
+        </w:rPr>
+      </w:r>
+      <w:r>
+        <w:rPr>
           <w:b/>
           <w:lang w:val="en_US" w:bidi="en_US"/>
         </w:rPr>
@@ -12342,7 +14101,7 @@
         </w:rPr>
         <w:t xml:space="preserve"> could mean: (1) the land of Judah, since Zephaniah is addressing a specific “nation,” the nation of Judah, in verses 1–3. Alternate translation: “all you humble people of the land” or “all you Judeans who are willing to humble yourselves” (2) the entire world, since that is what the term means in </w:t>
       </w:r>
-      <w:hyperlink r:id="rId17">
+      <w:hyperlink r:id="rId19">
         <w:r>
           <w:rPr>
             <w:lang w:val="en_US" w:bidi="en_US"/>
@@ -12424,6 +14183,20 @@
       </w:r>
       <w:r>
         <w:rPr>
+          <w:lang w:val="en_US" w:bidi="en_US"/>
+        </w:rPr>
+        <w:t>אֲשֶׁ֥ר מִשְׁפָּט֖⁠וֹ פָּעָ֑לוּ</w:t>
+      </w:r>
+    </w:p>
+    <w:p>
+      <w:pPr/>
+      <w:r>
+        <w:rPr>
+          <w:lang w:val="en_US" w:bidi="en_US"/>
+        </w:rPr>
+      </w:r>
+      <w:r>
+        <w:rPr>
           <w:b/>
           <w:lang w:val="en_US" w:bidi="en_US"/>
         </w:rPr>
@@ -12520,6 +14293,20 @@
       </w:r>
       <w:r>
         <w:rPr>
+          <w:lang w:val="en_US" w:bidi="en_US"/>
+        </w:rPr>
+        <w:t>בַּקְּשׁוּ־צֶ֨דֶק֙ בַּקְּשׁ֣וּ עֲנָוָ֔ה</w:t>
+      </w:r>
+    </w:p>
+    <w:p>
+      <w:pPr/>
+      <w:r>
+        <w:rPr>
+          <w:lang w:val="en_US" w:bidi="en_US"/>
+        </w:rPr>
+      </w:r>
+      <w:r>
+        <w:rPr>
           <w:b/>
           <w:lang w:val="en_US" w:bidi="en_US"/>
         </w:rPr>
@@ -12578,7 +14365,7 @@
         </w:rPr>
         <w:t xml:space="preserve">. If it would be clearer in your language, you could state the meaning plainly. The meaning of this image is slightly different from its meaning in </w:t>
       </w:r>
-      <w:hyperlink r:id="rId16">
+      <w:hyperlink r:id="rId18">
         <w:r>
           <w:rPr>
             <w:lang w:val="en_US" w:bidi="en_US"/>
@@ -12660,6 +14447,20 @@
       </w:r>
       <w:r>
         <w:rPr>
+          <w:lang w:val="en_US" w:bidi="en_US"/>
+        </w:rPr>
+        <w:t>בַּקְּשׁוּ־צֶ֨דֶק֙ בַּקְּשׁ֣וּ עֲנָוָ֔ה</w:t>
+      </w:r>
+    </w:p>
+    <w:p>
+      <w:pPr/>
+      <w:r>
+        <w:rPr>
+          <w:lang w:val="en_US" w:bidi="en_US"/>
+        </w:rPr>
+      </w:r>
+      <w:r>
+        <w:rPr>
           <w:b/>
           <w:lang w:val="en_US" w:bidi="en_US"/>
         </w:rPr>
@@ -12769,6 +14570,20 @@
       </w:r>
       <w:r>
         <w:rPr>
+          <w:lang w:val="en_US" w:bidi="en_US"/>
+        </w:rPr>
+        <w:t>תִּסָּ֣תְר֔וּ</w:t>
+      </w:r>
+    </w:p>
+    <w:p>
+      <w:pPr/>
+      <w:r>
+        <w:rPr>
+          <w:lang w:val="en_US" w:bidi="en_US"/>
+        </w:rPr>
+      </w:r>
+      <w:r>
+        <w:rPr>
           <w:b/>
           <w:lang w:val="en_US" w:bidi="en_US"/>
         </w:rPr>
@@ -12852,6 +14667,20 @@
       </w:r>
       <w:r>
         <w:rPr>
+          <w:lang w:val="en_US" w:bidi="en_US"/>
+        </w:rPr>
+        <w:t>תִּסָּ֣תְר֔וּ</w:t>
+      </w:r>
+    </w:p>
+    <w:p>
+      <w:pPr/>
+      <w:r>
+        <w:rPr>
+          <w:lang w:val="en_US" w:bidi="en_US"/>
+        </w:rPr>
+      </w:r>
+      <w:r>
+        <w:rPr>
           <w:b/>
           <w:lang w:val="en_US" w:bidi="en_US"/>
         </w:rPr>
@@ -12948,6 +14777,20 @@
       </w:r>
       <w:r>
         <w:rPr>
+          <w:lang w:val="en_US" w:bidi="en_US"/>
+        </w:rPr>
+        <w:t>בְּ⁠י֖וֹם אַף־יְהוָֽה</w:t>
+      </w:r>
+    </w:p>
+    <w:p>
+      <w:pPr/>
+      <w:r>
+        <w:rPr>
+          <w:lang w:val="en_US" w:bidi="en_US"/>
+        </w:rPr>
+      </w:r>
+      <w:r>
+        <w:rPr>
           <w:b/>
           <w:lang w:val="en_US" w:bidi="en_US"/>
         </w:rPr>
@@ -13031,6 +14874,20 @@
       </w:r>
       <w:r>
         <w:rPr>
+          <w:lang w:val="en_US" w:bidi="en_US"/>
+        </w:rPr>
+        <w:t>עַזָּה֙ עֲזוּבָ֣ה תִֽהְיֶ֔ה &amp; וְ⁠עֶקְר֖וֹן תֵּעָקֵֽר</w:t>
+      </w:r>
+    </w:p>
+    <w:p>
+      <w:pPr/>
+      <w:r>
+        <w:rPr>
+          <w:lang w:val="en_US" w:bidi="en_US"/>
+        </w:rPr>
+      </w:r>
+      <w:r>
+        <w:rPr>
           <w:b/>
           <w:lang w:val="en_US" w:bidi="en_US"/>
         </w:rPr>
@@ -13114,6 +14971,20 @@
       </w:r>
       <w:r>
         <w:rPr>
+          <w:lang w:val="en_US" w:bidi="en_US"/>
+        </w:rPr>
+        <w:t>עַזָּה֙ עֲזוּבָ֣ה תִֽהְיֶ֔ה</w:t>
+      </w:r>
+    </w:p>
+    <w:p>
+      <w:pPr/>
+      <w:r>
+        <w:rPr>
+          <w:lang w:val="en_US" w:bidi="en_US"/>
+        </w:rPr>
+      </w:r>
+      <w:r>
+        <w:rPr>
           <w:b/>
           <w:lang w:val="en_US" w:bidi="en_US"/>
         </w:rPr>
@@ -13197,6 +15068,20 @@
       </w:r>
       <w:r>
         <w:rPr>
+          <w:lang w:val="en_US" w:bidi="en_US"/>
+        </w:rPr>
+        <w:t>וְ⁠אַשְׁקְל֖וֹן לִ⁠שְׁמָמָ֑ה</w:t>
+      </w:r>
+    </w:p>
+    <w:p>
+      <w:pPr/>
+      <w:r>
+        <w:rPr>
+          <w:lang w:val="en_US" w:bidi="en_US"/>
+        </w:rPr>
+      </w:r>
+      <w:r>
+        <w:rPr>
           <w:b/>
           <w:lang w:val="en_US" w:bidi="en_US"/>
         </w:rPr>
@@ -13280,6 +15165,20 @@
       </w:r>
       <w:r>
         <w:rPr>
+          <w:lang w:val="en_US" w:bidi="en_US"/>
+        </w:rPr>
+        <w:t>אַשְׁדּ֗וֹד &amp; יְגָ֣רְשׁ֔וּ⁠הָ</w:t>
+      </w:r>
+    </w:p>
+    <w:p>
+      <w:pPr/>
+      <w:r>
+        <w:rPr>
+          <w:lang w:val="en_US" w:bidi="en_US"/>
+        </w:rPr>
+      </w:r>
+      <w:r>
+        <w:rPr>
           <w:b/>
           <w:lang w:val="en_US" w:bidi="en_US"/>
         </w:rPr>
@@ -13389,6 +15288,20 @@
       </w:r>
       <w:r>
         <w:rPr>
+          <w:lang w:val="en_US" w:bidi="en_US"/>
+        </w:rPr>
+        <w:t>אַשְׁדּ֗וֹד &amp; יְגָ֣רְשׁ֔וּ⁠הָ</w:t>
+      </w:r>
+    </w:p>
+    <w:p>
+      <w:pPr/>
+      <w:r>
+        <w:rPr>
+          <w:lang w:val="en_US" w:bidi="en_US"/>
+        </w:rPr>
+      </w:r>
+      <w:r>
+        <w:rPr>
           <w:b/>
           <w:lang w:val="en_US" w:bidi="en_US"/>
         </w:rPr>
@@ -13485,6 +15398,20 @@
       </w:r>
       <w:r>
         <w:rPr>
+          <w:lang w:val="en_US" w:bidi="en_US"/>
+        </w:rPr>
+        <w:t>בַּֽ⁠צָּהֳרַ֨יִם֙</w:t>
+      </w:r>
+    </w:p>
+    <w:p>
+      <w:pPr/>
+      <w:r>
+        <w:rPr>
+          <w:lang w:val="en_US" w:bidi="en_US"/>
+        </w:rPr>
+      </w:r>
+      <w:r>
+        <w:rPr>
           <w:b/>
           <w:lang w:val="en_US" w:bidi="en_US"/>
         </w:rPr>
@@ -13581,6 +15508,20 @@
       </w:r>
       <w:r>
         <w:rPr>
+          <w:lang w:val="en_US" w:bidi="en_US"/>
+        </w:rPr>
+        <w:t>וְ⁠עֶקְר֖וֹן תֵּעָקֵֽר</w:t>
+      </w:r>
+    </w:p>
+    <w:p>
+      <w:pPr/>
+      <w:r>
+        <w:rPr>
+          <w:lang w:val="en_US" w:bidi="en_US"/>
+        </w:rPr>
+      </w:r>
+      <w:r>
+        <w:rPr>
           <w:b/>
           <w:lang w:val="en_US" w:bidi="en_US"/>
         </w:rPr>
@@ -13690,6 +15631,20 @@
       </w:r>
       <w:r>
         <w:rPr>
+          <w:lang w:val="en_US" w:bidi="en_US"/>
+        </w:rPr>
+        <w:t>וְ⁠עֶקְר֖וֹן תֵּעָקֵֽר</w:t>
+      </w:r>
+    </w:p>
+    <w:p>
+      <w:pPr/>
+      <w:r>
+        <w:rPr>
+          <w:lang w:val="en_US" w:bidi="en_US"/>
+        </w:rPr>
+      </w:r>
+      <w:r>
+        <w:rPr>
           <w:b/>
           <w:lang w:val="en_US" w:bidi="en_US"/>
         </w:rPr>
@@ -13773,6 +15728,20 @@
       </w:r>
       <w:r>
         <w:rPr>
+          <w:lang w:val="en_US" w:bidi="en_US"/>
+        </w:rPr>
+        <w:t>חֶ֥בֶל הַ⁠יָּ֖ם</w:t>
+      </w:r>
+    </w:p>
+    <w:p>
+      <w:pPr/>
+      <w:r>
+        <w:rPr>
+          <w:lang w:val="en_US" w:bidi="en_US"/>
+        </w:rPr>
+      </w:r>
+      <w:r>
+        <w:rPr>
           <w:b/>
           <w:lang w:val="en_US" w:bidi="en_US"/>
         </w:rPr>
@@ -13882,6 +15851,20 @@
       </w:r>
       <w:r>
         <w:rPr>
+          <w:lang w:val="en_US" w:bidi="en_US"/>
+        </w:rPr>
+        <w:t>כְּרֵתִ֑ים</w:t>
+      </w:r>
+    </w:p>
+    <w:p>
+      <w:pPr/>
+      <w:r>
+        <w:rPr>
+          <w:lang w:val="en_US" w:bidi="en_US"/>
+        </w:rPr>
+      </w:r>
+      <w:r>
+        <w:rPr>
           <w:b/>
           <w:lang w:val="en_US" w:bidi="en_US"/>
         </w:rPr>
@@ -13991,6 +15974,20 @@
       </w:r>
       <w:r>
         <w:rPr>
+          <w:lang w:val="en_US" w:bidi="en_US"/>
+        </w:rPr>
+        <w:t>דְּבַר־יְהוָ֣ה עֲלֵי⁠כֶ֗ם</w:t>
+      </w:r>
+    </w:p>
+    <w:p>
+      <w:pPr/>
+      <w:r>
+        <w:rPr>
+          <w:lang w:val="en_US" w:bidi="en_US"/>
+        </w:rPr>
+      </w:r>
+      <w:r>
+        <w:rPr>
           <w:b/>
           <w:lang w:val="en_US" w:bidi="en_US"/>
         </w:rPr>
@@ -14087,6 +16084,20 @@
       </w:r>
       <w:r>
         <w:rPr>
+          <w:lang w:val="en_US" w:bidi="en_US"/>
+        </w:rPr>
+        <w:t>עֲלֵי⁠כֶ֗ם כְּנַ֨עַן֙ אֶ֣רֶץ פְּלִשְׁתִּ֔ים</w:t>
+      </w:r>
+    </w:p>
+    <w:p>
+      <w:pPr/>
+      <w:r>
+        <w:rPr>
+          <w:lang w:val="en_US" w:bidi="en_US"/>
+        </w:rPr>
+      </w:r>
+      <w:r>
+        <w:rPr>
           <w:b/>
           <w:lang w:val="en_US" w:bidi="en_US"/>
         </w:rPr>
@@ -14183,6 +16194,20 @@
       </w:r>
       <w:r>
         <w:rPr>
+          <w:lang w:val="en_US" w:bidi="en_US"/>
+        </w:rPr>
+        <w:t>עֲלֵי⁠כֶ֗ם</w:t>
+      </w:r>
+    </w:p>
+    <w:p>
+      <w:pPr/>
+      <w:r>
+        <w:rPr>
+          <w:lang w:val="en_US" w:bidi="en_US"/>
+        </w:rPr>
+      </w:r>
+      <w:r>
+        <w:rPr>
           <w:b/>
           <w:lang w:val="en_US" w:bidi="en_US"/>
         </w:rPr>
@@ -14305,6 +16330,20 @@
       </w:r>
       <w:r>
         <w:rPr>
+          <w:lang w:val="en_US" w:bidi="en_US"/>
+        </w:rPr>
+        <w:t>וְ⁠הַאֲבַדְתִּ֖י⁠ךְ מֵ⁠אֵ֥ין יוֹשֵֽׁב</w:t>
+      </w:r>
+    </w:p>
+    <w:p>
+      <w:pPr/>
+      <w:r>
+        <w:rPr>
+          <w:lang w:val="en_US" w:bidi="en_US"/>
+        </w:rPr>
+      </w:r>
+      <w:r>
+        <w:rPr>
           <w:b/>
           <w:lang w:val="en_US" w:bidi="en_US"/>
         </w:rPr>
@@ -14388,6 +16427,20 @@
       </w:r>
       <w:r>
         <w:rPr>
+          <w:lang w:val="en_US" w:bidi="en_US"/>
+        </w:rPr>
+        <w:t>וְ⁠הַאֲבַדְתִּ֖י⁠ךְ מֵ⁠אֵ֥ין יוֹשֵֽׁב</w:t>
+      </w:r>
+    </w:p>
+    <w:p>
+      <w:pPr/>
+      <w:r>
+        <w:rPr>
+          <w:lang w:val="en_US" w:bidi="en_US"/>
+        </w:rPr>
+      </w:r>
+      <w:r>
+        <w:rPr>
           <w:b/>
           <w:lang w:val="en_US" w:bidi="en_US"/>
         </w:rPr>
@@ -14484,6 +16537,20 @@
       </w:r>
       <w:r>
         <w:rPr>
+          <w:lang w:val="en_US" w:bidi="en_US"/>
+        </w:rPr>
+        <w:t>חֶ֣בֶל הַ⁠יָּ֗ם</w:t>
+      </w:r>
+    </w:p>
+    <w:p>
+      <w:pPr/>
+      <w:r>
+        <w:rPr>
+          <w:lang w:val="en_US" w:bidi="en_US"/>
+        </w:rPr>
+      </w:r>
+      <w:r>
+        <w:rPr>
           <w:b/>
           <w:lang w:val="en_US" w:bidi="en_US"/>
         </w:rPr>
@@ -14567,6 +16634,20 @@
       </w:r>
       <w:r>
         <w:rPr>
+          <w:lang w:val="en_US" w:bidi="en_US"/>
+        </w:rPr>
+        <w:t>נְוֺ֛ת כְּרֹ֥ת רֹעִ֖ים וְ⁠גִדְר֥וֹת צֹֽאן</w:t>
+      </w:r>
+    </w:p>
+    <w:p>
+      <w:pPr/>
+      <w:r>
+        <w:rPr>
+          <w:lang w:val="en_US" w:bidi="en_US"/>
+        </w:rPr>
+      </w:r>
+      <w:r>
+        <w:rPr>
           <w:b/>
           <w:lang w:val="en_US" w:bidi="en_US"/>
         </w:rPr>
@@ -14689,6 +16770,20 @@
       </w:r>
       <w:r>
         <w:rPr>
+          <w:lang w:val="en_US" w:bidi="en_US"/>
+        </w:rPr>
+        <w:t>בֵּ֥ית יְהוּדָ֖ה</w:t>
+      </w:r>
+    </w:p>
+    <w:p>
+      <w:pPr/>
+      <w:r>
+        <w:rPr>
+          <w:lang w:val="en_US" w:bidi="en_US"/>
+        </w:rPr>
+      </w:r>
+      <w:r>
+        <w:rPr>
           <w:b/>
           <w:lang w:val="en_US" w:bidi="en_US"/>
         </w:rPr>
@@ -14785,6 +16880,20 @@
       </w:r>
       <w:r>
         <w:rPr>
+          <w:lang w:val="en_US" w:bidi="en_US"/>
+        </w:rPr>
+        <w:t>בְּ⁠בָתֵּ֣י אַשְׁקְל֗וֹן בָּ⁠עֶ֨רֶב֙ יִרְבָּצ֔וּ⁠ן</w:t>
+      </w:r>
+    </w:p>
+    <w:p>
+      <w:pPr/>
+      <w:r>
+        <w:rPr>
+          <w:lang w:val="en_US" w:bidi="en_US"/>
+        </w:rPr>
+      </w:r>
+      <w:r>
+        <w:rPr>
           <w:b/>
           <w:lang w:val="en_US" w:bidi="en_US"/>
         </w:rPr>
@@ -14868,6 +16977,20 @@
       </w:r>
       <w:r>
         <w:rPr>
+          <w:lang w:val="en_US" w:bidi="en_US"/>
+        </w:rPr>
+        <w:t>יִפְקְדֵ֛⁠ם</w:t>
+      </w:r>
+    </w:p>
+    <w:p>
+      <w:pPr/>
+      <w:r>
+        <w:rPr>
+          <w:lang w:val="en_US" w:bidi="en_US"/>
+        </w:rPr>
+      </w:r>
+      <w:r>
+        <w:rPr>
           <w:b/>
           <w:lang w:val="en_US" w:bidi="en_US"/>
         </w:rPr>
@@ -14900,7 +17023,7 @@
         </w:rPr>
         <w:t xml:space="preserve"> in a specific sense to mean taking action in regard to someone. In </w:t>
       </w:r>
-      <w:hyperlink r:id="rId18">
+      <w:hyperlink r:id="rId20">
         <w:r>
           <w:rPr>
             <w:lang w:val="en_US" w:bidi="en_US"/>
@@ -14918,7 +17041,7 @@
         </w:rPr>
         <w:t xml:space="preserve">, </w:t>
       </w:r>
-      <w:hyperlink r:id="rId19">
+      <w:hyperlink r:id="rId21">
         <w:r>
           <w:rPr>
             <w:lang w:val="en_US" w:bidi="en_US"/>
@@ -14936,7 +17059,7 @@
         </w:rPr>
         <w:t xml:space="preserve">, and </w:t>
       </w:r>
-      <w:hyperlink r:id="rId20">
+      <w:hyperlink r:id="rId22">
         <w:r>
           <w:rPr>
             <w:lang w:val="en_US" w:bidi="en_US"/>
@@ -15018,6 +17141,20 @@
       </w:r>
       <w:r>
         <w:rPr>
+          <w:lang w:val="en_US" w:bidi="en_US"/>
+        </w:rPr>
+        <w:t>שָׁמַ֨עְתִּי֙ חֶרְפַּ֣ת</w:t>
+      </w:r>
+    </w:p>
+    <w:p>
+      <w:pPr/>
+      <w:r>
+        <w:rPr>
+          <w:lang w:val="en_US" w:bidi="en_US"/>
+        </w:rPr>
+      </w:r>
+      <w:r>
+        <w:rPr>
           <w:b/>
           <w:lang w:val="en_US" w:bidi="en_US"/>
         </w:rPr>
@@ -15037,7 +17174,7 @@
         </w:rPr>
         <w:t xml:space="preserve">This is the beginning of a direct quotation from Yahweh, as the phrase “the declaration of Yahweh of armies, the God of Israel” in the next verse indicates. See how you translated the phrase “the declaration of Yahweh” in </w:t>
       </w:r>
-      <w:hyperlink r:id="rId21">
+      <w:hyperlink r:id="rId23">
         <w:r>
           <w:rPr>
             <w:lang w:val="en_US" w:bidi="en_US"/>
@@ -15055,7 +17192,7 @@
         </w:rPr>
         <w:t xml:space="preserve">. If you used it to introduce the quotation there, you may wish to use the comparable phrase from </w:t>
       </w:r>
-      <w:hyperlink r:id="rId22">
+      <w:hyperlink r:id="rId24">
         <w:r>
           <w:rPr>
             <w:lang w:val="en_US" w:bidi="en_US"/>
@@ -15137,6 +17274,20 @@
       </w:r>
       <w:r>
         <w:rPr>
+          <w:lang w:val="en_US" w:bidi="en_US"/>
+        </w:rPr>
+        <w:t>מוֹאָ֔ב</w:t>
+      </w:r>
+    </w:p>
+    <w:p>
+      <w:pPr/>
+      <w:r>
+        <w:rPr>
+          <w:lang w:val="en_US" w:bidi="en_US"/>
+        </w:rPr>
+      </w:r>
+      <w:r>
+        <w:rPr>
           <w:b/>
           <w:lang w:val="en_US" w:bidi="en_US"/>
         </w:rPr>
@@ -15246,6 +17397,20 @@
       </w:r>
       <w:r>
         <w:rPr>
+          <w:lang w:val="en_US" w:bidi="en_US"/>
+        </w:rPr>
+        <w:t>בְּנֵ֣י עַמּ֑וֹן</w:t>
+      </w:r>
+    </w:p>
+    <w:p>
+      <w:pPr/>
+      <w:r>
+        <w:rPr>
+          <w:lang w:val="en_US" w:bidi="en_US"/>
+        </w:rPr>
+      </w:r>
+      <w:r>
+        <w:rPr>
           <w:b/>
           <w:lang w:val="en_US" w:bidi="en_US"/>
         </w:rPr>
@@ -15355,6 +17520,20 @@
       </w:r>
       <w:r>
         <w:rPr>
+          <w:lang w:val="en_US" w:bidi="en_US"/>
+        </w:rPr>
+        <w:t>וַ⁠יַּגְדִּ֖ילוּ עַל־גְּבוּלָֽ⁠ם</w:t>
+      </w:r>
+    </w:p>
+    <w:p>
+      <w:pPr/>
+      <w:r>
+        <w:rPr>
+          <w:lang w:val="en_US" w:bidi="en_US"/>
+        </w:rPr>
+      </w:r>
+      <w:r>
+        <w:rPr>
           <w:b/>
           <w:lang w:val="en_US" w:bidi="en_US"/>
         </w:rPr>
@@ -15438,6 +17617,20 @@
       </w:r>
       <w:r>
         <w:rPr>
+          <w:lang w:val="en_US" w:bidi="en_US"/>
+        </w:rPr>
+        <w:t>לָ⁠כֵ֣ן חַי־אָ֡נִי &amp; כִּֽי</w:t>
+      </w:r>
+    </w:p>
+    <w:p>
+      <w:pPr/>
+      <w:r>
+        <w:rPr>
+          <w:lang w:val="en_US" w:bidi="en_US"/>
+        </w:rPr>
+      </w:r>
+      <w:r>
+        <w:rPr>
           <w:b/>
           <w:lang w:val="en_US" w:bidi="en_US"/>
         </w:rPr>
@@ -15547,6 +17740,20 @@
       </w:r>
       <w:r>
         <w:rPr>
+          <w:lang w:val="en_US" w:bidi="en_US"/>
+        </w:rPr>
+        <w:t>נְאֻם֩ יְהוָ֨ה צְבָא֜וֹת אֱלֹהֵ֣י יִשְׂרָאֵ֗ל</w:t>
+      </w:r>
+    </w:p>
+    <w:p>
+      <w:pPr/>
+      <w:r>
+        <w:rPr>
+          <w:lang w:val="en_US" w:bidi="en_US"/>
+        </w:rPr>
+      </w:r>
+      <w:r>
+        <w:rPr>
           <w:b/>
           <w:lang w:val="en_US" w:bidi="en_US"/>
         </w:rPr>
@@ -15630,6 +17837,20 @@
       </w:r>
       <w:r>
         <w:rPr>
+          <w:lang w:val="en_US" w:bidi="en_US"/>
+        </w:rPr>
+        <w:t>יְהוָ֨ה צְבָא֜וֹת</w:t>
+      </w:r>
+    </w:p>
+    <w:p>
+      <w:pPr/>
+      <w:r>
+        <w:rPr>
+          <w:lang w:val="en_US" w:bidi="en_US"/>
+        </w:rPr>
+      </w:r>
+      <w:r>
+        <w:rPr>
           <w:b/>
           <w:lang w:val="en_US" w:bidi="en_US"/>
         </w:rPr>
@@ -15726,6 +17947,20 @@
       </w:r>
       <w:r>
         <w:rPr>
+          <w:lang w:val="en_US" w:bidi="en_US"/>
+        </w:rPr>
+        <w:t>מוֹאָ֞ב כִּ⁠סְדֹ֤ם תִּֽהְיֶה֙ וּ⁠בְנֵ֤י עַמּוֹן֙ כַּֽ⁠עֲמֹרָ֔ה</w:t>
+      </w:r>
+    </w:p>
+    <w:p>
+      <w:pPr/>
+      <w:r>
+        <w:rPr>
+          <w:lang w:val="en_US" w:bidi="en_US"/>
+        </w:rPr>
+      </w:r>
+      <w:r>
+        <w:rPr>
           <w:b/>
           <w:lang w:val="en_US" w:bidi="en_US"/>
         </w:rPr>
@@ -15771,7 +18006,7 @@
         </w:rPr>
         <w:t xml:space="preserve"> were completely destroyed (see </w:t>
       </w:r>
-      <w:hyperlink r:id="rId23">
+      <w:hyperlink r:id="rId25">
         <w:r>
           <w:rPr>
             <w:lang w:val="en_US" w:bidi="en_US"/>
@@ -15879,6 +18114,20 @@
       </w:r>
       <w:r>
         <w:rPr>
+          <w:lang w:val="en_US" w:bidi="en_US"/>
+        </w:rPr>
+        <w:t>מִמְשַׁ֥ק חָר֛וּל וּ⁠מִכְרֵה־מֶ֥לַח וּ⁠שְׁמָמָ֖ה עַד־עוֹלָ֑ם</w:t>
+      </w:r>
+    </w:p>
+    <w:p>
+      <w:pPr/>
+      <w:r>
+        <w:rPr>
+          <w:lang w:val="en_US" w:bidi="en_US"/>
+        </w:rPr>
+      </w:r>
+      <w:r>
+        <w:rPr>
           <w:b/>
           <w:lang w:val="en_US" w:bidi="en_US"/>
         </w:rPr>
@@ -15962,6 +18211,20 @@
       </w:r>
       <w:r>
         <w:rPr>
+          <w:lang w:val="en_US" w:bidi="en_US"/>
+        </w:rPr>
+        <w:t>מִמְשַׁ֥ק חָר֛וּל וּ⁠מִכְרֵה־מֶ֥לַח וּ⁠שְׁמָמָ֖ה עַד־עוֹלָ֑ם</w:t>
+      </w:r>
+    </w:p>
+    <w:p>
+      <w:pPr/>
+      <w:r>
+        <w:rPr>
+          <w:lang w:val="en_US" w:bidi="en_US"/>
+        </w:rPr>
+      </w:r>
+      <w:r>
+        <w:rPr>
           <w:b/>
           <w:lang w:val="en_US" w:bidi="en_US"/>
         </w:rPr>
@@ -16071,6 +18334,20 @@
       </w:r>
       <w:r>
         <w:rPr>
+          <w:lang w:val="en_US" w:bidi="en_US"/>
+        </w:rPr>
+        <w:t>מִמְשַׁ֥ק חָר֛וּל וּ⁠מִכְרֵה־מֶ֥לַח וּ⁠שְׁמָמָ֖ה עַד־עוֹלָ֑ם</w:t>
+      </w:r>
+    </w:p>
+    <w:p>
+      <w:pPr/>
+      <w:r>
+        <w:rPr>
+          <w:lang w:val="en_US" w:bidi="en_US"/>
+        </w:rPr>
+      </w:r>
+      <w:r>
+        <w:rPr>
           <w:b/>
           <w:lang w:val="en_US" w:bidi="en_US"/>
         </w:rPr>
@@ -16154,6 +18431,20 @@
       </w:r>
       <w:r>
         <w:rPr>
+          <w:lang w:val="en_US" w:bidi="en_US"/>
+        </w:rPr>
+        <w:t>שְׁאֵרִ֤ית עַמִּ⁠י֙ יְבָזּ֔וּ⁠ם וְ⁠יֶ֥תֶר גּוֹיִ֖י יִנְחָלֽוּ⁠ם</w:t>
+      </w:r>
+    </w:p>
+    <w:p>
+      <w:pPr/>
+      <w:r>
+        <w:rPr>
+          <w:lang w:val="en_US" w:bidi="en_US"/>
+        </w:rPr>
+      </w:r>
+      <w:r>
+        <w:rPr>
           <w:b/>
           <w:lang w:val="en_US" w:bidi="en_US"/>
         </w:rPr>
@@ -16250,6 +18541,20 @@
       </w:r>
       <w:r>
         <w:rPr>
+          <w:lang w:val="en_US" w:bidi="en_US"/>
+        </w:rPr>
+        <w:t>זֹ֥את לָ⁠הֶ֖ם תַּ֣חַת גְּאוֹנָ֑⁠ם כִּ֤י חֵֽרְפוּ֙ וַ⁠יַּגְדִּ֔לוּ עַל־עַ֖ם יְהוָ֥ה צְבָאֽוֹת</w:t>
+      </w:r>
+    </w:p>
+    <w:p>
+      <w:pPr/>
+      <w:r>
+        <w:rPr>
+          <w:lang w:val="en_US" w:bidi="en_US"/>
+        </w:rPr>
+      </w:r>
+      <w:r>
+        <w:rPr>
           <w:b/>
           <w:lang w:val="en_US" w:bidi="en_US"/>
         </w:rPr>
@@ -16333,6 +18638,20 @@
       </w:r>
       <w:r>
         <w:rPr>
+          <w:lang w:val="en_US" w:bidi="en_US"/>
+        </w:rPr>
+        <w:t>זֹ֥את לָ⁠הֶ֖ם תַּ֣חַת גְּאוֹנָ֑⁠ם</w:t>
+      </w:r>
+    </w:p>
+    <w:p>
+      <w:pPr/>
+      <w:r>
+        <w:rPr>
+          <w:lang w:val="en_US" w:bidi="en_US"/>
+        </w:rPr>
+      </w:r>
+      <w:r>
+        <w:rPr>
           <w:b/>
           <w:lang w:val="en_US" w:bidi="en_US"/>
         </w:rPr>
@@ -16429,6 +18748,20 @@
       </w:r>
       <w:r>
         <w:rPr>
+          <w:lang w:val="en_US" w:bidi="en_US"/>
+        </w:rPr>
+        <w:t>וַ⁠יַּגְדִּ֔לוּ עַל</w:t>
+      </w:r>
+    </w:p>
+    <w:p>
+      <w:pPr/>
+      <w:r>
+        <w:rPr>
+          <w:lang w:val="en_US" w:bidi="en_US"/>
+        </w:rPr>
+      </w:r>
+      <w:r>
+        <w:rPr>
           <w:b/>
           <w:lang w:val="en_US" w:bidi="en_US"/>
         </w:rPr>
@@ -16448,7 +18781,7 @@
         </w:rPr>
         <w:t xml:space="preserve">See how you translated the expression “made themselves great” in </w:t>
       </w:r>
-      <w:hyperlink r:id="rId24">
+      <w:hyperlink r:id="rId26">
         <w:r>
           <w:rPr>
             <w:lang w:val="en_US" w:bidi="en_US"/>
@@ -16530,6 +18863,20 @@
       </w:r>
       <w:r>
         <w:rPr>
+          <w:lang w:val="en_US" w:bidi="en_US"/>
+        </w:rPr>
+        <w:t>יְהוָ֥ה צְבָאֽוֹת</w:t>
+      </w:r>
+    </w:p>
+    <w:p>
+      <w:pPr/>
+      <w:r>
+        <w:rPr>
+          <w:lang w:val="en_US" w:bidi="en_US"/>
+        </w:rPr>
+      </w:r>
+      <w:r>
+        <w:rPr>
           <w:b/>
           <w:lang w:val="en_US" w:bidi="en_US"/>
         </w:rPr>
@@ -16613,6 +18960,20 @@
       </w:r>
       <w:r>
         <w:rPr>
+          <w:lang w:val="en_US" w:bidi="en_US"/>
+        </w:rPr>
+        <w:t>רָזָ֔ה אֵ֖ת כָּל־אֱלֹהֵ֣י הָ⁠אָ֑רֶץ</w:t>
+      </w:r>
+    </w:p>
+    <w:p>
+      <w:pPr/>
+      <w:r>
+        <w:rPr>
+          <w:lang w:val="en_US" w:bidi="en_US"/>
+        </w:rPr>
+      </w:r>
+      <w:r>
+        <w:rPr>
           <w:b/>
           <w:lang w:val="en_US" w:bidi="en_US"/>
         </w:rPr>
@@ -16722,6 +19083,20 @@
       </w:r>
       <w:r>
         <w:rPr>
+          <w:lang w:val="en_US" w:bidi="en_US"/>
+        </w:rPr>
+        <w:t>וְ⁠יִשְׁתַּֽחֲווּ־ל⁠וֹ֙ &amp; כֹּ֖ל אִיֵּ֥י הַ⁠גּוֹיִֽם</w:t>
+      </w:r>
+    </w:p>
+    <w:p>
+      <w:pPr/>
+      <w:r>
+        <w:rPr>
+          <w:lang w:val="en_US" w:bidi="en_US"/>
+        </w:rPr>
+      </w:r>
+      <w:r>
+        <w:rPr>
           <w:b/>
           <w:lang w:val="en_US" w:bidi="en_US"/>
         </w:rPr>
@@ -16844,6 +19219,20 @@
       </w:r>
       <w:r>
         <w:rPr>
+          <w:lang w:val="en_US" w:bidi="en_US"/>
+        </w:rPr>
+        <w:t>וְ⁠יִשְׁתַּֽחֲווּ־ל⁠וֹ֙ &amp; כֹּ֖ל אִיֵּ֥י הַ⁠גּוֹיִֽם</w:t>
+      </w:r>
+    </w:p>
+    <w:p>
+      <w:pPr/>
+      <w:r>
+        <w:rPr>
+          <w:lang w:val="en_US" w:bidi="en_US"/>
+        </w:rPr>
+      </w:r>
+      <w:r>
+        <w:rPr>
           <w:b/>
           <w:lang w:val="en_US" w:bidi="en_US"/>
         </w:rPr>
@@ -16953,6 +19342,20 @@
       </w:r>
       <w:r>
         <w:rPr>
+          <w:lang w:val="en_US" w:bidi="en_US"/>
+        </w:rPr>
+        <w:t>אִ֣ישׁ מִ⁠מְּקוֹמ֔⁠וֹ</w:t>
+      </w:r>
+    </w:p>
+    <w:p>
+      <w:pPr/>
+      <w:r>
+        <w:rPr>
+          <w:lang w:val="en_US" w:bidi="en_US"/>
+        </w:rPr>
+      </w:r>
+      <w:r>
+        <w:rPr>
           <w:b/>
           <w:lang w:val="en_US" w:bidi="en_US"/>
         </w:rPr>
@@ -17049,6 +19452,20 @@
       </w:r>
       <w:r>
         <w:rPr>
+          <w:lang w:val="en_US" w:bidi="en_US"/>
+        </w:rPr>
+        <w:t>גַּם־אַתֶּ֣ם כּוּשִׁ֔ים</w:t>
+      </w:r>
+    </w:p>
+    <w:p>
+      <w:pPr/>
+      <w:r>
+        <w:rPr>
+          <w:lang w:val="en_US" w:bidi="en_US"/>
+        </w:rPr>
+      </w:r>
+      <w:r>
+        <w:rPr>
           <w:b/>
           <w:lang w:val="en_US" w:bidi="en_US"/>
         </w:rPr>
@@ -17132,6 +19549,20 @@
       </w:r>
       <w:r>
         <w:rPr>
+          <w:lang w:val="en_US" w:bidi="en_US"/>
+        </w:rPr>
+        <w:t>חַֽלְלֵ֥י חַרְבִּ֖⁠י הֵֽמָּה</w:t>
+      </w:r>
+    </w:p>
+    <w:p>
+      <w:pPr/>
+      <w:r>
+        <w:rPr>
+          <w:lang w:val="en_US" w:bidi="en_US"/>
+        </w:rPr>
+      </w:r>
+      <w:r>
+        <w:rPr>
           <w:b/>
           <w:lang w:val="en_US" w:bidi="en_US"/>
         </w:rPr>
@@ -17215,6 +19646,20 @@
       </w:r>
       <w:r>
         <w:rPr>
+          <w:lang w:val="en_US" w:bidi="en_US"/>
+        </w:rPr>
+        <w:t>חַֽלְלֵ֥י חַרְבִּ֖⁠י הֵֽמָּה</w:t>
+      </w:r>
+    </w:p>
+    <w:p>
+      <w:pPr/>
+      <w:r>
+        <w:rPr>
+          <w:lang w:val="en_US" w:bidi="en_US"/>
+        </w:rPr>
+      </w:r>
+      <w:r>
+        <w:rPr>
           <w:b/>
           <w:lang w:val="en_US" w:bidi="en_US"/>
         </w:rPr>
@@ -17298,6 +19743,20 @@
       </w:r>
       <w:r>
         <w:rPr>
+          <w:lang w:val="en_US" w:bidi="en_US"/>
+        </w:rPr>
+        <w:t>חַֽלְלֵ֥י חַרְבִּ֖⁠י הֵֽמָּה</w:t>
+      </w:r>
+    </w:p>
+    <w:p>
+      <w:pPr/>
+      <w:r>
+        <w:rPr>
+          <w:lang w:val="en_US" w:bidi="en_US"/>
+        </w:rPr>
+      </w:r>
+      <w:r>
+        <w:rPr>
           <w:b/>
           <w:lang w:val="en_US" w:bidi="en_US"/>
         </w:rPr>
@@ -17394,6 +19853,20 @@
       </w:r>
       <w:r>
         <w:rPr>
+          <w:lang w:val="en_US" w:bidi="en_US"/>
+        </w:rPr>
+        <w:t>וְ⁠יֵ֤ט יָד⁠וֹ֙ עַל־צָפ֔וֹן וִֽ⁠יאַבֵּ֖ד אֶת־אַשּׁ֑וּר</w:t>
+      </w:r>
+    </w:p>
+    <w:p>
+      <w:pPr/>
+      <w:r>
+        <w:rPr>
+          <w:lang w:val="en_US" w:bidi="en_US"/>
+        </w:rPr>
+      </w:r>
+      <w:r>
+        <w:rPr>
           <w:b/>
           <w:lang w:val="en_US" w:bidi="en_US"/>
         </w:rPr>
@@ -17490,6 +19963,20 @@
       </w:r>
       <w:r>
         <w:rPr>
+          <w:lang w:val="en_US" w:bidi="en_US"/>
+        </w:rPr>
+        <w:t>וְ⁠יֵ֤ט יָד⁠וֹ֙</w:t>
+      </w:r>
+    </w:p>
+    <w:p>
+      <w:pPr/>
+      <w:r>
+        <w:rPr>
+          <w:lang w:val="en_US" w:bidi="en_US"/>
+        </w:rPr>
+      </w:r>
+      <w:r>
+        <w:rPr>
           <w:b/>
           <w:lang w:val="en_US" w:bidi="en_US"/>
         </w:rPr>
@@ -17509,7 +19996,7 @@
         </w:rPr>
         <w:t xml:space="preserve">See how you translated the expression “I will stretch out my hand” in </w:t>
       </w:r>
-      <w:hyperlink r:id="rId25">
+      <w:hyperlink r:id="rId27">
         <w:r>
           <w:rPr>
             <w:lang w:val="en_US" w:bidi="en_US"/>
@@ -17591,6 +20078,20 @@
       </w:r>
       <w:r>
         <w:rPr>
+          <w:lang w:val="en_US" w:bidi="en_US"/>
+        </w:rPr>
+        <w:t>צָפ֔וֹן</w:t>
+      </w:r>
+    </w:p>
+    <w:p>
+      <w:pPr/>
+      <w:r>
+        <w:rPr>
+          <w:lang w:val="en_US" w:bidi="en_US"/>
+        </w:rPr>
+      </w:r>
+      <w:r>
+        <w:rPr>
           <w:b/>
           <w:lang w:val="en_US" w:bidi="en_US"/>
         </w:rPr>
@@ -17700,6 +20201,20 @@
       </w:r>
       <w:r>
         <w:rPr>
+          <w:lang w:val="en_US" w:bidi="en_US"/>
+        </w:rPr>
+        <w:t>בְ⁠תוֹכָ֤⁠הּ</w:t>
+      </w:r>
+    </w:p>
+    <w:p>
+      <w:pPr/>
+      <w:r>
+        <w:rPr>
+          <w:lang w:val="en_US" w:bidi="en_US"/>
+        </w:rPr>
+      </w:r>
+      <w:r>
+        <w:rPr>
           <w:b/>
           <w:lang w:val="en_US" w:bidi="en_US"/>
         </w:rPr>
@@ -17796,6 +20311,20 @@
       </w:r>
       <w:r>
         <w:rPr>
+          <w:lang w:val="en_US" w:bidi="en_US"/>
+        </w:rPr>
+        <w:t>כָּל־חַיְת⁠וֹ־ג֔וֹי</w:t>
+      </w:r>
+    </w:p>
+    <w:p>
+      <w:pPr/>
+      <w:r>
+        <w:rPr>
+          <w:lang w:val="en_US" w:bidi="en_US"/>
+        </w:rPr>
+      </w:r>
+      <w:r>
+        <w:rPr>
           <w:b/>
           <w:lang w:val="en_US" w:bidi="en_US"/>
         </w:rPr>
@@ -17905,6 +20434,20 @@
       </w:r>
       <w:r>
         <w:rPr>
+          <w:lang w:val="en_US" w:bidi="en_US"/>
+        </w:rPr>
+        <w:t>גַּם־קָאַת֙ גַּם־קִפֹּ֔ד</w:t>
+      </w:r>
+    </w:p>
+    <w:p>
+      <w:pPr/>
+      <w:r>
+        <w:rPr>
+          <w:lang w:val="en_US" w:bidi="en_US"/>
+        </w:rPr>
+      </w:r>
+      <w:r>
+        <w:rPr>
           <w:b/>
           <w:lang w:val="en_US" w:bidi="en_US"/>
         </w:rPr>
@@ -18014,6 +20557,20 @@
       </w:r>
       <w:r>
         <w:rPr>
+          <w:lang w:val="en_US" w:bidi="en_US"/>
+        </w:rPr>
+        <w:t>בְּ⁠כַפְתֹּרֶ֖י⁠הָ יָלִ֑ינוּ</w:t>
+      </w:r>
+    </w:p>
+    <w:p>
+      <w:pPr/>
+      <w:r>
+        <w:rPr>
+          <w:lang w:val="en_US" w:bidi="en_US"/>
+        </w:rPr>
+      </w:r>
+      <w:r>
+        <w:rPr>
           <w:b/>
           <w:lang w:val="en_US" w:bidi="en_US"/>
         </w:rPr>
@@ -18110,6 +20667,20 @@
       </w:r>
       <w:r>
         <w:rPr>
+          <w:lang w:val="en_US" w:bidi="en_US"/>
+        </w:rPr>
+        <w:t>ק֠וֹל יְשׁוֹרֵ֤ר בַּֽ⁠חַלּוֹן֙ חֹ֣רֶב בַּ⁠סַּ֔ף כִּ֥י אַרְזָ֖ה עֵרָֽה</w:t>
+      </w:r>
+    </w:p>
+    <w:p>
+      <w:pPr/>
+      <w:r>
+        <w:rPr>
+          <w:lang w:val="en_US" w:bidi="en_US"/>
+        </w:rPr>
+      </w:r>
+      <w:r>
+        <w:rPr>
           <w:b/>
           <w:lang w:val="en_US" w:bidi="en_US"/>
         </w:rPr>
@@ -18206,6 +20777,20 @@
       </w:r>
       <w:r>
         <w:rPr>
+          <w:lang w:val="en_US" w:bidi="en_US"/>
+        </w:rPr>
+        <w:t>ק֠וֹל יְשׁוֹרֵ֤ר בַּֽ⁠חַלּוֹן֙</w:t>
+      </w:r>
+    </w:p>
+    <w:p>
+      <w:pPr/>
+      <w:r>
+        <w:rPr>
+          <w:lang w:val="en_US" w:bidi="en_US"/>
+        </w:rPr>
+      </w:r>
+      <w:r>
+        <w:rPr>
           <w:b/>
           <w:lang w:val="en_US" w:bidi="en_US"/>
         </w:rPr>
@@ -18315,6 +20900,20 @@
       </w:r>
       <w:r>
         <w:rPr>
+          <w:lang w:val="en_US" w:bidi="en_US"/>
+        </w:rPr>
+        <w:t>חֹ֣רֶב בַּ⁠סַּ֔ף</w:t>
+      </w:r>
+    </w:p>
+    <w:p>
+      <w:pPr/>
+      <w:r>
+        <w:rPr>
+          <w:lang w:val="en_US" w:bidi="en_US"/>
+        </w:rPr>
+      </w:r>
+      <w:r>
+        <w:rPr>
           <w:b/>
           <w:lang w:val="en_US" w:bidi="en_US"/>
         </w:rPr>
@@ -18411,6 +21010,20 @@
       </w:r>
       <w:r>
         <w:rPr>
+          <w:lang w:val="en_US" w:bidi="en_US"/>
+        </w:rPr>
+        <w:t>זֹ֞֠את הָ⁠עִ֤יר הָ⁠עַלִּיזָה֙ הַ⁠יּוֹשֶׁ֣בֶת לָ⁠בֶ֔טַח הָ⁠אֹֽמְרָה֙ בִּ⁠לְבָבָ֔⁠הּ אֲנִ֖י וְ⁠אַפְסִ֣⁠י ע֑וֹד</w:t>
+      </w:r>
+    </w:p>
+    <w:p>
+      <w:pPr/>
+      <w:r>
+        <w:rPr>
+          <w:lang w:val="en_US" w:bidi="en_US"/>
+        </w:rPr>
+      </w:r>
+      <w:r>
+        <w:rPr>
           <w:b/>
           <w:lang w:val="en_US" w:bidi="en_US"/>
         </w:rPr>
@@ -18520,6 +21133,20 @@
       </w:r>
       <w:r>
         <w:rPr>
+          <w:lang w:val="en_US" w:bidi="en_US"/>
+        </w:rPr>
+        <w:t>הָ⁠אֹֽמְרָה֙ בִּ⁠לְבָבָ֔⁠הּ אֲנִ֖י וְ⁠אַפְסִ֣⁠י ע֑וֹד</w:t>
+      </w:r>
+    </w:p>
+    <w:p>
+      <w:pPr/>
+      <w:r>
+        <w:rPr>
+          <w:lang w:val="en_US" w:bidi="en_US"/>
+        </w:rPr>
+      </w:r>
+      <w:r>
+        <w:rPr>
           <w:b/>
           <w:lang w:val="en_US" w:bidi="en_US"/>
         </w:rPr>
@@ -18616,6 +21243,20 @@
       </w:r>
       <w:r>
         <w:rPr>
+          <w:lang w:val="en_US" w:bidi="en_US"/>
+        </w:rPr>
+        <w:t>הָ⁠אֹֽמְרָה֙ בִּ⁠לְבָבָ֔⁠הּ אֲנִ֖י וְ⁠אַפְסִ֣⁠י ע֑וֹד</w:t>
+      </w:r>
+    </w:p>
+    <w:p>
+      <w:pPr/>
+      <w:r>
+        <w:rPr>
+          <w:lang w:val="en_US" w:bidi="en_US"/>
+        </w:rPr>
+      </w:r>
+      <w:r>
+        <w:rPr>
           <w:b/>
           <w:lang w:val="en_US" w:bidi="en_US"/>
         </w:rPr>
@@ -18699,6 +21340,20 @@
       </w:r>
       <w:r>
         <w:rPr>
+          <w:lang w:val="en_US" w:bidi="en_US"/>
+        </w:rPr>
+        <w:t>הָ⁠אֹֽמְרָה֙ בִּ⁠לְבָבָ֔⁠הּ אֲנִ֖י וְ⁠אַפְסִ֣⁠י ע֑וֹד</w:t>
+      </w:r>
+    </w:p>
+    <w:p>
+      <w:pPr/>
+      <w:r>
+        <w:rPr>
+          <w:lang w:val="en_US" w:bidi="en_US"/>
+        </w:rPr>
+      </w:r>
+      <w:r>
+        <w:rPr>
           <w:b/>
           <w:lang w:val="en_US" w:bidi="en_US"/>
         </w:rPr>
@@ -18782,6 +21437,20 @@
       </w:r>
       <w:r>
         <w:rPr>
+          <w:lang w:val="en_US" w:bidi="en_US"/>
+        </w:rPr>
+        <w:t>אֵ֣יךְ ׀ הָיְתָ֣ה לְ⁠שַׁמָּ֗ה</w:t>
+      </w:r>
+    </w:p>
+    <w:p>
+      <w:pPr/>
+      <w:r>
+        <w:rPr>
+          <w:lang w:val="en_US" w:bidi="en_US"/>
+        </w:rPr>
+      </w:r>
+      <w:r>
+        <w:rPr>
           <w:b/>
           <w:lang w:val="en_US" w:bidi="en_US"/>
         </w:rPr>
@@ -18865,6 +21534,20 @@
       </w:r>
       <w:r>
         <w:rPr>
+          <w:lang w:val="en_US" w:bidi="en_US"/>
+        </w:rPr>
+        <w:t>מַרְבֵּץ֙ לַֽ⁠חַיָּ֔ה</w:t>
+      </w:r>
+    </w:p>
+    <w:p>
+      <w:pPr/>
+      <w:r>
+        <w:rPr>
+          <w:lang w:val="en_US" w:bidi="en_US"/>
+        </w:rPr>
+      </w:r>
+      <w:r>
+        <w:rPr>
           <w:b/>
           <w:lang w:val="en_US" w:bidi="en_US"/>
         </w:rPr>
@@ -18961,6 +21644,20 @@
       </w:r>
       <w:r>
         <w:rPr>
+          <w:lang w:val="en_US" w:bidi="en_US"/>
+        </w:rPr>
+        <w:t>כֹּ֚ל עוֹבֵ֣ר עָלֶ֔י⁠הָ יִשְׁרֹ֖ק יָנִ֥יעַ יָדֽ⁠וֹ</w:t>
+      </w:r>
+    </w:p>
+    <w:p>
+      <w:pPr/>
+      <w:r>
+        <w:rPr>
+          <w:lang w:val="en_US" w:bidi="en_US"/>
+        </w:rPr>
+      </w:r>
+      <w:r>
+        <w:rPr>
           <w:b/>
           <w:lang w:val="en_US" w:bidi="en_US"/>
         </w:rPr>
@@ -19057,6 +21754,20 @@
       </w:r>
       <w:r>
         <w:rPr>
+          <w:lang w:val="en_US" w:bidi="en_US"/>
+        </w:rPr>
+        <w:t>ה֥וֹי מֹרְאָ֖ה וְ⁠נִגְאָלָ֑ה הָ⁠עִ֖יר הַ⁠יּוֹנָֽה</w:t>
+      </w:r>
+    </w:p>
+    <w:p>
+      <w:pPr/>
+      <w:r>
+        <w:rPr>
+          <w:lang w:val="en_US" w:bidi="en_US"/>
+        </w:rPr>
+      </w:r>
+      <w:r>
+        <w:rPr>
           <w:b/>
           <w:lang w:val="en_US" w:bidi="en_US"/>
         </w:rPr>
@@ -19153,6 +21864,20 @@
       </w:r>
       <w:r>
         <w:rPr>
+          <w:lang w:val="en_US" w:bidi="en_US"/>
+        </w:rPr>
+        <w:t>מֹרְאָ֖ה וְ⁠נִגְאָלָ֑ה הָ⁠עִ֖יר הַ⁠יּוֹנָֽה</w:t>
+      </w:r>
+    </w:p>
+    <w:p>
+      <w:pPr/>
+      <w:r>
+        <w:rPr>
+          <w:lang w:val="en_US" w:bidi="en_US"/>
+        </w:rPr>
+      </w:r>
+      <w:r>
+        <w:rPr>
           <w:b/>
           <w:lang w:val="en_US" w:bidi="en_US"/>
         </w:rPr>
@@ -19288,6 +22013,20 @@
       </w:r>
       <w:r>
         <w:rPr>
+          <w:lang w:val="en_US" w:bidi="en_US"/>
+        </w:rPr>
+        <w:t>מֹרְאָ֖ה וְ⁠נִגְאָלָ֑ה הָ⁠עִ֖יר הַ⁠יּוֹנָֽה</w:t>
+      </w:r>
+    </w:p>
+    <w:p>
+      <w:pPr/>
+      <w:r>
+        <w:rPr>
+          <w:lang w:val="en_US" w:bidi="en_US"/>
+        </w:rPr>
+      </w:r>
+      <w:r>
+        <w:rPr>
           <w:b/>
           <w:lang w:val="en_US" w:bidi="en_US"/>
         </w:rPr>
@@ -19384,6 +22123,20 @@
       </w:r>
       <w:r>
         <w:rPr>
+          <w:lang w:val="en_US" w:bidi="en_US"/>
+        </w:rPr>
+        <w:t>מֹרְאָ֖ה וְ⁠נִגְאָלָ֑ה</w:t>
+      </w:r>
+    </w:p>
+    <w:p>
+      <w:pPr/>
+      <w:r>
+        <w:rPr>
+          <w:lang w:val="en_US" w:bidi="en_US"/>
+        </w:rPr>
+      </w:r>
+      <w:r>
+        <w:rPr>
           <w:b/>
           <w:lang w:val="en_US" w:bidi="en_US"/>
         </w:rPr>
@@ -19467,6 +22220,20 @@
       </w:r>
       <w:r>
         <w:rPr>
+          <w:lang w:val="en_US" w:bidi="en_US"/>
+        </w:rPr>
+        <w:t>לֹ֤א שָֽׁמְעָה֙ בְּ⁠ק֔וֹל</w:t>
+      </w:r>
+    </w:p>
+    <w:p>
+      <w:pPr/>
+      <w:r>
+        <w:rPr>
+          <w:lang w:val="en_US" w:bidi="en_US"/>
+        </w:rPr>
+      </w:r>
+      <w:r>
+        <w:rPr>
           <w:b/>
           <w:lang w:val="en_US" w:bidi="en_US"/>
         </w:rPr>
@@ -19563,6 +22330,20 @@
       </w:r>
       <w:r>
         <w:rPr>
+          <w:lang w:val="en_US" w:bidi="en_US"/>
+        </w:rPr>
+        <w:t>לֹ֤א שָֽׁמְעָה֙ בְּ⁠ק֔וֹל</w:t>
+      </w:r>
+    </w:p>
+    <w:p>
+      <w:pPr/>
+      <w:r>
+        <w:rPr>
+          <w:lang w:val="en_US" w:bidi="en_US"/>
+        </w:rPr>
+      </w:r>
+      <w:r>
+        <w:rPr>
           <w:b/>
           <w:lang w:val="en_US" w:bidi="en_US"/>
         </w:rPr>
@@ -19659,6 +22440,20 @@
       </w:r>
       <w:r>
         <w:rPr>
+          <w:lang w:val="en_US" w:bidi="en_US"/>
+        </w:rPr>
+        <w:t>אֶל־אֱלֹהֶ֖י⁠הָ לֹ֥א קָרֵֽבָה</w:t>
+      </w:r>
+    </w:p>
+    <w:p>
+      <w:pPr/>
+      <w:r>
+        <w:rPr>
+          <w:lang w:val="en_US" w:bidi="en_US"/>
+        </w:rPr>
+      </w:r>
+      <w:r>
+        <w:rPr>
           <w:b/>
           <w:lang w:val="en_US" w:bidi="en_US"/>
         </w:rPr>
@@ -19768,6 +22563,20 @@
       </w:r>
       <w:r>
         <w:rPr>
+          <w:lang w:val="en_US" w:bidi="en_US"/>
+        </w:rPr>
+        <w:t>שָׂרֶ֣י⁠הָ</w:t>
+      </w:r>
+    </w:p>
+    <w:p>
+      <w:pPr/>
+      <w:r>
+        <w:rPr>
+          <w:lang w:val="en_US" w:bidi="en_US"/>
+        </w:rPr>
+      </w:r>
+      <w:r>
+        <w:rPr>
           <w:b/>
           <w:lang w:val="en_US" w:bidi="en_US"/>
         </w:rPr>
@@ -19787,7 +22596,7 @@
         </w:rPr>
         <w:t xml:space="preserve">See how you translated the term “princes” in </w:t>
       </w:r>
-      <w:hyperlink r:id="rId18">
+      <w:hyperlink r:id="rId20">
         <w:r>
           <w:rPr>
             <w:lang w:val="en_US" w:bidi="en_US"/>
@@ -19869,6 +22678,20 @@
       </w:r>
       <w:r>
         <w:rPr>
+          <w:lang w:val="en_US" w:bidi="en_US"/>
+        </w:rPr>
+        <w:t>בְ⁠קִרְבָּ֔⁠הּ אֲרָי֖וֹת שֹֽׁאֲגִ֑ים</w:t>
+      </w:r>
+    </w:p>
+    <w:p>
+      <w:pPr/>
+      <w:r>
+        <w:rPr>
+          <w:lang w:val="en_US" w:bidi="en_US"/>
+        </w:rPr>
+      </w:r>
+      <w:r>
+        <w:rPr>
           <w:b/>
           <w:lang w:val="en_US" w:bidi="en_US"/>
         </w:rPr>
@@ -19978,6 +22801,20 @@
       </w:r>
       <w:r>
         <w:rPr>
+          <w:lang w:val="en_US" w:bidi="en_US"/>
+        </w:rPr>
+        <w:t>זְאֵ֣בֵי עֶ֔רֶב</w:t>
+      </w:r>
+    </w:p>
+    <w:p>
+      <w:pPr/>
+      <w:r>
+        <w:rPr>
+          <w:lang w:val="en_US" w:bidi="en_US"/>
+        </w:rPr>
+      </w:r>
+      <w:r>
+        <w:rPr>
           <w:b/>
           <w:lang w:val="en_US" w:bidi="en_US"/>
         </w:rPr>
@@ -20100,6 +22937,20 @@
       </w:r>
       <w:r>
         <w:rPr>
+          <w:lang w:val="en_US" w:bidi="en_US"/>
+        </w:rPr>
+        <w:t>לֹ֥א גָרְמ֖וּ לַ⁠בֹּֽקֶר</w:t>
+      </w:r>
+    </w:p>
+    <w:p>
+      <w:pPr/>
+      <w:r>
+        <w:rPr>
+          <w:lang w:val="en_US" w:bidi="en_US"/>
+        </w:rPr>
+      </w:r>
+      <w:r>
+        <w:rPr>
           <w:b/>
           <w:lang w:val="en_US" w:bidi="en_US"/>
         </w:rPr>
@@ -20222,6 +23073,20 @@
       </w:r>
       <w:r>
         <w:rPr>
+          <w:lang w:val="en_US" w:bidi="en_US"/>
+        </w:rPr>
+        <w:t>פֹּֽחֲזִ֔ים</w:t>
+      </w:r>
+    </w:p>
+    <w:p>
+      <w:pPr/>
+      <w:r>
+        <w:rPr>
+          <w:lang w:val="en_US" w:bidi="en_US"/>
+        </w:rPr>
+      </w:r>
+      <w:r>
+        <w:rPr>
           <w:b/>
           <w:lang w:val="en_US" w:bidi="en_US"/>
         </w:rPr>
@@ -20331,6 +23196,20 @@
       </w:r>
       <w:r>
         <w:rPr>
+          <w:lang w:val="en_US" w:bidi="en_US"/>
+        </w:rPr>
+        <w:t>אַנְשֵׁ֖י בֹּֽגְד֑וֹת</w:t>
+      </w:r>
+    </w:p>
+    <w:p>
+      <w:pPr/>
+      <w:r>
+        <w:rPr>
+          <w:lang w:val="en_US" w:bidi="en_US"/>
+        </w:rPr>
+      </w:r>
+      <w:r>
+        <w:rPr>
           <w:b/>
           <w:lang w:val="en_US" w:bidi="en_US"/>
         </w:rPr>
@@ -20440,6 +23319,20 @@
       </w:r>
       <w:r>
         <w:rPr>
+          <w:lang w:val="en_US" w:bidi="en_US"/>
+        </w:rPr>
+        <w:t>אַנְשֵׁ֖י בֹּֽגְד֑וֹת</w:t>
+      </w:r>
+    </w:p>
+    <w:p>
+      <w:pPr/>
+      <w:r>
+        <w:rPr>
+          <w:lang w:val="en_US" w:bidi="en_US"/>
+        </w:rPr>
+      </w:r>
+      <w:r>
+        <w:rPr>
           <w:b/>
           <w:lang w:val="en_US" w:bidi="en_US"/>
         </w:rPr>
@@ -20549,6 +23442,20 @@
       </w:r>
       <w:r>
         <w:rPr>
+          <w:lang w:val="en_US" w:bidi="en_US"/>
+        </w:rPr>
+        <w:t>חִלְּלוּ־קֹ֔דֶשׁ</w:t>
+      </w:r>
+    </w:p>
+    <w:p>
+      <w:pPr/>
+      <w:r>
+        <w:rPr>
+          <w:lang w:val="en_US" w:bidi="en_US"/>
+        </w:rPr>
+      </w:r>
+      <w:r>
+        <w:rPr>
           <w:b/>
           <w:lang w:val="en_US" w:bidi="en_US"/>
         </w:rPr>
@@ -20658,6 +23565,20 @@
       </w:r>
       <w:r>
         <w:rPr>
+          <w:lang w:val="en_US" w:bidi="en_US"/>
+        </w:rPr>
+        <w:t>לֹ֥א יַעֲשֶׂ֖ה עַוְלָ֑ה</w:t>
+      </w:r>
+    </w:p>
+    <w:p>
+      <w:pPr/>
+      <w:r>
+        <w:rPr>
+          <w:lang w:val="en_US" w:bidi="en_US"/>
+        </w:rPr>
+      </w:r>
+      <w:r>
+        <w:rPr>
           <w:b/>
           <w:lang w:val="en_US" w:bidi="en_US"/>
         </w:rPr>
@@ -20767,6 +23688,20 @@
       </w:r>
       <w:r>
         <w:rPr>
+          <w:lang w:val="en_US" w:bidi="en_US"/>
+        </w:rPr>
+        <w:t>בַּ⁠בֹּ֨קֶר בַּ⁠בֹּ֜קֶר מִשְׁפָּט֨⁠וֹ יִתֵּ֤ן לָ⁠אוֹר֙ לֹ֣א נֶעְדָּ֔ר</w:t>
+      </w:r>
+    </w:p>
+    <w:p>
+      <w:pPr/>
+      <w:r>
+        <w:rPr>
+          <w:lang w:val="en_US" w:bidi="en_US"/>
+        </w:rPr>
+      </w:r>
+      <w:r>
+        <w:rPr>
           <w:b/>
           <w:lang w:val="en_US" w:bidi="en_US"/>
         </w:rPr>
@@ -20889,6 +23824,20 @@
       </w:r>
       <w:r>
         <w:rPr>
+          <w:lang w:val="en_US" w:bidi="en_US"/>
+        </w:rPr>
+        <w:t>בַּ⁠בֹּ֨קֶר בַּ⁠בֹּ֜קֶר</w:t>
+      </w:r>
+    </w:p>
+    <w:p>
+      <w:pPr/>
+      <w:r>
+        <w:rPr>
+          <w:lang w:val="en_US" w:bidi="en_US"/>
+        </w:rPr>
+      </w:r>
+      <w:r>
+        <w:rPr>
           <w:b/>
           <w:lang w:val="en_US" w:bidi="en_US"/>
         </w:rPr>
@@ -20985,6 +23934,20 @@
       </w:r>
       <w:r>
         <w:rPr>
+          <w:lang w:val="en_US" w:bidi="en_US"/>
+        </w:rPr>
+        <w:t>בַּ⁠בֹּ֨קֶר בַּ⁠בֹּ֜קֶר</w:t>
+      </w:r>
+    </w:p>
+    <w:p>
+      <w:pPr/>
+      <w:r>
+        <w:rPr>
+          <w:lang w:val="en_US" w:bidi="en_US"/>
+        </w:rPr>
+      </w:r>
+      <w:r>
+        <w:rPr>
           <w:b/>
           <w:lang w:val="en_US" w:bidi="en_US"/>
         </w:rPr>
@@ -21081,6 +24044,20 @@
       </w:r>
       <w:r>
         <w:rPr>
+          <w:lang w:val="en_US" w:bidi="en_US"/>
+        </w:rPr>
+        <w:t>מִשְׁפָּט֨⁠וֹ יִתֵּ֤ן</w:t>
+      </w:r>
+    </w:p>
+    <w:p>
+      <w:pPr/>
+      <w:r>
+        <w:rPr>
+          <w:lang w:val="en_US" w:bidi="en_US"/>
+        </w:rPr>
+      </w:r>
+      <w:r>
+        <w:rPr>
           <w:b/>
           <w:lang w:val="en_US" w:bidi="en_US"/>
         </w:rPr>
@@ -21177,6 +24154,20 @@
       </w:r>
       <w:r>
         <w:rPr>
+          <w:lang w:val="en_US" w:bidi="en_US"/>
+        </w:rPr>
+        <w:t>לֹ֣א נֶעְדָּ֔ר</w:t>
+      </w:r>
+    </w:p>
+    <w:p>
+      <w:pPr/>
+      <w:r>
+        <w:rPr>
+          <w:lang w:val="en_US" w:bidi="en_US"/>
+        </w:rPr>
+      </w:r>
+      <w:r>
+        <w:rPr>
           <w:b/>
           <w:lang w:val="en_US" w:bidi="en_US"/>
         </w:rPr>
@@ -21260,6 +24251,20 @@
       </w:r>
       <w:r>
         <w:rPr>
+          <w:lang w:val="en_US" w:bidi="en_US"/>
+        </w:rPr>
+        <w:t>לֹ֣א נֶעְדָּ֔ר</w:t>
+      </w:r>
+    </w:p>
+    <w:p>
+      <w:pPr/>
+      <w:r>
+        <w:rPr>
+          <w:lang w:val="en_US" w:bidi="en_US"/>
+        </w:rPr>
+      </w:r>
+      <w:r>
+        <w:rPr>
           <w:b/>
           <w:lang w:val="en_US" w:bidi="en_US"/>
         </w:rPr>
@@ -21369,6 +24374,20 @@
       </w:r>
       <w:r>
         <w:rPr>
+          <w:lang w:val="en_US" w:bidi="en_US"/>
+        </w:rPr>
+        <w:t>וְ⁠לֹֽא־יוֹדֵ֥עַ עַוָּ֖ל בֹּֽשֶׁת</w:t>
+      </w:r>
+    </w:p>
+    <w:p>
+      <w:pPr/>
+      <w:r>
+        <w:rPr>
+          <w:lang w:val="en_US" w:bidi="en_US"/>
+        </w:rPr>
+      </w:r>
+      <w:r>
+        <w:rPr>
           <w:b/>
           <w:lang w:val="en_US" w:bidi="en_US"/>
         </w:rPr>
@@ -21465,6 +24484,20 @@
       </w:r>
       <w:r>
         <w:rPr>
+          <w:lang w:val="en_US" w:bidi="en_US"/>
+        </w:rPr>
+        <w:t>וְ⁠לֹֽא־יוֹדֵ֥עַ עַוָּ֖ל בֹּֽשֶׁת</w:t>
+      </w:r>
+    </w:p>
+    <w:p>
+      <w:pPr/>
+      <w:r>
+        <w:rPr>
+          <w:lang w:val="en_US" w:bidi="en_US"/>
+        </w:rPr>
+      </w:r>
+      <w:r>
+        <w:rPr>
           <w:b/>
           <w:lang w:val="en_US" w:bidi="en_US"/>
         </w:rPr>
@@ -21561,6 +24594,20 @@
       </w:r>
       <w:r>
         <w:rPr>
+          <w:lang w:val="en_US" w:bidi="en_US"/>
+        </w:rPr>
+        <w:t>הִכְרַ֣תִּי גוֹיִ֗ם נָשַׁ֨מּוּ֙ פִּנּוֹתָ֔⁠ם הֶחֱרַ֥בְתִּי חֽוּצוֹתָ֖⁠ם</w:t>
+      </w:r>
+    </w:p>
+    <w:p>
+      <w:pPr/>
+      <w:r>
+        <w:rPr>
+          <w:lang w:val="en_US" w:bidi="en_US"/>
+        </w:rPr>
+      </w:r>
+      <w:r>
+        <w:rPr>
           <w:b/>
           <w:lang w:val="en_US" w:bidi="en_US"/>
         </w:rPr>
@@ -21644,6 +24691,20 @@
       </w:r>
       <w:r>
         <w:rPr>
+          <w:lang w:val="en_US" w:bidi="en_US"/>
+        </w:rPr>
+        <w:t>הִכְרַ֣תִּי גוֹיִ֗ם נָשַׁ֨מּוּ֙ פִּנּוֹתָ֔⁠ם הֶחֱרַ֥בְתִּי חֽוּצוֹתָ֖⁠ם</w:t>
+      </w:r>
+    </w:p>
+    <w:p>
+      <w:pPr/>
+      <w:r>
+        <w:rPr>
+          <w:lang w:val="en_US" w:bidi="en_US"/>
+        </w:rPr>
+      </w:r>
+      <w:r>
+        <w:rPr>
           <w:b/>
           <w:lang w:val="en_US" w:bidi="en_US"/>
         </w:rPr>
@@ -21727,6 +24788,20 @@
       </w:r>
       <w:r>
         <w:rPr>
+          <w:lang w:val="en_US" w:bidi="en_US"/>
+        </w:rPr>
+        <w:t>הִכְרַ֣תִּי</w:t>
+      </w:r>
+    </w:p>
+    <w:p>
+      <w:pPr/>
+      <w:r>
+        <w:rPr>
+          <w:lang w:val="en_US" w:bidi="en_US"/>
+        </w:rPr>
+      </w:r>
+      <w:r>
+        <w:rPr>
           <w:b/>
           <w:lang w:val="en_US" w:bidi="en_US"/>
         </w:rPr>
@@ -21746,7 +24821,7 @@
         </w:rPr>
         <w:t xml:space="preserve">See how you translated the expression “cut off” in </w:t>
       </w:r>
-      <w:hyperlink r:id="rId26">
+      <w:hyperlink r:id="rId28">
         <w:r>
           <w:rPr>
             <w:lang w:val="en_US" w:bidi="en_US"/>
@@ -21828,6 +24903,20 @@
       </w:r>
       <w:r>
         <w:rPr>
+          <w:lang w:val="en_US" w:bidi="en_US"/>
+        </w:rPr>
+        <w:t>נָשַׁ֨מּוּ֙ פִּנּוֹתָ֔⁠ם</w:t>
+      </w:r>
+    </w:p>
+    <w:p>
+      <w:pPr/>
+      <w:r>
+        <w:rPr>
+          <w:lang w:val="en_US" w:bidi="en_US"/>
+        </w:rPr>
+      </w:r>
+      <w:r>
+        <w:rPr>
           <w:b/>
           <w:lang w:val="en_US" w:bidi="en_US"/>
         </w:rPr>
@@ -21911,6 +25000,20 @@
       </w:r>
       <w:r>
         <w:rPr>
+          <w:lang w:val="en_US" w:bidi="en_US"/>
+        </w:rPr>
+        <w:t>פִּנּוֹתָ֔⁠ם</w:t>
+      </w:r>
+    </w:p>
+    <w:p>
+      <w:pPr/>
+      <w:r>
+        <w:rPr>
+          <w:lang w:val="en_US" w:bidi="en_US"/>
+        </w:rPr>
+      </w:r>
+      <w:r>
+        <w:rPr>
           <w:b/>
           <w:lang w:val="en_US" w:bidi="en_US"/>
         </w:rPr>
@@ -21943,7 +25046,7 @@
         </w:rPr>
         <w:t xml:space="preserve"> in </w:t>
       </w:r>
-      <w:hyperlink r:id="rId27">
+      <w:hyperlink r:id="rId29">
         <w:r>
           <w:rPr>
             <w:lang w:val="en_US" w:bidi="en_US"/>
@@ -22025,6 +25128,20 @@
       </w:r>
       <w:r>
         <w:rPr>
+          <w:lang w:val="en_US" w:bidi="en_US"/>
+        </w:rPr>
+        <w:t>נִצְדּ֧וּ עָרֵי⁠הֶ֛ם</w:t>
+      </w:r>
+    </w:p>
+    <w:p>
+      <w:pPr/>
+      <w:r>
+        <w:rPr>
+          <w:lang w:val="en_US" w:bidi="en_US"/>
+        </w:rPr>
+      </w:r>
+      <w:r>
+        <w:rPr>
           <w:b/>
           <w:lang w:val="en_US" w:bidi="en_US"/>
         </w:rPr>
@@ -22108,6 +25225,20 @@
       </w:r>
       <w:r>
         <w:rPr>
+          <w:lang w:val="en_US" w:bidi="en_US"/>
+        </w:rPr>
+        <w:t>מִ⁠בְּלִי־אִ֖ישׁ מֵ⁠אֵ֥ין יוֹשֵֽׁב</w:t>
+      </w:r>
+    </w:p>
+    <w:p>
+      <w:pPr/>
+      <w:r>
+        <w:rPr>
+          <w:lang w:val="en_US" w:bidi="en_US"/>
+        </w:rPr>
+      </w:r>
+      <w:r>
+        <w:rPr>
           <w:b/>
           <w:lang w:val="en_US" w:bidi="en_US"/>
         </w:rPr>
@@ -22191,6 +25322,20 @@
       </w:r>
       <w:r>
         <w:rPr>
+          <w:lang w:val="en_US" w:bidi="en_US"/>
+        </w:rPr>
+        <w:t>אָמַ֜רְתִּי אַךְ־תִּירְאִ֤י אוֹתִ⁠י֙ תִּקְחִ֣י מוּסָ֔ר וְ⁠לֹֽא־יִכָּרֵ֣ת מְעוֹנָ֔⁠הּ כֹּ֥ל אֲשֶׁר־פָּקַ֖דְתִּי עָלֶ֑י⁠הָ</w:t>
+      </w:r>
+    </w:p>
+    <w:p>
+      <w:pPr/>
+      <w:r>
+        <w:rPr>
+          <w:lang w:val="en_US" w:bidi="en_US"/>
+        </w:rPr>
+      </w:r>
+      <w:r>
+        <w:rPr>
           <w:b/>
           <w:lang w:val="en_US" w:bidi="en_US"/>
         </w:rPr>
@@ -22274,6 +25419,20 @@
       </w:r>
       <w:r>
         <w:rPr>
+          <w:lang w:val="en_US" w:bidi="en_US"/>
+        </w:rPr>
+        <w:t>אָמַ֜רְתִּי אַךְ־תִּירְאִ֤י אוֹתִ⁠י֙ תִּקְחִ֣י מוּסָ֔ר וְ⁠לֹֽא־יִכָּרֵ֣ת מְעוֹנָ֔⁠הּ כֹּ֥ל אֲשֶׁר־פָּקַ֖דְתִּי עָלֶ֑י⁠הָ</w:t>
+      </w:r>
+    </w:p>
+    <w:p>
+      <w:pPr/>
+      <w:r>
+        <w:rPr>
+          <w:lang w:val="en_US" w:bidi="en_US"/>
+        </w:rPr>
+      </w:r>
+      <w:r>
+        <w:rPr>
           <w:b/>
           <w:lang w:val="en_US" w:bidi="en_US"/>
         </w:rPr>
@@ -22357,6 +25516,20 @@
       </w:r>
       <w:r>
         <w:rPr>
+          <w:lang w:val="en_US" w:bidi="en_US"/>
+        </w:rPr>
+        <w:t>אָמַ֜רְתִּי אַךְ־תִּירְאִ֤י אוֹתִ⁠י֙ תִּקְחִ֣י מוּסָ֔ר וְ⁠לֹֽא־יִכָּרֵ֣ת מְעוֹנָ֔⁠הּ כֹּ֥ל אֲשֶׁר־פָּקַ֖דְתִּי עָלֶ֑י⁠הָ</w:t>
+      </w:r>
+    </w:p>
+    <w:p>
+      <w:pPr/>
+      <w:r>
+        <w:rPr>
+          <w:lang w:val="en_US" w:bidi="en_US"/>
+        </w:rPr>
+      </w:r>
+      <w:r>
+        <w:rPr>
           <w:b/>
           <w:lang w:val="en_US" w:bidi="en_US"/>
         </w:rPr>
@@ -22402,7 +25575,7 @@
         </w:rPr>
         <w:t xml:space="preserve">. He is actually speaking to and about the people who live in Jerusalem. If it would be helpful in your language, you could state the meaning plainly. See what you did in </w:t>
       </w:r>
-      <w:hyperlink r:id="rId28">
+      <w:hyperlink r:id="rId30">
         <w:r>
           <w:rPr>
             <w:lang w:val="en_US" w:bidi="en_US"/>
@@ -22484,6 +25657,20 @@
       </w:r>
       <w:r>
         <w:rPr>
+          <w:lang w:val="en_US" w:bidi="en_US"/>
+        </w:rPr>
+        <w:t>כֹּ֥ל אֲשֶׁר־פָּקַ֖דְתִּי עָלֶ֑י⁠הָ</w:t>
+      </w:r>
+    </w:p>
+    <w:p>
+      <w:pPr/>
+      <w:r>
+        <w:rPr>
+          <w:lang w:val="en_US" w:bidi="en_US"/>
+        </w:rPr>
+      </w:r>
+      <w:r>
+        <w:rPr>
           <w:b/>
           <w:lang w:val="en_US" w:bidi="en_US"/>
         </w:rPr>
@@ -22503,7 +25690,7 @@
         </w:rPr>
         <w:t xml:space="preserve">See how you translated the expression “visit upon” in </w:t>
       </w:r>
-      <w:hyperlink r:id="rId18">
+      <w:hyperlink r:id="rId20">
         <w:r>
           <w:rPr>
             <w:lang w:val="en_US" w:bidi="en_US"/>
@@ -22585,6 +25772,20 @@
       </w:r>
       <w:r>
         <w:rPr>
+          <w:lang w:val="en_US" w:bidi="en_US"/>
+        </w:rPr>
+        <w:t>הִשְׁכִּ֣ימוּ הִשְׁחִ֔יתוּ כֹּ֖ל עֲלִילוֹתָֽ⁠ם</w:t>
+      </w:r>
+    </w:p>
+    <w:p>
+      <w:pPr/>
+      <w:r>
+        <w:rPr>
+          <w:lang w:val="en_US" w:bidi="en_US"/>
+        </w:rPr>
+      </w:r>
+      <w:r>
+        <w:rPr>
           <w:b/>
           <w:lang w:val="en_US" w:bidi="en_US"/>
         </w:rPr>
@@ -22681,6 +25882,20 @@
       </w:r>
       <w:r>
         <w:rPr>
+          <w:lang w:val="en_US" w:bidi="en_US"/>
+        </w:rPr>
+        <w:t>הִשְׁכִּ֣ימוּ הִשְׁחִ֔יתוּ כֹּ֖ל עֲלִילוֹתָֽ⁠ם</w:t>
+      </w:r>
+    </w:p>
+    <w:p>
+      <w:pPr/>
+      <w:r>
+        <w:rPr>
+          <w:lang w:val="en_US" w:bidi="en_US"/>
+        </w:rPr>
+      </w:r>
+      <w:r>
+        <w:rPr>
           <w:b/>
           <w:lang w:val="en_US" w:bidi="en_US"/>
         </w:rPr>
@@ -22783,7 +25998,7 @@
         </w:rPr>
         <w:t xml:space="preserve">See how you translated the phrase “the declaration of Yahweh” in </w:t>
       </w:r>
-      <w:hyperlink r:id="rId21">
+      <w:hyperlink r:id="rId23">
         <w:r>
           <w:rPr>
             <w:lang w:val="en_US" w:bidi="en_US"/>
@@ -22801,7 +26016,7 @@
         </w:rPr>
         <w:t xml:space="preserve">, </w:t>
       </w:r>
-      <w:hyperlink r:id="rId26">
+      <w:hyperlink r:id="rId28">
         <w:r>
           <w:rPr>
             <w:lang w:val="en_US" w:bidi="en_US"/>
@@ -22819,7 +26034,7 @@
         </w:rPr>
         <w:t xml:space="preserve">, </w:t>
       </w:r>
-      <w:hyperlink r:id="rId29">
+      <w:hyperlink r:id="rId31">
         <w:r>
           <w:rPr>
             <w:lang w:val="en_US" w:bidi="en_US"/>
@@ -22837,7 +26052,7 @@
         </w:rPr>
         <w:t xml:space="preserve">, and </w:t>
       </w:r>
-      <w:hyperlink r:id="rId22">
+      <w:hyperlink r:id="rId24">
         <w:r>
           <w:rPr>
             <w:lang w:val="en_US" w:bidi="en_US"/>
@@ -22919,6 +26134,20 @@
       </w:r>
       <w:r>
         <w:rPr>
+          <w:lang w:val="en_US" w:bidi="en_US"/>
+        </w:rPr>
+        <w:t>לָ⁠כֵ֤ן חַכּוּ־לִ⁠י֙ נְאֻם־יְהוָ֔ה לְ⁠י֖וֹם קוּמִ֣⁠י לְ⁠עַ֑ד</w:t>
+      </w:r>
+    </w:p>
+    <w:p>
+      <w:pPr/>
+      <w:r>
+        <w:rPr>
+          <w:lang w:val="en_US" w:bidi="en_US"/>
+        </w:rPr>
+      </w:r>
+      <w:r>
+        <w:rPr>
           <w:b/>
           <w:lang w:val="en_US" w:bidi="en_US"/>
         </w:rPr>
@@ -22964,7 +26193,7 @@
         </w:rPr>
         <w:t xml:space="preserve"> to indicate that he is certainly going to do what he describes. Your language may use the term “wait” in this same sense. If not, you could use plain language. Alternate translation: “‘Therefore, you sinful Judeans, just wait!’—the declaration of Yahweh—‘One day soon I will arise to the prey’” or “‘Therefore you can be certain, you sinful Judeans’—the declaration of Yahweh—‘that one day soon I will arise to the prey’” (2) the “humble of the earth” whom Zephaniah mentions in </w:t>
       </w:r>
-      <w:hyperlink r:id="rId30">
+      <w:hyperlink r:id="rId32">
         <w:r>
           <w:rPr>
             <w:lang w:val="en_US" w:bidi="en_US"/>
@@ -23059,6 +26288,20 @@
       </w:r>
       <w:r>
         <w:rPr>
+          <w:lang w:val="en_US" w:bidi="en_US"/>
+        </w:rPr>
+        <w:t>לְ⁠י֖וֹם קוּמִ֣⁠י</w:t>
+      </w:r>
+    </w:p>
+    <w:p>
+      <w:pPr/>
+      <w:r>
+        <w:rPr>
+          <w:lang w:val="en_US" w:bidi="en_US"/>
+        </w:rPr>
+      </w:r>
+      <w:r>
+        <w:rPr>
           <w:b/>
           <w:lang w:val="en_US" w:bidi="en_US"/>
         </w:rPr>
@@ -23155,6 +26398,20 @@
       </w:r>
       <w:r>
         <w:rPr>
+          <w:lang w:val="en_US" w:bidi="en_US"/>
+        </w:rPr>
+        <w:t>לְ⁠עַ֑ד</w:t>
+      </w:r>
+    </w:p>
+    <w:p>
+      <w:pPr/>
+      <w:r>
+        <w:rPr>
+          <w:lang w:val="en_US" w:bidi="en_US"/>
+        </w:rPr>
+      </w:r>
+      <w:r>
+        <w:rPr>
           <w:b/>
           <w:lang w:val="en_US" w:bidi="en_US"/>
         </w:rPr>
@@ -23213,7 +26470,7 @@
         </w:rPr>
         <w:t xml:space="preserve"> that he was going to pounce on. (This could be an allusion to the description of Jerusalem’s “princes” as “lions” and its “judges” as “wolves” in </w:t>
       </w:r>
-      <w:hyperlink r:id="rId31">
+      <w:hyperlink r:id="rId33">
         <w:r>
           <w:rPr>
             <w:lang w:val="en_US" w:bidi="en_US"/>
@@ -23295,6 +26552,20 @@
       </w:r>
       <w:r>
         <w:rPr>
+          <w:lang w:val="en_US" w:bidi="en_US"/>
+        </w:rPr>
+        <w:t>לְ⁠עַ֑ד</w:t>
+      </w:r>
+    </w:p>
+    <w:p>
+      <w:pPr/>
+      <w:r>
+        <w:rPr>
+          <w:lang w:val="en_US" w:bidi="en_US"/>
+        </w:rPr>
+      </w:r>
+      <w:r>
+        <w:rPr>
           <w:b/>
           <w:lang w:val="en_US" w:bidi="en_US"/>
         </w:rPr>
@@ -23404,6 +26675,20 @@
       </w:r>
       <w:r>
         <w:rPr>
+          <w:lang w:val="en_US" w:bidi="en_US"/>
+        </w:rPr>
+        <w:t>לִ⁠שְׁפֹּ֨ךְ עֲלֵי⁠הֶ֤ם זַעְמִ⁠י֙</w:t>
+      </w:r>
+    </w:p>
+    <w:p>
+      <w:pPr/>
+      <w:r>
+        <w:rPr>
+          <w:lang w:val="en_US" w:bidi="en_US"/>
+        </w:rPr>
+      </w:r>
+      <w:r>
+        <w:rPr>
           <w:b/>
           <w:lang w:val="en_US" w:bidi="en_US"/>
         </w:rPr>
@@ -23513,6 +26798,20 @@
       </w:r>
       <w:r>
         <w:rPr>
+          <w:lang w:val="en_US" w:bidi="en_US"/>
+        </w:rPr>
+        <w:t>כֹּ֚ל חֲר֣וֹן אַפִּ֔⁠י</w:t>
+      </w:r>
+    </w:p>
+    <w:p>
+      <w:pPr/>
+      <w:r>
+        <w:rPr>
+          <w:lang w:val="en_US" w:bidi="en_US"/>
+        </w:rPr>
+      </w:r>
+      <w:r>
+        <w:rPr>
           <w:b/>
           <w:lang w:val="en_US" w:bidi="en_US"/>
         </w:rPr>
@@ -23558,7 +26857,7 @@
         </w:rPr>
         <w:t xml:space="preserve">. See how you translated the similar expression in </w:t>
       </w:r>
-      <w:hyperlink r:id="rId32">
+      <w:hyperlink r:id="rId34">
         <w:r>
           <w:rPr>
             <w:lang w:val="en_US" w:bidi="en_US"/>
@@ -23640,6 +26939,20 @@
       </w:r>
       <w:r>
         <w:rPr>
+          <w:lang w:val="en_US" w:bidi="en_US"/>
+        </w:rPr>
+        <w:t>בְּ⁠אֵ֣שׁ קִנְאָתִ֔⁠י תֵּאָכֵ֖ל כָּל־הָ⁠אָֽרֶץ</w:t>
+      </w:r>
+    </w:p>
+    <w:p>
+      <w:pPr/>
+      <w:r>
+        <w:rPr>
+          <w:lang w:val="en_US" w:bidi="en_US"/>
+        </w:rPr>
+      </w:r>
+      <w:r>
+        <w:rPr>
           <w:b/>
           <w:lang w:val="en_US" w:bidi="en_US"/>
         </w:rPr>
@@ -23659,7 +26972,7 @@
         </w:rPr>
         <w:t xml:space="preserve">See how you translated the similar expression in </w:t>
       </w:r>
-      <w:hyperlink r:id="rId17">
+      <w:hyperlink r:id="rId19">
         <w:r>
           <w:rPr>
             <w:lang w:val="en_US" w:bidi="en_US"/>
@@ -23741,6 +27054,20 @@
       </w:r>
       <w:r>
         <w:rPr>
+          <w:lang w:val="en_US" w:bidi="en_US"/>
+        </w:rPr>
+        <w:t>כִּֽי &amp; אֶהְפֹּ֥ךְ אֶל־עַמִּ֖ים שָׂפָ֣ה בְרוּרָ֑ה לִ⁠קְרֹ֤א כֻלָּ⁠ם֙ בְּ⁠שֵׁ֣ם יְהוָ֔ה</w:t>
+      </w:r>
+    </w:p>
+    <w:p>
+      <w:pPr/>
+      <w:r>
+        <w:rPr>
+          <w:lang w:val="en_US" w:bidi="en_US"/>
+        </w:rPr>
+      </w:r>
+      <w:r>
+        <w:rPr>
           <w:b/>
           <w:lang w:val="en_US" w:bidi="en_US"/>
         </w:rPr>
@@ -23773,7 +27100,7 @@
         </w:rPr>
         <w:t xml:space="preserve"> by association to mean the capacity to speak. He could mean: (1) the peoples were saying wicked things because their character was wicked, but he will purify their character so that they will say pure things. Alternate translation: “I will surely give the peoples righteous character so that they will say pure things; then they will pray to me acceptably” (2) that by invoking the names of other gods (as described in </w:t>
       </w:r>
-      <w:hyperlink r:id="rId33">
+      <w:hyperlink r:id="rId35">
         <w:r>
           <w:rPr>
             <w:lang w:val="en_US" w:bidi="en_US"/>
@@ -23855,6 +27182,20 @@
       </w:r>
       <w:r>
         <w:rPr>
+          <w:lang w:val="en_US" w:bidi="en_US"/>
+        </w:rPr>
+        <w:t>כִּֽי &amp; אֶהְפֹּ֥ךְ אֶל־עַמִּ֖ים שָׂפָ֣ה בְרוּרָ֑ה</w:t>
+      </w:r>
+    </w:p>
+    <w:p>
+      <w:pPr/>
+      <w:r>
+        <w:rPr>
+          <w:lang w:val="en_US" w:bidi="en_US"/>
+        </w:rPr>
+      </w:r>
+      <w:r>
+        <w:rPr>
           <w:b/>
           <w:lang w:val="en_US" w:bidi="en_US"/>
         </w:rPr>
@@ -23964,6 +27305,20 @@
       </w:r>
       <w:r>
         <w:rPr>
+          <w:lang w:val="en_US" w:bidi="en_US"/>
+        </w:rPr>
+        <w:t>לִ⁠קְרֹ֤א כֻלָּ⁠ם֙ בְּ⁠שֵׁ֣ם יְהוָ֔ה</w:t>
+      </w:r>
+    </w:p>
+    <w:p>
+      <w:pPr/>
+      <w:r>
+        <w:rPr>
+          <w:lang w:val="en_US" w:bidi="en_US"/>
+        </w:rPr>
+      </w:r>
+      <w:r>
+        <w:rPr>
           <w:b/>
           <w:lang w:val="en_US" w:bidi="en_US"/>
         </w:rPr>
@@ -24060,6 +27415,20 @@
       </w:r>
       <w:r>
         <w:rPr>
+          <w:lang w:val="en_US" w:bidi="en_US"/>
+        </w:rPr>
+        <w:t>בְּ⁠שֵׁ֣ם יְהוָ֔ה לְ⁠עָבְד֖⁠וֹ</w:t>
+      </w:r>
+    </w:p>
+    <w:p>
+      <w:pPr/>
+      <w:r>
+        <w:rPr>
+          <w:lang w:val="en_US" w:bidi="en_US"/>
+        </w:rPr>
+      </w:r>
+      <w:r>
+        <w:rPr>
           <w:b/>
           <w:lang w:val="en_US" w:bidi="en_US"/>
         </w:rPr>
@@ -24143,6 +27512,20 @@
       </w:r>
       <w:r>
         <w:rPr>
+          <w:lang w:val="en_US" w:bidi="en_US"/>
+        </w:rPr>
+        <w:t>שְׁכֶ֥ם אֶחָֽד</w:t>
+      </w:r>
+    </w:p>
+    <w:p>
+      <w:pPr/>
+      <w:r>
+        <w:rPr>
+          <w:lang w:val="en_US" w:bidi="en_US"/>
+        </w:rPr>
+      </w:r>
+      <w:r>
+        <w:rPr>
           <w:b/>
           <w:lang w:val="en_US" w:bidi="en_US"/>
         </w:rPr>
@@ -24226,6 +27609,20 @@
       </w:r>
       <w:r>
         <w:rPr>
+          <w:lang w:val="en_US" w:bidi="en_US"/>
+        </w:rPr>
+        <w:t>מֵ⁠עֵ֖בֶר לְ⁠נַֽהֲרֵי־כ֑וּשׁ</w:t>
+      </w:r>
+    </w:p>
+    <w:p>
+      <w:pPr/>
+      <w:r>
+        <w:rPr>
+          <w:lang w:val="en_US" w:bidi="en_US"/>
+        </w:rPr>
+      </w:r>
+      <w:r>
+        <w:rPr>
           <w:b/>
           <w:lang w:val="en_US" w:bidi="en_US"/>
         </w:rPr>
@@ -24322,6 +27719,20 @@
       </w:r>
       <w:r>
         <w:rPr>
+          <w:lang w:val="en_US" w:bidi="en_US"/>
+        </w:rPr>
+        <w:t>בַּת־פוּצַ֔⁠י</w:t>
+      </w:r>
+    </w:p>
+    <w:p>
+      <w:pPr/>
+      <w:r>
+        <w:rPr>
+          <w:lang w:val="en_US" w:bidi="en_US"/>
+        </w:rPr>
+      </w:r>
+      <w:r>
+        <w:rPr>
           <w:b/>
           <w:lang w:val="en_US" w:bidi="en_US"/>
         </w:rPr>
@@ -24431,6 +27842,20 @@
       </w:r>
       <w:r>
         <w:rPr>
+          <w:lang w:val="en_US" w:bidi="en_US"/>
+        </w:rPr>
+        <w:t>בַּת־פוּצַ֔⁠י</w:t>
+      </w:r>
+    </w:p>
+    <w:p>
+      <w:pPr/>
+      <w:r>
+        <w:rPr>
+          <w:lang w:val="en_US" w:bidi="en_US"/>
+        </w:rPr>
+      </w:r>
+      <w:r>
+        <w:rPr>
           <w:b/>
           <w:lang w:val="en_US" w:bidi="en_US"/>
         </w:rPr>
@@ -24514,6 +27939,20 @@
       </w:r>
       <w:r>
         <w:rPr>
+          <w:lang w:val="en_US" w:bidi="en_US"/>
+        </w:rPr>
+        <w:t>יוֹבִל֖וּ⁠ן מִנְחָתִֽ⁠י</w:t>
+      </w:r>
+    </w:p>
+    <w:p>
+      <w:pPr/>
+      <w:r>
+        <w:rPr>
+          <w:lang w:val="en_US" w:bidi="en_US"/>
+        </w:rPr>
+      </w:r>
+      <w:r>
+        <w:rPr>
           <w:b/>
           <w:lang w:val="en_US" w:bidi="en_US"/>
         </w:rPr>
@@ -24623,6 +28062,20 @@
       </w:r>
       <w:r>
         <w:rPr>
+          <w:lang w:val="en_US" w:bidi="en_US"/>
+        </w:rPr>
+        <w:t>לֹ֤א תֵב֨וֹשִׁי֙ &amp; עֲלִילֹתַ֔יִ⁠ךְ</w:t>
+      </w:r>
+    </w:p>
+    <w:p>
+      <w:pPr/>
+      <w:r>
+        <w:rPr>
+          <w:lang w:val="en_US" w:bidi="en_US"/>
+        </w:rPr>
+      </w:r>
+      <w:r>
+        <w:rPr>
           <w:b/>
           <w:lang w:val="en_US" w:bidi="en_US"/>
         </w:rPr>
@@ -24681,7 +28134,7 @@
         </w:rPr>
         <w:t xml:space="preserve"> are singular throughout this verse because Yahweh is speaking to the city of Jerusalem as if it were a person, as he did in </w:t>
       </w:r>
-      <w:hyperlink r:id="rId34">
+      <w:hyperlink r:id="rId36">
         <w:r>
           <w:rPr>
             <w:lang w:val="en_US" w:bidi="en_US"/>
@@ -24763,6 +28216,20 @@
       </w:r>
       <w:r>
         <w:rPr>
+          <w:lang w:val="en_US" w:bidi="en_US"/>
+        </w:rPr>
+        <w:t>עַלִּיזֵי֙ גַּאֲוָתֵ֔⁠ךְ</w:t>
+      </w:r>
+    </w:p>
+    <w:p>
+      <w:pPr/>
+      <w:r>
+        <w:rPr>
+          <w:lang w:val="en_US" w:bidi="en_US"/>
+        </w:rPr>
+      </w:r>
+      <w:r>
+        <w:rPr>
           <w:b/>
           <w:lang w:val="en_US" w:bidi="en_US"/>
         </w:rPr>
@@ -24859,6 +28326,20 @@
       </w:r>
       <w:r>
         <w:rPr>
+          <w:lang w:val="en_US" w:bidi="en_US"/>
+        </w:rPr>
+        <w:t>בְ⁠קִרְבֵּ֔⁠ךְ</w:t>
+      </w:r>
+    </w:p>
+    <w:p>
+      <w:pPr/>
+      <w:r>
+        <w:rPr>
+          <w:lang w:val="en_US" w:bidi="en_US"/>
+        </w:rPr>
+      </w:r>
+      <w:r>
+        <w:rPr>
           <w:b/>
           <w:lang w:val="en_US" w:bidi="en_US"/>
         </w:rPr>
@@ -24942,6 +28423,20 @@
       </w:r>
       <w:r>
         <w:rPr>
+          <w:lang w:val="en_US" w:bidi="en_US"/>
+        </w:rPr>
+        <w:t>עַ֥ם עָנִ֖י וָ⁠דָ֑ל</w:t>
+      </w:r>
+    </w:p>
+    <w:p>
+      <w:pPr/>
+      <w:r>
+        <w:rPr>
+          <w:lang w:val="en_US" w:bidi="en_US"/>
+        </w:rPr>
+      </w:r>
+      <w:r>
+        <w:rPr>
           <w:b/>
           <w:lang w:val="en_US" w:bidi="en_US"/>
         </w:rPr>
@@ -25051,6 +28546,20 @@
       </w:r>
       <w:r>
         <w:rPr>
+          <w:lang w:val="en_US" w:bidi="en_US"/>
+        </w:rPr>
+        <w:t>וְ⁠חָס֖וּ בְּ⁠שֵׁ֥ם יְהוָֽה</w:t>
+      </w:r>
+    </w:p>
+    <w:p>
+      <w:pPr/>
+      <w:r>
+        <w:rPr>
+          <w:lang w:val="en_US" w:bidi="en_US"/>
+        </w:rPr>
+      </w:r>
+      <w:r>
+        <w:rPr>
           <w:b/>
           <w:lang w:val="en_US" w:bidi="en_US"/>
         </w:rPr>
@@ -25134,6 +28643,20 @@
       </w:r>
       <w:r>
         <w:rPr>
+          <w:lang w:val="en_US" w:bidi="en_US"/>
+        </w:rPr>
+        <w:t>וְ⁠חָס֖וּ בְּ⁠שֵׁ֥ם יְהוָֽה</w:t>
+      </w:r>
+    </w:p>
+    <w:p>
+      <w:pPr/>
+      <w:r>
+        <w:rPr>
+          <w:lang w:val="en_US" w:bidi="en_US"/>
+        </w:rPr>
+      </w:r>
+      <w:r>
+        <w:rPr>
           <w:b/>
           <w:lang w:val="en_US" w:bidi="en_US"/>
         </w:rPr>
@@ -25230,6 +28753,20 @@
       </w:r>
       <w:r>
         <w:rPr>
+          <w:lang w:val="en_US" w:bidi="en_US"/>
+        </w:rPr>
+        <w:t>וְ⁠לֹא־יְדַבְּר֣וּ כָזָ֔ב וְ⁠לֹֽא־יִמָּצֵ֥א בְּ⁠פִי⁠הֶ֖ם לְשׁ֣וֹן תַּרְמִ֑ית</w:t>
+      </w:r>
+    </w:p>
+    <w:p>
+      <w:pPr/>
+      <w:r>
+        <w:rPr>
+          <w:lang w:val="en_US" w:bidi="en_US"/>
+        </w:rPr>
+      </w:r>
+      <w:r>
+        <w:rPr>
           <w:b/>
           <w:lang w:val="en_US" w:bidi="en_US"/>
         </w:rPr>
@@ -25313,6 +28850,20 @@
       </w:r>
       <w:r>
         <w:rPr>
+          <w:lang w:val="en_US" w:bidi="en_US"/>
+        </w:rPr>
+        <w:t>וְ⁠לֹא־יְדַבְּר֣וּ כָזָ֔ב וְ⁠לֹֽא־יִמָּצֵ֥א בְּ⁠פִי⁠הֶ֖ם לְשׁ֣וֹן תַּרְמִ֑ית</w:t>
+      </w:r>
+    </w:p>
+    <w:p>
+      <w:pPr/>
+      <w:r>
+        <w:rPr>
+          <w:lang w:val="en_US" w:bidi="en_US"/>
+        </w:rPr>
+      </w:r>
+      <w:r>
+        <w:rPr>
           <w:b/>
           <w:lang w:val="en_US" w:bidi="en_US"/>
         </w:rPr>
@@ -25409,6 +28960,20 @@
       </w:r>
       <w:r>
         <w:rPr>
+          <w:lang w:val="en_US" w:bidi="en_US"/>
+        </w:rPr>
+        <w:t>וְ⁠לֹֽא־יִמָּצֵ֥א בְּ⁠פִי⁠הֶ֖ם לְשׁ֣וֹן תַּרְמִ֑ית</w:t>
+      </w:r>
+    </w:p>
+    <w:p>
+      <w:pPr/>
+      <w:r>
+        <w:rPr>
+          <w:lang w:val="en_US" w:bidi="en_US"/>
+        </w:rPr>
+      </w:r>
+      <w:r>
+        <w:rPr>
           <w:b/>
           <w:lang w:val="en_US" w:bidi="en_US"/>
         </w:rPr>
@@ -25492,6 +29057,20 @@
       </w:r>
       <w:r>
         <w:rPr>
+          <w:lang w:val="en_US" w:bidi="en_US"/>
+        </w:rPr>
+        <w:t>וְ⁠לֹֽא־יִמָּצֵ֥א בְּ⁠פִי⁠הֶ֖ם לְשׁ֣וֹן תַּרְמִ֑ית</w:t>
+      </w:r>
+    </w:p>
+    <w:p>
+      <w:pPr/>
+      <w:r>
+        <w:rPr>
+          <w:lang w:val="en_US" w:bidi="en_US"/>
+        </w:rPr>
+      </w:r>
+      <w:r>
+        <w:rPr>
           <w:b/>
           <w:lang w:val="en_US" w:bidi="en_US"/>
         </w:rPr>
@@ -25588,6 +29167,20 @@
       </w:r>
       <w:r>
         <w:rPr>
+          <w:lang w:val="en_US" w:bidi="en_US"/>
+        </w:rPr>
+        <w:t>וְ⁠לֹֽא־יִמָּצֵ֥א בְּ⁠פִי⁠הֶ֖ם לְשׁ֣וֹן תַּרְמִ֑ית</w:t>
+      </w:r>
+    </w:p>
+    <w:p>
+      <w:pPr/>
+      <w:r>
+        <w:rPr>
+          <w:lang w:val="en_US" w:bidi="en_US"/>
+        </w:rPr>
+      </w:r>
+      <w:r>
+        <w:rPr>
           <w:b/>
           <w:lang w:val="en_US" w:bidi="en_US"/>
         </w:rPr>
@@ -25697,6 +29290,20 @@
       </w:r>
       <w:r>
         <w:rPr>
+          <w:lang w:val="en_US" w:bidi="en_US"/>
+        </w:rPr>
+        <w:t>כִּֽי־הֵ֛מָּה יִרְע֥וּ וְ⁠רָבְצ֖וּ וְ⁠אֵ֥ין מַחֲרִֽיד</w:t>
+      </w:r>
+    </w:p>
+    <w:p>
+      <w:pPr/>
+      <w:r>
+        <w:rPr>
+          <w:lang w:val="en_US" w:bidi="en_US"/>
+        </w:rPr>
+      </w:r>
+      <w:r>
+        <w:rPr>
           <w:b/>
           <w:lang w:val="en_US" w:bidi="en_US"/>
         </w:rPr>
@@ -25780,6 +29387,20 @@
       </w:r>
       <w:r>
         <w:rPr>
+          <w:lang w:val="en_US" w:bidi="en_US"/>
+        </w:rPr>
+        <w:t>כִּֽי־הֵ֛מָּה יִרְע֥וּ וְ⁠רָבְצ֖וּ וְ⁠אֵ֥ין מַחֲרִֽיד</w:t>
+      </w:r>
+    </w:p>
+    <w:p>
+      <w:pPr/>
+      <w:r>
+        <w:rPr>
+          <w:lang w:val="en_US" w:bidi="en_US"/>
+        </w:rPr>
+      </w:r>
+      <w:r>
+        <w:rPr>
           <w:b/>
           <w:lang w:val="en_US" w:bidi="en_US"/>
         </w:rPr>
@@ -25889,6 +29510,20 @@
       </w:r>
       <w:r>
         <w:rPr>
+          <w:lang w:val="en_US" w:bidi="en_US"/>
+        </w:rPr>
+        <w:t>רָנִּי֙ &amp; הָרִ֖יעוּ &amp; שִׂמְחִ֤י וְ⁠עָלְזִי֙</w:t>
+      </w:r>
+    </w:p>
+    <w:p>
+      <w:pPr/>
+      <w:r>
+        <w:rPr>
+          <w:lang w:val="en_US" w:bidi="en_US"/>
+        </w:rPr>
+      </w:r>
+      <w:r>
+        <w:rPr>
           <w:b/>
           <w:lang w:val="en_US" w:bidi="en_US"/>
         </w:rPr>
@@ -26050,6 +29685,20 @@
       </w:r>
       <w:r>
         <w:rPr>
+          <w:lang w:val="en_US" w:bidi="en_US"/>
+        </w:rPr>
+        <w:t>בַּת־צִיּ֔וֹן</w:t>
+      </w:r>
+    </w:p>
+    <w:p>
+      <w:pPr/>
+      <w:r>
+        <w:rPr>
+          <w:lang w:val="en_US" w:bidi="en_US"/>
+        </w:rPr>
+      </w:r>
+      <w:r>
+        <w:rPr>
           <w:b/>
           <w:lang w:val="en_US" w:bidi="en_US"/>
         </w:rPr>
@@ -26082,7 +29731,7 @@
         </w:rPr>
         <w:t xml:space="preserve"> in </w:t>
       </w:r>
-      <w:hyperlink r:id="rId35">
+      <w:hyperlink r:id="rId37">
         <w:r>
           <w:rPr>
             <w:lang w:val="en_US" w:bidi="en_US"/>
@@ -26164,6 +29813,20 @@
       </w:r>
       <w:r>
         <w:rPr>
+          <w:lang w:val="en_US" w:bidi="en_US"/>
+        </w:rPr>
+        <w:t>בַּת־צִיּ֔וֹן</w:t>
+      </w:r>
+    </w:p>
+    <w:p>
+      <w:pPr/>
+      <w:r>
+        <w:rPr>
+          <w:lang w:val="en_US" w:bidi="en_US"/>
+        </w:rPr>
+      </w:r>
+      <w:r>
+        <w:rPr>
           <w:b/>
           <w:lang w:val="en_US" w:bidi="en_US"/>
         </w:rPr>
@@ -26260,6 +29923,20 @@
       </w:r>
       <w:r>
         <w:rPr>
+          <w:lang w:val="en_US" w:bidi="en_US"/>
+        </w:rPr>
+        <w:t>יִשְׂרָאֵ֑ל</w:t>
+      </w:r>
+    </w:p>
+    <w:p>
+      <w:pPr/>
+      <w:r>
+        <w:rPr>
+          <w:lang w:val="en_US" w:bidi="en_US"/>
+        </w:rPr>
+      </w:r>
+      <w:r>
+        <w:rPr>
           <w:b/>
           <w:lang w:val="en_US" w:bidi="en_US"/>
         </w:rPr>
@@ -26356,6 +30033,20 @@
       </w:r>
       <w:r>
         <w:rPr>
+          <w:lang w:val="en_US" w:bidi="en_US"/>
+        </w:rPr>
+        <w:t>שִׂמְחִ֤י וְ⁠עָלְזִי֙</w:t>
+      </w:r>
+    </w:p>
+    <w:p>
+      <w:pPr/>
+      <w:r>
+        <w:rPr>
+          <w:lang w:val="en_US" w:bidi="en_US"/>
+        </w:rPr>
+      </w:r>
+      <w:r>
+        <w:rPr>
           <w:b/>
           <w:lang w:val="en_US" w:bidi="en_US"/>
         </w:rPr>
@@ -26465,6 +30156,20 @@
       </w:r>
       <w:r>
         <w:rPr>
+          <w:lang w:val="en_US" w:bidi="en_US"/>
+        </w:rPr>
+        <w:t>בְּ⁠כָל־לֵ֔ב</w:t>
+      </w:r>
+    </w:p>
+    <w:p>
+      <w:pPr/>
+      <w:r>
+        <w:rPr>
+          <w:lang w:val="en_US" w:bidi="en_US"/>
+        </w:rPr>
+      </w:r>
+      <w:r>
+        <w:rPr>
           <w:b/>
           <w:lang w:val="en_US" w:bidi="en_US"/>
         </w:rPr>
@@ -26561,6 +30266,20 @@
       </w:r>
       <w:r>
         <w:rPr>
+          <w:lang w:val="en_US" w:bidi="en_US"/>
+        </w:rPr>
+        <w:t>בַּ֖ת יְרוּשָׁלִָֽם</w:t>
+      </w:r>
+    </w:p>
+    <w:p>
+      <w:pPr/>
+      <w:r>
+        <w:rPr>
+          <w:lang w:val="en_US" w:bidi="en_US"/>
+        </w:rPr>
+      </w:r>
+      <w:r>
+        <w:rPr>
           <w:b/>
           <w:lang w:val="en_US" w:bidi="en_US"/>
         </w:rPr>
@@ -26657,6 +30376,20 @@
       </w:r>
       <w:r>
         <w:rPr>
+          <w:lang w:val="en_US" w:bidi="en_US"/>
+        </w:rPr>
+        <w:t>מִשְׁפָּטַ֔יִ⁠ךְ &amp; לֹא־תִֽירְאִ֥י</w:t>
+      </w:r>
+    </w:p>
+    <w:p>
+      <w:pPr/>
+      <w:r>
+        <w:rPr>
+          <w:lang w:val="en_US" w:bidi="en_US"/>
+        </w:rPr>
+      </w:r>
+      <w:r>
+        <w:rPr>
           <w:b/>
           <w:lang w:val="en_US" w:bidi="en_US"/>
         </w:rPr>
@@ -26740,6 +30473,20 @@
       </w:r>
       <w:r>
         <w:rPr>
+          <w:lang w:val="en_US" w:bidi="en_US"/>
+        </w:rPr>
+        <w:t>מִשְׁפָּטַ֔יִ⁠ךְ</w:t>
+      </w:r>
+    </w:p>
+    <w:p>
+      <w:pPr/>
+      <w:r>
+        <w:rPr>
+          <w:lang w:val="en_US" w:bidi="en_US"/>
+        </w:rPr>
+      </w:r>
+      <w:r>
+        <w:rPr>
           <w:b/>
           <w:lang w:val="en_US" w:bidi="en_US"/>
         </w:rPr>
@@ -26849,6 +30596,20 @@
       </w:r>
       <w:r>
         <w:rPr>
+          <w:lang w:val="en_US" w:bidi="en_US"/>
+        </w:rPr>
+        <w:t>מֶ֣לֶךְ יִשְׂרָאֵ֤ל</w:t>
+      </w:r>
+    </w:p>
+    <w:p>
+      <w:pPr/>
+      <w:r>
+        <w:rPr>
+          <w:lang w:val="en_US" w:bidi="en_US"/>
+        </w:rPr>
+      </w:r>
+      <w:r>
+        <w:rPr>
           <w:b/>
           <w:lang w:val="en_US" w:bidi="en_US"/>
         </w:rPr>
@@ -26971,6 +30732,20 @@
       </w:r>
       <w:r>
         <w:rPr>
+          <w:lang w:val="en_US" w:bidi="en_US"/>
+        </w:rPr>
+        <w:t>בַּ⁠יּ֣וֹם הַ⁠ה֔וּא</w:t>
+      </w:r>
+    </w:p>
+    <w:p>
+      <w:pPr/>
+      <w:r>
+        <w:rPr>
+          <w:lang w:val="en_US" w:bidi="en_US"/>
+        </w:rPr>
+      </w:r>
+      <w:r>
+        <w:rPr>
           <w:b/>
           <w:lang w:val="en_US" w:bidi="en_US"/>
         </w:rPr>
@@ -27067,6 +30842,20 @@
       </w:r>
       <w:r>
         <w:rPr>
+          <w:lang w:val="en_US" w:bidi="en_US"/>
+        </w:rPr>
+        <w:t>יֵאָמֵ֥ר</w:t>
+      </w:r>
+    </w:p>
+    <w:p>
+      <w:pPr/>
+      <w:r>
+        <w:rPr>
+          <w:lang w:val="en_US" w:bidi="en_US"/>
+        </w:rPr>
+      </w:r>
+      <w:r>
+        <w:rPr>
           <w:b/>
           <w:lang w:val="en_US" w:bidi="en_US"/>
         </w:rPr>
@@ -27150,6 +30939,20 @@
       </w:r>
       <w:r>
         <w:rPr>
+          <w:lang w:val="en_US" w:bidi="en_US"/>
+        </w:rPr>
+        <w:t>לִירֽוּשָׁלִַ֖ם אַל־תִּירָ֑אִי צִיּ֖וֹן אַל־יִרְפּ֥וּ יָדָֽיִ⁠ךְ</w:t>
+      </w:r>
+    </w:p>
+    <w:p>
+      <w:pPr/>
+      <w:r>
+        <w:rPr>
+          <w:lang w:val="en_US" w:bidi="en_US"/>
+        </w:rPr>
+      </w:r>
+      <w:r>
+        <w:rPr>
           <w:b/>
           <w:lang w:val="en_US" w:bidi="en_US"/>
         </w:rPr>
@@ -27285,6 +31088,20 @@
       </w:r>
       <w:r>
         <w:rPr>
+          <w:lang w:val="en_US" w:bidi="en_US"/>
+        </w:rPr>
+        <w:t>אַל־תִּירָ֑אִי צִיּ֖וֹן אַל־יִרְפּ֥וּ יָדָֽיִ⁠ךְ</w:t>
+      </w:r>
+    </w:p>
+    <w:p>
+      <w:pPr/>
+      <w:r>
+        <w:rPr>
+          <w:lang w:val="en_US" w:bidi="en_US"/>
+        </w:rPr>
+      </w:r>
+      <w:r>
+        <w:rPr>
           <w:b/>
           <w:lang w:val="en_US" w:bidi="en_US"/>
         </w:rPr>
@@ -27381,6 +31198,20 @@
       </w:r>
       <w:r>
         <w:rPr>
+          <w:lang w:val="en_US" w:bidi="en_US"/>
+        </w:rPr>
+        <w:t>יַחֲרִישׁ֙ בְּ⁠אַ֣הֲבָת֔⁠וֹ</w:t>
+      </w:r>
+    </w:p>
+    <w:p>
+      <w:pPr/>
+      <w:r>
+        <w:rPr>
+          <w:lang w:val="en_US" w:bidi="en_US"/>
+        </w:rPr>
+      </w:r>
+      <w:r>
+        <w:rPr>
           <w:b/>
           <w:lang w:val="en_US" w:bidi="en_US"/>
         </w:rPr>
@@ -27503,6 +31334,20 @@
       </w:r>
       <w:r>
         <w:rPr>
+          <w:lang w:val="en_US" w:bidi="en_US"/>
+        </w:rPr>
+        <w:t>נוּגֵ֧י מִ⁠מּוֹעֵ֛ד אָסַ֖פְתִּי מִמֵּ֣⁠ךְ הָי֑וּ מַשְׂאֵ֥ת עָלֶ֖י⁠הָ חֶרְפָּֽה</w:t>
+      </w:r>
+    </w:p>
+    <w:p>
+      <w:pPr/>
+      <w:r>
+        <w:rPr>
+          <w:lang w:val="en_US" w:bidi="en_US"/>
+        </w:rPr>
+      </w:r>
+      <w:r>
+        <w:rPr>
           <w:b/>
           <w:lang w:val="en_US" w:bidi="en_US"/>
         </w:rPr>
@@ -27586,6 +31431,20 @@
       </w:r>
       <w:r>
         <w:rPr>
+          <w:lang w:val="en_US" w:bidi="en_US"/>
+        </w:rPr>
+        <w:t>נוּגֵ֧י מִ⁠מּוֹעֵ֛ד אָסַ֖פְתִּי מִמֵּ֣⁠ךְ הָי֑וּ</w:t>
+      </w:r>
+    </w:p>
+    <w:p>
+      <w:pPr/>
+      <w:r>
+        <w:rPr>
+          <w:lang w:val="en_US" w:bidi="en_US"/>
+        </w:rPr>
+      </w:r>
+      <w:r>
+        <w:rPr>
           <w:b/>
           <w:lang w:val="en_US" w:bidi="en_US"/>
         </w:rPr>
@@ -27708,6 +31567,20 @@
       </w:r>
       <w:r>
         <w:rPr>
+          <w:lang w:val="en_US" w:bidi="en_US"/>
+        </w:rPr>
+        <w:t>אָסַ֖פְתִּי</w:t>
+      </w:r>
+    </w:p>
+    <w:p>
+      <w:pPr/>
+      <w:r>
+        <w:rPr>
+          <w:lang w:val="en_US" w:bidi="en_US"/>
+        </w:rPr>
+      </w:r>
+      <w:r>
+        <w:rPr>
           <w:b/>
           <w:lang w:val="en_US" w:bidi="en_US"/>
         </w:rPr>
@@ -27791,6 +31664,20 @@
       </w:r>
       <w:r>
         <w:rPr>
+          <w:lang w:val="en_US" w:bidi="en_US"/>
+        </w:rPr>
+        <w:t>מַשְׂאֵ֥ת עָלֶ֖י⁠הָ חֶרְפָּֽה</w:t>
+      </w:r>
+    </w:p>
+    <w:p>
+      <w:pPr/>
+      <w:r>
+        <w:rPr>
+          <w:lang w:val="en_US" w:bidi="en_US"/>
+        </w:rPr>
+      </w:r>
+      <w:r>
+        <w:rPr>
           <w:b/>
           <w:lang w:val="en_US" w:bidi="en_US"/>
         </w:rPr>
@@ -27900,6 +31787,20 @@
       </w:r>
       <w:r>
         <w:rPr>
+          <w:lang w:val="en_US" w:bidi="en_US"/>
+        </w:rPr>
+        <w:t>וְ⁠הוֹשַׁעְתִּ֣י אֶת־הַ⁠צֹּלֵעָ֗ה וְ⁠הַ⁠נִּדָּחָה֙ אֲקַבֵּ֔ץ</w:t>
+      </w:r>
+    </w:p>
+    <w:p>
+      <w:pPr/>
+      <w:r>
+        <w:rPr>
+          <w:lang w:val="en_US" w:bidi="en_US"/>
+        </w:rPr>
+      </w:r>
+      <w:r>
+        <w:rPr>
           <w:b/>
           <w:lang w:val="en_US" w:bidi="en_US"/>
         </w:rPr>
@@ -28035,6 +31936,20 @@
       </w:r>
       <w:r>
         <w:rPr>
+          <w:lang w:val="en_US" w:bidi="en_US"/>
+        </w:rPr>
+        <w:t>אֶת־הַ⁠צֹּלֵעָ֗ה</w:t>
+      </w:r>
+    </w:p>
+    <w:p>
+      <w:pPr/>
+      <w:r>
+        <w:rPr>
+          <w:lang w:val="en_US" w:bidi="en_US"/>
+        </w:rPr>
+      </w:r>
+      <w:r>
+        <w:rPr>
           <w:b/>
           <w:lang w:val="en_US" w:bidi="en_US"/>
         </w:rPr>
@@ -28131,6 +32046,20 @@
       </w:r>
       <w:r>
         <w:rPr>
+          <w:lang w:val="en_US" w:bidi="en_US"/>
+        </w:rPr>
+        <w:t>וְ⁠הַ⁠נִּדָּחָה֙</w:t>
+      </w:r>
+    </w:p>
+    <w:p>
+      <w:pPr/>
+      <w:r>
+        <w:rPr>
+          <w:lang w:val="en_US" w:bidi="en_US"/>
+        </w:rPr>
+      </w:r>
+      <w:r>
+        <w:rPr>
           <w:b/>
           <w:lang w:val="en_US" w:bidi="en_US"/>
         </w:rPr>
@@ -28214,6 +32143,20 @@
       </w:r>
       <w:r>
         <w:rPr>
+          <w:lang w:val="en_US" w:bidi="en_US"/>
+        </w:rPr>
+        <w:t>וְ⁠שַׂמְתִּי⁠ם֙ לִ⁠תְהִלָּ֣ה וּ⁠לְ⁠שֵׁ֔ם בְּ⁠כָל־הָ⁠אָ֖רֶץ בָּשְׁתָּֽ⁠ם</w:t>
+      </w:r>
+    </w:p>
+    <w:p>
+      <w:pPr/>
+      <w:r>
+        <w:rPr>
+          <w:lang w:val="en_US" w:bidi="en_US"/>
+        </w:rPr>
+      </w:r>
+      <w:r>
+        <w:rPr>
           <w:b/>
           <w:lang w:val="en_US" w:bidi="en_US"/>
         </w:rPr>
@@ -28297,6 +32240,20 @@
       </w:r>
       <w:r>
         <w:rPr>
+          <w:lang w:val="en_US" w:bidi="en_US"/>
+        </w:rPr>
+        <w:t>וְ⁠שַׂמְתִּי⁠ם֙ לִ⁠תְהִלָּ֣ה</w:t>
+      </w:r>
+    </w:p>
+    <w:p>
+      <w:pPr/>
+      <w:r>
+        <w:rPr>
+          <w:lang w:val="en_US" w:bidi="en_US"/>
+        </w:rPr>
+      </w:r>
+      <w:r>
+        <w:rPr>
           <w:b/>
           <w:lang w:val="en_US" w:bidi="en_US"/>
         </w:rPr>
@@ -28406,6 +32363,20 @@
       </w:r>
       <w:r>
         <w:rPr>
+          <w:lang w:val="en_US" w:bidi="en_US"/>
+        </w:rPr>
+        <w:t>וּ⁠לְ⁠שֵׁ֔ם בְּ⁠כָל־הָ⁠אָ֖רֶץ בָּשְׁתָּֽ⁠ם</w:t>
+      </w:r>
+    </w:p>
+    <w:p>
+      <w:pPr/>
+      <w:r>
+        <w:rPr>
+          <w:lang w:val="en_US" w:bidi="en_US"/>
+        </w:rPr>
+      </w:r>
+      <w:r>
+        <w:rPr>
           <w:b/>
           <w:lang w:val="en_US" w:bidi="en_US"/>
         </w:rPr>
@@ -28502,6 +32473,20 @@
       </w:r>
       <w:r>
         <w:rPr>
+          <w:lang w:val="en_US" w:bidi="en_US"/>
+        </w:rPr>
+        <w:t>אָבִ֣יא אֶתְ⁠כֶ֔ם</w:t>
+      </w:r>
+    </w:p>
+    <w:p>
+      <w:pPr/>
+      <w:r>
+        <w:rPr>
+          <w:lang w:val="en_US" w:bidi="en_US"/>
+        </w:rPr>
+      </w:r>
+      <w:r>
+        <w:rPr>
           <w:b/>
           <w:lang w:val="en_US" w:bidi="en_US"/>
         </w:rPr>
@@ -28611,6 +32596,20 @@
       </w:r>
       <w:r>
         <w:rPr>
+          <w:lang w:val="en_US" w:bidi="en_US"/>
+        </w:rPr>
+        <w:t>אֶתֵּ֨ן אֶתְ⁠כֶ֜ם לְ⁠שֵׁ֣ם וְ⁠לִ⁠תְהִלָּ֗ה בְּ⁠כֹל֙ עַמֵּ֣י הָ⁠אָ֔רֶץ</w:t>
+      </w:r>
+    </w:p>
+    <w:p>
+      <w:pPr/>
+      <w:r>
+        <w:rPr>
+          <w:lang w:val="en_US" w:bidi="en_US"/>
+        </w:rPr>
+      </w:r>
+      <w:r>
+        <w:rPr>
           <w:b/>
           <w:lang w:val="en_US" w:bidi="en_US"/>
         </w:rPr>
@@ -28707,6 +32706,20 @@
       </w:r>
       <w:r>
         <w:rPr>
+          <w:lang w:val="en_US" w:bidi="en_US"/>
+        </w:rPr>
+        <w:t>בְּ⁠שׁוּבִ֧⁠י אֶת־שְׁבוּתֵי⁠כֶ֛ם לְ⁠עֵינֵי⁠כֶ֖ם</w:t>
+      </w:r>
+    </w:p>
+    <w:p>
+      <w:pPr/>
+      <w:r>
+        <w:rPr>
+          <w:lang w:val="en_US" w:bidi="en_US"/>
+        </w:rPr>
+      </w:r>
+      <w:r>
+        <w:rPr>
           <w:b/>
           <w:lang w:val="en_US" w:bidi="en_US"/>
         </w:rPr>
@@ -28792,6 +32805,20 @@
         <w:rPr>
           <w:lang w:val="en_US" w:bidi="en_US"/>
         </w:rPr>
+      </w:r>
+    </w:p>
+    <w:p>
+      <w:pPr/>
+      <w:r>
+        <w:rPr>
+          <w:lang w:val="en_US" w:bidi="en_US"/>
+        </w:rPr>
+      </w:r>
+      <w:r>
+        <w:rPr>
+          <w:lang w:val="en_US" w:bidi="en_US"/>
+        </w:rPr>
+        <w:t>אָמַ֥ר יְהוָֽה</w:t>
       </w:r>
     </w:p>
     <w:p>

--- a/eng/docx/36.content.docx
+++ b/eng/docx/36.content.docx
@@ -227,6 +227,20 @@
       </w:r>
       <w:r>
         <w:rPr>
+          <w:lang w:val="en_US" w:bidi="en_US"/>
+        </w:rPr>
+        <w:t>דְּבַר־יְהוָ֣ה ׀ אֲשֶׁ֣ר הָיָ֗ה אֶל־צְפַנְיָה֙</w:t>
+      </w:r>
+    </w:p>
+    <w:p>
+      <w:pPr/>
+      <w:r>
+        <w:rPr>
+          <w:lang w:val="en_US" w:bidi="en_US"/>
+        </w:rPr>
+      </w:r>
+      <w:r>
+        <w:rPr>
           <w:b/>
           <w:lang w:val="en_US" w:bidi="en_US"/>
         </w:rPr>
@@ -323,6 +337,20 @@
       </w:r>
       <w:r>
         <w:rPr>
+          <w:lang w:val="en_US" w:bidi="en_US"/>
+        </w:rPr>
+        <w:t>בֶּן־כּוּשִׁ֣י בֶן־גְּדַלְיָ֔ה בֶּן־אֲמַרְיָ֖ה בֶּן־חִזְקִיָּ֑ה</w:t>
+      </w:r>
+    </w:p>
+    <w:p>
+      <w:pPr/>
+      <w:r>
+        <w:rPr>
+          <w:lang w:val="en_US" w:bidi="en_US"/>
+        </w:rPr>
+      </w:r>
+      <w:r>
+        <w:rPr>
           <w:b/>
           <w:lang w:val="en_US" w:bidi="en_US"/>
         </w:rPr>
@@ -419,6 +447,20 @@
       </w:r>
       <w:r>
         <w:rPr>
+          <w:lang w:val="en_US" w:bidi="en_US"/>
+        </w:rPr>
+        <w:t>צְפַנְיָה֙ &amp; כּוּשִׁ֣י &amp; גְּדַלְיָ֔ה &amp; אֲמַרְיָ֖ה &amp; חִזְקִיָּ֑ה &amp; יֹאשִׁיָּ֥הוּ &amp; אָמ֖וֹן</w:t>
+      </w:r>
+    </w:p>
+    <w:p>
+      <w:pPr/>
+      <w:r>
+        <w:rPr>
+          <w:lang w:val="en_US" w:bidi="en_US"/>
+        </w:rPr>
+      </w:r>
+      <w:r>
+        <w:rPr>
           <w:b/>
           <w:lang w:val="en_US" w:bidi="en_US"/>
         </w:rPr>
@@ -671,6 +713,20 @@
       </w:r>
       <w:r>
         <w:rPr>
+          <w:lang w:val="en_US" w:bidi="en_US"/>
+        </w:rPr>
+        <w:t>בִּ⁠ימֵ֛י יֹאשִׁיָּ֥הוּ בֶן־אָמ֖וֹן מֶ֥לֶךְ יְהוּדָֽה</w:t>
+      </w:r>
+    </w:p>
+    <w:p>
+      <w:pPr/>
+      <w:r>
+        <w:rPr>
+          <w:lang w:val="en_US" w:bidi="en_US"/>
+        </w:rPr>
+      </w:r>
+      <w:r>
+        <w:rPr>
           <w:b/>
           <w:lang w:val="en_US" w:bidi="en_US"/>
         </w:rPr>
@@ -793,6 +849,20 @@
       </w:r>
       <w:r>
         <w:rPr>
+          <w:lang w:val="en_US" w:bidi="en_US"/>
+        </w:rPr>
+        <w:t>אָסֹ֨ף אָסֵ֜ף כֹּ֗ל מֵ⁠עַ֛ל פְּנֵ֥י הָ⁠אֲדָמָ֖ה נְאֻם־יְהוָֽה</w:t>
+      </w:r>
+    </w:p>
+    <w:p>
+      <w:pPr/>
+      <w:r>
+        <w:rPr>
+          <w:lang w:val="en_US" w:bidi="en_US"/>
+        </w:rPr>
+      </w:r>
+      <w:r>
+        <w:rPr>
           <w:b/>
           <w:lang w:val="en_US" w:bidi="en_US"/>
         </w:rPr>
@@ -889,6 +959,20 @@
       </w:r>
       <w:r>
         <w:rPr>
+          <w:lang w:val="en_US" w:bidi="en_US"/>
+        </w:rPr>
+        <w:t>אָסֹ֨ף אָסֵ֜ף כֹּ֗ל מֵ⁠עַ֛ל פְּנֵ֥י הָ⁠אֲדָמָ֖ה</w:t>
+      </w:r>
+    </w:p>
+    <w:p>
+      <w:pPr/>
+      <w:r>
+        <w:rPr>
+          <w:lang w:val="en_US" w:bidi="en_US"/>
+        </w:rPr>
+      </w:r>
+      <w:r>
+        <w:rPr>
           <w:b/>
           <w:lang w:val="en_US" w:bidi="en_US"/>
         </w:rPr>
@@ -985,6 +1069,20 @@
       </w:r>
       <w:r>
         <w:rPr>
+          <w:lang w:val="en_US" w:bidi="en_US"/>
+        </w:rPr>
+        <w:t>אָסֹ֨ף אָסֵ֜ף כֹּ֗ל</w:t>
+      </w:r>
+    </w:p>
+    <w:p>
+      <w:pPr/>
+      <w:r>
+        <w:rPr>
+          <w:lang w:val="en_US" w:bidi="en_US"/>
+        </w:rPr>
+      </w:r>
+      <w:r>
+        <w:rPr>
           <w:b/>
           <w:lang w:val="en_US" w:bidi="en_US"/>
         </w:rPr>
@@ -1068,6 +1166,20 @@
       </w:r>
       <w:r>
         <w:rPr>
+          <w:lang w:val="en_US" w:bidi="en_US"/>
+        </w:rPr>
+        <w:t>פְּנֵ֥י הָ⁠אֲדָמָ֖ה</w:t>
+      </w:r>
+    </w:p>
+    <w:p>
+      <w:pPr/>
+      <w:r>
+        <w:rPr>
+          <w:lang w:val="en_US" w:bidi="en_US"/>
+        </w:rPr>
+      </w:r>
+      <w:r>
+        <w:rPr>
           <w:b/>
           <w:lang w:val="en_US" w:bidi="en_US"/>
         </w:rPr>
@@ -1164,6 +1276,20 @@
       </w:r>
       <w:r>
         <w:rPr>
+          <w:lang w:val="en_US" w:bidi="en_US"/>
+        </w:rPr>
+        <w:t>נְאֻם־יְהוָֽה</w:t>
+      </w:r>
+    </w:p>
+    <w:p>
+      <w:pPr/>
+      <w:r>
+        <w:rPr>
+          <w:lang w:val="en_US" w:bidi="en_US"/>
+        </w:rPr>
+      </w:r>
+      <w:r>
+        <w:rPr>
           <w:b/>
           <w:lang w:val="en_US" w:bidi="en_US"/>
         </w:rPr>
@@ -1260,6 +1386,20 @@
       </w:r>
       <w:r>
         <w:rPr>
+          <w:lang w:val="en_US" w:bidi="en_US"/>
+        </w:rPr>
+        <w:t>אָסֵ֨ף אָדָ֜ם וּ⁠בְהֵמָ֗ה אָסֵ֤ף עוֹף־הַ⁠שָּׁמַ֨יִם֙ וּ⁠דְגֵ֣י הַ⁠יָּ֔ם</w:t>
+      </w:r>
+    </w:p>
+    <w:p>
+      <w:pPr/>
+      <w:r>
+        <w:rPr>
+          <w:lang w:val="en_US" w:bidi="en_US"/>
+        </w:rPr>
+      </w:r>
+      <w:r>
+        <w:rPr>
           <w:b/>
           <w:lang w:val="en_US" w:bidi="en_US"/>
         </w:rPr>
@@ -1356,6 +1496,20 @@
       </w:r>
       <w:r>
         <w:rPr>
+          <w:lang w:val="en_US" w:bidi="en_US"/>
+        </w:rPr>
+        <w:t>אָדָ֜ם וּ⁠בְהֵמָ֗ה &amp; אֶת־הָ⁠אָדָ֗ם</w:t>
+      </w:r>
+    </w:p>
+    <w:p>
+      <w:pPr/>
+      <w:r>
+        <w:rPr>
+          <w:lang w:val="en_US" w:bidi="en_US"/>
+        </w:rPr>
+      </w:r>
+      <w:r>
+        <w:rPr>
           <w:b/>
           <w:lang w:val="en_US" w:bidi="en_US"/>
         </w:rPr>
@@ -1452,6 +1606,20 @@
       </w:r>
       <w:r>
         <w:rPr>
+          <w:lang w:val="en_US" w:bidi="en_US"/>
+        </w:rPr>
+        <w:t>אָדָ֜ם וּ⁠בְהֵמָ֗ה</w:t>
+      </w:r>
+    </w:p>
+    <w:p>
+      <w:pPr/>
+      <w:r>
+        <w:rPr>
+          <w:lang w:val="en_US" w:bidi="en_US"/>
+        </w:rPr>
+      </w:r>
+      <w:r>
+        <w:rPr>
           <w:b/>
           <w:lang w:val="en_US" w:bidi="en_US"/>
         </w:rPr>
@@ -1561,6 +1729,20 @@
       </w:r>
       <w:r>
         <w:rPr>
+          <w:lang w:val="en_US" w:bidi="en_US"/>
+        </w:rPr>
+        <w:t>וְ⁠הַ⁠מַּכְשֵׁל֖וֹת אֶת־הָ⁠רְשָׁעִ֑ים</w:t>
+      </w:r>
+    </w:p>
+    <w:p>
+      <w:pPr/>
+      <w:r>
+        <w:rPr>
+          <w:lang w:val="en_US" w:bidi="en_US"/>
+        </w:rPr>
+      </w:r>
+      <w:r>
+        <w:rPr>
           <w:b/>
           <w:lang w:val="en_US" w:bidi="en_US"/>
         </w:rPr>
@@ -1657,6 +1839,20 @@
       </w:r>
       <w:r>
         <w:rPr>
+          <w:lang w:val="en_US" w:bidi="en_US"/>
+        </w:rPr>
+        <w:t>וְ⁠הַ⁠מַּכְשֵׁל֖וֹת</w:t>
+      </w:r>
+    </w:p>
+    <w:p>
+      <w:pPr/>
+      <w:r>
+        <w:rPr>
+          <w:lang w:val="en_US" w:bidi="en_US"/>
+        </w:rPr>
+      </w:r>
+      <w:r>
+        <w:rPr>
           <w:b/>
           <w:lang w:val="en_US" w:bidi="en_US"/>
         </w:rPr>
@@ -1753,6 +1949,20 @@
       </w:r>
       <w:r>
         <w:rPr>
+          <w:lang w:val="en_US" w:bidi="en_US"/>
+        </w:rPr>
+        <w:t>אֶת־הָ⁠רְשָׁעִ֑ים</w:t>
+      </w:r>
+    </w:p>
+    <w:p>
+      <w:pPr/>
+      <w:r>
+        <w:rPr>
+          <w:lang w:val="en_US" w:bidi="en_US"/>
+        </w:rPr>
+      </w:r>
+      <w:r>
+        <w:rPr>
           <w:b/>
           <w:lang w:val="en_US" w:bidi="en_US"/>
         </w:rPr>
@@ -1849,6 +2059,20 @@
       </w:r>
       <w:r>
         <w:rPr>
+          <w:lang w:val="en_US" w:bidi="en_US"/>
+        </w:rPr>
+        <w:t>וְ⁠הִכְרַתִּ֣י אֶת־הָ⁠אָדָ֗ם מֵ⁠עַ֛ל פְּנֵ֥י הָ⁠אֲדָמָ֖ה</w:t>
+      </w:r>
+    </w:p>
+    <w:p>
+      <w:pPr/>
+      <w:r>
+        <w:rPr>
+          <w:lang w:val="en_US" w:bidi="en_US"/>
+        </w:rPr>
+      </w:r>
+      <w:r>
+        <w:rPr>
           <w:b/>
           <w:lang w:val="en_US" w:bidi="en_US"/>
         </w:rPr>
@@ -1932,6 +2156,20 @@
       </w:r>
       <w:r>
         <w:rPr>
+          <w:lang w:val="en_US" w:bidi="en_US"/>
+        </w:rPr>
+        <w:t>וְ⁠הִכְרַתִּ֣י אֶת־הָ⁠אָדָ֗ם</w:t>
+      </w:r>
+    </w:p>
+    <w:p>
+      <w:pPr/>
+      <w:r>
+        <w:rPr>
+          <w:lang w:val="en_US" w:bidi="en_US"/>
+        </w:rPr>
+      </w:r>
+      <w:r>
+        <w:rPr>
           <w:b/>
           <w:lang w:val="en_US" w:bidi="en_US"/>
         </w:rPr>
@@ -2028,6 +2266,20 @@
       </w:r>
       <w:r>
         <w:rPr>
+          <w:lang w:val="en_US" w:bidi="en_US"/>
+        </w:rPr>
+        <w:t>וְ⁠הִכְרַתִּ֣י אֶת־הָ⁠אָדָ֗ם</w:t>
+      </w:r>
+    </w:p>
+    <w:p>
+      <w:pPr/>
+      <w:r>
+        <w:rPr>
+          <w:lang w:val="en_US" w:bidi="en_US"/>
+        </w:rPr>
+      </w:r>
+      <w:r>
+        <w:rPr>
           <w:b/>
           <w:lang w:val="en_US" w:bidi="en_US"/>
         </w:rPr>
@@ -2124,6 +2376,20 @@
       </w:r>
       <w:r>
         <w:rPr>
+          <w:lang w:val="en_US" w:bidi="en_US"/>
+        </w:rPr>
+        <w:t>פְּנֵ֥י הָ⁠אֲדָמָ֖ה</w:t>
+      </w:r>
+    </w:p>
+    <w:p>
+      <w:pPr/>
+      <w:r>
+        <w:rPr>
+          <w:lang w:val="en_US" w:bidi="en_US"/>
+        </w:rPr>
+      </w:r>
+      <w:r>
+        <w:rPr>
           <w:b/>
           <w:lang w:val="en_US" w:bidi="en_US"/>
         </w:rPr>
@@ -2207,6 +2473,20 @@
       </w:r>
       <w:r>
         <w:rPr>
+          <w:lang w:val="en_US" w:bidi="en_US"/>
+        </w:rPr>
+        <w:t>וְ⁠נָטִ֤יתִי יָדִ⁠י֙</w:t>
+      </w:r>
+    </w:p>
+    <w:p>
+      <w:pPr/>
+      <w:r>
+        <w:rPr>
+          <w:lang w:val="en_US" w:bidi="en_US"/>
+        </w:rPr>
+      </w:r>
+      <w:r>
+        <w:rPr>
           <w:b/>
           <w:lang w:val="en_US" w:bidi="en_US"/>
         </w:rPr>
@@ -2303,6 +2583,20 @@
       </w:r>
       <w:r>
         <w:rPr>
+          <w:lang w:val="en_US" w:bidi="en_US"/>
+        </w:rPr>
+        <w:t>וְ⁠הִכְרַתִּ֞י מִן־הַ⁠מָּק֤וֹם הַ⁠זֶּה֙</w:t>
+      </w:r>
+    </w:p>
+    <w:p>
+      <w:pPr/>
+      <w:r>
+        <w:rPr>
+          <w:lang w:val="en_US" w:bidi="en_US"/>
+        </w:rPr>
+      </w:r>
+      <w:r>
+        <w:rPr>
           <w:b/>
           <w:lang w:val="en_US" w:bidi="en_US"/>
         </w:rPr>
@@ -2399,6 +2693,20 @@
       </w:r>
       <w:r>
         <w:rPr>
+          <w:lang w:val="en_US" w:bidi="en_US"/>
+        </w:rPr>
+        <w:t>וְ⁠הִכְרַתִּ֞י מִן־הַ⁠מָּק֤וֹם הַ⁠זֶּה֙</w:t>
+      </w:r>
+    </w:p>
+    <w:p>
+      <w:pPr/>
+      <w:r>
+        <w:rPr>
+          <w:lang w:val="en_US" w:bidi="en_US"/>
+        </w:rPr>
+      </w:r>
+      <w:r>
+        <w:rPr>
           <w:b/>
           <w:lang w:val="en_US" w:bidi="en_US"/>
         </w:rPr>
@@ -2482,6 +2790,20 @@
       </w:r>
       <w:r>
         <w:rPr>
+          <w:lang w:val="en_US" w:bidi="en_US"/>
+        </w:rPr>
+        <w:t>אֶת־שְׁאָ֣ר הַ⁠בַּ֔עַל</w:t>
+      </w:r>
+    </w:p>
+    <w:p>
+      <w:pPr/>
+      <w:r>
+        <w:rPr>
+          <w:lang w:val="en_US" w:bidi="en_US"/>
+        </w:rPr>
+      </w:r>
+      <w:r>
+        <w:rPr>
           <w:b/>
           <w:lang w:val="en_US" w:bidi="en_US"/>
         </w:rPr>
@@ -2578,6 +2900,20 @@
       </w:r>
       <w:r>
         <w:rPr>
+          <w:lang w:val="en_US" w:bidi="en_US"/>
+        </w:rPr>
+        <w:t>אֶת־שְׁאָ֣ר הַ⁠בַּ֔עַל</w:t>
+      </w:r>
+    </w:p>
+    <w:p>
+      <w:pPr/>
+      <w:r>
+        <w:rPr>
+          <w:lang w:val="en_US" w:bidi="en_US"/>
+        </w:rPr>
+      </w:r>
+      <w:r>
+        <w:rPr>
           <w:b/>
           <w:lang w:val="en_US" w:bidi="en_US"/>
         </w:rPr>
@@ -2687,6 +3023,20 @@
       </w:r>
       <w:r>
         <w:rPr>
+          <w:lang w:val="en_US" w:bidi="en_US"/>
+        </w:rPr>
+        <w:t>אֶת־שֵׁ֥ם הַ⁠כְּמָרִ֖ים עִם־הַ⁠כֹּהֲנִֽים</w:t>
+      </w:r>
+    </w:p>
+    <w:p>
+      <w:pPr/>
+      <w:r>
+        <w:rPr>
+          <w:lang w:val="en_US" w:bidi="en_US"/>
+        </w:rPr>
+      </w:r>
+      <w:r>
+        <w:rPr>
           <w:b/>
           <w:lang w:val="en_US" w:bidi="en_US"/>
         </w:rPr>
@@ -2770,6 +3120,20 @@
       </w:r>
       <w:r>
         <w:rPr>
+          <w:lang w:val="en_US" w:bidi="en_US"/>
+        </w:rPr>
+        <w:t>אֶת־שֵׁ֥ם</w:t>
+      </w:r>
+    </w:p>
+    <w:p>
+      <w:pPr/>
+      <w:r>
+        <w:rPr>
+          <w:lang w:val="en_US" w:bidi="en_US"/>
+        </w:rPr>
+      </w:r>
+      <w:r>
+        <w:rPr>
           <w:b/>
           <w:lang w:val="en_US" w:bidi="en_US"/>
         </w:rPr>
@@ -2868,6 +3232,20 @@
         <w:rPr>
           <w:lang w:val="en_US" w:bidi="en_US"/>
         </w:rPr>
+      </w:r>
+    </w:p>
+    <w:p>
+      <w:pPr/>
+      <w:r>
+        <w:rPr>
+          <w:lang w:val="en_US" w:bidi="en_US"/>
+        </w:rPr>
+      </w:r>
+      <w:r>
+        <w:rPr>
+          <w:lang w:val="en_US" w:bidi="en_US"/>
+        </w:rPr>
+        <w:t>עִם־הַ⁠כֹּהֲנִֽים</w:t>
       </w:r>
     </w:p>
     <w:p>
@@ -2993,6 +3371,20 @@
       </w:r>
       <w:r>
         <w:rPr>
+          <w:lang w:val="en_US" w:bidi="en_US"/>
+        </w:rPr>
+        <w:t>וְ⁠אֶת־הַ⁠מִּשְׁתַּחֲוִ֥ים עַל־הַ⁠גַּגּ֖וֹת לִ⁠צְבָ֣א הַ⁠שָּׁמָ֑יִם וְ⁠אֶת־הַ⁠מִּֽשְׁתַּחֲוִים֙ הַ⁠נִּשְׁבָּעִ֣ים לַֽ⁠יהוָ֔ה וְ⁠הַ⁠נִּשְׁבָּעִ֖ים בְּ⁠מַלְכָּֽ⁠ם</w:t>
+      </w:r>
+    </w:p>
+    <w:p>
+      <w:pPr/>
+      <w:r>
+        <w:rPr>
+          <w:lang w:val="en_US" w:bidi="en_US"/>
+        </w:rPr>
+      </w:r>
+      <w:r>
+        <w:rPr>
           <w:b/>
           <w:lang w:val="en_US" w:bidi="en_US"/>
         </w:rPr>
@@ -3076,6 +3468,20 @@
       </w:r>
       <w:r>
         <w:rPr>
+          <w:lang w:val="en_US" w:bidi="en_US"/>
+        </w:rPr>
+        <w:t>וְ⁠אֶת־הַ⁠מִּשְׁתַּחֲוִ֥ים עַל־הַ⁠גַּגּ֖וֹת לִ⁠צְבָ֣א</w:t>
+      </w:r>
+    </w:p>
+    <w:p>
+      <w:pPr/>
+      <w:r>
+        <w:rPr>
+          <w:lang w:val="en_US" w:bidi="en_US"/>
+        </w:rPr>
+      </w:r>
+      <w:r>
+        <w:rPr>
           <w:b/>
           <w:lang w:val="en_US" w:bidi="en_US"/>
         </w:rPr>
@@ -3172,6 +3578,20 @@
       </w:r>
       <w:r>
         <w:rPr>
+          <w:lang w:val="en_US" w:bidi="en_US"/>
+        </w:rPr>
+        <w:t>לִ⁠צְבָ֣א הַ⁠שָּׁמָ֑יִם</w:t>
+      </w:r>
+    </w:p>
+    <w:p>
+      <w:pPr/>
+      <w:r>
+        <w:rPr>
+          <w:lang w:val="en_US" w:bidi="en_US"/>
+        </w:rPr>
+      </w:r>
+      <w:r>
+        <w:rPr>
           <w:b/>
           <w:lang w:val="en_US" w:bidi="en_US"/>
         </w:rPr>
@@ -3281,6 +3701,20 @@
       </w:r>
       <w:r>
         <w:rPr>
+          <w:lang w:val="en_US" w:bidi="en_US"/>
+        </w:rPr>
+        <w:t>וְ⁠אֶת־הַ⁠מִּֽשְׁתַּחֲוִים֙ הַ⁠נִּשְׁבָּעִ֣ים לַֽ⁠יהוָ֔ה</w:t>
+      </w:r>
+    </w:p>
+    <w:p>
+      <w:pPr/>
+      <w:r>
+        <w:rPr>
+          <w:lang w:val="en_US" w:bidi="en_US"/>
+        </w:rPr>
+      </w:r>
+      <w:r>
+        <w:rPr>
           <w:b/>
           <w:lang w:val="en_US" w:bidi="en_US"/>
         </w:rPr>
@@ -3364,6 +3798,20 @@
       </w:r>
       <w:r>
         <w:rPr>
+          <w:lang w:val="en_US" w:bidi="en_US"/>
+        </w:rPr>
+        <w:t>וְ⁠אֶת־הַ⁠מִּֽשְׁתַּחֲוִים֙ הַ⁠נִּשְׁבָּעִ֣ים לַֽ⁠יהוָ֔ה</w:t>
+      </w:r>
+    </w:p>
+    <w:p>
+      <w:pPr/>
+      <w:r>
+        <w:rPr>
+          <w:lang w:val="en_US" w:bidi="en_US"/>
+        </w:rPr>
+      </w:r>
+      <w:r>
+        <w:rPr>
           <w:b/>
           <w:lang w:val="en_US" w:bidi="en_US"/>
         </w:rPr>
@@ -3499,6 +3947,20 @@
       </w:r>
       <w:r>
         <w:rPr>
+          <w:lang w:val="en_US" w:bidi="en_US"/>
+        </w:rPr>
+        <w:t>הַ⁠נִּשְׁבָּעִ֣ים לַֽ⁠יהוָ֔ה וְ⁠הַ⁠נִּשְׁבָּעִ֖ים בְּ⁠מַלְכָּֽ⁠ם</w:t>
+      </w:r>
+    </w:p>
+    <w:p>
+      <w:pPr/>
+      <w:r>
+        <w:rPr>
+          <w:lang w:val="en_US" w:bidi="en_US"/>
+        </w:rPr>
+      </w:r>
+      <w:r>
+        <w:rPr>
           <w:b/>
           <w:lang w:val="en_US" w:bidi="en_US"/>
         </w:rPr>
@@ -3595,6 +4057,20 @@
       </w:r>
       <w:r>
         <w:rPr>
+          <w:lang w:val="en_US" w:bidi="en_US"/>
+        </w:rPr>
+        <w:t>הַ⁠נִּשְׁבָּעִ֣ים לַֽ⁠יהוָ֔ה וְ⁠הַ⁠נִּשְׁבָּעִ֖ים בְּ⁠מַלְכָּֽ⁠ם</w:t>
+      </w:r>
+    </w:p>
+    <w:p>
+      <w:pPr/>
+      <w:r>
+        <w:rPr>
+          <w:lang w:val="en_US" w:bidi="en_US"/>
+        </w:rPr>
+      </w:r>
+      <w:r>
+        <w:rPr>
           <w:b/>
           <w:lang w:val="en_US" w:bidi="en_US"/>
         </w:rPr>
@@ -3730,6 +4206,20 @@
       </w:r>
       <w:r>
         <w:rPr>
+          <w:lang w:val="en_US" w:bidi="en_US"/>
+        </w:rPr>
+        <w:t>וְ⁠אֶת־הַ⁠נְּסוֹגִ֖ים מֵ⁠אַחֲרֵ֣י יְהוָ֑ה וַ⁠אֲשֶׁ֛ר לֹֽא־בִקְשׁ֥וּ אֶת־יְהוָ֖ה וְ⁠לֹ֥א דְרָשֻֽׁ⁠הוּ</w:t>
+      </w:r>
+    </w:p>
+    <w:p>
+      <w:pPr/>
+      <w:r>
+        <w:rPr>
+          <w:lang w:val="en_US" w:bidi="en_US"/>
+        </w:rPr>
+      </w:r>
+      <w:r>
+        <w:rPr>
           <w:b/>
           <w:lang w:val="en_US" w:bidi="en_US"/>
         </w:rPr>
@@ -3813,6 +4303,20 @@
       </w:r>
       <w:r>
         <w:rPr>
+          <w:lang w:val="en_US" w:bidi="en_US"/>
+        </w:rPr>
+        <w:t>וְ⁠אֶת־הַ⁠נְּסוֹגִ֖ים מֵ⁠אַחֲרֵ֣י יְהוָ֑ה וַ⁠אֲשֶׁ֛ר לֹֽא־בִקְשׁ֥וּ אֶת־יְהוָ֖ה וְ⁠לֹ֥א דְרָשֻֽׁ⁠הוּ</w:t>
+      </w:r>
+    </w:p>
+    <w:p>
+      <w:pPr/>
+      <w:r>
+        <w:rPr>
+          <w:lang w:val="en_US" w:bidi="en_US"/>
+        </w:rPr>
+      </w:r>
+      <w:r>
+        <w:rPr>
           <w:b/>
           <w:lang w:val="en_US" w:bidi="en_US"/>
         </w:rPr>
@@ -3896,6 +4400,20 @@
       </w:r>
       <w:r>
         <w:rPr>
+          <w:lang w:val="en_US" w:bidi="en_US"/>
+        </w:rPr>
+        <w:t>וְ⁠אֶת־הַ⁠נְּסוֹגִ֖ים מֵ⁠אַחֲרֵ֣י יְהוָ֑ה</w:t>
+      </w:r>
+    </w:p>
+    <w:p>
+      <w:pPr/>
+      <w:r>
+        <w:rPr>
+          <w:lang w:val="en_US" w:bidi="en_US"/>
+        </w:rPr>
+      </w:r>
+      <w:r>
+        <w:rPr>
           <w:b/>
           <w:lang w:val="en_US" w:bidi="en_US"/>
         </w:rPr>
@@ -3992,6 +4510,20 @@
       </w:r>
       <w:r>
         <w:rPr>
+          <w:lang w:val="en_US" w:bidi="en_US"/>
+        </w:rPr>
+        <w:t>וַ⁠אֲשֶׁ֛ר לֹֽא־בִקְשׁ֥וּ אֶת־יְהוָ֖ה וְ⁠לֹ֥א דְרָשֻֽׁ⁠הוּ</w:t>
+      </w:r>
+    </w:p>
+    <w:p>
+      <w:pPr/>
+      <w:r>
+        <w:rPr>
+          <w:lang w:val="en_US" w:bidi="en_US"/>
+        </w:rPr>
+      </w:r>
+      <w:r>
+        <w:rPr>
           <w:b/>
           <w:lang w:val="en_US" w:bidi="en_US"/>
         </w:rPr>
@@ -4127,6 +4659,20 @@
       </w:r>
       <w:r>
         <w:rPr>
+          <w:lang w:val="en_US" w:bidi="en_US"/>
+        </w:rPr>
+        <w:t>הַ֕ס מִ⁠פְּנֵ֖י אֲדֹנָ֣⁠י יְהוִ֑ה</w:t>
+      </w:r>
+    </w:p>
+    <w:p>
+      <w:pPr/>
+      <w:r>
+        <w:rPr>
+          <w:lang w:val="en_US" w:bidi="en_US"/>
+        </w:rPr>
+      </w:r>
+      <w:r>
+        <w:rPr>
           <w:b/>
           <w:lang w:val="en_US" w:bidi="en_US"/>
         </w:rPr>
@@ -4223,6 +4769,20 @@
       </w:r>
       <w:r>
         <w:rPr>
+          <w:lang w:val="en_US" w:bidi="en_US"/>
+        </w:rPr>
+        <w:t>הַ֕ס מִ⁠פְּנֵ֖י אֲדֹנָ֣⁠י יְהוִ֑ה</w:t>
+      </w:r>
+    </w:p>
+    <w:p>
+      <w:pPr/>
+      <w:r>
+        <w:rPr>
+          <w:lang w:val="en_US" w:bidi="en_US"/>
+        </w:rPr>
+      </w:r>
+      <w:r>
+        <w:rPr>
           <w:b/>
           <w:lang w:val="en_US" w:bidi="en_US"/>
         </w:rPr>
@@ -4319,6 +4879,20 @@
       </w:r>
       <w:r>
         <w:rPr>
+          <w:lang w:val="en_US" w:bidi="en_US"/>
+        </w:rPr>
+        <w:t>קָרוֹב֙ י֣וֹם יְהוָ֔ה</w:t>
+      </w:r>
+    </w:p>
+    <w:p>
+      <w:pPr/>
+      <w:r>
+        <w:rPr>
+          <w:lang w:val="en_US" w:bidi="en_US"/>
+        </w:rPr>
+      </w:r>
+      <w:r>
+        <w:rPr>
           <w:b/>
           <w:lang w:val="en_US" w:bidi="en_US"/>
         </w:rPr>
@@ -4415,6 +4989,20 @@
       </w:r>
       <w:r>
         <w:rPr>
+          <w:lang w:val="en_US" w:bidi="en_US"/>
+        </w:rPr>
+        <w:t>הֵכִ֧ין יְהוָ֛ה זֶ֖בַח הִקְדִּ֥ישׁ קְרֻאָֽי⁠ו</w:t>
+      </w:r>
+    </w:p>
+    <w:p>
+      <w:pPr/>
+      <w:r>
+        <w:rPr>
+          <w:lang w:val="en_US" w:bidi="en_US"/>
+        </w:rPr>
+      </w:r>
+      <w:r>
+        <w:rPr>
           <w:b/>
           <w:lang w:val="en_US" w:bidi="en_US"/>
         </w:rPr>
@@ -4537,6 +5125,20 @@
       </w:r>
       <w:r>
         <w:rPr>
+          <w:lang w:val="en_US" w:bidi="en_US"/>
+        </w:rPr>
+        <w:t>קְרֻאָֽי⁠ו</w:t>
+      </w:r>
+    </w:p>
+    <w:p>
+      <w:pPr/>
+      <w:r>
+        <w:rPr>
+          <w:lang w:val="en_US" w:bidi="en_US"/>
+        </w:rPr>
+      </w:r>
+      <w:r>
+        <w:rPr>
           <w:b/>
           <w:lang w:val="en_US" w:bidi="en_US"/>
         </w:rPr>
@@ -4620,6 +5222,20 @@
       </w:r>
       <w:r>
         <w:rPr>
+          <w:lang w:val="en_US" w:bidi="en_US"/>
+        </w:rPr>
+        <w:t>וְ⁠הָיָ֗ה בְּ⁠יוֹם֙ זֶ֣בַח יְהוָ֔ה</w:t>
+      </w:r>
+    </w:p>
+    <w:p>
+      <w:pPr/>
+      <w:r>
+        <w:rPr>
+          <w:lang w:val="en_US" w:bidi="en_US"/>
+        </w:rPr>
+      </w:r>
+      <w:r>
+        <w:rPr>
           <w:b/>
           <w:lang w:val="en_US" w:bidi="en_US"/>
         </w:rPr>
@@ -4703,6 +5319,20 @@
       </w:r>
       <w:r>
         <w:rPr>
+          <w:lang w:val="en_US" w:bidi="en_US"/>
+        </w:rPr>
+        <w:t>בְּ⁠יוֹם֙ זֶ֣בַח יְהוָ֔ה</w:t>
+      </w:r>
+    </w:p>
+    <w:p>
+      <w:pPr/>
+      <w:r>
+        <w:rPr>
+          <w:lang w:val="en_US" w:bidi="en_US"/>
+        </w:rPr>
+      </w:r>
+      <w:r>
+        <w:rPr>
           <w:b/>
           <w:lang w:val="en_US" w:bidi="en_US"/>
         </w:rPr>
@@ -4786,6 +5416,20 @@
       </w:r>
       <w:r>
         <w:rPr>
+          <w:lang w:val="en_US" w:bidi="en_US"/>
+        </w:rPr>
+        <w:t>בְּ⁠יוֹם֙ זֶ֣בַח יְהוָ֔ה</w:t>
+      </w:r>
+    </w:p>
+    <w:p>
+      <w:pPr/>
+      <w:r>
+        <w:rPr>
+          <w:lang w:val="en_US" w:bidi="en_US"/>
+        </w:rPr>
+      </w:r>
+      <w:r>
+        <w:rPr>
           <w:b/>
           <w:lang w:val="en_US" w:bidi="en_US"/>
         </w:rPr>
@@ -4869,6 +5513,20 @@
       </w:r>
       <w:r>
         <w:rPr>
+          <w:lang w:val="en_US" w:bidi="en_US"/>
+        </w:rPr>
+        <w:t>בְּ⁠יוֹם֙ זֶ֣בַח יְהוָ֔ה</w:t>
+      </w:r>
+    </w:p>
+    <w:p>
+      <w:pPr/>
+      <w:r>
+        <w:rPr>
+          <w:lang w:val="en_US" w:bidi="en_US"/>
+        </w:rPr>
+      </w:r>
+      <w:r>
+        <w:rPr>
           <w:b/>
           <w:lang w:val="en_US" w:bidi="en_US"/>
         </w:rPr>
@@ -4952,6 +5610,20 @@
       </w:r>
       <w:r>
         <w:rPr>
+          <w:lang w:val="en_US" w:bidi="en_US"/>
+        </w:rPr>
+        <w:t>וּ⁠פָקַדְתִּ֥י עַל־הַ⁠שָּׂרִ֖ים וְ⁠עַל־בְּנֵ֣י הַ⁠מֶּ֑לֶךְ וְ⁠עַ֥ל כָּל־הַ⁠לֹּבְשִׁ֖ים מַלְבּ֥וּשׁ נָכְרִֽי</w:t>
+      </w:r>
+    </w:p>
+    <w:p>
+      <w:pPr/>
+      <w:r>
+        <w:rPr>
+          <w:lang w:val="en_US" w:bidi="en_US"/>
+        </w:rPr>
+      </w:r>
+      <w:r>
+        <w:rPr>
           <w:b/>
           <w:lang w:val="en_US" w:bidi="en_US"/>
         </w:rPr>
@@ -5048,6 +5720,20 @@
       </w:r>
       <w:r>
         <w:rPr>
+          <w:lang w:val="en_US" w:bidi="en_US"/>
+        </w:rPr>
+        <w:t>הַ⁠שָּׂרִ֖ים</w:t>
+      </w:r>
+    </w:p>
+    <w:p>
+      <w:pPr/>
+      <w:r>
+        <w:rPr>
+          <w:lang w:val="en_US" w:bidi="en_US"/>
+        </w:rPr>
+      </w:r>
+      <w:r>
+        <w:rPr>
           <w:b/>
           <w:lang w:val="en_US" w:bidi="en_US"/>
         </w:rPr>
@@ -5144,6 +5830,20 @@
       </w:r>
       <w:r>
         <w:rPr>
+          <w:lang w:val="en_US" w:bidi="en_US"/>
+        </w:rPr>
+        <w:t>בְּנֵ֣י הַ⁠מֶּ֑לֶךְ</w:t>
+      </w:r>
+    </w:p>
+    <w:p>
+      <w:pPr/>
+      <w:r>
+        <w:rPr>
+          <w:lang w:val="en_US" w:bidi="en_US"/>
+        </w:rPr>
+      </w:r>
+      <w:r>
+        <w:rPr>
           <w:b/>
           <w:lang w:val="en_US" w:bidi="en_US"/>
         </w:rPr>
@@ -5240,6 +5940,20 @@
       </w:r>
       <w:r>
         <w:rPr>
+          <w:lang w:val="en_US" w:bidi="en_US"/>
+        </w:rPr>
+        <w:t>כָּל־הַ⁠לֹּבְשִׁ֖ים מַלְבּ֥וּשׁ נָכְרִֽי</w:t>
+      </w:r>
+    </w:p>
+    <w:p>
+      <w:pPr/>
+      <w:r>
+        <w:rPr>
+          <w:lang w:val="en_US" w:bidi="en_US"/>
+        </w:rPr>
+      </w:r>
+      <w:r>
+        <w:rPr>
           <w:b/>
           <w:lang w:val="en_US" w:bidi="en_US"/>
         </w:rPr>
@@ -5336,6 +6050,20 @@
       </w:r>
       <w:r>
         <w:rPr>
+          <w:lang w:val="en_US" w:bidi="en_US"/>
+        </w:rPr>
+        <w:t>וּ⁠פָקַדְתִּ֗י עַ֧ל &amp; בַּ⁠יּ֣וֹם הַ⁠ה֑וּא</w:t>
+      </w:r>
+    </w:p>
+    <w:p>
+      <w:pPr/>
+      <w:r>
+        <w:rPr>
+          <w:lang w:val="en_US" w:bidi="en_US"/>
+        </w:rPr>
+      </w:r>
+      <w:r>
+        <w:rPr>
           <w:b/>
           <w:lang w:val="en_US" w:bidi="en_US"/>
         </w:rPr>
@@ -5419,6 +6147,20 @@
       </w:r>
       <w:r>
         <w:rPr>
+          <w:lang w:val="en_US" w:bidi="en_US"/>
+        </w:rPr>
+        <w:t>כָּל־הַ⁠דּוֹלֵ֛ג עַל־הַ⁠מִּפְתָּ֖ן</w:t>
+      </w:r>
+    </w:p>
+    <w:p>
+      <w:pPr/>
+      <w:r>
+        <w:rPr>
+          <w:lang w:val="en_US" w:bidi="en_US"/>
+        </w:rPr>
+      </w:r>
+      <w:r>
+        <w:rPr>
           <w:b/>
           <w:lang w:val="en_US" w:bidi="en_US"/>
         </w:rPr>
@@ -5541,6 +6283,20 @@
       </w:r>
       <w:r>
         <w:rPr>
+          <w:lang w:val="en_US" w:bidi="en_US"/>
+        </w:rPr>
+        <w:t>הַֽ⁠מְמַלְאִ֛ים בֵּ֥ית אֲדֹנֵי⁠הֶ֖ם חָמָ֥ס וּ⁠מִרְמָֽה</w:t>
+      </w:r>
+    </w:p>
+    <w:p>
+      <w:pPr/>
+      <w:r>
+        <w:rPr>
+          <w:lang w:val="en_US" w:bidi="en_US"/>
+        </w:rPr>
+      </w:r>
+      <w:r>
+        <w:rPr>
           <w:b/>
           <w:lang w:val="en_US" w:bidi="en_US"/>
         </w:rPr>
@@ -5637,6 +6393,20 @@
       </w:r>
       <w:r>
         <w:rPr>
+          <w:lang w:val="en_US" w:bidi="en_US"/>
+        </w:rPr>
+        <w:t>חָמָ֥ס וּ⁠מִרְמָֽה</w:t>
+      </w:r>
+    </w:p>
+    <w:p>
+      <w:pPr/>
+      <w:r>
+        <w:rPr>
+          <w:lang w:val="en_US" w:bidi="en_US"/>
+        </w:rPr>
+      </w:r>
+      <w:r>
+        <w:rPr>
           <w:b/>
           <w:lang w:val="en_US" w:bidi="en_US"/>
         </w:rPr>
@@ -5746,6 +6516,20 @@
       </w:r>
       <w:r>
         <w:rPr>
+          <w:lang w:val="en_US" w:bidi="en_US"/>
+        </w:rPr>
+        <w:t>וְ⁠הָיָה֩ בַ⁠יּ֨וֹם הַ⁠ה֜וּא נְאֻם־יְהוָ֗ה ק֤וֹל</w:t>
+      </w:r>
+    </w:p>
+    <w:p>
+      <w:pPr/>
+      <w:r>
+        <w:rPr>
+          <w:lang w:val="en_US" w:bidi="en_US"/>
+        </w:rPr>
+      </w:r>
+      <w:r>
+        <w:rPr>
           <w:b/>
           <w:lang w:val="en_US" w:bidi="en_US"/>
         </w:rPr>
@@ -5842,6 +6626,20 @@
       </w:r>
       <w:r>
         <w:rPr>
+          <w:lang w:val="en_US" w:bidi="en_US"/>
+        </w:rPr>
+        <w:t>בַ⁠יּ֨וֹם הַ⁠ה֜וּא</w:t>
+      </w:r>
+    </w:p>
+    <w:p>
+      <w:pPr/>
+      <w:r>
+        <w:rPr>
+          <w:lang w:val="en_US" w:bidi="en_US"/>
+        </w:rPr>
+      </w:r>
+      <w:r>
+        <w:rPr>
           <w:b/>
           <w:lang w:val="en_US" w:bidi="en_US"/>
         </w:rPr>
@@ -5925,6 +6723,20 @@
       </w:r>
       <w:r>
         <w:rPr>
+          <w:lang w:val="en_US" w:bidi="en_US"/>
+        </w:rPr>
+        <w:t>ק֤וֹל</w:t>
+      </w:r>
+    </w:p>
+    <w:p>
+      <w:pPr/>
+      <w:r>
+        <w:rPr>
+          <w:lang w:val="en_US" w:bidi="en_US"/>
+        </w:rPr>
+      </w:r>
+      <w:r>
+        <w:rPr>
           <w:b/>
           <w:lang w:val="en_US" w:bidi="en_US"/>
         </w:rPr>
@@ -6008,6 +6820,20 @@
       </w:r>
       <w:r>
         <w:rPr>
+          <w:lang w:val="en_US" w:bidi="en_US"/>
+        </w:rPr>
+        <w:t>מִ⁠שַּׁ֣עַר הַ⁠דָּגִ֔ים</w:t>
+      </w:r>
+    </w:p>
+    <w:p>
+      <w:pPr/>
+      <w:r>
+        <w:rPr>
+          <w:lang w:val="en_US" w:bidi="en_US"/>
+        </w:rPr>
+      </w:r>
+      <w:r>
+        <w:rPr>
           <w:b/>
           <w:lang w:val="en_US" w:bidi="en_US"/>
         </w:rPr>
@@ -6104,6 +6930,20 @@
       </w:r>
       <w:r>
         <w:rPr>
+          <w:lang w:val="en_US" w:bidi="en_US"/>
+        </w:rPr>
+        <w:t>הַ⁠מִּשְׁנֶ֑ה</w:t>
+      </w:r>
+    </w:p>
+    <w:p>
+      <w:pPr/>
+      <w:r>
+        <w:rPr>
+          <w:lang w:val="en_US" w:bidi="en_US"/>
+        </w:rPr>
+      </w:r>
+      <w:r>
+        <w:rPr>
           <w:b/>
           <w:lang w:val="en_US" w:bidi="en_US"/>
         </w:rPr>
@@ -6213,6 +7053,20 @@
       </w:r>
       <w:r>
         <w:rPr>
+          <w:lang w:val="en_US" w:bidi="en_US"/>
+        </w:rPr>
+        <w:t>מֵ⁠הַ⁠גְּבָעֽוֹת</w:t>
+      </w:r>
+    </w:p>
+    <w:p>
+      <w:pPr/>
+      <w:r>
+        <w:rPr>
+          <w:lang w:val="en_US" w:bidi="en_US"/>
+        </w:rPr>
+      </w:r>
+      <w:r>
+        <w:rPr>
           <w:b/>
           <w:lang w:val="en_US" w:bidi="en_US"/>
         </w:rPr>
@@ -6309,6 +7163,20 @@
       </w:r>
       <w:r>
         <w:rPr>
+          <w:lang w:val="en_US" w:bidi="en_US"/>
+        </w:rPr>
+        <w:t>הַ⁠מַּכְתֵּ֑שׁ</w:t>
+      </w:r>
+    </w:p>
+    <w:p>
+      <w:pPr/>
+      <w:r>
+        <w:rPr>
+          <w:lang w:val="en_US" w:bidi="en_US"/>
+        </w:rPr>
+      </w:r>
+      <w:r>
+        <w:rPr>
           <w:b/>
           <w:lang w:val="en_US" w:bidi="en_US"/>
         </w:rPr>
@@ -6405,6 +7273,20 @@
       </w:r>
       <w:r>
         <w:rPr>
+          <w:lang w:val="en_US" w:bidi="en_US"/>
+        </w:rPr>
+        <w:t>נִדְמָה֙ כָּל־עַ֣ם כְּנַ֔עַן נִכְרְת֖וּ כָּל־נְטִ֥ילֵי כָֽסֶף</w:t>
+      </w:r>
+    </w:p>
+    <w:p>
+      <w:pPr/>
+      <w:r>
+        <w:rPr>
+          <w:lang w:val="en_US" w:bidi="en_US"/>
+        </w:rPr>
+      </w:r>
+      <w:r>
+        <w:rPr>
           <w:b/>
           <w:lang w:val="en_US" w:bidi="en_US"/>
         </w:rPr>
@@ -6488,6 +7370,20 @@
       </w:r>
       <w:r>
         <w:rPr>
+          <w:lang w:val="en_US" w:bidi="en_US"/>
+        </w:rPr>
+        <w:t>נִדְמָה֙ כָּל־עַ֣ם כְּנַ֔עַן נִכְרְת֖וּ כָּל־נְטִ֥ילֵי כָֽסֶף</w:t>
+      </w:r>
+    </w:p>
+    <w:p>
+      <w:pPr/>
+      <w:r>
+        <w:rPr>
+          <w:lang w:val="en_US" w:bidi="en_US"/>
+        </w:rPr>
+      </w:r>
+      <w:r>
+        <w:rPr>
           <w:b/>
           <w:lang w:val="en_US" w:bidi="en_US"/>
         </w:rPr>
@@ -6571,6 +7467,20 @@
       </w:r>
       <w:r>
         <w:rPr>
+          <w:lang w:val="en_US" w:bidi="en_US"/>
+        </w:rPr>
+        <w:t>עַ֣ם כְּנַ֔עַן</w:t>
+      </w:r>
+    </w:p>
+    <w:p>
+      <w:pPr/>
+      <w:r>
+        <w:rPr>
+          <w:lang w:val="en_US" w:bidi="en_US"/>
+        </w:rPr>
+      </w:r>
+      <w:r>
+        <w:rPr>
           <w:b/>
           <w:lang w:val="en_US" w:bidi="en_US"/>
         </w:rPr>
@@ -6667,6 +7577,20 @@
       </w:r>
       <w:r>
         <w:rPr>
+          <w:lang w:val="en_US" w:bidi="en_US"/>
+        </w:rPr>
+        <w:t>נְטִ֥ילֵי כָֽסֶף</w:t>
+      </w:r>
+    </w:p>
+    <w:p>
+      <w:pPr/>
+      <w:r>
+        <w:rPr>
+          <w:lang w:val="en_US" w:bidi="en_US"/>
+        </w:rPr>
+      </w:r>
+      <w:r>
+        <w:rPr>
           <w:b/>
           <w:lang w:val="en_US" w:bidi="en_US"/>
         </w:rPr>
@@ -6763,6 +7687,20 @@
       </w:r>
       <w:r>
         <w:rPr>
+          <w:lang w:val="en_US" w:bidi="en_US"/>
+        </w:rPr>
+        <w:t>נִכְרְת֖וּ</w:t>
+      </w:r>
+    </w:p>
+    <w:p>
+      <w:pPr/>
+      <w:r>
+        <w:rPr>
+          <w:lang w:val="en_US" w:bidi="en_US"/>
+        </w:rPr>
+      </w:r>
+      <w:r>
+        <w:rPr>
           <w:b/>
           <w:lang w:val="en_US" w:bidi="en_US"/>
         </w:rPr>
@@ -6846,6 +7784,20 @@
       </w:r>
       <w:r>
         <w:rPr>
+          <w:lang w:val="en_US" w:bidi="en_US"/>
+        </w:rPr>
+        <w:t>בַּ⁠נֵּר֑וֹת</w:t>
+      </w:r>
+    </w:p>
+    <w:p>
+      <w:pPr/>
+      <w:r>
+        <w:rPr>
+          <w:lang w:val="en_US" w:bidi="en_US"/>
+        </w:rPr>
+      </w:r>
+      <w:r>
+        <w:rPr>
           <w:b/>
           <w:lang w:val="en_US" w:bidi="en_US"/>
         </w:rPr>
@@ -6955,6 +7907,20 @@
       </w:r>
       <w:r>
         <w:rPr>
+          <w:lang w:val="en_US" w:bidi="en_US"/>
+        </w:rPr>
+        <w:t>וּ⁠פָקַדְתִּ֣י עַל</w:t>
+      </w:r>
+    </w:p>
+    <w:p>
+      <w:pPr/>
+      <w:r>
+        <w:rPr>
+          <w:lang w:val="en_US" w:bidi="en_US"/>
+        </w:rPr>
+      </w:r>
+      <w:r>
+        <w:rPr>
           <w:b/>
           <w:lang w:val="en_US" w:bidi="en_US"/>
         </w:rPr>
@@ -7038,6 +8004,20 @@
       </w:r>
       <w:r>
         <w:rPr>
+          <w:lang w:val="en_US" w:bidi="en_US"/>
+        </w:rPr>
+        <w:t>הָ⁠אֲנָשִׁ֗ים הַ⁠קֹּֽפְאִים֙ עַל־שִׁמְרֵי⁠הֶ֔ם</w:t>
+      </w:r>
+    </w:p>
+    <w:p>
+      <w:pPr/>
+      <w:r>
+        <w:rPr>
+          <w:lang w:val="en_US" w:bidi="en_US"/>
+        </w:rPr>
+      </w:r>
+      <w:r>
+        <w:rPr>
           <w:b/>
           <w:lang w:val="en_US" w:bidi="en_US"/>
         </w:rPr>
@@ -7134,6 +8114,20 @@
       </w:r>
       <w:r>
         <w:rPr>
+          <w:lang w:val="en_US" w:bidi="en_US"/>
+        </w:rPr>
+        <w:t>הָ⁠אֲנָשִׁ֗ים הַ⁠קֹּֽפְאִים֙ עַל־שִׁמְרֵי⁠הֶ֔ם</w:t>
+      </w:r>
+    </w:p>
+    <w:p>
+      <w:pPr/>
+      <w:r>
+        <w:rPr>
+          <w:lang w:val="en_US" w:bidi="en_US"/>
+        </w:rPr>
+      </w:r>
+      <w:r>
+        <w:rPr>
           <w:b/>
           <w:lang w:val="en_US" w:bidi="en_US"/>
         </w:rPr>
@@ -7243,6 +8237,20 @@
       </w:r>
       <w:r>
         <w:rPr>
+          <w:lang w:val="en_US" w:bidi="en_US"/>
+        </w:rPr>
+        <w:t>הָ⁠אֹֽמְרִים֙ בִּ⁠לְבָבָ֔⁠ם לֹֽא־יֵיטִ֥יב יְהוָ֖ה וְ⁠לֹ֥א יָרֵֽעַ</w:t>
+      </w:r>
+    </w:p>
+    <w:p>
+      <w:pPr/>
+      <w:r>
+        <w:rPr>
+          <w:lang w:val="en_US" w:bidi="en_US"/>
+        </w:rPr>
+      </w:r>
+      <w:r>
+        <w:rPr>
           <w:b/>
           <w:lang w:val="en_US" w:bidi="en_US"/>
         </w:rPr>
@@ -7326,6 +8334,20 @@
       </w:r>
       <w:r>
         <w:rPr>
+          <w:lang w:val="en_US" w:bidi="en_US"/>
+        </w:rPr>
+        <w:t>הָ⁠אֹֽמְרִים֙ בִּ⁠לְבָבָ֔⁠ם לֹֽא־יֵיטִ֥יב יְהוָ֖ה וְ⁠לֹ֥א יָרֵֽעַ</w:t>
+      </w:r>
+    </w:p>
+    <w:p>
+      <w:pPr/>
+      <w:r>
+        <w:rPr>
+          <w:lang w:val="en_US" w:bidi="en_US"/>
+        </w:rPr>
+      </w:r>
+      <w:r>
+        <w:rPr>
           <w:b/>
           <w:lang w:val="en_US" w:bidi="en_US"/>
         </w:rPr>
@@ -7409,6 +8431,20 @@
       </w:r>
       <w:r>
         <w:rPr>
+          <w:lang w:val="en_US" w:bidi="en_US"/>
+        </w:rPr>
+        <w:t>בִּ⁠לְבָבָ֔⁠ם</w:t>
+      </w:r>
+    </w:p>
+    <w:p>
+      <w:pPr/>
+      <w:r>
+        <w:rPr>
+          <w:lang w:val="en_US" w:bidi="en_US"/>
+        </w:rPr>
+      </w:r>
+      <w:r>
+        <w:rPr>
           <w:b/>
           <w:lang w:val="en_US" w:bidi="en_US"/>
         </w:rPr>
@@ -7505,6 +8541,20 @@
       </w:r>
       <w:r>
         <w:rPr>
+          <w:lang w:val="en_US" w:bidi="en_US"/>
+        </w:rPr>
+        <w:t>בִּ⁠לְבָבָ֔⁠ם</w:t>
+      </w:r>
+    </w:p>
+    <w:p>
+      <w:pPr/>
+      <w:r>
+        <w:rPr>
+          <w:lang w:val="en_US" w:bidi="en_US"/>
+        </w:rPr>
+      </w:r>
+      <w:r>
+        <w:rPr>
           <w:b/>
           <w:lang w:val="en_US" w:bidi="en_US"/>
         </w:rPr>
@@ -7601,6 +8651,20 @@
       </w:r>
       <w:r>
         <w:rPr>
+          <w:lang w:val="en_US" w:bidi="en_US"/>
+        </w:rPr>
+        <w:t>לֹֽא־יֵיטִ֥יב יְהוָ֖ה וְ⁠לֹ֥א יָרֵֽעַ</w:t>
+      </w:r>
+    </w:p>
+    <w:p>
+      <w:pPr/>
+      <w:r>
+        <w:rPr>
+          <w:lang w:val="en_US" w:bidi="en_US"/>
+        </w:rPr>
+      </w:r>
+      <w:r>
+        <w:rPr>
           <w:b/>
           <w:lang w:val="en_US" w:bidi="en_US"/>
         </w:rPr>
@@ -7710,6 +8774,20 @@
       </w:r>
       <w:r>
         <w:rPr>
+          <w:lang w:val="en_US" w:bidi="en_US"/>
+        </w:rPr>
+        <w:t>וְ⁠הָיָ֤ה חֵילָ⁠ם֙ לִ⁠מְשִׁסָּ֔ה וּ⁠בָתֵּי⁠הֶ֖ם לִ⁠שְׁמָמָ֑ה</w:t>
+      </w:r>
+    </w:p>
+    <w:p>
+      <w:pPr/>
+      <w:r>
+        <w:rPr>
+          <w:lang w:val="en_US" w:bidi="en_US"/>
+        </w:rPr>
+      </w:r>
+      <w:r>
+        <w:rPr>
           <w:b/>
           <w:lang w:val="en_US" w:bidi="en_US"/>
         </w:rPr>
@@ -7782,6 +8860,20 @@
         <w:rPr>
           <w:lang w:val="en_US" w:bidi="en_US"/>
         </w:rPr>
+      </w:r>
+    </w:p>
+    <w:p>
+      <w:pPr/>
+      <w:r>
+        <w:rPr>
+          <w:lang w:val="en_US" w:bidi="en_US"/>
+        </w:rPr>
+      </w:r>
+      <w:r>
+        <w:rPr>
+          <w:lang w:val="en_US" w:bidi="en_US"/>
+        </w:rPr>
+        <w:t>וְ⁠הָיָ֤ה חֵילָ⁠ם֙ לִ⁠מְשִׁסָּ֔ה וּ⁠בָתֵּי⁠הֶ֖ם לִ⁠שְׁמָמָ֑ה</w:t>
       </w:r>
     </w:p>
     <w:p>
@@ -7977,6 +9069,20 @@
       </w:r>
       <w:r>
         <w:rPr>
+          <w:lang w:val="en_US" w:bidi="en_US"/>
+        </w:rPr>
+        <w:t>יוֹם־יְהוָה֙ הַ⁠גָּד֔וֹל &amp; י֣וֹם יְהוָ֔ה</w:t>
+      </w:r>
+    </w:p>
+    <w:p>
+      <w:pPr/>
+      <w:r>
+        <w:rPr>
+          <w:lang w:val="en_US" w:bidi="en_US"/>
+        </w:rPr>
+      </w:r>
+      <w:r>
+        <w:rPr>
           <w:b/>
           <w:lang w:val="en_US" w:bidi="en_US"/>
         </w:rPr>
@@ -8073,6 +9179,20 @@
       </w:r>
       <w:r>
         <w:rPr>
+          <w:lang w:val="en_US" w:bidi="en_US"/>
+        </w:rPr>
+        <w:t>יוֹם־יְהוָה֙ הַ⁠גָּד֔וֹל &amp; י֣וֹם יְהוָ֔ה</w:t>
+      </w:r>
+    </w:p>
+    <w:p>
+      <w:pPr/>
+      <w:r>
+        <w:rPr>
+          <w:lang w:val="en_US" w:bidi="en_US"/>
+        </w:rPr>
+      </w:r>
+      <w:r>
+        <w:rPr>
           <w:b/>
           <w:lang w:val="en_US" w:bidi="en_US"/>
         </w:rPr>
@@ -8169,6 +9289,20 @@
       </w:r>
       <w:r>
         <w:rPr>
+          <w:lang w:val="en_US" w:bidi="en_US"/>
+        </w:rPr>
+        <w:t>קָר֤וֹב &amp; קָר֖וֹב וּ⁠מַהֵ֣ר מְאֹ֑ד</w:t>
+      </w:r>
+    </w:p>
+    <w:p>
+      <w:pPr/>
+      <w:r>
+        <w:rPr>
+          <w:lang w:val="en_US" w:bidi="en_US"/>
+        </w:rPr>
+      </w:r>
+      <w:r>
+        <w:rPr>
           <w:b/>
           <w:lang w:val="en_US" w:bidi="en_US"/>
         </w:rPr>
@@ -8265,6 +9399,20 @@
       </w:r>
       <w:r>
         <w:rPr>
+          <w:lang w:val="en_US" w:bidi="en_US"/>
+        </w:rPr>
+        <w:t>קָר֤וֹב &amp; קָר֖וֹב וּ⁠מַהֵ֣ר מְאֹ֑ד</w:t>
+      </w:r>
+    </w:p>
+    <w:p>
+      <w:pPr/>
+      <w:r>
+        <w:rPr>
+          <w:lang w:val="en_US" w:bidi="en_US"/>
+        </w:rPr>
+      </w:r>
+      <w:r>
+        <w:rPr>
           <w:b/>
           <w:lang w:val="en_US" w:bidi="en_US"/>
         </w:rPr>
@@ -8374,6 +9522,20 @@
       </w:r>
       <w:r>
         <w:rPr>
+          <w:lang w:val="en_US" w:bidi="en_US"/>
+        </w:rPr>
+        <w:t>ק֚וֹל י֣וֹם יְהוָ֔ה מַ֥ר</w:t>
+      </w:r>
+    </w:p>
+    <w:p>
+      <w:pPr/>
+      <w:r>
+        <w:rPr>
+          <w:lang w:val="en_US" w:bidi="en_US"/>
+        </w:rPr>
+      </w:r>
+      <w:r>
+        <w:rPr>
           <w:b/>
           <w:lang w:val="en_US" w:bidi="en_US"/>
         </w:rPr>
@@ -8483,6 +9645,20 @@
       </w:r>
       <w:r>
         <w:rPr>
+          <w:lang w:val="en_US" w:bidi="en_US"/>
+        </w:rPr>
+        <w:t>צֹרֵ֖חַ &amp; גִּבּֽוֹר</w:t>
+      </w:r>
+    </w:p>
+    <w:p>
+      <w:pPr/>
+      <w:r>
+        <w:rPr>
+          <w:lang w:val="en_US" w:bidi="en_US"/>
+        </w:rPr>
+      </w:r>
+      <w:r>
+        <w:rPr>
           <w:b/>
           <w:lang w:val="en_US" w:bidi="en_US"/>
         </w:rPr>
@@ -8579,6 +9755,20 @@
       </w:r>
       <w:r>
         <w:rPr>
+          <w:lang w:val="en_US" w:bidi="en_US"/>
+        </w:rPr>
+        <w:t>הַ⁠יּ֣וֹם הַ⁠ה֑וּא</w:t>
+      </w:r>
+    </w:p>
+    <w:p>
+      <w:pPr/>
+      <w:r>
+        <w:rPr>
+          <w:lang w:val="en_US" w:bidi="en_US"/>
+        </w:rPr>
+      </w:r>
+      <w:r>
+        <w:rPr>
           <w:b/>
           <w:lang w:val="en_US" w:bidi="en_US"/>
         </w:rPr>
@@ -8675,6 +9865,20 @@
       </w:r>
       <w:r>
         <w:rPr>
+          <w:lang w:val="en_US" w:bidi="en_US"/>
+        </w:rPr>
+        <w:t>י֧וֹם צָרָ֣ה וּ⁠מְצוּקָ֗ה י֤וֹם שֹׁאָה֙ וּ⁠מְשׁוֹאָ֔ה י֥וֹם חֹ֨שֶׁךְ֙ וַ⁠אֲפֵלָ֔ה י֥וֹם עָנָ֖ן וַ⁠עֲרָפֶֽל</w:t>
+      </w:r>
+    </w:p>
+    <w:p>
+      <w:pPr/>
+      <w:r>
+        <w:rPr>
+          <w:lang w:val="en_US" w:bidi="en_US"/>
+        </w:rPr>
+      </w:r>
+      <w:r>
+        <w:rPr>
           <w:b/>
           <w:lang w:val="en_US" w:bidi="en_US"/>
         </w:rPr>
@@ -8758,6 +9962,20 @@
       </w:r>
       <w:r>
         <w:rPr>
+          <w:lang w:val="en_US" w:bidi="en_US"/>
+        </w:rPr>
+        <w:t>י֥וֹם חֹ֨שֶׁךְ֙ וַ⁠אֲפֵלָ֔ה י֥וֹם עָנָ֖ן וַ⁠עֲרָפֶֽל</w:t>
+      </w:r>
+    </w:p>
+    <w:p>
+      <w:pPr/>
+      <w:r>
+        <w:rPr>
+          <w:lang w:val="en_US" w:bidi="en_US"/>
+        </w:rPr>
+      </w:r>
+      <w:r>
+        <w:rPr>
           <w:b/>
           <w:lang w:val="en_US" w:bidi="en_US"/>
         </w:rPr>
@@ -8841,6 +10059,20 @@
       </w:r>
       <w:r>
         <w:rPr>
+          <w:lang w:val="en_US" w:bidi="en_US"/>
+        </w:rPr>
+        <w:t>י֥וֹם</w:t>
+      </w:r>
+    </w:p>
+    <w:p>
+      <w:pPr/>
+      <w:r>
+        <w:rPr>
+          <w:lang w:val="en_US" w:bidi="en_US"/>
+        </w:rPr>
+      </w:r>
+      <w:r>
+        <w:rPr>
           <w:b/>
           <w:lang w:val="en_US" w:bidi="en_US"/>
         </w:rPr>
@@ -8937,6 +10169,20 @@
       </w:r>
       <w:r>
         <w:rPr>
+          <w:lang w:val="en_US" w:bidi="en_US"/>
+        </w:rPr>
+        <w:t>שׁוֹפָ֖ר וּ⁠תְרוּעָ֑ה</w:t>
+      </w:r>
+    </w:p>
+    <w:p>
+      <w:pPr/>
+      <w:r>
+        <w:rPr>
+          <w:lang w:val="en_US" w:bidi="en_US"/>
+        </w:rPr>
+      </w:r>
+      <w:r>
+        <w:rPr>
           <w:b/>
           <w:lang w:val="en_US" w:bidi="en_US"/>
         </w:rPr>
@@ -9033,6 +10279,20 @@
       </w:r>
       <w:r>
         <w:rPr>
+          <w:lang w:val="en_US" w:bidi="en_US"/>
+        </w:rPr>
+        <w:t>עַ֚ל הֶ⁠עָרִ֣ים הַ⁠בְּצֻר֔וֹת וְ⁠עַ֖ל הַ⁠פִּנּ֥וֹת הַ⁠גְּבֹהֽוֹת</w:t>
+      </w:r>
+    </w:p>
+    <w:p>
+      <w:pPr/>
+      <w:r>
+        <w:rPr>
+          <w:lang w:val="en_US" w:bidi="en_US"/>
+        </w:rPr>
+      </w:r>
+      <w:r>
+        <w:rPr>
           <w:b/>
           <w:lang w:val="en_US" w:bidi="en_US"/>
         </w:rPr>
@@ -9129,6 +10389,20 @@
       </w:r>
       <w:r>
         <w:rPr>
+          <w:lang w:val="en_US" w:bidi="en_US"/>
+        </w:rPr>
+        <w:t>עַ֚ל הֶ⁠עָרִ֣ים הַ⁠בְּצֻר֔וֹת וְ⁠עַ֖ל הַ⁠פִּנּ֥וֹת הַ⁠גְּבֹהֽוֹת</w:t>
+      </w:r>
+    </w:p>
+    <w:p>
+      <w:pPr/>
+      <w:r>
+        <w:rPr>
+          <w:lang w:val="en_US" w:bidi="en_US"/>
+        </w:rPr>
+      </w:r>
+      <w:r>
+        <w:rPr>
           <w:b/>
           <w:lang w:val="en_US" w:bidi="en_US"/>
         </w:rPr>
@@ -9227,6 +10501,20 @@
         <w:rPr>
           <w:lang w:val="en_US" w:bidi="en_US"/>
         </w:rPr>
+      </w:r>
+    </w:p>
+    <w:p>
+      <w:pPr/>
+      <w:r>
+        <w:rPr>
+          <w:lang w:val="en_US" w:bidi="en_US"/>
+        </w:rPr>
+      </w:r>
+      <w:r>
+        <w:rPr>
+          <w:lang w:val="en_US" w:bidi="en_US"/>
+        </w:rPr>
+        <w:t>לָ⁠אָדָ֗ם</w:t>
       </w:r>
     </w:p>
     <w:p>
@@ -9435,6 +10723,20 @@
       </w:r>
       <w:r>
         <w:rPr>
+          <w:lang w:val="en_US" w:bidi="en_US"/>
+        </w:rPr>
+        <w:t>וְ⁠הָֽלְכוּ֙ כַּֽ⁠עִוְרִ֔ים</w:t>
+      </w:r>
+    </w:p>
+    <w:p>
+      <w:pPr/>
+      <w:r>
+        <w:rPr>
+          <w:lang w:val="en_US" w:bidi="en_US"/>
+        </w:rPr>
+      </w:r>
+      <w:r>
+        <w:rPr>
           <w:b/>
           <w:lang w:val="en_US" w:bidi="en_US"/>
         </w:rPr>
@@ -9544,6 +10846,20 @@
       </w:r>
       <w:r>
         <w:rPr>
+          <w:lang w:val="en_US" w:bidi="en_US"/>
+        </w:rPr>
+        <w:t>כַּֽ⁠עִוְרִ֔ים</w:t>
+      </w:r>
+    </w:p>
+    <w:p>
+      <w:pPr/>
+      <w:r>
+        <w:rPr>
+          <w:lang w:val="en_US" w:bidi="en_US"/>
+        </w:rPr>
+      </w:r>
+      <w:r>
+        <w:rPr>
           <w:b/>
           <w:lang w:val="en_US" w:bidi="en_US"/>
         </w:rPr>
@@ -9640,6 +10956,20 @@
       </w:r>
       <w:r>
         <w:rPr>
+          <w:lang w:val="en_US" w:bidi="en_US"/>
+        </w:rPr>
+        <w:t>וְ⁠שֻׁפַּ֤ךְ דָּמָ⁠ם֙ כֶּֽ⁠עָפָ֔ר וּ⁠לְחֻמָ֖⁠ם כַּ⁠גְּלָלִֽים</w:t>
+      </w:r>
+    </w:p>
+    <w:p>
+      <w:pPr/>
+      <w:r>
+        <w:rPr>
+          <w:lang w:val="en_US" w:bidi="en_US"/>
+        </w:rPr>
+      </w:r>
+      <w:r>
+        <w:rPr>
           <w:b/>
           <w:lang w:val="en_US" w:bidi="en_US"/>
         </w:rPr>
@@ -9723,6 +11053,20 @@
       </w:r>
       <w:r>
         <w:rPr>
+          <w:lang w:val="en_US" w:bidi="en_US"/>
+        </w:rPr>
+        <w:t>וְ⁠שֻׁפַּ֤ךְ דָּמָ⁠ם֙ כֶּֽ⁠עָפָ֔ר וּ⁠לְחֻמָ֖⁠ם כַּ⁠גְּלָלִֽים</w:t>
+      </w:r>
+    </w:p>
+    <w:p>
+      <w:pPr/>
+      <w:r>
+        <w:rPr>
+          <w:lang w:val="en_US" w:bidi="en_US"/>
+        </w:rPr>
+      </w:r>
+      <w:r>
+        <w:rPr>
           <w:b/>
           <w:lang w:val="en_US" w:bidi="en_US"/>
         </w:rPr>
@@ -9806,6 +11150,20 @@
       </w:r>
       <w:r>
         <w:rPr>
+          <w:lang w:val="en_US" w:bidi="en_US"/>
+        </w:rPr>
+        <w:t>וְ⁠שֻׁפַּ֤ךְ דָּמָ⁠ם֙ כֶּֽ⁠עָפָ֔ר וּ⁠לְחֻמָ֖⁠ם כַּ⁠גְּלָלִֽים</w:t>
+      </w:r>
+    </w:p>
+    <w:p>
+      <w:pPr/>
+      <w:r>
+        <w:rPr>
+          <w:lang w:val="en_US" w:bidi="en_US"/>
+        </w:rPr>
+      </w:r>
+      <w:r>
+        <w:rPr>
           <w:b/>
           <w:lang w:val="en_US" w:bidi="en_US"/>
         </w:rPr>
@@ -9954,6 +11312,20 @@
       </w:r>
       <w:r>
         <w:rPr>
+          <w:lang w:val="en_US" w:bidi="en_US"/>
+        </w:rPr>
+        <w:t>גַּם־כַּסְפָּ֨⁠ם גַּם־זְהָבָ֜⁠ם לֹֽא־יוּכַ֣ל לְ⁠הַצִּילָ֗⁠ם</w:t>
+      </w:r>
+    </w:p>
+    <w:p>
+      <w:pPr/>
+      <w:r>
+        <w:rPr>
+          <w:lang w:val="en_US" w:bidi="en_US"/>
+        </w:rPr>
+      </w:r>
+      <w:r>
+        <w:rPr>
           <w:b/>
           <w:lang w:val="en_US" w:bidi="en_US"/>
         </w:rPr>
@@ -10076,6 +11448,20 @@
       </w:r>
       <w:r>
         <w:rPr>
+          <w:lang w:val="en_US" w:bidi="en_US"/>
+        </w:rPr>
+        <w:t>וּ⁠בְ⁠אֵשׁ֙ קִנְאָת֔⁠וֹ תֵּאָכֵ֖ל כָּל־הָ⁠אָ֑רֶץ</w:t>
+      </w:r>
+    </w:p>
+    <w:p>
+      <w:pPr/>
+      <w:r>
+        <w:rPr>
+          <w:lang w:val="en_US" w:bidi="en_US"/>
+        </w:rPr>
+      </w:r>
+      <w:r>
+        <w:rPr>
           <w:b/>
           <w:lang w:val="en_US" w:bidi="en_US"/>
         </w:rPr>
@@ -10159,6 +11545,20 @@
       </w:r>
       <w:r>
         <w:rPr>
+          <w:lang w:val="en_US" w:bidi="en_US"/>
+        </w:rPr>
+        <w:t>וּ⁠בְ⁠אֵשׁ֙ קִנְאָת֔⁠וֹ תֵּאָכֵ֖ל כָּל־הָ⁠אָ֑רֶץ</w:t>
+      </w:r>
+    </w:p>
+    <w:p>
+      <w:pPr/>
+      <w:r>
+        <w:rPr>
+          <w:lang w:val="en_US" w:bidi="en_US"/>
+        </w:rPr>
+      </w:r>
+      <w:r>
+        <w:rPr>
           <w:b/>
           <w:lang w:val="en_US" w:bidi="en_US"/>
         </w:rPr>
@@ -10281,6 +11681,20 @@
       </w:r>
       <w:r>
         <w:rPr>
+          <w:lang w:val="en_US" w:bidi="en_US"/>
+        </w:rPr>
+        <w:t>וּ⁠בְ⁠אֵשׁ֙ קִנְאָת֔⁠וֹ תֵּאָכֵ֖ל כָּל־הָ⁠אָ֑רֶץ</w:t>
+      </w:r>
+    </w:p>
+    <w:p>
+      <w:pPr/>
+      <w:r>
+        <w:rPr>
+          <w:lang w:val="en_US" w:bidi="en_US"/>
+        </w:rPr>
+      </w:r>
+      <w:r>
+        <w:rPr>
           <w:b/>
           <w:lang w:val="en_US" w:bidi="en_US"/>
         </w:rPr>
@@ -10377,6 +11791,20 @@
       </w:r>
       <w:r>
         <w:rPr>
+          <w:lang w:val="en_US" w:bidi="en_US"/>
+        </w:rPr>
+        <w:t>כָלָ֤ה אַךְ־נִבְהָלָה֙ יַֽעֲשֶׂ֔ה אֵ֥ת כָּל־יֹשְׁבֵ֖י הָ⁠אָֽרֶץ</w:t>
+      </w:r>
+    </w:p>
+    <w:p>
+      <w:pPr/>
+      <w:r>
+        <w:rPr>
+          <w:lang w:val="en_US" w:bidi="en_US"/>
+        </w:rPr>
+      </w:r>
+      <w:r>
+        <w:rPr>
           <w:b/>
           <w:lang w:val="en_US" w:bidi="en_US"/>
         </w:rPr>
@@ -10473,6 +11901,20 @@
       </w:r>
       <w:r>
         <w:rPr>
+          <w:lang w:val="en_US" w:bidi="en_US"/>
+        </w:rPr>
+        <w:t>אֵ֥ת כָּל־יֹשְׁבֵ֖י הָ⁠אָֽרֶץ</w:t>
+      </w:r>
+    </w:p>
+    <w:p>
+      <w:pPr/>
+      <w:r>
+        <w:rPr>
+          <w:lang w:val="en_US" w:bidi="en_US"/>
+        </w:rPr>
+      </w:r>
+      <w:r>
+        <w:rPr>
           <w:b/>
           <w:lang w:val="en_US" w:bidi="en_US"/>
         </w:rPr>
@@ -10582,6 +12024,20 @@
       </w:r>
       <w:r>
         <w:rPr>
+          <w:lang w:val="en_US" w:bidi="en_US"/>
+        </w:rPr>
+        <w:t>נִבְהָלָה֙</w:t>
+      </w:r>
+    </w:p>
+    <w:p>
+      <w:pPr/>
+      <w:r>
+        <w:rPr>
+          <w:lang w:val="en_US" w:bidi="en_US"/>
+        </w:rPr>
+      </w:r>
+      <w:r>
+        <w:rPr>
           <w:b/>
           <w:lang w:val="en_US" w:bidi="en_US"/>
         </w:rPr>
@@ -10678,6 +12134,20 @@
       </w:r>
       <w:r>
         <w:rPr>
+          <w:lang w:val="en_US" w:bidi="en_US"/>
+        </w:rPr>
+        <w:t>הִֽתְקוֹשְׁשׁ֖וּ וָ⁠ק֑וֹשּׁוּ</w:t>
+      </w:r>
+    </w:p>
+    <w:p>
+      <w:pPr/>
+      <w:r>
+        <w:rPr>
+          <w:lang w:val="en_US" w:bidi="en_US"/>
+        </w:rPr>
+      </w:r>
+      <w:r>
+        <w:rPr>
           <w:b/>
           <w:lang w:val="en_US" w:bidi="en_US"/>
         </w:rPr>
@@ -10774,6 +12244,20 @@
       </w:r>
       <w:r>
         <w:rPr>
+          <w:lang w:val="en_US" w:bidi="en_US"/>
+        </w:rPr>
+        <w:t>הִֽתְקוֹשְׁשׁ֖וּ וָ⁠ק֑וֹשּׁוּ</w:t>
+      </w:r>
+    </w:p>
+    <w:p>
+      <w:pPr/>
+      <w:r>
+        <w:rPr>
+          <w:lang w:val="en_US" w:bidi="en_US"/>
+        </w:rPr>
+      </w:r>
+      <w:r>
+        <w:rPr>
           <w:b/>
           <w:lang w:val="en_US" w:bidi="en_US"/>
         </w:rPr>
@@ -10870,6 +12354,20 @@
       </w:r>
       <w:r>
         <w:rPr>
+          <w:lang w:val="en_US" w:bidi="en_US"/>
+        </w:rPr>
+        <w:t>הִֽתְקוֹשְׁשׁ֖וּ</w:t>
+      </w:r>
+    </w:p>
+    <w:p>
+      <w:pPr/>
+      <w:r>
+        <w:rPr>
+          <w:lang w:val="en_US" w:bidi="en_US"/>
+        </w:rPr>
+      </w:r>
+      <w:r>
+        <w:rPr>
           <w:b/>
           <w:lang w:val="en_US" w:bidi="en_US"/>
         </w:rPr>
@@ -10966,6 +12464,20 @@
       </w:r>
       <w:r>
         <w:rPr>
+          <w:lang w:val="en_US" w:bidi="en_US"/>
+        </w:rPr>
+        <w:t>הַ⁠גּ֖וֹי לֹ֥א נִכְסָֽף</w:t>
+      </w:r>
+    </w:p>
+    <w:p>
+      <w:pPr/>
+      <w:r>
+        <w:rPr>
+          <w:lang w:val="en_US" w:bidi="en_US"/>
+        </w:rPr>
+      </w:r>
+      <w:r>
+        <w:rPr>
           <w:b/>
           <w:lang w:val="en_US" w:bidi="en_US"/>
         </w:rPr>
@@ -11062,6 +12574,20 @@
       </w:r>
       <w:r>
         <w:rPr>
+          <w:lang w:val="en_US" w:bidi="en_US"/>
+        </w:rPr>
+        <w:t>הַ⁠גּ֖וֹי לֹ֥א נִכְסָֽף</w:t>
+      </w:r>
+    </w:p>
+    <w:p>
+      <w:pPr/>
+      <w:r>
+        <w:rPr>
+          <w:lang w:val="en_US" w:bidi="en_US"/>
+        </w:rPr>
+      </w:r>
+      <w:r>
+        <w:rPr>
           <w:b/>
           <w:lang w:val="en_US" w:bidi="en_US"/>
         </w:rPr>
@@ -11158,6 +12684,20 @@
       </w:r>
       <w:r>
         <w:rPr>
+          <w:lang w:val="en_US" w:bidi="en_US"/>
+        </w:rPr>
+        <w:t>בְּ⁠טֶ֨רֶם֙ לֶ֣דֶת חֹ֔ק</w:t>
+      </w:r>
+    </w:p>
+    <w:p>
+      <w:pPr/>
+      <w:r>
+        <w:rPr>
+          <w:lang w:val="en_US" w:bidi="en_US"/>
+        </w:rPr>
+      </w:r>
+      <w:r>
+        <w:rPr>
           <w:b/>
           <w:lang w:val="en_US" w:bidi="en_US"/>
         </w:rPr>
@@ -11293,6 +12833,20 @@
       </w:r>
       <w:r>
         <w:rPr>
+          <w:lang w:val="en_US" w:bidi="en_US"/>
+        </w:rPr>
+        <w:t>בְּ⁠טֶ֨רֶם֙ לֶ֣דֶת חֹ֔ק</w:t>
+      </w:r>
+    </w:p>
+    <w:p>
+      <w:pPr/>
+      <w:r>
+        <w:rPr>
+          <w:lang w:val="en_US" w:bidi="en_US"/>
+        </w:rPr>
+      </w:r>
+      <w:r>
+        <w:rPr>
           <w:b/>
           <w:lang w:val="en_US" w:bidi="en_US"/>
         </w:rPr>
@@ -11389,6 +12943,20 @@
       </w:r>
       <w:r>
         <w:rPr>
+          <w:lang w:val="en_US" w:bidi="en_US"/>
+        </w:rPr>
+        <w:t>י֑וֹם</w:t>
+      </w:r>
+    </w:p>
+    <w:p>
+      <w:pPr/>
+      <w:r>
+        <w:rPr>
+          <w:lang w:val="en_US" w:bidi="en_US"/>
+        </w:rPr>
+      </w:r>
+      <w:r>
+        <w:rPr>
           <w:b/>
           <w:lang w:val="en_US" w:bidi="en_US"/>
         </w:rPr>
@@ -11485,6 +13053,20 @@
       </w:r>
       <w:r>
         <w:rPr>
+          <w:lang w:val="en_US" w:bidi="en_US"/>
+        </w:rPr>
+        <w:t>כְּ⁠מֹ֖ץ עָ֣בַר</w:t>
+      </w:r>
+    </w:p>
+    <w:p>
+      <w:pPr/>
+      <w:r>
+        <w:rPr>
+          <w:lang w:val="en_US" w:bidi="en_US"/>
+        </w:rPr>
+      </w:r>
+      <w:r>
+        <w:rPr>
           <w:b/>
           <w:lang w:val="en_US" w:bidi="en_US"/>
         </w:rPr>
@@ -11607,6 +13189,20 @@
       </w:r>
       <w:r>
         <w:rPr>
+          <w:lang w:val="en_US" w:bidi="en_US"/>
+        </w:rPr>
+        <w:t>בְּ⁠טֶ֣רֶם ׀ לֹא־יָב֣וֹא עֲלֵי⁠כֶ֗ם חֲרוֹן֙ אַף־יְהוָ֔ה בְּ⁠טֶ֨רֶם֙ לֹא־יָב֣וֹא עֲלֵי⁠כֶ֔ם י֖וֹם אַף־יְהוָֽה</w:t>
+      </w:r>
+    </w:p>
+    <w:p>
+      <w:pPr/>
+      <w:r>
+        <w:rPr>
+          <w:lang w:val="en_US" w:bidi="en_US"/>
+        </w:rPr>
+      </w:r>
+      <w:r>
+        <w:rPr>
           <w:b/>
           <w:lang w:val="en_US" w:bidi="en_US"/>
         </w:rPr>
@@ -11690,6 +13286,20 @@
       </w:r>
       <w:r>
         <w:rPr>
+          <w:lang w:val="en_US" w:bidi="en_US"/>
+        </w:rPr>
+        <w:t>בְּ⁠טֶ֣רֶם ׀ לֹא־יָב֣וֹא עֲלֵי⁠כֶ֗ם חֲרוֹן֙ אַף־יְהוָ֔ה</w:t>
+      </w:r>
+    </w:p>
+    <w:p>
+      <w:pPr/>
+      <w:r>
+        <w:rPr>
+          <w:lang w:val="en_US" w:bidi="en_US"/>
+        </w:rPr>
+      </w:r>
+      <w:r>
+        <w:rPr>
           <w:b/>
           <w:lang w:val="en_US" w:bidi="en_US"/>
         </w:rPr>
@@ -11773,6 +13383,20 @@
       </w:r>
       <w:r>
         <w:rPr>
+          <w:lang w:val="en_US" w:bidi="en_US"/>
+        </w:rPr>
+        <w:t>בְּ⁠טֶ֣רֶם ׀ לֹא־יָב֣וֹא עֲלֵי⁠כֶ֗ם חֲרוֹן֙ אַף־יְהוָ֔ה</w:t>
+      </w:r>
+    </w:p>
+    <w:p>
+      <w:pPr/>
+      <w:r>
+        <w:rPr>
+          <w:lang w:val="en_US" w:bidi="en_US"/>
+        </w:rPr>
+      </w:r>
+      <w:r>
+        <w:rPr>
           <w:b/>
           <w:lang w:val="en_US" w:bidi="en_US"/>
         </w:rPr>
@@ -11895,6 +13519,20 @@
       </w:r>
       <w:r>
         <w:rPr>
+          <w:lang w:val="en_US" w:bidi="en_US"/>
+        </w:rPr>
+        <w:t>בְּ⁠טֶ֣רֶם ׀ לֹא־יָב֣וֹא עֲלֵי⁠כֶ֗ם חֲרוֹן֙ אַף־יְהוָ֔ה</w:t>
+      </w:r>
+    </w:p>
+    <w:p>
+      <w:pPr/>
+      <w:r>
+        <w:rPr>
+          <w:lang w:val="en_US" w:bidi="en_US"/>
+        </w:rPr>
+      </w:r>
+      <w:r>
+        <w:rPr>
           <w:b/>
           <w:lang w:val="en_US" w:bidi="en_US"/>
         </w:rPr>
@@ -12004,6 +13642,20 @@
       </w:r>
       <w:r>
         <w:rPr>
+          <w:lang w:val="en_US" w:bidi="en_US"/>
+        </w:rPr>
+        <w:t>בְּ⁠טֶ֨רֶם֙ לֹא־יָב֣וֹא עֲלֵי⁠כֶ֔ם י֖וֹם אַף־יְהוָֽה</w:t>
+      </w:r>
+    </w:p>
+    <w:p>
+      <w:pPr/>
+      <w:r>
+        <w:rPr>
+          <w:lang w:val="en_US" w:bidi="en_US"/>
+        </w:rPr>
+      </w:r>
+      <w:r>
+        <w:rPr>
           <w:b/>
           <w:lang w:val="en_US" w:bidi="en_US"/>
         </w:rPr>
@@ -12089,6 +13741,20 @@
         <w:rPr>
           <w:lang w:val="en_US" w:bidi="en_US"/>
         </w:rPr>
+      </w:r>
+    </w:p>
+    <w:p>
+      <w:pPr/>
+      <w:r>
+        <w:rPr>
+          <w:lang w:val="en_US" w:bidi="en_US"/>
+        </w:rPr>
+      </w:r>
+      <w:r>
+        <w:rPr>
+          <w:lang w:val="en_US" w:bidi="en_US"/>
+        </w:rPr>
+        <w:t>בַּקְּשׁ֤וּ אֶת־יְהוָה֙</w:t>
       </w:r>
     </w:p>
     <w:p>
@@ -12214,6 +13880,20 @@
       </w:r>
       <w:r>
         <w:rPr>
+          <w:lang w:val="en_US" w:bidi="en_US"/>
+        </w:rPr>
+        <w:t>כָּל־עַנְוֵ֣י הָ⁠אָ֔רֶץ</w:t>
+      </w:r>
+    </w:p>
+    <w:p>
+      <w:pPr/>
+      <w:r>
+        <w:rPr>
+          <w:lang w:val="en_US" w:bidi="en_US"/>
+        </w:rPr>
+      </w:r>
+      <w:r>
+        <w:rPr>
           <w:b/>
           <w:lang w:val="en_US" w:bidi="en_US"/>
         </w:rPr>
@@ -12299,6 +13979,20 @@
         <w:rPr>
           <w:lang w:val="en_US" w:bidi="en_US"/>
         </w:rPr>
+      </w:r>
+    </w:p>
+    <w:p>
+      <w:pPr/>
+      <w:r>
+        <w:rPr>
+          <w:lang w:val="en_US" w:bidi="en_US"/>
+        </w:rPr>
+      </w:r>
+      <w:r>
+        <w:rPr>
+          <w:lang w:val="en_US" w:bidi="en_US"/>
+        </w:rPr>
+        <w:t>כָּל־עַנְוֵ֣י הָ⁠אָ֔רֶץ</w:t>
       </w:r>
     </w:p>
     <w:p>
@@ -12424,6 +14118,20 @@
       </w:r>
       <w:r>
         <w:rPr>
+          <w:lang w:val="en_US" w:bidi="en_US"/>
+        </w:rPr>
+        <w:t>אֲשֶׁ֥ר מִשְׁפָּט֖⁠וֹ פָּעָ֑לוּ</w:t>
+      </w:r>
+    </w:p>
+    <w:p>
+      <w:pPr/>
+      <w:r>
+        <w:rPr>
+          <w:lang w:val="en_US" w:bidi="en_US"/>
+        </w:rPr>
+      </w:r>
+      <w:r>
+        <w:rPr>
           <w:b/>
           <w:lang w:val="en_US" w:bidi="en_US"/>
         </w:rPr>
@@ -12509,6 +14217,20 @@
         <w:rPr>
           <w:lang w:val="en_US" w:bidi="en_US"/>
         </w:rPr>
+      </w:r>
+    </w:p>
+    <w:p>
+      <w:pPr/>
+      <w:r>
+        <w:rPr>
+          <w:lang w:val="en_US" w:bidi="en_US"/>
+        </w:rPr>
+      </w:r>
+      <w:r>
+        <w:rPr>
+          <w:lang w:val="en_US" w:bidi="en_US"/>
+        </w:rPr>
+        <w:t>בַּקְּשׁוּ־צֶ֨דֶק֙ בַּקְּשׁ֣וּ עֲנָוָ֔ה</w:t>
       </w:r>
     </w:p>
     <w:p>
@@ -12660,6 +14382,20 @@
       </w:r>
       <w:r>
         <w:rPr>
+          <w:lang w:val="en_US" w:bidi="en_US"/>
+        </w:rPr>
+        <w:t>בַּקְּשׁוּ־צֶ֨דֶק֙ בַּקְּשׁ֣וּ עֲנָוָ֔ה</w:t>
+      </w:r>
+    </w:p>
+    <w:p>
+      <w:pPr/>
+      <w:r>
+        <w:rPr>
+          <w:lang w:val="en_US" w:bidi="en_US"/>
+        </w:rPr>
+      </w:r>
+      <w:r>
+        <w:rPr>
           <w:b/>
           <w:lang w:val="en_US" w:bidi="en_US"/>
         </w:rPr>
@@ -12769,6 +14505,20 @@
       </w:r>
       <w:r>
         <w:rPr>
+          <w:lang w:val="en_US" w:bidi="en_US"/>
+        </w:rPr>
+        <w:t>תִּסָּ֣תְר֔וּ</w:t>
+      </w:r>
+    </w:p>
+    <w:p>
+      <w:pPr/>
+      <w:r>
+        <w:rPr>
+          <w:lang w:val="en_US" w:bidi="en_US"/>
+        </w:rPr>
+      </w:r>
+      <w:r>
+        <w:rPr>
           <w:b/>
           <w:lang w:val="en_US" w:bidi="en_US"/>
         </w:rPr>
@@ -12852,6 +14602,20 @@
       </w:r>
       <w:r>
         <w:rPr>
+          <w:lang w:val="en_US" w:bidi="en_US"/>
+        </w:rPr>
+        <w:t>תִּסָּ֣תְר֔וּ</w:t>
+      </w:r>
+    </w:p>
+    <w:p>
+      <w:pPr/>
+      <w:r>
+        <w:rPr>
+          <w:lang w:val="en_US" w:bidi="en_US"/>
+        </w:rPr>
+      </w:r>
+      <w:r>
+        <w:rPr>
           <w:b/>
           <w:lang w:val="en_US" w:bidi="en_US"/>
         </w:rPr>
@@ -12948,6 +14712,20 @@
       </w:r>
       <w:r>
         <w:rPr>
+          <w:lang w:val="en_US" w:bidi="en_US"/>
+        </w:rPr>
+        <w:t>בְּ⁠י֖וֹם אַף־יְהוָֽה</w:t>
+      </w:r>
+    </w:p>
+    <w:p>
+      <w:pPr/>
+      <w:r>
+        <w:rPr>
+          <w:lang w:val="en_US" w:bidi="en_US"/>
+        </w:rPr>
+      </w:r>
+      <w:r>
+        <w:rPr>
           <w:b/>
           <w:lang w:val="en_US" w:bidi="en_US"/>
         </w:rPr>
@@ -13031,6 +14809,20 @@
       </w:r>
       <w:r>
         <w:rPr>
+          <w:lang w:val="en_US" w:bidi="en_US"/>
+        </w:rPr>
+        <w:t>עַזָּה֙ עֲזוּבָ֣ה תִֽהְיֶ֔ה &amp; וְ⁠עֶקְר֖וֹן תֵּעָקֵֽר</w:t>
+      </w:r>
+    </w:p>
+    <w:p>
+      <w:pPr/>
+      <w:r>
+        <w:rPr>
+          <w:lang w:val="en_US" w:bidi="en_US"/>
+        </w:rPr>
+      </w:r>
+      <w:r>
+        <w:rPr>
           <w:b/>
           <w:lang w:val="en_US" w:bidi="en_US"/>
         </w:rPr>
@@ -13114,6 +14906,20 @@
       </w:r>
       <w:r>
         <w:rPr>
+          <w:lang w:val="en_US" w:bidi="en_US"/>
+        </w:rPr>
+        <w:t>עַזָּה֙ עֲזוּבָ֣ה תִֽהְיֶ֔ה</w:t>
+      </w:r>
+    </w:p>
+    <w:p>
+      <w:pPr/>
+      <w:r>
+        <w:rPr>
+          <w:lang w:val="en_US" w:bidi="en_US"/>
+        </w:rPr>
+      </w:r>
+      <w:r>
+        <w:rPr>
           <w:b/>
           <w:lang w:val="en_US" w:bidi="en_US"/>
         </w:rPr>
@@ -13197,6 +15003,20 @@
       </w:r>
       <w:r>
         <w:rPr>
+          <w:lang w:val="en_US" w:bidi="en_US"/>
+        </w:rPr>
+        <w:t>וְ⁠אַשְׁקְל֖וֹן לִ⁠שְׁמָמָ֑ה</w:t>
+      </w:r>
+    </w:p>
+    <w:p>
+      <w:pPr/>
+      <w:r>
+        <w:rPr>
+          <w:lang w:val="en_US" w:bidi="en_US"/>
+        </w:rPr>
+      </w:r>
+      <w:r>
+        <w:rPr>
           <w:b/>
           <w:lang w:val="en_US" w:bidi="en_US"/>
         </w:rPr>
@@ -13280,6 +15100,20 @@
       </w:r>
       <w:r>
         <w:rPr>
+          <w:lang w:val="en_US" w:bidi="en_US"/>
+        </w:rPr>
+        <w:t>אַשְׁדּ֗וֹד &amp; יְגָ֣רְשׁ֔וּ⁠הָ</w:t>
+      </w:r>
+    </w:p>
+    <w:p>
+      <w:pPr/>
+      <w:r>
+        <w:rPr>
+          <w:lang w:val="en_US" w:bidi="en_US"/>
+        </w:rPr>
+      </w:r>
+      <w:r>
+        <w:rPr>
           <w:b/>
           <w:lang w:val="en_US" w:bidi="en_US"/>
         </w:rPr>
@@ -13389,6 +15223,20 @@
       </w:r>
       <w:r>
         <w:rPr>
+          <w:lang w:val="en_US" w:bidi="en_US"/>
+        </w:rPr>
+        <w:t>אַשְׁדּ֗וֹד &amp; יְגָ֣רְשׁ֔וּ⁠הָ</w:t>
+      </w:r>
+    </w:p>
+    <w:p>
+      <w:pPr/>
+      <w:r>
+        <w:rPr>
+          <w:lang w:val="en_US" w:bidi="en_US"/>
+        </w:rPr>
+      </w:r>
+      <w:r>
+        <w:rPr>
           <w:b/>
           <w:lang w:val="en_US" w:bidi="en_US"/>
         </w:rPr>
@@ -13485,6 +15333,20 @@
       </w:r>
       <w:r>
         <w:rPr>
+          <w:lang w:val="en_US" w:bidi="en_US"/>
+        </w:rPr>
+        <w:t>בַּֽ⁠צָּהֳרַ֨יִם֙</w:t>
+      </w:r>
+    </w:p>
+    <w:p>
+      <w:pPr/>
+      <w:r>
+        <w:rPr>
+          <w:lang w:val="en_US" w:bidi="en_US"/>
+        </w:rPr>
+      </w:r>
+      <w:r>
+        <w:rPr>
           <w:b/>
           <w:lang w:val="en_US" w:bidi="en_US"/>
         </w:rPr>
@@ -13581,6 +15443,20 @@
       </w:r>
       <w:r>
         <w:rPr>
+          <w:lang w:val="en_US" w:bidi="en_US"/>
+        </w:rPr>
+        <w:t>וְ⁠עֶקְר֖וֹן תֵּעָקֵֽר</w:t>
+      </w:r>
+    </w:p>
+    <w:p>
+      <w:pPr/>
+      <w:r>
+        <w:rPr>
+          <w:lang w:val="en_US" w:bidi="en_US"/>
+        </w:rPr>
+      </w:r>
+      <w:r>
+        <w:rPr>
           <w:b/>
           <w:lang w:val="en_US" w:bidi="en_US"/>
         </w:rPr>
@@ -13690,6 +15566,20 @@
       </w:r>
       <w:r>
         <w:rPr>
+          <w:lang w:val="en_US" w:bidi="en_US"/>
+        </w:rPr>
+        <w:t>וְ⁠עֶקְר֖וֹן תֵּעָקֵֽר</w:t>
+      </w:r>
+    </w:p>
+    <w:p>
+      <w:pPr/>
+      <w:r>
+        <w:rPr>
+          <w:lang w:val="en_US" w:bidi="en_US"/>
+        </w:rPr>
+      </w:r>
+      <w:r>
+        <w:rPr>
           <w:b/>
           <w:lang w:val="en_US" w:bidi="en_US"/>
         </w:rPr>
@@ -13773,6 +15663,20 @@
       </w:r>
       <w:r>
         <w:rPr>
+          <w:lang w:val="en_US" w:bidi="en_US"/>
+        </w:rPr>
+        <w:t>חֶ֥בֶל הַ⁠יָּ֖ם</w:t>
+      </w:r>
+    </w:p>
+    <w:p>
+      <w:pPr/>
+      <w:r>
+        <w:rPr>
+          <w:lang w:val="en_US" w:bidi="en_US"/>
+        </w:rPr>
+      </w:r>
+      <w:r>
+        <w:rPr>
           <w:b/>
           <w:lang w:val="en_US" w:bidi="en_US"/>
         </w:rPr>
@@ -13882,6 +15786,20 @@
       </w:r>
       <w:r>
         <w:rPr>
+          <w:lang w:val="en_US" w:bidi="en_US"/>
+        </w:rPr>
+        <w:t>כְּרֵתִ֑ים</w:t>
+      </w:r>
+    </w:p>
+    <w:p>
+      <w:pPr/>
+      <w:r>
+        <w:rPr>
+          <w:lang w:val="en_US" w:bidi="en_US"/>
+        </w:rPr>
+      </w:r>
+      <w:r>
+        <w:rPr>
           <w:b/>
           <w:lang w:val="en_US" w:bidi="en_US"/>
         </w:rPr>
@@ -13991,6 +15909,20 @@
       </w:r>
       <w:r>
         <w:rPr>
+          <w:lang w:val="en_US" w:bidi="en_US"/>
+        </w:rPr>
+        <w:t>דְּבַר־יְהוָ֣ה עֲלֵי⁠כֶ֗ם</w:t>
+      </w:r>
+    </w:p>
+    <w:p>
+      <w:pPr/>
+      <w:r>
+        <w:rPr>
+          <w:lang w:val="en_US" w:bidi="en_US"/>
+        </w:rPr>
+      </w:r>
+      <w:r>
+        <w:rPr>
           <w:b/>
           <w:lang w:val="en_US" w:bidi="en_US"/>
         </w:rPr>
@@ -14087,6 +16019,20 @@
       </w:r>
       <w:r>
         <w:rPr>
+          <w:lang w:val="en_US" w:bidi="en_US"/>
+        </w:rPr>
+        <w:t>עֲלֵי⁠כֶ֗ם כְּנַ֨עַן֙ אֶ֣רֶץ פְּלִשְׁתִּ֔ים</w:t>
+      </w:r>
+    </w:p>
+    <w:p>
+      <w:pPr/>
+      <w:r>
+        <w:rPr>
+          <w:lang w:val="en_US" w:bidi="en_US"/>
+        </w:rPr>
+      </w:r>
+      <w:r>
+        <w:rPr>
           <w:b/>
           <w:lang w:val="en_US" w:bidi="en_US"/>
         </w:rPr>
@@ -14183,6 +16129,20 @@
       </w:r>
       <w:r>
         <w:rPr>
+          <w:lang w:val="en_US" w:bidi="en_US"/>
+        </w:rPr>
+        <w:t>עֲלֵי⁠כֶ֗ם</w:t>
+      </w:r>
+    </w:p>
+    <w:p>
+      <w:pPr/>
+      <w:r>
+        <w:rPr>
+          <w:lang w:val="en_US" w:bidi="en_US"/>
+        </w:rPr>
+      </w:r>
+      <w:r>
+        <w:rPr>
           <w:b/>
           <w:lang w:val="en_US" w:bidi="en_US"/>
         </w:rPr>
@@ -14305,6 +16265,20 @@
       </w:r>
       <w:r>
         <w:rPr>
+          <w:lang w:val="en_US" w:bidi="en_US"/>
+        </w:rPr>
+        <w:t>וְ⁠הַאֲבַדְתִּ֖י⁠ךְ מֵ⁠אֵ֥ין יוֹשֵֽׁב</w:t>
+      </w:r>
+    </w:p>
+    <w:p>
+      <w:pPr/>
+      <w:r>
+        <w:rPr>
+          <w:lang w:val="en_US" w:bidi="en_US"/>
+        </w:rPr>
+      </w:r>
+      <w:r>
+        <w:rPr>
           <w:b/>
           <w:lang w:val="en_US" w:bidi="en_US"/>
         </w:rPr>
@@ -14388,6 +16362,20 @@
       </w:r>
       <w:r>
         <w:rPr>
+          <w:lang w:val="en_US" w:bidi="en_US"/>
+        </w:rPr>
+        <w:t>וְ⁠הַאֲבַדְתִּ֖י⁠ךְ מֵ⁠אֵ֥ין יוֹשֵֽׁב</w:t>
+      </w:r>
+    </w:p>
+    <w:p>
+      <w:pPr/>
+      <w:r>
+        <w:rPr>
+          <w:lang w:val="en_US" w:bidi="en_US"/>
+        </w:rPr>
+      </w:r>
+      <w:r>
+        <w:rPr>
           <w:b/>
           <w:lang w:val="en_US" w:bidi="en_US"/>
         </w:rPr>
@@ -14484,6 +16472,20 @@
       </w:r>
       <w:r>
         <w:rPr>
+          <w:lang w:val="en_US" w:bidi="en_US"/>
+        </w:rPr>
+        <w:t>חֶ֣בֶל הַ⁠יָּ֗ם</w:t>
+      </w:r>
+    </w:p>
+    <w:p>
+      <w:pPr/>
+      <w:r>
+        <w:rPr>
+          <w:lang w:val="en_US" w:bidi="en_US"/>
+        </w:rPr>
+      </w:r>
+      <w:r>
+        <w:rPr>
           <w:b/>
           <w:lang w:val="en_US" w:bidi="en_US"/>
         </w:rPr>
@@ -14567,6 +16569,20 @@
       </w:r>
       <w:r>
         <w:rPr>
+          <w:lang w:val="en_US" w:bidi="en_US"/>
+        </w:rPr>
+        <w:t>נְוֺ֛ת כְּרֹ֥ת רֹעִ֖ים וְ⁠גִדְר֥וֹת צֹֽאן</w:t>
+      </w:r>
+    </w:p>
+    <w:p>
+      <w:pPr/>
+      <w:r>
+        <w:rPr>
+          <w:lang w:val="en_US" w:bidi="en_US"/>
+        </w:rPr>
+      </w:r>
+      <w:r>
+        <w:rPr>
           <w:b/>
           <w:lang w:val="en_US" w:bidi="en_US"/>
         </w:rPr>
@@ -14689,6 +16705,20 @@
       </w:r>
       <w:r>
         <w:rPr>
+          <w:lang w:val="en_US" w:bidi="en_US"/>
+        </w:rPr>
+        <w:t>בֵּ֥ית יְהוּדָ֖ה</w:t>
+      </w:r>
+    </w:p>
+    <w:p>
+      <w:pPr/>
+      <w:r>
+        <w:rPr>
+          <w:lang w:val="en_US" w:bidi="en_US"/>
+        </w:rPr>
+      </w:r>
+      <w:r>
+        <w:rPr>
           <w:b/>
           <w:lang w:val="en_US" w:bidi="en_US"/>
         </w:rPr>
@@ -14785,6 +16815,20 @@
       </w:r>
       <w:r>
         <w:rPr>
+          <w:lang w:val="en_US" w:bidi="en_US"/>
+        </w:rPr>
+        <w:t>בְּ⁠בָתֵּ֣י אַשְׁקְל֗וֹן בָּ⁠עֶ֨רֶב֙ יִרְבָּצ֔וּ⁠ן</w:t>
+      </w:r>
+    </w:p>
+    <w:p>
+      <w:pPr/>
+      <w:r>
+        <w:rPr>
+          <w:lang w:val="en_US" w:bidi="en_US"/>
+        </w:rPr>
+      </w:r>
+      <w:r>
+        <w:rPr>
           <w:b/>
           <w:lang w:val="en_US" w:bidi="en_US"/>
         </w:rPr>
@@ -14857,6 +16901,20 @@
         <w:rPr>
           <w:lang w:val="en_US" w:bidi="en_US"/>
         </w:rPr>
+      </w:r>
+    </w:p>
+    <w:p>
+      <w:pPr/>
+      <w:r>
+        <w:rPr>
+          <w:lang w:val="en_US" w:bidi="en_US"/>
+        </w:rPr>
+      </w:r>
+      <w:r>
+        <w:rPr>
+          <w:lang w:val="en_US" w:bidi="en_US"/>
+        </w:rPr>
+        <w:t>יִפְקְדֵ֛⁠ם</w:t>
       </w:r>
     </w:p>
     <w:p>
@@ -15018,6 +17076,20 @@
       </w:r>
       <w:r>
         <w:rPr>
+          <w:lang w:val="en_US" w:bidi="en_US"/>
+        </w:rPr>
+        <w:t>שָׁמַ֨עְתִּי֙ חֶרְפַּ֣ת</w:t>
+      </w:r>
+    </w:p>
+    <w:p>
+      <w:pPr/>
+      <w:r>
+        <w:rPr>
+          <w:lang w:val="en_US" w:bidi="en_US"/>
+        </w:rPr>
+      </w:r>
+      <w:r>
+        <w:rPr>
           <w:b/>
           <w:lang w:val="en_US" w:bidi="en_US"/>
         </w:rPr>
@@ -15137,6 +17209,20 @@
       </w:r>
       <w:r>
         <w:rPr>
+          <w:lang w:val="en_US" w:bidi="en_US"/>
+        </w:rPr>
+        <w:t>מוֹאָ֔ב</w:t>
+      </w:r>
+    </w:p>
+    <w:p>
+      <w:pPr/>
+      <w:r>
+        <w:rPr>
+          <w:lang w:val="en_US" w:bidi="en_US"/>
+        </w:rPr>
+      </w:r>
+      <w:r>
+        <w:rPr>
           <w:b/>
           <w:lang w:val="en_US" w:bidi="en_US"/>
         </w:rPr>
@@ -15246,6 +17332,20 @@
       </w:r>
       <w:r>
         <w:rPr>
+          <w:lang w:val="en_US" w:bidi="en_US"/>
+        </w:rPr>
+        <w:t>בְּנֵ֣י עַמּ֑וֹן</w:t>
+      </w:r>
+    </w:p>
+    <w:p>
+      <w:pPr/>
+      <w:r>
+        <w:rPr>
+          <w:lang w:val="en_US" w:bidi="en_US"/>
+        </w:rPr>
+      </w:r>
+      <w:r>
+        <w:rPr>
           <w:b/>
           <w:lang w:val="en_US" w:bidi="en_US"/>
         </w:rPr>
@@ -15355,6 +17455,20 @@
       </w:r>
       <w:r>
         <w:rPr>
+          <w:lang w:val="en_US" w:bidi="en_US"/>
+        </w:rPr>
+        <w:t>וַ⁠יַּגְדִּ֖ילוּ עַל־גְּבוּלָֽ⁠ם</w:t>
+      </w:r>
+    </w:p>
+    <w:p>
+      <w:pPr/>
+      <w:r>
+        <w:rPr>
+          <w:lang w:val="en_US" w:bidi="en_US"/>
+        </w:rPr>
+      </w:r>
+      <w:r>
+        <w:rPr>
           <w:b/>
           <w:lang w:val="en_US" w:bidi="en_US"/>
         </w:rPr>
@@ -15438,6 +17552,20 @@
       </w:r>
       <w:r>
         <w:rPr>
+          <w:lang w:val="en_US" w:bidi="en_US"/>
+        </w:rPr>
+        <w:t>לָ⁠כֵ֣ן חַי־אָ֡נִי &amp; כִּֽי</w:t>
+      </w:r>
+    </w:p>
+    <w:p>
+      <w:pPr/>
+      <w:r>
+        <w:rPr>
+          <w:lang w:val="en_US" w:bidi="en_US"/>
+        </w:rPr>
+      </w:r>
+      <w:r>
+        <w:rPr>
           <w:b/>
           <w:lang w:val="en_US" w:bidi="en_US"/>
         </w:rPr>
@@ -15547,6 +17675,20 @@
       </w:r>
       <w:r>
         <w:rPr>
+          <w:lang w:val="en_US" w:bidi="en_US"/>
+        </w:rPr>
+        <w:t>נְאֻם֩ יְהוָ֨ה צְבָא֜וֹת אֱלֹהֵ֣י יִשְׂרָאֵ֗ל</w:t>
+      </w:r>
+    </w:p>
+    <w:p>
+      <w:pPr/>
+      <w:r>
+        <w:rPr>
+          <w:lang w:val="en_US" w:bidi="en_US"/>
+        </w:rPr>
+      </w:r>
+      <w:r>
+        <w:rPr>
           <w:b/>
           <w:lang w:val="en_US" w:bidi="en_US"/>
         </w:rPr>
@@ -15630,6 +17772,20 @@
       </w:r>
       <w:r>
         <w:rPr>
+          <w:lang w:val="en_US" w:bidi="en_US"/>
+        </w:rPr>
+        <w:t>יְהוָ֨ה צְבָא֜וֹת</w:t>
+      </w:r>
+    </w:p>
+    <w:p>
+      <w:pPr/>
+      <w:r>
+        <w:rPr>
+          <w:lang w:val="en_US" w:bidi="en_US"/>
+        </w:rPr>
+      </w:r>
+      <w:r>
+        <w:rPr>
           <w:b/>
           <w:lang w:val="en_US" w:bidi="en_US"/>
         </w:rPr>
@@ -15715,6 +17871,20 @@
         <w:rPr>
           <w:lang w:val="en_US" w:bidi="en_US"/>
         </w:rPr>
+      </w:r>
+    </w:p>
+    <w:p>
+      <w:pPr/>
+      <w:r>
+        <w:rPr>
+          <w:lang w:val="en_US" w:bidi="en_US"/>
+        </w:rPr>
+      </w:r>
+      <w:r>
+        <w:rPr>
+          <w:lang w:val="en_US" w:bidi="en_US"/>
+        </w:rPr>
+        <w:t>מוֹאָ֞ב כִּ⁠סְדֹ֤ם תִּֽהְיֶה֙ וּ⁠בְנֵ֤י עַמּוֹן֙ כַּֽ⁠עֲמֹרָ֔ה</w:t>
       </w:r>
     </w:p>
     <w:p>
@@ -15879,6 +18049,20 @@
       </w:r>
       <w:r>
         <w:rPr>
+          <w:lang w:val="en_US" w:bidi="en_US"/>
+        </w:rPr>
+        <w:t>מִמְשַׁ֥ק חָר֛וּל וּ⁠מִכְרֵה־מֶ֥לַח וּ⁠שְׁמָמָ֖ה עַד־עוֹלָ֑ם</w:t>
+      </w:r>
+    </w:p>
+    <w:p>
+      <w:pPr/>
+      <w:r>
+        <w:rPr>
+          <w:lang w:val="en_US" w:bidi="en_US"/>
+        </w:rPr>
+      </w:r>
+      <w:r>
+        <w:rPr>
           <w:b/>
           <w:lang w:val="en_US" w:bidi="en_US"/>
         </w:rPr>
@@ -15962,6 +18146,20 @@
       </w:r>
       <w:r>
         <w:rPr>
+          <w:lang w:val="en_US" w:bidi="en_US"/>
+        </w:rPr>
+        <w:t>מִמְשַׁ֥ק חָר֛וּל וּ⁠מִכְרֵה־מֶ֥לַח וּ⁠שְׁמָמָ֖ה עַד־עוֹלָ֑ם</w:t>
+      </w:r>
+    </w:p>
+    <w:p>
+      <w:pPr/>
+      <w:r>
+        <w:rPr>
+          <w:lang w:val="en_US" w:bidi="en_US"/>
+        </w:rPr>
+      </w:r>
+      <w:r>
+        <w:rPr>
           <w:b/>
           <w:lang w:val="en_US" w:bidi="en_US"/>
         </w:rPr>
@@ -16071,6 +18269,20 @@
       </w:r>
       <w:r>
         <w:rPr>
+          <w:lang w:val="en_US" w:bidi="en_US"/>
+        </w:rPr>
+        <w:t>מִמְשַׁ֥ק חָר֛וּל וּ⁠מִכְרֵה־מֶ֥לַח וּ⁠שְׁמָמָ֖ה עַד־עוֹלָ֑ם</w:t>
+      </w:r>
+    </w:p>
+    <w:p>
+      <w:pPr/>
+      <w:r>
+        <w:rPr>
+          <w:lang w:val="en_US" w:bidi="en_US"/>
+        </w:rPr>
+      </w:r>
+      <w:r>
+        <w:rPr>
           <w:b/>
           <w:lang w:val="en_US" w:bidi="en_US"/>
         </w:rPr>
@@ -16154,6 +18366,20 @@
       </w:r>
       <w:r>
         <w:rPr>
+          <w:lang w:val="en_US" w:bidi="en_US"/>
+        </w:rPr>
+        <w:t>שְׁאֵרִ֤ית עַמִּ⁠י֙ יְבָזּ֔וּ⁠ם וְ⁠יֶ֥תֶר גּוֹיִ֖י יִנְחָלֽוּ⁠ם</w:t>
+      </w:r>
+    </w:p>
+    <w:p>
+      <w:pPr/>
+      <w:r>
+        <w:rPr>
+          <w:lang w:val="en_US" w:bidi="en_US"/>
+        </w:rPr>
+      </w:r>
+      <w:r>
+        <w:rPr>
           <w:b/>
           <w:lang w:val="en_US" w:bidi="en_US"/>
         </w:rPr>
@@ -16250,6 +18476,20 @@
       </w:r>
       <w:r>
         <w:rPr>
+          <w:lang w:val="en_US" w:bidi="en_US"/>
+        </w:rPr>
+        <w:t>זֹ֥את לָ⁠הֶ֖ם תַּ֣חַת גְּאוֹנָ֑⁠ם כִּ֤י חֵֽרְפוּ֙ וַ⁠יַּגְדִּ֔לוּ עַל־עַ֖ם יְהוָ֥ה צְבָאֽוֹת</w:t>
+      </w:r>
+    </w:p>
+    <w:p>
+      <w:pPr/>
+      <w:r>
+        <w:rPr>
+          <w:lang w:val="en_US" w:bidi="en_US"/>
+        </w:rPr>
+      </w:r>
+      <w:r>
+        <w:rPr>
           <w:b/>
           <w:lang w:val="en_US" w:bidi="en_US"/>
         </w:rPr>
@@ -16333,6 +18573,20 @@
       </w:r>
       <w:r>
         <w:rPr>
+          <w:lang w:val="en_US" w:bidi="en_US"/>
+        </w:rPr>
+        <w:t>זֹ֥את לָ⁠הֶ֖ם תַּ֣חַת גְּאוֹנָ֑⁠ם</w:t>
+      </w:r>
+    </w:p>
+    <w:p>
+      <w:pPr/>
+      <w:r>
+        <w:rPr>
+          <w:lang w:val="en_US" w:bidi="en_US"/>
+        </w:rPr>
+      </w:r>
+      <w:r>
+        <w:rPr>
           <w:b/>
           <w:lang w:val="en_US" w:bidi="en_US"/>
         </w:rPr>
@@ -16418,6 +18672,20 @@
         <w:rPr>
           <w:lang w:val="en_US" w:bidi="en_US"/>
         </w:rPr>
+      </w:r>
+    </w:p>
+    <w:p>
+      <w:pPr/>
+      <w:r>
+        <w:rPr>
+          <w:lang w:val="en_US" w:bidi="en_US"/>
+        </w:rPr>
+      </w:r>
+      <w:r>
+        <w:rPr>
+          <w:lang w:val="en_US" w:bidi="en_US"/>
+        </w:rPr>
+        <w:t>וַ⁠יַּגְדִּ֔לוּ עַל</w:t>
       </w:r>
     </w:p>
     <w:p>
@@ -16530,6 +18798,20 @@
       </w:r>
       <w:r>
         <w:rPr>
+          <w:lang w:val="en_US" w:bidi="en_US"/>
+        </w:rPr>
+        <w:t>יְהוָ֥ה צְבָאֽוֹת</w:t>
+      </w:r>
+    </w:p>
+    <w:p>
+      <w:pPr/>
+      <w:r>
+        <w:rPr>
+          <w:lang w:val="en_US" w:bidi="en_US"/>
+        </w:rPr>
+      </w:r>
+      <w:r>
+        <w:rPr>
           <w:b/>
           <w:lang w:val="en_US" w:bidi="en_US"/>
         </w:rPr>
@@ -16613,6 +18895,20 @@
       </w:r>
       <w:r>
         <w:rPr>
+          <w:lang w:val="en_US" w:bidi="en_US"/>
+        </w:rPr>
+        <w:t>רָזָ֔ה אֵ֖ת כָּל־אֱלֹהֵ֣י הָ⁠אָ֑רֶץ</w:t>
+      </w:r>
+    </w:p>
+    <w:p>
+      <w:pPr/>
+      <w:r>
+        <w:rPr>
+          <w:lang w:val="en_US" w:bidi="en_US"/>
+        </w:rPr>
+      </w:r>
+      <w:r>
+        <w:rPr>
           <w:b/>
           <w:lang w:val="en_US" w:bidi="en_US"/>
         </w:rPr>
@@ -16722,6 +19018,20 @@
       </w:r>
       <w:r>
         <w:rPr>
+          <w:lang w:val="en_US" w:bidi="en_US"/>
+        </w:rPr>
+        <w:t>וְ⁠יִשְׁתַּֽחֲווּ־ל⁠וֹ֙ &amp; כֹּ֖ל אִיֵּ֥י הַ⁠גּוֹיִֽם</w:t>
+      </w:r>
+    </w:p>
+    <w:p>
+      <w:pPr/>
+      <w:r>
+        <w:rPr>
+          <w:lang w:val="en_US" w:bidi="en_US"/>
+        </w:rPr>
+      </w:r>
+      <w:r>
+        <w:rPr>
           <w:b/>
           <w:lang w:val="en_US" w:bidi="en_US"/>
         </w:rPr>
@@ -16844,6 +19154,20 @@
       </w:r>
       <w:r>
         <w:rPr>
+          <w:lang w:val="en_US" w:bidi="en_US"/>
+        </w:rPr>
+        <w:t>וְ⁠יִשְׁתַּֽחֲווּ־ל⁠וֹ֙ &amp; כֹּ֖ל אִיֵּ֥י הַ⁠גּוֹיִֽם</w:t>
+      </w:r>
+    </w:p>
+    <w:p>
+      <w:pPr/>
+      <w:r>
+        <w:rPr>
+          <w:lang w:val="en_US" w:bidi="en_US"/>
+        </w:rPr>
+      </w:r>
+      <w:r>
+        <w:rPr>
           <w:b/>
           <w:lang w:val="en_US" w:bidi="en_US"/>
         </w:rPr>
@@ -16953,6 +19277,20 @@
       </w:r>
       <w:r>
         <w:rPr>
+          <w:lang w:val="en_US" w:bidi="en_US"/>
+        </w:rPr>
+        <w:t>אִ֣ישׁ מִ⁠מְּקוֹמ֔⁠וֹ</w:t>
+      </w:r>
+    </w:p>
+    <w:p>
+      <w:pPr/>
+      <w:r>
+        <w:rPr>
+          <w:lang w:val="en_US" w:bidi="en_US"/>
+        </w:rPr>
+      </w:r>
+      <w:r>
+        <w:rPr>
           <w:b/>
           <w:lang w:val="en_US" w:bidi="en_US"/>
         </w:rPr>
@@ -17049,6 +19387,20 @@
       </w:r>
       <w:r>
         <w:rPr>
+          <w:lang w:val="en_US" w:bidi="en_US"/>
+        </w:rPr>
+        <w:t>גַּם־אַתֶּ֣ם כּוּשִׁ֔ים</w:t>
+      </w:r>
+    </w:p>
+    <w:p>
+      <w:pPr/>
+      <w:r>
+        <w:rPr>
+          <w:lang w:val="en_US" w:bidi="en_US"/>
+        </w:rPr>
+      </w:r>
+      <w:r>
+        <w:rPr>
           <w:b/>
           <w:lang w:val="en_US" w:bidi="en_US"/>
         </w:rPr>
@@ -17132,6 +19484,20 @@
       </w:r>
       <w:r>
         <w:rPr>
+          <w:lang w:val="en_US" w:bidi="en_US"/>
+        </w:rPr>
+        <w:t>חַֽלְלֵ֥י חַרְבִּ֖⁠י הֵֽמָּה</w:t>
+      </w:r>
+    </w:p>
+    <w:p>
+      <w:pPr/>
+      <w:r>
+        <w:rPr>
+          <w:lang w:val="en_US" w:bidi="en_US"/>
+        </w:rPr>
+      </w:r>
+      <w:r>
+        <w:rPr>
           <w:b/>
           <w:lang w:val="en_US" w:bidi="en_US"/>
         </w:rPr>
@@ -17215,6 +19581,20 @@
       </w:r>
       <w:r>
         <w:rPr>
+          <w:lang w:val="en_US" w:bidi="en_US"/>
+        </w:rPr>
+        <w:t>חַֽלְלֵ֥י חַרְבִּ֖⁠י הֵֽמָּה</w:t>
+      </w:r>
+    </w:p>
+    <w:p>
+      <w:pPr/>
+      <w:r>
+        <w:rPr>
+          <w:lang w:val="en_US" w:bidi="en_US"/>
+        </w:rPr>
+      </w:r>
+      <w:r>
+        <w:rPr>
           <w:b/>
           <w:lang w:val="en_US" w:bidi="en_US"/>
         </w:rPr>
@@ -17298,6 +19678,20 @@
       </w:r>
       <w:r>
         <w:rPr>
+          <w:lang w:val="en_US" w:bidi="en_US"/>
+        </w:rPr>
+        <w:t>חַֽלְלֵ֥י חַרְבִּ֖⁠י הֵֽמָּה</w:t>
+      </w:r>
+    </w:p>
+    <w:p>
+      <w:pPr/>
+      <w:r>
+        <w:rPr>
+          <w:lang w:val="en_US" w:bidi="en_US"/>
+        </w:rPr>
+      </w:r>
+      <w:r>
+        <w:rPr>
           <w:b/>
           <w:lang w:val="en_US" w:bidi="en_US"/>
         </w:rPr>
@@ -17394,6 +19788,20 @@
       </w:r>
       <w:r>
         <w:rPr>
+          <w:lang w:val="en_US" w:bidi="en_US"/>
+        </w:rPr>
+        <w:t>וְ⁠יֵ֤ט יָד⁠וֹ֙ עַל־צָפ֔וֹן וִֽ⁠יאַבֵּ֖ד אֶת־אַשּׁ֑וּר</w:t>
+      </w:r>
+    </w:p>
+    <w:p>
+      <w:pPr/>
+      <w:r>
+        <w:rPr>
+          <w:lang w:val="en_US" w:bidi="en_US"/>
+        </w:rPr>
+      </w:r>
+      <w:r>
+        <w:rPr>
           <w:b/>
           <w:lang w:val="en_US" w:bidi="en_US"/>
         </w:rPr>
@@ -17479,6 +19887,20 @@
         <w:rPr>
           <w:lang w:val="en_US" w:bidi="en_US"/>
         </w:rPr>
+      </w:r>
+    </w:p>
+    <w:p>
+      <w:pPr/>
+      <w:r>
+        <w:rPr>
+          <w:lang w:val="en_US" w:bidi="en_US"/>
+        </w:rPr>
+      </w:r>
+      <w:r>
+        <w:rPr>
+          <w:lang w:val="en_US" w:bidi="en_US"/>
+        </w:rPr>
+        <w:t>וְ⁠יֵ֤ט יָד⁠וֹ֙</w:t>
       </w:r>
     </w:p>
     <w:p>
@@ -17591,6 +20013,20 @@
       </w:r>
       <w:r>
         <w:rPr>
+          <w:lang w:val="en_US" w:bidi="en_US"/>
+        </w:rPr>
+        <w:t>צָפ֔וֹן</w:t>
+      </w:r>
+    </w:p>
+    <w:p>
+      <w:pPr/>
+      <w:r>
+        <w:rPr>
+          <w:lang w:val="en_US" w:bidi="en_US"/>
+        </w:rPr>
+      </w:r>
+      <w:r>
+        <w:rPr>
           <w:b/>
           <w:lang w:val="en_US" w:bidi="en_US"/>
         </w:rPr>
@@ -17700,6 +20136,20 @@
       </w:r>
       <w:r>
         <w:rPr>
+          <w:lang w:val="en_US" w:bidi="en_US"/>
+        </w:rPr>
+        <w:t>בְ⁠תוֹכָ֤⁠הּ</w:t>
+      </w:r>
+    </w:p>
+    <w:p>
+      <w:pPr/>
+      <w:r>
+        <w:rPr>
+          <w:lang w:val="en_US" w:bidi="en_US"/>
+        </w:rPr>
+      </w:r>
+      <w:r>
+        <w:rPr>
           <w:b/>
           <w:lang w:val="en_US" w:bidi="en_US"/>
         </w:rPr>
@@ -17796,6 +20246,20 @@
       </w:r>
       <w:r>
         <w:rPr>
+          <w:lang w:val="en_US" w:bidi="en_US"/>
+        </w:rPr>
+        <w:t>כָּל־חַיְת⁠וֹ־ג֔וֹי</w:t>
+      </w:r>
+    </w:p>
+    <w:p>
+      <w:pPr/>
+      <w:r>
+        <w:rPr>
+          <w:lang w:val="en_US" w:bidi="en_US"/>
+        </w:rPr>
+      </w:r>
+      <w:r>
+        <w:rPr>
           <w:b/>
           <w:lang w:val="en_US" w:bidi="en_US"/>
         </w:rPr>
@@ -17905,6 +20369,20 @@
       </w:r>
       <w:r>
         <w:rPr>
+          <w:lang w:val="en_US" w:bidi="en_US"/>
+        </w:rPr>
+        <w:t>גַּם־קָאַת֙ גַּם־קִפֹּ֔ד</w:t>
+      </w:r>
+    </w:p>
+    <w:p>
+      <w:pPr/>
+      <w:r>
+        <w:rPr>
+          <w:lang w:val="en_US" w:bidi="en_US"/>
+        </w:rPr>
+      </w:r>
+      <w:r>
+        <w:rPr>
           <w:b/>
           <w:lang w:val="en_US" w:bidi="en_US"/>
         </w:rPr>
@@ -18014,6 +20492,20 @@
       </w:r>
       <w:r>
         <w:rPr>
+          <w:lang w:val="en_US" w:bidi="en_US"/>
+        </w:rPr>
+        <w:t>בְּ⁠כַפְתֹּרֶ֖י⁠הָ יָלִ֑ינוּ</w:t>
+      </w:r>
+    </w:p>
+    <w:p>
+      <w:pPr/>
+      <w:r>
+        <w:rPr>
+          <w:lang w:val="en_US" w:bidi="en_US"/>
+        </w:rPr>
+      </w:r>
+      <w:r>
+        <w:rPr>
           <w:b/>
           <w:lang w:val="en_US" w:bidi="en_US"/>
         </w:rPr>
@@ -18110,6 +20602,20 @@
       </w:r>
       <w:r>
         <w:rPr>
+          <w:lang w:val="en_US" w:bidi="en_US"/>
+        </w:rPr>
+        <w:t>ק֠וֹל יְשׁוֹרֵ֤ר בַּֽ⁠חַלּוֹן֙ חֹ֣רֶב בַּ⁠סַּ֔ף כִּ֥י אַרְזָ֖ה עֵרָֽה</w:t>
+      </w:r>
+    </w:p>
+    <w:p>
+      <w:pPr/>
+      <w:r>
+        <w:rPr>
+          <w:lang w:val="en_US" w:bidi="en_US"/>
+        </w:rPr>
+      </w:r>
+      <w:r>
+        <w:rPr>
           <w:b/>
           <w:lang w:val="en_US" w:bidi="en_US"/>
         </w:rPr>
@@ -18206,6 +20712,20 @@
       </w:r>
       <w:r>
         <w:rPr>
+          <w:lang w:val="en_US" w:bidi="en_US"/>
+        </w:rPr>
+        <w:t>ק֠וֹל יְשׁוֹרֵ֤ר בַּֽ⁠חַלּוֹן֙</w:t>
+      </w:r>
+    </w:p>
+    <w:p>
+      <w:pPr/>
+      <w:r>
+        <w:rPr>
+          <w:lang w:val="en_US" w:bidi="en_US"/>
+        </w:rPr>
+      </w:r>
+      <w:r>
+        <w:rPr>
           <w:b/>
           <w:lang w:val="en_US" w:bidi="en_US"/>
         </w:rPr>
@@ -18315,6 +20835,20 @@
       </w:r>
       <w:r>
         <w:rPr>
+          <w:lang w:val="en_US" w:bidi="en_US"/>
+        </w:rPr>
+        <w:t>חֹ֣רֶב בַּ⁠סַּ֔ף</w:t>
+      </w:r>
+    </w:p>
+    <w:p>
+      <w:pPr/>
+      <w:r>
+        <w:rPr>
+          <w:lang w:val="en_US" w:bidi="en_US"/>
+        </w:rPr>
+      </w:r>
+      <w:r>
+        <w:rPr>
           <w:b/>
           <w:lang w:val="en_US" w:bidi="en_US"/>
         </w:rPr>
@@ -18411,6 +20945,20 @@
       </w:r>
       <w:r>
         <w:rPr>
+          <w:lang w:val="en_US" w:bidi="en_US"/>
+        </w:rPr>
+        <w:t>זֹ֞֠את הָ⁠עִ֤יר הָ⁠עַלִּיזָה֙ הַ⁠יּוֹשֶׁ֣בֶת לָ⁠בֶ֔טַח הָ⁠אֹֽמְרָה֙ בִּ⁠לְבָבָ֔⁠הּ אֲנִ֖י וְ⁠אַפְסִ֣⁠י ע֑וֹד</w:t>
+      </w:r>
+    </w:p>
+    <w:p>
+      <w:pPr/>
+      <w:r>
+        <w:rPr>
+          <w:lang w:val="en_US" w:bidi="en_US"/>
+        </w:rPr>
+      </w:r>
+      <w:r>
+        <w:rPr>
           <w:b/>
           <w:lang w:val="en_US" w:bidi="en_US"/>
         </w:rPr>
@@ -18520,6 +21068,20 @@
       </w:r>
       <w:r>
         <w:rPr>
+          <w:lang w:val="en_US" w:bidi="en_US"/>
+        </w:rPr>
+        <w:t>הָ⁠אֹֽמְרָה֙ בִּ⁠לְבָבָ֔⁠הּ אֲנִ֖י וְ⁠אַפְסִ֣⁠י ע֑וֹד</w:t>
+      </w:r>
+    </w:p>
+    <w:p>
+      <w:pPr/>
+      <w:r>
+        <w:rPr>
+          <w:lang w:val="en_US" w:bidi="en_US"/>
+        </w:rPr>
+      </w:r>
+      <w:r>
+        <w:rPr>
           <w:b/>
           <w:lang w:val="en_US" w:bidi="en_US"/>
         </w:rPr>
@@ -18616,6 +21178,20 @@
       </w:r>
       <w:r>
         <w:rPr>
+          <w:lang w:val="en_US" w:bidi="en_US"/>
+        </w:rPr>
+        <w:t>הָ⁠אֹֽמְרָה֙ בִּ⁠לְבָבָ֔⁠הּ אֲנִ֖י וְ⁠אַפְסִ֣⁠י ע֑וֹד</w:t>
+      </w:r>
+    </w:p>
+    <w:p>
+      <w:pPr/>
+      <w:r>
+        <w:rPr>
+          <w:lang w:val="en_US" w:bidi="en_US"/>
+        </w:rPr>
+      </w:r>
+      <w:r>
+        <w:rPr>
           <w:b/>
           <w:lang w:val="en_US" w:bidi="en_US"/>
         </w:rPr>
@@ -18699,6 +21275,20 @@
       </w:r>
       <w:r>
         <w:rPr>
+          <w:lang w:val="en_US" w:bidi="en_US"/>
+        </w:rPr>
+        <w:t>הָ⁠אֹֽמְרָה֙ בִּ⁠לְבָבָ֔⁠הּ אֲנִ֖י וְ⁠אַפְסִ֣⁠י ע֑וֹד</w:t>
+      </w:r>
+    </w:p>
+    <w:p>
+      <w:pPr/>
+      <w:r>
+        <w:rPr>
+          <w:lang w:val="en_US" w:bidi="en_US"/>
+        </w:rPr>
+      </w:r>
+      <w:r>
+        <w:rPr>
           <w:b/>
           <w:lang w:val="en_US" w:bidi="en_US"/>
         </w:rPr>
@@ -18782,6 +21372,20 @@
       </w:r>
       <w:r>
         <w:rPr>
+          <w:lang w:val="en_US" w:bidi="en_US"/>
+        </w:rPr>
+        <w:t>אֵ֣יךְ ׀ הָיְתָ֣ה לְ⁠שַׁמָּ֗ה</w:t>
+      </w:r>
+    </w:p>
+    <w:p>
+      <w:pPr/>
+      <w:r>
+        <w:rPr>
+          <w:lang w:val="en_US" w:bidi="en_US"/>
+        </w:rPr>
+      </w:r>
+      <w:r>
+        <w:rPr>
           <w:b/>
           <w:lang w:val="en_US" w:bidi="en_US"/>
         </w:rPr>
@@ -18865,6 +21469,20 @@
       </w:r>
       <w:r>
         <w:rPr>
+          <w:lang w:val="en_US" w:bidi="en_US"/>
+        </w:rPr>
+        <w:t>מַרְבֵּץ֙ לַֽ⁠חַיָּ֔ה</w:t>
+      </w:r>
+    </w:p>
+    <w:p>
+      <w:pPr/>
+      <w:r>
+        <w:rPr>
+          <w:lang w:val="en_US" w:bidi="en_US"/>
+        </w:rPr>
+      </w:r>
+      <w:r>
+        <w:rPr>
           <w:b/>
           <w:lang w:val="en_US" w:bidi="en_US"/>
         </w:rPr>
@@ -18961,6 +21579,20 @@
       </w:r>
       <w:r>
         <w:rPr>
+          <w:lang w:val="en_US" w:bidi="en_US"/>
+        </w:rPr>
+        <w:t>כֹּ֚ל עוֹבֵ֣ר עָלֶ֔י⁠הָ יִשְׁרֹ֖ק יָנִ֥יעַ יָדֽ⁠וֹ</w:t>
+      </w:r>
+    </w:p>
+    <w:p>
+      <w:pPr/>
+      <w:r>
+        <w:rPr>
+          <w:lang w:val="en_US" w:bidi="en_US"/>
+        </w:rPr>
+      </w:r>
+      <w:r>
+        <w:rPr>
           <w:b/>
           <w:lang w:val="en_US" w:bidi="en_US"/>
         </w:rPr>
@@ -19057,6 +21689,20 @@
       </w:r>
       <w:r>
         <w:rPr>
+          <w:lang w:val="en_US" w:bidi="en_US"/>
+        </w:rPr>
+        <w:t>ה֥וֹי מֹרְאָ֖ה וְ⁠נִגְאָלָ֑ה הָ⁠עִ֖יר הַ⁠יּוֹנָֽה</w:t>
+      </w:r>
+    </w:p>
+    <w:p>
+      <w:pPr/>
+      <w:r>
+        <w:rPr>
+          <w:lang w:val="en_US" w:bidi="en_US"/>
+        </w:rPr>
+      </w:r>
+      <w:r>
+        <w:rPr>
           <w:b/>
           <w:lang w:val="en_US" w:bidi="en_US"/>
         </w:rPr>
@@ -19153,6 +21799,20 @@
       </w:r>
       <w:r>
         <w:rPr>
+          <w:lang w:val="en_US" w:bidi="en_US"/>
+        </w:rPr>
+        <w:t>מֹרְאָ֖ה וְ⁠נִגְאָלָ֑ה הָ⁠עִ֖יר הַ⁠יּוֹנָֽה</w:t>
+      </w:r>
+    </w:p>
+    <w:p>
+      <w:pPr/>
+      <w:r>
+        <w:rPr>
+          <w:lang w:val="en_US" w:bidi="en_US"/>
+        </w:rPr>
+      </w:r>
+      <w:r>
+        <w:rPr>
           <w:b/>
           <w:lang w:val="en_US" w:bidi="en_US"/>
         </w:rPr>
@@ -19288,6 +21948,20 @@
       </w:r>
       <w:r>
         <w:rPr>
+          <w:lang w:val="en_US" w:bidi="en_US"/>
+        </w:rPr>
+        <w:t>מֹרְאָ֖ה וְ⁠נִגְאָלָ֑ה הָ⁠עִ֖יר הַ⁠יּוֹנָֽה</w:t>
+      </w:r>
+    </w:p>
+    <w:p>
+      <w:pPr/>
+      <w:r>
+        <w:rPr>
+          <w:lang w:val="en_US" w:bidi="en_US"/>
+        </w:rPr>
+      </w:r>
+      <w:r>
+        <w:rPr>
           <w:b/>
           <w:lang w:val="en_US" w:bidi="en_US"/>
         </w:rPr>
@@ -19384,6 +22058,20 @@
       </w:r>
       <w:r>
         <w:rPr>
+          <w:lang w:val="en_US" w:bidi="en_US"/>
+        </w:rPr>
+        <w:t>מֹרְאָ֖ה וְ⁠נִגְאָלָ֑ה</w:t>
+      </w:r>
+    </w:p>
+    <w:p>
+      <w:pPr/>
+      <w:r>
+        <w:rPr>
+          <w:lang w:val="en_US" w:bidi="en_US"/>
+        </w:rPr>
+      </w:r>
+      <w:r>
+        <w:rPr>
           <w:b/>
           <w:lang w:val="en_US" w:bidi="en_US"/>
         </w:rPr>
@@ -19467,6 +22155,20 @@
       </w:r>
       <w:r>
         <w:rPr>
+          <w:lang w:val="en_US" w:bidi="en_US"/>
+        </w:rPr>
+        <w:t>לֹ֤א שָֽׁמְעָה֙ בְּ⁠ק֔וֹל</w:t>
+      </w:r>
+    </w:p>
+    <w:p>
+      <w:pPr/>
+      <w:r>
+        <w:rPr>
+          <w:lang w:val="en_US" w:bidi="en_US"/>
+        </w:rPr>
+      </w:r>
+      <w:r>
+        <w:rPr>
           <w:b/>
           <w:lang w:val="en_US" w:bidi="en_US"/>
         </w:rPr>
@@ -19563,6 +22265,20 @@
       </w:r>
       <w:r>
         <w:rPr>
+          <w:lang w:val="en_US" w:bidi="en_US"/>
+        </w:rPr>
+        <w:t>לֹ֤א שָֽׁמְעָה֙ בְּ⁠ק֔וֹל</w:t>
+      </w:r>
+    </w:p>
+    <w:p>
+      <w:pPr/>
+      <w:r>
+        <w:rPr>
+          <w:lang w:val="en_US" w:bidi="en_US"/>
+        </w:rPr>
+      </w:r>
+      <w:r>
+        <w:rPr>
           <w:b/>
           <w:lang w:val="en_US" w:bidi="en_US"/>
         </w:rPr>
@@ -19659,6 +22375,20 @@
       </w:r>
       <w:r>
         <w:rPr>
+          <w:lang w:val="en_US" w:bidi="en_US"/>
+        </w:rPr>
+        <w:t>אֶל־אֱלֹהֶ֖י⁠הָ לֹ֥א קָרֵֽבָה</w:t>
+      </w:r>
+    </w:p>
+    <w:p>
+      <w:pPr/>
+      <w:r>
+        <w:rPr>
+          <w:lang w:val="en_US" w:bidi="en_US"/>
+        </w:rPr>
+      </w:r>
+      <w:r>
+        <w:rPr>
           <w:b/>
           <w:lang w:val="en_US" w:bidi="en_US"/>
         </w:rPr>
@@ -19757,6 +22487,20 @@
         <w:rPr>
           <w:lang w:val="en_US" w:bidi="en_US"/>
         </w:rPr>
+      </w:r>
+    </w:p>
+    <w:p>
+      <w:pPr/>
+      <w:r>
+        <w:rPr>
+          <w:lang w:val="en_US" w:bidi="en_US"/>
+        </w:rPr>
+      </w:r>
+      <w:r>
+        <w:rPr>
+          <w:lang w:val="en_US" w:bidi="en_US"/>
+        </w:rPr>
+        <w:t>שָׂרֶ֣י⁠הָ</w:t>
       </w:r>
     </w:p>
     <w:p>
@@ -19869,6 +22613,20 @@
       </w:r>
       <w:r>
         <w:rPr>
+          <w:lang w:val="en_US" w:bidi="en_US"/>
+        </w:rPr>
+        <w:t>בְ⁠קִרְבָּ֔⁠הּ אֲרָי֖וֹת שֹֽׁאֲגִ֑ים</w:t>
+      </w:r>
+    </w:p>
+    <w:p>
+      <w:pPr/>
+      <w:r>
+        <w:rPr>
+          <w:lang w:val="en_US" w:bidi="en_US"/>
+        </w:rPr>
+      </w:r>
+      <w:r>
+        <w:rPr>
           <w:b/>
           <w:lang w:val="en_US" w:bidi="en_US"/>
         </w:rPr>
@@ -19978,6 +22736,20 @@
       </w:r>
       <w:r>
         <w:rPr>
+          <w:lang w:val="en_US" w:bidi="en_US"/>
+        </w:rPr>
+        <w:t>זְאֵ֣בֵי עֶ֔רֶב</w:t>
+      </w:r>
+    </w:p>
+    <w:p>
+      <w:pPr/>
+      <w:r>
+        <w:rPr>
+          <w:lang w:val="en_US" w:bidi="en_US"/>
+        </w:rPr>
+      </w:r>
+      <w:r>
+        <w:rPr>
           <w:b/>
           <w:lang w:val="en_US" w:bidi="en_US"/>
         </w:rPr>
@@ -20100,6 +22872,20 @@
       </w:r>
       <w:r>
         <w:rPr>
+          <w:lang w:val="en_US" w:bidi="en_US"/>
+        </w:rPr>
+        <w:t>לֹ֥א גָרְמ֖וּ לַ⁠בֹּֽקֶר</w:t>
+      </w:r>
+    </w:p>
+    <w:p>
+      <w:pPr/>
+      <w:r>
+        <w:rPr>
+          <w:lang w:val="en_US" w:bidi="en_US"/>
+        </w:rPr>
+      </w:r>
+      <w:r>
+        <w:rPr>
           <w:b/>
           <w:lang w:val="en_US" w:bidi="en_US"/>
         </w:rPr>
@@ -20222,6 +23008,20 @@
       </w:r>
       <w:r>
         <w:rPr>
+          <w:lang w:val="en_US" w:bidi="en_US"/>
+        </w:rPr>
+        <w:t>פֹּֽחֲזִ֔ים</w:t>
+      </w:r>
+    </w:p>
+    <w:p>
+      <w:pPr/>
+      <w:r>
+        <w:rPr>
+          <w:lang w:val="en_US" w:bidi="en_US"/>
+        </w:rPr>
+      </w:r>
+      <w:r>
+        <w:rPr>
           <w:b/>
           <w:lang w:val="en_US" w:bidi="en_US"/>
         </w:rPr>
@@ -20331,6 +23131,20 @@
       </w:r>
       <w:r>
         <w:rPr>
+          <w:lang w:val="en_US" w:bidi="en_US"/>
+        </w:rPr>
+        <w:t>אַנְשֵׁ֖י בֹּֽגְד֑וֹת</w:t>
+      </w:r>
+    </w:p>
+    <w:p>
+      <w:pPr/>
+      <w:r>
+        <w:rPr>
+          <w:lang w:val="en_US" w:bidi="en_US"/>
+        </w:rPr>
+      </w:r>
+      <w:r>
+        <w:rPr>
           <w:b/>
           <w:lang w:val="en_US" w:bidi="en_US"/>
         </w:rPr>
@@ -20440,6 +23254,20 @@
       </w:r>
       <w:r>
         <w:rPr>
+          <w:lang w:val="en_US" w:bidi="en_US"/>
+        </w:rPr>
+        <w:t>אַנְשֵׁ֖י בֹּֽגְד֑וֹת</w:t>
+      </w:r>
+    </w:p>
+    <w:p>
+      <w:pPr/>
+      <w:r>
+        <w:rPr>
+          <w:lang w:val="en_US" w:bidi="en_US"/>
+        </w:rPr>
+      </w:r>
+      <w:r>
+        <w:rPr>
           <w:b/>
           <w:lang w:val="en_US" w:bidi="en_US"/>
         </w:rPr>
@@ -20549,6 +23377,20 @@
       </w:r>
       <w:r>
         <w:rPr>
+          <w:lang w:val="en_US" w:bidi="en_US"/>
+        </w:rPr>
+        <w:t>חִלְּלוּ־קֹ֔דֶשׁ</w:t>
+      </w:r>
+    </w:p>
+    <w:p>
+      <w:pPr/>
+      <w:r>
+        <w:rPr>
+          <w:lang w:val="en_US" w:bidi="en_US"/>
+        </w:rPr>
+      </w:r>
+      <w:r>
+        <w:rPr>
           <w:b/>
           <w:lang w:val="en_US" w:bidi="en_US"/>
         </w:rPr>
@@ -20658,6 +23500,20 @@
       </w:r>
       <w:r>
         <w:rPr>
+          <w:lang w:val="en_US" w:bidi="en_US"/>
+        </w:rPr>
+        <w:t>לֹ֥א יַעֲשֶׂ֖ה עַוְלָ֑ה</w:t>
+      </w:r>
+    </w:p>
+    <w:p>
+      <w:pPr/>
+      <w:r>
+        <w:rPr>
+          <w:lang w:val="en_US" w:bidi="en_US"/>
+        </w:rPr>
+      </w:r>
+      <w:r>
+        <w:rPr>
           <w:b/>
           <w:lang w:val="en_US" w:bidi="en_US"/>
         </w:rPr>
@@ -20767,6 +23623,20 @@
       </w:r>
       <w:r>
         <w:rPr>
+          <w:lang w:val="en_US" w:bidi="en_US"/>
+        </w:rPr>
+        <w:t>בַּ⁠בֹּ֨קֶר בַּ⁠בֹּ֜קֶר מִשְׁפָּט֨⁠וֹ יִתֵּ֤ן לָ⁠אוֹר֙ לֹ֣א נֶעְדָּ֔ר</w:t>
+      </w:r>
+    </w:p>
+    <w:p>
+      <w:pPr/>
+      <w:r>
+        <w:rPr>
+          <w:lang w:val="en_US" w:bidi="en_US"/>
+        </w:rPr>
+      </w:r>
+      <w:r>
+        <w:rPr>
           <w:b/>
           <w:lang w:val="en_US" w:bidi="en_US"/>
         </w:rPr>
@@ -20889,6 +23759,20 @@
       </w:r>
       <w:r>
         <w:rPr>
+          <w:lang w:val="en_US" w:bidi="en_US"/>
+        </w:rPr>
+        <w:t>בַּ⁠בֹּ֨קֶר בַּ⁠בֹּ֜קֶר</w:t>
+      </w:r>
+    </w:p>
+    <w:p>
+      <w:pPr/>
+      <w:r>
+        <w:rPr>
+          <w:lang w:val="en_US" w:bidi="en_US"/>
+        </w:rPr>
+      </w:r>
+      <w:r>
+        <w:rPr>
           <w:b/>
           <w:lang w:val="en_US" w:bidi="en_US"/>
         </w:rPr>
@@ -20985,6 +23869,20 @@
       </w:r>
       <w:r>
         <w:rPr>
+          <w:lang w:val="en_US" w:bidi="en_US"/>
+        </w:rPr>
+        <w:t>בַּ⁠בֹּ֨קֶר בַּ⁠בֹּ֜קֶר</w:t>
+      </w:r>
+    </w:p>
+    <w:p>
+      <w:pPr/>
+      <w:r>
+        <w:rPr>
+          <w:lang w:val="en_US" w:bidi="en_US"/>
+        </w:rPr>
+      </w:r>
+      <w:r>
+        <w:rPr>
           <w:b/>
           <w:lang w:val="en_US" w:bidi="en_US"/>
         </w:rPr>
@@ -21081,6 +23979,20 @@
       </w:r>
       <w:r>
         <w:rPr>
+          <w:lang w:val="en_US" w:bidi="en_US"/>
+        </w:rPr>
+        <w:t>מִשְׁפָּט֨⁠וֹ יִתֵּ֤ן</w:t>
+      </w:r>
+    </w:p>
+    <w:p>
+      <w:pPr/>
+      <w:r>
+        <w:rPr>
+          <w:lang w:val="en_US" w:bidi="en_US"/>
+        </w:rPr>
+      </w:r>
+      <w:r>
+        <w:rPr>
           <w:b/>
           <w:lang w:val="en_US" w:bidi="en_US"/>
         </w:rPr>
@@ -21177,6 +24089,20 @@
       </w:r>
       <w:r>
         <w:rPr>
+          <w:lang w:val="en_US" w:bidi="en_US"/>
+        </w:rPr>
+        <w:t>לֹ֣א נֶעְדָּ֔ר</w:t>
+      </w:r>
+    </w:p>
+    <w:p>
+      <w:pPr/>
+      <w:r>
+        <w:rPr>
+          <w:lang w:val="en_US" w:bidi="en_US"/>
+        </w:rPr>
+      </w:r>
+      <w:r>
+        <w:rPr>
           <w:b/>
           <w:lang w:val="en_US" w:bidi="en_US"/>
         </w:rPr>
@@ -21260,6 +24186,20 @@
       </w:r>
       <w:r>
         <w:rPr>
+          <w:lang w:val="en_US" w:bidi="en_US"/>
+        </w:rPr>
+        <w:t>לֹ֣א נֶעְדָּ֔ר</w:t>
+      </w:r>
+    </w:p>
+    <w:p>
+      <w:pPr/>
+      <w:r>
+        <w:rPr>
+          <w:lang w:val="en_US" w:bidi="en_US"/>
+        </w:rPr>
+      </w:r>
+      <w:r>
+        <w:rPr>
           <w:b/>
           <w:lang w:val="en_US" w:bidi="en_US"/>
         </w:rPr>
@@ -21369,6 +24309,20 @@
       </w:r>
       <w:r>
         <w:rPr>
+          <w:lang w:val="en_US" w:bidi="en_US"/>
+        </w:rPr>
+        <w:t>וְ⁠לֹֽא־יוֹדֵ֥עַ עַוָּ֖ל בֹּֽשֶׁת</w:t>
+      </w:r>
+    </w:p>
+    <w:p>
+      <w:pPr/>
+      <w:r>
+        <w:rPr>
+          <w:lang w:val="en_US" w:bidi="en_US"/>
+        </w:rPr>
+      </w:r>
+      <w:r>
+        <w:rPr>
           <w:b/>
           <w:lang w:val="en_US" w:bidi="en_US"/>
         </w:rPr>
@@ -21465,6 +24419,20 @@
       </w:r>
       <w:r>
         <w:rPr>
+          <w:lang w:val="en_US" w:bidi="en_US"/>
+        </w:rPr>
+        <w:t>וְ⁠לֹֽא־יוֹדֵ֥עַ עַוָּ֖ל בֹּֽשֶׁת</w:t>
+      </w:r>
+    </w:p>
+    <w:p>
+      <w:pPr/>
+      <w:r>
+        <w:rPr>
+          <w:lang w:val="en_US" w:bidi="en_US"/>
+        </w:rPr>
+      </w:r>
+      <w:r>
+        <w:rPr>
           <w:b/>
           <w:lang w:val="en_US" w:bidi="en_US"/>
         </w:rPr>
@@ -21561,6 +24529,20 @@
       </w:r>
       <w:r>
         <w:rPr>
+          <w:lang w:val="en_US" w:bidi="en_US"/>
+        </w:rPr>
+        <w:t>הִכְרַ֣תִּי גוֹיִ֗ם נָשַׁ֨מּוּ֙ פִּנּוֹתָ֔⁠ם הֶחֱרַ֥בְתִּי חֽוּצוֹתָ֖⁠ם</w:t>
+      </w:r>
+    </w:p>
+    <w:p>
+      <w:pPr/>
+      <w:r>
+        <w:rPr>
+          <w:lang w:val="en_US" w:bidi="en_US"/>
+        </w:rPr>
+      </w:r>
+      <w:r>
+        <w:rPr>
           <w:b/>
           <w:lang w:val="en_US" w:bidi="en_US"/>
         </w:rPr>
@@ -21644,6 +24626,20 @@
       </w:r>
       <w:r>
         <w:rPr>
+          <w:lang w:val="en_US" w:bidi="en_US"/>
+        </w:rPr>
+        <w:t>הִכְרַ֣תִּי גוֹיִ֗ם נָשַׁ֨מּוּ֙ פִּנּוֹתָ֔⁠ם הֶחֱרַ֥בְתִּי חֽוּצוֹתָ֖⁠ם</w:t>
+      </w:r>
+    </w:p>
+    <w:p>
+      <w:pPr/>
+      <w:r>
+        <w:rPr>
+          <w:lang w:val="en_US" w:bidi="en_US"/>
+        </w:rPr>
+      </w:r>
+      <w:r>
+        <w:rPr>
           <w:b/>
           <w:lang w:val="en_US" w:bidi="en_US"/>
         </w:rPr>
@@ -21716,6 +24712,20 @@
         <w:rPr>
           <w:lang w:val="en_US" w:bidi="en_US"/>
         </w:rPr>
+      </w:r>
+    </w:p>
+    <w:p>
+      <w:pPr/>
+      <w:r>
+        <w:rPr>
+          <w:lang w:val="en_US" w:bidi="en_US"/>
+        </w:rPr>
+      </w:r>
+      <w:r>
+        <w:rPr>
+          <w:lang w:val="en_US" w:bidi="en_US"/>
+        </w:rPr>
+        <w:t>הִכְרַ֣תִּי</w:t>
       </w:r>
     </w:p>
     <w:p>
@@ -21828,6 +24838,20 @@
       </w:r>
       <w:r>
         <w:rPr>
+          <w:lang w:val="en_US" w:bidi="en_US"/>
+        </w:rPr>
+        <w:t>נָשַׁ֨מּוּ֙ פִּנּוֹתָ֔⁠ם</w:t>
+      </w:r>
+    </w:p>
+    <w:p>
+      <w:pPr/>
+      <w:r>
+        <w:rPr>
+          <w:lang w:val="en_US" w:bidi="en_US"/>
+        </w:rPr>
+      </w:r>
+      <w:r>
+        <w:rPr>
           <w:b/>
           <w:lang w:val="en_US" w:bidi="en_US"/>
         </w:rPr>
@@ -21900,6 +24924,20 @@
         <w:rPr>
           <w:lang w:val="en_US" w:bidi="en_US"/>
         </w:rPr>
+      </w:r>
+    </w:p>
+    <w:p>
+      <w:pPr/>
+      <w:r>
+        <w:rPr>
+          <w:lang w:val="en_US" w:bidi="en_US"/>
+        </w:rPr>
+      </w:r>
+      <w:r>
+        <w:rPr>
+          <w:lang w:val="en_US" w:bidi="en_US"/>
+        </w:rPr>
+        <w:t>פִּנּוֹתָ֔⁠ם</w:t>
       </w:r>
     </w:p>
     <w:p>
@@ -22025,6 +25063,20 @@
       </w:r>
       <w:r>
         <w:rPr>
+          <w:lang w:val="en_US" w:bidi="en_US"/>
+        </w:rPr>
+        <w:t>נִצְדּ֧וּ עָרֵי⁠הֶ֛ם</w:t>
+      </w:r>
+    </w:p>
+    <w:p>
+      <w:pPr/>
+      <w:r>
+        <w:rPr>
+          <w:lang w:val="en_US" w:bidi="en_US"/>
+        </w:rPr>
+      </w:r>
+      <w:r>
+        <w:rPr>
           <w:b/>
           <w:lang w:val="en_US" w:bidi="en_US"/>
         </w:rPr>
@@ -22108,6 +25160,20 @@
       </w:r>
       <w:r>
         <w:rPr>
+          <w:lang w:val="en_US" w:bidi="en_US"/>
+        </w:rPr>
+        <w:t>מִ⁠בְּלִי־אִ֖ישׁ מֵ⁠אֵ֥ין יוֹשֵֽׁב</w:t>
+      </w:r>
+    </w:p>
+    <w:p>
+      <w:pPr/>
+      <w:r>
+        <w:rPr>
+          <w:lang w:val="en_US" w:bidi="en_US"/>
+        </w:rPr>
+      </w:r>
+      <w:r>
+        <w:rPr>
           <w:b/>
           <w:lang w:val="en_US" w:bidi="en_US"/>
         </w:rPr>
@@ -22191,6 +25257,20 @@
       </w:r>
       <w:r>
         <w:rPr>
+          <w:lang w:val="en_US" w:bidi="en_US"/>
+        </w:rPr>
+        <w:t>אָמַ֜רְתִּי אַךְ־תִּירְאִ֤י אוֹתִ⁠י֙ תִּקְחִ֣י מוּסָ֔ר וְ⁠לֹֽא־יִכָּרֵ֣ת מְעוֹנָ֔⁠הּ כֹּ֥ל אֲשֶׁר־פָּקַ֖דְתִּי עָלֶ֑י⁠הָ</w:t>
+      </w:r>
+    </w:p>
+    <w:p>
+      <w:pPr/>
+      <w:r>
+        <w:rPr>
+          <w:lang w:val="en_US" w:bidi="en_US"/>
+        </w:rPr>
+      </w:r>
+      <w:r>
+        <w:rPr>
           <w:b/>
           <w:lang w:val="en_US" w:bidi="en_US"/>
         </w:rPr>
@@ -22274,6 +25354,20 @@
       </w:r>
       <w:r>
         <w:rPr>
+          <w:lang w:val="en_US" w:bidi="en_US"/>
+        </w:rPr>
+        <w:t>אָמַ֜רְתִּי אַךְ־תִּירְאִ֤י אוֹתִ⁠י֙ תִּקְחִ֣י מוּסָ֔ר וְ⁠לֹֽא־יִכָּרֵ֣ת מְעוֹנָ֔⁠הּ כֹּ֥ל אֲשֶׁר־פָּקַ֖דְתִּי עָלֶ֑י⁠הָ</w:t>
+      </w:r>
+    </w:p>
+    <w:p>
+      <w:pPr/>
+      <w:r>
+        <w:rPr>
+          <w:lang w:val="en_US" w:bidi="en_US"/>
+        </w:rPr>
+      </w:r>
+      <w:r>
+        <w:rPr>
           <w:b/>
           <w:lang w:val="en_US" w:bidi="en_US"/>
         </w:rPr>
@@ -22346,6 +25440,20 @@
         <w:rPr>
           <w:lang w:val="en_US" w:bidi="en_US"/>
         </w:rPr>
+      </w:r>
+    </w:p>
+    <w:p>
+      <w:pPr/>
+      <w:r>
+        <w:rPr>
+          <w:lang w:val="en_US" w:bidi="en_US"/>
+        </w:rPr>
+      </w:r>
+      <w:r>
+        <w:rPr>
+          <w:lang w:val="en_US" w:bidi="en_US"/>
+        </w:rPr>
+        <w:t>אָמַ֜רְתִּי אַךְ־תִּירְאִ֤י אוֹתִ⁠י֙ תִּקְחִ֣י מוּסָ֔ר וְ⁠לֹֽא־יִכָּרֵ֣ת מְעוֹנָ֔⁠הּ כֹּ֥ל אֲשֶׁר־פָּקַ֖דְתִּי עָלֶ֑י⁠הָ</w:t>
       </w:r>
     </w:p>
     <w:p>
@@ -22484,6 +25592,20 @@
       </w:r>
       <w:r>
         <w:rPr>
+          <w:lang w:val="en_US" w:bidi="en_US"/>
+        </w:rPr>
+        <w:t>כֹּ֥ל אֲשֶׁר־פָּקַ֖דְתִּי עָלֶ֑י⁠הָ</w:t>
+      </w:r>
+    </w:p>
+    <w:p>
+      <w:pPr/>
+      <w:r>
+        <w:rPr>
+          <w:lang w:val="en_US" w:bidi="en_US"/>
+        </w:rPr>
+      </w:r>
+      <w:r>
+        <w:rPr>
           <w:b/>
           <w:lang w:val="en_US" w:bidi="en_US"/>
         </w:rPr>
@@ -22585,6 +25707,20 @@
       </w:r>
       <w:r>
         <w:rPr>
+          <w:lang w:val="en_US" w:bidi="en_US"/>
+        </w:rPr>
+        <w:t>הִשְׁכִּ֣ימוּ הִשְׁחִ֔יתוּ כֹּ֖ל עֲלִילוֹתָֽ⁠ם</w:t>
+      </w:r>
+    </w:p>
+    <w:p>
+      <w:pPr/>
+      <w:r>
+        <w:rPr>
+          <w:lang w:val="en_US" w:bidi="en_US"/>
+        </w:rPr>
+      </w:r>
+      <w:r>
+        <w:rPr>
           <w:b/>
           <w:lang w:val="en_US" w:bidi="en_US"/>
         </w:rPr>
@@ -22670,6 +25806,20 @@
         <w:rPr>
           <w:lang w:val="en_US" w:bidi="en_US"/>
         </w:rPr>
+      </w:r>
+    </w:p>
+    <w:p>
+      <w:pPr/>
+      <w:r>
+        <w:rPr>
+          <w:lang w:val="en_US" w:bidi="en_US"/>
+        </w:rPr>
+      </w:r>
+      <w:r>
+        <w:rPr>
+          <w:lang w:val="en_US" w:bidi="en_US"/>
+        </w:rPr>
+        <w:t>הִשְׁכִּ֣ימוּ הִשְׁחִ֔יתוּ כֹּ֖ל עֲלִילוֹתָֽ⁠ם</w:t>
       </w:r>
     </w:p>
     <w:p>
@@ -22919,6 +26069,20 @@
       </w:r>
       <w:r>
         <w:rPr>
+          <w:lang w:val="en_US" w:bidi="en_US"/>
+        </w:rPr>
+        <w:t>לָ⁠כֵ֤ן חַכּוּ־לִ⁠י֙ נְאֻם־יְהוָ֔ה לְ⁠י֖וֹם קוּמִ֣⁠י לְ⁠עַ֑ד</w:t>
+      </w:r>
+    </w:p>
+    <w:p>
+      <w:pPr/>
+      <w:r>
+        <w:rPr>
+          <w:lang w:val="en_US" w:bidi="en_US"/>
+        </w:rPr>
+      </w:r>
+      <w:r>
+        <w:rPr>
           <w:b/>
           <w:lang w:val="en_US" w:bidi="en_US"/>
         </w:rPr>
@@ -23059,6 +26223,20 @@
       </w:r>
       <w:r>
         <w:rPr>
+          <w:lang w:val="en_US" w:bidi="en_US"/>
+        </w:rPr>
+        <w:t>לְ⁠י֖וֹם קוּמִ֣⁠י</w:t>
+      </w:r>
+    </w:p>
+    <w:p>
+      <w:pPr/>
+      <w:r>
+        <w:rPr>
+          <w:lang w:val="en_US" w:bidi="en_US"/>
+        </w:rPr>
+      </w:r>
+      <w:r>
+        <w:rPr>
           <w:b/>
           <w:lang w:val="en_US" w:bidi="en_US"/>
         </w:rPr>
@@ -23144,6 +26322,20 @@
         <w:rPr>
           <w:lang w:val="en_US" w:bidi="en_US"/>
         </w:rPr>
+      </w:r>
+    </w:p>
+    <w:p>
+      <w:pPr/>
+      <w:r>
+        <w:rPr>
+          <w:lang w:val="en_US" w:bidi="en_US"/>
+        </w:rPr>
+      </w:r>
+      <w:r>
+        <w:rPr>
+          <w:lang w:val="en_US" w:bidi="en_US"/>
+        </w:rPr>
+        <w:t>לְ⁠עַ֑ד</w:t>
       </w:r>
     </w:p>
     <w:p>
@@ -23295,6 +26487,20 @@
       </w:r>
       <w:r>
         <w:rPr>
+          <w:lang w:val="en_US" w:bidi="en_US"/>
+        </w:rPr>
+        <w:t>לְ⁠עַ֑ד</w:t>
+      </w:r>
+    </w:p>
+    <w:p>
+      <w:pPr/>
+      <w:r>
+        <w:rPr>
+          <w:lang w:val="en_US" w:bidi="en_US"/>
+        </w:rPr>
+      </w:r>
+      <w:r>
+        <w:rPr>
           <w:b/>
           <w:lang w:val="en_US" w:bidi="en_US"/>
         </w:rPr>
@@ -23404,6 +26610,20 @@
       </w:r>
       <w:r>
         <w:rPr>
+          <w:lang w:val="en_US" w:bidi="en_US"/>
+        </w:rPr>
+        <w:t>לִ⁠שְׁפֹּ֨ךְ עֲלֵי⁠הֶ֤ם זַעְמִ⁠י֙</w:t>
+      </w:r>
+    </w:p>
+    <w:p>
+      <w:pPr/>
+      <w:r>
+        <w:rPr>
+          <w:lang w:val="en_US" w:bidi="en_US"/>
+        </w:rPr>
+      </w:r>
+      <w:r>
+        <w:rPr>
           <w:b/>
           <w:lang w:val="en_US" w:bidi="en_US"/>
         </w:rPr>
@@ -23502,6 +26722,20 @@
         <w:rPr>
           <w:lang w:val="en_US" w:bidi="en_US"/>
         </w:rPr>
+      </w:r>
+    </w:p>
+    <w:p>
+      <w:pPr/>
+      <w:r>
+        <w:rPr>
+          <w:lang w:val="en_US" w:bidi="en_US"/>
+        </w:rPr>
+      </w:r>
+      <w:r>
+        <w:rPr>
+          <w:lang w:val="en_US" w:bidi="en_US"/>
+        </w:rPr>
+        <w:t>כֹּ֚ל חֲר֣וֹן אַפִּ֔⁠י</w:t>
       </w:r>
     </w:p>
     <w:p>
@@ -23640,6 +26874,20 @@
       </w:r>
       <w:r>
         <w:rPr>
+          <w:lang w:val="en_US" w:bidi="en_US"/>
+        </w:rPr>
+        <w:t>בְּ⁠אֵ֣שׁ קִנְאָתִ֔⁠י תֵּאָכֵ֖ל כָּל־הָ⁠אָֽרֶץ</w:t>
+      </w:r>
+    </w:p>
+    <w:p>
+      <w:pPr/>
+      <w:r>
+        <w:rPr>
+          <w:lang w:val="en_US" w:bidi="en_US"/>
+        </w:rPr>
+      </w:r>
+      <w:r>
+        <w:rPr>
           <w:b/>
           <w:lang w:val="en_US" w:bidi="en_US"/>
         </w:rPr>
@@ -23741,6 +26989,20 @@
       </w:r>
       <w:r>
         <w:rPr>
+          <w:lang w:val="en_US" w:bidi="en_US"/>
+        </w:rPr>
+        <w:t>כִּֽי &amp; אֶהְפֹּ֥ךְ אֶל־עַמִּ֖ים שָׂפָ֣ה בְרוּרָ֑ה לִ⁠קְרֹ֤א כֻלָּ⁠ם֙ בְּ⁠שֵׁ֣ם יְהוָ֔ה</w:t>
+      </w:r>
+    </w:p>
+    <w:p>
+      <w:pPr/>
+      <w:r>
+        <w:rPr>
+          <w:lang w:val="en_US" w:bidi="en_US"/>
+        </w:rPr>
+      </w:r>
+      <w:r>
+        <w:rPr>
           <w:b/>
           <w:lang w:val="en_US" w:bidi="en_US"/>
         </w:rPr>
@@ -23855,6 +27117,20 @@
       </w:r>
       <w:r>
         <w:rPr>
+          <w:lang w:val="en_US" w:bidi="en_US"/>
+        </w:rPr>
+        <w:t>כִּֽי &amp; אֶהְפֹּ֥ךְ אֶל־עַמִּ֖ים שָׂפָ֣ה בְרוּרָ֑ה</w:t>
+      </w:r>
+    </w:p>
+    <w:p>
+      <w:pPr/>
+      <w:r>
+        <w:rPr>
+          <w:lang w:val="en_US" w:bidi="en_US"/>
+        </w:rPr>
+      </w:r>
+      <w:r>
+        <w:rPr>
           <w:b/>
           <w:lang w:val="en_US" w:bidi="en_US"/>
         </w:rPr>
@@ -23964,6 +27240,20 @@
       </w:r>
       <w:r>
         <w:rPr>
+          <w:lang w:val="en_US" w:bidi="en_US"/>
+        </w:rPr>
+        <w:t>לִ⁠קְרֹ֤א כֻלָּ⁠ם֙ בְּ⁠שֵׁ֣ם יְהוָ֔ה</w:t>
+      </w:r>
+    </w:p>
+    <w:p>
+      <w:pPr/>
+      <w:r>
+        <w:rPr>
+          <w:lang w:val="en_US" w:bidi="en_US"/>
+        </w:rPr>
+      </w:r>
+      <w:r>
+        <w:rPr>
           <w:b/>
           <w:lang w:val="en_US" w:bidi="en_US"/>
         </w:rPr>
@@ -24060,6 +27350,20 @@
       </w:r>
       <w:r>
         <w:rPr>
+          <w:lang w:val="en_US" w:bidi="en_US"/>
+        </w:rPr>
+        <w:t>בְּ⁠שֵׁ֣ם יְהוָ֔ה לְ⁠עָבְד֖⁠וֹ</w:t>
+      </w:r>
+    </w:p>
+    <w:p>
+      <w:pPr/>
+      <w:r>
+        <w:rPr>
+          <w:lang w:val="en_US" w:bidi="en_US"/>
+        </w:rPr>
+      </w:r>
+      <w:r>
+        <w:rPr>
           <w:b/>
           <w:lang w:val="en_US" w:bidi="en_US"/>
         </w:rPr>
@@ -24143,6 +27447,20 @@
       </w:r>
       <w:r>
         <w:rPr>
+          <w:lang w:val="en_US" w:bidi="en_US"/>
+        </w:rPr>
+        <w:t>שְׁכֶ֥ם אֶחָֽד</w:t>
+      </w:r>
+    </w:p>
+    <w:p>
+      <w:pPr/>
+      <w:r>
+        <w:rPr>
+          <w:lang w:val="en_US" w:bidi="en_US"/>
+        </w:rPr>
+      </w:r>
+      <w:r>
+        <w:rPr>
           <w:b/>
           <w:lang w:val="en_US" w:bidi="en_US"/>
         </w:rPr>
@@ -24226,6 +27544,20 @@
       </w:r>
       <w:r>
         <w:rPr>
+          <w:lang w:val="en_US" w:bidi="en_US"/>
+        </w:rPr>
+        <w:t>מֵ⁠עֵ֖בֶר לְ⁠נַֽהֲרֵי־כ֑וּשׁ</w:t>
+      </w:r>
+    </w:p>
+    <w:p>
+      <w:pPr/>
+      <w:r>
+        <w:rPr>
+          <w:lang w:val="en_US" w:bidi="en_US"/>
+        </w:rPr>
+      </w:r>
+      <w:r>
+        <w:rPr>
           <w:b/>
           <w:lang w:val="en_US" w:bidi="en_US"/>
         </w:rPr>
@@ -24322,6 +27654,20 @@
       </w:r>
       <w:r>
         <w:rPr>
+          <w:lang w:val="en_US" w:bidi="en_US"/>
+        </w:rPr>
+        <w:t>בַּת־פוּצַ֔⁠י</w:t>
+      </w:r>
+    </w:p>
+    <w:p>
+      <w:pPr/>
+      <w:r>
+        <w:rPr>
+          <w:lang w:val="en_US" w:bidi="en_US"/>
+        </w:rPr>
+      </w:r>
+      <w:r>
+        <w:rPr>
           <w:b/>
           <w:lang w:val="en_US" w:bidi="en_US"/>
         </w:rPr>
@@ -24431,6 +27777,20 @@
       </w:r>
       <w:r>
         <w:rPr>
+          <w:lang w:val="en_US" w:bidi="en_US"/>
+        </w:rPr>
+        <w:t>בַּת־פוּצַ֔⁠י</w:t>
+      </w:r>
+    </w:p>
+    <w:p>
+      <w:pPr/>
+      <w:r>
+        <w:rPr>
+          <w:lang w:val="en_US" w:bidi="en_US"/>
+        </w:rPr>
+      </w:r>
+      <w:r>
+        <w:rPr>
           <w:b/>
           <w:lang w:val="en_US" w:bidi="en_US"/>
         </w:rPr>
@@ -24514,6 +27874,20 @@
       </w:r>
       <w:r>
         <w:rPr>
+          <w:lang w:val="en_US" w:bidi="en_US"/>
+        </w:rPr>
+        <w:t>יוֹבִל֖וּ⁠ן מִנְחָתִֽ⁠י</w:t>
+      </w:r>
+    </w:p>
+    <w:p>
+      <w:pPr/>
+      <w:r>
+        <w:rPr>
+          <w:lang w:val="en_US" w:bidi="en_US"/>
+        </w:rPr>
+      </w:r>
+      <w:r>
+        <w:rPr>
           <w:b/>
           <w:lang w:val="en_US" w:bidi="en_US"/>
         </w:rPr>
@@ -24612,6 +27986,20 @@
         <w:rPr>
           <w:lang w:val="en_US" w:bidi="en_US"/>
         </w:rPr>
+      </w:r>
+    </w:p>
+    <w:p>
+      <w:pPr/>
+      <w:r>
+        <w:rPr>
+          <w:lang w:val="en_US" w:bidi="en_US"/>
+        </w:rPr>
+      </w:r>
+      <w:r>
+        <w:rPr>
+          <w:lang w:val="en_US" w:bidi="en_US"/>
+        </w:rPr>
+        <w:t>לֹ֤א תֵב֨וֹשִׁי֙ &amp; עֲלִילֹתַ֔יִ⁠ךְ</w:t>
       </w:r>
     </w:p>
     <w:p>
@@ -24763,6 +28151,20 @@
       </w:r>
       <w:r>
         <w:rPr>
+          <w:lang w:val="en_US" w:bidi="en_US"/>
+        </w:rPr>
+        <w:t>עַלִּיזֵי֙ גַּאֲוָתֵ֔⁠ךְ</w:t>
+      </w:r>
+    </w:p>
+    <w:p>
+      <w:pPr/>
+      <w:r>
+        <w:rPr>
+          <w:lang w:val="en_US" w:bidi="en_US"/>
+        </w:rPr>
+      </w:r>
+      <w:r>
+        <w:rPr>
           <w:b/>
           <w:lang w:val="en_US" w:bidi="en_US"/>
         </w:rPr>
@@ -24859,6 +28261,20 @@
       </w:r>
       <w:r>
         <w:rPr>
+          <w:lang w:val="en_US" w:bidi="en_US"/>
+        </w:rPr>
+        <w:t>בְ⁠קִרְבֵּ֔⁠ךְ</w:t>
+      </w:r>
+    </w:p>
+    <w:p>
+      <w:pPr/>
+      <w:r>
+        <w:rPr>
+          <w:lang w:val="en_US" w:bidi="en_US"/>
+        </w:rPr>
+      </w:r>
+      <w:r>
+        <w:rPr>
           <w:b/>
           <w:lang w:val="en_US" w:bidi="en_US"/>
         </w:rPr>
@@ -24942,6 +28358,20 @@
       </w:r>
       <w:r>
         <w:rPr>
+          <w:lang w:val="en_US" w:bidi="en_US"/>
+        </w:rPr>
+        <w:t>עַ֥ם עָנִ֖י וָ⁠דָ֑ל</w:t>
+      </w:r>
+    </w:p>
+    <w:p>
+      <w:pPr/>
+      <w:r>
+        <w:rPr>
+          <w:lang w:val="en_US" w:bidi="en_US"/>
+        </w:rPr>
+      </w:r>
+      <w:r>
+        <w:rPr>
           <w:b/>
           <w:lang w:val="en_US" w:bidi="en_US"/>
         </w:rPr>
@@ -25051,6 +28481,20 @@
       </w:r>
       <w:r>
         <w:rPr>
+          <w:lang w:val="en_US" w:bidi="en_US"/>
+        </w:rPr>
+        <w:t>וְ⁠חָס֖וּ בְּ⁠שֵׁ֥ם יְהוָֽה</w:t>
+      </w:r>
+    </w:p>
+    <w:p>
+      <w:pPr/>
+      <w:r>
+        <w:rPr>
+          <w:lang w:val="en_US" w:bidi="en_US"/>
+        </w:rPr>
+      </w:r>
+      <w:r>
+        <w:rPr>
           <w:b/>
           <w:lang w:val="en_US" w:bidi="en_US"/>
         </w:rPr>
@@ -25134,6 +28578,20 @@
       </w:r>
       <w:r>
         <w:rPr>
+          <w:lang w:val="en_US" w:bidi="en_US"/>
+        </w:rPr>
+        <w:t>וְ⁠חָס֖וּ בְּ⁠שֵׁ֥ם יְהוָֽה</w:t>
+      </w:r>
+    </w:p>
+    <w:p>
+      <w:pPr/>
+      <w:r>
+        <w:rPr>
+          <w:lang w:val="en_US" w:bidi="en_US"/>
+        </w:rPr>
+      </w:r>
+      <w:r>
+        <w:rPr>
           <w:b/>
           <w:lang w:val="en_US" w:bidi="en_US"/>
         </w:rPr>
@@ -25230,6 +28688,20 @@
       </w:r>
       <w:r>
         <w:rPr>
+          <w:lang w:val="en_US" w:bidi="en_US"/>
+        </w:rPr>
+        <w:t>וְ⁠לֹא־יְדַבְּר֣וּ כָזָ֔ב וְ⁠לֹֽא־יִמָּצֵ֥א בְּ⁠פִי⁠הֶ֖ם לְשׁ֣וֹן תַּרְמִ֑ית</w:t>
+      </w:r>
+    </w:p>
+    <w:p>
+      <w:pPr/>
+      <w:r>
+        <w:rPr>
+          <w:lang w:val="en_US" w:bidi="en_US"/>
+        </w:rPr>
+      </w:r>
+      <w:r>
+        <w:rPr>
           <w:b/>
           <w:lang w:val="en_US" w:bidi="en_US"/>
         </w:rPr>
@@ -25313,6 +28785,20 @@
       </w:r>
       <w:r>
         <w:rPr>
+          <w:lang w:val="en_US" w:bidi="en_US"/>
+        </w:rPr>
+        <w:t>וְ⁠לֹא־יְדַבְּר֣וּ כָזָ֔ב וְ⁠לֹֽא־יִמָּצֵ֥א בְּ⁠פִי⁠הֶ֖ם לְשׁ֣וֹן תַּרְמִ֑ית</w:t>
+      </w:r>
+    </w:p>
+    <w:p>
+      <w:pPr/>
+      <w:r>
+        <w:rPr>
+          <w:lang w:val="en_US" w:bidi="en_US"/>
+        </w:rPr>
+      </w:r>
+      <w:r>
+        <w:rPr>
           <w:b/>
           <w:lang w:val="en_US" w:bidi="en_US"/>
         </w:rPr>
@@ -25409,6 +28895,20 @@
       </w:r>
       <w:r>
         <w:rPr>
+          <w:lang w:val="en_US" w:bidi="en_US"/>
+        </w:rPr>
+        <w:t>וְ⁠לֹֽא־יִמָּצֵ֥א בְּ⁠פִי⁠הֶ֖ם לְשׁ֣וֹן תַּרְמִ֑ית</w:t>
+      </w:r>
+    </w:p>
+    <w:p>
+      <w:pPr/>
+      <w:r>
+        <w:rPr>
+          <w:lang w:val="en_US" w:bidi="en_US"/>
+        </w:rPr>
+      </w:r>
+      <w:r>
+        <w:rPr>
           <w:b/>
           <w:lang w:val="en_US" w:bidi="en_US"/>
         </w:rPr>
@@ -25492,6 +28992,20 @@
       </w:r>
       <w:r>
         <w:rPr>
+          <w:lang w:val="en_US" w:bidi="en_US"/>
+        </w:rPr>
+        <w:t>וְ⁠לֹֽא־יִמָּצֵ֥א בְּ⁠פִי⁠הֶ֖ם לְשׁ֣וֹן תַּרְמִ֑ית</w:t>
+      </w:r>
+    </w:p>
+    <w:p>
+      <w:pPr/>
+      <w:r>
+        <w:rPr>
+          <w:lang w:val="en_US" w:bidi="en_US"/>
+        </w:rPr>
+      </w:r>
+      <w:r>
+        <w:rPr>
           <w:b/>
           <w:lang w:val="en_US" w:bidi="en_US"/>
         </w:rPr>
@@ -25588,6 +29102,20 @@
       </w:r>
       <w:r>
         <w:rPr>
+          <w:lang w:val="en_US" w:bidi="en_US"/>
+        </w:rPr>
+        <w:t>וְ⁠לֹֽא־יִמָּצֵ֥א בְּ⁠פִי⁠הֶ֖ם לְשׁ֣וֹן תַּרְמִ֑ית</w:t>
+      </w:r>
+    </w:p>
+    <w:p>
+      <w:pPr/>
+      <w:r>
+        <w:rPr>
+          <w:lang w:val="en_US" w:bidi="en_US"/>
+        </w:rPr>
+      </w:r>
+      <w:r>
+        <w:rPr>
           <w:b/>
           <w:lang w:val="en_US" w:bidi="en_US"/>
         </w:rPr>
@@ -25697,6 +29225,20 @@
       </w:r>
       <w:r>
         <w:rPr>
+          <w:lang w:val="en_US" w:bidi="en_US"/>
+        </w:rPr>
+        <w:t>כִּֽי־הֵ֛מָּה יִרְע֥וּ וְ⁠רָבְצ֖וּ וְ⁠אֵ֥ין מַחֲרִֽיד</w:t>
+      </w:r>
+    </w:p>
+    <w:p>
+      <w:pPr/>
+      <w:r>
+        <w:rPr>
+          <w:lang w:val="en_US" w:bidi="en_US"/>
+        </w:rPr>
+      </w:r>
+      <w:r>
+        <w:rPr>
           <w:b/>
           <w:lang w:val="en_US" w:bidi="en_US"/>
         </w:rPr>
@@ -25780,6 +29322,20 @@
       </w:r>
       <w:r>
         <w:rPr>
+          <w:lang w:val="en_US" w:bidi="en_US"/>
+        </w:rPr>
+        <w:t>כִּֽי־הֵ֛מָּה יִרְע֥וּ וְ⁠רָבְצ֖וּ וְ⁠אֵ֥ין מַחֲרִֽיד</w:t>
+      </w:r>
+    </w:p>
+    <w:p>
+      <w:pPr/>
+      <w:r>
+        <w:rPr>
+          <w:lang w:val="en_US" w:bidi="en_US"/>
+        </w:rPr>
+      </w:r>
+      <w:r>
+        <w:rPr>
           <w:b/>
           <w:lang w:val="en_US" w:bidi="en_US"/>
         </w:rPr>
@@ -25889,6 +29445,20 @@
       </w:r>
       <w:r>
         <w:rPr>
+          <w:lang w:val="en_US" w:bidi="en_US"/>
+        </w:rPr>
+        <w:t>רָנִּי֙ &amp; הָרִ֖יעוּ &amp; שִׂמְחִ֤י וְ⁠עָלְזִי֙</w:t>
+      </w:r>
+    </w:p>
+    <w:p>
+      <w:pPr/>
+      <w:r>
+        <w:rPr>
+          <w:lang w:val="en_US" w:bidi="en_US"/>
+        </w:rPr>
+      </w:r>
+      <w:r>
+        <w:rPr>
           <w:b/>
           <w:lang w:val="en_US" w:bidi="en_US"/>
         </w:rPr>
@@ -26039,6 +29609,20 @@
         <w:rPr>
           <w:lang w:val="en_US" w:bidi="en_US"/>
         </w:rPr>
+      </w:r>
+    </w:p>
+    <w:p>
+      <w:pPr/>
+      <w:r>
+        <w:rPr>
+          <w:lang w:val="en_US" w:bidi="en_US"/>
+        </w:rPr>
+      </w:r>
+      <w:r>
+        <w:rPr>
+          <w:lang w:val="en_US" w:bidi="en_US"/>
+        </w:rPr>
+        <w:t>בַּת־צִיּ֔וֹן</w:t>
       </w:r>
     </w:p>
     <w:p>
@@ -26164,6 +29748,20 @@
       </w:r>
       <w:r>
         <w:rPr>
+          <w:lang w:val="en_US" w:bidi="en_US"/>
+        </w:rPr>
+        <w:t>בַּת־צִיּ֔וֹן</w:t>
+      </w:r>
+    </w:p>
+    <w:p>
+      <w:pPr/>
+      <w:r>
+        <w:rPr>
+          <w:lang w:val="en_US" w:bidi="en_US"/>
+        </w:rPr>
+      </w:r>
+      <w:r>
+        <w:rPr>
           <w:b/>
           <w:lang w:val="en_US" w:bidi="en_US"/>
         </w:rPr>
@@ -26260,6 +29858,20 @@
       </w:r>
       <w:r>
         <w:rPr>
+          <w:lang w:val="en_US" w:bidi="en_US"/>
+        </w:rPr>
+        <w:t>יִשְׂרָאֵ֑ל</w:t>
+      </w:r>
+    </w:p>
+    <w:p>
+      <w:pPr/>
+      <w:r>
+        <w:rPr>
+          <w:lang w:val="en_US" w:bidi="en_US"/>
+        </w:rPr>
+      </w:r>
+      <w:r>
+        <w:rPr>
           <w:b/>
           <w:lang w:val="en_US" w:bidi="en_US"/>
         </w:rPr>
@@ -26356,6 +29968,20 @@
       </w:r>
       <w:r>
         <w:rPr>
+          <w:lang w:val="en_US" w:bidi="en_US"/>
+        </w:rPr>
+        <w:t>שִׂמְחִ֤י וְ⁠עָלְזִי֙</w:t>
+      </w:r>
+    </w:p>
+    <w:p>
+      <w:pPr/>
+      <w:r>
+        <w:rPr>
+          <w:lang w:val="en_US" w:bidi="en_US"/>
+        </w:rPr>
+      </w:r>
+      <w:r>
+        <w:rPr>
           <w:b/>
           <w:lang w:val="en_US" w:bidi="en_US"/>
         </w:rPr>
@@ -26465,6 +30091,20 @@
       </w:r>
       <w:r>
         <w:rPr>
+          <w:lang w:val="en_US" w:bidi="en_US"/>
+        </w:rPr>
+        <w:t>בְּ⁠כָל־לֵ֔ב</w:t>
+      </w:r>
+    </w:p>
+    <w:p>
+      <w:pPr/>
+      <w:r>
+        <w:rPr>
+          <w:lang w:val="en_US" w:bidi="en_US"/>
+        </w:rPr>
+      </w:r>
+      <w:r>
+        <w:rPr>
           <w:b/>
           <w:lang w:val="en_US" w:bidi="en_US"/>
         </w:rPr>
@@ -26561,6 +30201,20 @@
       </w:r>
       <w:r>
         <w:rPr>
+          <w:lang w:val="en_US" w:bidi="en_US"/>
+        </w:rPr>
+        <w:t>בַּ֖ת יְרוּשָׁלִָֽם</w:t>
+      </w:r>
+    </w:p>
+    <w:p>
+      <w:pPr/>
+      <w:r>
+        <w:rPr>
+          <w:lang w:val="en_US" w:bidi="en_US"/>
+        </w:rPr>
+      </w:r>
+      <w:r>
+        <w:rPr>
           <w:b/>
           <w:lang w:val="en_US" w:bidi="en_US"/>
         </w:rPr>
@@ -26657,6 +30311,20 @@
       </w:r>
       <w:r>
         <w:rPr>
+          <w:lang w:val="en_US" w:bidi="en_US"/>
+        </w:rPr>
+        <w:t>מִשְׁפָּטַ֔יִ⁠ךְ &amp; לֹא־תִֽירְאִ֥י</w:t>
+      </w:r>
+    </w:p>
+    <w:p>
+      <w:pPr/>
+      <w:r>
+        <w:rPr>
+          <w:lang w:val="en_US" w:bidi="en_US"/>
+        </w:rPr>
+      </w:r>
+      <w:r>
+        <w:rPr>
           <w:b/>
           <w:lang w:val="en_US" w:bidi="en_US"/>
         </w:rPr>
@@ -26740,6 +30408,20 @@
       </w:r>
       <w:r>
         <w:rPr>
+          <w:lang w:val="en_US" w:bidi="en_US"/>
+        </w:rPr>
+        <w:t>מִשְׁפָּטַ֔יִ⁠ךְ</w:t>
+      </w:r>
+    </w:p>
+    <w:p>
+      <w:pPr/>
+      <w:r>
+        <w:rPr>
+          <w:lang w:val="en_US" w:bidi="en_US"/>
+        </w:rPr>
+      </w:r>
+      <w:r>
+        <w:rPr>
           <w:b/>
           <w:lang w:val="en_US" w:bidi="en_US"/>
         </w:rPr>
@@ -26849,6 +30531,20 @@
       </w:r>
       <w:r>
         <w:rPr>
+          <w:lang w:val="en_US" w:bidi="en_US"/>
+        </w:rPr>
+        <w:t>מֶ֣לֶךְ יִשְׂרָאֵ֤ל</w:t>
+      </w:r>
+    </w:p>
+    <w:p>
+      <w:pPr/>
+      <w:r>
+        <w:rPr>
+          <w:lang w:val="en_US" w:bidi="en_US"/>
+        </w:rPr>
+      </w:r>
+      <w:r>
+        <w:rPr>
           <w:b/>
           <w:lang w:val="en_US" w:bidi="en_US"/>
         </w:rPr>
@@ -26971,6 +30667,20 @@
       </w:r>
       <w:r>
         <w:rPr>
+          <w:lang w:val="en_US" w:bidi="en_US"/>
+        </w:rPr>
+        <w:t>בַּ⁠יּ֣וֹם הַ⁠ה֔וּא</w:t>
+      </w:r>
+    </w:p>
+    <w:p>
+      <w:pPr/>
+      <w:r>
+        <w:rPr>
+          <w:lang w:val="en_US" w:bidi="en_US"/>
+        </w:rPr>
+      </w:r>
+      <w:r>
+        <w:rPr>
           <w:b/>
           <w:lang w:val="en_US" w:bidi="en_US"/>
         </w:rPr>
@@ -27067,6 +30777,20 @@
       </w:r>
       <w:r>
         <w:rPr>
+          <w:lang w:val="en_US" w:bidi="en_US"/>
+        </w:rPr>
+        <w:t>יֵאָמֵ֥ר</w:t>
+      </w:r>
+    </w:p>
+    <w:p>
+      <w:pPr/>
+      <w:r>
+        <w:rPr>
+          <w:lang w:val="en_US" w:bidi="en_US"/>
+        </w:rPr>
+      </w:r>
+      <w:r>
+        <w:rPr>
           <w:b/>
           <w:lang w:val="en_US" w:bidi="en_US"/>
         </w:rPr>
@@ -27150,6 +30874,20 @@
       </w:r>
       <w:r>
         <w:rPr>
+          <w:lang w:val="en_US" w:bidi="en_US"/>
+        </w:rPr>
+        <w:t>לִירֽוּשָׁלִַ֖ם אַל־תִּירָ֑אִי צִיּ֖וֹן אַל־יִרְפּ֥וּ יָדָֽיִ⁠ךְ</w:t>
+      </w:r>
+    </w:p>
+    <w:p>
+      <w:pPr/>
+      <w:r>
+        <w:rPr>
+          <w:lang w:val="en_US" w:bidi="en_US"/>
+        </w:rPr>
+      </w:r>
+      <w:r>
+        <w:rPr>
           <w:b/>
           <w:lang w:val="en_US" w:bidi="en_US"/>
         </w:rPr>
@@ -27285,6 +31023,20 @@
       </w:r>
       <w:r>
         <w:rPr>
+          <w:lang w:val="en_US" w:bidi="en_US"/>
+        </w:rPr>
+        <w:t>אַל־תִּירָ֑אִי צִיּ֖וֹן אַל־יִרְפּ֥וּ יָדָֽיִ⁠ךְ</w:t>
+      </w:r>
+    </w:p>
+    <w:p>
+      <w:pPr/>
+      <w:r>
+        <w:rPr>
+          <w:lang w:val="en_US" w:bidi="en_US"/>
+        </w:rPr>
+      </w:r>
+      <w:r>
+        <w:rPr>
           <w:b/>
           <w:lang w:val="en_US" w:bidi="en_US"/>
         </w:rPr>
@@ -27381,6 +31133,20 @@
       </w:r>
       <w:r>
         <w:rPr>
+          <w:lang w:val="en_US" w:bidi="en_US"/>
+        </w:rPr>
+        <w:t>יַחֲרִישׁ֙ בְּ⁠אַ֣הֲבָת֔⁠וֹ</w:t>
+      </w:r>
+    </w:p>
+    <w:p>
+      <w:pPr/>
+      <w:r>
+        <w:rPr>
+          <w:lang w:val="en_US" w:bidi="en_US"/>
+        </w:rPr>
+      </w:r>
+      <w:r>
+        <w:rPr>
           <w:b/>
           <w:lang w:val="en_US" w:bidi="en_US"/>
         </w:rPr>
@@ -27503,6 +31269,20 @@
       </w:r>
       <w:r>
         <w:rPr>
+          <w:lang w:val="en_US" w:bidi="en_US"/>
+        </w:rPr>
+        <w:t>נוּגֵ֧י מִ⁠מּוֹעֵ֛ד אָסַ֖פְתִּי מִמֵּ֣⁠ךְ הָי֑וּ מַשְׂאֵ֥ת עָלֶ֖י⁠הָ חֶרְפָּֽה</w:t>
+      </w:r>
+    </w:p>
+    <w:p>
+      <w:pPr/>
+      <w:r>
+        <w:rPr>
+          <w:lang w:val="en_US" w:bidi="en_US"/>
+        </w:rPr>
+      </w:r>
+      <w:r>
+        <w:rPr>
           <w:b/>
           <w:lang w:val="en_US" w:bidi="en_US"/>
         </w:rPr>
@@ -27586,6 +31366,20 @@
       </w:r>
       <w:r>
         <w:rPr>
+          <w:lang w:val="en_US" w:bidi="en_US"/>
+        </w:rPr>
+        <w:t>נוּגֵ֧י מִ⁠מּוֹעֵ֛ד אָסַ֖פְתִּי מִמֵּ֣⁠ךְ הָי֑וּ</w:t>
+      </w:r>
+    </w:p>
+    <w:p>
+      <w:pPr/>
+      <w:r>
+        <w:rPr>
+          <w:lang w:val="en_US" w:bidi="en_US"/>
+        </w:rPr>
+      </w:r>
+      <w:r>
+        <w:rPr>
           <w:b/>
           <w:lang w:val="en_US" w:bidi="en_US"/>
         </w:rPr>
@@ -27708,6 +31502,20 @@
       </w:r>
       <w:r>
         <w:rPr>
+          <w:lang w:val="en_US" w:bidi="en_US"/>
+        </w:rPr>
+        <w:t>אָסַ֖פְתִּי</w:t>
+      </w:r>
+    </w:p>
+    <w:p>
+      <w:pPr/>
+      <w:r>
+        <w:rPr>
+          <w:lang w:val="en_US" w:bidi="en_US"/>
+        </w:rPr>
+      </w:r>
+      <w:r>
+        <w:rPr>
           <w:b/>
           <w:lang w:val="en_US" w:bidi="en_US"/>
         </w:rPr>
@@ -27791,6 +31599,20 @@
       </w:r>
       <w:r>
         <w:rPr>
+          <w:lang w:val="en_US" w:bidi="en_US"/>
+        </w:rPr>
+        <w:t>מַשְׂאֵ֥ת עָלֶ֖י⁠הָ חֶרְפָּֽה</w:t>
+      </w:r>
+    </w:p>
+    <w:p>
+      <w:pPr/>
+      <w:r>
+        <w:rPr>
+          <w:lang w:val="en_US" w:bidi="en_US"/>
+        </w:rPr>
+      </w:r>
+      <w:r>
+        <w:rPr>
           <w:b/>
           <w:lang w:val="en_US" w:bidi="en_US"/>
         </w:rPr>
@@ -27900,6 +31722,20 @@
       </w:r>
       <w:r>
         <w:rPr>
+          <w:lang w:val="en_US" w:bidi="en_US"/>
+        </w:rPr>
+        <w:t>וְ⁠הוֹשַׁעְתִּ֣י אֶת־הַ⁠צֹּלֵעָ֗ה וְ⁠הַ⁠נִּדָּחָה֙ אֲקַבֵּ֔ץ</w:t>
+      </w:r>
+    </w:p>
+    <w:p>
+      <w:pPr/>
+      <w:r>
+        <w:rPr>
+          <w:lang w:val="en_US" w:bidi="en_US"/>
+        </w:rPr>
+      </w:r>
+      <w:r>
+        <w:rPr>
           <w:b/>
           <w:lang w:val="en_US" w:bidi="en_US"/>
         </w:rPr>
@@ -28035,6 +31871,20 @@
       </w:r>
       <w:r>
         <w:rPr>
+          <w:lang w:val="en_US" w:bidi="en_US"/>
+        </w:rPr>
+        <w:t>אֶת־הַ⁠צֹּלֵעָ֗ה</w:t>
+      </w:r>
+    </w:p>
+    <w:p>
+      <w:pPr/>
+      <w:r>
+        <w:rPr>
+          <w:lang w:val="en_US" w:bidi="en_US"/>
+        </w:rPr>
+      </w:r>
+      <w:r>
+        <w:rPr>
           <w:b/>
           <w:lang w:val="en_US" w:bidi="en_US"/>
         </w:rPr>
@@ -28131,6 +31981,20 @@
       </w:r>
       <w:r>
         <w:rPr>
+          <w:lang w:val="en_US" w:bidi="en_US"/>
+        </w:rPr>
+        <w:t>וְ⁠הַ⁠נִּדָּחָה֙</w:t>
+      </w:r>
+    </w:p>
+    <w:p>
+      <w:pPr/>
+      <w:r>
+        <w:rPr>
+          <w:lang w:val="en_US" w:bidi="en_US"/>
+        </w:rPr>
+      </w:r>
+      <w:r>
+        <w:rPr>
           <w:b/>
           <w:lang w:val="en_US" w:bidi="en_US"/>
         </w:rPr>
@@ -28214,6 +32078,20 @@
       </w:r>
       <w:r>
         <w:rPr>
+          <w:lang w:val="en_US" w:bidi="en_US"/>
+        </w:rPr>
+        <w:t>וְ⁠שַׂמְתִּי⁠ם֙ לִ⁠תְהִלָּ֣ה וּ⁠לְ⁠שֵׁ֔ם בְּ⁠כָל־הָ⁠אָ֖רֶץ בָּשְׁתָּֽ⁠ם</w:t>
+      </w:r>
+    </w:p>
+    <w:p>
+      <w:pPr/>
+      <w:r>
+        <w:rPr>
+          <w:lang w:val="en_US" w:bidi="en_US"/>
+        </w:rPr>
+      </w:r>
+      <w:r>
+        <w:rPr>
           <w:b/>
           <w:lang w:val="en_US" w:bidi="en_US"/>
         </w:rPr>
@@ -28297,6 +32175,20 @@
       </w:r>
       <w:r>
         <w:rPr>
+          <w:lang w:val="en_US" w:bidi="en_US"/>
+        </w:rPr>
+        <w:t>וְ⁠שַׂמְתִּי⁠ם֙ לִ⁠תְהִלָּ֣ה</w:t>
+      </w:r>
+    </w:p>
+    <w:p>
+      <w:pPr/>
+      <w:r>
+        <w:rPr>
+          <w:lang w:val="en_US" w:bidi="en_US"/>
+        </w:rPr>
+      </w:r>
+      <w:r>
+        <w:rPr>
           <w:b/>
           <w:lang w:val="en_US" w:bidi="en_US"/>
         </w:rPr>
@@ -28406,6 +32298,20 @@
       </w:r>
       <w:r>
         <w:rPr>
+          <w:lang w:val="en_US" w:bidi="en_US"/>
+        </w:rPr>
+        <w:t>וּ⁠לְ⁠שֵׁ֔ם בְּ⁠כָל־הָ⁠אָ֖רֶץ בָּשְׁתָּֽ⁠ם</w:t>
+      </w:r>
+    </w:p>
+    <w:p>
+      <w:pPr/>
+      <w:r>
+        <w:rPr>
+          <w:lang w:val="en_US" w:bidi="en_US"/>
+        </w:rPr>
+      </w:r>
+      <w:r>
+        <w:rPr>
           <w:b/>
           <w:lang w:val="en_US" w:bidi="en_US"/>
         </w:rPr>
@@ -28502,6 +32408,20 @@
       </w:r>
       <w:r>
         <w:rPr>
+          <w:lang w:val="en_US" w:bidi="en_US"/>
+        </w:rPr>
+        <w:t>אָבִ֣יא אֶתְ⁠כֶ֔ם</w:t>
+      </w:r>
+    </w:p>
+    <w:p>
+      <w:pPr/>
+      <w:r>
+        <w:rPr>
+          <w:lang w:val="en_US" w:bidi="en_US"/>
+        </w:rPr>
+      </w:r>
+      <w:r>
+        <w:rPr>
           <w:b/>
           <w:lang w:val="en_US" w:bidi="en_US"/>
         </w:rPr>
@@ -28611,6 +32531,20 @@
       </w:r>
       <w:r>
         <w:rPr>
+          <w:lang w:val="en_US" w:bidi="en_US"/>
+        </w:rPr>
+        <w:t>אֶתֵּ֨ן אֶתְ⁠כֶ֜ם לְ⁠שֵׁ֣ם וְ⁠לִ⁠תְהִלָּ֗ה בְּ⁠כֹל֙ עַמֵּ֣י הָ⁠אָ֔רֶץ</w:t>
+      </w:r>
+    </w:p>
+    <w:p>
+      <w:pPr/>
+      <w:r>
+        <w:rPr>
+          <w:lang w:val="en_US" w:bidi="en_US"/>
+        </w:rPr>
+      </w:r>
+      <w:r>
+        <w:rPr>
           <w:b/>
           <w:lang w:val="en_US" w:bidi="en_US"/>
         </w:rPr>
@@ -28707,6 +32641,20 @@
       </w:r>
       <w:r>
         <w:rPr>
+          <w:lang w:val="en_US" w:bidi="en_US"/>
+        </w:rPr>
+        <w:t>בְּ⁠שׁוּבִ֧⁠י אֶת־שְׁבוּתֵי⁠כֶ֛ם לְ⁠עֵינֵי⁠כֶ֖ם</w:t>
+      </w:r>
+    </w:p>
+    <w:p>
+      <w:pPr/>
+      <w:r>
+        <w:rPr>
+          <w:lang w:val="en_US" w:bidi="en_US"/>
+        </w:rPr>
+      </w:r>
+      <w:r>
+        <w:rPr>
           <w:b/>
           <w:lang w:val="en_US" w:bidi="en_US"/>
         </w:rPr>
@@ -28792,6 +32740,20 @@
         <w:rPr>
           <w:lang w:val="en_US" w:bidi="en_US"/>
         </w:rPr>
+      </w:r>
+    </w:p>
+    <w:p>
+      <w:pPr/>
+      <w:r>
+        <w:rPr>
+          <w:lang w:val="en_US" w:bidi="en_US"/>
+        </w:rPr>
+      </w:r>
+      <w:r>
+        <w:rPr>
+          <w:lang w:val="en_US" w:bidi="en_US"/>
+        </w:rPr>
+        <w:t>אָמַ֥ר יְהוָֽה</w:t>
       </w:r>
     </w:p>
     <w:p>

--- a/eng/docx/36.content.docx
+++ b/eng/docx/36.content.docx
@@ -28,49 +28,15 @@
       </w:r>
     </w:p>
     <w:p>
-      <w:pPr>
-        <w:pStyle w:val="Heading2"/>
-      </w:pPr>
-      <w:r>
-        <w:rPr>
-          <w:lang w:val="en_US" w:bidi="en_US"/>
-        </w:rPr>
-        <w:t>License Information</w:t>
-      </w:r>
-      <w:r>
-        <w:rPr>
-          <w:lang w:val="en_US" w:bidi="en_US"/>
-        </w:rPr>
-      </w:r>
-    </w:p>
-    <w:p>
-      <w:pPr/>
-      <w:r>
-        <w:rPr>
-          <w:lang w:val="en_US" w:bidi="en_US"/>
-        </w:rPr>
-      </w:r>
-      <w:r>
-        <w:rPr>
-          <w:b/>
-          <w:lang w:val="en_US" w:bidi="en_US"/>
-        </w:rPr>
-        <w:t>Translation Notes (unfoldingWord)</w:t>
-      </w:r>
-      <w:r>
-        <w:rPr>
-          <w:lang w:val="en_US" w:bidi="en_US"/>
-        </w:rPr>
-        <w:t xml:space="preserve"> is based on</w:t>
-      </w:r>
-      <w:r>
-        <w:rPr>
-          <w:lang w:val="en_US" w:bidi="en_US"/>
-        </w:rPr>
-        <w:t xml:space="preserve">: </w:t>
-      </w:r>
-      <w:r>
-        <w:rPr>
+      <w:pPr/>
+      <w:r>
+        <w:rPr>
+          <w:lang w:val="en_US" w:bidi="en_US"/>
+        </w:rPr>
+      </w:r>
+      <w:r>
+        <w:rPr>
+          <w:b/>
           <w:lang w:val="en_US" w:bidi="en_US"/>
         </w:rPr>
         <w:t>unfoldingWord® Translation Notes</w:t>
@@ -79,62 +45,31 @@
         <w:rPr>
           <w:lang w:val="en_US" w:bidi="en_US"/>
         </w:rPr>
-        <w:t xml:space="preserve">, </w:t>
-      </w:r>
-      <w:hyperlink r:id="rId13">
-        <w:r>
-          <w:rPr>
-            <w:lang w:val="en_US" w:bidi="en_US"/>
-          </w:rPr>
-          <w:rPr>
-            <w:color w:val="0000EE"/>
-            <w:u w:val="single"/>
-          </w:rPr>
-          <w:t>unfoldingWord</w:t>
-        </w:r>
-      </w:hyperlink>
-      <w:r>
-        <w:rPr>
-          <w:lang w:val="en_US" w:bidi="en_US"/>
-        </w:rPr>
-        <w:t xml:space="preserve">, 2022, which is licensed under a </w:t>
-      </w:r>
-      <w:hyperlink r:id="rId14">
-        <w:r>
-          <w:rPr>
-            <w:lang w:val="en_US" w:bidi="en_US"/>
-          </w:rPr>
-          <w:rPr>
-            <w:color w:val="0000EE"/>
-            <w:u w:val="single"/>
-          </w:rPr>
-          <w:t>CC BY-SA 4.0 license</w:t>
-        </w:r>
-      </w:hyperlink>
-      <w:r>
-        <w:rPr>
-          <w:lang w:val="en_US" w:bidi="en_US"/>
-        </w:rPr>
-        <w:t>.</w:t>
-      </w:r>
-      <w:r>
-        <w:rPr>
-          <w:lang w:val="en_US" w:bidi="en_US"/>
-        </w:rPr>
-      </w:r>
-    </w:p>
-    <w:p>
-      <w:pPr/>
-      <w:r>
-        <w:rPr>
-          <w:lang w:val="en_US" w:bidi="en_US"/>
-        </w:rPr>
-      </w:r>
-      <w:r>
-        <w:rPr>
-          <w:lang w:val="en_US" w:bidi="en_US"/>
-        </w:rPr>
-        <w:t>This PDF version is provided under the same license.</w:t>
+        <w:t xml:space="preserve"> © 2022 unfoldingWord. Released under CC BY-SA 4.0 license. </w:t>
+      </w:r>
+      <w:r>
+        <w:rPr>
+          <w:lang w:val="en_US" w:bidi="en_US"/>
+        </w:rPr>
+        <w:t>unfoldingWord® Translation Notes</w:t>
+      </w:r>
+      <w:r>
+        <w:rPr>
+          <w:lang w:val="en_US" w:bidi="en_US"/>
+        </w:rPr>
+        <w:t xml:space="preserve"> has been adapted in the following languages: Tok Pisin, Arabic (عربي), French (Français), Hindi (हिंदी), Indonesian (Bahasa Indonesia), Portuguese (Português), Russian (Русский), Spanish (Español), Swahili (Kiswahili), and Simplified Chinese (简体中文) from </w:t>
+      </w:r>
+      <w:r>
+        <w:rPr>
+          <w:lang w:val="en_US" w:bidi="en_US"/>
+        </w:rPr>
+        <w:t>unfoldingWord® Translation Notes</w:t>
+      </w:r>
+      <w:r>
+        <w:rPr>
+          <w:lang w:val="en_US" w:bidi="en_US"/>
+        </w:rPr>
+        <w:t xml:space="preserve"> © 2022 unfoldingWord. Released under CC BY-SA 4.0 license by Mission Mutual</w:t>
       </w:r>
       <w:r>
         <w:rPr>
@@ -3354,7 +3289,7 @@
         </w:rPr>
         <w:t xml:space="preserve"> probably refers to the priests descended from Aaron who were supposed to lead the Israelites in the worship of Yahweh. Unfortunately, at this time they were not serving Yahweh faithfully, as Zephaniah says in </w:t>
       </w:r>
-      <w:hyperlink r:id="rId15">
+      <w:hyperlink r:id="rId13">
         <w:r>
           <w:rPr>
             <w:lang w:val="en_US" w:bidi="en_US"/>
@@ -9052,7 +8987,7 @@
         </w:rPr>
         <w:t>Yahweh is alluding to what he told the Israelites would happen if they disobeyed him and worshiped false gods. When the Israelites first left Egypt, he told them through Moses that if they did those things, “You shall build a house but not live in it; you shall plant a vineyard but not use it” (</w:t>
       </w:r>
-      <w:hyperlink r:id="rId16">
+      <w:hyperlink r:id="rId14">
         <w:r>
           <w:rPr>
             <w:lang w:val="en_US" w:bidi="en_US"/>
@@ -10706,7 +10641,7 @@
         </w:rPr>
         <w:t xml:space="preserve">This is a further allusion to what Yahweh told the Israelites when they first left Egypt, like the allusion in verse 13. In </w:t>
       </w:r>
-      <w:hyperlink r:id="rId17">
+      <w:hyperlink r:id="rId15">
         <w:r>
           <w:rPr>
             <w:lang w:val="en_US" w:bidi="en_US"/>
@@ -13863,7 +13798,7 @@
         </w:rPr>
         <w:t xml:space="preserve"> or look for Yahweh. If it would be clearer in your language, you could state the meaning plainly. See how you translated the similar expression in </w:t>
       </w:r>
-      <w:hyperlink r:id="rId18">
+      <w:hyperlink r:id="rId16">
         <w:r>
           <w:rPr>
             <w:lang w:val="en_US" w:bidi="en_US"/>
@@ -14101,7 +14036,7 @@
         </w:rPr>
         <w:t xml:space="preserve"> could mean: (1) the land of Judah, since Zephaniah is addressing a specific “nation,” the nation of Judah, in verses 1–3. Alternate translation: “all you humble people of the land” or “all you Judeans who are willing to humble yourselves” (2) the entire world, since that is what the term means in </w:t>
       </w:r>
-      <w:hyperlink r:id="rId19">
+      <w:hyperlink r:id="rId17">
         <w:r>
           <w:rPr>
             <w:lang w:val="en_US" w:bidi="en_US"/>
@@ -14365,7 +14300,7 @@
         </w:rPr>
         <w:t xml:space="preserve">. If it would be clearer in your language, you could state the meaning plainly. The meaning of this image is slightly different from its meaning in </w:t>
       </w:r>
-      <w:hyperlink r:id="rId18">
+      <w:hyperlink r:id="rId16">
         <w:r>
           <w:rPr>
             <w:lang w:val="en_US" w:bidi="en_US"/>
@@ -17023,7 +16958,7 @@
         </w:rPr>
         <w:t xml:space="preserve"> in a specific sense to mean taking action in regard to someone. In </w:t>
       </w:r>
-      <w:hyperlink r:id="rId20">
+      <w:hyperlink r:id="rId18">
         <w:r>
           <w:rPr>
             <w:lang w:val="en_US" w:bidi="en_US"/>
@@ -17041,7 +16976,7 @@
         </w:rPr>
         <w:t xml:space="preserve">, </w:t>
       </w:r>
-      <w:hyperlink r:id="rId21">
+      <w:hyperlink r:id="rId19">
         <w:r>
           <w:rPr>
             <w:lang w:val="en_US" w:bidi="en_US"/>
@@ -17059,7 +16994,7 @@
         </w:rPr>
         <w:t xml:space="preserve">, and </w:t>
       </w:r>
-      <w:hyperlink r:id="rId22">
+      <w:hyperlink r:id="rId20">
         <w:r>
           <w:rPr>
             <w:lang w:val="en_US" w:bidi="en_US"/>
@@ -17174,7 +17109,7 @@
         </w:rPr>
         <w:t xml:space="preserve">This is the beginning of a direct quotation from Yahweh, as the phrase “the declaration of Yahweh of armies, the God of Israel” in the next verse indicates. See how you translated the phrase “the declaration of Yahweh” in </w:t>
       </w:r>
-      <w:hyperlink r:id="rId23">
+      <w:hyperlink r:id="rId21">
         <w:r>
           <w:rPr>
             <w:lang w:val="en_US" w:bidi="en_US"/>
@@ -17192,7 +17127,7 @@
         </w:rPr>
         <w:t xml:space="preserve">. If you used it to introduce the quotation there, you may wish to use the comparable phrase from </w:t>
       </w:r>
-      <w:hyperlink r:id="rId24">
+      <w:hyperlink r:id="rId22">
         <w:r>
           <w:rPr>
             <w:lang w:val="en_US" w:bidi="en_US"/>
@@ -18006,7 +17941,7 @@
         </w:rPr>
         <w:t xml:space="preserve"> were completely destroyed (see </w:t>
       </w:r>
-      <w:hyperlink r:id="rId25">
+      <w:hyperlink r:id="rId23">
         <w:r>
           <w:rPr>
             <w:lang w:val="en_US" w:bidi="en_US"/>
@@ -18781,7 +18716,7 @@
         </w:rPr>
         <w:t xml:space="preserve">See how you translated the expression “made themselves great” in </w:t>
       </w:r>
-      <w:hyperlink r:id="rId26">
+      <w:hyperlink r:id="rId24">
         <w:r>
           <w:rPr>
             <w:lang w:val="en_US" w:bidi="en_US"/>
@@ -19996,7 +19931,7 @@
         </w:rPr>
         <w:t xml:space="preserve">See how you translated the expression “I will stretch out my hand” in </w:t>
       </w:r>
-      <w:hyperlink r:id="rId27">
+      <w:hyperlink r:id="rId25">
         <w:r>
           <w:rPr>
             <w:lang w:val="en_US" w:bidi="en_US"/>
@@ -22596,7 +22531,7 @@
         </w:rPr>
         <w:t xml:space="preserve">See how you translated the term “princes” in </w:t>
       </w:r>
-      <w:hyperlink r:id="rId20">
+      <w:hyperlink r:id="rId18">
         <w:r>
           <w:rPr>
             <w:lang w:val="en_US" w:bidi="en_US"/>
@@ -24821,7 +24756,7 @@
         </w:rPr>
         <w:t xml:space="preserve">See how you translated the expression “cut off” in </w:t>
       </w:r>
-      <w:hyperlink r:id="rId28">
+      <w:hyperlink r:id="rId26">
         <w:r>
           <w:rPr>
             <w:lang w:val="en_US" w:bidi="en_US"/>
@@ -25046,7 +24981,7 @@
         </w:rPr>
         <w:t xml:space="preserve"> in </w:t>
       </w:r>
-      <w:hyperlink r:id="rId29">
+      <w:hyperlink r:id="rId27">
         <w:r>
           <w:rPr>
             <w:lang w:val="en_US" w:bidi="en_US"/>
@@ -25575,7 +25510,7 @@
         </w:rPr>
         <w:t xml:space="preserve">. He is actually speaking to and about the people who live in Jerusalem. If it would be helpful in your language, you could state the meaning plainly. See what you did in </w:t>
       </w:r>
-      <w:hyperlink r:id="rId30">
+      <w:hyperlink r:id="rId28">
         <w:r>
           <w:rPr>
             <w:lang w:val="en_US" w:bidi="en_US"/>
@@ -25690,7 +25625,7 @@
         </w:rPr>
         <w:t xml:space="preserve">See how you translated the expression “visit upon” in </w:t>
       </w:r>
-      <w:hyperlink r:id="rId20">
+      <w:hyperlink r:id="rId18">
         <w:r>
           <w:rPr>
             <w:lang w:val="en_US" w:bidi="en_US"/>
@@ -25998,7 +25933,7 @@
         </w:rPr>
         <w:t xml:space="preserve">See how you translated the phrase “the declaration of Yahweh” in </w:t>
       </w:r>
-      <w:hyperlink r:id="rId23">
+      <w:hyperlink r:id="rId21">
         <w:r>
           <w:rPr>
             <w:lang w:val="en_US" w:bidi="en_US"/>
@@ -26016,7 +25951,7 @@
         </w:rPr>
         <w:t xml:space="preserve">, </w:t>
       </w:r>
-      <w:hyperlink r:id="rId28">
+      <w:hyperlink r:id="rId26">
         <w:r>
           <w:rPr>
             <w:lang w:val="en_US" w:bidi="en_US"/>
@@ -26034,7 +25969,7 @@
         </w:rPr>
         <w:t xml:space="preserve">, </w:t>
       </w:r>
-      <w:hyperlink r:id="rId31">
+      <w:hyperlink r:id="rId29">
         <w:r>
           <w:rPr>
             <w:lang w:val="en_US" w:bidi="en_US"/>
@@ -26052,7 +25987,7 @@
         </w:rPr>
         <w:t xml:space="preserve">, and </w:t>
       </w:r>
-      <w:hyperlink r:id="rId24">
+      <w:hyperlink r:id="rId22">
         <w:r>
           <w:rPr>
             <w:lang w:val="en_US" w:bidi="en_US"/>
@@ -26193,7 +26128,7 @@
         </w:rPr>
         <w:t xml:space="preserve"> to indicate that he is certainly going to do what he describes. Your language may use the term “wait” in this same sense. If not, you could use plain language. Alternate translation: “‘Therefore, you sinful Judeans, just wait!’—the declaration of Yahweh—‘One day soon I will arise to the prey’” or “‘Therefore you can be certain, you sinful Judeans’—the declaration of Yahweh—‘that one day soon I will arise to the prey’” (2) the “humble of the earth” whom Zephaniah mentions in </w:t>
       </w:r>
-      <w:hyperlink r:id="rId32">
+      <w:hyperlink r:id="rId30">
         <w:r>
           <w:rPr>
             <w:lang w:val="en_US" w:bidi="en_US"/>
@@ -26470,7 +26405,7 @@
         </w:rPr>
         <w:t xml:space="preserve"> that he was going to pounce on. (This could be an allusion to the description of Jerusalem’s “princes” as “lions” and its “judges” as “wolves” in </w:t>
       </w:r>
-      <w:hyperlink r:id="rId33">
+      <w:hyperlink r:id="rId31">
         <w:r>
           <w:rPr>
             <w:lang w:val="en_US" w:bidi="en_US"/>
@@ -26857,7 +26792,7 @@
         </w:rPr>
         <w:t xml:space="preserve">. See how you translated the similar expression in </w:t>
       </w:r>
-      <w:hyperlink r:id="rId34">
+      <w:hyperlink r:id="rId32">
         <w:r>
           <w:rPr>
             <w:lang w:val="en_US" w:bidi="en_US"/>
@@ -26972,7 +26907,7 @@
         </w:rPr>
         <w:t xml:space="preserve">See how you translated the similar expression in </w:t>
       </w:r>
-      <w:hyperlink r:id="rId19">
+      <w:hyperlink r:id="rId17">
         <w:r>
           <w:rPr>
             <w:lang w:val="en_US" w:bidi="en_US"/>
@@ -27100,7 +27035,7 @@
         </w:rPr>
         <w:t xml:space="preserve"> by association to mean the capacity to speak. He could mean: (1) the peoples were saying wicked things because their character was wicked, but he will purify their character so that they will say pure things. Alternate translation: “I will surely give the peoples righteous character so that they will say pure things; then they will pray to me acceptably” (2) that by invoking the names of other gods (as described in </w:t>
       </w:r>
-      <w:hyperlink r:id="rId35">
+      <w:hyperlink r:id="rId33">
         <w:r>
           <w:rPr>
             <w:lang w:val="en_US" w:bidi="en_US"/>
@@ -28134,7 +28069,7 @@
         </w:rPr>
         <w:t xml:space="preserve"> are singular throughout this verse because Yahweh is speaking to the city of Jerusalem as if it were a person, as he did in </w:t>
       </w:r>
-      <w:hyperlink r:id="rId36">
+      <w:hyperlink r:id="rId34">
         <w:r>
           <w:rPr>
             <w:lang w:val="en_US" w:bidi="en_US"/>
@@ -29731,7 +29666,7 @@
         </w:rPr>
         <w:t xml:space="preserve"> in </w:t>
       </w:r>
-      <w:hyperlink r:id="rId37">
+      <w:hyperlink r:id="rId35">
         <w:r>
           <w:rPr>
             <w:lang w:val="en_US" w:bidi="en_US"/>

--- a/eng/docx/36.content.docx
+++ b/eng/docx/36.content.docx
@@ -144,13 +144,6 @@
       </w:r>
       <w:r>
         <w:rPr>
-          <w:i/>
-          <w:lang w:val="en_US" w:bidi="en_US"/>
-        </w:rPr>
-        <w:t>Zephaniah 1:1 (#1), Zephaniah 1:1 (#2), Zephaniah 1:1 (#3), Zephaniah 1:1 (#4), Zephaniah 1:2 (#1), Zephaniah 1:2 (#2), Zephaniah 1:2 (#3), Zephaniah 1:2 (#4), Zephaniah 1:3 (#1), Zephaniah 1:3 (#2), Zephaniah 1:3 (#3), Zephaniah 1:3 (#4), Zephaniah 1:3 (#5), Zephaniah 1:3 (#6), Zephaniah 1:3 (#7), Zephaniah 1:3 (#8), Zephaniah 1:3 (#9), Zephaniah 1:3 (#10), Zephaniah 1:3 (#11), Zephaniah 1:4 (#1), Zephaniah 1:4 (#2), Zephaniah 1:4 (#3), Zephaniah 1:4 (#4), Zephaniah 1:4 (#5), Zephaniah 1:4 (#6), Zephaniah 1:4 (#7), Zephaniah 1:4 (#8), Zephaniah 1:5 (#1), Zephaniah 1:5 (#2), Zephaniah 1:5 (#3), Zephaniah 1:5 (#4), Zephaniah 1:5 (#5), Zephaniah 1:5 (#6), Zephaniah 1:5 (#7), Zephaniah 1:6 (#1), Zephaniah 1:6 (#2), Zephaniah 1:6 (#3), Zephaniah 1:6 (#4), Zephaniah 1:7 (#1), Zephaniah 1:7 (#2), Zephaniah 1:7 (#3), Zephaniah 1:7 (#4), Zephaniah 1:7 (#5), Zephaniah 1:8 (#1), Zephaniah 1:8 (#2), Zephaniah 1:8 (#3), Zephaniah 1:8 (#4), Zephaniah 1:8 (#5), Zephaniah 1:8 (#6), Zephaniah 1:8 (#7), Zephaniah 1:8 (#8), Zephaniah 1:9 (#1), Zephaniah 1:9 (#2), Zephaniah 1:9 (#3), Zephaniah 1:9 (#4), Zephaniah 1:10 (#1), Zephaniah 1:10 (#2), Zephaniah 1:10 (#3), Zephaniah 1:10 (#4), Zephaniah 1:10 (#5), Zephaniah 1:10 (#6), Zephaniah 1:11 (#1), Zephaniah 1:11 (#2), Zephaniah 1:11 (#3), Zephaniah 1:11 (#4), Zephaniah 1:11 (#5), Zephaniah 1:11 (#6), Zephaniah 1:12 (#1), Zephaniah 1:12 (#2), Zephaniah 1:12 (#3), Zephaniah 1:12 (#4), Zephaniah 1:12 (#5), Zephaniah 1:12 (#6), Zephaniah 1:12 (#7), Zephaniah 1:12 (#8), Zephaniah 1:12 (#9), Zephaniah 1:13 (#1), Zephaniah 1:13 (#2), Zephaniah 1:13 (#3), Zephaniah 1:14 (#1), Zephaniah 1:14 (#2), Zephaniah 1:14 (#3), Zephaniah 1:14 (#4), Zephaniah 1:14 (#5), Zephaniah 1:14 (#6), Zephaniah 1:15 (#1), Zephaniah 1:15 (#2), Zephaniah 1:15 (#3), Zephaniah 1:16 (#1), Zephaniah 1:16 (#2), Zephaniah 1:16 (#3), Zephaniah 1:16 (#4), Zephaniah 1:17 (#1), Zephaniah 1:17 (#2), Zephaniah 1:17 (#3), Zephaniah 1:17 (#4), Zephaniah 1:17 (#5), Zephaniah 1:17 (#6), Zephaniah 1:17 (#7), Zephaniah 1:18 (#1), Zephaniah 1:18 (#2), Zephaniah 1:18 (#3), Zephaniah 1:18 (#4), Zephaniah 1:18 (#5), Zephaniah 1:18 (#6), Zephaniah 1:18 (#7), Zephaniah 2:1 (#1), Zephaniah 2:1 (#2), Zephaniah 2:1 (#3), Zephaniah 2:1 (#4), Zephaniah 2:1 (#5), Zephaniah 2:2 (#1), Zephaniah 2:2 (#2), Zephaniah 2:2 (#3), Zephaniah 2:2 (#4), Zephaniah 2:2 (#5), Zephaniah 2:2 (#6), Zephaniah 2:2 (#7), Zephaniah 2:2 (#8), Zephaniah 2:2 (#9), Zephaniah 2:3 (#1), Zephaniah 2:3 (#2), Zephaniah 2:3 (#3), Zephaniah 2:3 (#4), Zephaniah 2:3 (#5), Zephaniah 2:3 (#6), Zephaniah 2:3 (#7), Zephaniah 2:3 (#8), Zephaniah 2:3 (#9), Zephaniah 2:4 (#1), Zephaniah 2:4 (#2), Zephaniah 2:4 (#3), Zephaniah 2:4 (#4), Zephaniah 2:4 (#5), Zephaniah 2:4 (#6), Zephaniah 2:4 (#7), Zephaniah 2:4 (#8), Zephaniah 2:5 (#1), Zephaniah 2:5 (#2), Zephaniah 2:5 (#3), Zephaniah 2:5 (#4), Zephaniah 2:5 (#5), Zephaniah 2:5 (#6), Zephaniah 2:5 (#7), Zephaniah 2:6 (#1), Zephaniah 2:6 (#2), Zephaniah 2:7 (#1), Zephaniah 2:7 (#2), Zephaniah 2:7 (#3), Zephaniah 2:8 (#1), Zephaniah 2:8 (#2), Zephaniah 2:8 (#3), Zephaniah 2:8 (#4), Zephaniah 2:9 (#1), Zephaniah 2:9 (#2), Zephaniah 2:9 (#3), Zephaniah 2:9 (#4), Zephaniah 2:9 (#5), Zephaniah 2:9 (#6), Zephaniah 2:9 (#7), Zephaniah 2:9 (#8), Zephaniah 2:10 (#1), Zephaniah 2:10 (#2), Zephaniah 2:10 (#3), Zephaniah 2:10 (#4), Zephaniah 2:11 (#1), Zephaniah 2:11 (#2), Zephaniah 2:11 (#3), Zephaniah 2:11 (#4), Zephaniah 2:12 (#1), Zephaniah 2:12 (#2), Zephaniah 2:12 (#3), Zephaniah 2:12 (#4), Zephaniah 2:13 (#1), Zephaniah 2:13 (#2), Zephaniah 2:13 (#3), Zephaniah 2:14 (#1), Zephaniah 2:14 (#2), Zephaniah 2:14 (#3), Zephaniah 2:14 (#4), Zephaniah 2:14 (#5), Zephaniah 2:14 (#6), Zephaniah 2:14 (#7), Zephaniah 2:15 (#1), Zephaniah 2:15 (#2), Zephaniah 2:15 (#3), Zephaniah 2:15 (#4), Zephaniah 2:15 (#5), Zephaniah 2:15 (#6), Zephaniah 2:15 (#7), Zephaniah 3:1 (#1), Zephaniah 3:1 (#2), Zephaniah 3:1 (#3), Zephaniah 3:1 (#4), Zephaniah 3:2 (#1), Zephaniah 3:2 (#2), Zephaniah 3:2 (#3), Zephaniah 3:3 (#1), Zephaniah 3:3 (#2), Zephaniah 3:3 (#3), Zephaniah 3:3 (#4), Zephaniah 3:4 (#1), Zephaniah 3:4 (#2), Zephaniah 3:4 (#3), Zephaniah 3:4 (#4), Zephaniah 3:5 (#1), Zephaniah 3:5 (#2), Zephaniah 3:5 (#3), Zephaniah 3:5 (#4), Zephaniah 3:5 (#5), Zephaniah 3:5 (#6), Zephaniah 3:5 (#7), Zephaniah 3:5 (#8), Zephaniah 3:5 (#9), Zephaniah 3:6 (#1), Zephaniah 3:6 (#2), Zephaniah 3:6 (#3), Zephaniah 3:6 (#4), Zephaniah 3:6 (#5), Zephaniah 3:6 (#6), Zephaniah 3:6 (#7), Zephaniah 3:7 (#1), Zephaniah 3:7 (#2), Zephaniah 3:7 (#3), Zephaniah 3:7 (#4), Zephaniah 3:7 (#5), Zephaniah 3:7 (#6), Zephaniah 3:8 (#1), Zephaniah 3:8 (#2), Zephaniah 3:8 (#3), Zephaniah 3:8 (#4), Zephaniah 3:8 (#5), Zephaniah 3:8 (#6), Zephaniah 3:8 (#7), Zephaniah 3:8 (#8), Zephaniah 3:9 (#1), Zephaniah 3:9 (#2), Zephaniah 3:9 (#3), Zephaniah 3:9 (#4), Zephaniah 3:9 (#5), Zephaniah 3:10 (#1), Zephaniah 3:10 (#2), Zephaniah 3:10 (#3), Zephaniah 3:10 (#4), Zephaniah 3:11 (#1), Zephaniah 3:11 (#2), Zephaniah 3:12 (#1), Zephaniah 3:12 (#2), Zephaniah 3:12 (#3), Zephaniah 3:12 (#4), Zephaniah 3:13 (#1), Zephaniah 3:13 (#2), Zephaniah 3:13 (#3), Zephaniah 3:13 (#4), Zephaniah 3:13 (#5), Zephaniah 3:13 (#6), Zephaniah 3:13 (#7), Zephaniah 3:14 (#1), Zephaniah 3:14 (#2), Zephaniah 3:14 (#3), Zephaniah 3:14 (#4), Zephaniah 3:14 (#5), Zephaniah 3:14 (#6), Zephaniah 3:14 (#7), Zephaniah 3:15 (#1), Zephaniah 3:15 (#2), Zephaniah 3:15 (#3), Zephaniah 3:16 (#1), Zephaniah 3:16 (#2), Zephaniah 3:16 (#3), Zephaniah 3:16 (#4), Zephaniah 3:17 (#1), Zephaniah 3:18 (#1), Zephaniah 3:18 (#2), Zephaniah 3:18 (#3), Zephaniah 3:18 (#4), Zephaniah 3:19 (#1), Zephaniah 3:19 (#2), Zephaniah 3:19 (#3), Zephaniah 3:19 (#4), Zephaniah 3:19 (#5), Zephaniah 3:19 (#6), Zephaniah 3:20 (#1), Zephaniah 3:20 (#2), Zephaniah 3:20 (#3), Zephaniah 3:20 (#4)</w:t>
-      </w:r>
-      <w:r>
-        <w:rPr>
           <w:lang w:val="en_US" w:bidi="en_US"/>
         </w:rPr>
       </w:r>
@@ -8572,7 +8565,7 @@
         <w:rPr>
           <w:lang w:val="en_US" w:bidi="en_US"/>
         </w:rPr>
-        <w:t xml:space="preserve">Since Job is speaking of many people, if you retain the image of </w:t>
+        <w:t xml:space="preserve">Since God is speaking of many people, if you retain the image of </w:t>
       </w:r>
       <w:r>
         <w:rPr>

--- a/eng/docx/36.content.docx
+++ b/eng/docx/36.content.docx
@@ -128,19 +128,6 @@
           <w:lang w:val="en_US" w:bidi="en_US"/>
         </w:rPr>
         <w:t>ZEP</w:t>
-      </w:r>
-      <w:r>
-        <w:rPr>
-          <w:lang w:val="en_US" w:bidi="en_US"/>
-        </w:rPr>
-      </w:r>
-    </w:p>
-    <w:p>
-      <w:pPr/>
-      <w:r>
-        <w:rPr>
-          <w:lang w:val="en_US" w:bidi="en_US"/>
-        </w:rPr>
       </w:r>
       <w:r>
         <w:rPr>

--- a/eng/docx/36.content.docx
+++ b/eng/docx/36.content.docx
@@ -19,7 +19,7 @@
         <w:rPr>
           <w:lang w:val="en_US" w:bidi="en_US"/>
         </w:rPr>
-        <w:t>Resource: Translation Notes (unfoldingWord)</w:t>
+        <w:t>Resource: unfoldingWord® Translation Notes</w:t>
       </w:r>
       <w:r>
         <w:rPr>
@@ -90,7 +90,7 @@
         <w:rPr>
           <w:lang w:val="en_US" w:bidi="en_US"/>
         </w:rPr>
-        <w:t>Translation Notes (unfoldingWord)</w:t>
+        <w:t>unfoldingWord® Translation Notes</w:t>
       </w:r>
     </w:p>
     <w:p>

--- a/eng/docx/36.content.docx
+++ b/eng/docx/36.content.docx
@@ -209,7 +209,7 @@
         <w:rPr>
           <w:lang w:val="en_US" w:bidi="en_US"/>
         </w:rPr>
-        <w:t>דְּבַר־יְהוָ֣ה ׀ אֲשֶׁ֣ר הָיָ֗ה אֶל־צְפַנְיָה֙</w:t>
+        <w:t>דְּבַר־יְהוָ֣ה ׀ אֲשֶׁ֣ר הָיָ֗ה אֶל־צְפַנְיָה֙</w:t>
       </w:r>
     </w:p>
     <w:p>
@@ -319,7 +319,7 @@
         <w:rPr>
           <w:lang w:val="en_US" w:bidi="en_US"/>
         </w:rPr>
-        <w:t>בֶּן־כּוּשִׁ֣י בֶן־גְּדַלְיָ֔ה בֶּן־אֲמַרְיָ֖ה בֶּן־חִזְקִיָּ֑ה</w:t>
+        <w:t>בֶּן־כּוּשִׁ֣י בֶן־גְּדַלְיָ֔ה בֶּן־אֲמַרְיָ֖ה בֶּן־חִזְקִיָּ֑ה</w:t>
       </w:r>
     </w:p>
     <w:p>
@@ -429,7 +429,7 @@
         <w:rPr>
           <w:lang w:val="en_US" w:bidi="en_US"/>
         </w:rPr>
-        <w:t>צְפַנְיָה֙ &amp; כּוּשִׁ֣י &amp; גְּדַלְיָ֔ה &amp; אֲמַרְיָ֖ה &amp; חִזְקִיָּ֑ה &amp; יֹאשִׁיָּ֥הוּ &amp; אָמ֖וֹן</w:t>
+        <w:t>צְפַנְיָה֙ &amp; כּוּשִׁ֣י &amp; גְּדַלְיָ֔ה &amp; אֲמַרְיָ֖ה &amp; חִזְקִיָּ֑ה &amp; יֹאשִׁיָּ֥הוּ &amp; אָמ֖וֹן</w:t>
       </w:r>
     </w:p>
     <w:p>
@@ -695,7 +695,7 @@
         <w:rPr>
           <w:lang w:val="en_US" w:bidi="en_US"/>
         </w:rPr>
-        <w:t>בִּ⁠ימֵ֛י יֹאשִׁיָּ֥הוּ בֶן־אָמ֖וֹן מֶ֥לֶךְ יְהוּדָֽה</w:t>
+        <w:t>בִּ⁠ימֵ֛י יֹאשִׁיָּ֥הוּ בֶן־אָמ֖וֹן מֶ֥לֶךְ יְהוּדָֽה</w:t>
       </w:r>
     </w:p>
     <w:p>
@@ -831,7 +831,7 @@
         <w:rPr>
           <w:lang w:val="en_US" w:bidi="en_US"/>
         </w:rPr>
-        <w:t>אָסֹ֨ף אָסֵ֜ף כֹּ֗ל מֵ⁠עַ֛ל פְּנֵ֥י הָ⁠אֲדָמָ֖ה נְאֻם־יְהוָֽה</w:t>
+        <w:t>אָסֹ֨ף אָסֵ֜ף כֹּ֗ל מֵ⁠עַ֛ל פְּנֵ֥י הָ⁠אֲדָמָ֖ה נְאֻם־יְהוָֽה</w:t>
       </w:r>
     </w:p>
     <w:p>
@@ -941,7 +941,7 @@
         <w:rPr>
           <w:lang w:val="en_US" w:bidi="en_US"/>
         </w:rPr>
-        <w:t>אָסֹ֨ף אָסֵ֜ף כֹּ֗ל מֵ⁠עַ֛ל פְּנֵ֥י הָ⁠אֲדָמָ֖ה</w:t>
+        <w:t>אָסֹ֨ף אָסֵ֜ף כֹּ֗ל מֵ⁠עַ֛ל פְּנֵ֥י הָ⁠אֲדָמָ֖ה</w:t>
       </w:r>
     </w:p>
     <w:p>
@@ -1051,7 +1051,7 @@
         <w:rPr>
           <w:lang w:val="en_US" w:bidi="en_US"/>
         </w:rPr>
-        <w:t>אָסֹ֨ף אָסֵ֜ף כֹּ֗ל</w:t>
+        <w:t>אָסֹ֨ף אָסֵ֜ף כֹּ֗ל</w:t>
       </w:r>
     </w:p>
     <w:p>
@@ -1148,7 +1148,7 @@
         <w:rPr>
           <w:lang w:val="en_US" w:bidi="en_US"/>
         </w:rPr>
-        <w:t>פְּנֵ֥י הָ⁠אֲדָמָ֖ה</w:t>
+        <w:t>פְּנֵ֥י הָ⁠אֲדָמָ֖ה</w:t>
       </w:r>
     </w:p>
     <w:p>
@@ -1368,7 +1368,7 @@
         <w:rPr>
           <w:lang w:val="en_US" w:bidi="en_US"/>
         </w:rPr>
-        <w:t>אָסֵ֨ף אָדָ֜ם וּ⁠בְהֵמָ֗ה אָסֵ֤ף עוֹף־הַ⁠שָּׁמַ֨יִם֙ וּ⁠דְגֵ֣י הַ⁠יָּ֔ם</w:t>
+        <w:t>אָסֵ֨ף אָדָ֜ם וּ⁠בְהֵמָ֗ה אָסֵ֤ף עוֹף־הַ⁠שָּׁמַ֨יִם֙ וּ⁠דְגֵ֣י הַ⁠יָּ֔ם</w:t>
       </w:r>
     </w:p>
     <w:p>
@@ -1711,7 +1711,7 @@
         <w:rPr>
           <w:lang w:val="en_US" w:bidi="en_US"/>
         </w:rPr>
-        <w:t>וְ⁠הַ⁠מַּכְשֵׁל֖וֹת אֶת־הָ⁠רְשָׁעִ֑ים</w:t>
+        <w:t>וְ⁠הַ⁠מַּכְשֵׁל֖וֹת אֶת־הָ⁠רְשָׁעִ֑ים</w:t>
       </w:r>
     </w:p>
     <w:p>
@@ -1821,7 +1821,7 @@
         <w:rPr>
           <w:lang w:val="en_US" w:bidi="en_US"/>
         </w:rPr>
-        <w:t>וְ⁠הַ⁠מַּכְשֵׁל֖וֹת</w:t>
+        <w:t>וְ⁠הַ⁠מַּכְשֵׁל֖וֹת</w:t>
       </w:r>
     </w:p>
     <w:p>
@@ -1931,7 +1931,7 @@
         <w:rPr>
           <w:lang w:val="en_US" w:bidi="en_US"/>
         </w:rPr>
-        <w:t>אֶת־הָ⁠רְשָׁעִ֑ים</w:t>
+        <w:t>אֶת־הָ⁠רְשָׁעִ֑ים</w:t>
       </w:r>
     </w:p>
     <w:p>
@@ -2041,7 +2041,7 @@
         <w:rPr>
           <w:lang w:val="en_US" w:bidi="en_US"/>
         </w:rPr>
-        <w:t>וְ⁠הִכְרַתִּ֣י אֶת־הָ⁠אָדָ֗ם מֵ⁠עַ֛ל פְּנֵ֥י הָ⁠אֲדָמָ֖ה</w:t>
+        <w:t>וְ⁠הִכְרַתִּ֣י אֶת־הָ⁠אָדָ֗ם מֵ⁠עַ֛ל פְּנֵ֥י הָ⁠אֲדָמָ֖ה</w:t>
       </w:r>
     </w:p>
     <w:p>
@@ -2138,7 +2138,7 @@
         <w:rPr>
           <w:lang w:val="en_US" w:bidi="en_US"/>
         </w:rPr>
-        <w:t>וְ⁠הִכְרַתִּ֣י אֶת־הָ⁠אָדָ֗ם</w:t>
+        <w:t>וְ⁠הִכְרַתִּ֣י אֶת־הָ⁠אָדָ֗ם</w:t>
       </w:r>
     </w:p>
     <w:p>
@@ -2248,7 +2248,7 @@
         <w:rPr>
           <w:lang w:val="en_US" w:bidi="en_US"/>
         </w:rPr>
-        <w:t>וְ⁠הִכְרַתִּ֣י אֶת־הָ⁠אָדָ֗ם</w:t>
+        <w:t>וְ⁠הִכְרַתִּ֣י אֶת־הָ⁠אָדָ֗ם</w:t>
       </w:r>
     </w:p>
     <w:p>
@@ -2358,7 +2358,7 @@
         <w:rPr>
           <w:lang w:val="en_US" w:bidi="en_US"/>
         </w:rPr>
-        <w:t>פְּנֵ֥י הָ⁠אֲדָמָ֖ה</w:t>
+        <w:t>פְּנֵ֥י הָ⁠אֲדָמָ֖ה</w:t>
       </w:r>
     </w:p>
     <w:p>
@@ -2565,7 +2565,7 @@
         <w:rPr>
           <w:lang w:val="en_US" w:bidi="en_US"/>
         </w:rPr>
-        <w:t>וְ⁠הִכְרַתִּ֞י מִן־הַ⁠מָּק֤וֹם הַ⁠זֶּה֙</w:t>
+        <w:t>וְ⁠הִכְרַתִּ֞י מִן־הַ⁠מָּק֤וֹם הַ⁠זֶּה֙</w:t>
       </w:r>
     </w:p>
     <w:p>
@@ -2675,7 +2675,7 @@
         <w:rPr>
           <w:lang w:val="en_US" w:bidi="en_US"/>
         </w:rPr>
-        <w:t>וְ⁠הִכְרַתִּ֞י מִן־הַ⁠מָּק֤וֹם הַ⁠זֶּה֙</w:t>
+        <w:t>וְ⁠הִכְרַתִּ֞י מִן־הַ⁠מָּק֤וֹם הַ⁠זֶּה֙</w:t>
       </w:r>
     </w:p>
     <w:p>
@@ -2772,7 +2772,7 @@
         <w:rPr>
           <w:lang w:val="en_US" w:bidi="en_US"/>
         </w:rPr>
-        <w:t>אֶת־שְׁאָ֣ר הַ⁠בַּ֔עַל</w:t>
+        <w:t>אֶת־שְׁאָ֣ר הַ⁠בַּ֔עַל</w:t>
       </w:r>
     </w:p>
     <w:p>
@@ -2882,7 +2882,7 @@
         <w:rPr>
           <w:lang w:val="en_US" w:bidi="en_US"/>
         </w:rPr>
-        <w:t>אֶת־שְׁאָ֣ר הַ⁠בַּ֔עַל</w:t>
+        <w:t>אֶת־שְׁאָ֣ר הַ⁠בַּ֔עַל</w:t>
       </w:r>
     </w:p>
     <w:p>
@@ -3005,7 +3005,7 @@
         <w:rPr>
           <w:lang w:val="en_US" w:bidi="en_US"/>
         </w:rPr>
-        <w:t>אֶת־שֵׁ֥ם הַ⁠כְּמָרִ֖ים עִם־הַ⁠כֹּהֲנִֽים</w:t>
+        <w:t>אֶת־שֵׁ֥ם הַ⁠כְּמָרִ֖ים עִם־הַ⁠כֹּהֲנִֽים</w:t>
       </w:r>
     </w:p>
     <w:p>
@@ -3102,7 +3102,7 @@
         <w:rPr>
           <w:lang w:val="en_US" w:bidi="en_US"/>
         </w:rPr>
-        <w:t>אֶת־שֵׁ֥ם</w:t>
+        <w:t>אֶת־שֵׁ֥ם</w:t>
       </w:r>
     </w:p>
     <w:p>
@@ -3225,7 +3225,7 @@
         <w:rPr>
           <w:lang w:val="en_US" w:bidi="en_US"/>
         </w:rPr>
-        <w:t>עִם־הַ⁠כֹּהֲנִֽים</w:t>
+        <w:t>עִם־הַ⁠כֹּהֲנִֽים</w:t>
       </w:r>
     </w:p>
     <w:p>
@@ -3353,7 +3353,7 @@
         <w:rPr>
           <w:lang w:val="en_US" w:bidi="en_US"/>
         </w:rPr>
-        <w:t>וְ⁠אֶת־הַ⁠מִּשְׁתַּחֲוִ֥ים עַל־הַ⁠גַּגּ֖וֹת לִ⁠צְבָ֣א הַ⁠שָּׁמָ֑יִם וְ⁠אֶת־הַ⁠מִּֽשְׁתַּחֲוִים֙ הַ⁠נִּשְׁבָּעִ֣ים לַֽ⁠יהוָ֔ה וְ⁠הַ⁠נִּשְׁבָּעִ֖ים בְּ⁠מַלְכָּֽ⁠ם</w:t>
+        <w:t>וְ⁠אֶת־הַ⁠מִּשְׁתַּחֲוִ֥ים עַל־הַ⁠גַּגּ֖וֹת לִ⁠צְבָ֣א הַ⁠שָּׁמָ֑יִם וְ⁠אֶת־הַ⁠מִּֽשְׁתַּחֲוִים֙ הַ⁠נִּשְׁבָּעִ֣ים לַֽ⁠יהוָ֔ה וְ⁠הַ⁠נִּשְׁבָּעִ֖ים בְּ⁠מַלְכָּֽ⁠ם</w:t>
       </w:r>
     </w:p>
     <w:p>
@@ -3450,7 +3450,7 @@
         <w:rPr>
           <w:lang w:val="en_US" w:bidi="en_US"/>
         </w:rPr>
-        <w:t>וְ⁠אֶת־הַ⁠מִּשְׁתַּחֲוִ֥ים עַל־הַ⁠גַּגּ֖וֹת לִ⁠צְבָ֣א</w:t>
+        <w:t>וְ⁠אֶת־הַ⁠מִּשְׁתַּחֲוִ֥ים עַל־הַ⁠גַּגּ֖וֹת לִ⁠צְבָ֣א</w:t>
       </w:r>
     </w:p>
     <w:p>
@@ -3560,7 +3560,7 @@
         <w:rPr>
           <w:lang w:val="en_US" w:bidi="en_US"/>
         </w:rPr>
-        <w:t>לִ⁠צְבָ֣א הַ⁠שָּׁמָ֑יִם</w:t>
+        <w:t>לִ⁠צְבָ֣א הַ⁠שָּׁמָ֑יִם</w:t>
       </w:r>
     </w:p>
     <w:p>
@@ -3683,7 +3683,7 @@
         <w:rPr>
           <w:lang w:val="en_US" w:bidi="en_US"/>
         </w:rPr>
-        <w:t>וְ⁠אֶת־הַ⁠מִּֽשְׁתַּחֲוִים֙ הַ⁠נִּשְׁבָּעִ֣ים לַֽ⁠יהוָ֔ה</w:t>
+        <w:t>וְ⁠אֶת־הַ⁠מִּֽשְׁתַּחֲוִים֙ הַ⁠נִּשְׁבָּעִ֣ים לַֽ⁠יהוָ֔ה</w:t>
       </w:r>
     </w:p>
     <w:p>
@@ -3780,7 +3780,7 @@
         <w:rPr>
           <w:lang w:val="en_US" w:bidi="en_US"/>
         </w:rPr>
-        <w:t>וְ⁠אֶת־הַ⁠מִּֽשְׁתַּחֲוִים֙ הַ⁠נִּשְׁבָּעִ֣ים לַֽ⁠יהוָ֔ה</w:t>
+        <w:t>וְ⁠אֶת־הַ⁠מִּֽשְׁתַּחֲוִים֙ הַ⁠נִּשְׁבָּעִ֣ים לַֽ⁠יהוָ֔ה</w:t>
       </w:r>
     </w:p>
     <w:p>
@@ -3929,7 +3929,7 @@
         <w:rPr>
           <w:lang w:val="en_US" w:bidi="en_US"/>
         </w:rPr>
-        <w:t>הַ⁠נִּשְׁבָּעִ֣ים לַֽ⁠יהוָ֔ה וְ⁠הַ⁠נִּשְׁבָּעִ֖ים בְּ⁠מַלְכָּֽ⁠ם</w:t>
+        <w:t>הַ⁠נִּשְׁבָּעִ֣ים לַֽ⁠יהוָ֔ה וְ⁠הַ⁠נִּשְׁבָּעִ֖ים בְּ⁠מַלְכָּֽ⁠ם</w:t>
       </w:r>
     </w:p>
     <w:p>
@@ -4039,7 +4039,7 @@
         <w:rPr>
           <w:lang w:val="en_US" w:bidi="en_US"/>
         </w:rPr>
-        <w:t>הַ⁠נִּשְׁבָּעִ֣ים לַֽ⁠יהוָ֔ה וְ⁠הַ⁠נִּשְׁבָּעִ֖ים בְּ⁠מַלְכָּֽ⁠ם</w:t>
+        <w:t>הַ⁠נִּשְׁבָּעִ֣ים לַֽ⁠יהוָ֔ה וְ⁠הַ⁠נִּשְׁבָּעִ֖ים בְּ⁠מַלְכָּֽ⁠ם</w:t>
       </w:r>
     </w:p>
     <w:p>
@@ -4188,7 +4188,7 @@
         <w:rPr>
           <w:lang w:val="en_US" w:bidi="en_US"/>
         </w:rPr>
-        <w:t>וְ⁠אֶת־הַ⁠נְּסוֹגִ֖ים מֵ⁠אַחֲרֵ֣י יְהוָ֑ה וַ⁠אֲשֶׁ֛ר לֹֽא־בִקְשׁ֥וּ אֶת־יְהוָ֖ה וְ⁠לֹ֥א דְרָשֻֽׁ⁠הוּ</w:t>
+        <w:t>וְ⁠אֶת־הַ⁠נְּסוֹגִ֖ים מֵ⁠אַחֲרֵ֣י יְהוָ֑ה וַ⁠אֲשֶׁ֛ר לֹֽא־בִקְשׁ֥וּ אֶת־יְהוָ֖ה וְ⁠לֹ֥א דְרָשֻֽׁ⁠הוּ</w:t>
       </w:r>
     </w:p>
     <w:p>
@@ -4285,7 +4285,7 @@
         <w:rPr>
           <w:lang w:val="en_US" w:bidi="en_US"/>
         </w:rPr>
-        <w:t>וְ⁠אֶת־הַ⁠נְּסוֹגִ֖ים מֵ⁠אַחֲרֵ֣י יְהוָ֑ה וַ⁠אֲשֶׁ֛ר לֹֽא־בִקְשׁ֥וּ אֶת־יְהוָ֖ה וְ⁠לֹ֥א דְרָשֻֽׁ⁠הוּ</w:t>
+        <w:t>וְ⁠אֶת־הַ⁠נְּסוֹגִ֖ים מֵ⁠אַחֲרֵ֣י יְהוָ֑ה וַ⁠אֲשֶׁ֛ר לֹֽא־בִקְשׁ֥וּ אֶת־יְהוָ֖ה וְ⁠לֹ֥א דְרָשֻֽׁ⁠הוּ</w:t>
       </w:r>
     </w:p>
     <w:p>
@@ -4382,7 +4382,7 @@
         <w:rPr>
           <w:lang w:val="en_US" w:bidi="en_US"/>
         </w:rPr>
-        <w:t>וְ⁠אֶת־הַ⁠נְּסוֹגִ֖ים מֵ⁠אַחֲרֵ֣י יְהוָ֑ה</w:t>
+        <w:t>וְ⁠אֶת־הַ⁠נְּסוֹגִ֖ים מֵ⁠אַחֲרֵ֣י יְהוָ֑ה</w:t>
       </w:r>
     </w:p>
     <w:p>
@@ -4492,7 +4492,7 @@
         <w:rPr>
           <w:lang w:val="en_US" w:bidi="en_US"/>
         </w:rPr>
-        <w:t>וַ⁠אֲשֶׁ֛ר לֹֽא־בִקְשׁ֥וּ אֶת־יְהוָ֖ה וְ⁠לֹ֥א דְרָשֻֽׁ⁠הוּ</w:t>
+        <w:t>וַ⁠אֲשֶׁ֛ר לֹֽא־בִקְשׁ֥וּ אֶת־יְהוָ֖ה וְ⁠לֹ֥א דְרָשֻֽׁ⁠הוּ</w:t>
       </w:r>
     </w:p>
     <w:p>
@@ -4641,7 +4641,7 @@
         <w:rPr>
           <w:lang w:val="en_US" w:bidi="en_US"/>
         </w:rPr>
-        <w:t>הַ֕ס מִ⁠פְּנֵ֖י אֲדֹנָ֣⁠י יְהוִ֑ה</w:t>
+        <w:t>הַ֕ס מִ⁠פְּנֵ֖י אֲדֹנָ֣⁠י יְהוִ֑ה</w:t>
       </w:r>
     </w:p>
     <w:p>
@@ -4751,7 +4751,7 @@
         <w:rPr>
           <w:lang w:val="en_US" w:bidi="en_US"/>
         </w:rPr>
-        <w:t>הַ֕ס מִ⁠פְּנֵ֖י אֲדֹנָ֣⁠י יְהוִ֑ה</w:t>
+        <w:t>הַ֕ס מִ⁠פְּנֵ֖י אֲדֹנָ֣⁠י יְהוִ֑ה</w:t>
       </w:r>
     </w:p>
     <w:p>
@@ -4971,7 +4971,7 @@
         <w:rPr>
           <w:lang w:val="en_US" w:bidi="en_US"/>
         </w:rPr>
-        <w:t>הֵכִ֧ין יְהוָ֛ה זֶ֖בַח הִקְדִּ֥ישׁ קְרֻאָֽי⁠ו</w:t>
+        <w:t>הֵכִ֧ין יְהוָ֛ה זֶ֖בַח הִקְדִּ֥ישׁ קְרֻאָֽי⁠ו</w:t>
       </w:r>
     </w:p>
     <w:p>
@@ -5204,7 +5204,7 @@
         <w:rPr>
           <w:lang w:val="en_US" w:bidi="en_US"/>
         </w:rPr>
-        <w:t>וְ⁠הָיָ֗ה בְּ⁠יוֹם֙ זֶ֣בַח יְהוָ֔ה</w:t>
+        <w:t>וְ⁠הָיָ֗ה בְּ⁠יוֹם֙ זֶ֣בַח יְהוָ֔ה</w:t>
       </w:r>
     </w:p>
     <w:p>
@@ -5301,7 +5301,7 @@
         <w:rPr>
           <w:lang w:val="en_US" w:bidi="en_US"/>
         </w:rPr>
-        <w:t>בְּ⁠יוֹם֙ זֶ֣בַח יְהוָ֔ה</w:t>
+        <w:t>בְּ⁠יוֹם֙ זֶ֣בַח יְהוָ֔ה</w:t>
       </w:r>
     </w:p>
     <w:p>
@@ -5398,7 +5398,7 @@
         <w:rPr>
           <w:lang w:val="en_US" w:bidi="en_US"/>
         </w:rPr>
-        <w:t>בְּ⁠יוֹם֙ זֶ֣בַח יְהוָ֔ה</w:t>
+        <w:t>בְּ⁠יוֹם֙ זֶ֣בַח יְהוָ֔ה</w:t>
       </w:r>
     </w:p>
     <w:p>
@@ -5495,7 +5495,7 @@
         <w:rPr>
           <w:lang w:val="en_US" w:bidi="en_US"/>
         </w:rPr>
-        <w:t>בְּ⁠יוֹם֙ זֶ֣בַח יְהוָ֔ה</w:t>
+        <w:t>בְּ⁠יוֹם֙ זֶ֣בַח יְהוָ֔ה</w:t>
       </w:r>
     </w:p>
     <w:p>
@@ -5592,7 +5592,7 @@
         <w:rPr>
           <w:lang w:val="en_US" w:bidi="en_US"/>
         </w:rPr>
-        <w:t>וּ⁠פָקַדְתִּ֥י עַל־הַ⁠שָּׂרִ֖ים וְ⁠עַל־בְּנֵ֣י הַ⁠מֶּ֑לֶךְ וְ⁠עַ֥ל כָּל־הַ⁠לֹּבְשִׁ֖ים מַלְבּ֥וּשׁ נָכְרִֽי</w:t>
+        <w:t>וּ⁠פָקַדְתִּ֥י עַל־הַ⁠שָּׂרִ֖ים וְ⁠עַל־בְּנֵ֣י הַ⁠מֶּ֑לֶךְ וְ⁠עַ֥ל כָּל־הַ⁠לֹּבְשִׁ֖ים מַלְבּ֥וּשׁ נָכְרִֽי</w:t>
       </w:r>
     </w:p>
     <w:p>
@@ -5702,7 +5702,7 @@
         <w:rPr>
           <w:lang w:val="en_US" w:bidi="en_US"/>
         </w:rPr>
-        <w:t>הַ⁠שָּׂרִ֖ים</w:t>
+        <w:t>הַ⁠שָּׂרִ֖ים</w:t>
       </w:r>
     </w:p>
     <w:p>
@@ -5812,7 +5812,7 @@
         <w:rPr>
           <w:lang w:val="en_US" w:bidi="en_US"/>
         </w:rPr>
-        <w:t>בְּנֵ֣י הַ⁠מֶּ֑לֶךְ</w:t>
+        <w:t>בְּנֵ֣י הַ⁠מֶּ֑לֶךְ</w:t>
       </w:r>
     </w:p>
     <w:p>
@@ -5922,7 +5922,7 @@
         <w:rPr>
           <w:lang w:val="en_US" w:bidi="en_US"/>
         </w:rPr>
-        <w:t>כָּל־הַ⁠לֹּבְשִׁ֖ים מַלְבּ֥וּשׁ נָכְרִֽי</w:t>
+        <w:t>כָּל־הַ⁠לֹּבְשִׁ֖ים מַלְבּ֥וּשׁ נָכְרִֽי</w:t>
       </w:r>
     </w:p>
     <w:p>
@@ -6032,7 +6032,7 @@
         <w:rPr>
           <w:lang w:val="en_US" w:bidi="en_US"/>
         </w:rPr>
-        <w:t>וּ⁠פָקַדְתִּ֗י עַ֧ל &amp; בַּ⁠יּ֣וֹם הַ⁠ה֑וּא</w:t>
+        <w:t>וּ⁠פָקַדְתִּ֗י עַ֧ל &amp; בַּ⁠יּ֣וֹם הַ⁠ה֑וּא</w:t>
       </w:r>
     </w:p>
     <w:p>
@@ -6129,7 +6129,7 @@
         <w:rPr>
           <w:lang w:val="en_US" w:bidi="en_US"/>
         </w:rPr>
-        <w:t>כָּל־הַ⁠דּוֹלֵ֛ג עַל־הַ⁠מִּפְתָּ֖ן</w:t>
+        <w:t>כָּל־הַ⁠דּוֹלֵ֛ג עַל־הַ⁠מִּפְתָּ֖ן</w:t>
       </w:r>
     </w:p>
     <w:p>
@@ -6265,7 +6265,7 @@
         <w:rPr>
           <w:lang w:val="en_US" w:bidi="en_US"/>
         </w:rPr>
-        <w:t>הַֽ⁠מְמַלְאִ֛ים בֵּ֥ית אֲדֹנֵי⁠הֶ֖ם חָמָ֥ס וּ⁠מִרְמָֽה</w:t>
+        <w:t>הַֽ⁠מְמַלְאִ֛ים בֵּ֥ית אֲדֹנֵי⁠הֶ֖ם חָמָ֥ס וּ⁠מִרְמָֽה</w:t>
       </w:r>
     </w:p>
     <w:p>
@@ -6802,7 +6802,7 @@
         <w:rPr>
           <w:lang w:val="en_US" w:bidi="en_US"/>
         </w:rPr>
-        <w:t>מִ⁠שַּׁ֣עַר הַ⁠דָּגִ֔ים</w:t>
+        <w:t>מִ⁠שַּׁ֣עַר הַ⁠דָּגִ֔ים</w:t>
       </w:r>
     </w:p>
     <w:p>
@@ -6912,7 +6912,7 @@
         <w:rPr>
           <w:lang w:val="en_US" w:bidi="en_US"/>
         </w:rPr>
-        <w:t>הַ⁠מִּשְׁנֶ֑ה</w:t>
+        <w:t>הַ⁠מִּשְׁנֶ֑ה</w:t>
       </w:r>
     </w:p>
     <w:p>
@@ -7035,7 +7035,7 @@
         <w:rPr>
           <w:lang w:val="en_US" w:bidi="en_US"/>
         </w:rPr>
-        <w:t>מֵ⁠הַ⁠גְּבָעֽוֹת</w:t>
+        <w:t>מֵ⁠הַ⁠גְּבָעֽוֹת</w:t>
       </w:r>
     </w:p>
     <w:p>
@@ -7145,7 +7145,7 @@
         <w:rPr>
           <w:lang w:val="en_US" w:bidi="en_US"/>
         </w:rPr>
-        <w:t>הַ⁠מַּכְתֵּ֑שׁ</w:t>
+        <w:t>הַ⁠מַּכְתֵּ֑שׁ</w:t>
       </w:r>
     </w:p>
     <w:p>
@@ -7255,7 +7255,7 @@
         <w:rPr>
           <w:lang w:val="en_US" w:bidi="en_US"/>
         </w:rPr>
-        <w:t>נִדְמָה֙ כָּל־עַ֣ם כְּנַ֔עַן נִכְרְת֖וּ כָּל־נְטִ֥ילֵי כָֽסֶף</w:t>
+        <w:t>נִדְמָה֙ כָּל־עַ֣ם כְּנַ֔עַן נִכְרְת֖וּ כָּל־נְטִ֥ילֵי כָֽסֶף</w:t>
       </w:r>
     </w:p>
     <w:p>
@@ -7352,7 +7352,7 @@
         <w:rPr>
           <w:lang w:val="en_US" w:bidi="en_US"/>
         </w:rPr>
-        <w:t>נִדְמָה֙ כָּל־עַ֣ם כְּנַ֔עַן נִכְרְת֖וּ כָּל־נְטִ֥ילֵי כָֽסֶף</w:t>
+        <w:t>נִדְמָה֙ כָּל־עַ֣ם כְּנַ֔עַן נִכְרְת֖וּ כָּל־נְטִ֥ילֵי כָֽסֶף</w:t>
       </w:r>
     </w:p>
     <w:p>
@@ -7449,7 +7449,7 @@
         <w:rPr>
           <w:lang w:val="en_US" w:bidi="en_US"/>
         </w:rPr>
-        <w:t>עַ֣ם כְּנַ֔עַן</w:t>
+        <w:t>עַ֣ם כְּנַ֔עַן</w:t>
       </w:r>
     </w:p>
     <w:p>
@@ -7766,7 +7766,7 @@
         <w:rPr>
           <w:lang w:val="en_US" w:bidi="en_US"/>
         </w:rPr>
-        <w:t>בַּ⁠נֵּר֑וֹת</w:t>
+        <w:t>בַּ⁠נֵּר֑וֹת</w:t>
       </w:r>
     </w:p>
     <w:p>
@@ -7889,7 +7889,7 @@
         <w:rPr>
           <w:lang w:val="en_US" w:bidi="en_US"/>
         </w:rPr>
-        <w:t>וּ⁠פָקַדְתִּ֣י עַל</w:t>
+        <w:t>וּ⁠פָקַדְתִּ֣י עַל</w:t>
       </w:r>
     </w:p>
     <w:p>
@@ -7986,7 +7986,7 @@
         <w:rPr>
           <w:lang w:val="en_US" w:bidi="en_US"/>
         </w:rPr>
-        <w:t>הָ⁠אֲנָשִׁ֗ים הַ⁠קֹּֽפְאִים֙ עַל־שִׁמְרֵי⁠הֶ֔ם</w:t>
+        <w:t>הָ⁠אֲנָשִׁ֗ים הַ⁠קֹּֽפְאִים֙ עַל־שִׁמְרֵי⁠הֶ֔ם</w:t>
       </w:r>
     </w:p>
     <w:p>
@@ -8096,7 +8096,7 @@
         <w:rPr>
           <w:lang w:val="en_US" w:bidi="en_US"/>
         </w:rPr>
-        <w:t>הָ⁠אֲנָשִׁ֗ים הַ⁠קֹּֽפְאִים֙ עַל־שִׁמְרֵי⁠הֶ֔ם</w:t>
+        <w:t>הָ⁠אֲנָשִׁ֗ים הַ⁠קֹּֽפְאִים֙ עַל־שִׁמְרֵי⁠הֶ֔ם</w:t>
       </w:r>
     </w:p>
     <w:p>
@@ -8219,7 +8219,7 @@
         <w:rPr>
           <w:lang w:val="en_US" w:bidi="en_US"/>
         </w:rPr>
-        <w:t>הָ⁠אֹֽמְרִים֙ בִּ⁠לְבָבָ֔⁠ם לֹֽא־יֵיטִ֥יב יְהוָ֖ה וְ⁠לֹ֥א יָרֵֽעַ</w:t>
+        <w:t>הָ⁠אֹֽמְרִים֙ בִּ⁠לְבָבָ֔⁠ם לֹֽא־יֵיטִ֥יב יְהוָ֖ה וְ⁠לֹ֥א יָרֵֽעַ</w:t>
       </w:r>
     </w:p>
     <w:p>
@@ -8316,7 +8316,7 @@
         <w:rPr>
           <w:lang w:val="en_US" w:bidi="en_US"/>
         </w:rPr>
-        <w:t>הָ⁠אֹֽמְרִים֙ בִּ⁠לְבָבָ֔⁠ם לֹֽא־יֵיטִ֥יב יְהוָ֖ה וְ⁠לֹ֥א יָרֵֽעַ</w:t>
+        <w:t>הָ⁠אֹֽמְרִים֙ בִּ⁠לְבָבָ֔⁠ם לֹֽא־יֵיטִ֥יב יְהוָ֖ה וְ⁠לֹ֥א יָרֵֽעַ</w:t>
       </w:r>
     </w:p>
     <w:p>
@@ -8413,7 +8413,7 @@
         <w:rPr>
           <w:lang w:val="en_US" w:bidi="en_US"/>
         </w:rPr>
-        <w:t>בִּ⁠לְבָבָ֔⁠ם</w:t>
+        <w:t>בִּ⁠לְבָבָ֔⁠ם</w:t>
       </w:r>
     </w:p>
     <w:p>
@@ -8523,7 +8523,7 @@
         <w:rPr>
           <w:lang w:val="en_US" w:bidi="en_US"/>
         </w:rPr>
-        <w:t>בִּ⁠לְבָבָ֔⁠ם</w:t>
+        <w:t>בִּ⁠לְבָבָ֔⁠ם</w:t>
       </w:r>
     </w:p>
     <w:p>
@@ -8756,7 +8756,7 @@
         <w:rPr>
           <w:lang w:val="en_US" w:bidi="en_US"/>
         </w:rPr>
-        <w:t>וְ⁠הָיָ֤ה חֵילָ⁠ם֙ לִ⁠מְשִׁסָּ֔ה וּ⁠בָתֵּי⁠הֶ֖ם לִ⁠שְׁמָמָ֑ה</w:t>
+        <w:t>וְ⁠הָיָ֤ה חֵילָ⁠ם֙ לִ⁠מְשִׁסָּ֔ה וּ⁠בָתֵּי⁠הֶ֖ם לִ⁠שְׁמָמָ֑ה</w:t>
       </w:r>
     </w:p>
     <w:p>
@@ -8853,7 +8853,7 @@
         <w:rPr>
           <w:lang w:val="en_US" w:bidi="en_US"/>
         </w:rPr>
-        <w:t>וְ⁠הָיָ֤ה חֵילָ⁠ם֙ לִ⁠מְשִׁסָּ֔ה וּ⁠בָתֵּי⁠הֶ֖ם לִ⁠שְׁמָמָ֑ה</w:t>
+        <w:t>וְ⁠הָיָ֤ה חֵילָ⁠ם֙ לִ⁠מְשִׁסָּ֔ה וּ⁠בָתֵּי⁠הֶ֖ם לִ⁠שְׁמָמָ֑ה</w:t>
       </w:r>
     </w:p>
     <w:p>
@@ -9051,7 +9051,7 @@
         <w:rPr>
           <w:lang w:val="en_US" w:bidi="en_US"/>
         </w:rPr>
-        <w:t>יוֹם־יְהוָה֙ הַ⁠גָּד֔וֹל &amp; י֣וֹם יְהוָ֔ה</w:t>
+        <w:t>יוֹם־יְהוָה֙ הַ⁠גָּד֔וֹל &amp; י֣וֹם יְהוָ֔ה</w:t>
       </w:r>
     </w:p>
     <w:p>
@@ -9161,7 +9161,7 @@
         <w:rPr>
           <w:lang w:val="en_US" w:bidi="en_US"/>
         </w:rPr>
-        <w:t>יוֹם־יְהוָה֙ הַ⁠גָּד֔וֹל &amp; י֣וֹם יְהוָ֔ה</w:t>
+        <w:t>יוֹם־יְהוָה֙ הַ⁠גָּד֔וֹל &amp; י֣וֹם יְהוָ֔ה</w:t>
       </w:r>
     </w:p>
     <w:p>
@@ -9627,7 +9627,7 @@
         <w:rPr>
           <w:lang w:val="en_US" w:bidi="en_US"/>
         </w:rPr>
-        <w:t>צֹרֵ֖חַ &amp; גִּבּֽוֹר</w:t>
+        <w:t>צֹרֵ֖חַ &amp; גִּבּֽוֹר</w:t>
       </w:r>
     </w:p>
     <w:p>
@@ -9847,7 +9847,7 @@
         <w:rPr>
           <w:lang w:val="en_US" w:bidi="en_US"/>
         </w:rPr>
-        <w:t>י֧וֹם צָרָ֣ה וּ⁠מְצוּקָ֗ה י֤וֹם שֹׁאָה֙ וּ⁠מְשׁוֹאָ֔ה י֥וֹם חֹ֨שֶׁךְ֙ וַ⁠אֲפֵלָ֔ה י֥וֹם עָנָ֖ן וַ⁠עֲרָפֶֽל</w:t>
+        <w:t>י֧וֹם צָרָ֣ה וּ⁠מְצוּקָ֗ה י֤וֹם שֹׁאָה֙ וּ⁠מְשׁוֹאָ֔ה י֥וֹם חֹ֨שֶׁךְ֙ וַ⁠אֲפֵלָ֔ה י֥וֹם עָנָ֖ן וַ⁠עֲרָפֶֽל</w:t>
       </w:r>
     </w:p>
     <w:p>
@@ -9944,7 +9944,7 @@
         <w:rPr>
           <w:lang w:val="en_US" w:bidi="en_US"/>
         </w:rPr>
-        <w:t>י֥וֹם חֹ֨שֶׁךְ֙ וַ⁠אֲפֵלָ֔ה י֥וֹם עָנָ֖ן וַ⁠עֲרָפֶֽל</w:t>
+        <w:t>י֥וֹם חֹ֨שֶׁךְ֙ וַ⁠אֲפֵלָ֔ה י֥וֹם עָנָ֖ן וַ⁠עֲרָפֶֽל</w:t>
       </w:r>
     </w:p>
     <w:p>
@@ -10261,7 +10261,7 @@
         <w:rPr>
           <w:lang w:val="en_US" w:bidi="en_US"/>
         </w:rPr>
-        <w:t>עַ֚ל הֶ⁠עָרִ֣ים הַ⁠בְּצֻר֔וֹת וְ⁠עַ֖ל הַ⁠פִּנּ֥וֹת הַ⁠גְּבֹהֽוֹת</w:t>
+        <w:t>עַ֚ל הֶ⁠עָרִ֣ים הַ⁠בְּצֻר֔וֹת וְ⁠עַ֖ל הַ⁠פִּנּ֥וֹת הַ⁠גְּבֹהֽוֹת</w:t>
       </w:r>
     </w:p>
     <w:p>
@@ -10371,7 +10371,7 @@
         <w:rPr>
           <w:lang w:val="en_US" w:bidi="en_US"/>
         </w:rPr>
-        <w:t>עַ֚ל הֶ⁠עָרִ֣ים הַ⁠בְּצֻר֔וֹת וְ⁠עַ֖ל הַ⁠פִּנּ֥וֹת הַ⁠גְּבֹהֽוֹת</w:t>
+        <w:t>עַ֚ל הֶ⁠עָרִ֣ים הַ⁠בְּצֻר֔וֹת וְ⁠עַ֖ל הַ⁠פִּנּ֥וֹת הַ⁠גְּבֹהֽוֹת</w:t>
       </w:r>
     </w:p>
     <w:p>
@@ -10705,7 +10705,7 @@
         <w:rPr>
           <w:lang w:val="en_US" w:bidi="en_US"/>
         </w:rPr>
-        <w:t>וְ⁠הָֽלְכוּ֙ כַּֽ⁠עִוְרִ֔ים</w:t>
+        <w:t>וְ⁠הָֽלְכוּ֙ כַּֽ⁠עִוְרִ֔ים</w:t>
       </w:r>
     </w:p>
     <w:p>
@@ -10828,7 +10828,7 @@
         <w:rPr>
           <w:lang w:val="en_US" w:bidi="en_US"/>
         </w:rPr>
-        <w:t>כַּֽ⁠עִוְרִ֔ים</w:t>
+        <w:t>כַּֽ⁠עִוְרִ֔ים</w:t>
       </w:r>
     </w:p>
     <w:p>
@@ -10938,7 +10938,7 @@
         <w:rPr>
           <w:lang w:val="en_US" w:bidi="en_US"/>
         </w:rPr>
-        <w:t>וְ⁠שֻׁפַּ֤ךְ דָּמָ⁠ם֙ כֶּֽ⁠עָפָ֔ר וּ⁠לְחֻמָ֖⁠ם כַּ⁠גְּלָלִֽים</w:t>
+        <w:t>וְ⁠שֻׁפַּ֤ךְ דָּמָ⁠ם֙ כֶּֽ⁠עָפָ֔ר וּ⁠לְחֻמָ֖⁠ם כַּ⁠גְּלָלִֽים</w:t>
       </w:r>
     </w:p>
     <w:p>
@@ -11035,7 +11035,7 @@
         <w:rPr>
           <w:lang w:val="en_US" w:bidi="en_US"/>
         </w:rPr>
-        <w:t>וְ⁠שֻׁפַּ֤ךְ דָּמָ⁠ם֙ כֶּֽ⁠עָפָ֔ר וּ⁠לְחֻמָ֖⁠ם כַּ⁠גְּלָלִֽים</w:t>
+        <w:t>וְ⁠שֻׁפַּ֤ךְ דָּמָ⁠ם֙ כֶּֽ⁠עָפָ֔ר וּ⁠לְחֻמָ֖⁠ם כַּ⁠גְּלָלִֽים</w:t>
       </w:r>
     </w:p>
     <w:p>
@@ -11132,7 +11132,7 @@
         <w:rPr>
           <w:lang w:val="en_US" w:bidi="en_US"/>
         </w:rPr>
-        <w:t>וְ⁠שֻׁפַּ֤ךְ דָּמָ⁠ם֙ כֶּֽ⁠עָפָ֔ר וּ⁠לְחֻמָ֖⁠ם כַּ⁠גְּלָלִֽים</w:t>
+        <w:t>וְ⁠שֻׁפַּ֤ךְ דָּמָ⁠ם֙ כֶּֽ⁠עָפָ֔ר וּ⁠לְחֻמָ֖⁠ם כַּ⁠גְּלָלִֽים</w:t>
       </w:r>
     </w:p>
     <w:p>
@@ -11294,7 +11294,7 @@
         <w:rPr>
           <w:lang w:val="en_US" w:bidi="en_US"/>
         </w:rPr>
-        <w:t>גַּם־כַּסְפָּ֨⁠ם גַּם־זְהָבָ֜⁠ם לֹֽא־יוּכַ֣ל לְ⁠הַצִּילָ֗⁠ם</w:t>
+        <w:t>גַּם־כַּסְפָּ֨⁠ם גַּם־זְהָבָ֜⁠ם לֹֽא־יוּכַ֣ל לְ⁠הַצִּילָ֗⁠ם</w:t>
       </w:r>
     </w:p>
     <w:p>
@@ -11430,7 +11430,7 @@
         <w:rPr>
           <w:lang w:val="en_US" w:bidi="en_US"/>
         </w:rPr>
-        <w:t>וּ⁠בְ⁠אֵשׁ֙ קִנְאָת֔⁠וֹ תֵּאָכֵ֖ל כָּל־הָ⁠אָ֑רֶץ</w:t>
+        <w:t>וּ⁠בְ⁠אֵשׁ֙ קִנְאָת֔⁠וֹ תֵּאָכֵ֖ל כָּל־הָ⁠אָ֑רֶץ</w:t>
       </w:r>
     </w:p>
     <w:p>
@@ -11527,7 +11527,7 @@
         <w:rPr>
           <w:lang w:val="en_US" w:bidi="en_US"/>
         </w:rPr>
-        <w:t>וּ⁠בְ⁠אֵשׁ֙ קִנְאָת֔⁠וֹ תֵּאָכֵ֖ל כָּל־הָ⁠אָ֑רֶץ</w:t>
+        <w:t>וּ⁠בְ⁠אֵשׁ֙ קִנְאָת֔⁠וֹ תֵּאָכֵ֖ל כָּל־הָ⁠אָ֑רֶץ</w:t>
       </w:r>
     </w:p>
     <w:p>
@@ -11663,7 +11663,7 @@
         <w:rPr>
           <w:lang w:val="en_US" w:bidi="en_US"/>
         </w:rPr>
-        <w:t>וּ⁠בְ⁠אֵשׁ֙ קִנְאָת֔⁠וֹ תֵּאָכֵ֖ל כָּל־הָ⁠אָ֑רֶץ</w:t>
+        <w:t>וּ⁠בְ⁠אֵשׁ֙ קִנְאָת֔⁠וֹ תֵּאָכֵ֖ל כָּל־הָ⁠אָ֑רֶץ</w:t>
       </w:r>
     </w:p>
     <w:p>
@@ -11773,7 +11773,7 @@
         <w:rPr>
           <w:lang w:val="en_US" w:bidi="en_US"/>
         </w:rPr>
-        <w:t>כָלָ֤ה אַךְ־נִבְהָלָה֙ יַֽעֲשֶׂ֔ה אֵ֥ת כָּל־יֹשְׁבֵ֖י הָ⁠אָֽרֶץ</w:t>
+        <w:t>כָלָ֤ה אַךְ־נִבְהָלָה֙ יַֽעֲשֶׂ֔ה אֵ֥ת כָּל־יֹשְׁבֵ֖י הָ⁠אָֽרֶץ</w:t>
       </w:r>
     </w:p>
     <w:p>
@@ -11883,7 +11883,7 @@
         <w:rPr>
           <w:lang w:val="en_US" w:bidi="en_US"/>
         </w:rPr>
-        <w:t>אֵ֥ת כָּל־יֹשְׁבֵ֖י הָ⁠אָֽרֶץ</w:t>
+        <w:t>אֵ֥ת כָּל־יֹשְׁבֵ֖י הָ⁠אָֽרֶץ</w:t>
       </w:r>
     </w:p>
     <w:p>
@@ -12116,7 +12116,7 @@
         <w:rPr>
           <w:lang w:val="en_US" w:bidi="en_US"/>
         </w:rPr>
-        <w:t>הִֽתְקוֹשְׁשׁ֖וּ וָ⁠ק֑וֹשּׁוּ</w:t>
+        <w:t>הִֽתְקוֹשְׁשׁ֖וּ וָ⁠ק֑וֹשּׁוּ</w:t>
       </w:r>
     </w:p>
     <w:p>
@@ -12226,7 +12226,7 @@
         <w:rPr>
           <w:lang w:val="en_US" w:bidi="en_US"/>
         </w:rPr>
-        <w:t>הִֽתְקוֹשְׁשׁ֖וּ וָ⁠ק֑וֹשּׁוּ</w:t>
+        <w:t>הִֽתְקוֹשְׁשׁ֖וּ וָ⁠ק֑וֹשּׁוּ</w:t>
       </w:r>
     </w:p>
     <w:p>
@@ -12336,7 +12336,7 @@
         <w:rPr>
           <w:lang w:val="en_US" w:bidi="en_US"/>
         </w:rPr>
-        <w:t>הִֽתְקוֹשְׁשׁ֖וּ</w:t>
+        <w:t>הִֽתְקוֹשְׁשׁ֖וּ</w:t>
       </w:r>
     </w:p>
     <w:p>
@@ -12666,7 +12666,7 @@
         <w:rPr>
           <w:lang w:val="en_US" w:bidi="en_US"/>
         </w:rPr>
-        <w:t>בְּ⁠טֶ֨רֶם֙ לֶ֣דֶת חֹ֔ק</w:t>
+        <w:t>בְּ⁠טֶ֨רֶם֙ לֶ֣דֶת חֹ֔ק</w:t>
       </w:r>
     </w:p>
     <w:p>
@@ -12815,7 +12815,7 @@
         <w:rPr>
           <w:lang w:val="en_US" w:bidi="en_US"/>
         </w:rPr>
-        <w:t>בְּ⁠טֶ֨רֶם֙ לֶ֣דֶת חֹ֔ק</w:t>
+        <w:t>בְּ⁠טֶ֨רֶם֙ לֶ֣דֶת חֹ֔ק</w:t>
       </w:r>
     </w:p>
     <w:p>
@@ -13035,7 +13035,7 @@
         <w:rPr>
           <w:lang w:val="en_US" w:bidi="en_US"/>
         </w:rPr>
-        <w:t>כְּ⁠מֹ֖ץ עָ֣בַר</w:t>
+        <w:t>כְּ⁠מֹ֖ץ עָ֣בַר</w:t>
       </w:r>
     </w:p>
     <w:p>
@@ -13171,7 +13171,7 @@
         <w:rPr>
           <w:lang w:val="en_US" w:bidi="en_US"/>
         </w:rPr>
-        <w:t>בְּ⁠טֶ֣רֶם ׀ לֹא־יָב֣וֹא עֲלֵי⁠כֶ֗ם חֲרוֹן֙ אַף־יְהוָ֔ה בְּ⁠טֶ֨רֶם֙ לֹא־יָב֣וֹא עֲלֵי⁠כֶ֔ם י֖וֹם אַף־יְהוָֽה</w:t>
+        <w:t>בְּ⁠טֶ֣רֶם ׀ לֹא־יָב֣וֹא עֲלֵי⁠כֶ֗ם חֲרוֹן֙ אַף־יְהוָ֔ה בְּ⁠טֶ֨רֶם֙ לֹא־יָב֣וֹא עֲלֵי⁠כֶ֔ם י֖וֹם אַף־יְהוָֽה</w:t>
       </w:r>
     </w:p>
     <w:p>
@@ -13268,7 +13268,7 @@
         <w:rPr>
           <w:lang w:val="en_US" w:bidi="en_US"/>
         </w:rPr>
-        <w:t>בְּ⁠טֶ֣רֶם ׀ לֹא־יָב֣וֹא עֲלֵי⁠כֶ֗ם חֲרוֹן֙ אַף־יְהוָ֔ה</w:t>
+        <w:t>בְּ⁠טֶ֣רֶם ׀ לֹא־יָב֣וֹא עֲלֵי⁠כֶ֗ם חֲרוֹן֙ אַף־יְהוָ֔ה</w:t>
       </w:r>
     </w:p>
     <w:p>
@@ -13365,7 +13365,7 @@
         <w:rPr>
           <w:lang w:val="en_US" w:bidi="en_US"/>
         </w:rPr>
-        <w:t>בְּ⁠טֶ֣רֶם ׀ לֹא־יָב֣וֹא עֲלֵי⁠כֶ֗ם חֲרוֹן֙ אַף־יְהוָ֔ה</w:t>
+        <w:t>בְּ⁠טֶ֣רֶם ׀ לֹא־יָב֣וֹא עֲלֵי⁠כֶ֗ם חֲרוֹן֙ אַף־יְהוָ֔ה</w:t>
       </w:r>
     </w:p>
     <w:p>
@@ -13501,7 +13501,7 @@
         <w:rPr>
           <w:lang w:val="en_US" w:bidi="en_US"/>
         </w:rPr>
-        <w:t>בְּ⁠טֶ֣רֶם ׀ לֹא־יָב֣וֹא עֲלֵי⁠כֶ֗ם חֲרוֹן֙ אַף־יְהוָ֔ה</w:t>
+        <w:t>בְּ⁠טֶ֣רֶם ׀ לֹא־יָב֣וֹא עֲלֵי⁠כֶ֗ם חֲרוֹן֙ אַף־יְהוָ֔ה</w:t>
       </w:r>
     </w:p>
     <w:p>
@@ -13624,7 +13624,7 @@
         <w:rPr>
           <w:lang w:val="en_US" w:bidi="en_US"/>
         </w:rPr>
-        <w:t>בְּ⁠טֶ֨רֶם֙ לֹא־יָב֣וֹא עֲלֵי⁠כֶ֔ם י֖וֹם אַף־יְהוָֽה</w:t>
+        <w:t>בְּ⁠טֶ֨רֶם֙ לֹא־יָב֣וֹא עֲלֵי⁠כֶ֔ם י֖וֹם אַף־יְהוָֽה</w:t>
       </w:r>
     </w:p>
     <w:p>
@@ -13734,7 +13734,7 @@
         <w:rPr>
           <w:lang w:val="en_US" w:bidi="en_US"/>
         </w:rPr>
-        <w:t>בַּקְּשׁ֤וּ אֶת־יְהוָה֙</w:t>
+        <w:t>בַּקְּשׁ֤וּ אֶת־יְהוָה֙</w:t>
       </w:r>
     </w:p>
     <w:p>
@@ -13862,7 +13862,7 @@
         <w:rPr>
           <w:lang w:val="en_US" w:bidi="en_US"/>
         </w:rPr>
-        <w:t>כָּל־עַנְוֵ֣י הָ⁠אָ֔רֶץ</w:t>
+        <w:t>כָּל־עַנְוֵ֣י הָ⁠אָ֔רֶץ</w:t>
       </w:r>
     </w:p>
     <w:p>
@@ -13972,7 +13972,7 @@
         <w:rPr>
           <w:lang w:val="en_US" w:bidi="en_US"/>
         </w:rPr>
-        <w:t>כָּל־עַנְוֵ֣י הָ⁠אָ֔רֶץ</w:t>
+        <w:t>כָּל־עַנְוֵ֣י הָ⁠אָ֔רֶץ</w:t>
       </w:r>
     </w:p>
     <w:p>
@@ -14100,7 +14100,7 @@
         <w:rPr>
           <w:lang w:val="en_US" w:bidi="en_US"/>
         </w:rPr>
-        <w:t>אֲשֶׁ֥ר מִשְׁפָּט֖⁠וֹ פָּעָ֑לוּ</w:t>
+        <w:t>אֲשֶׁ֥ר מִשְׁפָּט֖⁠וֹ פָּעָ֑לוּ</w:t>
       </w:r>
     </w:p>
     <w:p>
@@ -14210,7 +14210,7 @@
         <w:rPr>
           <w:lang w:val="en_US" w:bidi="en_US"/>
         </w:rPr>
-        <w:t>בַּקְּשׁוּ־צֶ֨דֶק֙ בַּקְּשׁ֣וּ עֲנָוָ֔ה</w:t>
+        <w:t>בַּקְּשׁוּ־צֶ֨דֶק֙ בַּקְּשׁ֣וּ עֲנָוָ֔ה</w:t>
       </w:r>
     </w:p>
     <w:p>
@@ -14364,7 +14364,7 @@
         <w:rPr>
           <w:lang w:val="en_US" w:bidi="en_US"/>
         </w:rPr>
-        <w:t>בַּקְּשׁוּ־צֶ֨דֶק֙ בַּקְּשׁ֣וּ עֲנָוָ֔ה</w:t>
+        <w:t>בַּקְּשׁוּ־צֶ֨דֶק֙ בַּקְּשׁ֣וּ עֲנָוָ֔ה</w:t>
       </w:r>
     </w:p>
     <w:p>
@@ -14487,7 +14487,7 @@
         <w:rPr>
           <w:lang w:val="en_US" w:bidi="en_US"/>
         </w:rPr>
-        <w:t>תִּסָּ֣תְר֔וּ</w:t>
+        <w:t>תִּסָּ֣תְר֔וּ</w:t>
       </w:r>
     </w:p>
     <w:p>
@@ -14584,7 +14584,7 @@
         <w:rPr>
           <w:lang w:val="en_US" w:bidi="en_US"/>
         </w:rPr>
-        <w:t>תִּסָּ֣תְר֔וּ</w:t>
+        <w:t>תִּסָּ֣תְר֔וּ</w:t>
       </w:r>
     </w:p>
     <w:p>
@@ -14694,7 +14694,7 @@
         <w:rPr>
           <w:lang w:val="en_US" w:bidi="en_US"/>
         </w:rPr>
-        <w:t>בְּ⁠י֖וֹם אַף־יְהוָֽה</w:t>
+        <w:t>בְּ⁠י֖וֹם אַף־יְהוָֽה</w:t>
       </w:r>
     </w:p>
     <w:p>
@@ -14791,7 +14791,7 @@
         <w:rPr>
           <w:lang w:val="en_US" w:bidi="en_US"/>
         </w:rPr>
-        <w:t>עַזָּה֙ עֲזוּבָ֣ה תִֽהְיֶ֔ה &amp; וְ⁠עֶקְר֖וֹן תֵּעָקֵֽר</w:t>
+        <w:t>עַזָּה֙ עֲזוּבָ֣ה תִֽהְיֶ֔ה &amp; וְ⁠עֶקְר֖וֹן תֵּעָקֵֽר</w:t>
       </w:r>
     </w:p>
     <w:p>
@@ -14888,7 +14888,7 @@
         <w:rPr>
           <w:lang w:val="en_US" w:bidi="en_US"/>
         </w:rPr>
-        <w:t>עַזָּה֙ עֲזוּבָ֣ה תִֽהְיֶ֔ה</w:t>
+        <w:t>עַזָּה֙ עֲזוּבָ֣ה תִֽהְיֶ֔ה</w:t>
       </w:r>
     </w:p>
     <w:p>
@@ -14985,7 +14985,7 @@
         <w:rPr>
           <w:lang w:val="en_US" w:bidi="en_US"/>
         </w:rPr>
-        <w:t>וְ⁠אַשְׁקְל֖וֹן לִ⁠שְׁמָמָ֑ה</w:t>
+        <w:t>וְ⁠אַשְׁקְל֖וֹן לִ⁠שְׁמָמָ֑ה</w:t>
       </w:r>
     </w:p>
     <w:p>
@@ -15082,7 +15082,7 @@
         <w:rPr>
           <w:lang w:val="en_US" w:bidi="en_US"/>
         </w:rPr>
-        <w:t>אַשְׁדּ֗וֹד &amp; יְגָ֣רְשׁ֔וּ⁠הָ</w:t>
+        <w:t>אַשְׁדּ֗וֹד &amp; יְגָ֣רְשׁ֔וּ⁠הָ</w:t>
       </w:r>
     </w:p>
     <w:p>
@@ -15205,7 +15205,7 @@
         <w:rPr>
           <w:lang w:val="en_US" w:bidi="en_US"/>
         </w:rPr>
-        <w:t>אַשְׁדּ֗וֹד &amp; יְגָ֣רְשׁ֔וּ⁠הָ</w:t>
+        <w:t>אַשְׁדּ֗וֹד &amp; יְגָ֣רְשׁ֔וּ⁠הָ</w:t>
       </w:r>
     </w:p>
     <w:p>
@@ -15315,7 +15315,7 @@
         <w:rPr>
           <w:lang w:val="en_US" w:bidi="en_US"/>
         </w:rPr>
-        <w:t>בַּֽ⁠צָּהֳרַ֨יִם֙</w:t>
+        <w:t>בַּֽ⁠צָּהֳרַ֨יִם֙</w:t>
       </w:r>
     </w:p>
     <w:p>
@@ -15425,7 +15425,7 @@
         <w:rPr>
           <w:lang w:val="en_US" w:bidi="en_US"/>
         </w:rPr>
-        <w:t>וְ⁠עֶקְר֖וֹן תֵּעָקֵֽר</w:t>
+        <w:t>וְ⁠עֶקְר֖וֹן תֵּעָקֵֽר</w:t>
       </w:r>
     </w:p>
     <w:p>
@@ -15548,7 +15548,7 @@
         <w:rPr>
           <w:lang w:val="en_US" w:bidi="en_US"/>
         </w:rPr>
-        <w:t>וְ⁠עֶקְר֖וֹן תֵּעָקֵֽר</w:t>
+        <w:t>וְ⁠עֶקְר֖וֹן תֵּעָקֵֽר</w:t>
       </w:r>
     </w:p>
     <w:p>
@@ -15645,7 +15645,7 @@
         <w:rPr>
           <w:lang w:val="en_US" w:bidi="en_US"/>
         </w:rPr>
-        <w:t>חֶ֥בֶל הַ⁠יָּ֖ם</w:t>
+        <w:t>חֶ֥בֶל הַ⁠יָּ֖ם</w:t>
       </w:r>
     </w:p>
     <w:p>
@@ -15768,7 +15768,7 @@
         <w:rPr>
           <w:lang w:val="en_US" w:bidi="en_US"/>
         </w:rPr>
-        <w:t>כְּרֵתִ֑ים</w:t>
+        <w:t>כְּרֵתִ֑ים</w:t>
       </w:r>
     </w:p>
     <w:p>
@@ -15891,7 +15891,7 @@
         <w:rPr>
           <w:lang w:val="en_US" w:bidi="en_US"/>
         </w:rPr>
-        <w:t>דְּבַר־יְהוָ֣ה עֲלֵי⁠כֶ֗ם</w:t>
+        <w:t>דְּבַר־יְהוָ֣ה עֲלֵי⁠כֶ֗ם</w:t>
       </w:r>
     </w:p>
     <w:p>
@@ -16001,7 +16001,7 @@
         <w:rPr>
           <w:lang w:val="en_US" w:bidi="en_US"/>
         </w:rPr>
-        <w:t>עֲלֵי⁠כֶ֗ם כְּנַ֨עַן֙ אֶ֣רֶץ פְּלִשְׁתִּ֔ים</w:t>
+        <w:t>עֲלֵי⁠כֶ֗ם כְּנַ֨עַן֙ אֶ֣רֶץ פְּלִשְׁתִּ֔ים</w:t>
       </w:r>
     </w:p>
     <w:p>
@@ -16247,7 +16247,7 @@
         <w:rPr>
           <w:lang w:val="en_US" w:bidi="en_US"/>
         </w:rPr>
-        <w:t>וְ⁠הַאֲבַדְתִּ֖י⁠ךְ מֵ⁠אֵ֥ין יוֹשֵֽׁב</w:t>
+        <w:t>וְ⁠הַאֲבַדְתִּ֖י⁠ךְ מֵ⁠אֵ֥ין יוֹשֵֽׁב</w:t>
       </w:r>
     </w:p>
     <w:p>
@@ -16344,7 +16344,7 @@
         <w:rPr>
           <w:lang w:val="en_US" w:bidi="en_US"/>
         </w:rPr>
-        <w:t>וְ⁠הַאֲבַדְתִּ֖י⁠ךְ מֵ⁠אֵ֥ין יוֹשֵֽׁב</w:t>
+        <w:t>וְ⁠הַאֲבַדְתִּ֖י⁠ךְ מֵ⁠אֵ֥ין יוֹשֵֽׁב</w:t>
       </w:r>
     </w:p>
     <w:p>
@@ -16454,7 +16454,7 @@
         <w:rPr>
           <w:lang w:val="en_US" w:bidi="en_US"/>
         </w:rPr>
-        <w:t>חֶ֣בֶל הַ⁠יָּ֗ם</w:t>
+        <w:t>חֶ֣בֶל הַ⁠יָּ֗ם</w:t>
       </w:r>
     </w:p>
     <w:p>
@@ -16551,7 +16551,7 @@
         <w:rPr>
           <w:lang w:val="en_US" w:bidi="en_US"/>
         </w:rPr>
-        <w:t>נְוֺ֛ת כְּרֹ֥ת רֹעִ֖ים וְ⁠גִדְר֥וֹת צֹֽאן</w:t>
+        <w:t>נְוֺ֛ת כְּרֹ֥ת רֹעִ֖ים וְ⁠גִדְר֥וֹת צֹֽאן</w:t>
       </w:r>
     </w:p>
     <w:p>
@@ -16687,7 +16687,7 @@
         <w:rPr>
           <w:lang w:val="en_US" w:bidi="en_US"/>
         </w:rPr>
-        <w:t>בֵּ֥ית יְהוּדָ֖ה</w:t>
+        <w:t>בֵּ֥ית יְהוּדָ֖ה</w:t>
       </w:r>
     </w:p>
     <w:p>
@@ -16797,7 +16797,7 @@
         <w:rPr>
           <w:lang w:val="en_US" w:bidi="en_US"/>
         </w:rPr>
-        <w:t>בְּ⁠בָתֵּ֣י אַשְׁקְל֗וֹן בָּ⁠עֶ֨רֶב֙ יִרְבָּצ֔וּ⁠ן</w:t>
+        <w:t>בְּ⁠בָתֵּ֣י אַשְׁקְל֗וֹן בָּ⁠עֶ֨רֶב֙ יִרְבָּצ֔וּ⁠ן</w:t>
       </w:r>
     </w:p>
     <w:p>
@@ -17058,7 +17058,7 @@
         <w:rPr>
           <w:lang w:val="en_US" w:bidi="en_US"/>
         </w:rPr>
-        <w:t>שָׁמַ֨עְתִּי֙ חֶרְפַּ֣ת</w:t>
+        <w:t>שָׁמַ֨עְתִּי֙ חֶרְפַּ֣ת</w:t>
       </w:r>
     </w:p>
     <w:p>
@@ -17314,7 +17314,7 @@
         <w:rPr>
           <w:lang w:val="en_US" w:bidi="en_US"/>
         </w:rPr>
-        <w:t>בְּנֵ֣י עַמּ֑וֹן</w:t>
+        <w:t>בְּנֵ֣י עַמּ֑וֹן</w:t>
       </w:r>
     </w:p>
     <w:p>
@@ -17437,7 +17437,7 @@
         <w:rPr>
           <w:lang w:val="en_US" w:bidi="en_US"/>
         </w:rPr>
-        <w:t>וַ⁠יַּגְדִּ֖ילוּ עַל־גְּבוּלָֽ⁠ם</w:t>
+        <w:t>וַ⁠יַּגְדִּ֖ילוּ עַל־גְּבוּלָֽ⁠ם</w:t>
       </w:r>
     </w:p>
     <w:p>
@@ -17534,7 +17534,7 @@
         <w:rPr>
           <w:lang w:val="en_US" w:bidi="en_US"/>
         </w:rPr>
-        <w:t>לָ⁠כֵ֣ן חַי־אָ֡נִי &amp; כִּֽי</w:t>
+        <w:t>לָ⁠כֵ֣ן חַי־אָ֡נִי &amp; כִּֽי</w:t>
       </w:r>
     </w:p>
     <w:p>
@@ -17657,7 +17657,7 @@
         <w:rPr>
           <w:lang w:val="en_US" w:bidi="en_US"/>
         </w:rPr>
-        <w:t>נְאֻם֩ יְהוָ֨ה צְבָא֜וֹת אֱלֹהֵ֣י יִשְׂרָאֵ֗ל</w:t>
+        <w:t>נְאֻם֩ יְהוָ֨ה צְבָא֜וֹת אֱלֹהֵ֣י יִשְׂרָאֵ֗ל</w:t>
       </w:r>
     </w:p>
     <w:p>
@@ -17864,7 +17864,7 @@
         <w:rPr>
           <w:lang w:val="en_US" w:bidi="en_US"/>
         </w:rPr>
-        <w:t>מוֹאָ֞ב כִּ⁠סְדֹ֤ם תִּֽהְיֶה֙ וּ⁠בְנֵ֤י עַמּוֹן֙ כַּֽ⁠עֲמֹרָ֔ה</w:t>
+        <w:t>מוֹאָ֞ב כִּ⁠סְדֹ֤ם תִּֽהְיֶה֙ וּ⁠בְנֵ֤י עַמּוֹן֙ כַּֽ⁠עֲמֹרָ֔ה</w:t>
       </w:r>
     </w:p>
     <w:p>
@@ -18031,7 +18031,7 @@
         <w:rPr>
           <w:lang w:val="en_US" w:bidi="en_US"/>
         </w:rPr>
-        <w:t>מִמְשַׁ֥ק חָר֛וּל וּ⁠מִכְרֵה־מֶ֥לַח וּ⁠שְׁמָמָ֖ה עַד־עוֹלָ֑ם</w:t>
+        <w:t>מִמְשַׁ֥ק חָר֛וּל וּ⁠מִכְרֵה־מֶ֥לַח וּ⁠שְׁמָמָ֖ה עַד־עוֹלָ֑ם</w:t>
       </w:r>
     </w:p>
     <w:p>
@@ -18128,7 +18128,7 @@
         <w:rPr>
           <w:lang w:val="en_US" w:bidi="en_US"/>
         </w:rPr>
-        <w:t>מִמְשַׁ֥ק חָר֛וּל וּ⁠מִכְרֵה־מֶ֥לַח וּ⁠שְׁמָמָ֖ה עַד־עוֹלָ֑ם</w:t>
+        <w:t>מִמְשַׁ֥ק חָר֛וּל וּ⁠מִכְרֵה־מֶ֥לַח וּ⁠שְׁמָמָ֖ה עַד־עוֹלָ֑ם</w:t>
       </w:r>
     </w:p>
     <w:p>
@@ -18251,7 +18251,7 @@
         <w:rPr>
           <w:lang w:val="en_US" w:bidi="en_US"/>
         </w:rPr>
-        <w:t>מִמְשַׁ֥ק חָר֛וּל וּ⁠מִכְרֵה־מֶ֥לַח וּ⁠שְׁמָמָ֖ה עַד־עוֹלָ֑ם</w:t>
+        <w:t>מִמְשַׁ֥ק חָר֛וּל וּ⁠מִכְרֵה־מֶ֥לַח וּ⁠שְׁמָמָ֖ה עַד־עוֹלָ֑ם</w:t>
       </w:r>
     </w:p>
     <w:p>
@@ -18348,7 +18348,7 @@
         <w:rPr>
           <w:lang w:val="en_US" w:bidi="en_US"/>
         </w:rPr>
-        <w:t>שְׁאֵרִ֤ית עַמִּ⁠י֙ יְבָזּ֔וּ⁠ם וְ⁠יֶ֥תֶר גּוֹיִ֖י יִנְחָלֽוּ⁠ם</w:t>
+        <w:t>שְׁאֵרִ֤ית עַמִּ⁠י֙ יְבָזּ֔וּ⁠ם וְ⁠יֶ֥תֶר גּוֹיִ֖י יִנְחָלֽוּ⁠ם</w:t>
       </w:r>
     </w:p>
     <w:p>
@@ -18458,7 +18458,7 @@
         <w:rPr>
           <w:lang w:val="en_US" w:bidi="en_US"/>
         </w:rPr>
-        <w:t>זֹ֥את לָ⁠הֶ֖ם תַּ֣חַת גְּאוֹנָ֑⁠ם כִּ֤י חֵֽרְפוּ֙ וַ⁠יַּגְדִּ֔לוּ עַל־עַ֖ם יְהוָ֥ה צְבָאֽוֹת</w:t>
+        <w:t>זֹ֥את לָ⁠הֶ֖ם תַּ֣חַת גְּאוֹנָ֑⁠ם כִּ֤י חֵֽרְפוּ֙ וַ⁠יַּגְדִּ֔לוּ עַל־עַ֖ם יְהוָ֥ה צְבָאֽוֹת</w:t>
       </w:r>
     </w:p>
     <w:p>
@@ -18555,7 +18555,7 @@
         <w:rPr>
           <w:lang w:val="en_US" w:bidi="en_US"/>
         </w:rPr>
-        <w:t>זֹ֥את לָ⁠הֶ֖ם תַּ֣חַת גְּאוֹנָ֑⁠ם</w:t>
+        <w:t>זֹ֥את לָ⁠הֶ֖ם תַּ֣חַת גְּאוֹנָ֑⁠ם</w:t>
       </w:r>
     </w:p>
     <w:p>
@@ -18665,7 +18665,7 @@
         <w:rPr>
           <w:lang w:val="en_US" w:bidi="en_US"/>
         </w:rPr>
-        <w:t>וַ⁠יַּגְדִּ֔לוּ עַל</w:t>
+        <w:t>וַ⁠יַּגְדִּ֔לוּ עַל</w:t>
       </w:r>
     </w:p>
     <w:p>
@@ -18877,7 +18877,7 @@
         <w:rPr>
           <w:lang w:val="en_US" w:bidi="en_US"/>
         </w:rPr>
-        <w:t>רָזָ֔ה אֵ֖ת כָּל־אֱלֹהֵ֣י הָ⁠אָ֑רֶץ</w:t>
+        <w:t>רָזָ֔ה אֵ֖ת כָּל־אֱלֹהֵ֣י הָ⁠אָ֑רֶץ</w:t>
       </w:r>
     </w:p>
     <w:p>
@@ -19000,7 +19000,7 @@
         <w:rPr>
           <w:lang w:val="en_US" w:bidi="en_US"/>
         </w:rPr>
-        <w:t>וְ⁠יִשְׁתַּֽחֲווּ־ל⁠וֹ֙ &amp; כֹּ֖ל אִיֵּ֥י הַ⁠גּוֹיִֽם</w:t>
+        <w:t>וְ⁠יִשְׁתַּֽחֲווּ־ל⁠וֹ֙ &amp; כֹּ֖ל אִיֵּ֥י הַ⁠גּוֹיִֽם</w:t>
       </w:r>
     </w:p>
     <w:p>
@@ -19136,7 +19136,7 @@
         <w:rPr>
           <w:lang w:val="en_US" w:bidi="en_US"/>
         </w:rPr>
-        <w:t>וְ⁠יִשְׁתַּֽחֲווּ־ל⁠וֹ֙ &amp; כֹּ֖ל אִיֵּ֥י הַ⁠גּוֹיִֽם</w:t>
+        <w:t>וְ⁠יִשְׁתַּֽחֲווּ־ל⁠וֹ֙ &amp; כֹּ֖ל אִיֵּ֥י הַ⁠גּוֹיִֽם</w:t>
       </w:r>
     </w:p>
     <w:p>
@@ -19259,7 +19259,7 @@
         <w:rPr>
           <w:lang w:val="en_US" w:bidi="en_US"/>
         </w:rPr>
-        <w:t>אִ֣ישׁ מִ⁠מְּקוֹמ֔⁠וֹ</w:t>
+        <w:t>אִ֣ישׁ מִ⁠מְּקוֹמ֔⁠וֹ</w:t>
       </w:r>
     </w:p>
     <w:p>
@@ -19369,7 +19369,7 @@
         <w:rPr>
           <w:lang w:val="en_US" w:bidi="en_US"/>
         </w:rPr>
-        <w:t>גַּם־אַתֶּ֣ם כּוּשִׁ֔ים</w:t>
+        <w:t>גַּם־אַתֶּ֣ם כּוּשִׁ֔ים</w:t>
       </w:r>
     </w:p>
     <w:p>
@@ -19466,7 +19466,7 @@
         <w:rPr>
           <w:lang w:val="en_US" w:bidi="en_US"/>
         </w:rPr>
-        <w:t>חַֽלְלֵ֥י חַרְבִּ֖⁠י הֵֽמָּה</w:t>
+        <w:t>חַֽלְלֵ֥י חַרְבִּ֖⁠י הֵֽמָּה</w:t>
       </w:r>
     </w:p>
     <w:p>
@@ -19563,7 +19563,7 @@
         <w:rPr>
           <w:lang w:val="en_US" w:bidi="en_US"/>
         </w:rPr>
-        <w:t>חַֽלְלֵ֥י חַרְבִּ֖⁠י הֵֽמָּה</w:t>
+        <w:t>חַֽלְלֵ֥י חַרְבִּ֖⁠י הֵֽמָּה</w:t>
       </w:r>
     </w:p>
     <w:p>
@@ -19660,7 +19660,7 @@
         <w:rPr>
           <w:lang w:val="en_US" w:bidi="en_US"/>
         </w:rPr>
-        <w:t>חַֽלְלֵ֥י חַרְבִּ֖⁠י הֵֽמָּה</w:t>
+        <w:t>חַֽלְלֵ֥י חַרְבִּ֖⁠י הֵֽמָּה</w:t>
       </w:r>
     </w:p>
     <w:p>
@@ -19770,7 +19770,7 @@
         <w:rPr>
           <w:lang w:val="en_US" w:bidi="en_US"/>
         </w:rPr>
-        <w:t>וְ⁠יֵ֤ט יָד⁠וֹ֙ עַל־צָפ֔וֹן וִֽ⁠יאַבֵּ֖ד אֶת־אַשּׁ֑וּר</w:t>
+        <w:t>וְ⁠יֵ֤ט יָד⁠וֹ֙ עַל־צָפ֔וֹן וִֽ⁠יאַבֵּ֖ד אֶת־אַשּׁ֑וּר</w:t>
       </w:r>
     </w:p>
     <w:p>
@@ -20228,7 +20228,7 @@
         <w:rPr>
           <w:lang w:val="en_US" w:bidi="en_US"/>
         </w:rPr>
-        <w:t>כָּל־חַיְת⁠וֹ־ג֔וֹי</w:t>
+        <w:t>כָּל־חַיְת⁠וֹ־ג֔וֹי</w:t>
       </w:r>
     </w:p>
     <w:p>
@@ -20351,7 +20351,7 @@
         <w:rPr>
           <w:lang w:val="en_US" w:bidi="en_US"/>
         </w:rPr>
-        <w:t>גַּם־קָאַת֙ גַּם־קִפֹּ֔ד</w:t>
+        <w:t>גַּם־קָאַת֙ גַּם־קִפֹּ֔ד</w:t>
       </w:r>
     </w:p>
     <w:p>
@@ -20474,7 +20474,7 @@
         <w:rPr>
           <w:lang w:val="en_US" w:bidi="en_US"/>
         </w:rPr>
-        <w:t>בְּ⁠כַפְתֹּרֶ֖י⁠הָ יָלִ֑ינוּ</w:t>
+        <w:t>בְּ⁠כַפְתֹּרֶ֖י⁠הָ יָלִ֑ינוּ</w:t>
       </w:r>
     </w:p>
     <w:p>
@@ -20584,7 +20584,7 @@
         <w:rPr>
           <w:lang w:val="en_US" w:bidi="en_US"/>
         </w:rPr>
-        <w:t>ק֠וֹל יְשׁוֹרֵ֤ר בַּֽ⁠חַלּוֹן֙ חֹ֣רֶב בַּ⁠סַּ֔ף כִּ֥י אַרְזָ֖ה עֵרָֽה</w:t>
+        <w:t>ק֠וֹל יְשׁוֹרֵ֤ר בַּֽ⁠חַלּוֹן֙ חֹ֣רֶב בַּ⁠סַּ֔ף כִּ֥י אַרְזָ֖ה עֵרָֽה</w:t>
       </w:r>
     </w:p>
     <w:p>
@@ -20694,7 +20694,7 @@
         <w:rPr>
           <w:lang w:val="en_US" w:bidi="en_US"/>
         </w:rPr>
-        <w:t>ק֠וֹל יְשׁוֹרֵ֤ר בַּֽ⁠חַלּוֹן֙</w:t>
+        <w:t>ק֠וֹל יְשׁוֹרֵ֤ר בַּֽ⁠חַלּוֹן֙</w:t>
       </w:r>
     </w:p>
     <w:p>
@@ -20817,7 +20817,7 @@
         <w:rPr>
           <w:lang w:val="en_US" w:bidi="en_US"/>
         </w:rPr>
-        <w:t>חֹ֣רֶב בַּ⁠סַּ֔ף</w:t>
+        <w:t>חֹ֣רֶב בַּ⁠סַּ֔ף</w:t>
       </w:r>
     </w:p>
     <w:p>
@@ -20927,7 +20927,7 @@
         <w:rPr>
           <w:lang w:val="en_US" w:bidi="en_US"/>
         </w:rPr>
-        <w:t>זֹ֞֠את הָ⁠עִ֤יר הָ⁠עַלִּיזָה֙ הַ⁠יּוֹשֶׁ֣בֶת לָ⁠בֶ֔טַח הָ⁠אֹֽמְרָה֙ בִּ⁠לְבָבָ֔⁠הּ אֲנִ֖י וְ⁠אַפְסִ֣⁠י ע֑וֹד</w:t>
+        <w:t>זֹ֞֠את הָ⁠עִ֤יר הָ⁠עַלִּיזָה֙ הַ⁠יּוֹשֶׁ֣בֶת לָ⁠בֶ֔טַח הָ⁠אֹֽמְרָה֙ בִּ⁠לְבָבָ֔⁠הּ אֲנִ֖י וְ⁠אַפְסִ֣⁠י ע֑וֹד</w:t>
       </w:r>
     </w:p>
     <w:p>
@@ -21050,7 +21050,7 @@
         <w:rPr>
           <w:lang w:val="en_US" w:bidi="en_US"/>
         </w:rPr>
-        <w:t>הָ⁠אֹֽמְרָה֙ בִּ⁠לְבָבָ֔⁠הּ אֲנִ֖י וְ⁠אַפְסִ֣⁠י ע֑וֹד</w:t>
+        <w:t>הָ⁠אֹֽמְרָה֙ בִּ⁠לְבָבָ֔⁠הּ אֲנִ֖י וְ⁠אַפְסִ֣⁠י ע֑וֹד</w:t>
       </w:r>
     </w:p>
     <w:p>
@@ -21160,7 +21160,7 @@
         <w:rPr>
           <w:lang w:val="en_US" w:bidi="en_US"/>
         </w:rPr>
-        <w:t>הָ⁠אֹֽמְרָה֙ בִּ⁠לְבָבָ֔⁠הּ אֲנִ֖י וְ⁠אַפְסִ֣⁠י ע֑וֹד</w:t>
+        <w:t>הָ⁠אֹֽמְרָה֙ בִּ⁠לְבָבָ֔⁠הּ אֲנִ֖י וְ⁠אַפְסִ֣⁠י ע֑וֹד</w:t>
       </w:r>
     </w:p>
     <w:p>
@@ -21257,7 +21257,7 @@
         <w:rPr>
           <w:lang w:val="en_US" w:bidi="en_US"/>
         </w:rPr>
-        <w:t>הָ⁠אֹֽמְרָה֙ בִּ⁠לְבָבָ֔⁠הּ אֲנִ֖י וְ⁠אַפְסִ֣⁠י ע֑וֹד</w:t>
+        <w:t>הָ⁠אֹֽמְרָה֙ בִּ⁠לְבָבָ֔⁠הּ אֲנִ֖י וְ⁠אַפְסִ֣⁠י ע֑וֹד</w:t>
       </w:r>
     </w:p>
     <w:p>
@@ -21354,7 +21354,7 @@
         <w:rPr>
           <w:lang w:val="en_US" w:bidi="en_US"/>
         </w:rPr>
-        <w:t>אֵ֣יךְ ׀ הָיְתָ֣ה לְ⁠שַׁמָּ֗ה</w:t>
+        <w:t>אֵ֣יךְ ׀ הָיְתָ֣ה לְ⁠שַׁמָּ֗ה</w:t>
       </w:r>
     </w:p>
     <w:p>
@@ -21451,7 +21451,7 @@
         <w:rPr>
           <w:lang w:val="en_US" w:bidi="en_US"/>
         </w:rPr>
-        <w:t>מַרְבֵּץ֙ לַֽ⁠חַיָּ֔ה</w:t>
+        <w:t>מַרְבֵּץ֙ לַֽ⁠חַיָּ֔ה</w:t>
       </w:r>
     </w:p>
     <w:p>
@@ -21561,7 +21561,7 @@
         <w:rPr>
           <w:lang w:val="en_US" w:bidi="en_US"/>
         </w:rPr>
-        <w:t>כֹּ֚ל עוֹבֵ֣ר עָלֶ֔י⁠הָ יִשְׁרֹ֖ק יָנִ֥יעַ יָדֽ⁠וֹ</w:t>
+        <w:t>כֹּ֚ל עוֹבֵ֣ר עָלֶ֔י⁠הָ יִשְׁרֹ֖ק יָנִ֥יעַ יָדֽ⁠וֹ</w:t>
       </w:r>
     </w:p>
     <w:p>
@@ -22137,7 +22137,7 @@
         <w:rPr>
           <w:lang w:val="en_US" w:bidi="en_US"/>
         </w:rPr>
-        <w:t>לֹ֤א שָֽׁמְעָה֙ בְּ⁠ק֔וֹל</w:t>
+        <w:t>לֹ֤א שָֽׁמְעָה֙ בְּ⁠ק֔וֹל</w:t>
       </w:r>
     </w:p>
     <w:p>
@@ -22247,7 +22247,7 @@
         <w:rPr>
           <w:lang w:val="en_US" w:bidi="en_US"/>
         </w:rPr>
-        <w:t>לֹ֤א שָֽׁמְעָה֙ בְּ⁠ק֔וֹל</w:t>
+        <w:t>לֹ֤א שָֽׁמְעָה֙ בְּ⁠ק֔וֹל</w:t>
       </w:r>
     </w:p>
     <w:p>
@@ -22480,7 +22480,7 @@
         <w:rPr>
           <w:lang w:val="en_US" w:bidi="en_US"/>
         </w:rPr>
-        <w:t>שָׂרֶ֣י⁠הָ</w:t>
+        <w:t>שָׂרֶ֣י⁠הָ</w:t>
       </w:r>
     </w:p>
     <w:p>
@@ -22595,7 +22595,7 @@
         <w:rPr>
           <w:lang w:val="en_US" w:bidi="en_US"/>
         </w:rPr>
-        <w:t>בְ⁠קִרְבָּ֔⁠הּ אֲרָי֖וֹת שֹֽׁאֲגִ֑ים</w:t>
+        <w:t>בְ⁠קִרְבָּ֔⁠הּ אֲרָי֖וֹת שֹֽׁאֲגִ֑ים</w:t>
       </w:r>
     </w:p>
     <w:p>
@@ -22854,7 +22854,7 @@
         <w:rPr>
           <w:lang w:val="en_US" w:bidi="en_US"/>
         </w:rPr>
-        <w:t>לֹ֥א גָרְמ֖וּ לַ⁠בֹּֽקֶר</w:t>
+        <w:t>לֹ֥א גָרְמ֖וּ לַ⁠בֹּֽקֶר</w:t>
       </w:r>
     </w:p>
     <w:p>
@@ -22990,7 +22990,7 @@
         <w:rPr>
           <w:lang w:val="en_US" w:bidi="en_US"/>
         </w:rPr>
-        <w:t>פֹּֽחֲזִ֔ים</w:t>
+        <w:t>פֹּֽחֲזִ֔ים</w:t>
       </w:r>
     </w:p>
     <w:p>
@@ -23113,7 +23113,7 @@
         <w:rPr>
           <w:lang w:val="en_US" w:bidi="en_US"/>
         </w:rPr>
-        <w:t>אַנְשֵׁ֖י בֹּֽגְד֑וֹת</w:t>
+        <w:t>אַנְשֵׁ֖י בֹּֽגְד֑וֹת</w:t>
       </w:r>
     </w:p>
     <w:p>
@@ -23236,7 +23236,7 @@
         <w:rPr>
           <w:lang w:val="en_US" w:bidi="en_US"/>
         </w:rPr>
-        <w:t>אַנְשֵׁ֖י בֹּֽגְד֑וֹת</w:t>
+        <w:t>אַנְשֵׁ֖י בֹּֽגְד֑וֹת</w:t>
       </w:r>
     </w:p>
     <w:p>
@@ -23359,7 +23359,7 @@
         <w:rPr>
           <w:lang w:val="en_US" w:bidi="en_US"/>
         </w:rPr>
-        <w:t>חִלְּלוּ־קֹ֔דֶשׁ</w:t>
+        <w:t>חִלְּלוּ־קֹ֔דֶשׁ</w:t>
       </w:r>
     </w:p>
     <w:p>
@@ -23482,7 +23482,7 @@
         <w:rPr>
           <w:lang w:val="en_US" w:bidi="en_US"/>
         </w:rPr>
-        <w:t>לֹ֥א יַעֲשֶׂ֖ה עַוְלָ֑ה</w:t>
+        <w:t>לֹ֥א יַעֲשֶׂ֖ה עַוְלָ֑ה</w:t>
       </w:r>
     </w:p>
     <w:p>
@@ -23605,7 +23605,7 @@
         <w:rPr>
           <w:lang w:val="en_US" w:bidi="en_US"/>
         </w:rPr>
-        <w:t>בַּ⁠בֹּ֨קֶר בַּ⁠בֹּ֜קֶר מִשְׁפָּט֨⁠וֹ יִתֵּ֤ן לָ⁠אוֹר֙ לֹ֣א נֶעְדָּ֔ר</w:t>
+        <w:t>בַּ⁠בֹּ֨קֶר בַּ⁠בֹּ֜קֶר מִשְׁפָּט֨⁠וֹ יִתֵּ֤ן לָ⁠אוֹר֙ לֹ֣א נֶעְדָּ֔ר</w:t>
       </w:r>
     </w:p>
     <w:p>
@@ -23741,7 +23741,7 @@
         <w:rPr>
           <w:lang w:val="en_US" w:bidi="en_US"/>
         </w:rPr>
-        <w:t>בַּ⁠בֹּ֨קֶר בַּ⁠בֹּ֜קֶר</w:t>
+        <w:t>בַּ⁠בֹּ֨קֶר בַּ⁠בֹּ֜קֶר</w:t>
       </w:r>
     </w:p>
     <w:p>
@@ -23851,7 +23851,7 @@
         <w:rPr>
           <w:lang w:val="en_US" w:bidi="en_US"/>
         </w:rPr>
-        <w:t>בַּ⁠בֹּ֨קֶר בַּ⁠בֹּ֜קֶר</w:t>
+        <w:t>בַּ⁠בֹּ֨קֶר בַּ⁠בֹּ֜קֶר</w:t>
       </w:r>
     </w:p>
     <w:p>
@@ -23961,7 +23961,7 @@
         <w:rPr>
           <w:lang w:val="en_US" w:bidi="en_US"/>
         </w:rPr>
-        <w:t>מִשְׁפָּט֨⁠וֹ יִתֵּ֤ן</w:t>
+        <w:t>מִשְׁפָּט֨⁠וֹ יִתֵּ֤ן</w:t>
       </w:r>
     </w:p>
     <w:p>
@@ -24071,7 +24071,7 @@
         <w:rPr>
           <w:lang w:val="en_US" w:bidi="en_US"/>
         </w:rPr>
-        <w:t>לֹ֣א נֶעְדָּ֔ר</w:t>
+        <w:t>לֹ֣א נֶעְדָּ֔ר</w:t>
       </w:r>
     </w:p>
     <w:p>
@@ -24168,7 +24168,7 @@
         <w:rPr>
           <w:lang w:val="en_US" w:bidi="en_US"/>
         </w:rPr>
-        <w:t>לֹ֣א נֶעְדָּ֔ר</w:t>
+        <w:t>לֹ֣א נֶעְדָּ֔ר</w:t>
       </w:r>
     </w:p>
     <w:p>
@@ -24291,7 +24291,7 @@
         <w:rPr>
           <w:lang w:val="en_US" w:bidi="en_US"/>
         </w:rPr>
-        <w:t>וְ⁠לֹֽא־יוֹדֵ֥עַ עַוָּ֖ל בֹּֽשֶׁת</w:t>
+        <w:t>וְ⁠לֹֽא־יוֹדֵ֥עַ עַוָּ֖ל בֹּֽשֶׁת</w:t>
       </w:r>
     </w:p>
     <w:p>
@@ -24401,7 +24401,7 @@
         <w:rPr>
           <w:lang w:val="en_US" w:bidi="en_US"/>
         </w:rPr>
-        <w:t>וְ⁠לֹֽא־יוֹדֵ֥עַ עַוָּ֖ל בֹּֽשֶׁת</w:t>
+        <w:t>וְ⁠לֹֽא־יוֹדֵ֥עַ עַוָּ֖ל בֹּֽשֶׁת</w:t>
       </w:r>
     </w:p>
     <w:p>
@@ -24511,7 +24511,7 @@
         <w:rPr>
           <w:lang w:val="en_US" w:bidi="en_US"/>
         </w:rPr>
-        <w:t>הִכְרַ֣תִּי גוֹיִ֗ם נָשַׁ֨מּוּ֙ פִּנּוֹתָ֔⁠ם הֶחֱרַ֥בְתִּי חֽוּצוֹתָ֖⁠ם</w:t>
+        <w:t>הִכְרַ֣תִּי גוֹיִ֗ם נָשַׁ֨מּוּ֙ פִּנּוֹתָ֔⁠ם הֶחֱרַ֥בְתִּי חֽוּצוֹתָ֖⁠ם</w:t>
       </w:r>
     </w:p>
     <w:p>
@@ -24608,7 +24608,7 @@
         <w:rPr>
           <w:lang w:val="en_US" w:bidi="en_US"/>
         </w:rPr>
-        <w:t>הִכְרַ֣תִּי גוֹיִ֗ם נָשַׁ֨מּוּ֙ פִּנּוֹתָ֔⁠ם הֶחֱרַ֥בְתִּי חֽוּצוֹתָ֖⁠ם</w:t>
+        <w:t>הִכְרַ֣תִּי גוֹיִ֗ם נָשַׁ֨מּוּ֙ פִּנּוֹתָ֔⁠ם הֶחֱרַ֥בְתִּי חֽוּצוֹתָ֖⁠ם</w:t>
       </w:r>
     </w:p>
     <w:p>
@@ -24705,7 +24705,7 @@
         <w:rPr>
           <w:lang w:val="en_US" w:bidi="en_US"/>
         </w:rPr>
-        <w:t>הִכְרַ֣תִּי</w:t>
+        <w:t>הִכְרַ֣תִּי</w:t>
       </w:r>
     </w:p>
     <w:p>
@@ -24820,7 +24820,7 @@
         <w:rPr>
           <w:lang w:val="en_US" w:bidi="en_US"/>
         </w:rPr>
-        <w:t>נָשַׁ֨מּוּ֙ פִּנּוֹתָ֔⁠ם</w:t>
+        <w:t>נָשַׁ֨מּוּ֙ פִּנּוֹתָ֔⁠ם</w:t>
       </w:r>
     </w:p>
     <w:p>
@@ -24917,7 +24917,7 @@
         <w:rPr>
           <w:lang w:val="en_US" w:bidi="en_US"/>
         </w:rPr>
-        <w:t>פִּנּוֹתָ֔⁠ם</w:t>
+        <w:t>פִּנּוֹתָ֔⁠ם</w:t>
       </w:r>
     </w:p>
     <w:p>
@@ -25142,7 +25142,7 @@
         <w:rPr>
           <w:lang w:val="en_US" w:bidi="en_US"/>
         </w:rPr>
-        <w:t>מִ⁠בְּלִי־אִ֖ישׁ מֵ⁠אֵ֥ין יוֹשֵֽׁב</w:t>
+        <w:t>מִ⁠בְּלִי־אִ֖ישׁ מֵ⁠אֵ֥ין יוֹשֵֽׁב</w:t>
       </w:r>
     </w:p>
     <w:p>
@@ -25239,7 +25239,7 @@
         <w:rPr>
           <w:lang w:val="en_US" w:bidi="en_US"/>
         </w:rPr>
-        <w:t>אָמַ֜רְתִּי אַךְ־תִּירְאִ֤י אוֹתִ⁠י֙ תִּקְחִ֣י מוּסָ֔ר וְ⁠לֹֽא־יִכָּרֵ֣ת מְעוֹנָ֔⁠הּ כֹּ֥ל אֲשֶׁר־פָּקַ֖דְתִּי עָלֶ֑י⁠הָ</w:t>
+        <w:t>אָמַ֜רְתִּי אַךְ־תִּירְאִ֤י אוֹתִ⁠י֙ תִּקְחִ֣י מוּסָ֔ר וְ⁠לֹֽא־יִכָּרֵ֣ת מְעוֹנָ֔⁠הּ כֹּ֥ל אֲשֶׁר־פָּקַ֖דְתִּי עָלֶ֑י⁠הָ</w:t>
       </w:r>
     </w:p>
     <w:p>
@@ -25336,7 +25336,7 @@
         <w:rPr>
           <w:lang w:val="en_US" w:bidi="en_US"/>
         </w:rPr>
-        <w:t>אָמַ֜רְתִּי אַךְ־תִּירְאִ֤י אוֹתִ⁠י֙ תִּקְחִ֣י מוּסָ֔ר וְ⁠לֹֽא־יִכָּרֵ֣ת מְעוֹנָ֔⁠הּ כֹּ֥ל אֲשֶׁר־פָּקַ֖דְתִּי עָלֶ֑י⁠הָ</w:t>
+        <w:t>אָמַ֜רְתִּי אַךְ־תִּירְאִ֤י אוֹתִ⁠י֙ תִּקְחִ֣י מוּסָ֔ר וְ⁠לֹֽא־יִכָּרֵ֣ת מְעוֹנָ֔⁠הּ כֹּ֥ל אֲשֶׁר־פָּקַ֖דְתִּי עָלֶ֑י⁠הָ</w:t>
       </w:r>
     </w:p>
     <w:p>
@@ -25433,7 +25433,7 @@
         <w:rPr>
           <w:lang w:val="en_US" w:bidi="en_US"/>
         </w:rPr>
-        <w:t>אָמַ֜רְתִּי אַךְ־תִּירְאִ֤י אוֹתִ⁠י֙ תִּקְחִ֣י מוּסָ֔ר וְ⁠לֹֽא־יִכָּרֵ֣ת מְעוֹנָ֔⁠הּ כֹּ֥ל אֲשֶׁר־פָּקַ֖דְתִּי עָלֶ֑י⁠הָ</w:t>
+        <w:t>אָמַ֜רְתִּי אַךְ־תִּירְאִ֤י אוֹתִ⁠י֙ תִּקְחִ֣י מוּסָ֔ר וְ⁠לֹֽא־יִכָּרֵ֣ת מְעוֹנָ֔⁠הּ כֹּ֥ל אֲשֶׁר־פָּקַ֖דְתִּי עָלֶ֑י⁠הָ</w:t>
       </w:r>
     </w:p>
     <w:p>
@@ -25574,7 +25574,7 @@
         <w:rPr>
           <w:lang w:val="en_US" w:bidi="en_US"/>
         </w:rPr>
-        <w:t>כֹּ֥ל אֲשֶׁר־פָּקַ֖דְתִּי עָלֶ֑י⁠הָ</w:t>
+        <w:t>כֹּ֥ל אֲשֶׁר־פָּקַ֖דְתִּי עָלֶ֑י⁠הָ</w:t>
       </w:r>
     </w:p>
     <w:p>
@@ -25689,7 +25689,7 @@
         <w:rPr>
           <w:lang w:val="en_US" w:bidi="en_US"/>
         </w:rPr>
-        <w:t>הִשְׁכִּ֣ימוּ הִשְׁחִ֔יתוּ כֹּ֖ל עֲלִילוֹתָֽ⁠ם</w:t>
+        <w:t>הִשְׁכִּ֣ימוּ הִשְׁחִ֔יתוּ כֹּ֖ל עֲלִילוֹתָֽ⁠ם</w:t>
       </w:r>
     </w:p>
     <w:p>
@@ -25799,7 +25799,7 @@
         <w:rPr>
           <w:lang w:val="en_US" w:bidi="en_US"/>
         </w:rPr>
-        <w:t>הִשְׁכִּ֣ימוּ הִשְׁחִ֔יתוּ כֹּ֖ל עֲלִילוֹתָֽ⁠ם</w:t>
+        <w:t>הִשְׁכִּ֣ימוּ הִשְׁחִ֔יתוּ כֹּ֖ל עֲלִילוֹתָֽ⁠ם</w:t>
       </w:r>
     </w:p>
     <w:p>
@@ -26592,7 +26592,7 @@
         <w:rPr>
           <w:lang w:val="en_US" w:bidi="en_US"/>
         </w:rPr>
-        <w:t>לִ⁠שְׁפֹּ֨ךְ עֲלֵי⁠הֶ֤ם זַעְמִ⁠י֙</w:t>
+        <w:t>לִ⁠שְׁפֹּ֨ךְ עֲלֵי⁠הֶ֤ם זַעְמִ⁠י֙</w:t>
       </w:r>
     </w:p>
     <w:p>
@@ -26715,7 +26715,7 @@
         <w:rPr>
           <w:lang w:val="en_US" w:bidi="en_US"/>
         </w:rPr>
-        <w:t>כֹּ֚ל חֲר֣וֹן אַפִּ֔⁠י</w:t>
+        <w:t>כֹּ֚ל חֲר֣וֹן אַפִּ֔⁠י</w:t>
       </w:r>
     </w:p>
     <w:p>
@@ -26856,7 +26856,7 @@
         <w:rPr>
           <w:lang w:val="en_US" w:bidi="en_US"/>
         </w:rPr>
-        <w:t>בְּ⁠אֵ֣שׁ קִנְאָתִ֔⁠י תֵּאָכֵ֖ל כָּל־הָ⁠אָֽרֶץ</w:t>
+        <w:t>בְּ⁠אֵ֣שׁ קִנְאָתִ֔⁠י תֵּאָכֵ֖ל כָּל־הָ⁠אָֽרֶץ</w:t>
       </w:r>
     </w:p>
     <w:p>
@@ -26971,7 +26971,7 @@
         <w:rPr>
           <w:lang w:val="en_US" w:bidi="en_US"/>
         </w:rPr>
-        <w:t>כִּֽי &amp; אֶהְפֹּ֥ךְ אֶל־עַמִּ֖ים שָׂפָ֣ה בְרוּרָ֑ה לִ⁠קְרֹ֤א כֻלָּ⁠ם֙ בְּ⁠שֵׁ֣ם יְהוָ֔ה</w:t>
+        <w:t>כִּֽי &amp; אֶהְפֹּ֥ךְ אֶל־עַמִּ֖ים שָׂפָ֣ה בְרוּרָ֑ה לִ⁠קְרֹ֤א כֻלָּ⁠ם֙ בְּ⁠שֵׁ֣ם יְהוָ֔ה</w:t>
       </w:r>
     </w:p>
     <w:p>
@@ -27099,7 +27099,7 @@
         <w:rPr>
           <w:lang w:val="en_US" w:bidi="en_US"/>
         </w:rPr>
-        <w:t>כִּֽי &amp; אֶהְפֹּ֥ךְ אֶל־עַמִּ֖ים שָׂפָ֣ה בְרוּרָ֑ה</w:t>
+        <w:t>כִּֽי &amp; אֶהְפֹּ֥ךְ אֶל־עַמִּ֖ים שָׂפָ֣ה בְרוּרָ֑ה</w:t>
       </w:r>
     </w:p>
     <w:p>
@@ -27222,7 +27222,7 @@
         <w:rPr>
           <w:lang w:val="en_US" w:bidi="en_US"/>
         </w:rPr>
-        <w:t>לִ⁠קְרֹ֤א כֻלָּ⁠ם֙ בְּ⁠שֵׁ֣ם יְהוָ֔ה</w:t>
+        <w:t>לִ⁠קְרֹ֤א כֻלָּ⁠ם֙ בְּ⁠שֵׁ֣ם יְהוָ֔ה</w:t>
       </w:r>
     </w:p>
     <w:p>
@@ -27332,7 +27332,7 @@
         <w:rPr>
           <w:lang w:val="en_US" w:bidi="en_US"/>
         </w:rPr>
-        <w:t>בְּ⁠שֵׁ֣ם יְהוָ֔ה לְ⁠עָבְד֖⁠וֹ</w:t>
+        <w:t>בְּ⁠שֵׁ֣ם יְהוָ֔ה לְ⁠עָבְד֖⁠וֹ</w:t>
       </w:r>
     </w:p>
     <w:p>
@@ -27429,7 +27429,7 @@
         <w:rPr>
           <w:lang w:val="en_US" w:bidi="en_US"/>
         </w:rPr>
-        <w:t>שְׁכֶ֥ם אֶחָֽד</w:t>
+        <w:t>שְׁכֶ֥ם אֶחָֽד</w:t>
       </w:r>
     </w:p>
     <w:p>
@@ -27636,7 +27636,7 @@
         <w:rPr>
           <w:lang w:val="en_US" w:bidi="en_US"/>
         </w:rPr>
-        <w:t>בַּת־פוּצַ֔⁠י</w:t>
+        <w:t>בַּת־פוּצַ֔⁠י</w:t>
       </w:r>
     </w:p>
     <w:p>
@@ -27759,7 +27759,7 @@
         <w:rPr>
           <w:lang w:val="en_US" w:bidi="en_US"/>
         </w:rPr>
-        <w:t>בַּת־פוּצַ֔⁠י</w:t>
+        <w:t>בַּת־פוּצַ֔⁠י</w:t>
       </w:r>
     </w:p>
     <w:p>
@@ -27979,7 +27979,7 @@
         <w:rPr>
           <w:lang w:val="en_US" w:bidi="en_US"/>
         </w:rPr>
-        <w:t>לֹ֤א תֵב֨וֹשִׁי֙ &amp; עֲלִילֹתַ֔יִ⁠ךְ</w:t>
+        <w:t>לֹ֤א תֵב֨וֹשִׁי֙ &amp; עֲלִילֹתַ֔יִ⁠ךְ</w:t>
       </w:r>
     </w:p>
     <w:p>
@@ -28133,7 +28133,7 @@
         <w:rPr>
           <w:lang w:val="en_US" w:bidi="en_US"/>
         </w:rPr>
-        <w:t>עַלִּיזֵי֙ גַּאֲוָתֵ֔⁠ךְ</w:t>
+        <w:t>עַלִּיזֵי֙ גַּאֲוָתֵ֔⁠ךְ</w:t>
       </w:r>
     </w:p>
     <w:p>
@@ -28243,7 +28243,7 @@
         <w:rPr>
           <w:lang w:val="en_US" w:bidi="en_US"/>
         </w:rPr>
-        <w:t>בְ⁠קִרְבֵּ֔⁠ךְ</w:t>
+        <w:t>בְ⁠קִרְבֵּ֔⁠ךְ</w:t>
       </w:r>
     </w:p>
     <w:p>
@@ -28463,7 +28463,7 @@
         <w:rPr>
           <w:lang w:val="en_US" w:bidi="en_US"/>
         </w:rPr>
-        <w:t>וְ⁠חָס֖וּ בְּ⁠שֵׁ֥ם יְהוָֽה</w:t>
+        <w:t>וְ⁠חָס֖וּ בְּ⁠שֵׁ֥ם יְהוָֽה</w:t>
       </w:r>
     </w:p>
     <w:p>
@@ -28560,7 +28560,7 @@
         <w:rPr>
           <w:lang w:val="en_US" w:bidi="en_US"/>
         </w:rPr>
-        <w:t>וְ⁠חָס֖וּ בְּ⁠שֵׁ֥ם יְהוָֽה</w:t>
+        <w:t>וְ⁠חָס֖וּ בְּ⁠שֵׁ֥ם יְהוָֽה</w:t>
       </w:r>
     </w:p>
     <w:p>
@@ -28670,7 +28670,7 @@
         <w:rPr>
           <w:lang w:val="en_US" w:bidi="en_US"/>
         </w:rPr>
-        <w:t>וְ⁠לֹא־יְדַבְּר֣וּ כָזָ֔ב וְ⁠לֹֽא־יִמָּצֵ֥א בְּ⁠פִי⁠הֶ֖ם לְשׁ֣וֹן תַּרְמִ֑ית</w:t>
+        <w:t>וְ⁠לֹא־יְדַבְּר֣וּ כָזָ֔ב וְ⁠לֹֽא־יִמָּצֵ֥א בְּ⁠פִי⁠הֶ֖ם לְשׁ֣וֹן תַּרְמִ֑ית</w:t>
       </w:r>
     </w:p>
     <w:p>
@@ -28767,7 +28767,7 @@
         <w:rPr>
           <w:lang w:val="en_US" w:bidi="en_US"/>
         </w:rPr>
-        <w:t>וְ⁠לֹא־יְדַבְּר֣וּ כָזָ֔ב וְ⁠לֹֽא־יִמָּצֵ֥א בְּ⁠פִי⁠הֶ֖ם לְשׁ֣וֹן תַּרְמִ֑ית</w:t>
+        <w:t>וְ⁠לֹא־יְדַבְּר֣וּ כָזָ֔ב וְ⁠לֹֽא־יִמָּצֵ֥א בְּ⁠פִי⁠הֶ֖ם לְשׁ֣וֹן תַּרְמִ֑ית</w:t>
       </w:r>
     </w:p>
     <w:p>
@@ -28877,7 +28877,7 @@
         <w:rPr>
           <w:lang w:val="en_US" w:bidi="en_US"/>
         </w:rPr>
-        <w:t>וְ⁠לֹֽא־יִמָּצֵ֥א בְּ⁠פִי⁠הֶ֖ם לְשׁ֣וֹן תַּרְמִ֑ית</w:t>
+        <w:t>וְ⁠לֹֽא־יִמָּצֵ֥א בְּ⁠פִי⁠הֶ֖ם לְשׁ֣וֹן תַּרְמִ֑ית</w:t>
       </w:r>
     </w:p>
     <w:p>
@@ -28974,7 +28974,7 @@
         <w:rPr>
           <w:lang w:val="en_US" w:bidi="en_US"/>
         </w:rPr>
-        <w:t>וְ⁠לֹֽא־יִמָּצֵ֥א בְּ⁠פִי⁠הֶ֖ם לְשׁ֣וֹן תַּרְמִ֑ית</w:t>
+        <w:t>וְ⁠לֹֽא־יִמָּצֵ֥א בְּ⁠פִי⁠הֶ֖ם לְשׁ֣וֹן תַּרְמִ֑ית</w:t>
       </w:r>
     </w:p>
     <w:p>
@@ -29084,7 +29084,7 @@
         <w:rPr>
           <w:lang w:val="en_US" w:bidi="en_US"/>
         </w:rPr>
-        <w:t>וְ⁠לֹֽא־יִמָּצֵ֥א בְּ⁠פִי⁠הֶ֖ם לְשׁ֣וֹן תַּרְמִ֑ית</w:t>
+        <w:t>וְ⁠לֹֽא־יִמָּצֵ֥א בְּ⁠פִי⁠הֶ֖ם לְשׁ֣וֹן תַּרְמִ֑ית</w:t>
       </w:r>
     </w:p>
     <w:p>
@@ -29207,7 +29207,7 @@
         <w:rPr>
           <w:lang w:val="en_US" w:bidi="en_US"/>
         </w:rPr>
-        <w:t>כִּֽי־הֵ֛מָּה יִרְע֥וּ וְ⁠רָבְצ֖וּ וְ⁠אֵ֥ין מַחֲרִֽיד</w:t>
+        <w:t>כִּֽי־הֵ֛מָּה יִרְע֥וּ וְ⁠רָבְצ֖וּ וְ⁠אֵ֥ין מַחֲרִֽיד</w:t>
       </w:r>
     </w:p>
     <w:p>
@@ -29304,7 +29304,7 @@
         <w:rPr>
           <w:lang w:val="en_US" w:bidi="en_US"/>
         </w:rPr>
-        <w:t>כִּֽי־הֵ֛מָּה יִרְע֥וּ וְ⁠רָבְצ֖וּ וְ⁠אֵ֥ין מַחֲרִֽיד</w:t>
+        <w:t>כִּֽי־הֵ֛מָּה יִרְע֥וּ וְ⁠רָבְצ֖וּ וְ⁠אֵ֥ין מַחֲרִֽיד</w:t>
       </w:r>
     </w:p>
     <w:p>
@@ -29427,7 +29427,7 @@
         <w:rPr>
           <w:lang w:val="en_US" w:bidi="en_US"/>
         </w:rPr>
-        <w:t>רָנִּי֙ &amp; הָרִ֖יעוּ &amp; שִׂמְחִ֤י וְ⁠עָלְזִי֙</w:t>
+        <w:t>רָנִּי֙ &amp; הָרִ֖יעוּ &amp; שִׂמְחִ֤י וְ⁠עָלְזִי֙</w:t>
       </w:r>
     </w:p>
     <w:p>
@@ -29602,7 +29602,7 @@
         <w:rPr>
           <w:lang w:val="en_US" w:bidi="en_US"/>
         </w:rPr>
-        <w:t>בַּת־צִיּ֔וֹן</w:t>
+        <w:t>בַּת־צִיּ֔וֹן</w:t>
       </w:r>
     </w:p>
     <w:p>
@@ -29730,7 +29730,7 @@
         <w:rPr>
           <w:lang w:val="en_US" w:bidi="en_US"/>
         </w:rPr>
-        <w:t>בַּת־צִיּ֔וֹן</w:t>
+        <w:t>בַּת־צִיּ֔וֹן</w:t>
       </w:r>
     </w:p>
     <w:p>
@@ -29840,7 +29840,7 @@
         <w:rPr>
           <w:lang w:val="en_US" w:bidi="en_US"/>
         </w:rPr>
-        <w:t>יִשְׂרָאֵ֑ל</w:t>
+        <w:t>יִשְׂרָאֵ֑ל</w:t>
       </w:r>
     </w:p>
     <w:p>
@@ -29950,7 +29950,7 @@
         <w:rPr>
           <w:lang w:val="en_US" w:bidi="en_US"/>
         </w:rPr>
-        <w:t>שִׂמְחִ֤י וְ⁠עָלְזִי֙</w:t>
+        <w:t>שִׂמְחִ֤י וְ⁠עָלְזִי֙</w:t>
       </w:r>
     </w:p>
     <w:p>
@@ -30073,7 +30073,7 @@
         <w:rPr>
           <w:lang w:val="en_US" w:bidi="en_US"/>
         </w:rPr>
-        <w:t>בְּ⁠כָל־לֵ֔ב</w:t>
+        <w:t>בְּ⁠כָל־לֵ֔ב</w:t>
       </w:r>
     </w:p>
     <w:p>
@@ -30183,7 +30183,7 @@
         <w:rPr>
           <w:lang w:val="en_US" w:bidi="en_US"/>
         </w:rPr>
-        <w:t>בַּ֖ת יְרוּשָׁלִָֽם</w:t>
+        <w:t>בַּ֖ת יְרוּשָׁלִָֽם</w:t>
       </w:r>
     </w:p>
     <w:p>
@@ -30293,7 +30293,7 @@
         <w:rPr>
           <w:lang w:val="en_US" w:bidi="en_US"/>
         </w:rPr>
-        <w:t>מִשְׁפָּטַ֔יִ⁠ךְ &amp; לֹא־תִֽירְאִ֥י</w:t>
+        <w:t>מִשְׁפָּטַ֔יִ⁠ךְ &amp; לֹא־תִֽירְאִ֥י</w:t>
       </w:r>
     </w:p>
     <w:p>
@@ -30390,7 +30390,7 @@
         <w:rPr>
           <w:lang w:val="en_US" w:bidi="en_US"/>
         </w:rPr>
-        <w:t>מִשְׁפָּטַ֔יִ⁠ךְ</w:t>
+        <w:t>מִשְׁפָּטַ֔יִ⁠ךְ</w:t>
       </w:r>
     </w:p>
     <w:p>
@@ -30513,7 +30513,7 @@
         <w:rPr>
           <w:lang w:val="en_US" w:bidi="en_US"/>
         </w:rPr>
-        <w:t>מֶ֣לֶךְ יִשְׂרָאֵ֤ל</w:t>
+        <w:t>מֶ֣לֶךְ יִשְׂרָאֵ֤ל</w:t>
       </w:r>
     </w:p>
     <w:p>
@@ -30649,7 +30649,7 @@
         <w:rPr>
           <w:lang w:val="en_US" w:bidi="en_US"/>
         </w:rPr>
-        <w:t>בַּ⁠יּ֣וֹם הַ⁠ה֔וּא</w:t>
+        <w:t>בַּ⁠יּ֣וֹם הַ⁠ה֔וּא</w:t>
       </w:r>
     </w:p>
     <w:p>
@@ -30856,7 +30856,7 @@
         <w:rPr>
           <w:lang w:val="en_US" w:bidi="en_US"/>
         </w:rPr>
-        <w:t>לִירֽוּשָׁלִַ֖ם אַל־תִּירָ֑אִי צִיּ֖וֹן אַל־יִרְפּ֥וּ יָדָֽיִ⁠ךְ</w:t>
+        <w:t>לִירֽוּשָׁלִַ֖ם אַל־תִּירָ֑אִי צִיּ֖וֹן אַל־יִרְפּ֥וּ יָדָֽיִ⁠ךְ</w:t>
       </w:r>
     </w:p>
     <w:p>
@@ -31005,7 +31005,7 @@
         <w:rPr>
           <w:lang w:val="en_US" w:bidi="en_US"/>
         </w:rPr>
-        <w:t>אַל־תִּירָ֑אִי צִיּ֖וֹן אַל־יִרְפּ֥וּ יָדָֽיִ⁠ךְ</w:t>
+        <w:t>אַל־תִּירָ֑אִי צִיּ֖וֹן אַל־יִרְפּ֥וּ יָדָֽיִ⁠ךְ</w:t>
       </w:r>
     </w:p>
     <w:p>
@@ -31115,7 +31115,7 @@
         <w:rPr>
           <w:lang w:val="en_US" w:bidi="en_US"/>
         </w:rPr>
-        <w:t>יַחֲרִישׁ֙ בְּ⁠אַ֣הֲבָת֔⁠וֹ</w:t>
+        <w:t>יַחֲרִישׁ֙ בְּ⁠אַ֣הֲבָת֔⁠וֹ</w:t>
       </w:r>
     </w:p>
     <w:p>
@@ -31251,7 +31251,7 @@
         <w:rPr>
           <w:lang w:val="en_US" w:bidi="en_US"/>
         </w:rPr>
-        <w:t>נוּגֵ֧י מִ⁠מּוֹעֵ֛ד אָסַ֖פְתִּי מִמֵּ֣⁠ךְ הָי֑וּ מַשְׂאֵ֥ת עָלֶ֖י⁠הָ חֶרְפָּֽה</w:t>
+        <w:t>נוּגֵ֧י מִ⁠מּוֹעֵ֛ד אָסַ֖פְתִּי מִמֵּ֣⁠ךְ הָי֑וּ מַשְׂאֵ֥ת עָלֶ֖י⁠הָ חֶרְפָּֽה</w:t>
       </w:r>
     </w:p>
     <w:p>
@@ -31348,7 +31348,7 @@
         <w:rPr>
           <w:lang w:val="en_US" w:bidi="en_US"/>
         </w:rPr>
-        <w:t>נוּגֵ֧י מִ⁠מּוֹעֵ֛ד אָסַ֖פְתִּי מִמֵּ֣⁠ךְ הָי֑וּ</w:t>
+        <w:t>נוּגֵ֧י מִ⁠מּוֹעֵ֛ד אָסַ֖פְתִּי מִמֵּ֣⁠ךְ הָי֑וּ</w:t>
       </w:r>
     </w:p>
     <w:p>
@@ -31484,7 +31484,7 @@
         <w:rPr>
           <w:lang w:val="en_US" w:bidi="en_US"/>
         </w:rPr>
-        <w:t>אָסַ֖פְתִּי</w:t>
+        <w:t>אָסַ֖פְתִּי</w:t>
       </w:r>
     </w:p>
     <w:p>
@@ -31581,7 +31581,7 @@
         <w:rPr>
           <w:lang w:val="en_US" w:bidi="en_US"/>
         </w:rPr>
-        <w:t>מַשְׂאֵ֥ת עָלֶ֖י⁠הָ חֶרְפָּֽה</w:t>
+        <w:t>מַשְׂאֵ֥ת עָלֶ֖י⁠הָ חֶרְפָּֽה</w:t>
       </w:r>
     </w:p>
     <w:p>
@@ -31704,7 +31704,7 @@
         <w:rPr>
           <w:lang w:val="en_US" w:bidi="en_US"/>
         </w:rPr>
-        <w:t>וְ⁠הוֹשַׁעְתִּ֣י אֶת־הַ⁠צֹּלֵעָ֗ה וְ⁠הַ⁠נִּדָּחָה֙ אֲקַבֵּ֔ץ</w:t>
+        <w:t>וְ⁠הוֹשַׁעְתִּ֣י אֶת־הַ⁠צֹּלֵעָ֗ה וְ⁠הַ⁠נִּדָּחָה֙ אֲקַבֵּ֔ץ</w:t>
       </w:r>
     </w:p>
     <w:p>
@@ -31853,7 +31853,7 @@
         <w:rPr>
           <w:lang w:val="en_US" w:bidi="en_US"/>
         </w:rPr>
-        <w:t>אֶת־הַ⁠צֹּלֵעָ֗ה</w:t>
+        <w:t>אֶת־הַ⁠צֹּלֵעָ֗ה</w:t>
       </w:r>
     </w:p>
     <w:p>
@@ -31963,7 +31963,7 @@
         <w:rPr>
           <w:lang w:val="en_US" w:bidi="en_US"/>
         </w:rPr>
-        <w:t>וְ⁠הַ⁠נִּדָּחָה֙</w:t>
+        <w:t>וְ⁠הַ⁠נִּדָּחָה֙</w:t>
       </w:r>
     </w:p>
     <w:p>
@@ -32060,7 +32060,7 @@
         <w:rPr>
           <w:lang w:val="en_US" w:bidi="en_US"/>
         </w:rPr>
-        <w:t>וְ⁠שַׂמְתִּי⁠ם֙ לִ⁠תְהִלָּ֣ה וּ⁠לְ⁠שֵׁ֔ם בְּ⁠כָל־הָ⁠אָ֖רֶץ בָּשְׁתָּֽ⁠ם</w:t>
+        <w:t>וְ⁠שַׂמְתִּי⁠ם֙ לִ⁠תְהִלָּ֣ה וּ⁠לְ⁠שֵׁ֔ם בְּ⁠כָל־הָ⁠אָ֖רֶץ בָּשְׁתָּֽ⁠ם</w:t>
       </w:r>
     </w:p>
     <w:p>
@@ -32157,7 +32157,7 @@
         <w:rPr>
           <w:lang w:val="en_US" w:bidi="en_US"/>
         </w:rPr>
-        <w:t>וְ⁠שַׂמְתִּי⁠ם֙ לִ⁠תְהִלָּ֣ה</w:t>
+        <w:t>וְ⁠שַׂמְתִּי⁠ם֙ לִ⁠תְהִלָּ֣ה</w:t>
       </w:r>
     </w:p>
     <w:p>
@@ -32280,7 +32280,7 @@
         <w:rPr>
           <w:lang w:val="en_US" w:bidi="en_US"/>
         </w:rPr>
-        <w:t>וּ⁠לְ⁠שֵׁ֔ם בְּ⁠כָל־הָ⁠אָ֖רֶץ בָּשְׁתָּֽ⁠ם</w:t>
+        <w:t>וּ⁠לְ⁠שֵׁ֔ם בְּ⁠כָל־הָ⁠אָ֖רֶץ בָּשְׁתָּֽ⁠ם</w:t>
       </w:r>
     </w:p>
     <w:p>
@@ -32513,7 +32513,7 @@
         <w:rPr>
           <w:lang w:val="en_US" w:bidi="en_US"/>
         </w:rPr>
-        <w:t>אֶתֵּ֨ן אֶתְ⁠כֶ֜ם לְ⁠שֵׁ֣ם וְ⁠לִ⁠תְהִלָּ֗ה בְּ⁠כֹל֙ עַמֵּ֣י הָ⁠אָ֔רֶץ</w:t>
+        <w:t>אֶתֵּ֨ן אֶתְ⁠כֶ֜ם לְ⁠שֵׁ֣ם וְ⁠לִ⁠תְהִלָּ֗ה בְּ⁠כֹל֙ עַמֵּ֣י הָ⁠אָ֔רֶץ</w:t>
       </w:r>
     </w:p>
     <w:p>
@@ -32623,7 +32623,7 @@
         <w:rPr>
           <w:lang w:val="en_US" w:bidi="en_US"/>
         </w:rPr>
-        <w:t>בְּ⁠שׁוּבִ֧⁠י אֶת־שְׁבוּתֵי⁠כֶ֛ם לְ⁠עֵינֵי⁠כֶ֖ם</w:t>
+        <w:t>בְּ⁠שׁוּבִ֧⁠י אֶת־שְׁבוּתֵי⁠כֶ֛ם לְ⁠עֵינֵי⁠כֶ֖ם</w:t>
       </w:r>
     </w:p>
     <w:p>
